--- a/ReportsAndDocuments/ManeeshaE_FinalReport.docx
+++ b/ReportsAndDocuments/ManeeshaE_FinalReport.docx
@@ -39,7 +39,15 @@
     </w:p>
     <w:p>
       <w:r>
-        <w:t>With increasing interest in digital transformation, there is a clear opportunity to develop a lightweight web-based platform that supports farmers and vendors through structured workflows, shared information, and decision-support features. Many currently available systems are either too enterprise-focused, too expensive, or not designed for the needs of small and medium-scale agricultural stakeholders. This project addresses that gap by designing and implementing FarmVendor, a role-based digital platform that supports farmer–vendor coordination, demand forecasting, vendor recommendation, and real-time messaging.</w:t>
+        <w:t xml:space="preserve">With increasing interest in digital transformation, there is a clear opportunity to develop a lightweight web-based platform that supports farmers and vendors through structured workflows, shared information, and decision-support features. Many currently available systems are either too enterprise-focused, too expensive, or not designed for the needs of small and medium-scale agricultural stakeholders. This project addresses that gap by designing and implementing </w:t>
+      </w:r>
+      <w:proofErr w:type="spellStart"/>
+      <w:r>
+        <w:t>FarmVendor</w:t>
+      </w:r>
+      <w:proofErr w:type="spellEnd"/>
+      <w:r>
+        <w:t>, a role-based digital platform that supports farmer–vendor coordination, demand forecasting, vendor recommendation, and real-time messaging.</w:t>
       </w:r>
     </w:p>
     <w:p>
@@ -115,6 +123,706 @@
       </w:pPr>
       <w:r>
         <w:t>communication between farmers and vendors is often informal and fragmented</w:t>
+      </w:r>
+    </w:p>
+    <w:p>
+      <w:pPr>
+        <w:spacing w:before="100" w:beforeAutospacing="1" w:after="100" w:afterAutospacing="1" w:line="240" w:lineRule="auto"/>
+        <w:outlineLvl w:val="2"/>
+        <w:rPr>
+          <w:rFonts w:ascii="Times New Roman" w:eastAsia="Times New Roman" w:hAnsi="Times New Roman" w:cs="Times New Roman"/>
+          <w:b/>
+          <w:bCs/>
+          <w:kern w:val="0"/>
+          <w:sz w:val="27"/>
+          <w:szCs w:val="27"/>
+          <w:lang w:eastAsia="en-CA"/>
+          <w14:ligatures w14:val="none"/>
+        </w:rPr>
+      </w:pPr>
+      <w:r>
+        <w:rPr>
+          <w:rFonts w:ascii="Times New Roman" w:eastAsia="Times New Roman" w:hAnsi="Times New Roman" w:cs="Times New Roman"/>
+          <w:b/>
+          <w:bCs/>
+          <w:kern w:val="0"/>
+          <w:sz w:val="27"/>
+          <w:szCs w:val="27"/>
+          <w:lang w:eastAsia="en-CA"/>
+          <w14:ligatures w14:val="none"/>
+        </w:rPr>
+        <w:t>1.3 Research Questions</w:t>
+      </w:r>
+    </w:p>
+    <w:p>
+      <w:pPr>
+        <w:spacing w:before="100" w:beforeAutospacing="1" w:after="100" w:afterAutospacing="1" w:line="240" w:lineRule="auto"/>
+        <w:rPr>
+          <w:rFonts w:eastAsia="Times New Roman" w:cs="Times New Roman"/>
+          <w:kern w:val="0"/>
+          <w:lang w:eastAsia="en-CA"/>
+          <w14:ligatures w14:val="none"/>
+        </w:rPr>
+      </w:pPr>
+      <w:r>
+        <w:rPr>
+          <w:rFonts w:eastAsia="Times New Roman" w:cs="Times New Roman"/>
+          <w:kern w:val="0"/>
+          <w:lang w:eastAsia="en-CA"/>
+          <w14:ligatures w14:val="none"/>
+        </w:rPr>
+        <w:t>This project addresses the following research questions:</w:t>
+      </w:r>
+    </w:p>
+    <w:p>
+      <w:pPr>
+        <w:numPr>
+          <w:ilvl w:val="0"/>
+          <w:numId w:val="2"/>
+        </w:numPr>
+        <w:spacing w:before="100" w:beforeAutospacing="1" w:after="100" w:afterAutospacing="1" w:line="240" w:lineRule="auto"/>
+        <w:rPr>
+          <w:rFonts w:eastAsia="Times New Roman" w:cs="Times New Roman"/>
+          <w:kern w:val="0"/>
+          <w:lang w:eastAsia="en-CA"/>
+          <w14:ligatures w14:val="none"/>
+        </w:rPr>
+      </w:pPr>
+      <w:r>
+        <w:rPr>
+          <w:rFonts w:eastAsia="Times New Roman" w:cs="Times New Roman"/>
+          <w:kern w:val="0"/>
+          <w:lang w:eastAsia="en-CA"/>
+          <w14:ligatures w14:val="none"/>
+        </w:rPr>
+        <w:t xml:space="preserve">How can a role-based digital platform improve coordination between farmers and vendors? </w:t>
+      </w:r>
+    </w:p>
+    <w:p>
+      <w:pPr>
+        <w:numPr>
+          <w:ilvl w:val="0"/>
+          <w:numId w:val="2"/>
+        </w:numPr>
+        <w:spacing w:before="100" w:beforeAutospacing="1" w:after="100" w:afterAutospacing="1" w:line="240" w:lineRule="auto"/>
+        <w:rPr>
+          <w:rFonts w:eastAsia="Times New Roman" w:cs="Times New Roman"/>
+          <w:kern w:val="0"/>
+          <w:lang w:eastAsia="en-CA"/>
+          <w14:ligatures w14:val="none"/>
+        </w:rPr>
+      </w:pPr>
+      <w:r>
+        <w:rPr>
+          <w:rFonts w:eastAsia="Times New Roman" w:cs="Times New Roman"/>
+          <w:kern w:val="0"/>
+          <w:lang w:eastAsia="en-CA"/>
+          <w14:ligatures w14:val="none"/>
+        </w:rPr>
+        <w:t xml:space="preserve">How can simulated and user-generated data support early-stage demand forecasting? </w:t>
+      </w:r>
+    </w:p>
+    <w:p>
+      <w:pPr>
+        <w:numPr>
+          <w:ilvl w:val="0"/>
+          <w:numId w:val="2"/>
+        </w:numPr>
+        <w:spacing w:before="100" w:beforeAutospacing="1" w:after="100" w:afterAutospacing="1" w:line="240" w:lineRule="auto"/>
+        <w:rPr>
+          <w:rFonts w:eastAsia="Times New Roman" w:cs="Times New Roman"/>
+          <w:kern w:val="0"/>
+          <w:lang w:eastAsia="en-CA"/>
+          <w14:ligatures w14:val="none"/>
+        </w:rPr>
+      </w:pPr>
+      <w:r>
+        <w:rPr>
+          <w:rFonts w:eastAsia="Times New Roman" w:cs="Times New Roman"/>
+          <w:kern w:val="0"/>
+          <w:lang w:eastAsia="en-CA"/>
+          <w14:ligatures w14:val="none"/>
+        </w:rPr>
+        <w:t xml:space="preserve">How can machine-learning-based forecasting improve dispatch planning? </w:t>
+      </w:r>
+    </w:p>
+    <w:p>
+      <w:pPr>
+        <w:numPr>
+          <w:ilvl w:val="0"/>
+          <w:numId w:val="2"/>
+        </w:numPr>
+        <w:spacing w:before="100" w:beforeAutospacing="1" w:after="100" w:afterAutospacing="1" w:line="240" w:lineRule="auto"/>
+        <w:rPr>
+          <w:rFonts w:eastAsia="Times New Roman" w:cs="Times New Roman"/>
+          <w:kern w:val="0"/>
+          <w:lang w:eastAsia="en-CA"/>
+          <w14:ligatures w14:val="none"/>
+        </w:rPr>
+      </w:pPr>
+      <w:r>
+        <w:rPr>
+          <w:rFonts w:eastAsia="Times New Roman" w:cs="Times New Roman"/>
+          <w:kern w:val="0"/>
+          <w:lang w:eastAsia="en-CA"/>
+          <w14:ligatures w14:val="none"/>
+        </w:rPr>
+        <w:lastRenderedPageBreak/>
+        <w:t xml:space="preserve">How can farmers be supported with vendor recommendations based on predicted demand and available inventory? </w:t>
+      </w:r>
+    </w:p>
+    <w:p>
+      <w:pPr>
+        <w:numPr>
+          <w:ilvl w:val="0"/>
+          <w:numId w:val="2"/>
+        </w:numPr>
+        <w:spacing w:before="100" w:beforeAutospacing="1" w:after="100" w:afterAutospacing="1" w:line="240" w:lineRule="auto"/>
+        <w:rPr>
+          <w:rFonts w:eastAsia="Times New Roman" w:cs="Times New Roman"/>
+          <w:kern w:val="0"/>
+          <w:lang w:eastAsia="en-CA"/>
+          <w14:ligatures w14:val="none"/>
+        </w:rPr>
+      </w:pPr>
+      <w:r>
+        <w:rPr>
+          <w:rFonts w:eastAsia="Times New Roman" w:cs="Times New Roman"/>
+          <w:kern w:val="0"/>
+          <w:lang w:eastAsia="en-CA"/>
+          <w14:ligatures w14:val="none"/>
+        </w:rPr>
+        <w:t xml:space="preserve">Can a real-time chat feature improve coordination and usability within the supply chain workflow? </w:t>
+      </w:r>
+    </w:p>
+    <w:p>
+      <w:pPr>
+        <w:spacing w:before="100" w:beforeAutospacing="1" w:after="100" w:afterAutospacing="1" w:line="240" w:lineRule="auto"/>
+        <w:outlineLvl w:val="2"/>
+        <w:rPr>
+          <w:rFonts w:ascii="Times New Roman" w:eastAsia="Times New Roman" w:hAnsi="Times New Roman" w:cs="Times New Roman"/>
+          <w:b/>
+          <w:bCs/>
+          <w:kern w:val="0"/>
+          <w:sz w:val="27"/>
+          <w:szCs w:val="27"/>
+          <w:lang w:eastAsia="en-CA"/>
+          <w14:ligatures w14:val="none"/>
+        </w:rPr>
+      </w:pPr>
+      <w:r>
+        <w:rPr>
+          <w:rFonts w:ascii="Times New Roman" w:eastAsia="Times New Roman" w:hAnsi="Times New Roman" w:cs="Times New Roman"/>
+          <w:b/>
+          <w:bCs/>
+          <w:kern w:val="0"/>
+          <w:sz w:val="27"/>
+          <w:szCs w:val="27"/>
+          <w:lang w:eastAsia="en-CA"/>
+          <w14:ligatures w14:val="none"/>
+        </w:rPr>
+        <w:t>1.4 Literature Overview and Research Gap</w:t>
+      </w:r>
+    </w:p>
+    <w:p>
+      <w:pPr>
+        <w:spacing w:before="100" w:beforeAutospacing="1" w:after="100" w:afterAutospacing="1" w:line="240" w:lineRule="auto"/>
+        <w:rPr>
+          <w:rFonts w:eastAsia="Times New Roman" w:cs="Times New Roman"/>
+          <w:kern w:val="0"/>
+          <w:lang w:eastAsia="en-CA"/>
+          <w14:ligatures w14:val="none"/>
+        </w:rPr>
+      </w:pPr>
+      <w:r>
+        <w:rPr>
+          <w:rFonts w:eastAsia="Times New Roman" w:cs="Times New Roman"/>
+          <w:kern w:val="0"/>
+          <w:lang w:eastAsia="en-CA"/>
+          <w14:ligatures w14:val="none"/>
+        </w:rPr>
+        <w:t xml:space="preserve">Research in agricultural supply chain management emphasizes the importance of demand forecasting, inventory visibility, delivery coordination, and communication efficiency. Existing systems such as </w:t>
+      </w:r>
+      <w:proofErr w:type="spellStart"/>
+      <w:r>
+        <w:rPr>
+          <w:rFonts w:eastAsia="Times New Roman" w:cs="Times New Roman"/>
+          <w:kern w:val="0"/>
+          <w:lang w:eastAsia="en-CA"/>
+          <w14:ligatures w14:val="none"/>
+        </w:rPr>
+        <w:t>AgriWebb</w:t>
+      </w:r>
+      <w:proofErr w:type="spellEnd"/>
+      <w:r>
+        <w:rPr>
+          <w:rFonts w:eastAsia="Times New Roman" w:cs="Times New Roman"/>
+          <w:kern w:val="0"/>
+          <w:lang w:eastAsia="en-CA"/>
+          <w14:ligatures w14:val="none"/>
+        </w:rPr>
+        <w:t xml:space="preserve">, </w:t>
+      </w:r>
+      <w:proofErr w:type="spellStart"/>
+      <w:r>
+        <w:rPr>
+          <w:rFonts w:eastAsia="Times New Roman" w:cs="Times New Roman"/>
+          <w:kern w:val="0"/>
+          <w:lang w:eastAsia="en-CA"/>
+          <w14:ligatures w14:val="none"/>
+        </w:rPr>
+        <w:t>FarmLogs</w:t>
+      </w:r>
+      <w:proofErr w:type="spellEnd"/>
+      <w:r>
+        <w:rPr>
+          <w:rFonts w:eastAsia="Times New Roman" w:cs="Times New Roman"/>
+          <w:kern w:val="0"/>
+          <w:lang w:eastAsia="en-CA"/>
+          <w14:ligatures w14:val="none"/>
+        </w:rPr>
+        <w:t xml:space="preserve">, </w:t>
+      </w:r>
+      <w:proofErr w:type="spellStart"/>
+      <w:r>
+        <w:rPr>
+          <w:rFonts w:eastAsia="Times New Roman" w:cs="Times New Roman"/>
+          <w:kern w:val="0"/>
+          <w:lang w:eastAsia="en-CA"/>
+          <w14:ligatures w14:val="none"/>
+        </w:rPr>
+        <w:t>CropIn</w:t>
+      </w:r>
+      <w:proofErr w:type="spellEnd"/>
+      <w:r>
+        <w:rPr>
+          <w:rFonts w:eastAsia="Times New Roman" w:cs="Times New Roman"/>
+          <w:kern w:val="0"/>
+          <w:lang w:eastAsia="en-CA"/>
+          <w14:ligatures w14:val="none"/>
+        </w:rPr>
+        <w:t xml:space="preserve">, and </w:t>
+      </w:r>
+      <w:proofErr w:type="spellStart"/>
+      <w:r>
+        <w:rPr>
+          <w:rFonts w:eastAsia="Times New Roman" w:cs="Times New Roman"/>
+          <w:kern w:val="0"/>
+          <w:lang w:eastAsia="en-CA"/>
+          <w14:ligatures w14:val="none"/>
+        </w:rPr>
+        <w:t>AgriDigital</w:t>
+      </w:r>
+      <w:proofErr w:type="spellEnd"/>
+      <w:r>
+        <w:rPr>
+          <w:rFonts w:eastAsia="Times New Roman" w:cs="Times New Roman"/>
+          <w:kern w:val="0"/>
+          <w:lang w:eastAsia="en-CA"/>
+          <w14:ligatures w14:val="none"/>
+        </w:rPr>
+        <w:t xml:space="preserve"> each support some aspects of agriculture operations, but several limitations remain:</w:t>
+      </w:r>
+    </w:p>
+    <w:p>
+      <w:pPr>
+        <w:numPr>
+          <w:ilvl w:val="0"/>
+          <w:numId w:val="3"/>
+        </w:numPr>
+        <w:spacing w:before="100" w:beforeAutospacing="1" w:after="100" w:afterAutospacing="1" w:line="240" w:lineRule="auto"/>
+        <w:rPr>
+          <w:rFonts w:eastAsia="Times New Roman" w:cs="Times New Roman"/>
+          <w:kern w:val="0"/>
+          <w:lang w:eastAsia="en-CA"/>
+          <w14:ligatures w14:val="none"/>
+        </w:rPr>
+      </w:pPr>
+      <w:r>
+        <w:rPr>
+          <w:rFonts w:eastAsia="Times New Roman" w:cs="Times New Roman"/>
+          <w:kern w:val="0"/>
+          <w:lang w:eastAsia="en-CA"/>
+          <w14:ligatures w14:val="none"/>
+        </w:rPr>
+        <w:t xml:space="preserve">many systems are farmer-centric and do not strongly support vendor coordination </w:t>
+      </w:r>
+    </w:p>
+    <w:p>
+      <w:pPr>
+        <w:numPr>
+          <w:ilvl w:val="0"/>
+          <w:numId w:val="3"/>
+        </w:numPr>
+        <w:spacing w:before="100" w:beforeAutospacing="1" w:after="100" w:afterAutospacing="1" w:line="240" w:lineRule="auto"/>
+        <w:rPr>
+          <w:rFonts w:eastAsia="Times New Roman" w:cs="Times New Roman"/>
+          <w:kern w:val="0"/>
+          <w:lang w:eastAsia="en-CA"/>
+          <w14:ligatures w14:val="none"/>
+        </w:rPr>
+      </w:pPr>
+      <w:r>
+        <w:rPr>
+          <w:rFonts w:eastAsia="Times New Roman" w:cs="Times New Roman"/>
+          <w:kern w:val="0"/>
+          <w:lang w:eastAsia="en-CA"/>
+          <w14:ligatures w14:val="none"/>
+        </w:rPr>
+        <w:t xml:space="preserve">many solutions target enterprise use rather than small-scale supply chains </w:t>
+      </w:r>
+    </w:p>
+    <w:p>
+      <w:pPr>
+        <w:numPr>
+          <w:ilvl w:val="0"/>
+          <w:numId w:val="3"/>
+        </w:numPr>
+        <w:spacing w:before="100" w:beforeAutospacing="1" w:after="100" w:afterAutospacing="1" w:line="240" w:lineRule="auto"/>
+        <w:rPr>
+          <w:rFonts w:eastAsia="Times New Roman" w:cs="Times New Roman"/>
+          <w:kern w:val="0"/>
+          <w:lang w:eastAsia="en-CA"/>
+          <w14:ligatures w14:val="none"/>
+        </w:rPr>
+      </w:pPr>
+      <w:r>
+        <w:rPr>
+          <w:rFonts w:eastAsia="Times New Roman" w:cs="Times New Roman"/>
+          <w:kern w:val="0"/>
+          <w:lang w:eastAsia="en-CA"/>
+          <w14:ligatures w14:val="none"/>
+        </w:rPr>
+        <w:t xml:space="preserve">many forecasting and optimization approaches assume large historical datasets </w:t>
+      </w:r>
+    </w:p>
+    <w:p>
+      <w:pPr>
+        <w:numPr>
+          <w:ilvl w:val="0"/>
+          <w:numId w:val="3"/>
+        </w:numPr>
+        <w:spacing w:before="100" w:beforeAutospacing="1" w:after="100" w:afterAutospacing="1" w:line="240" w:lineRule="auto"/>
+        <w:rPr>
+          <w:rFonts w:eastAsia="Times New Roman" w:cs="Times New Roman"/>
+          <w:kern w:val="0"/>
+          <w:lang w:eastAsia="en-CA"/>
+          <w14:ligatures w14:val="none"/>
+        </w:rPr>
+      </w:pPr>
+      <w:r>
+        <w:rPr>
+          <w:rFonts w:eastAsia="Times New Roman" w:cs="Times New Roman"/>
+          <w:kern w:val="0"/>
+          <w:lang w:eastAsia="en-CA"/>
+          <w14:ligatures w14:val="none"/>
+        </w:rPr>
+        <w:t xml:space="preserve">most systems give limited attention to human-in-the-loop decision support </w:t>
+      </w:r>
+    </w:p>
+    <w:p>
+      <w:pPr>
+        <w:spacing w:before="100" w:beforeAutospacing="1" w:after="100" w:afterAutospacing="1" w:line="240" w:lineRule="auto"/>
+        <w:rPr>
+          <w:rFonts w:eastAsia="Times New Roman" w:cs="Times New Roman"/>
+          <w:kern w:val="0"/>
+          <w:lang w:eastAsia="en-CA"/>
+          <w14:ligatures w14:val="none"/>
+        </w:rPr>
+      </w:pPr>
+      <w:r>
+        <w:rPr>
+          <w:rFonts w:eastAsia="Times New Roman" w:cs="Times New Roman"/>
+          <w:kern w:val="0"/>
+          <w:lang w:eastAsia="en-CA"/>
+          <w14:ligatures w14:val="none"/>
+        </w:rPr>
+        <w:t>A key research gap is the lack of a lightweight, role-based, web-based platform that supports incremental data collection, forecasting, recommendation, and communication for smaller agricultural stakeholders. This project addresses that gap through a practical full-stack implementation using simulated and user-generated data.</w:t>
+      </w:r>
+    </w:p>
+    <w:p>
+      <w:pPr>
+        <w:spacing w:before="100" w:beforeAutospacing="1" w:after="100" w:afterAutospacing="1" w:line="240" w:lineRule="auto"/>
+        <w:outlineLvl w:val="2"/>
+        <w:rPr>
+          <w:rFonts w:ascii="Times New Roman" w:eastAsia="Times New Roman" w:hAnsi="Times New Roman" w:cs="Times New Roman"/>
+          <w:b/>
+          <w:bCs/>
+          <w:kern w:val="0"/>
+          <w:sz w:val="27"/>
+          <w:szCs w:val="27"/>
+          <w:lang w:eastAsia="en-CA"/>
+          <w14:ligatures w14:val="none"/>
+        </w:rPr>
+      </w:pPr>
+      <w:r>
+        <w:rPr>
+          <w:rFonts w:ascii="Times New Roman" w:eastAsia="Times New Roman" w:hAnsi="Times New Roman" w:cs="Times New Roman"/>
+          <w:b/>
+          <w:bCs/>
+          <w:kern w:val="0"/>
+          <w:sz w:val="27"/>
+          <w:szCs w:val="27"/>
+          <w:lang w:eastAsia="en-CA"/>
+          <w14:ligatures w14:val="none"/>
+        </w:rPr>
+        <w:t>1.5 Hypotheses and Expected Benefits</w:t>
+      </w:r>
+    </w:p>
+    <w:p>
+      <w:pPr>
+        <w:spacing w:before="100" w:beforeAutospacing="1" w:after="100" w:afterAutospacing="1" w:line="240" w:lineRule="auto"/>
+        <w:rPr>
+          <w:rFonts w:eastAsia="Times New Roman" w:cs="Times New Roman"/>
+          <w:kern w:val="0"/>
+          <w:lang w:eastAsia="en-CA"/>
+          <w14:ligatures w14:val="none"/>
+        </w:rPr>
+      </w:pPr>
+      <w:r>
+        <w:rPr>
+          <w:rFonts w:eastAsia="Times New Roman" w:cs="Times New Roman"/>
+          <w:kern w:val="0"/>
+          <w:lang w:eastAsia="en-CA"/>
+          <w14:ligatures w14:val="none"/>
+        </w:rPr>
+        <w:t>The project is based on the following assumptions:</w:t>
+      </w:r>
+    </w:p>
+    <w:p>
+      <w:pPr>
+        <w:numPr>
+          <w:ilvl w:val="0"/>
+          <w:numId w:val="4"/>
+        </w:numPr>
+        <w:spacing w:before="100" w:beforeAutospacing="1" w:after="100" w:afterAutospacing="1" w:line="240" w:lineRule="auto"/>
+        <w:rPr>
+          <w:rFonts w:eastAsia="Times New Roman" w:cs="Times New Roman"/>
+          <w:kern w:val="0"/>
+          <w:lang w:eastAsia="en-CA"/>
+          <w14:ligatures w14:val="none"/>
+        </w:rPr>
+      </w:pPr>
+      <w:r>
+        <w:rPr>
+          <w:rFonts w:eastAsia="Times New Roman" w:cs="Times New Roman"/>
+          <w:kern w:val="0"/>
+          <w:lang w:eastAsia="en-CA"/>
+          <w14:ligatures w14:val="none"/>
+        </w:rPr>
+        <w:t xml:space="preserve">structured demand communication reduces uncertainty for farmers </w:t>
+      </w:r>
+    </w:p>
+    <w:p>
+      <w:pPr>
+        <w:numPr>
+          <w:ilvl w:val="0"/>
+          <w:numId w:val="4"/>
+        </w:numPr>
+        <w:spacing w:before="100" w:beforeAutospacing="1" w:after="100" w:afterAutospacing="1" w:line="240" w:lineRule="auto"/>
+        <w:rPr>
+          <w:rFonts w:eastAsia="Times New Roman" w:cs="Times New Roman"/>
+          <w:kern w:val="0"/>
+          <w:lang w:eastAsia="en-CA"/>
+          <w14:ligatures w14:val="none"/>
+        </w:rPr>
+      </w:pPr>
+      <w:r>
+        <w:rPr>
+          <w:rFonts w:eastAsia="Times New Roman" w:cs="Times New Roman"/>
+          <w:kern w:val="0"/>
+          <w:lang w:eastAsia="en-CA"/>
+          <w14:ligatures w14:val="none"/>
+        </w:rPr>
+        <w:t xml:space="preserve">forecasting can improve dispatch planning </w:t>
+      </w:r>
+    </w:p>
+    <w:p>
+      <w:pPr>
+        <w:numPr>
+          <w:ilvl w:val="0"/>
+          <w:numId w:val="4"/>
+        </w:numPr>
+        <w:spacing w:before="100" w:beforeAutospacing="1" w:after="100" w:afterAutospacing="1" w:line="240" w:lineRule="auto"/>
+        <w:rPr>
+          <w:rFonts w:eastAsia="Times New Roman" w:cs="Times New Roman"/>
+          <w:kern w:val="0"/>
+          <w:lang w:eastAsia="en-CA"/>
+          <w14:ligatures w14:val="none"/>
+        </w:rPr>
+      </w:pPr>
+      <w:r>
+        <w:rPr>
+          <w:rFonts w:eastAsia="Times New Roman" w:cs="Times New Roman"/>
+          <w:kern w:val="0"/>
+          <w:lang w:eastAsia="en-CA"/>
+          <w14:ligatures w14:val="none"/>
+        </w:rPr>
+        <w:t xml:space="preserve">recommendation logic can support better vendor selection </w:t>
+      </w:r>
+    </w:p>
+    <w:p>
+      <w:pPr>
+        <w:numPr>
+          <w:ilvl w:val="0"/>
+          <w:numId w:val="4"/>
+        </w:numPr>
+        <w:spacing w:before="100" w:beforeAutospacing="1" w:after="100" w:afterAutospacing="1" w:line="240" w:lineRule="auto"/>
+        <w:rPr>
+          <w:rFonts w:eastAsia="Times New Roman" w:cs="Times New Roman"/>
+          <w:kern w:val="0"/>
+          <w:lang w:eastAsia="en-CA"/>
+          <w14:ligatures w14:val="none"/>
+        </w:rPr>
+      </w:pPr>
+      <w:r>
+        <w:rPr>
+          <w:rFonts w:eastAsia="Times New Roman" w:cs="Times New Roman"/>
+          <w:kern w:val="0"/>
+          <w:lang w:eastAsia="en-CA"/>
+          <w14:ligatures w14:val="none"/>
+        </w:rPr>
+        <w:t xml:space="preserve">real-time communication can reduce coordination friction </w:t>
+      </w:r>
+    </w:p>
+    <w:p>
+      <w:pPr>
+        <w:numPr>
+          <w:ilvl w:val="0"/>
+          <w:numId w:val="4"/>
+        </w:numPr>
+        <w:spacing w:before="100" w:beforeAutospacing="1" w:after="100" w:afterAutospacing="1" w:line="240" w:lineRule="auto"/>
+        <w:rPr>
+          <w:rFonts w:eastAsia="Times New Roman" w:cs="Times New Roman"/>
+          <w:kern w:val="0"/>
+          <w:lang w:eastAsia="en-CA"/>
+          <w14:ligatures w14:val="none"/>
+        </w:rPr>
+      </w:pPr>
+      <w:r>
+        <w:rPr>
+          <w:rFonts w:eastAsia="Times New Roman" w:cs="Times New Roman"/>
+          <w:kern w:val="0"/>
+          <w:lang w:eastAsia="en-CA"/>
+          <w14:ligatures w14:val="none"/>
+        </w:rPr>
+        <w:t xml:space="preserve">simulated and user-generated data can support meaningful early-stage research and evaluation </w:t>
+      </w:r>
+    </w:p>
+    <w:p>
+      <w:pPr>
+        <w:spacing w:before="100" w:beforeAutospacing="1" w:after="100" w:afterAutospacing="1" w:line="240" w:lineRule="auto"/>
+        <w:rPr>
+          <w:rFonts w:eastAsia="Times New Roman" w:cs="Times New Roman"/>
+          <w:kern w:val="0"/>
+          <w:lang w:eastAsia="en-CA"/>
+          <w14:ligatures w14:val="none"/>
+        </w:rPr>
+      </w:pPr>
+      <w:r>
+        <w:rPr>
+          <w:rFonts w:eastAsia="Times New Roman" w:cs="Times New Roman"/>
+          <w:kern w:val="0"/>
+          <w:lang w:eastAsia="en-CA"/>
+          <w14:ligatures w14:val="none"/>
+        </w:rPr>
+        <w:t>Expected benefits include:</w:t>
+      </w:r>
+    </w:p>
+    <w:p>
+      <w:pPr>
+        <w:numPr>
+          <w:ilvl w:val="0"/>
+          <w:numId w:val="5"/>
+        </w:numPr>
+        <w:spacing w:before="100" w:beforeAutospacing="1" w:after="100" w:afterAutospacing="1" w:line="240" w:lineRule="auto"/>
+        <w:rPr>
+          <w:rFonts w:eastAsia="Times New Roman" w:cs="Times New Roman"/>
+          <w:kern w:val="0"/>
+          <w:lang w:eastAsia="en-CA"/>
+          <w14:ligatures w14:val="none"/>
+        </w:rPr>
+      </w:pPr>
+      <w:r>
+        <w:rPr>
+          <w:rFonts w:eastAsia="Times New Roman" w:cs="Times New Roman"/>
+          <w:kern w:val="0"/>
+          <w:lang w:eastAsia="en-CA"/>
+          <w14:ligatures w14:val="none"/>
+        </w:rPr>
+        <w:t xml:space="preserve">better visibility of demand and supply </w:t>
+      </w:r>
+    </w:p>
+    <w:p>
+      <w:pPr>
+        <w:numPr>
+          <w:ilvl w:val="0"/>
+          <w:numId w:val="5"/>
+        </w:numPr>
+        <w:spacing w:before="100" w:beforeAutospacing="1" w:after="100" w:afterAutospacing="1" w:line="240" w:lineRule="auto"/>
+        <w:rPr>
+          <w:rFonts w:eastAsia="Times New Roman" w:cs="Times New Roman"/>
+          <w:kern w:val="0"/>
+          <w:lang w:eastAsia="en-CA"/>
+          <w14:ligatures w14:val="none"/>
+        </w:rPr>
+      </w:pPr>
+      <w:r>
+        <w:rPr>
+          <w:rFonts w:eastAsia="Times New Roman" w:cs="Times New Roman"/>
+          <w:kern w:val="0"/>
+          <w:lang w:eastAsia="en-CA"/>
+          <w14:ligatures w14:val="none"/>
+        </w:rPr>
+        <w:t xml:space="preserve">improved dispatch planning </w:t>
+      </w:r>
+    </w:p>
+    <w:p>
+      <w:pPr>
+        <w:numPr>
+          <w:ilvl w:val="0"/>
+          <w:numId w:val="5"/>
+        </w:numPr>
+        <w:spacing w:before="100" w:beforeAutospacing="1" w:after="100" w:afterAutospacing="1" w:line="240" w:lineRule="auto"/>
+        <w:rPr>
+          <w:rFonts w:eastAsia="Times New Roman" w:cs="Times New Roman"/>
+          <w:kern w:val="0"/>
+          <w:lang w:eastAsia="en-CA"/>
+          <w14:ligatures w14:val="none"/>
+        </w:rPr>
+      </w:pPr>
+      <w:r>
+        <w:rPr>
+          <w:rFonts w:eastAsia="Times New Roman" w:cs="Times New Roman"/>
+          <w:kern w:val="0"/>
+          <w:lang w:eastAsia="en-CA"/>
+          <w14:ligatures w14:val="none"/>
+        </w:rPr>
+        <w:t xml:space="preserve">reduced communication barriers </w:t>
+      </w:r>
+    </w:p>
+    <w:p>
+      <w:pPr>
+        <w:numPr>
+          <w:ilvl w:val="0"/>
+          <w:numId w:val="5"/>
+        </w:numPr>
+        <w:spacing w:before="100" w:beforeAutospacing="1" w:after="100" w:afterAutospacing="1" w:line="240" w:lineRule="auto"/>
+        <w:rPr>
+          <w:rFonts w:eastAsia="Times New Roman" w:cs="Times New Roman"/>
+          <w:kern w:val="0"/>
+          <w:lang w:eastAsia="en-CA"/>
+          <w14:ligatures w14:val="none"/>
+        </w:rPr>
+      </w:pPr>
+      <w:r>
+        <w:rPr>
+          <w:rFonts w:eastAsia="Times New Roman" w:cs="Times New Roman"/>
+          <w:kern w:val="0"/>
+          <w:lang w:eastAsia="en-CA"/>
+          <w14:ligatures w14:val="none"/>
+        </w:rPr>
+        <w:t>better farmer decision support</w:t>
       </w:r>
     </w:p>
     <w:p/>
@@ -131,6 +839,453 @@
 <file path=word/numbering.xml><?xml version="1.0" encoding="utf-8"?>
 <w:numbering xmlns:wpc="http://schemas.microsoft.com/office/word/2010/wordprocessingCanvas" xmlns:cx="http://schemas.microsoft.com/office/drawing/2014/chartex" xmlns:cx1="http://schemas.microsoft.com/office/drawing/2015/9/8/chartex" xmlns:cx2="http://schemas.microsoft.com/office/drawing/2015/10/21/chartex" xmlns:cx3="http://schemas.microsoft.com/office/drawing/2016/5/9/chartex" xmlns:cx4="http://schemas.microsoft.com/office/drawing/2016/5/10/chartex" xmlns:cx5="http://schemas.microsoft.com/office/drawing/2016/5/11/chartex" xmlns:cx6="http://schemas.microsoft.com/office/drawing/2016/5/12/chartex" xmlns:cx7="http://schemas.microsoft.com/office/drawing/2016/5/13/chartex" xmlns:cx8="http://schemas.microsoft.com/office/drawing/2016/5/14/chartex" xmlns:mc="http://schemas.openxmlformats.org/markup-compatibility/2006" xmlns:aink="http://schemas.microsoft.com/office/drawing/2016/ink" xmlns:am3d="http://schemas.microsoft.com/office/drawing/2017/model3d" xmlns:o="urn:schemas-microsoft-com:office:office" xmlns:oel="http://schemas.microsoft.com/office/2019/extlst" xmlns:r="http://schemas.openxmlformats.org/officeDocument/2006/relationships" xmlns:m="http://schemas.openxmlformats.org/officeDocument/2006/math" xmlns:v="urn:schemas-microsoft-com:vml" xmlns:wp14="http://schemas.microsoft.com/office/word/2010/wordprocessingDrawing" xmlns:wp="http://schemas.openxmlformats.org/drawingml/2006/wordprocessingDrawing" xmlns:w10="urn:schemas-microsoft-com:office:word" xmlns:w="http://schemas.openxmlformats.org/wordprocessingml/2006/main" xmlns:w14="http://schemas.microsoft.com/office/word/2010/wordml" xmlns:w15="http://schemas.microsoft.com/office/word/2012/wordml" xmlns:w16cex="http://schemas.microsoft.com/office/word/2018/wordml/cex" xmlns:w16cid="http://schemas.microsoft.com/office/word/2016/wordml/cid" xmlns:w16="http://schemas.microsoft.com/office/word/2018/wordml" xmlns:w16sdtdh="http://schemas.microsoft.com/office/word/2020/wordml/sdtdatahash" xmlns:w16se="http://schemas.microsoft.com/office/word/2015/wordml/symex" xmlns:wpg="http://schemas.microsoft.com/office/word/2010/wordprocessingGroup" xmlns:wpi="http://schemas.microsoft.com/office/word/2010/wordprocessingInk" xmlns:wne="http://schemas.microsoft.com/office/word/2006/wordml" xmlns:wps="http://schemas.microsoft.com/office/word/2010/wordprocessingShape" mc:Ignorable="w14 w15 w16se w16cid w16 w16cex w16sdtdh wp14">
   <w:abstractNum w:abstractNumId="0" w15:restartNumberingAfterBreak="0">
+    <w:nsid w:val="0452687B"/>
+    <w:multiLevelType w:val="multilevel"/>
+    <w:tmpl w:val="0F5EE976"/>
+    <w:lvl w:ilvl="0">
+      <w:start w:val="1"/>
+      <w:numFmt w:val="bullet"/>
+      <w:lvlText w:val=""/>
+      <w:lvlJc w:val="left"/>
+      <w:pPr>
+        <w:tabs>
+          <w:tab w:val="num" w:pos="720"/>
+        </w:tabs>
+        <w:ind w:left="720" w:hanging="360"/>
+      </w:pPr>
+      <w:rPr>
+        <w:rFonts w:ascii="Symbol" w:hAnsi="Symbol" w:hint="default"/>
+        <w:sz w:val="20"/>
+      </w:rPr>
+    </w:lvl>
+    <w:lvl w:ilvl="1" w:tentative="1">
+      <w:start w:val="1"/>
+      <w:numFmt w:val="bullet"/>
+      <w:lvlText w:val="o"/>
+      <w:lvlJc w:val="left"/>
+      <w:pPr>
+        <w:tabs>
+          <w:tab w:val="num" w:pos="1440"/>
+        </w:tabs>
+        <w:ind w:left="1440" w:hanging="360"/>
+      </w:pPr>
+      <w:rPr>
+        <w:rFonts w:ascii="Courier New" w:hAnsi="Courier New" w:hint="default"/>
+        <w:sz w:val="20"/>
+      </w:rPr>
+    </w:lvl>
+    <w:lvl w:ilvl="2" w:tentative="1">
+      <w:start w:val="1"/>
+      <w:numFmt w:val="bullet"/>
+      <w:lvlText w:val=""/>
+      <w:lvlJc w:val="left"/>
+      <w:pPr>
+        <w:tabs>
+          <w:tab w:val="num" w:pos="2160"/>
+        </w:tabs>
+        <w:ind w:left="2160" w:hanging="360"/>
+      </w:pPr>
+      <w:rPr>
+        <w:rFonts w:ascii="Wingdings" w:hAnsi="Wingdings" w:hint="default"/>
+        <w:sz w:val="20"/>
+      </w:rPr>
+    </w:lvl>
+    <w:lvl w:ilvl="3" w:tentative="1">
+      <w:start w:val="1"/>
+      <w:numFmt w:val="bullet"/>
+      <w:lvlText w:val=""/>
+      <w:lvlJc w:val="left"/>
+      <w:pPr>
+        <w:tabs>
+          <w:tab w:val="num" w:pos="2880"/>
+        </w:tabs>
+        <w:ind w:left="2880" w:hanging="360"/>
+      </w:pPr>
+      <w:rPr>
+        <w:rFonts w:ascii="Wingdings" w:hAnsi="Wingdings" w:hint="default"/>
+        <w:sz w:val="20"/>
+      </w:rPr>
+    </w:lvl>
+    <w:lvl w:ilvl="4" w:tentative="1">
+      <w:start w:val="1"/>
+      <w:numFmt w:val="bullet"/>
+      <w:lvlText w:val=""/>
+      <w:lvlJc w:val="left"/>
+      <w:pPr>
+        <w:tabs>
+          <w:tab w:val="num" w:pos="3600"/>
+        </w:tabs>
+        <w:ind w:left="3600" w:hanging="360"/>
+      </w:pPr>
+      <w:rPr>
+        <w:rFonts w:ascii="Wingdings" w:hAnsi="Wingdings" w:hint="default"/>
+        <w:sz w:val="20"/>
+      </w:rPr>
+    </w:lvl>
+    <w:lvl w:ilvl="5" w:tentative="1">
+      <w:start w:val="1"/>
+      <w:numFmt w:val="bullet"/>
+      <w:lvlText w:val=""/>
+      <w:lvlJc w:val="left"/>
+      <w:pPr>
+        <w:tabs>
+          <w:tab w:val="num" w:pos="4320"/>
+        </w:tabs>
+        <w:ind w:left="4320" w:hanging="360"/>
+      </w:pPr>
+      <w:rPr>
+        <w:rFonts w:ascii="Wingdings" w:hAnsi="Wingdings" w:hint="default"/>
+        <w:sz w:val="20"/>
+      </w:rPr>
+    </w:lvl>
+    <w:lvl w:ilvl="6" w:tentative="1">
+      <w:start w:val="1"/>
+      <w:numFmt w:val="bullet"/>
+      <w:lvlText w:val=""/>
+      <w:lvlJc w:val="left"/>
+      <w:pPr>
+        <w:tabs>
+          <w:tab w:val="num" w:pos="5040"/>
+        </w:tabs>
+        <w:ind w:left="5040" w:hanging="360"/>
+      </w:pPr>
+      <w:rPr>
+        <w:rFonts w:ascii="Wingdings" w:hAnsi="Wingdings" w:hint="default"/>
+        <w:sz w:val="20"/>
+      </w:rPr>
+    </w:lvl>
+    <w:lvl w:ilvl="7" w:tentative="1">
+      <w:start w:val="1"/>
+      <w:numFmt w:val="bullet"/>
+      <w:lvlText w:val=""/>
+      <w:lvlJc w:val="left"/>
+      <w:pPr>
+        <w:tabs>
+          <w:tab w:val="num" w:pos="5760"/>
+        </w:tabs>
+        <w:ind w:left="5760" w:hanging="360"/>
+      </w:pPr>
+      <w:rPr>
+        <w:rFonts w:ascii="Wingdings" w:hAnsi="Wingdings" w:hint="default"/>
+        <w:sz w:val="20"/>
+      </w:rPr>
+    </w:lvl>
+    <w:lvl w:ilvl="8" w:tentative="1">
+      <w:start w:val="1"/>
+      <w:numFmt w:val="bullet"/>
+      <w:lvlText w:val=""/>
+      <w:lvlJc w:val="left"/>
+      <w:pPr>
+        <w:tabs>
+          <w:tab w:val="num" w:pos="6480"/>
+        </w:tabs>
+        <w:ind w:left="6480" w:hanging="360"/>
+      </w:pPr>
+      <w:rPr>
+        <w:rFonts w:ascii="Wingdings" w:hAnsi="Wingdings" w:hint="default"/>
+        <w:sz w:val="20"/>
+      </w:rPr>
+    </w:lvl>
+  </w:abstractNum>
+  <w:abstractNum w:abstractNumId="1" w15:restartNumberingAfterBreak="0">
+    <w:nsid w:val="2DC348C5"/>
+    <w:multiLevelType w:val="multilevel"/>
+    <w:tmpl w:val="FB6C0150"/>
+    <w:lvl w:ilvl="0">
+      <w:start w:val="1"/>
+      <w:numFmt w:val="bullet"/>
+      <w:lvlText w:val=""/>
+      <w:lvlJc w:val="left"/>
+      <w:pPr>
+        <w:tabs>
+          <w:tab w:val="num" w:pos="720"/>
+        </w:tabs>
+        <w:ind w:left="720" w:hanging="360"/>
+      </w:pPr>
+      <w:rPr>
+        <w:rFonts w:ascii="Symbol" w:hAnsi="Symbol" w:hint="default"/>
+        <w:sz w:val="20"/>
+      </w:rPr>
+    </w:lvl>
+    <w:lvl w:ilvl="1" w:tentative="1">
+      <w:start w:val="1"/>
+      <w:numFmt w:val="bullet"/>
+      <w:lvlText w:val="o"/>
+      <w:lvlJc w:val="left"/>
+      <w:pPr>
+        <w:tabs>
+          <w:tab w:val="num" w:pos="1440"/>
+        </w:tabs>
+        <w:ind w:left="1440" w:hanging="360"/>
+      </w:pPr>
+      <w:rPr>
+        <w:rFonts w:ascii="Courier New" w:hAnsi="Courier New" w:hint="default"/>
+        <w:sz w:val="20"/>
+      </w:rPr>
+    </w:lvl>
+    <w:lvl w:ilvl="2" w:tentative="1">
+      <w:start w:val="1"/>
+      <w:numFmt w:val="bullet"/>
+      <w:lvlText w:val=""/>
+      <w:lvlJc w:val="left"/>
+      <w:pPr>
+        <w:tabs>
+          <w:tab w:val="num" w:pos="2160"/>
+        </w:tabs>
+        <w:ind w:left="2160" w:hanging="360"/>
+      </w:pPr>
+      <w:rPr>
+        <w:rFonts w:ascii="Wingdings" w:hAnsi="Wingdings" w:hint="default"/>
+        <w:sz w:val="20"/>
+      </w:rPr>
+    </w:lvl>
+    <w:lvl w:ilvl="3" w:tentative="1">
+      <w:start w:val="1"/>
+      <w:numFmt w:val="bullet"/>
+      <w:lvlText w:val=""/>
+      <w:lvlJc w:val="left"/>
+      <w:pPr>
+        <w:tabs>
+          <w:tab w:val="num" w:pos="2880"/>
+        </w:tabs>
+        <w:ind w:left="2880" w:hanging="360"/>
+      </w:pPr>
+      <w:rPr>
+        <w:rFonts w:ascii="Wingdings" w:hAnsi="Wingdings" w:hint="default"/>
+        <w:sz w:val="20"/>
+      </w:rPr>
+    </w:lvl>
+    <w:lvl w:ilvl="4" w:tentative="1">
+      <w:start w:val="1"/>
+      <w:numFmt w:val="bullet"/>
+      <w:lvlText w:val=""/>
+      <w:lvlJc w:val="left"/>
+      <w:pPr>
+        <w:tabs>
+          <w:tab w:val="num" w:pos="3600"/>
+        </w:tabs>
+        <w:ind w:left="3600" w:hanging="360"/>
+      </w:pPr>
+      <w:rPr>
+        <w:rFonts w:ascii="Wingdings" w:hAnsi="Wingdings" w:hint="default"/>
+        <w:sz w:val="20"/>
+      </w:rPr>
+    </w:lvl>
+    <w:lvl w:ilvl="5" w:tentative="1">
+      <w:start w:val="1"/>
+      <w:numFmt w:val="bullet"/>
+      <w:lvlText w:val=""/>
+      <w:lvlJc w:val="left"/>
+      <w:pPr>
+        <w:tabs>
+          <w:tab w:val="num" w:pos="4320"/>
+        </w:tabs>
+        <w:ind w:left="4320" w:hanging="360"/>
+      </w:pPr>
+      <w:rPr>
+        <w:rFonts w:ascii="Wingdings" w:hAnsi="Wingdings" w:hint="default"/>
+        <w:sz w:val="20"/>
+      </w:rPr>
+    </w:lvl>
+    <w:lvl w:ilvl="6" w:tentative="1">
+      <w:start w:val="1"/>
+      <w:numFmt w:val="bullet"/>
+      <w:lvlText w:val=""/>
+      <w:lvlJc w:val="left"/>
+      <w:pPr>
+        <w:tabs>
+          <w:tab w:val="num" w:pos="5040"/>
+        </w:tabs>
+        <w:ind w:left="5040" w:hanging="360"/>
+      </w:pPr>
+      <w:rPr>
+        <w:rFonts w:ascii="Wingdings" w:hAnsi="Wingdings" w:hint="default"/>
+        <w:sz w:val="20"/>
+      </w:rPr>
+    </w:lvl>
+    <w:lvl w:ilvl="7" w:tentative="1">
+      <w:start w:val="1"/>
+      <w:numFmt w:val="bullet"/>
+      <w:lvlText w:val=""/>
+      <w:lvlJc w:val="left"/>
+      <w:pPr>
+        <w:tabs>
+          <w:tab w:val="num" w:pos="5760"/>
+        </w:tabs>
+        <w:ind w:left="5760" w:hanging="360"/>
+      </w:pPr>
+      <w:rPr>
+        <w:rFonts w:ascii="Wingdings" w:hAnsi="Wingdings" w:hint="default"/>
+        <w:sz w:val="20"/>
+      </w:rPr>
+    </w:lvl>
+    <w:lvl w:ilvl="8" w:tentative="1">
+      <w:start w:val="1"/>
+      <w:numFmt w:val="bullet"/>
+      <w:lvlText w:val=""/>
+      <w:lvlJc w:val="left"/>
+      <w:pPr>
+        <w:tabs>
+          <w:tab w:val="num" w:pos="6480"/>
+        </w:tabs>
+        <w:ind w:left="6480" w:hanging="360"/>
+      </w:pPr>
+      <w:rPr>
+        <w:rFonts w:ascii="Wingdings" w:hAnsi="Wingdings" w:hint="default"/>
+        <w:sz w:val="20"/>
+      </w:rPr>
+    </w:lvl>
+  </w:abstractNum>
+  <w:abstractNum w:abstractNumId="2" w15:restartNumberingAfterBreak="0">
+    <w:nsid w:val="305859A9"/>
+    <w:multiLevelType w:val="multilevel"/>
+    <w:tmpl w:val="EFE02418"/>
+    <w:lvl w:ilvl="0">
+      <w:start w:val="1"/>
+      <w:numFmt w:val="bullet"/>
+      <w:lvlText w:val=""/>
+      <w:lvlJc w:val="left"/>
+      <w:pPr>
+        <w:tabs>
+          <w:tab w:val="num" w:pos="720"/>
+        </w:tabs>
+        <w:ind w:left="720" w:hanging="360"/>
+      </w:pPr>
+      <w:rPr>
+        <w:rFonts w:ascii="Symbol" w:hAnsi="Symbol" w:hint="default"/>
+        <w:sz w:val="20"/>
+      </w:rPr>
+    </w:lvl>
+    <w:lvl w:ilvl="1" w:tentative="1">
+      <w:start w:val="1"/>
+      <w:numFmt w:val="bullet"/>
+      <w:lvlText w:val="o"/>
+      <w:lvlJc w:val="left"/>
+      <w:pPr>
+        <w:tabs>
+          <w:tab w:val="num" w:pos="1440"/>
+        </w:tabs>
+        <w:ind w:left="1440" w:hanging="360"/>
+      </w:pPr>
+      <w:rPr>
+        <w:rFonts w:ascii="Courier New" w:hAnsi="Courier New" w:hint="default"/>
+        <w:sz w:val="20"/>
+      </w:rPr>
+    </w:lvl>
+    <w:lvl w:ilvl="2" w:tentative="1">
+      <w:start w:val="1"/>
+      <w:numFmt w:val="bullet"/>
+      <w:lvlText w:val=""/>
+      <w:lvlJc w:val="left"/>
+      <w:pPr>
+        <w:tabs>
+          <w:tab w:val="num" w:pos="2160"/>
+        </w:tabs>
+        <w:ind w:left="2160" w:hanging="360"/>
+      </w:pPr>
+      <w:rPr>
+        <w:rFonts w:ascii="Wingdings" w:hAnsi="Wingdings" w:hint="default"/>
+        <w:sz w:val="20"/>
+      </w:rPr>
+    </w:lvl>
+    <w:lvl w:ilvl="3" w:tentative="1">
+      <w:start w:val="1"/>
+      <w:numFmt w:val="bullet"/>
+      <w:lvlText w:val=""/>
+      <w:lvlJc w:val="left"/>
+      <w:pPr>
+        <w:tabs>
+          <w:tab w:val="num" w:pos="2880"/>
+        </w:tabs>
+        <w:ind w:left="2880" w:hanging="360"/>
+      </w:pPr>
+      <w:rPr>
+        <w:rFonts w:ascii="Wingdings" w:hAnsi="Wingdings" w:hint="default"/>
+        <w:sz w:val="20"/>
+      </w:rPr>
+    </w:lvl>
+    <w:lvl w:ilvl="4" w:tentative="1">
+      <w:start w:val="1"/>
+      <w:numFmt w:val="bullet"/>
+      <w:lvlText w:val=""/>
+      <w:lvlJc w:val="left"/>
+      <w:pPr>
+        <w:tabs>
+          <w:tab w:val="num" w:pos="3600"/>
+        </w:tabs>
+        <w:ind w:left="3600" w:hanging="360"/>
+      </w:pPr>
+      <w:rPr>
+        <w:rFonts w:ascii="Wingdings" w:hAnsi="Wingdings" w:hint="default"/>
+        <w:sz w:val="20"/>
+      </w:rPr>
+    </w:lvl>
+    <w:lvl w:ilvl="5" w:tentative="1">
+      <w:start w:val="1"/>
+      <w:numFmt w:val="bullet"/>
+      <w:lvlText w:val=""/>
+      <w:lvlJc w:val="left"/>
+      <w:pPr>
+        <w:tabs>
+          <w:tab w:val="num" w:pos="4320"/>
+        </w:tabs>
+        <w:ind w:left="4320" w:hanging="360"/>
+      </w:pPr>
+      <w:rPr>
+        <w:rFonts w:ascii="Wingdings" w:hAnsi="Wingdings" w:hint="default"/>
+        <w:sz w:val="20"/>
+      </w:rPr>
+    </w:lvl>
+    <w:lvl w:ilvl="6" w:tentative="1">
+      <w:start w:val="1"/>
+      <w:numFmt w:val="bullet"/>
+      <w:lvlText w:val=""/>
+      <w:lvlJc w:val="left"/>
+      <w:pPr>
+        <w:tabs>
+          <w:tab w:val="num" w:pos="5040"/>
+        </w:tabs>
+        <w:ind w:left="5040" w:hanging="360"/>
+      </w:pPr>
+      <w:rPr>
+        <w:rFonts w:ascii="Wingdings" w:hAnsi="Wingdings" w:hint="default"/>
+        <w:sz w:val="20"/>
+      </w:rPr>
+    </w:lvl>
+    <w:lvl w:ilvl="7" w:tentative="1">
+      <w:start w:val="1"/>
+      <w:numFmt w:val="bullet"/>
+      <w:lvlText w:val=""/>
+      <w:lvlJc w:val="left"/>
+      <w:pPr>
+        <w:tabs>
+          <w:tab w:val="num" w:pos="5760"/>
+        </w:tabs>
+        <w:ind w:left="5760" w:hanging="360"/>
+      </w:pPr>
+      <w:rPr>
+        <w:rFonts w:ascii="Wingdings" w:hAnsi="Wingdings" w:hint="default"/>
+        <w:sz w:val="20"/>
+      </w:rPr>
+    </w:lvl>
+    <w:lvl w:ilvl="8" w:tentative="1">
+      <w:start w:val="1"/>
+      <w:numFmt w:val="bullet"/>
+      <w:lvlText w:val=""/>
+      <w:lvlJc w:val="left"/>
+      <w:pPr>
+        <w:tabs>
+          <w:tab w:val="num" w:pos="6480"/>
+        </w:tabs>
+        <w:ind w:left="6480" w:hanging="360"/>
+      </w:pPr>
+      <w:rPr>
+        <w:rFonts w:ascii="Wingdings" w:hAnsi="Wingdings" w:hint="default"/>
+        <w:sz w:val="20"/>
+      </w:rPr>
+    </w:lvl>
+  </w:abstractNum>
+  <w:abstractNum w:abstractNumId="3" w15:restartNumberingAfterBreak="0">
     <w:nsid w:val="44B80683"/>
     <w:multiLevelType w:val="multilevel"/>
     <w:tmpl w:val="1D30FB4A"/>
@@ -279,8 +1434,169 @@
       </w:rPr>
     </w:lvl>
   </w:abstractNum>
+  <w:abstractNum w:abstractNumId="4" w15:restartNumberingAfterBreak="0">
+    <w:nsid w:val="70250433"/>
+    <w:multiLevelType w:val="multilevel"/>
+    <w:tmpl w:val="98267758"/>
+    <w:lvl w:ilvl="0">
+      <w:start w:val="1"/>
+      <w:numFmt w:val="bullet"/>
+      <w:lvlText w:val=""/>
+      <w:lvlJc w:val="left"/>
+      <w:pPr>
+        <w:tabs>
+          <w:tab w:val="num" w:pos="720"/>
+        </w:tabs>
+        <w:ind w:left="720" w:hanging="360"/>
+      </w:pPr>
+      <w:rPr>
+        <w:rFonts w:ascii="Symbol" w:hAnsi="Symbol" w:hint="default"/>
+        <w:sz w:val="20"/>
+      </w:rPr>
+    </w:lvl>
+    <w:lvl w:ilvl="1" w:tentative="1">
+      <w:start w:val="1"/>
+      <w:numFmt w:val="bullet"/>
+      <w:lvlText w:val="o"/>
+      <w:lvlJc w:val="left"/>
+      <w:pPr>
+        <w:tabs>
+          <w:tab w:val="num" w:pos="1440"/>
+        </w:tabs>
+        <w:ind w:left="1440" w:hanging="360"/>
+      </w:pPr>
+      <w:rPr>
+        <w:rFonts w:ascii="Courier New" w:hAnsi="Courier New" w:hint="default"/>
+        <w:sz w:val="20"/>
+      </w:rPr>
+    </w:lvl>
+    <w:lvl w:ilvl="2" w:tentative="1">
+      <w:start w:val="1"/>
+      <w:numFmt w:val="bullet"/>
+      <w:lvlText w:val=""/>
+      <w:lvlJc w:val="left"/>
+      <w:pPr>
+        <w:tabs>
+          <w:tab w:val="num" w:pos="2160"/>
+        </w:tabs>
+        <w:ind w:left="2160" w:hanging="360"/>
+      </w:pPr>
+      <w:rPr>
+        <w:rFonts w:ascii="Wingdings" w:hAnsi="Wingdings" w:hint="default"/>
+        <w:sz w:val="20"/>
+      </w:rPr>
+    </w:lvl>
+    <w:lvl w:ilvl="3" w:tentative="1">
+      <w:start w:val="1"/>
+      <w:numFmt w:val="bullet"/>
+      <w:lvlText w:val=""/>
+      <w:lvlJc w:val="left"/>
+      <w:pPr>
+        <w:tabs>
+          <w:tab w:val="num" w:pos="2880"/>
+        </w:tabs>
+        <w:ind w:left="2880" w:hanging="360"/>
+      </w:pPr>
+      <w:rPr>
+        <w:rFonts w:ascii="Wingdings" w:hAnsi="Wingdings" w:hint="default"/>
+        <w:sz w:val="20"/>
+      </w:rPr>
+    </w:lvl>
+    <w:lvl w:ilvl="4" w:tentative="1">
+      <w:start w:val="1"/>
+      <w:numFmt w:val="bullet"/>
+      <w:lvlText w:val=""/>
+      <w:lvlJc w:val="left"/>
+      <w:pPr>
+        <w:tabs>
+          <w:tab w:val="num" w:pos="3600"/>
+        </w:tabs>
+        <w:ind w:left="3600" w:hanging="360"/>
+      </w:pPr>
+      <w:rPr>
+        <w:rFonts w:ascii="Wingdings" w:hAnsi="Wingdings" w:hint="default"/>
+        <w:sz w:val="20"/>
+      </w:rPr>
+    </w:lvl>
+    <w:lvl w:ilvl="5" w:tentative="1">
+      <w:start w:val="1"/>
+      <w:numFmt w:val="bullet"/>
+      <w:lvlText w:val=""/>
+      <w:lvlJc w:val="left"/>
+      <w:pPr>
+        <w:tabs>
+          <w:tab w:val="num" w:pos="4320"/>
+        </w:tabs>
+        <w:ind w:left="4320" w:hanging="360"/>
+      </w:pPr>
+      <w:rPr>
+        <w:rFonts w:ascii="Wingdings" w:hAnsi="Wingdings" w:hint="default"/>
+        <w:sz w:val="20"/>
+      </w:rPr>
+    </w:lvl>
+    <w:lvl w:ilvl="6" w:tentative="1">
+      <w:start w:val="1"/>
+      <w:numFmt w:val="bullet"/>
+      <w:lvlText w:val=""/>
+      <w:lvlJc w:val="left"/>
+      <w:pPr>
+        <w:tabs>
+          <w:tab w:val="num" w:pos="5040"/>
+        </w:tabs>
+        <w:ind w:left="5040" w:hanging="360"/>
+      </w:pPr>
+      <w:rPr>
+        <w:rFonts w:ascii="Wingdings" w:hAnsi="Wingdings" w:hint="default"/>
+        <w:sz w:val="20"/>
+      </w:rPr>
+    </w:lvl>
+    <w:lvl w:ilvl="7" w:tentative="1">
+      <w:start w:val="1"/>
+      <w:numFmt w:val="bullet"/>
+      <w:lvlText w:val=""/>
+      <w:lvlJc w:val="left"/>
+      <w:pPr>
+        <w:tabs>
+          <w:tab w:val="num" w:pos="5760"/>
+        </w:tabs>
+        <w:ind w:left="5760" w:hanging="360"/>
+      </w:pPr>
+      <w:rPr>
+        <w:rFonts w:ascii="Wingdings" w:hAnsi="Wingdings" w:hint="default"/>
+        <w:sz w:val="20"/>
+      </w:rPr>
+    </w:lvl>
+    <w:lvl w:ilvl="8" w:tentative="1">
+      <w:start w:val="1"/>
+      <w:numFmt w:val="bullet"/>
+      <w:lvlText w:val=""/>
+      <w:lvlJc w:val="left"/>
+      <w:pPr>
+        <w:tabs>
+          <w:tab w:val="num" w:pos="6480"/>
+        </w:tabs>
+        <w:ind w:left="6480" w:hanging="360"/>
+      </w:pPr>
+      <w:rPr>
+        <w:rFonts w:ascii="Wingdings" w:hAnsi="Wingdings" w:hint="default"/>
+        <w:sz w:val="20"/>
+      </w:rPr>
+    </w:lvl>
+  </w:abstractNum>
   <w:num w:numId="1" w16cid:durableId="1722244434">
+    <w:abstractNumId w:val="3"/>
+  </w:num>
+  <w:num w:numId="2" w16cid:durableId="1327124678">
+    <w:abstractNumId w:val="1"/>
+  </w:num>
+  <w:num w:numId="3" w16cid:durableId="179129693">
     <w:abstractNumId w:val="0"/>
+  </w:num>
+  <w:num w:numId="4" w16cid:durableId="55783816">
+    <w:abstractNumId w:val="2"/>
+  </w:num>
+  <w:num w:numId="5" w16cid:durableId="1949118223">
+    <w:abstractNumId w:val="4"/>
   </w:num>
 </w:numbering>
 </file>
@@ -888,6 +2204,7 @@
   <w:style w:type="character" w:default="1" w:styleId="DefaultParagraphFont">
     <w:name w:val="Default Paragraph Font"/>
     <w:uiPriority w:val="1"/>
+    <w:semiHidden/>
     <w:unhideWhenUsed/>
   </w:style>
   <w:style w:type="table" w:default="1" w:styleId="TableNormal">

--- a/ReportsAndDocuments/ManeeshaE_FinalReport.docx
+++ b/ReportsAndDocuments/ManeeshaE_FinalReport.docx
@@ -341,7 +341,7 @@
           <w:lang w:eastAsia="en-CA"/>
           <w14:ligatures w14:val="none"/>
         </w:rPr>
-        <w:t xml:space="preserve">Research in agricultural supply chain management emphasizes the importance of demand forecasting, inventory visibility, delivery coordination, and communication efficiency. Existing systems such as </w:t>
+        <w:t xml:space="preserve">Research in agricultural supply chain management emphasizes the importance of demand forecasting, inventory visibility, delivery coordination, and communication efficiency. Existing systems such as AgriWebb, FarmLogs, </w:t>
       </w:r>
       <w:proofErr w:type="spellStart"/>
       <w:r>
@@ -351,7 +351,7 @@
           <w:lang w:eastAsia="en-CA"/>
           <w14:ligatures w14:val="none"/>
         </w:rPr>
-        <w:t>AgriWebb</w:t>
+        <w:t>CropIn</w:t>
       </w:r>
       <w:proofErr w:type="spellEnd"/>
       <w:r>
@@ -361,67 +361,7 @@
           <w:lang w:eastAsia="en-CA"/>
           <w14:ligatures w14:val="none"/>
         </w:rPr>
-        <w:t xml:space="preserve">, </w:t>
-      </w:r>
-      <w:proofErr w:type="spellStart"/>
-      <w:r>
-        <w:rPr>
-          <w:rFonts w:eastAsia="Times New Roman" w:cs="Times New Roman"/>
-          <w:kern w:val="0"/>
-          <w:lang w:eastAsia="en-CA"/>
-          <w14:ligatures w14:val="none"/>
-        </w:rPr>
-        <w:t>FarmLogs</w:t>
-      </w:r>
-      <w:proofErr w:type="spellEnd"/>
-      <w:r>
-        <w:rPr>
-          <w:rFonts w:eastAsia="Times New Roman" w:cs="Times New Roman"/>
-          <w:kern w:val="0"/>
-          <w:lang w:eastAsia="en-CA"/>
-          <w14:ligatures w14:val="none"/>
-        </w:rPr>
-        <w:t xml:space="preserve">, </w:t>
-      </w:r>
-      <w:proofErr w:type="spellStart"/>
-      <w:r>
-        <w:rPr>
-          <w:rFonts w:eastAsia="Times New Roman" w:cs="Times New Roman"/>
-          <w:kern w:val="0"/>
-          <w:lang w:eastAsia="en-CA"/>
-          <w14:ligatures w14:val="none"/>
-        </w:rPr>
-        <w:t>CropIn</w:t>
-      </w:r>
-      <w:proofErr w:type="spellEnd"/>
-      <w:r>
-        <w:rPr>
-          <w:rFonts w:eastAsia="Times New Roman" w:cs="Times New Roman"/>
-          <w:kern w:val="0"/>
-          <w:lang w:eastAsia="en-CA"/>
-          <w14:ligatures w14:val="none"/>
-        </w:rPr>
-        <w:t xml:space="preserve">, and </w:t>
-      </w:r>
-      <w:proofErr w:type="spellStart"/>
-      <w:r>
-        <w:rPr>
-          <w:rFonts w:eastAsia="Times New Roman" w:cs="Times New Roman"/>
-          <w:kern w:val="0"/>
-          <w:lang w:eastAsia="en-CA"/>
-          <w14:ligatures w14:val="none"/>
-        </w:rPr>
-        <w:t>AgriDigital</w:t>
-      </w:r>
-      <w:proofErr w:type="spellEnd"/>
-      <w:r>
-        <w:rPr>
-          <w:rFonts w:eastAsia="Times New Roman" w:cs="Times New Roman"/>
-          <w:kern w:val="0"/>
-          <w:lang w:eastAsia="en-CA"/>
-          <w14:ligatures w14:val="none"/>
-        </w:rPr>
-        <w:t xml:space="preserve"> each support some aspects of agriculture operations, but several limitations remain:</w:t>
+        <w:t>, and AgriDigital each support some aspects of agriculture operations, but several limitations remain:</w:t>
       </w:r>
     </w:p>
     <w:p>
@@ -825,6 +765,3202 @@
         <w:t>better farmer decision support</w:t>
       </w:r>
     </w:p>
+    <w:p>
+      <w:pPr>
+        <w:spacing w:before="100" w:beforeAutospacing="1" w:after="100" w:afterAutospacing="1" w:line="240" w:lineRule="auto"/>
+        <w:rPr>
+          <w:rFonts w:eastAsia="Times New Roman" w:cs="Times New Roman"/>
+          <w:kern w:val="0"/>
+          <w:lang w:eastAsia="en-CA"/>
+          <w14:ligatures w14:val="none"/>
+        </w:rPr>
+      </w:pPr>
+    </w:p>
+    <w:p>
+      <w:pPr>
+        <w:spacing w:before="100" w:beforeAutospacing="1" w:after="100" w:afterAutospacing="1" w:line="240" w:lineRule="auto"/>
+        <w:rPr>
+          <w:rFonts w:eastAsia="Times New Roman" w:cs="Times New Roman"/>
+          <w:kern w:val="0"/>
+          <w:lang w:eastAsia="en-CA"/>
+          <w14:ligatures w14:val="none"/>
+        </w:rPr>
+      </w:pPr>
+    </w:p>
+    <w:p>
+      <w:pPr>
+        <w:pStyle w:val="Heading1"/>
+        <w:numPr>
+          <w:ilvl w:val="0"/>
+          <w:numId w:val="6"/>
+        </w:numPr>
+        <w:tabs>
+          <w:tab w:val="num" w:pos="720"/>
+        </w:tabs>
+      </w:pPr>
+      <w:bookmarkStart w:id="0" w:name="_Toc222767189"/>
+      <w:r>
+        <w:lastRenderedPageBreak/>
+        <w:t>Introduction</w:t>
+      </w:r>
+      <w:bookmarkEnd w:id="0"/>
+    </w:p>
+    <w:p>
+      <w:pPr>
+        <w:pStyle w:val="Heading2"/>
+        <w:numPr>
+          <w:ilvl w:val="1"/>
+          <w:numId w:val="6"/>
+        </w:numPr>
+        <w:tabs>
+          <w:tab w:val="num" w:pos="1440"/>
+        </w:tabs>
+        <w:ind w:left="1440" w:hanging="360"/>
+      </w:pPr>
+      <w:bookmarkStart w:id="1" w:name="_Toc222767190"/>
+      <w:r>
+        <w:t>Background and Domain Context</w:t>
+      </w:r>
+      <w:bookmarkEnd w:id="1"/>
+    </w:p>
+    <w:p>
+      <w:pPr>
+        <w:ind w:left="720"/>
+      </w:pPr>
+    </w:p>
+    <w:p>
+      <w:r>
+        <w:t>Local and small-scale agricultural supply chains continue to struggle with challenges such as demand uncertainty, inventory mismatch, food waste,</w:t>
+      </w:r>
+      <w:r>
+        <w:t xml:space="preserve"> </w:t>
+      </w:r>
+      <w:r>
+        <w:t>overproduction, under-supply</w:t>
+      </w:r>
+      <w:r>
+        <w:t>,</w:t>
+      </w:r>
+      <w:r>
+        <w:t xml:space="preserve"> communication gap between producer and vendor. These challenges are basically visible in British Columbia as many farmers and buyers still depend on informal communication like phone calls, text messages or word of mouth to coordinate with their business partners.</w:t>
+      </w:r>
+      <w:r>
+        <w:t xml:space="preserve"> </w:t>
+      </w:r>
+      <w:r>
+        <w:t xml:space="preserve">This lack of communication may result in </w:t>
+      </w:r>
+      <w:r>
+        <w:t>delays, inefficient dispatch planning, and poor visibility of demand and supply status</w:t>
+      </w:r>
+      <w:r>
+        <w:t>.</w:t>
+      </w:r>
+    </w:p>
+    <w:p>
+      <w:r>
+        <w:t xml:space="preserve">With increasing interest in digital transformation, there is a clear opportunity to develop a lightweight web-based platform that supports farmers and vendors through structured workflows, shared information, and decision-support features. Many currently available systems are either too enterprise-focused, too expensive, or not designed for the needs of small and medium-scale agricultural stakeholders. This project addresses that gap by designing and implementing </w:t>
+      </w:r>
+      <w:proofErr w:type="spellStart"/>
+      <w:r>
+        <w:t>FarmVendor</w:t>
+      </w:r>
+      <w:proofErr w:type="spellEnd"/>
+      <w:r>
+        <w:t>, a role-based digital platform that supports farmer–vendor coordination, demand forecasting, vendor recommendation, and real-time messaging.</w:t>
+      </w:r>
+    </w:p>
+    <w:p>
+      <w:pPr>
+        <w:ind w:left="720"/>
+      </w:pPr>
+    </w:p>
+    <w:p>
+      <w:pPr>
+        <w:pStyle w:val="Heading2"/>
+        <w:numPr>
+          <w:ilvl w:val="1"/>
+          <w:numId w:val="6"/>
+        </w:numPr>
+        <w:tabs>
+          <w:tab w:val="num" w:pos="1440"/>
+        </w:tabs>
+        <w:ind w:left="1440" w:hanging="360"/>
+      </w:pPr>
+      <w:bookmarkStart w:id="2" w:name="_Toc222767191"/>
+      <w:r>
+        <w:t>Problem Definition</w:t>
+      </w:r>
+      <w:bookmarkEnd w:id="2"/>
+    </w:p>
+    <w:p>
+      <w:r>
+        <w:t>This research addresses the lack of a structured, secure, and intelligent coordination platform for small agricultural stakeholders. The problem includes the following limitations:</w:t>
+      </w:r>
+    </w:p>
+    <w:p>
+      <w:pPr>
+        <w:numPr>
+          <w:ilvl w:val="0"/>
+          <w:numId w:val="1"/>
+        </w:numPr>
+      </w:pPr>
+      <w:r>
+        <w:t xml:space="preserve">farmers do not have a clear way to view vendor demand in one place </w:t>
+      </w:r>
+    </w:p>
+    <w:p>
+      <w:pPr>
+        <w:numPr>
+          <w:ilvl w:val="0"/>
+          <w:numId w:val="1"/>
+        </w:numPr>
+      </w:pPr>
+      <w:r>
+        <w:t xml:space="preserve">vendors do not have a structured method to submit requests and track deliveries </w:t>
+      </w:r>
+    </w:p>
+    <w:p>
+      <w:pPr>
+        <w:numPr>
+          <w:ilvl w:val="0"/>
+          <w:numId w:val="1"/>
+        </w:numPr>
+      </w:pPr>
+      <w:r>
+        <w:t xml:space="preserve">dispatch planning is not supported by demand forecasting </w:t>
+      </w:r>
+    </w:p>
+    <w:p>
+      <w:pPr>
+        <w:numPr>
+          <w:ilvl w:val="0"/>
+          <w:numId w:val="1"/>
+        </w:numPr>
+      </w:pPr>
+      <w:r>
+        <w:t xml:space="preserve">decision-making for farmers lacks data-driven vendor recommendations </w:t>
+      </w:r>
+    </w:p>
+    <w:p>
+      <w:pPr>
+        <w:numPr>
+          <w:ilvl w:val="0"/>
+          <w:numId w:val="1"/>
+        </w:numPr>
+      </w:pPr>
+      <w:r>
+        <w:t>communication between farmers and vendors is often informal and fragmented</w:t>
+      </w:r>
+    </w:p>
+    <w:p/>
+    <w:p>
+      <w:pPr>
+        <w:pStyle w:val="Heading2"/>
+        <w:numPr>
+          <w:ilvl w:val="1"/>
+          <w:numId w:val="6"/>
+        </w:numPr>
+        <w:tabs>
+          <w:tab w:val="num" w:pos="1440"/>
+        </w:tabs>
+        <w:ind w:left="1440" w:hanging="360"/>
+      </w:pPr>
+      <w:bookmarkStart w:id="3" w:name="_Toc222767192"/>
+      <w:r>
+        <w:lastRenderedPageBreak/>
+        <w:t>Research Questions</w:t>
+      </w:r>
+      <w:bookmarkEnd w:id="3"/>
+    </w:p>
+    <w:p>
+      <w:pPr>
+        <w:ind w:left="360"/>
+      </w:pPr>
+      <w:r>
+        <w:t>Following research questions are supposed to addressed by the project:</w:t>
+      </w:r>
+    </w:p>
+    <w:p>
+      <w:pPr>
+        <w:numPr>
+          <w:ilvl w:val="0"/>
+          <w:numId w:val="12"/>
+        </w:numPr>
+        <w:spacing w:before="100" w:beforeAutospacing="1" w:after="100" w:afterAutospacing="1" w:line="240" w:lineRule="auto"/>
+        <w:rPr>
+          <w:rFonts w:eastAsia="Times New Roman" w:cs="Times New Roman"/>
+          <w:kern w:val="0"/>
+          <w:lang w:eastAsia="en-CA"/>
+          <w14:ligatures w14:val="none"/>
+        </w:rPr>
+      </w:pPr>
+      <w:r>
+        <w:rPr>
+          <w:rFonts w:eastAsia="Times New Roman" w:cs="Times New Roman"/>
+          <w:kern w:val="0"/>
+          <w:lang w:eastAsia="en-CA"/>
+          <w14:ligatures w14:val="none"/>
+        </w:rPr>
+        <w:t xml:space="preserve">How can a role-based digital platform improve coordination between farmers and vendors? </w:t>
+      </w:r>
+    </w:p>
+    <w:p>
+      <w:pPr>
+        <w:numPr>
+          <w:ilvl w:val="0"/>
+          <w:numId w:val="12"/>
+        </w:numPr>
+        <w:spacing w:before="100" w:beforeAutospacing="1" w:after="100" w:afterAutospacing="1" w:line="240" w:lineRule="auto"/>
+        <w:rPr>
+          <w:rFonts w:eastAsia="Times New Roman" w:cs="Times New Roman"/>
+          <w:kern w:val="0"/>
+          <w:lang w:eastAsia="en-CA"/>
+          <w14:ligatures w14:val="none"/>
+        </w:rPr>
+      </w:pPr>
+      <w:r>
+        <w:rPr>
+          <w:rFonts w:eastAsia="Times New Roman" w:cs="Times New Roman"/>
+          <w:kern w:val="0"/>
+          <w:lang w:eastAsia="en-CA"/>
+          <w14:ligatures w14:val="none"/>
+        </w:rPr>
+        <w:t xml:space="preserve">How can simulated and user-generated data support early-stage demand forecasting? </w:t>
+      </w:r>
+    </w:p>
+    <w:p>
+      <w:pPr>
+        <w:numPr>
+          <w:ilvl w:val="0"/>
+          <w:numId w:val="12"/>
+        </w:numPr>
+        <w:spacing w:before="100" w:beforeAutospacing="1" w:after="100" w:afterAutospacing="1" w:line="240" w:lineRule="auto"/>
+        <w:rPr>
+          <w:rFonts w:eastAsia="Times New Roman" w:cs="Times New Roman"/>
+          <w:kern w:val="0"/>
+          <w:lang w:eastAsia="en-CA"/>
+          <w14:ligatures w14:val="none"/>
+        </w:rPr>
+      </w:pPr>
+      <w:r>
+        <w:rPr>
+          <w:rFonts w:eastAsia="Times New Roman" w:cs="Times New Roman"/>
+          <w:kern w:val="0"/>
+          <w:lang w:eastAsia="en-CA"/>
+          <w14:ligatures w14:val="none"/>
+        </w:rPr>
+        <w:t xml:space="preserve">How can machine-learning-based forecasting improve dispatch planning? </w:t>
+      </w:r>
+    </w:p>
+    <w:p>
+      <w:pPr>
+        <w:numPr>
+          <w:ilvl w:val="0"/>
+          <w:numId w:val="12"/>
+        </w:numPr>
+        <w:spacing w:before="100" w:beforeAutospacing="1" w:after="100" w:afterAutospacing="1" w:line="240" w:lineRule="auto"/>
+        <w:rPr>
+          <w:rFonts w:eastAsia="Times New Roman" w:cs="Times New Roman"/>
+          <w:kern w:val="0"/>
+          <w:lang w:eastAsia="en-CA"/>
+          <w14:ligatures w14:val="none"/>
+        </w:rPr>
+      </w:pPr>
+      <w:r>
+        <w:rPr>
+          <w:rFonts w:eastAsia="Times New Roman" w:cs="Times New Roman"/>
+          <w:kern w:val="0"/>
+          <w:lang w:eastAsia="en-CA"/>
+          <w14:ligatures w14:val="none"/>
+        </w:rPr>
+        <w:t xml:space="preserve">How can farmers be supported with vendor recommendations based on predicted demand and available inventory? </w:t>
+      </w:r>
+    </w:p>
+    <w:p>
+      <w:pPr>
+        <w:numPr>
+          <w:ilvl w:val="0"/>
+          <w:numId w:val="12"/>
+        </w:numPr>
+        <w:spacing w:before="100" w:beforeAutospacing="1" w:after="100" w:afterAutospacing="1" w:line="240" w:lineRule="auto"/>
+        <w:rPr>
+          <w:rFonts w:eastAsia="Times New Roman" w:cs="Times New Roman"/>
+          <w:kern w:val="0"/>
+          <w:lang w:eastAsia="en-CA"/>
+          <w14:ligatures w14:val="none"/>
+        </w:rPr>
+      </w:pPr>
+      <w:r>
+        <w:rPr>
+          <w:rFonts w:eastAsia="Times New Roman" w:cs="Times New Roman"/>
+          <w:kern w:val="0"/>
+          <w:lang w:eastAsia="en-CA"/>
+          <w14:ligatures w14:val="none"/>
+        </w:rPr>
+        <w:t xml:space="preserve">Can a real-time chat feature improve coordination and usability within the supply chain workflow? </w:t>
+      </w:r>
+    </w:p>
+    <w:p>
+      <w:pPr>
+        <w:pStyle w:val="ListParagraph"/>
+        <w:ind w:left="1440"/>
+      </w:pPr>
+    </w:p>
+    <w:p>
+      <w:pPr>
+        <w:pStyle w:val="Heading2"/>
+        <w:numPr>
+          <w:ilvl w:val="1"/>
+          <w:numId w:val="6"/>
+        </w:numPr>
+        <w:tabs>
+          <w:tab w:val="num" w:pos="1440"/>
+        </w:tabs>
+        <w:ind w:left="1440" w:hanging="360"/>
+      </w:pPr>
+      <w:bookmarkStart w:id="4" w:name="_Toc222767193"/>
+      <w:r>
+        <w:t>Literature Overview and Research Gap</w:t>
+      </w:r>
+      <w:bookmarkEnd w:id="4"/>
+    </w:p>
+    <w:p>
+      <w:pPr>
+        <w:ind w:left="360"/>
+      </w:pPr>
+    </w:p>
+    <w:p>
+      <w:pPr>
+        <w:pStyle w:val="Subtitle"/>
+        <w:ind w:firstLine="360"/>
+        <w:rPr>
+          <w:b/>
+          <w:bCs/>
+          <w:color w:val="auto"/>
+        </w:rPr>
+      </w:pPr>
+      <w:r>
+        <w:rPr>
+          <w:b/>
+          <w:bCs/>
+          <w:color w:val="auto"/>
+        </w:rPr>
+        <w:t>Literature Overview</w:t>
+      </w:r>
+    </w:p>
+    <w:p>
+      <w:pPr>
+        <w:ind w:left="360"/>
+      </w:pPr>
+      <w:r>
+        <w:t xml:space="preserve">Research in agriculture supply chain management highlights the importance of demand forecasting, inventory visibility, and coordination between farmers and vendors. Prior studies show that even basic forecasting techniques prioritised with time and structured communication should reduce food waste, improve supply planning and increase efficiency in agricultural operations. Digital platforms are increasingly used to support these goals by enabling data sharing, record keeping and making decisions on data. </w:t>
+      </w:r>
+    </w:p>
+    <w:p>
+      <w:pPr>
+        <w:ind w:left="360"/>
+      </w:pPr>
+      <w:r>
+        <w:t>There are several farm management tools and other platforms that partially support those challenges. Here is background research and limitations on existing applications.</w:t>
+      </w:r>
+    </w:p>
+    <w:p>
+      <w:pPr>
+        <w:pStyle w:val="ListParagraph"/>
+        <w:numPr>
+          <w:ilvl w:val="0"/>
+          <w:numId w:val="9"/>
+        </w:numPr>
+      </w:pPr>
+      <w:r>
+        <w:rPr>
+          <w:b/>
+          <w:bCs/>
+        </w:rPr>
+        <w:t>AgriWebb</w:t>
+      </w:r>
+      <w:r>
+        <w:t>:</w:t>
+      </w:r>
+      <w:r>
+        <w:t xml:space="preserve"> Farm management mobile application that focus on helping farmers manage production records, operational planning and inventory. offer limited direct coordination with vendors such as grocery stores and restaurants</w:t>
+      </w:r>
+    </w:p>
+    <w:p>
+      <w:pPr>
+        <w:pStyle w:val="ListParagraph"/>
+        <w:numPr>
+          <w:ilvl w:val="0"/>
+          <w:numId w:val="9"/>
+        </w:numPr>
+      </w:pPr>
+      <w:r>
+        <w:rPr>
+          <w:b/>
+          <w:bCs/>
+        </w:rPr>
+        <w:t>FarmLogs</w:t>
+      </w:r>
+      <w:r>
+        <w:t>:</w:t>
+      </w:r>
+      <w:r>
+        <w:t xml:space="preserve"> largely farmer-centric mobile application with good internal visibility. limited vendor supportive.</w:t>
+      </w:r>
+    </w:p>
+    <w:p>
+      <w:pPr>
+        <w:pStyle w:val="ListParagraph"/>
+        <w:numPr>
+          <w:ilvl w:val="0"/>
+          <w:numId w:val="9"/>
+        </w:numPr>
+      </w:pPr>
+      <w:r>
+        <w:rPr>
+          <w:b/>
+          <w:bCs/>
+        </w:rPr>
+        <w:t>Cropln</w:t>
+      </w:r>
+      <w:r>
+        <w:t>:</w:t>
+      </w:r>
+      <w:r>
+        <w:t xml:space="preserve"> web based Agri-intelligence and AI driven platform for enterprises across the agriculture value chain. Designed only for enterprise level Agri businesses</w:t>
+      </w:r>
+    </w:p>
+    <w:p>
+      <w:pPr>
+        <w:pStyle w:val="ListParagraph"/>
+        <w:numPr>
+          <w:ilvl w:val="0"/>
+          <w:numId w:val="9"/>
+        </w:numPr>
+      </w:pPr>
+      <w:r>
+        <w:rPr>
+          <w:b/>
+          <w:bCs/>
+        </w:rPr>
+        <w:t>AgriDigital</w:t>
+      </w:r>
+      <w:r>
+        <w:t>:</w:t>
+      </w:r>
+      <w:r>
+        <w:t xml:space="preserve"> Provide </w:t>
+      </w:r>
+      <w:r>
+        <w:t>cloud-based</w:t>
+      </w:r>
+      <w:r>
+        <w:t xml:space="preserve"> grain supply chain and management platform. Use blockchain technology to secure settlement while digitize grain storage, </w:t>
+      </w:r>
+      <w:r>
+        <w:lastRenderedPageBreak/>
+        <w:t>trading, logistics and financing. Less suitable for small and medium scale farmers where developed models need extensive historical data and long-term adoption.</w:t>
+      </w:r>
+    </w:p>
+    <w:p>
+      <w:pPr>
+        <w:pStyle w:val="ListParagraph"/>
+        <w:ind w:left="1080"/>
+        <w:rPr>
+          <w:b/>
+          <w:bCs/>
+        </w:rPr>
+      </w:pPr>
+    </w:p>
+    <w:p>
+      <w:pPr>
+        <w:pStyle w:val="ListParagraph"/>
+        <w:ind w:left="0"/>
+      </w:pPr>
+      <w:r>
+        <w:t>A key limitation across both academic literature and existing mobile applications and platforms is the high dependability on large historic datasets. While many optimization and forecasting models assume the availability of long-term, real world transactional data newly deployed systems and small – scale agricultural networks face a cold-start problem, where little or no historical data exists.</w:t>
+      </w:r>
+    </w:p>
+    <w:p>
+      <w:pPr>
+        <w:pStyle w:val="ListParagraph"/>
+        <w:ind w:left="0"/>
+      </w:pPr>
+    </w:p>
+    <w:p>
+      <w:pPr>
+        <w:pStyle w:val="ListParagraph"/>
+        <w:ind w:left="0"/>
+      </w:pPr>
+      <w:r>
+        <w:t>Most of systems ignore human decision making while fully automated recommendations prioritized where agriculture grow with trust, long-term relationships and farmer experience is vital in decision making and planning.</w:t>
+      </w:r>
+    </w:p>
+    <w:p>
+      <w:pPr>
+        <w:pStyle w:val="ListParagraph"/>
+      </w:pPr>
+    </w:p>
+    <w:p>
+      <w:pPr>
+        <w:pStyle w:val="ListParagraph"/>
+      </w:pPr>
+    </w:p>
+    <w:p>
+      <w:pPr>
+        <w:pStyle w:val="Subtitle"/>
+        <w:rPr>
+          <w:b/>
+          <w:bCs/>
+        </w:rPr>
+      </w:pPr>
+      <w:r>
+        <w:rPr>
+          <w:b/>
+          <w:bCs/>
+          <w:color w:val="auto"/>
+        </w:rPr>
+        <w:t>Research Gap</w:t>
+      </w:r>
+    </w:p>
+    <w:p>
+      <w:r>
+        <w:t>Below gap remains based on existing research and platforms,</w:t>
+      </w:r>
+    </w:p>
+    <w:p>
+      <w:pPr>
+        <w:pStyle w:val="ListParagraph"/>
+        <w:numPr>
+          <w:ilvl w:val="0"/>
+          <w:numId w:val="10"/>
+        </w:numPr>
+      </w:pPr>
+      <w:r>
+        <w:t>Limited availability of lightweight, role-based platforms designed specifically for local farmers and vendors.</w:t>
+      </w:r>
+    </w:p>
+    <w:p>
+      <w:pPr>
+        <w:pStyle w:val="ListParagraph"/>
+        <w:numPr>
+          <w:ilvl w:val="0"/>
+          <w:numId w:val="10"/>
+        </w:numPr>
+      </w:pPr>
+      <w:r>
+        <w:t>Insufficient support for incremental data collection, where forecasting improves gradually over time.</w:t>
+      </w:r>
+    </w:p>
+    <w:p>
+      <w:pPr>
+        <w:pStyle w:val="ListParagraph"/>
+        <w:numPr>
+          <w:ilvl w:val="0"/>
+          <w:numId w:val="10"/>
+        </w:numPr>
+      </w:pPr>
+      <w:r>
+        <w:t>Lack of optimization models that combines distance, requested quantity and historical relationships.</w:t>
+      </w:r>
+    </w:p>
+    <w:p>
+      <w:pPr>
+        <w:pStyle w:val="ListParagraph"/>
+        <w:numPr>
+          <w:ilvl w:val="0"/>
+          <w:numId w:val="10"/>
+        </w:numPr>
+      </w:pPr>
+      <w:r>
+        <w:t>Minimal focus on human-in-the-loop decision support rather than full automation.</w:t>
+      </w:r>
+    </w:p>
+    <w:p>
+      <w:pPr>
+        <w:pStyle w:val="ListParagraph"/>
+        <w:numPr>
+          <w:ilvl w:val="0"/>
+          <w:numId w:val="10"/>
+        </w:numPr>
+      </w:pPr>
+      <w:r>
+        <w:t xml:space="preserve">Overdependence on real-world, large-scale datasets that are impractical for </w:t>
+      </w:r>
+      <w:r>
+        <w:t>early-stage</w:t>
+      </w:r>
+      <w:r>
+        <w:t xml:space="preserve"> systems.</w:t>
+      </w:r>
+    </w:p>
+    <w:p>
+      <w:pPr>
+        <w:pStyle w:val="Heading2"/>
+      </w:pPr>
+      <w:bookmarkStart w:id="5" w:name="_Toc222767194"/>
+      <w:r>
+        <w:t>1.5 Hypotheses and Expected Benefits</w:t>
+      </w:r>
+      <w:bookmarkEnd w:id="5"/>
+    </w:p>
+    <w:p/>
+    <w:p>
+      <w:pPr>
+        <w:spacing w:before="100" w:beforeAutospacing="1" w:after="100" w:afterAutospacing="1" w:line="240" w:lineRule="auto"/>
+        <w:rPr>
+          <w:rFonts w:eastAsia="Times New Roman" w:cs="Times New Roman"/>
+          <w:kern w:val="0"/>
+          <w:lang w:eastAsia="en-CA"/>
+          <w14:ligatures w14:val="none"/>
+        </w:rPr>
+      </w:pPr>
+      <w:r>
+        <w:rPr>
+          <w:rFonts w:eastAsia="Times New Roman" w:cs="Times New Roman"/>
+          <w:kern w:val="0"/>
+          <w:lang w:eastAsia="en-CA"/>
+          <w14:ligatures w14:val="none"/>
+        </w:rPr>
+        <w:t>The project is based on the following assumptions:</w:t>
+      </w:r>
+    </w:p>
+    <w:p>
+      <w:pPr>
+        <w:numPr>
+          <w:ilvl w:val="0"/>
+          <w:numId w:val="4"/>
+        </w:numPr>
+        <w:spacing w:before="100" w:beforeAutospacing="1" w:after="100" w:afterAutospacing="1" w:line="240" w:lineRule="auto"/>
+        <w:rPr>
+          <w:rFonts w:eastAsia="Times New Roman" w:cs="Times New Roman"/>
+          <w:kern w:val="0"/>
+          <w:lang w:eastAsia="en-CA"/>
+          <w14:ligatures w14:val="none"/>
+        </w:rPr>
+      </w:pPr>
+      <w:r>
+        <w:rPr>
+          <w:rFonts w:eastAsia="Times New Roman" w:cs="Times New Roman"/>
+          <w:kern w:val="0"/>
+          <w:lang w:eastAsia="en-CA"/>
+          <w14:ligatures w14:val="none"/>
+        </w:rPr>
+        <w:t xml:space="preserve">structured demand communication reduces uncertainty for farmers </w:t>
+      </w:r>
+    </w:p>
+    <w:p>
+      <w:pPr>
+        <w:numPr>
+          <w:ilvl w:val="0"/>
+          <w:numId w:val="4"/>
+        </w:numPr>
+        <w:spacing w:before="100" w:beforeAutospacing="1" w:after="100" w:afterAutospacing="1" w:line="240" w:lineRule="auto"/>
+        <w:rPr>
+          <w:rFonts w:eastAsia="Times New Roman" w:cs="Times New Roman"/>
+          <w:kern w:val="0"/>
+          <w:lang w:eastAsia="en-CA"/>
+          <w14:ligatures w14:val="none"/>
+        </w:rPr>
+      </w:pPr>
+      <w:r>
+        <w:rPr>
+          <w:rFonts w:eastAsia="Times New Roman" w:cs="Times New Roman"/>
+          <w:kern w:val="0"/>
+          <w:lang w:eastAsia="en-CA"/>
+          <w14:ligatures w14:val="none"/>
+        </w:rPr>
+        <w:t xml:space="preserve">forecasting can improve dispatch planning </w:t>
+      </w:r>
+    </w:p>
+    <w:p>
+      <w:pPr>
+        <w:numPr>
+          <w:ilvl w:val="0"/>
+          <w:numId w:val="4"/>
+        </w:numPr>
+        <w:spacing w:before="100" w:beforeAutospacing="1" w:after="100" w:afterAutospacing="1" w:line="240" w:lineRule="auto"/>
+        <w:rPr>
+          <w:rFonts w:eastAsia="Times New Roman" w:cs="Times New Roman"/>
+          <w:kern w:val="0"/>
+          <w:lang w:eastAsia="en-CA"/>
+          <w14:ligatures w14:val="none"/>
+        </w:rPr>
+      </w:pPr>
+      <w:r>
+        <w:rPr>
+          <w:rFonts w:eastAsia="Times New Roman" w:cs="Times New Roman"/>
+          <w:kern w:val="0"/>
+          <w:lang w:eastAsia="en-CA"/>
+          <w14:ligatures w14:val="none"/>
+        </w:rPr>
+        <w:t xml:space="preserve">recommendation logic can support better vendor selection </w:t>
+      </w:r>
+    </w:p>
+    <w:p>
+      <w:pPr>
+        <w:numPr>
+          <w:ilvl w:val="0"/>
+          <w:numId w:val="4"/>
+        </w:numPr>
+        <w:spacing w:before="100" w:beforeAutospacing="1" w:after="100" w:afterAutospacing="1" w:line="240" w:lineRule="auto"/>
+        <w:rPr>
+          <w:rFonts w:eastAsia="Times New Roman" w:cs="Times New Roman"/>
+          <w:kern w:val="0"/>
+          <w:lang w:eastAsia="en-CA"/>
+          <w14:ligatures w14:val="none"/>
+        </w:rPr>
+      </w:pPr>
+      <w:r>
+        <w:rPr>
+          <w:rFonts w:eastAsia="Times New Roman" w:cs="Times New Roman"/>
+          <w:kern w:val="0"/>
+          <w:lang w:eastAsia="en-CA"/>
+          <w14:ligatures w14:val="none"/>
+        </w:rPr>
+        <w:t xml:space="preserve">real-time communication can reduce coordination friction </w:t>
+      </w:r>
+    </w:p>
+    <w:p>
+      <w:pPr>
+        <w:numPr>
+          <w:ilvl w:val="0"/>
+          <w:numId w:val="4"/>
+        </w:numPr>
+        <w:spacing w:before="100" w:beforeAutospacing="1" w:after="100" w:afterAutospacing="1" w:line="240" w:lineRule="auto"/>
+        <w:rPr>
+          <w:rFonts w:eastAsia="Times New Roman" w:cs="Times New Roman"/>
+          <w:kern w:val="0"/>
+          <w:lang w:eastAsia="en-CA"/>
+          <w14:ligatures w14:val="none"/>
+        </w:rPr>
+      </w:pPr>
+      <w:r>
+        <w:rPr>
+          <w:rFonts w:eastAsia="Times New Roman" w:cs="Times New Roman"/>
+          <w:kern w:val="0"/>
+          <w:lang w:eastAsia="en-CA"/>
+          <w14:ligatures w14:val="none"/>
+        </w:rPr>
+        <w:lastRenderedPageBreak/>
+        <w:t xml:space="preserve">simulated and user-generated data can support meaningful early-stage research and evaluation </w:t>
+      </w:r>
+    </w:p>
+    <w:p>
+      <w:pPr>
+        <w:spacing w:before="100" w:beforeAutospacing="1" w:after="100" w:afterAutospacing="1" w:line="240" w:lineRule="auto"/>
+        <w:rPr>
+          <w:rFonts w:eastAsia="Times New Roman" w:cs="Times New Roman"/>
+          <w:kern w:val="0"/>
+          <w:lang w:eastAsia="en-CA"/>
+          <w14:ligatures w14:val="none"/>
+        </w:rPr>
+      </w:pPr>
+      <w:r>
+        <w:rPr>
+          <w:rFonts w:eastAsia="Times New Roman" w:cs="Times New Roman"/>
+          <w:kern w:val="0"/>
+          <w:lang w:eastAsia="en-CA"/>
+          <w14:ligatures w14:val="none"/>
+        </w:rPr>
+        <w:t>Expected benefits include:</w:t>
+      </w:r>
+    </w:p>
+    <w:p>
+      <w:pPr>
+        <w:numPr>
+          <w:ilvl w:val="0"/>
+          <w:numId w:val="5"/>
+        </w:numPr>
+        <w:spacing w:before="100" w:beforeAutospacing="1" w:after="100" w:afterAutospacing="1" w:line="240" w:lineRule="auto"/>
+        <w:rPr>
+          <w:rFonts w:eastAsia="Times New Roman" w:cs="Times New Roman"/>
+          <w:kern w:val="0"/>
+          <w:lang w:eastAsia="en-CA"/>
+          <w14:ligatures w14:val="none"/>
+        </w:rPr>
+      </w:pPr>
+      <w:r>
+        <w:rPr>
+          <w:rFonts w:eastAsia="Times New Roman" w:cs="Times New Roman"/>
+          <w:kern w:val="0"/>
+          <w:lang w:eastAsia="en-CA"/>
+          <w14:ligatures w14:val="none"/>
+        </w:rPr>
+        <w:t xml:space="preserve">better visibility of demand and supply </w:t>
+      </w:r>
+    </w:p>
+    <w:p>
+      <w:pPr>
+        <w:numPr>
+          <w:ilvl w:val="0"/>
+          <w:numId w:val="5"/>
+        </w:numPr>
+        <w:spacing w:before="100" w:beforeAutospacing="1" w:after="100" w:afterAutospacing="1" w:line="240" w:lineRule="auto"/>
+        <w:rPr>
+          <w:rFonts w:eastAsia="Times New Roman" w:cs="Times New Roman"/>
+          <w:kern w:val="0"/>
+          <w:lang w:eastAsia="en-CA"/>
+          <w14:ligatures w14:val="none"/>
+        </w:rPr>
+      </w:pPr>
+      <w:r>
+        <w:rPr>
+          <w:rFonts w:eastAsia="Times New Roman" w:cs="Times New Roman"/>
+          <w:kern w:val="0"/>
+          <w:lang w:eastAsia="en-CA"/>
+          <w14:ligatures w14:val="none"/>
+        </w:rPr>
+        <w:t xml:space="preserve">improved dispatch planning </w:t>
+      </w:r>
+    </w:p>
+    <w:p>
+      <w:pPr>
+        <w:numPr>
+          <w:ilvl w:val="0"/>
+          <w:numId w:val="5"/>
+        </w:numPr>
+        <w:spacing w:before="100" w:beforeAutospacing="1" w:after="100" w:afterAutospacing="1" w:line="240" w:lineRule="auto"/>
+        <w:rPr>
+          <w:rFonts w:eastAsia="Times New Roman" w:cs="Times New Roman"/>
+          <w:kern w:val="0"/>
+          <w:lang w:eastAsia="en-CA"/>
+          <w14:ligatures w14:val="none"/>
+        </w:rPr>
+      </w:pPr>
+      <w:r>
+        <w:rPr>
+          <w:rFonts w:eastAsia="Times New Roman" w:cs="Times New Roman"/>
+          <w:kern w:val="0"/>
+          <w:lang w:eastAsia="en-CA"/>
+          <w14:ligatures w14:val="none"/>
+        </w:rPr>
+        <w:t xml:space="preserve">reduced communication barriers </w:t>
+      </w:r>
+    </w:p>
+    <w:p>
+      <w:pPr>
+        <w:numPr>
+          <w:ilvl w:val="0"/>
+          <w:numId w:val="5"/>
+        </w:numPr>
+        <w:spacing w:before="100" w:beforeAutospacing="1" w:after="100" w:afterAutospacing="1" w:line="240" w:lineRule="auto"/>
+        <w:rPr>
+          <w:rFonts w:eastAsia="Times New Roman" w:cs="Times New Roman"/>
+          <w:kern w:val="0"/>
+          <w:lang w:eastAsia="en-CA"/>
+          <w14:ligatures w14:val="none"/>
+        </w:rPr>
+      </w:pPr>
+      <w:r>
+        <w:rPr>
+          <w:rFonts w:eastAsia="Times New Roman" w:cs="Times New Roman"/>
+          <w:kern w:val="0"/>
+          <w:lang w:eastAsia="en-CA"/>
+          <w14:ligatures w14:val="none"/>
+        </w:rPr>
+        <w:t>better farmer decision support</w:t>
+      </w:r>
+    </w:p>
+    <w:p/>
+    <w:p/>
+    <w:p>
+      <w:pPr>
+        <w:pStyle w:val="Heading1"/>
+        <w:numPr>
+          <w:ilvl w:val="0"/>
+          <w:numId w:val="6"/>
+        </w:numPr>
+        <w:tabs>
+          <w:tab w:val="num" w:pos="720"/>
+        </w:tabs>
+      </w:pPr>
+      <w:bookmarkStart w:id="6" w:name="_Toc222767195"/>
+      <w:r>
+        <w:t xml:space="preserve">Summary Of </w:t>
+      </w:r>
+      <w:r>
+        <w:t>Research</w:t>
+      </w:r>
+      <w:r>
+        <w:t xml:space="preserve"> Project</w:t>
+      </w:r>
+      <w:bookmarkEnd w:id="6"/>
+    </w:p>
+    <w:p>
+      <w:pPr>
+        <w:ind w:left="360"/>
+      </w:pPr>
+    </w:p>
+    <w:p>
+      <w:pPr>
+        <w:pStyle w:val="NormalWeb"/>
+        <w:spacing w:line="300" w:lineRule="atLeast"/>
+        <w:ind w:left="360"/>
+        <w:rPr>
+          <w:rFonts w:ascii="Segoe UI" w:hAnsi="Segoe UI" w:cs="Segoe UI"/>
+          <w:sz w:val="21"/>
+          <w:szCs w:val="21"/>
+        </w:rPr>
+      </w:pPr>
+      <w:bookmarkStart w:id="7" w:name="_Toc222767196"/>
+      <w:r>
+        <w:rPr>
+          <w:rFonts w:ascii="Segoe UI" w:hAnsi="Segoe UI" w:cs="Segoe UI"/>
+          <w:sz w:val="21"/>
+          <w:szCs w:val="21"/>
+        </w:rPr>
+        <w:t xml:space="preserve">The </w:t>
+      </w:r>
+      <w:proofErr w:type="spellStart"/>
+      <w:r>
+        <w:rPr>
+          <w:rStyle w:val="Strong"/>
+          <w:rFonts w:ascii="Segoe UI" w:eastAsiaTheme="majorEastAsia" w:hAnsi="Segoe UI" w:cs="Segoe UI"/>
+          <w:b w:val="0"/>
+          <w:bCs w:val="0"/>
+          <w:sz w:val="21"/>
+          <w:szCs w:val="21"/>
+        </w:rPr>
+        <w:t>FarmVendor</w:t>
+      </w:r>
+      <w:proofErr w:type="spellEnd"/>
+      <w:r>
+        <w:rPr>
+          <w:rStyle w:val="Strong"/>
+          <w:rFonts w:ascii="Segoe UI" w:eastAsiaTheme="majorEastAsia" w:hAnsi="Segoe UI" w:cs="Segoe UI"/>
+          <w:b w:val="0"/>
+          <w:bCs w:val="0"/>
+          <w:sz w:val="21"/>
+          <w:szCs w:val="21"/>
+        </w:rPr>
+        <w:t xml:space="preserve"> project</w:t>
+      </w:r>
+      <w:r>
+        <w:rPr>
+          <w:rFonts w:ascii="Segoe UI" w:hAnsi="Segoe UI" w:cs="Segoe UI"/>
+          <w:sz w:val="21"/>
+          <w:szCs w:val="21"/>
+        </w:rPr>
+        <w:t xml:space="preserve"> is a full</w:t>
+      </w:r>
+      <w:r>
+        <w:rPr>
+          <w:rFonts w:ascii="Segoe UI" w:hAnsi="Segoe UI" w:cs="Segoe UI"/>
+          <w:sz w:val="21"/>
+          <w:szCs w:val="21"/>
+        </w:rPr>
+        <w:noBreakHyphen/>
+        <w:t>stack, role</w:t>
+      </w:r>
+      <w:r>
+        <w:rPr>
+          <w:rFonts w:ascii="Segoe UI" w:hAnsi="Segoe UI" w:cs="Segoe UI"/>
+          <w:sz w:val="21"/>
+          <w:szCs w:val="21"/>
+        </w:rPr>
+        <w:noBreakHyphen/>
+        <w:t>based web application designed to enhance coordination between farmers and vendors by integrating demand management, forecasting, and intelligent decision support into a unified platform. The system enables farmers to manage inventory, monitor product availability, and make dispatch decisions, while vendors can submit demand requests specifying required quantities and delivery timelines.</w:t>
+      </w:r>
+    </w:p>
+    <w:p>
+      <w:pPr>
+        <w:pStyle w:val="NormalWeb"/>
+        <w:spacing w:line="300" w:lineRule="atLeast"/>
+        <w:ind w:left="360"/>
+        <w:rPr>
+          <w:rFonts w:ascii="Segoe UI" w:hAnsi="Segoe UI" w:cs="Segoe UI"/>
+          <w:sz w:val="21"/>
+          <w:szCs w:val="21"/>
+        </w:rPr>
+      </w:pPr>
+      <w:r>
+        <w:rPr>
+          <w:rFonts w:ascii="Segoe UI" w:hAnsi="Segoe UI" w:cs="Segoe UI"/>
+          <w:sz w:val="21"/>
+          <w:szCs w:val="21"/>
+        </w:rPr>
+        <w:t xml:space="preserve">A central feature of the project is the integration of </w:t>
+      </w:r>
+      <w:r>
+        <w:rPr>
+          <w:rStyle w:val="Strong"/>
+          <w:rFonts w:ascii="Segoe UI" w:eastAsiaTheme="majorEastAsia" w:hAnsi="Segoe UI" w:cs="Segoe UI"/>
+          <w:b w:val="0"/>
+          <w:bCs w:val="0"/>
+          <w:sz w:val="21"/>
+          <w:szCs w:val="21"/>
+        </w:rPr>
+        <w:t>machine learning–based demand forecasting</w:t>
+      </w:r>
+      <w:r>
+        <w:rPr>
+          <w:rFonts w:ascii="Segoe UI" w:hAnsi="Segoe UI" w:cs="Segoe UI"/>
+          <w:sz w:val="21"/>
+          <w:szCs w:val="21"/>
+        </w:rPr>
+        <w:t xml:space="preserve"> using the </w:t>
+      </w:r>
+      <w:r>
+        <w:rPr>
+          <w:rStyle w:val="Strong"/>
+          <w:rFonts w:ascii="Segoe UI" w:eastAsiaTheme="majorEastAsia" w:hAnsi="Segoe UI" w:cs="Segoe UI"/>
+          <w:b w:val="0"/>
+          <w:bCs w:val="0"/>
+          <w:sz w:val="21"/>
+          <w:szCs w:val="21"/>
+        </w:rPr>
+        <w:t>ML.NET Singular Spectrum Analysis (SSA)</w:t>
+      </w:r>
+      <w:r>
+        <w:rPr>
+          <w:rFonts w:ascii="Segoe UI" w:hAnsi="Segoe UI" w:cs="Segoe UI"/>
+          <w:sz w:val="21"/>
+          <w:szCs w:val="21"/>
+        </w:rPr>
+        <w:t xml:space="preserve"> algorithm. This forecasting component analyzes historical demand request data to generate future demand predictions for specific vendor–product combinations. These predictions support proactive planning by helping farmers anticipate demand, reduce produce waste, and optimize inventory and dispatch strategies.</w:t>
+      </w:r>
+    </w:p>
+    <w:p>
+      <w:pPr>
+        <w:pStyle w:val="NormalWeb"/>
+        <w:spacing w:line="300" w:lineRule="atLeast"/>
+        <w:ind w:left="360"/>
+        <w:rPr>
+          <w:rFonts w:ascii="Segoe UI" w:hAnsi="Segoe UI" w:cs="Segoe UI"/>
+          <w:sz w:val="21"/>
+          <w:szCs w:val="21"/>
+        </w:rPr>
+      </w:pPr>
+      <w:r>
+        <w:rPr>
+          <w:rFonts w:ascii="Segoe UI" w:hAnsi="Segoe UI" w:cs="Segoe UI"/>
+          <w:sz w:val="21"/>
+          <w:szCs w:val="21"/>
+        </w:rPr>
+        <w:t xml:space="preserve">Building on the forecasting capability, the system incorporates an </w:t>
+      </w:r>
+      <w:r>
+        <w:rPr>
+          <w:rStyle w:val="Strong"/>
+          <w:rFonts w:ascii="Segoe UI" w:eastAsiaTheme="majorEastAsia" w:hAnsi="Segoe UI" w:cs="Segoe UI"/>
+          <w:b w:val="0"/>
+          <w:bCs w:val="0"/>
+          <w:sz w:val="21"/>
+          <w:szCs w:val="21"/>
+        </w:rPr>
+        <w:t>intelligent vendor recommendation module</w:t>
+      </w:r>
+      <w:r>
+        <w:rPr>
+          <w:rFonts w:ascii="Segoe UI" w:hAnsi="Segoe UI" w:cs="Segoe UI"/>
+          <w:sz w:val="21"/>
+          <w:szCs w:val="21"/>
+        </w:rPr>
+        <w:t xml:space="preserve"> that identifies the most suitable vendors for dispatching. This module evaluates multiple factors, including forecasted demand, available farmer inventory, geographical distance between farmers and vendors, and historical relationship scores derived from past interactions. A weighted scoring mechanism is applied to rank vendors, allowing farmers to make informed, data</w:t>
+      </w:r>
+      <w:r>
+        <w:rPr>
+          <w:rFonts w:ascii="Segoe UI" w:hAnsi="Segoe UI" w:cs="Segoe UI"/>
+          <w:sz w:val="21"/>
+          <w:szCs w:val="21"/>
+        </w:rPr>
+        <w:noBreakHyphen/>
+        <w:t>driven decisions when selecting vendors for fulfillment.</w:t>
+      </w:r>
+    </w:p>
+    <w:p>
+      <w:pPr>
+        <w:pStyle w:val="NormalWeb"/>
+        <w:spacing w:line="300" w:lineRule="atLeast"/>
+        <w:ind w:left="360"/>
+        <w:rPr>
+          <w:rFonts w:ascii="Segoe UI" w:hAnsi="Segoe UI" w:cs="Segoe UI"/>
+          <w:sz w:val="21"/>
+          <w:szCs w:val="21"/>
+        </w:rPr>
+      </w:pPr>
+      <w:r>
+        <w:rPr>
+          <w:rFonts w:ascii="Segoe UI" w:hAnsi="Segoe UI" w:cs="Segoe UI"/>
+          <w:sz w:val="21"/>
+          <w:szCs w:val="21"/>
+        </w:rPr>
+        <w:t xml:space="preserve">To enhance collaboration and operational efficiency, the platform also includes a </w:t>
+      </w:r>
+      <w:r>
+        <w:rPr>
+          <w:rStyle w:val="Strong"/>
+          <w:rFonts w:ascii="Segoe UI" w:eastAsiaTheme="majorEastAsia" w:hAnsi="Segoe UI" w:cs="Segoe UI"/>
+          <w:b w:val="0"/>
+          <w:bCs w:val="0"/>
+          <w:sz w:val="21"/>
+          <w:szCs w:val="21"/>
+        </w:rPr>
+        <w:t>real</w:t>
+      </w:r>
+      <w:r>
+        <w:rPr>
+          <w:rStyle w:val="Strong"/>
+          <w:rFonts w:ascii="Segoe UI" w:eastAsiaTheme="majorEastAsia" w:hAnsi="Segoe UI" w:cs="Segoe UI"/>
+          <w:b w:val="0"/>
+          <w:bCs w:val="0"/>
+          <w:sz w:val="21"/>
+          <w:szCs w:val="21"/>
+        </w:rPr>
+        <w:noBreakHyphen/>
+        <w:t>time communication module</w:t>
+      </w:r>
+      <w:r>
+        <w:rPr>
+          <w:rFonts w:ascii="Segoe UI" w:hAnsi="Segoe UI" w:cs="Segoe UI"/>
+          <w:sz w:val="21"/>
+          <w:szCs w:val="21"/>
+        </w:rPr>
+        <w:t xml:space="preserve"> implemented using </w:t>
+      </w:r>
+      <w:proofErr w:type="spellStart"/>
+      <w:r>
+        <w:rPr>
+          <w:rStyle w:val="Strong"/>
+          <w:rFonts w:ascii="Segoe UI" w:eastAsiaTheme="majorEastAsia" w:hAnsi="Segoe UI" w:cs="Segoe UI"/>
+          <w:b w:val="0"/>
+          <w:bCs w:val="0"/>
+          <w:sz w:val="21"/>
+          <w:szCs w:val="21"/>
+        </w:rPr>
+        <w:t>SignalR</w:t>
+      </w:r>
+      <w:proofErr w:type="spellEnd"/>
+      <w:r>
+        <w:rPr>
+          <w:rFonts w:ascii="Segoe UI" w:hAnsi="Segoe UI" w:cs="Segoe UI"/>
+          <w:b/>
+          <w:bCs/>
+          <w:sz w:val="21"/>
+          <w:szCs w:val="21"/>
+        </w:rPr>
+        <w:t>,</w:t>
+      </w:r>
+      <w:r>
+        <w:rPr>
+          <w:rFonts w:ascii="Segoe UI" w:hAnsi="Segoe UI" w:cs="Segoe UI"/>
+          <w:sz w:val="21"/>
+          <w:szCs w:val="21"/>
+        </w:rPr>
+        <w:t xml:space="preserve"> enabling direct and instant messaging between farmers and vendors. This feature supports timely coordination, negotiation, and clarification during the dispatch process.</w:t>
+      </w:r>
+    </w:p>
+    <w:p>
+      <w:pPr>
+        <w:pStyle w:val="NormalWeb"/>
+        <w:spacing w:line="300" w:lineRule="atLeast"/>
+        <w:ind w:left="360"/>
+        <w:rPr>
+          <w:rFonts w:ascii="Segoe UI" w:hAnsi="Segoe UI" w:cs="Segoe UI"/>
+          <w:sz w:val="21"/>
+          <w:szCs w:val="21"/>
+        </w:rPr>
+      </w:pPr>
+      <w:r>
+        <w:rPr>
+          <w:rFonts w:ascii="Segoe UI" w:hAnsi="Segoe UI" w:cs="Segoe UI"/>
+          <w:sz w:val="21"/>
+          <w:szCs w:val="21"/>
+        </w:rPr>
+        <w:lastRenderedPageBreak/>
+        <w:t xml:space="preserve">The application is developed using a modern and scalable technology stack, with </w:t>
+      </w:r>
+      <w:r>
+        <w:rPr>
+          <w:rStyle w:val="Strong"/>
+          <w:rFonts w:ascii="Segoe UI" w:eastAsiaTheme="majorEastAsia" w:hAnsi="Segoe UI" w:cs="Segoe UI"/>
+          <w:b w:val="0"/>
+          <w:bCs w:val="0"/>
+          <w:sz w:val="21"/>
+          <w:szCs w:val="21"/>
+        </w:rPr>
+        <w:t>React (</w:t>
+      </w:r>
+      <w:proofErr w:type="spellStart"/>
+      <w:r>
+        <w:rPr>
+          <w:rStyle w:val="Strong"/>
+          <w:rFonts w:ascii="Segoe UI" w:eastAsiaTheme="majorEastAsia" w:hAnsi="Segoe UI" w:cs="Segoe UI"/>
+          <w:b w:val="0"/>
+          <w:bCs w:val="0"/>
+          <w:sz w:val="21"/>
+          <w:szCs w:val="21"/>
+        </w:rPr>
+        <w:t>Vite</w:t>
+      </w:r>
+      <w:proofErr w:type="spellEnd"/>
+      <w:r>
+        <w:rPr>
+          <w:rStyle w:val="Strong"/>
+          <w:rFonts w:ascii="Segoe UI" w:eastAsiaTheme="majorEastAsia" w:hAnsi="Segoe UI" w:cs="Segoe UI"/>
+          <w:b w:val="0"/>
+          <w:bCs w:val="0"/>
+          <w:sz w:val="21"/>
+          <w:szCs w:val="21"/>
+        </w:rPr>
+        <w:t>)</w:t>
+      </w:r>
+      <w:r>
+        <w:rPr>
+          <w:rFonts w:ascii="Segoe UI" w:hAnsi="Segoe UI" w:cs="Segoe UI"/>
+          <w:sz w:val="21"/>
+          <w:szCs w:val="21"/>
+        </w:rPr>
+        <w:t xml:space="preserve"> for the frontend</w:t>
+      </w:r>
+      <w:r>
+        <w:rPr>
+          <w:rFonts w:ascii="Segoe UI" w:hAnsi="Segoe UI" w:cs="Segoe UI"/>
+          <w:b/>
+          <w:bCs/>
+          <w:sz w:val="21"/>
+          <w:szCs w:val="21"/>
+        </w:rPr>
+        <w:t xml:space="preserve">, </w:t>
+      </w:r>
+      <w:r>
+        <w:rPr>
+          <w:rStyle w:val="Strong"/>
+          <w:rFonts w:ascii="Segoe UI" w:eastAsiaTheme="majorEastAsia" w:hAnsi="Segoe UI" w:cs="Segoe UI"/>
+          <w:b w:val="0"/>
+          <w:bCs w:val="0"/>
+          <w:sz w:val="21"/>
+          <w:szCs w:val="21"/>
+        </w:rPr>
+        <w:t>ASP.NET Core (.NET 8)</w:t>
+      </w:r>
+      <w:r>
+        <w:rPr>
+          <w:rFonts w:ascii="Segoe UI" w:hAnsi="Segoe UI" w:cs="Segoe UI"/>
+          <w:sz w:val="21"/>
+          <w:szCs w:val="21"/>
+        </w:rPr>
+        <w:t xml:space="preserve"> for backend services, and</w:t>
+      </w:r>
+      <w:r>
+        <w:rPr>
+          <w:rFonts w:ascii="Segoe UI" w:hAnsi="Segoe UI" w:cs="Segoe UI"/>
+          <w:b/>
+          <w:bCs/>
+          <w:sz w:val="21"/>
+          <w:szCs w:val="21"/>
+        </w:rPr>
+        <w:t xml:space="preserve"> </w:t>
+      </w:r>
+      <w:r>
+        <w:rPr>
+          <w:rStyle w:val="Strong"/>
+          <w:rFonts w:ascii="Segoe UI" w:eastAsiaTheme="majorEastAsia" w:hAnsi="Segoe UI" w:cs="Segoe UI"/>
+          <w:b w:val="0"/>
+          <w:bCs w:val="0"/>
+          <w:sz w:val="21"/>
+          <w:szCs w:val="21"/>
+        </w:rPr>
+        <w:t>SQL Server</w:t>
+      </w:r>
+      <w:r>
+        <w:rPr>
+          <w:rFonts w:ascii="Segoe UI" w:hAnsi="Segoe UI" w:cs="Segoe UI"/>
+          <w:sz w:val="21"/>
+          <w:szCs w:val="21"/>
+        </w:rPr>
+        <w:t xml:space="preserve"> for data persistence. The system follows a </w:t>
+      </w:r>
+      <w:r>
+        <w:rPr>
+          <w:rStyle w:val="Strong"/>
+          <w:rFonts w:ascii="Segoe UI" w:eastAsiaTheme="majorEastAsia" w:hAnsi="Segoe UI" w:cs="Segoe UI"/>
+          <w:b w:val="0"/>
+          <w:bCs w:val="0"/>
+          <w:sz w:val="21"/>
+          <w:szCs w:val="21"/>
+        </w:rPr>
+        <w:t>layered architectural approach</w:t>
+      </w:r>
+      <w:r>
+        <w:rPr>
+          <w:rFonts w:ascii="Segoe UI" w:hAnsi="Segoe UI" w:cs="Segoe UI"/>
+          <w:sz w:val="21"/>
+          <w:szCs w:val="21"/>
+        </w:rPr>
+        <w:t>, clearly separating the presentation layer, business logic, and data access components to improve modularity, maintainability, and scalability.</w:t>
+      </w:r>
+    </w:p>
+    <w:p>
+      <w:pPr>
+        <w:pStyle w:val="NormalWeb"/>
+        <w:spacing w:line="300" w:lineRule="atLeast"/>
+        <w:ind w:left="360"/>
+        <w:rPr>
+          <w:rFonts w:ascii="Segoe UI" w:hAnsi="Segoe UI" w:cs="Segoe UI"/>
+          <w:sz w:val="21"/>
+          <w:szCs w:val="21"/>
+        </w:rPr>
+      </w:pPr>
+      <w:r>
+        <w:rPr>
+          <w:rFonts w:ascii="Segoe UI" w:hAnsi="Segoe UI" w:cs="Segoe UI"/>
+          <w:sz w:val="21"/>
+          <w:szCs w:val="21"/>
+        </w:rPr>
+        <w:t xml:space="preserve">Overall, the </w:t>
+      </w:r>
+      <w:proofErr w:type="spellStart"/>
+      <w:r>
+        <w:rPr>
+          <w:rFonts w:ascii="Segoe UI" w:hAnsi="Segoe UI" w:cs="Segoe UI"/>
+          <w:sz w:val="21"/>
+          <w:szCs w:val="21"/>
+        </w:rPr>
+        <w:t>FarmVendor</w:t>
+      </w:r>
+      <w:proofErr w:type="spellEnd"/>
+      <w:r>
+        <w:rPr>
+          <w:rFonts w:ascii="Segoe UI" w:hAnsi="Segoe UI" w:cs="Segoe UI"/>
+          <w:sz w:val="21"/>
+          <w:szCs w:val="21"/>
+        </w:rPr>
+        <w:t xml:space="preserve"> project transforms a traditional transactional system into an </w:t>
+      </w:r>
+      <w:r>
+        <w:rPr>
+          <w:rStyle w:val="Strong"/>
+          <w:rFonts w:ascii="Segoe UI" w:eastAsiaTheme="majorEastAsia" w:hAnsi="Segoe UI" w:cs="Segoe UI"/>
+          <w:b w:val="0"/>
+          <w:bCs w:val="0"/>
+          <w:sz w:val="21"/>
+          <w:szCs w:val="21"/>
+        </w:rPr>
+        <w:t>intelligent, data</w:t>
+      </w:r>
+      <w:r>
+        <w:rPr>
+          <w:rStyle w:val="Strong"/>
+          <w:rFonts w:ascii="Segoe UI" w:eastAsiaTheme="majorEastAsia" w:hAnsi="Segoe UI" w:cs="Segoe UI"/>
+          <w:b w:val="0"/>
+          <w:bCs w:val="0"/>
+          <w:sz w:val="21"/>
+          <w:szCs w:val="21"/>
+        </w:rPr>
+        <w:noBreakHyphen/>
+        <w:t>driven agricultural supply chain platform</w:t>
+      </w:r>
+      <w:r>
+        <w:rPr>
+          <w:rFonts w:ascii="Segoe UI" w:hAnsi="Segoe UI" w:cs="Segoe UI"/>
+          <w:sz w:val="21"/>
+          <w:szCs w:val="21"/>
+        </w:rPr>
+        <w:t xml:space="preserve"> by integrating forecasting, recommendation algorithms, and real</w:t>
+      </w:r>
+      <w:r>
+        <w:rPr>
+          <w:rFonts w:ascii="Segoe UI" w:hAnsi="Segoe UI" w:cs="Segoe UI"/>
+          <w:sz w:val="21"/>
+          <w:szCs w:val="21"/>
+        </w:rPr>
+        <w:noBreakHyphen/>
+        <w:t>time communication. The project demonstrates how emerging technologies can be applied to improve efficiency, reduce uncertainty, and support informed decision</w:t>
+      </w:r>
+      <w:r>
+        <w:rPr>
+          <w:rFonts w:ascii="Segoe UI" w:hAnsi="Segoe UI" w:cs="Segoe UI"/>
+          <w:sz w:val="21"/>
+          <w:szCs w:val="21"/>
+        </w:rPr>
+        <w:noBreakHyphen/>
+        <w:t>making in agricultural supply chain management.</w:t>
+      </w:r>
+    </w:p>
+    <w:p>
+      <w:pPr>
+        <w:pStyle w:val="Heading1"/>
+        <w:numPr>
+          <w:ilvl w:val="0"/>
+          <w:numId w:val="6"/>
+        </w:numPr>
+        <w:tabs>
+          <w:tab w:val="num" w:pos="720"/>
+        </w:tabs>
+      </w:pPr>
+      <w:r>
+        <w:t>Changes to the Proposal</w:t>
+      </w:r>
+      <w:bookmarkEnd w:id="7"/>
+    </w:p>
+    <w:p/>
+    <w:p>
+      <w:pPr>
+        <w:ind w:left="360"/>
+      </w:pPr>
+      <w:r>
+        <w:t xml:space="preserve">During the implementation phase of the </w:t>
+      </w:r>
+      <w:proofErr w:type="spellStart"/>
+      <w:r>
+        <w:t>FarmVendor</w:t>
+      </w:r>
+      <w:proofErr w:type="spellEnd"/>
+      <w:r>
+        <w:t xml:space="preserve"> project, several modifications were introduced to enhance system functionality, usability, and alignment with real</w:t>
+      </w:r>
+      <w:r>
+        <w:noBreakHyphen/>
+        <w:t>world agricultural requirements. These changes were informed by iterative testing, technical feasibility analysis, and the need to support intelligent decision</w:t>
+      </w:r>
+      <w:r>
+        <w:noBreakHyphen/>
+        <w:t>making for non</w:t>
+      </w:r>
+      <w:r>
+        <w:noBreakHyphen/>
+        <w:t>technical users. Overall, the refinements strengthened the original proposal by improving scalability, interpretability, and practical applicability.</w:t>
+      </w:r>
+    </w:p>
+    <w:p/>
+    <w:p/>
+    <w:p>
+      <w:r>
+        <w:t xml:space="preserve">       </w:t>
+      </w:r>
+    </w:p>
+    <w:tbl>
+      <w:tblPr>
+        <w:tblW w:w="8840" w:type="dxa"/>
+        <w:tblLook w:val="04A0" w:firstRow="1" w:lastRow="0" w:firstColumn="1" w:lastColumn="0" w:noHBand="0" w:noVBand="1"/>
+      </w:tblPr>
+      <w:tblGrid>
+        <w:gridCol w:w="2045"/>
+        <w:gridCol w:w="3313"/>
+        <w:gridCol w:w="3482"/>
+      </w:tblGrid>
+      <w:tr>
+        <w:trPr>
+          <w:trHeight w:val="825"/>
+        </w:trPr>
+        <w:tc>
+          <w:tcPr>
+            <w:tcW w:w="1859" w:type="dxa"/>
+            <w:tcBorders>
+              <w:top w:val="single" w:sz="8" w:space="0" w:color="E6E6E6"/>
+              <w:left w:val="single" w:sz="8" w:space="0" w:color="E6E6E6"/>
+              <w:bottom w:val="single" w:sz="8" w:space="0" w:color="E6E6E6"/>
+              <w:right w:val="single" w:sz="8" w:space="0" w:color="E6E6E6"/>
+            </w:tcBorders>
+            <w:shd w:val="clear" w:color="000000" w:fill="F5F5F5"/>
+            <w:vAlign w:val="center"/>
+            <w:hideMark/>
+          </w:tcPr>
+          <w:p>
+            <w:pPr>
+              <w:spacing w:after="0" w:line="240" w:lineRule="auto"/>
+              <w:jc w:val="center"/>
+              <w:rPr>
+                <w:rFonts w:ascii="Segoe UI" w:eastAsia="Times New Roman" w:hAnsi="Segoe UI" w:cs="Segoe UI"/>
+                <w:b/>
+                <w:bCs/>
+                <w:color w:val="000000"/>
+                <w:kern w:val="0"/>
+                <w:sz w:val="22"/>
+                <w:szCs w:val="22"/>
+                <w:lang w:eastAsia="en-CA"/>
+                <w14:ligatures w14:val="none"/>
+              </w:rPr>
+            </w:pPr>
+            <w:r>
+              <w:rPr>
+                <w:rFonts w:ascii="Segoe UI" w:eastAsia="Times New Roman" w:hAnsi="Segoe UI" w:cs="Segoe UI"/>
+                <w:b/>
+                <w:bCs/>
+                <w:color w:val="000000"/>
+                <w:kern w:val="0"/>
+                <w:sz w:val="22"/>
+                <w:szCs w:val="22"/>
+                <w:lang w:eastAsia="en-CA"/>
+                <w14:ligatures w14:val="none"/>
+              </w:rPr>
+              <w:t>Change Area</w:t>
+            </w:r>
+          </w:p>
+        </w:tc>
+        <w:tc>
+          <w:tcPr>
+            <w:tcW w:w="3392" w:type="dxa"/>
+            <w:tcBorders>
+              <w:top w:val="single" w:sz="8" w:space="0" w:color="E6E6E6"/>
+              <w:left w:val="nil"/>
+              <w:bottom w:val="single" w:sz="8" w:space="0" w:color="E6E6E6"/>
+              <w:right w:val="single" w:sz="8" w:space="0" w:color="E6E6E6"/>
+            </w:tcBorders>
+            <w:shd w:val="clear" w:color="000000" w:fill="F5F5F5"/>
+            <w:vAlign w:val="center"/>
+            <w:hideMark/>
+          </w:tcPr>
+          <w:p>
+            <w:pPr>
+              <w:spacing w:after="0" w:line="240" w:lineRule="auto"/>
+              <w:jc w:val="center"/>
+              <w:rPr>
+                <w:rFonts w:ascii="Segoe UI" w:eastAsia="Times New Roman" w:hAnsi="Segoe UI" w:cs="Segoe UI"/>
+                <w:b/>
+                <w:bCs/>
+                <w:color w:val="000000"/>
+                <w:kern w:val="0"/>
+                <w:sz w:val="22"/>
+                <w:szCs w:val="22"/>
+                <w:lang w:eastAsia="en-CA"/>
+                <w14:ligatures w14:val="none"/>
+              </w:rPr>
+            </w:pPr>
+            <w:r>
+              <w:rPr>
+                <w:rFonts w:ascii="Segoe UI" w:eastAsia="Times New Roman" w:hAnsi="Segoe UI" w:cs="Segoe UI"/>
+                <w:b/>
+                <w:bCs/>
+                <w:color w:val="000000"/>
+                <w:kern w:val="0"/>
+                <w:sz w:val="22"/>
+                <w:szCs w:val="22"/>
+                <w:lang w:eastAsia="en-CA"/>
+                <w14:ligatures w14:val="none"/>
+              </w:rPr>
+              <w:t>Description</w:t>
+            </w:r>
+          </w:p>
+        </w:tc>
+        <w:tc>
+          <w:tcPr>
+            <w:tcW w:w="3589" w:type="dxa"/>
+            <w:tcBorders>
+              <w:top w:val="single" w:sz="8" w:space="0" w:color="E6E6E6"/>
+              <w:left w:val="nil"/>
+              <w:bottom w:val="single" w:sz="8" w:space="0" w:color="E6E6E6"/>
+              <w:right w:val="single" w:sz="8" w:space="0" w:color="E6E6E6"/>
+            </w:tcBorders>
+            <w:shd w:val="clear" w:color="000000" w:fill="F5F5F5"/>
+            <w:vAlign w:val="center"/>
+            <w:hideMark/>
+          </w:tcPr>
+          <w:p>
+            <w:pPr>
+              <w:spacing w:after="0" w:line="240" w:lineRule="auto"/>
+              <w:jc w:val="center"/>
+              <w:rPr>
+                <w:rFonts w:ascii="Segoe UI" w:eastAsia="Times New Roman" w:hAnsi="Segoe UI" w:cs="Segoe UI"/>
+                <w:b/>
+                <w:bCs/>
+                <w:color w:val="000000"/>
+                <w:kern w:val="0"/>
+                <w:sz w:val="22"/>
+                <w:szCs w:val="22"/>
+                <w:lang w:eastAsia="en-CA"/>
+                <w14:ligatures w14:val="none"/>
+              </w:rPr>
+            </w:pPr>
+            <w:r>
+              <w:rPr>
+                <w:rFonts w:ascii="Segoe UI" w:eastAsia="Times New Roman" w:hAnsi="Segoe UI" w:cs="Segoe UI"/>
+                <w:b/>
+                <w:bCs/>
+                <w:color w:val="000000"/>
+                <w:kern w:val="0"/>
+                <w:sz w:val="22"/>
+                <w:szCs w:val="22"/>
+                <w:lang w:eastAsia="en-CA"/>
+                <w14:ligatures w14:val="none"/>
+              </w:rPr>
+              <w:t>Justification</w:t>
+            </w:r>
+          </w:p>
+        </w:tc>
+      </w:tr>
+      <w:tr>
+        <w:trPr>
+          <w:trHeight w:val="2280"/>
+        </w:trPr>
+        <w:tc>
+          <w:tcPr>
+            <w:tcW w:w="1859" w:type="dxa"/>
+            <w:tcBorders>
+              <w:top w:val="nil"/>
+              <w:left w:val="single" w:sz="8" w:space="0" w:color="E6E6E6"/>
+              <w:bottom w:val="single" w:sz="8" w:space="0" w:color="E6E6E6"/>
+              <w:right w:val="single" w:sz="8" w:space="0" w:color="E6E6E6"/>
+            </w:tcBorders>
+            <w:shd w:val="clear" w:color="000000" w:fill="F5F5F5"/>
+            <w:vAlign w:val="center"/>
+            <w:hideMark/>
+          </w:tcPr>
+          <w:p>
+            <w:pPr>
+              <w:spacing w:after="0" w:line="240" w:lineRule="auto"/>
+              <w:rPr>
+                <w:rFonts w:ascii="Segoe UI" w:eastAsia="Times New Roman" w:hAnsi="Segoe UI" w:cs="Segoe UI"/>
+                <w:b/>
+                <w:bCs/>
+                <w:color w:val="000000"/>
+                <w:kern w:val="0"/>
+                <w:sz w:val="22"/>
+                <w:szCs w:val="22"/>
+                <w:lang w:eastAsia="en-CA"/>
+                <w14:ligatures w14:val="none"/>
+              </w:rPr>
+            </w:pPr>
+            <w:r>
+              <w:rPr>
+                <w:rFonts w:ascii="Segoe UI" w:eastAsia="Times New Roman" w:hAnsi="Segoe UI" w:cs="Segoe UI"/>
+                <w:b/>
+                <w:bCs/>
+                <w:color w:val="000000"/>
+                <w:kern w:val="0"/>
+                <w:sz w:val="22"/>
+                <w:szCs w:val="22"/>
+                <w:lang w:eastAsia="en-CA"/>
+                <w14:ligatures w14:val="none"/>
+              </w:rPr>
+              <w:t>Forecast Model</w:t>
+            </w:r>
+          </w:p>
+        </w:tc>
+        <w:tc>
+          <w:tcPr>
+            <w:tcW w:w="3392" w:type="dxa"/>
+            <w:tcBorders>
+              <w:top w:val="nil"/>
+              <w:left w:val="nil"/>
+              <w:bottom w:val="single" w:sz="8" w:space="0" w:color="E6E6E6"/>
+              <w:right w:val="single" w:sz="8" w:space="0" w:color="E6E6E6"/>
+            </w:tcBorders>
+            <w:shd w:val="clear" w:color="auto" w:fill="auto"/>
+            <w:vAlign w:val="center"/>
+            <w:hideMark/>
+          </w:tcPr>
+          <w:p>
+            <w:pPr>
+              <w:spacing w:after="0" w:line="240" w:lineRule="auto"/>
+              <w:rPr>
+                <w:rFonts w:ascii="Segoe UI" w:eastAsia="Times New Roman" w:hAnsi="Segoe UI" w:cs="Segoe UI"/>
+                <w:color w:val="000000"/>
+                <w:kern w:val="0"/>
+                <w:sz w:val="22"/>
+                <w:szCs w:val="22"/>
+                <w:lang w:eastAsia="en-CA"/>
+                <w14:ligatures w14:val="none"/>
+              </w:rPr>
+            </w:pPr>
+            <w:r>
+              <w:rPr>
+                <w:rFonts w:ascii="Segoe UI" w:eastAsia="Times New Roman" w:hAnsi="Segoe UI" w:cs="Segoe UI"/>
+                <w:color w:val="000000"/>
+                <w:kern w:val="0"/>
+                <w:sz w:val="22"/>
+                <w:szCs w:val="22"/>
+                <w:lang w:eastAsia="en-CA"/>
+                <w14:ligatures w14:val="none"/>
+              </w:rPr>
+              <w:t>The initially proposed simple logic</w:t>
+            </w:r>
+            <w:r>
+              <w:rPr>
+                <w:rFonts w:ascii="Segoe UI" w:eastAsia="Times New Roman" w:hAnsi="Segoe UI" w:cs="Segoe UI"/>
+                <w:color w:val="000000"/>
+                <w:kern w:val="0"/>
+                <w:sz w:val="22"/>
+                <w:szCs w:val="22"/>
+                <w:lang w:eastAsia="en-CA"/>
+                <w14:ligatures w14:val="none"/>
+              </w:rPr>
+              <w:noBreakHyphen/>
+              <w:t>based demand estimation approach and Moving Average algorithm was replaced with a machine learning</w:t>
+            </w:r>
+            <w:r>
+              <w:rPr>
+                <w:rFonts w:ascii="Segoe UI" w:eastAsia="Times New Roman" w:hAnsi="Segoe UI" w:cs="Segoe UI"/>
+                <w:color w:val="000000"/>
+                <w:kern w:val="0"/>
+                <w:sz w:val="22"/>
+                <w:szCs w:val="22"/>
+                <w:lang w:eastAsia="en-CA"/>
+                <w14:ligatures w14:val="none"/>
+              </w:rPr>
+              <w:noBreakHyphen/>
+              <w:t>based forecasting model using ML.NET Singular Spectrum Analysis (SSA).</w:t>
+            </w:r>
+          </w:p>
+        </w:tc>
+        <w:tc>
+          <w:tcPr>
+            <w:tcW w:w="3589" w:type="dxa"/>
+            <w:tcBorders>
+              <w:top w:val="nil"/>
+              <w:left w:val="nil"/>
+              <w:bottom w:val="single" w:sz="8" w:space="0" w:color="E6E6E6"/>
+              <w:right w:val="single" w:sz="8" w:space="0" w:color="E6E6E6"/>
+            </w:tcBorders>
+            <w:shd w:val="clear" w:color="auto" w:fill="auto"/>
+            <w:vAlign w:val="center"/>
+            <w:hideMark/>
+          </w:tcPr>
+          <w:p>
+            <w:pPr>
+              <w:spacing w:after="0" w:line="240" w:lineRule="auto"/>
+              <w:rPr>
+                <w:rFonts w:ascii="Segoe UI" w:eastAsia="Times New Roman" w:hAnsi="Segoe UI" w:cs="Segoe UI"/>
+                <w:color w:val="000000"/>
+                <w:kern w:val="0"/>
+                <w:sz w:val="22"/>
+                <w:szCs w:val="22"/>
+                <w:lang w:eastAsia="en-CA"/>
+                <w14:ligatures w14:val="none"/>
+              </w:rPr>
+            </w:pPr>
+            <w:r>
+              <w:rPr>
+                <w:rFonts w:ascii="Segoe UI" w:eastAsia="Times New Roman" w:hAnsi="Segoe UI" w:cs="Segoe UI"/>
+                <w:color w:val="000000"/>
+                <w:kern w:val="0"/>
+                <w:sz w:val="22"/>
+                <w:szCs w:val="22"/>
+                <w:lang w:eastAsia="en-CA"/>
+                <w14:ligatures w14:val="none"/>
+              </w:rPr>
+              <w:t>The SSA model provides more accurate, data</w:t>
+            </w:r>
+            <w:r>
+              <w:rPr>
+                <w:rFonts w:ascii="Segoe UI" w:eastAsia="Times New Roman" w:hAnsi="Segoe UI" w:cs="Segoe UI"/>
+                <w:color w:val="000000"/>
+                <w:kern w:val="0"/>
+                <w:sz w:val="22"/>
+                <w:szCs w:val="22"/>
+                <w:lang w:eastAsia="en-CA"/>
+                <w14:ligatures w14:val="none"/>
+              </w:rPr>
+              <w:noBreakHyphen/>
+              <w:t>driven, and scalable demand forecasts by analyzing historical time</w:t>
+            </w:r>
+            <w:r>
+              <w:rPr>
+                <w:rFonts w:ascii="Segoe UI" w:eastAsia="Times New Roman" w:hAnsi="Segoe UI" w:cs="Segoe UI"/>
+                <w:color w:val="000000"/>
+                <w:kern w:val="0"/>
+                <w:sz w:val="22"/>
+                <w:szCs w:val="22"/>
+                <w:lang w:eastAsia="en-CA"/>
+                <w14:ligatures w14:val="none"/>
+              </w:rPr>
+              <w:noBreakHyphen/>
+              <w:t>series data, enabling better production planning and dispatch decisions.</w:t>
+            </w:r>
+          </w:p>
+        </w:tc>
+      </w:tr>
+      <w:tr>
+        <w:trPr>
+          <w:trHeight w:val="2280"/>
+        </w:trPr>
+        <w:tc>
+          <w:tcPr>
+            <w:tcW w:w="1859" w:type="dxa"/>
+            <w:tcBorders>
+              <w:top w:val="nil"/>
+              <w:left w:val="single" w:sz="8" w:space="0" w:color="E6E6E6"/>
+              <w:bottom w:val="single" w:sz="8" w:space="0" w:color="E6E6E6"/>
+              <w:right w:val="single" w:sz="8" w:space="0" w:color="E6E6E6"/>
+            </w:tcBorders>
+            <w:shd w:val="clear" w:color="000000" w:fill="F5F5F5"/>
+            <w:vAlign w:val="center"/>
+            <w:hideMark/>
+          </w:tcPr>
+          <w:p>
+            <w:pPr>
+              <w:spacing w:after="0" w:line="240" w:lineRule="auto"/>
+              <w:rPr>
+                <w:rFonts w:ascii="Segoe UI" w:eastAsia="Times New Roman" w:hAnsi="Segoe UI" w:cs="Segoe UI"/>
+                <w:b/>
+                <w:bCs/>
+                <w:color w:val="000000"/>
+                <w:kern w:val="0"/>
+                <w:sz w:val="22"/>
+                <w:szCs w:val="22"/>
+                <w:lang w:eastAsia="en-CA"/>
+                <w14:ligatures w14:val="none"/>
+              </w:rPr>
+            </w:pPr>
+            <w:r>
+              <w:rPr>
+                <w:rFonts w:ascii="Segoe UI" w:eastAsia="Times New Roman" w:hAnsi="Segoe UI" w:cs="Segoe UI"/>
+                <w:b/>
+                <w:bCs/>
+                <w:color w:val="000000"/>
+                <w:kern w:val="0"/>
+                <w:sz w:val="22"/>
+                <w:szCs w:val="22"/>
+                <w:lang w:eastAsia="en-CA"/>
+                <w14:ligatures w14:val="none"/>
+              </w:rPr>
+              <w:lastRenderedPageBreak/>
+              <w:t>Forecasting Integration (New Addition)</w:t>
+            </w:r>
+          </w:p>
+        </w:tc>
+        <w:tc>
+          <w:tcPr>
+            <w:tcW w:w="3392" w:type="dxa"/>
+            <w:tcBorders>
+              <w:top w:val="nil"/>
+              <w:left w:val="nil"/>
+              <w:bottom w:val="single" w:sz="8" w:space="0" w:color="E6E6E6"/>
+              <w:right w:val="single" w:sz="8" w:space="0" w:color="E6E6E6"/>
+            </w:tcBorders>
+            <w:shd w:val="clear" w:color="auto" w:fill="auto"/>
+            <w:vAlign w:val="center"/>
+            <w:hideMark/>
+          </w:tcPr>
+          <w:p>
+            <w:pPr>
+              <w:spacing w:after="0" w:line="240" w:lineRule="auto"/>
+              <w:rPr>
+                <w:rFonts w:ascii="Segoe UI" w:eastAsia="Times New Roman" w:hAnsi="Segoe UI" w:cs="Segoe UI"/>
+                <w:color w:val="000000"/>
+                <w:kern w:val="0"/>
+                <w:sz w:val="22"/>
+                <w:szCs w:val="22"/>
+                <w:lang w:eastAsia="en-CA"/>
+                <w14:ligatures w14:val="none"/>
+              </w:rPr>
+            </w:pPr>
+            <w:r>
+              <w:rPr>
+                <w:rFonts w:ascii="Segoe UI" w:eastAsia="Times New Roman" w:hAnsi="Segoe UI" w:cs="Segoe UI"/>
+                <w:color w:val="000000"/>
+                <w:kern w:val="0"/>
+                <w:sz w:val="22"/>
+                <w:szCs w:val="22"/>
+                <w:lang w:eastAsia="en-CA"/>
+                <w14:ligatures w14:val="none"/>
+              </w:rPr>
+              <w:t>ML</w:t>
+            </w:r>
+            <w:r>
+              <w:rPr>
+                <w:rFonts w:ascii="Segoe UI" w:eastAsia="Times New Roman" w:hAnsi="Segoe UI" w:cs="Segoe UI"/>
+                <w:color w:val="000000"/>
+                <w:kern w:val="0"/>
+                <w:sz w:val="22"/>
+                <w:szCs w:val="22"/>
+                <w:lang w:eastAsia="en-CA"/>
+                <w14:ligatures w14:val="none"/>
+              </w:rPr>
+              <w:noBreakHyphen/>
+              <w:t>based demand forecasting was fully embedded into the operational workflow and used as a core input for vendor recommendations.</w:t>
+            </w:r>
+          </w:p>
+        </w:tc>
+        <w:tc>
+          <w:tcPr>
+            <w:tcW w:w="3589" w:type="dxa"/>
+            <w:tcBorders>
+              <w:top w:val="nil"/>
+              <w:left w:val="nil"/>
+              <w:bottom w:val="single" w:sz="8" w:space="0" w:color="E6E6E6"/>
+              <w:right w:val="single" w:sz="8" w:space="0" w:color="E6E6E6"/>
+            </w:tcBorders>
+            <w:shd w:val="clear" w:color="auto" w:fill="auto"/>
+            <w:vAlign w:val="center"/>
+            <w:hideMark/>
+          </w:tcPr>
+          <w:p>
+            <w:pPr>
+              <w:spacing w:after="0" w:line="240" w:lineRule="auto"/>
+              <w:rPr>
+                <w:rFonts w:ascii="Segoe UI" w:eastAsia="Times New Roman" w:hAnsi="Segoe UI" w:cs="Segoe UI"/>
+                <w:color w:val="000000"/>
+                <w:kern w:val="0"/>
+                <w:sz w:val="22"/>
+                <w:szCs w:val="22"/>
+                <w:lang w:eastAsia="en-CA"/>
+                <w14:ligatures w14:val="none"/>
+              </w:rPr>
+            </w:pPr>
+            <w:r>
+              <w:rPr>
+                <w:rFonts w:ascii="Segoe UI" w:eastAsia="Times New Roman" w:hAnsi="Segoe UI" w:cs="Segoe UI"/>
+                <w:color w:val="000000"/>
+                <w:kern w:val="0"/>
+                <w:sz w:val="22"/>
+                <w:szCs w:val="22"/>
+                <w:lang w:eastAsia="en-CA"/>
+                <w14:ligatures w14:val="none"/>
+              </w:rPr>
+              <w:t>Integrating forecasting directly into decision support improved system intelligence and ensured that recommendations were driven by future demand rather than static historical data.</w:t>
+            </w:r>
+          </w:p>
+        </w:tc>
+      </w:tr>
+      <w:tr>
+        <w:trPr>
+          <w:trHeight w:val="2280"/>
+        </w:trPr>
+        <w:tc>
+          <w:tcPr>
+            <w:tcW w:w="1859" w:type="dxa"/>
+            <w:tcBorders>
+              <w:top w:val="nil"/>
+              <w:left w:val="single" w:sz="8" w:space="0" w:color="E6E6E6"/>
+              <w:bottom w:val="single" w:sz="8" w:space="0" w:color="E6E6E6"/>
+              <w:right w:val="single" w:sz="8" w:space="0" w:color="E6E6E6"/>
+            </w:tcBorders>
+            <w:shd w:val="clear" w:color="000000" w:fill="F5F5F5"/>
+            <w:vAlign w:val="center"/>
+            <w:hideMark/>
+          </w:tcPr>
+          <w:p>
+            <w:pPr>
+              <w:spacing w:after="0" w:line="240" w:lineRule="auto"/>
+              <w:rPr>
+                <w:rFonts w:ascii="Segoe UI" w:eastAsia="Times New Roman" w:hAnsi="Segoe UI" w:cs="Segoe UI"/>
+                <w:b/>
+                <w:bCs/>
+                <w:color w:val="000000"/>
+                <w:kern w:val="0"/>
+                <w:sz w:val="22"/>
+                <w:szCs w:val="22"/>
+                <w:lang w:eastAsia="en-CA"/>
+                <w14:ligatures w14:val="none"/>
+              </w:rPr>
+            </w:pPr>
+            <w:r>
+              <w:rPr>
+                <w:rFonts w:ascii="Segoe UI" w:eastAsia="Times New Roman" w:hAnsi="Segoe UI" w:cs="Segoe UI"/>
+                <w:b/>
+                <w:bCs/>
+                <w:color w:val="000000"/>
+                <w:kern w:val="0"/>
+                <w:sz w:val="22"/>
+                <w:szCs w:val="22"/>
+                <w:lang w:eastAsia="en-CA"/>
+                <w14:ligatures w14:val="none"/>
+              </w:rPr>
+              <w:t>Dashboard Architecture</w:t>
+            </w:r>
+          </w:p>
+        </w:tc>
+        <w:tc>
+          <w:tcPr>
+            <w:tcW w:w="3392" w:type="dxa"/>
+            <w:tcBorders>
+              <w:top w:val="nil"/>
+              <w:left w:val="nil"/>
+              <w:bottom w:val="single" w:sz="8" w:space="0" w:color="E6E6E6"/>
+              <w:right w:val="single" w:sz="8" w:space="0" w:color="E6E6E6"/>
+            </w:tcBorders>
+            <w:shd w:val="clear" w:color="auto" w:fill="auto"/>
+            <w:vAlign w:val="center"/>
+            <w:hideMark/>
+          </w:tcPr>
+          <w:p>
+            <w:pPr>
+              <w:spacing w:after="0" w:line="240" w:lineRule="auto"/>
+              <w:rPr>
+                <w:rFonts w:ascii="Segoe UI" w:eastAsia="Times New Roman" w:hAnsi="Segoe UI" w:cs="Segoe UI"/>
+                <w:color w:val="000000"/>
+                <w:kern w:val="0"/>
+                <w:sz w:val="22"/>
+                <w:szCs w:val="22"/>
+                <w:lang w:eastAsia="en-CA"/>
+                <w14:ligatures w14:val="none"/>
+              </w:rPr>
+            </w:pPr>
+            <w:r>
+              <w:rPr>
+                <w:rFonts w:ascii="Segoe UI" w:eastAsia="Times New Roman" w:hAnsi="Segoe UI" w:cs="Segoe UI"/>
+                <w:color w:val="000000"/>
+                <w:kern w:val="0"/>
+                <w:sz w:val="22"/>
+                <w:szCs w:val="22"/>
+                <w:lang w:eastAsia="en-CA"/>
+                <w14:ligatures w14:val="none"/>
+              </w:rPr>
+              <w:t>The dashboard was upgraded from a static UI design to a fully dynamic, API</w:t>
+            </w:r>
+            <w:r>
+              <w:rPr>
+                <w:rFonts w:ascii="Segoe UI" w:eastAsia="Times New Roman" w:hAnsi="Segoe UI" w:cs="Segoe UI"/>
+                <w:color w:val="000000"/>
+                <w:kern w:val="0"/>
+                <w:sz w:val="22"/>
+                <w:szCs w:val="22"/>
+                <w:lang w:eastAsia="en-CA"/>
+                <w14:ligatures w14:val="none"/>
+              </w:rPr>
+              <w:noBreakHyphen/>
+              <w:t>driven architecture supporting real</w:t>
+            </w:r>
+            <w:r>
+              <w:rPr>
+                <w:rFonts w:ascii="Segoe UI" w:eastAsia="Times New Roman" w:hAnsi="Segoe UI" w:cs="Segoe UI"/>
+                <w:color w:val="000000"/>
+                <w:kern w:val="0"/>
+                <w:sz w:val="22"/>
+                <w:szCs w:val="22"/>
+                <w:lang w:eastAsia="en-CA"/>
+                <w14:ligatures w14:val="none"/>
+              </w:rPr>
+              <w:noBreakHyphen/>
+              <w:t>time data updates.</w:t>
+            </w:r>
+          </w:p>
+        </w:tc>
+        <w:tc>
+          <w:tcPr>
+            <w:tcW w:w="3589" w:type="dxa"/>
+            <w:tcBorders>
+              <w:top w:val="nil"/>
+              <w:left w:val="nil"/>
+              <w:bottom w:val="single" w:sz="8" w:space="0" w:color="E6E6E6"/>
+              <w:right w:val="single" w:sz="8" w:space="0" w:color="E6E6E6"/>
+            </w:tcBorders>
+            <w:shd w:val="clear" w:color="auto" w:fill="auto"/>
+            <w:vAlign w:val="center"/>
+            <w:hideMark/>
+          </w:tcPr>
+          <w:p>
+            <w:pPr>
+              <w:spacing w:after="0" w:line="240" w:lineRule="auto"/>
+              <w:rPr>
+                <w:rFonts w:ascii="Segoe UI" w:eastAsia="Times New Roman" w:hAnsi="Segoe UI" w:cs="Segoe UI"/>
+                <w:color w:val="000000"/>
+                <w:kern w:val="0"/>
+                <w:sz w:val="22"/>
+                <w:szCs w:val="22"/>
+                <w:lang w:eastAsia="en-CA"/>
+                <w14:ligatures w14:val="none"/>
+              </w:rPr>
+            </w:pPr>
+            <w:r>
+              <w:rPr>
+                <w:rFonts w:ascii="Segoe UI" w:eastAsia="Times New Roman" w:hAnsi="Segoe UI" w:cs="Segoe UI"/>
+                <w:color w:val="000000"/>
+                <w:kern w:val="0"/>
+                <w:sz w:val="22"/>
+                <w:szCs w:val="22"/>
+                <w:lang w:eastAsia="en-CA"/>
+                <w14:ligatures w14:val="none"/>
+              </w:rPr>
+              <w:t>This change improved system responsiveness and enabled real</w:t>
+            </w:r>
+            <w:r>
+              <w:rPr>
+                <w:rFonts w:ascii="Segoe UI" w:eastAsia="Times New Roman" w:hAnsi="Segoe UI" w:cs="Segoe UI"/>
+                <w:color w:val="000000"/>
+                <w:kern w:val="0"/>
+                <w:sz w:val="22"/>
+                <w:szCs w:val="22"/>
+                <w:lang w:eastAsia="en-CA"/>
+                <w14:ligatures w14:val="none"/>
+              </w:rPr>
+              <w:noBreakHyphen/>
+              <w:t>time visibility of inventory, requests, forecasts, and recommendations, enhancing user decision</w:t>
+            </w:r>
+            <w:r>
+              <w:rPr>
+                <w:rFonts w:ascii="Segoe UI" w:eastAsia="Times New Roman" w:hAnsi="Segoe UI" w:cs="Segoe UI"/>
+                <w:color w:val="000000"/>
+                <w:kern w:val="0"/>
+                <w:sz w:val="22"/>
+                <w:szCs w:val="22"/>
+                <w:lang w:eastAsia="en-CA"/>
+                <w14:ligatures w14:val="none"/>
+              </w:rPr>
+              <w:noBreakHyphen/>
+              <w:t>making.</w:t>
+            </w:r>
+          </w:p>
+        </w:tc>
+      </w:tr>
+      <w:tr>
+        <w:trPr>
+          <w:trHeight w:val="2280"/>
+        </w:trPr>
+        <w:tc>
+          <w:tcPr>
+            <w:tcW w:w="1859" w:type="dxa"/>
+            <w:tcBorders>
+              <w:top w:val="nil"/>
+              <w:left w:val="single" w:sz="8" w:space="0" w:color="E6E6E6"/>
+              <w:bottom w:val="single" w:sz="8" w:space="0" w:color="E6E6E6"/>
+              <w:right w:val="single" w:sz="8" w:space="0" w:color="E6E6E6"/>
+            </w:tcBorders>
+            <w:shd w:val="clear" w:color="000000" w:fill="F5F5F5"/>
+            <w:vAlign w:val="center"/>
+            <w:hideMark/>
+          </w:tcPr>
+          <w:p>
+            <w:pPr>
+              <w:spacing w:after="0" w:line="240" w:lineRule="auto"/>
+              <w:rPr>
+                <w:rFonts w:ascii="Segoe UI" w:eastAsia="Times New Roman" w:hAnsi="Segoe UI" w:cs="Segoe UI"/>
+                <w:b/>
+                <w:bCs/>
+                <w:color w:val="000000"/>
+                <w:kern w:val="0"/>
+                <w:sz w:val="22"/>
+                <w:szCs w:val="22"/>
+                <w:lang w:eastAsia="en-CA"/>
+                <w14:ligatures w14:val="none"/>
+              </w:rPr>
+            </w:pPr>
+            <w:r>
+              <w:rPr>
+                <w:rFonts w:ascii="Segoe UI" w:eastAsia="Times New Roman" w:hAnsi="Segoe UI" w:cs="Segoe UI"/>
+                <w:b/>
+                <w:bCs/>
+                <w:color w:val="000000"/>
+                <w:kern w:val="0"/>
+                <w:sz w:val="22"/>
+                <w:szCs w:val="22"/>
+                <w:lang w:eastAsia="en-CA"/>
+                <w14:ligatures w14:val="none"/>
+              </w:rPr>
+              <w:t>Authentication and Security</w:t>
+            </w:r>
+          </w:p>
+        </w:tc>
+        <w:tc>
+          <w:tcPr>
+            <w:tcW w:w="3392" w:type="dxa"/>
+            <w:tcBorders>
+              <w:top w:val="nil"/>
+              <w:left w:val="nil"/>
+              <w:bottom w:val="single" w:sz="8" w:space="0" w:color="E6E6E6"/>
+              <w:right w:val="single" w:sz="8" w:space="0" w:color="E6E6E6"/>
+            </w:tcBorders>
+            <w:shd w:val="clear" w:color="auto" w:fill="auto"/>
+            <w:vAlign w:val="center"/>
+            <w:hideMark/>
+          </w:tcPr>
+          <w:p>
+            <w:pPr>
+              <w:spacing w:after="0" w:line="240" w:lineRule="auto"/>
+              <w:rPr>
+                <w:rFonts w:ascii="Segoe UI" w:eastAsia="Times New Roman" w:hAnsi="Segoe UI" w:cs="Segoe UI"/>
+                <w:color w:val="000000"/>
+                <w:kern w:val="0"/>
+                <w:sz w:val="22"/>
+                <w:szCs w:val="22"/>
+                <w:lang w:eastAsia="en-CA"/>
+                <w14:ligatures w14:val="none"/>
+              </w:rPr>
+            </w:pPr>
+            <w:r>
+              <w:rPr>
+                <w:rFonts w:ascii="Segoe UI" w:eastAsia="Times New Roman" w:hAnsi="Segoe UI" w:cs="Segoe UI"/>
+                <w:color w:val="000000"/>
+                <w:kern w:val="0"/>
+                <w:sz w:val="22"/>
+                <w:szCs w:val="22"/>
+                <w:lang w:eastAsia="en-CA"/>
+                <w14:ligatures w14:val="none"/>
+              </w:rPr>
+              <w:t>Role</w:t>
+            </w:r>
+            <w:r>
+              <w:rPr>
+                <w:rFonts w:ascii="Segoe UI" w:eastAsia="Times New Roman" w:hAnsi="Segoe UI" w:cs="Segoe UI"/>
+                <w:color w:val="000000"/>
+                <w:kern w:val="0"/>
+                <w:sz w:val="22"/>
+                <w:szCs w:val="22"/>
+                <w:lang w:eastAsia="en-CA"/>
+                <w14:ligatures w14:val="none"/>
+              </w:rPr>
+              <w:noBreakHyphen/>
+              <w:t>based authentication was implemented using ASP.NET Identity with JWT</w:t>
+            </w:r>
+            <w:r>
+              <w:rPr>
+                <w:rFonts w:ascii="Segoe UI" w:eastAsia="Times New Roman" w:hAnsi="Segoe UI" w:cs="Segoe UI"/>
+                <w:color w:val="000000"/>
+                <w:kern w:val="0"/>
+                <w:sz w:val="22"/>
+                <w:szCs w:val="22"/>
+                <w:lang w:eastAsia="en-CA"/>
+                <w14:ligatures w14:val="none"/>
+              </w:rPr>
+              <w:noBreakHyphen/>
+              <w:t>based authorization.</w:t>
+            </w:r>
+          </w:p>
+        </w:tc>
+        <w:tc>
+          <w:tcPr>
+            <w:tcW w:w="3589" w:type="dxa"/>
+            <w:tcBorders>
+              <w:top w:val="nil"/>
+              <w:left w:val="nil"/>
+              <w:bottom w:val="single" w:sz="8" w:space="0" w:color="E6E6E6"/>
+              <w:right w:val="single" w:sz="8" w:space="0" w:color="E6E6E6"/>
+            </w:tcBorders>
+            <w:shd w:val="clear" w:color="auto" w:fill="auto"/>
+            <w:vAlign w:val="center"/>
+            <w:hideMark/>
+          </w:tcPr>
+          <w:p>
+            <w:pPr>
+              <w:spacing w:after="0" w:line="240" w:lineRule="auto"/>
+              <w:rPr>
+                <w:rFonts w:ascii="Segoe UI" w:eastAsia="Times New Roman" w:hAnsi="Segoe UI" w:cs="Segoe UI"/>
+                <w:color w:val="000000"/>
+                <w:kern w:val="0"/>
+                <w:sz w:val="22"/>
+                <w:szCs w:val="22"/>
+                <w:lang w:eastAsia="en-CA"/>
+                <w14:ligatures w14:val="none"/>
+              </w:rPr>
+            </w:pPr>
+            <w:r>
+              <w:rPr>
+                <w:rFonts w:ascii="Segoe UI" w:eastAsia="Times New Roman" w:hAnsi="Segoe UI" w:cs="Segoe UI"/>
+                <w:color w:val="000000"/>
+                <w:kern w:val="0"/>
+                <w:sz w:val="22"/>
+                <w:szCs w:val="22"/>
+                <w:lang w:eastAsia="en-CA"/>
+                <w14:ligatures w14:val="none"/>
+              </w:rPr>
+              <w:t>Secure role separation was required to protect sensitive data and enforce access control between farmer and vendor functionalities.</w:t>
+            </w:r>
+          </w:p>
+        </w:tc>
+      </w:tr>
+      <w:tr>
+        <w:trPr>
+          <w:trHeight w:val="2280"/>
+        </w:trPr>
+        <w:tc>
+          <w:tcPr>
+            <w:tcW w:w="1859" w:type="dxa"/>
+            <w:tcBorders>
+              <w:top w:val="nil"/>
+              <w:left w:val="single" w:sz="8" w:space="0" w:color="E6E6E6"/>
+              <w:bottom w:val="single" w:sz="8" w:space="0" w:color="E6E6E6"/>
+              <w:right w:val="single" w:sz="8" w:space="0" w:color="E6E6E6"/>
+            </w:tcBorders>
+            <w:shd w:val="clear" w:color="000000" w:fill="F5F5F5"/>
+            <w:vAlign w:val="center"/>
+            <w:hideMark/>
+          </w:tcPr>
+          <w:p>
+            <w:pPr>
+              <w:spacing w:after="0" w:line="240" w:lineRule="auto"/>
+              <w:rPr>
+                <w:rFonts w:ascii="Segoe UI" w:eastAsia="Times New Roman" w:hAnsi="Segoe UI" w:cs="Segoe UI"/>
+                <w:b/>
+                <w:bCs/>
+                <w:color w:val="000000"/>
+                <w:kern w:val="0"/>
+                <w:sz w:val="22"/>
+                <w:szCs w:val="22"/>
+                <w:lang w:eastAsia="en-CA"/>
+                <w14:ligatures w14:val="none"/>
+              </w:rPr>
+            </w:pPr>
+            <w:r>
+              <w:rPr>
+                <w:rFonts w:ascii="Segoe UI" w:eastAsia="Times New Roman" w:hAnsi="Segoe UI" w:cs="Segoe UI"/>
+                <w:b/>
+                <w:bCs/>
+                <w:color w:val="000000"/>
+                <w:kern w:val="0"/>
+                <w:sz w:val="22"/>
+                <w:szCs w:val="22"/>
+                <w:lang w:eastAsia="en-CA"/>
+                <w14:ligatures w14:val="none"/>
+              </w:rPr>
+              <w:t>Recommendation Logic</w:t>
+            </w:r>
+          </w:p>
+        </w:tc>
+        <w:tc>
+          <w:tcPr>
+            <w:tcW w:w="3392" w:type="dxa"/>
+            <w:tcBorders>
+              <w:top w:val="nil"/>
+              <w:left w:val="nil"/>
+              <w:bottom w:val="single" w:sz="8" w:space="0" w:color="E6E6E6"/>
+              <w:right w:val="single" w:sz="8" w:space="0" w:color="E6E6E6"/>
+            </w:tcBorders>
+            <w:shd w:val="clear" w:color="auto" w:fill="auto"/>
+            <w:vAlign w:val="center"/>
+            <w:hideMark/>
+          </w:tcPr>
+          <w:p>
+            <w:pPr>
+              <w:spacing w:after="0" w:line="240" w:lineRule="auto"/>
+              <w:rPr>
+                <w:rFonts w:ascii="Segoe UI" w:eastAsia="Times New Roman" w:hAnsi="Segoe UI" w:cs="Segoe UI"/>
+                <w:color w:val="000000"/>
+                <w:kern w:val="0"/>
+                <w:sz w:val="22"/>
+                <w:szCs w:val="22"/>
+                <w:lang w:eastAsia="en-CA"/>
+                <w14:ligatures w14:val="none"/>
+              </w:rPr>
+            </w:pPr>
+            <w:r>
+              <w:rPr>
+                <w:rFonts w:ascii="Segoe UI" w:eastAsia="Times New Roman" w:hAnsi="Segoe UI" w:cs="Segoe UI"/>
+                <w:color w:val="000000"/>
+                <w:kern w:val="0"/>
+                <w:sz w:val="22"/>
+                <w:szCs w:val="22"/>
+                <w:lang w:eastAsia="en-CA"/>
+                <w14:ligatures w14:val="none"/>
+              </w:rPr>
+              <w:t>The original optimization</w:t>
+            </w:r>
+            <w:r>
+              <w:rPr>
+                <w:rFonts w:ascii="Segoe UI" w:eastAsia="Times New Roman" w:hAnsi="Segoe UI" w:cs="Segoe UI"/>
+                <w:color w:val="000000"/>
+                <w:kern w:val="0"/>
+                <w:sz w:val="22"/>
+                <w:szCs w:val="22"/>
+                <w:lang w:eastAsia="en-CA"/>
+                <w14:ligatures w14:val="none"/>
+              </w:rPr>
+              <w:noBreakHyphen/>
+              <w:t>based approach was simplified into a weighted scoring</w:t>
+            </w:r>
+            <w:r>
+              <w:rPr>
+                <w:rFonts w:ascii="Segoe UI" w:eastAsia="Times New Roman" w:hAnsi="Segoe UI" w:cs="Segoe UI"/>
+                <w:color w:val="000000"/>
+                <w:kern w:val="0"/>
+                <w:sz w:val="22"/>
+                <w:szCs w:val="22"/>
+                <w:lang w:eastAsia="en-CA"/>
+                <w14:ligatures w14:val="none"/>
+              </w:rPr>
+              <w:noBreakHyphen/>
+              <w:t>based recommendation system.</w:t>
+            </w:r>
+          </w:p>
+        </w:tc>
+        <w:tc>
+          <w:tcPr>
+            <w:tcW w:w="3589" w:type="dxa"/>
+            <w:tcBorders>
+              <w:top w:val="nil"/>
+              <w:left w:val="nil"/>
+              <w:bottom w:val="single" w:sz="8" w:space="0" w:color="E6E6E6"/>
+              <w:right w:val="single" w:sz="8" w:space="0" w:color="E6E6E6"/>
+            </w:tcBorders>
+            <w:shd w:val="clear" w:color="auto" w:fill="auto"/>
+            <w:vAlign w:val="center"/>
+            <w:hideMark/>
+          </w:tcPr>
+          <w:p>
+            <w:pPr>
+              <w:spacing w:after="0" w:line="240" w:lineRule="auto"/>
+              <w:rPr>
+                <w:rFonts w:ascii="Segoe UI" w:eastAsia="Times New Roman" w:hAnsi="Segoe UI" w:cs="Segoe UI"/>
+                <w:color w:val="000000"/>
+                <w:kern w:val="0"/>
+                <w:sz w:val="22"/>
+                <w:szCs w:val="22"/>
+                <w:lang w:eastAsia="en-CA"/>
+                <w14:ligatures w14:val="none"/>
+              </w:rPr>
+            </w:pPr>
+            <w:r>
+              <w:rPr>
+                <w:rFonts w:ascii="Segoe UI" w:eastAsia="Times New Roman" w:hAnsi="Segoe UI" w:cs="Segoe UI"/>
+                <w:color w:val="000000"/>
+                <w:kern w:val="0"/>
+                <w:sz w:val="22"/>
+                <w:szCs w:val="22"/>
+                <w:lang w:eastAsia="en-CA"/>
+                <w14:ligatures w14:val="none"/>
+              </w:rPr>
+              <w:t>The scoring approach improved interpretability and usability, making recommendation logic easier for non</w:t>
+            </w:r>
+            <w:r>
+              <w:rPr>
+                <w:rFonts w:ascii="Segoe UI" w:eastAsia="Times New Roman" w:hAnsi="Segoe UI" w:cs="Segoe UI"/>
+                <w:color w:val="000000"/>
+                <w:kern w:val="0"/>
+                <w:sz w:val="22"/>
+                <w:szCs w:val="22"/>
+                <w:lang w:eastAsia="en-CA"/>
+                <w14:ligatures w14:val="none"/>
+              </w:rPr>
+              <w:noBreakHyphen/>
+              <w:t>technical agricultural users to understand and trust.</w:t>
+            </w:r>
+          </w:p>
+        </w:tc>
+      </w:tr>
+      <w:tr>
+        <w:trPr>
+          <w:trHeight w:val="2280"/>
+        </w:trPr>
+        <w:tc>
+          <w:tcPr>
+            <w:tcW w:w="1859" w:type="dxa"/>
+            <w:tcBorders>
+              <w:top w:val="nil"/>
+              <w:left w:val="single" w:sz="8" w:space="0" w:color="E6E6E6"/>
+              <w:bottom w:val="single" w:sz="8" w:space="0" w:color="E6E6E6"/>
+              <w:right w:val="single" w:sz="8" w:space="0" w:color="E6E6E6"/>
+            </w:tcBorders>
+            <w:shd w:val="clear" w:color="000000" w:fill="F5F5F5"/>
+            <w:vAlign w:val="center"/>
+            <w:hideMark/>
+          </w:tcPr>
+          <w:p>
+            <w:pPr>
+              <w:spacing w:after="0" w:line="240" w:lineRule="auto"/>
+              <w:rPr>
+                <w:rFonts w:ascii="Segoe UI" w:eastAsia="Times New Roman" w:hAnsi="Segoe UI" w:cs="Segoe UI"/>
+                <w:b/>
+                <w:bCs/>
+                <w:color w:val="000000"/>
+                <w:kern w:val="0"/>
+                <w:sz w:val="22"/>
+                <w:szCs w:val="22"/>
+                <w:lang w:eastAsia="en-CA"/>
+                <w14:ligatures w14:val="none"/>
+              </w:rPr>
+            </w:pPr>
+            <w:r>
+              <w:rPr>
+                <w:rFonts w:ascii="Segoe UI" w:eastAsia="Times New Roman" w:hAnsi="Segoe UI" w:cs="Segoe UI"/>
+                <w:b/>
+                <w:bCs/>
+                <w:color w:val="000000"/>
+                <w:kern w:val="0"/>
+                <w:sz w:val="22"/>
+                <w:szCs w:val="22"/>
+                <w:lang w:eastAsia="en-CA"/>
+                <w14:ligatures w14:val="none"/>
+              </w:rPr>
+              <w:t>Relationship Tracking Enhancement</w:t>
+            </w:r>
+          </w:p>
+        </w:tc>
+        <w:tc>
+          <w:tcPr>
+            <w:tcW w:w="3392" w:type="dxa"/>
+            <w:tcBorders>
+              <w:top w:val="nil"/>
+              <w:left w:val="nil"/>
+              <w:bottom w:val="single" w:sz="8" w:space="0" w:color="E6E6E6"/>
+              <w:right w:val="single" w:sz="8" w:space="0" w:color="E6E6E6"/>
+            </w:tcBorders>
+            <w:shd w:val="clear" w:color="auto" w:fill="auto"/>
+            <w:vAlign w:val="center"/>
+            <w:hideMark/>
+          </w:tcPr>
+          <w:p>
+            <w:pPr>
+              <w:spacing w:after="0" w:line="240" w:lineRule="auto"/>
+              <w:rPr>
+                <w:rFonts w:ascii="Segoe UI" w:eastAsia="Times New Roman" w:hAnsi="Segoe UI" w:cs="Segoe UI"/>
+                <w:color w:val="000000"/>
+                <w:kern w:val="0"/>
+                <w:sz w:val="22"/>
+                <w:szCs w:val="22"/>
+                <w:lang w:eastAsia="en-CA"/>
+                <w14:ligatures w14:val="none"/>
+              </w:rPr>
+            </w:pPr>
+            <w:r>
+              <w:rPr>
+                <w:rFonts w:ascii="Segoe UI" w:eastAsia="Times New Roman" w:hAnsi="Segoe UI" w:cs="Segoe UI"/>
+                <w:color w:val="000000"/>
+                <w:kern w:val="0"/>
+                <w:sz w:val="22"/>
+                <w:szCs w:val="22"/>
+                <w:lang w:eastAsia="en-CA"/>
+                <w14:ligatures w14:val="none"/>
+              </w:rPr>
+              <w:t>A new relationship</w:t>
+            </w:r>
+            <w:r>
+              <w:rPr>
+                <w:rFonts w:ascii="Segoe UI" w:eastAsia="Times New Roman" w:hAnsi="Segoe UI" w:cs="Segoe UI"/>
+                <w:color w:val="000000"/>
+                <w:kern w:val="0"/>
+                <w:sz w:val="22"/>
+                <w:szCs w:val="22"/>
+                <w:lang w:eastAsia="en-CA"/>
+                <w14:ligatures w14:val="none"/>
+              </w:rPr>
+              <w:noBreakHyphen/>
+              <w:t>tracking entity was introduced to record historical farmer–vendor interactions and compute a relationship score.</w:t>
+            </w:r>
+          </w:p>
+        </w:tc>
+        <w:tc>
+          <w:tcPr>
+            <w:tcW w:w="3589" w:type="dxa"/>
+            <w:tcBorders>
+              <w:top w:val="nil"/>
+              <w:left w:val="nil"/>
+              <w:bottom w:val="single" w:sz="8" w:space="0" w:color="E6E6E6"/>
+              <w:right w:val="single" w:sz="8" w:space="0" w:color="E6E6E6"/>
+            </w:tcBorders>
+            <w:shd w:val="clear" w:color="auto" w:fill="auto"/>
+            <w:vAlign w:val="center"/>
+            <w:hideMark/>
+          </w:tcPr>
+          <w:p>
+            <w:pPr>
+              <w:spacing w:after="0" w:line="240" w:lineRule="auto"/>
+              <w:rPr>
+                <w:rFonts w:ascii="Segoe UI" w:eastAsia="Times New Roman" w:hAnsi="Segoe UI" w:cs="Segoe UI"/>
+                <w:color w:val="000000"/>
+                <w:kern w:val="0"/>
+                <w:sz w:val="22"/>
+                <w:szCs w:val="22"/>
+                <w:lang w:eastAsia="en-CA"/>
+                <w14:ligatures w14:val="none"/>
+              </w:rPr>
+            </w:pPr>
+            <w:r>
+              <w:rPr>
+                <w:rFonts w:ascii="Segoe UI" w:eastAsia="Times New Roman" w:hAnsi="Segoe UI" w:cs="Segoe UI"/>
+                <w:color w:val="000000"/>
+                <w:kern w:val="0"/>
+                <w:sz w:val="22"/>
+                <w:szCs w:val="22"/>
+                <w:lang w:eastAsia="en-CA"/>
+                <w14:ligatures w14:val="none"/>
+              </w:rPr>
+              <w:t>Including relationship history improved recommendation accuracy by accounting for prior collaboration performance and trust.</w:t>
+            </w:r>
+          </w:p>
+        </w:tc>
+      </w:tr>
+      <w:tr>
+        <w:trPr>
+          <w:trHeight w:val="2280"/>
+        </w:trPr>
+        <w:tc>
+          <w:tcPr>
+            <w:tcW w:w="1859" w:type="dxa"/>
+            <w:tcBorders>
+              <w:top w:val="nil"/>
+              <w:left w:val="single" w:sz="8" w:space="0" w:color="E6E6E6"/>
+              <w:bottom w:val="single" w:sz="8" w:space="0" w:color="E6E6E6"/>
+              <w:right w:val="single" w:sz="8" w:space="0" w:color="E6E6E6"/>
+            </w:tcBorders>
+            <w:shd w:val="clear" w:color="000000" w:fill="F5F5F5"/>
+            <w:vAlign w:val="center"/>
+            <w:hideMark/>
+          </w:tcPr>
+          <w:p>
+            <w:pPr>
+              <w:spacing w:after="0" w:line="240" w:lineRule="auto"/>
+              <w:rPr>
+                <w:rFonts w:ascii="Segoe UI" w:eastAsia="Times New Roman" w:hAnsi="Segoe UI" w:cs="Segoe UI"/>
+                <w:b/>
+                <w:bCs/>
+                <w:color w:val="000000"/>
+                <w:kern w:val="0"/>
+                <w:sz w:val="22"/>
+                <w:szCs w:val="22"/>
+                <w:lang w:eastAsia="en-CA"/>
+                <w14:ligatures w14:val="none"/>
+              </w:rPr>
+            </w:pPr>
+            <w:r>
+              <w:rPr>
+                <w:rFonts w:ascii="Segoe UI" w:eastAsia="Times New Roman" w:hAnsi="Segoe UI" w:cs="Segoe UI"/>
+                <w:b/>
+                <w:bCs/>
+                <w:color w:val="000000"/>
+                <w:kern w:val="0"/>
+                <w:sz w:val="22"/>
+                <w:szCs w:val="22"/>
+                <w:lang w:eastAsia="en-CA"/>
+                <w14:ligatures w14:val="none"/>
+              </w:rPr>
+              <w:lastRenderedPageBreak/>
+              <w:t>Location Feature</w:t>
+            </w:r>
+          </w:p>
+        </w:tc>
+        <w:tc>
+          <w:tcPr>
+            <w:tcW w:w="3392" w:type="dxa"/>
+            <w:tcBorders>
+              <w:top w:val="nil"/>
+              <w:left w:val="nil"/>
+              <w:bottom w:val="single" w:sz="8" w:space="0" w:color="E6E6E6"/>
+              <w:right w:val="single" w:sz="8" w:space="0" w:color="E6E6E6"/>
+            </w:tcBorders>
+            <w:shd w:val="clear" w:color="auto" w:fill="auto"/>
+            <w:vAlign w:val="center"/>
+            <w:hideMark/>
+          </w:tcPr>
+          <w:p>
+            <w:pPr>
+              <w:spacing w:after="0" w:line="240" w:lineRule="auto"/>
+              <w:rPr>
+                <w:rFonts w:ascii="Segoe UI" w:eastAsia="Times New Roman" w:hAnsi="Segoe UI" w:cs="Segoe UI"/>
+                <w:color w:val="000000"/>
+                <w:kern w:val="0"/>
+                <w:sz w:val="22"/>
+                <w:szCs w:val="22"/>
+                <w:lang w:eastAsia="en-CA"/>
+                <w14:ligatures w14:val="none"/>
+              </w:rPr>
+            </w:pPr>
+            <w:r>
+              <w:rPr>
+                <w:rFonts w:ascii="Segoe UI" w:eastAsia="Times New Roman" w:hAnsi="Segoe UI" w:cs="Segoe UI"/>
+                <w:color w:val="000000"/>
+                <w:kern w:val="0"/>
+                <w:sz w:val="22"/>
+                <w:szCs w:val="22"/>
+                <w:lang w:eastAsia="en-CA"/>
+                <w14:ligatures w14:val="none"/>
+              </w:rPr>
+              <w:t>Latitude and longitude fields were added to user profiles to support geospatial calculations.</w:t>
+            </w:r>
+          </w:p>
+        </w:tc>
+        <w:tc>
+          <w:tcPr>
+            <w:tcW w:w="3589" w:type="dxa"/>
+            <w:tcBorders>
+              <w:top w:val="nil"/>
+              <w:left w:val="nil"/>
+              <w:bottom w:val="single" w:sz="8" w:space="0" w:color="E6E6E6"/>
+              <w:right w:val="single" w:sz="8" w:space="0" w:color="E6E6E6"/>
+            </w:tcBorders>
+            <w:shd w:val="clear" w:color="auto" w:fill="auto"/>
+            <w:vAlign w:val="center"/>
+            <w:hideMark/>
+          </w:tcPr>
+          <w:p>
+            <w:pPr>
+              <w:spacing w:after="0" w:line="240" w:lineRule="auto"/>
+              <w:rPr>
+                <w:rFonts w:ascii="Segoe UI" w:eastAsia="Times New Roman" w:hAnsi="Segoe UI" w:cs="Segoe UI"/>
+                <w:color w:val="000000"/>
+                <w:kern w:val="0"/>
+                <w:sz w:val="22"/>
+                <w:szCs w:val="22"/>
+                <w:lang w:eastAsia="en-CA"/>
+                <w14:ligatures w14:val="none"/>
+              </w:rPr>
+            </w:pPr>
+            <w:r>
+              <w:rPr>
+                <w:rFonts w:ascii="Segoe UI" w:eastAsia="Times New Roman" w:hAnsi="Segoe UI" w:cs="Segoe UI"/>
+                <w:color w:val="000000"/>
+                <w:kern w:val="0"/>
+                <w:sz w:val="22"/>
+                <w:szCs w:val="22"/>
+                <w:lang w:eastAsia="en-CA"/>
+                <w14:ligatures w14:val="none"/>
+              </w:rPr>
+              <w:t>Geolocation data is required to compute distances between farmers and vendors, which is essential for distance</w:t>
+            </w:r>
+            <w:r>
+              <w:rPr>
+                <w:rFonts w:ascii="Segoe UI" w:eastAsia="Times New Roman" w:hAnsi="Segoe UI" w:cs="Segoe UI"/>
+                <w:color w:val="000000"/>
+                <w:kern w:val="0"/>
+                <w:sz w:val="22"/>
+                <w:szCs w:val="22"/>
+                <w:lang w:eastAsia="en-CA"/>
+                <w14:ligatures w14:val="none"/>
+              </w:rPr>
+              <w:noBreakHyphen/>
+              <w:t>based ranking and logistics optimization.</w:t>
+            </w:r>
+          </w:p>
+        </w:tc>
+      </w:tr>
+      <w:tr>
+        <w:trPr>
+          <w:trHeight w:val="2280"/>
+        </w:trPr>
+        <w:tc>
+          <w:tcPr>
+            <w:tcW w:w="1859" w:type="dxa"/>
+            <w:tcBorders>
+              <w:top w:val="nil"/>
+              <w:left w:val="single" w:sz="8" w:space="0" w:color="E6E6E6"/>
+              <w:bottom w:val="single" w:sz="8" w:space="0" w:color="E6E6E6"/>
+              <w:right w:val="single" w:sz="8" w:space="0" w:color="E6E6E6"/>
+            </w:tcBorders>
+            <w:shd w:val="clear" w:color="000000" w:fill="F5F5F5"/>
+            <w:vAlign w:val="center"/>
+            <w:hideMark/>
+          </w:tcPr>
+          <w:p>
+            <w:pPr>
+              <w:spacing w:after="0" w:line="240" w:lineRule="auto"/>
+              <w:rPr>
+                <w:rFonts w:ascii="Segoe UI" w:eastAsia="Times New Roman" w:hAnsi="Segoe UI" w:cs="Segoe UI"/>
+                <w:b/>
+                <w:bCs/>
+                <w:color w:val="000000"/>
+                <w:kern w:val="0"/>
+                <w:sz w:val="22"/>
+                <w:szCs w:val="22"/>
+                <w:lang w:eastAsia="en-CA"/>
+                <w14:ligatures w14:val="none"/>
+              </w:rPr>
+            </w:pPr>
+            <w:r>
+              <w:rPr>
+                <w:rFonts w:ascii="Segoe UI" w:eastAsia="Times New Roman" w:hAnsi="Segoe UI" w:cs="Segoe UI"/>
+                <w:b/>
+                <w:bCs/>
+                <w:color w:val="000000"/>
+                <w:kern w:val="0"/>
+                <w:sz w:val="22"/>
+                <w:szCs w:val="22"/>
+                <w:lang w:eastAsia="en-CA"/>
+                <w14:ligatures w14:val="none"/>
+              </w:rPr>
+              <w:t>Data Generation Strategy</w:t>
+            </w:r>
+          </w:p>
+        </w:tc>
+        <w:tc>
+          <w:tcPr>
+            <w:tcW w:w="3392" w:type="dxa"/>
+            <w:tcBorders>
+              <w:top w:val="nil"/>
+              <w:left w:val="nil"/>
+              <w:bottom w:val="single" w:sz="8" w:space="0" w:color="E6E6E6"/>
+              <w:right w:val="single" w:sz="8" w:space="0" w:color="E6E6E6"/>
+            </w:tcBorders>
+            <w:shd w:val="clear" w:color="auto" w:fill="auto"/>
+            <w:vAlign w:val="center"/>
+            <w:hideMark/>
+          </w:tcPr>
+          <w:p>
+            <w:pPr>
+              <w:spacing w:after="0" w:line="240" w:lineRule="auto"/>
+              <w:rPr>
+                <w:rFonts w:ascii="Segoe UI" w:eastAsia="Times New Roman" w:hAnsi="Segoe UI" w:cs="Segoe UI"/>
+                <w:color w:val="000000"/>
+                <w:kern w:val="0"/>
+                <w:sz w:val="22"/>
+                <w:szCs w:val="22"/>
+                <w:lang w:eastAsia="en-CA"/>
+                <w14:ligatures w14:val="none"/>
+              </w:rPr>
+            </w:pPr>
+            <w:r>
+              <w:rPr>
+                <w:rFonts w:ascii="Segoe UI" w:eastAsia="Times New Roman" w:hAnsi="Segoe UI" w:cs="Segoe UI"/>
+                <w:color w:val="000000"/>
+                <w:kern w:val="0"/>
+                <w:sz w:val="22"/>
+                <w:szCs w:val="22"/>
+                <w:lang w:eastAsia="en-CA"/>
+                <w14:ligatures w14:val="none"/>
+              </w:rPr>
+              <w:t>The initial simulated dataset approach was enhanced to include multi</w:t>
+            </w:r>
+            <w:r>
+              <w:rPr>
+                <w:rFonts w:ascii="Segoe UI" w:eastAsia="Times New Roman" w:hAnsi="Segoe UI" w:cs="Segoe UI"/>
+                <w:color w:val="000000"/>
+                <w:kern w:val="0"/>
+                <w:sz w:val="22"/>
+                <w:szCs w:val="22"/>
+                <w:lang w:eastAsia="en-CA"/>
+                <w14:ligatures w14:val="none"/>
+              </w:rPr>
+              <w:noBreakHyphen/>
+              <w:t>period historical demand, inventory, and dispatch data.</w:t>
+            </w:r>
+          </w:p>
+        </w:tc>
+        <w:tc>
+          <w:tcPr>
+            <w:tcW w:w="3589" w:type="dxa"/>
+            <w:tcBorders>
+              <w:top w:val="nil"/>
+              <w:left w:val="nil"/>
+              <w:bottom w:val="single" w:sz="8" w:space="0" w:color="E6E6E6"/>
+              <w:right w:val="single" w:sz="8" w:space="0" w:color="E6E6E6"/>
+            </w:tcBorders>
+            <w:shd w:val="clear" w:color="auto" w:fill="auto"/>
+            <w:vAlign w:val="center"/>
+            <w:hideMark/>
+          </w:tcPr>
+          <w:p>
+            <w:pPr>
+              <w:spacing w:after="0" w:line="240" w:lineRule="auto"/>
+              <w:rPr>
+                <w:rFonts w:ascii="Segoe UI" w:eastAsia="Times New Roman" w:hAnsi="Segoe UI" w:cs="Segoe UI"/>
+                <w:color w:val="000000"/>
+                <w:kern w:val="0"/>
+                <w:sz w:val="22"/>
+                <w:szCs w:val="22"/>
+                <w:lang w:eastAsia="en-CA"/>
+                <w14:ligatures w14:val="none"/>
+              </w:rPr>
+            </w:pPr>
+            <w:r>
+              <w:rPr>
+                <w:rFonts w:ascii="Segoe UI" w:eastAsia="Times New Roman" w:hAnsi="Segoe UI" w:cs="Segoe UI"/>
+                <w:color w:val="000000"/>
+                <w:kern w:val="0"/>
+                <w:sz w:val="22"/>
+                <w:szCs w:val="22"/>
+                <w:lang w:eastAsia="en-CA"/>
+                <w14:ligatures w14:val="none"/>
+              </w:rPr>
+              <w:t>More realistic historical data was necessary to support reliable machine learning forecasting and to reflect real</w:t>
+            </w:r>
+            <w:r>
+              <w:rPr>
+                <w:rFonts w:ascii="Segoe UI" w:eastAsia="Times New Roman" w:hAnsi="Segoe UI" w:cs="Segoe UI"/>
+                <w:color w:val="000000"/>
+                <w:kern w:val="0"/>
+                <w:sz w:val="22"/>
+                <w:szCs w:val="22"/>
+                <w:lang w:eastAsia="en-CA"/>
+                <w14:ligatures w14:val="none"/>
+              </w:rPr>
+              <w:noBreakHyphen/>
+              <w:t>world agricultural scenarios.</w:t>
+            </w:r>
+          </w:p>
+        </w:tc>
+      </w:tr>
+      <w:tr>
+        <w:trPr>
+          <w:trHeight w:val="2280"/>
+        </w:trPr>
+        <w:tc>
+          <w:tcPr>
+            <w:tcW w:w="1859" w:type="dxa"/>
+            <w:tcBorders>
+              <w:top w:val="nil"/>
+              <w:left w:val="single" w:sz="8" w:space="0" w:color="E6E6E6"/>
+              <w:bottom w:val="single" w:sz="8" w:space="0" w:color="E6E6E6"/>
+              <w:right w:val="single" w:sz="8" w:space="0" w:color="E6E6E6"/>
+            </w:tcBorders>
+            <w:shd w:val="clear" w:color="000000" w:fill="F5F5F5"/>
+            <w:vAlign w:val="center"/>
+            <w:hideMark/>
+          </w:tcPr>
+          <w:p>
+            <w:pPr>
+              <w:spacing w:after="0" w:line="240" w:lineRule="auto"/>
+              <w:rPr>
+                <w:rFonts w:ascii="Segoe UI" w:eastAsia="Times New Roman" w:hAnsi="Segoe UI" w:cs="Segoe UI"/>
+                <w:b/>
+                <w:bCs/>
+                <w:color w:val="000000"/>
+                <w:kern w:val="0"/>
+                <w:sz w:val="22"/>
+                <w:szCs w:val="22"/>
+                <w:lang w:eastAsia="en-CA"/>
+                <w14:ligatures w14:val="none"/>
+              </w:rPr>
+            </w:pPr>
+            <w:r>
+              <w:rPr>
+                <w:rFonts w:ascii="Segoe UI" w:eastAsia="Times New Roman" w:hAnsi="Segoe UI" w:cs="Segoe UI"/>
+                <w:b/>
+                <w:bCs/>
+                <w:color w:val="000000"/>
+                <w:kern w:val="0"/>
+                <w:sz w:val="22"/>
+                <w:szCs w:val="22"/>
+                <w:lang w:eastAsia="en-CA"/>
+                <w14:ligatures w14:val="none"/>
+              </w:rPr>
+              <w:t>User Experience Improvements</w:t>
+            </w:r>
+          </w:p>
+        </w:tc>
+        <w:tc>
+          <w:tcPr>
+            <w:tcW w:w="3392" w:type="dxa"/>
+            <w:tcBorders>
+              <w:top w:val="nil"/>
+              <w:left w:val="nil"/>
+              <w:bottom w:val="single" w:sz="8" w:space="0" w:color="E6E6E6"/>
+              <w:right w:val="single" w:sz="8" w:space="0" w:color="E6E6E6"/>
+            </w:tcBorders>
+            <w:shd w:val="clear" w:color="auto" w:fill="auto"/>
+            <w:vAlign w:val="center"/>
+            <w:hideMark/>
+          </w:tcPr>
+          <w:p>
+            <w:pPr>
+              <w:spacing w:after="0" w:line="240" w:lineRule="auto"/>
+              <w:rPr>
+                <w:rFonts w:ascii="Segoe UI" w:eastAsia="Times New Roman" w:hAnsi="Segoe UI" w:cs="Segoe UI"/>
+                <w:color w:val="000000"/>
+                <w:kern w:val="0"/>
+                <w:sz w:val="22"/>
+                <w:szCs w:val="22"/>
+                <w:lang w:eastAsia="en-CA"/>
+                <w14:ligatures w14:val="none"/>
+              </w:rPr>
+            </w:pPr>
+            <w:r>
+              <w:rPr>
+                <w:rFonts w:ascii="Segoe UI" w:eastAsia="Times New Roman" w:hAnsi="Segoe UI" w:cs="Segoe UI"/>
+                <w:color w:val="000000"/>
+                <w:kern w:val="0"/>
+                <w:sz w:val="22"/>
+                <w:szCs w:val="22"/>
+                <w:lang w:eastAsia="en-CA"/>
+                <w14:ligatures w14:val="none"/>
+              </w:rPr>
+              <w:t>Searchable dropdowns, improved navigation through a shared sidebar layout, and improved input validation were introduced.</w:t>
+            </w:r>
+          </w:p>
+        </w:tc>
+        <w:tc>
+          <w:tcPr>
+            <w:tcW w:w="3589" w:type="dxa"/>
+            <w:tcBorders>
+              <w:top w:val="nil"/>
+              <w:left w:val="nil"/>
+              <w:bottom w:val="single" w:sz="8" w:space="0" w:color="E6E6E6"/>
+              <w:right w:val="single" w:sz="8" w:space="0" w:color="E6E6E6"/>
+            </w:tcBorders>
+            <w:shd w:val="clear" w:color="auto" w:fill="auto"/>
+            <w:vAlign w:val="center"/>
+            <w:hideMark/>
+          </w:tcPr>
+          <w:p>
+            <w:pPr>
+              <w:spacing w:after="0" w:line="240" w:lineRule="auto"/>
+              <w:rPr>
+                <w:rFonts w:ascii="Segoe UI" w:eastAsia="Times New Roman" w:hAnsi="Segoe UI" w:cs="Segoe UI"/>
+                <w:color w:val="000000"/>
+                <w:kern w:val="0"/>
+                <w:sz w:val="22"/>
+                <w:szCs w:val="22"/>
+                <w:lang w:eastAsia="en-CA"/>
+                <w14:ligatures w14:val="none"/>
+              </w:rPr>
+            </w:pPr>
+            <w:r>
+              <w:rPr>
+                <w:rFonts w:ascii="Segoe UI" w:eastAsia="Times New Roman" w:hAnsi="Segoe UI" w:cs="Segoe UI"/>
+                <w:color w:val="000000"/>
+                <w:kern w:val="0"/>
+                <w:sz w:val="22"/>
+                <w:szCs w:val="22"/>
+                <w:lang w:eastAsia="en-CA"/>
+                <w14:ligatures w14:val="none"/>
+              </w:rPr>
+              <w:t>These changes significantly improved usability, reduced user errors, and enhanced overall interaction efficiency for both farmer and vendor roles.</w:t>
+            </w:r>
+          </w:p>
+        </w:tc>
+      </w:tr>
+      <w:tr>
+        <w:trPr>
+          <w:trHeight w:val="2280"/>
+        </w:trPr>
+        <w:tc>
+          <w:tcPr>
+            <w:tcW w:w="1859" w:type="dxa"/>
+            <w:tcBorders>
+              <w:top w:val="nil"/>
+              <w:left w:val="single" w:sz="8" w:space="0" w:color="E6E6E6"/>
+              <w:bottom w:val="single" w:sz="8" w:space="0" w:color="E6E6E6"/>
+              <w:right w:val="single" w:sz="8" w:space="0" w:color="E6E6E6"/>
+            </w:tcBorders>
+            <w:shd w:val="clear" w:color="000000" w:fill="F5F5F5"/>
+            <w:vAlign w:val="center"/>
+            <w:hideMark/>
+          </w:tcPr>
+          <w:p>
+            <w:pPr>
+              <w:spacing w:after="0" w:line="240" w:lineRule="auto"/>
+              <w:rPr>
+                <w:rFonts w:ascii="Segoe UI" w:eastAsia="Times New Roman" w:hAnsi="Segoe UI" w:cs="Segoe UI"/>
+                <w:b/>
+                <w:bCs/>
+                <w:color w:val="000000"/>
+                <w:kern w:val="0"/>
+                <w:sz w:val="22"/>
+                <w:szCs w:val="22"/>
+                <w:lang w:eastAsia="en-CA"/>
+                <w14:ligatures w14:val="none"/>
+              </w:rPr>
+            </w:pPr>
+            <w:r>
+              <w:rPr>
+                <w:rFonts w:ascii="Segoe UI" w:eastAsia="Times New Roman" w:hAnsi="Segoe UI" w:cs="Segoe UI"/>
+                <w:b/>
+                <w:bCs/>
+                <w:color w:val="000000"/>
+                <w:kern w:val="0"/>
+                <w:sz w:val="22"/>
+                <w:szCs w:val="22"/>
+                <w:lang w:eastAsia="en-CA"/>
+                <w14:ligatures w14:val="none"/>
+              </w:rPr>
+              <w:t>Chat Module</w:t>
+            </w:r>
+          </w:p>
+        </w:tc>
+        <w:tc>
+          <w:tcPr>
+            <w:tcW w:w="3392" w:type="dxa"/>
+            <w:tcBorders>
+              <w:top w:val="nil"/>
+              <w:left w:val="nil"/>
+              <w:bottom w:val="single" w:sz="8" w:space="0" w:color="E6E6E6"/>
+              <w:right w:val="single" w:sz="8" w:space="0" w:color="E6E6E6"/>
+            </w:tcBorders>
+            <w:shd w:val="clear" w:color="auto" w:fill="auto"/>
+            <w:vAlign w:val="center"/>
+            <w:hideMark/>
+          </w:tcPr>
+          <w:p>
+            <w:pPr>
+              <w:spacing w:after="0" w:line="240" w:lineRule="auto"/>
+              <w:rPr>
+                <w:rFonts w:ascii="Segoe UI" w:eastAsia="Times New Roman" w:hAnsi="Segoe UI" w:cs="Segoe UI"/>
+                <w:color w:val="000000"/>
+                <w:kern w:val="0"/>
+                <w:sz w:val="22"/>
+                <w:szCs w:val="22"/>
+                <w:lang w:eastAsia="en-CA"/>
+                <w14:ligatures w14:val="none"/>
+              </w:rPr>
+            </w:pPr>
+            <w:r>
+              <w:rPr>
+                <w:rFonts w:ascii="Segoe UI" w:eastAsia="Times New Roman" w:hAnsi="Segoe UI" w:cs="Segoe UI"/>
+                <w:color w:val="000000"/>
+                <w:kern w:val="0"/>
+                <w:sz w:val="22"/>
+                <w:szCs w:val="22"/>
+                <w:lang w:eastAsia="en-CA"/>
+                <w14:ligatures w14:val="none"/>
+              </w:rPr>
+              <w:t>A real</w:t>
+            </w:r>
+            <w:r>
+              <w:rPr>
+                <w:rFonts w:ascii="Segoe UI" w:eastAsia="Times New Roman" w:hAnsi="Segoe UI" w:cs="Segoe UI"/>
+                <w:color w:val="000000"/>
+                <w:kern w:val="0"/>
+                <w:sz w:val="22"/>
+                <w:szCs w:val="22"/>
+                <w:lang w:eastAsia="en-CA"/>
+                <w14:ligatures w14:val="none"/>
+              </w:rPr>
+              <w:noBreakHyphen/>
+              <w:t xml:space="preserve">time communication module was added using </w:t>
+            </w:r>
+            <w:proofErr w:type="spellStart"/>
+            <w:r>
+              <w:rPr>
+                <w:rFonts w:ascii="Segoe UI" w:eastAsia="Times New Roman" w:hAnsi="Segoe UI" w:cs="Segoe UI"/>
+                <w:color w:val="000000"/>
+                <w:kern w:val="0"/>
+                <w:sz w:val="22"/>
+                <w:szCs w:val="22"/>
+                <w:lang w:eastAsia="en-CA"/>
+                <w14:ligatures w14:val="none"/>
+              </w:rPr>
+              <w:t>SignalR</w:t>
+            </w:r>
+            <w:proofErr w:type="spellEnd"/>
+            <w:r>
+              <w:rPr>
+                <w:rFonts w:ascii="Segoe UI" w:eastAsia="Times New Roman" w:hAnsi="Segoe UI" w:cs="Segoe UI"/>
+                <w:color w:val="000000"/>
+                <w:kern w:val="0"/>
+                <w:sz w:val="22"/>
+                <w:szCs w:val="22"/>
+                <w:lang w:eastAsia="en-CA"/>
+                <w14:ligatures w14:val="none"/>
+              </w:rPr>
+              <w:t>.</w:t>
+            </w:r>
+          </w:p>
+        </w:tc>
+        <w:tc>
+          <w:tcPr>
+            <w:tcW w:w="3589" w:type="dxa"/>
+            <w:tcBorders>
+              <w:top w:val="nil"/>
+              <w:left w:val="nil"/>
+              <w:bottom w:val="single" w:sz="8" w:space="0" w:color="E6E6E6"/>
+              <w:right w:val="single" w:sz="8" w:space="0" w:color="E6E6E6"/>
+            </w:tcBorders>
+            <w:shd w:val="clear" w:color="auto" w:fill="auto"/>
+            <w:vAlign w:val="center"/>
+            <w:hideMark/>
+          </w:tcPr>
+          <w:p>
+            <w:pPr>
+              <w:spacing w:after="0" w:line="240" w:lineRule="auto"/>
+              <w:rPr>
+                <w:rFonts w:ascii="Segoe UI" w:eastAsia="Times New Roman" w:hAnsi="Segoe UI" w:cs="Segoe UI"/>
+                <w:color w:val="000000"/>
+                <w:kern w:val="0"/>
+                <w:sz w:val="22"/>
+                <w:szCs w:val="22"/>
+                <w:lang w:eastAsia="en-CA"/>
+                <w14:ligatures w14:val="none"/>
+              </w:rPr>
+            </w:pPr>
+            <w:r>
+              <w:rPr>
+                <w:rFonts w:ascii="Segoe UI" w:eastAsia="Times New Roman" w:hAnsi="Segoe UI" w:cs="Segoe UI"/>
+                <w:color w:val="000000"/>
+                <w:kern w:val="0"/>
+                <w:sz w:val="22"/>
+                <w:szCs w:val="22"/>
+                <w:lang w:eastAsia="en-CA"/>
+                <w14:ligatures w14:val="none"/>
+              </w:rPr>
+              <w:t>Real</w:t>
+            </w:r>
+            <w:r>
+              <w:rPr>
+                <w:rFonts w:ascii="Segoe UI" w:eastAsia="Times New Roman" w:hAnsi="Segoe UI" w:cs="Segoe UI"/>
+                <w:color w:val="000000"/>
+                <w:kern w:val="0"/>
+                <w:sz w:val="22"/>
+                <w:szCs w:val="22"/>
+                <w:lang w:eastAsia="en-CA"/>
+                <w14:ligatures w14:val="none"/>
+              </w:rPr>
+              <w:noBreakHyphen/>
+              <w:t>time messaging was required to support timely coordination, negotiations, and clarification during dispatch and fulfillment processes.</w:t>
+            </w:r>
+          </w:p>
+        </w:tc>
+      </w:tr>
+    </w:tbl>
     <w:p/>
     <w:sectPr>
       <w:pgSz w:w="12240" w:h="15840"/>
@@ -988,6 +4124,381 @@
     </w:lvl>
   </w:abstractNum>
   <w:abstractNum w:abstractNumId="1" w15:restartNumberingAfterBreak="0">
+    <w:nsid w:val="082D66C5"/>
+    <w:multiLevelType w:val="hybridMultilevel"/>
+    <w:tmpl w:val="D5EECBAE"/>
+    <w:lvl w:ilvl="0" w:tplc="10090001">
+      <w:start w:val="1"/>
+      <w:numFmt w:val="bullet"/>
+      <w:lvlText w:val=""/>
+      <w:lvlJc w:val="left"/>
+      <w:pPr>
+        <w:ind w:left="1440" w:hanging="360"/>
+      </w:pPr>
+      <w:rPr>
+        <w:rFonts w:ascii="Symbol" w:hAnsi="Symbol" w:hint="default"/>
+      </w:rPr>
+    </w:lvl>
+    <w:lvl w:ilvl="1" w:tplc="10090003" w:tentative="1">
+      <w:start w:val="1"/>
+      <w:numFmt w:val="bullet"/>
+      <w:lvlText w:val="o"/>
+      <w:lvlJc w:val="left"/>
+      <w:pPr>
+        <w:ind w:left="2160" w:hanging="360"/>
+      </w:pPr>
+      <w:rPr>
+        <w:rFonts w:ascii="Courier New" w:hAnsi="Courier New" w:cs="Courier New" w:hint="default"/>
+      </w:rPr>
+    </w:lvl>
+    <w:lvl w:ilvl="2" w:tplc="10090005" w:tentative="1">
+      <w:start w:val="1"/>
+      <w:numFmt w:val="bullet"/>
+      <w:lvlText w:val=""/>
+      <w:lvlJc w:val="left"/>
+      <w:pPr>
+        <w:ind w:left="2880" w:hanging="360"/>
+      </w:pPr>
+      <w:rPr>
+        <w:rFonts w:ascii="Wingdings" w:hAnsi="Wingdings" w:hint="default"/>
+      </w:rPr>
+    </w:lvl>
+    <w:lvl w:ilvl="3" w:tplc="10090001" w:tentative="1">
+      <w:start w:val="1"/>
+      <w:numFmt w:val="bullet"/>
+      <w:lvlText w:val=""/>
+      <w:lvlJc w:val="left"/>
+      <w:pPr>
+        <w:ind w:left="3600" w:hanging="360"/>
+      </w:pPr>
+      <w:rPr>
+        <w:rFonts w:ascii="Symbol" w:hAnsi="Symbol" w:hint="default"/>
+      </w:rPr>
+    </w:lvl>
+    <w:lvl w:ilvl="4" w:tplc="10090003" w:tentative="1">
+      <w:start w:val="1"/>
+      <w:numFmt w:val="bullet"/>
+      <w:lvlText w:val="o"/>
+      <w:lvlJc w:val="left"/>
+      <w:pPr>
+        <w:ind w:left="4320" w:hanging="360"/>
+      </w:pPr>
+      <w:rPr>
+        <w:rFonts w:ascii="Courier New" w:hAnsi="Courier New" w:cs="Courier New" w:hint="default"/>
+      </w:rPr>
+    </w:lvl>
+    <w:lvl w:ilvl="5" w:tplc="10090005" w:tentative="1">
+      <w:start w:val="1"/>
+      <w:numFmt w:val="bullet"/>
+      <w:lvlText w:val=""/>
+      <w:lvlJc w:val="left"/>
+      <w:pPr>
+        <w:ind w:left="5040" w:hanging="360"/>
+      </w:pPr>
+      <w:rPr>
+        <w:rFonts w:ascii="Wingdings" w:hAnsi="Wingdings" w:hint="default"/>
+      </w:rPr>
+    </w:lvl>
+    <w:lvl w:ilvl="6" w:tplc="10090001" w:tentative="1">
+      <w:start w:val="1"/>
+      <w:numFmt w:val="bullet"/>
+      <w:lvlText w:val=""/>
+      <w:lvlJc w:val="left"/>
+      <w:pPr>
+        <w:ind w:left="5760" w:hanging="360"/>
+      </w:pPr>
+      <w:rPr>
+        <w:rFonts w:ascii="Symbol" w:hAnsi="Symbol" w:hint="default"/>
+      </w:rPr>
+    </w:lvl>
+    <w:lvl w:ilvl="7" w:tplc="10090003" w:tentative="1">
+      <w:start w:val="1"/>
+      <w:numFmt w:val="bullet"/>
+      <w:lvlText w:val="o"/>
+      <w:lvlJc w:val="left"/>
+      <w:pPr>
+        <w:ind w:left="6480" w:hanging="360"/>
+      </w:pPr>
+      <w:rPr>
+        <w:rFonts w:ascii="Courier New" w:hAnsi="Courier New" w:cs="Courier New" w:hint="default"/>
+      </w:rPr>
+    </w:lvl>
+    <w:lvl w:ilvl="8" w:tplc="10090005" w:tentative="1">
+      <w:start w:val="1"/>
+      <w:numFmt w:val="bullet"/>
+      <w:lvlText w:val=""/>
+      <w:lvlJc w:val="left"/>
+      <w:pPr>
+        <w:ind w:left="7200" w:hanging="360"/>
+      </w:pPr>
+      <w:rPr>
+        <w:rFonts w:ascii="Wingdings" w:hAnsi="Wingdings" w:hint="default"/>
+      </w:rPr>
+    </w:lvl>
+  </w:abstractNum>
+  <w:abstractNum w:abstractNumId="2" w15:restartNumberingAfterBreak="0">
+    <w:nsid w:val="0927507B"/>
+    <w:multiLevelType w:val="hybridMultilevel"/>
+    <w:tmpl w:val="A12E09F4"/>
+    <w:lvl w:ilvl="0" w:tplc="10090001">
+      <w:start w:val="1"/>
+      <w:numFmt w:val="bullet"/>
+      <w:lvlText w:val=""/>
+      <w:lvlJc w:val="left"/>
+      <w:pPr>
+        <w:ind w:left="360" w:hanging="360"/>
+      </w:pPr>
+      <w:rPr>
+        <w:rFonts w:ascii="Symbol" w:hAnsi="Symbol" w:hint="default"/>
+      </w:rPr>
+    </w:lvl>
+    <w:lvl w:ilvl="1" w:tplc="10090003" w:tentative="1">
+      <w:start w:val="1"/>
+      <w:numFmt w:val="bullet"/>
+      <w:lvlText w:val="o"/>
+      <w:lvlJc w:val="left"/>
+      <w:pPr>
+        <w:ind w:left="1080" w:hanging="360"/>
+      </w:pPr>
+      <w:rPr>
+        <w:rFonts w:ascii="Courier New" w:hAnsi="Courier New" w:cs="Courier New" w:hint="default"/>
+      </w:rPr>
+    </w:lvl>
+    <w:lvl w:ilvl="2" w:tplc="10090005" w:tentative="1">
+      <w:start w:val="1"/>
+      <w:numFmt w:val="bullet"/>
+      <w:lvlText w:val=""/>
+      <w:lvlJc w:val="left"/>
+      <w:pPr>
+        <w:ind w:left="1800" w:hanging="360"/>
+      </w:pPr>
+      <w:rPr>
+        <w:rFonts w:ascii="Wingdings" w:hAnsi="Wingdings" w:hint="default"/>
+      </w:rPr>
+    </w:lvl>
+    <w:lvl w:ilvl="3" w:tplc="10090001" w:tentative="1">
+      <w:start w:val="1"/>
+      <w:numFmt w:val="bullet"/>
+      <w:lvlText w:val=""/>
+      <w:lvlJc w:val="left"/>
+      <w:pPr>
+        <w:ind w:left="2520" w:hanging="360"/>
+      </w:pPr>
+      <w:rPr>
+        <w:rFonts w:ascii="Symbol" w:hAnsi="Symbol" w:hint="default"/>
+      </w:rPr>
+    </w:lvl>
+    <w:lvl w:ilvl="4" w:tplc="10090003" w:tentative="1">
+      <w:start w:val="1"/>
+      <w:numFmt w:val="bullet"/>
+      <w:lvlText w:val="o"/>
+      <w:lvlJc w:val="left"/>
+      <w:pPr>
+        <w:ind w:left="3240" w:hanging="360"/>
+      </w:pPr>
+      <w:rPr>
+        <w:rFonts w:ascii="Courier New" w:hAnsi="Courier New" w:cs="Courier New" w:hint="default"/>
+      </w:rPr>
+    </w:lvl>
+    <w:lvl w:ilvl="5" w:tplc="10090005" w:tentative="1">
+      <w:start w:val="1"/>
+      <w:numFmt w:val="bullet"/>
+      <w:lvlText w:val=""/>
+      <w:lvlJc w:val="left"/>
+      <w:pPr>
+        <w:ind w:left="3960" w:hanging="360"/>
+      </w:pPr>
+      <w:rPr>
+        <w:rFonts w:ascii="Wingdings" w:hAnsi="Wingdings" w:hint="default"/>
+      </w:rPr>
+    </w:lvl>
+    <w:lvl w:ilvl="6" w:tplc="10090001" w:tentative="1">
+      <w:start w:val="1"/>
+      <w:numFmt w:val="bullet"/>
+      <w:lvlText w:val=""/>
+      <w:lvlJc w:val="left"/>
+      <w:pPr>
+        <w:ind w:left="4680" w:hanging="360"/>
+      </w:pPr>
+      <w:rPr>
+        <w:rFonts w:ascii="Symbol" w:hAnsi="Symbol" w:hint="default"/>
+      </w:rPr>
+    </w:lvl>
+    <w:lvl w:ilvl="7" w:tplc="10090003" w:tentative="1">
+      <w:start w:val="1"/>
+      <w:numFmt w:val="bullet"/>
+      <w:lvlText w:val="o"/>
+      <w:lvlJc w:val="left"/>
+      <w:pPr>
+        <w:ind w:left="5400" w:hanging="360"/>
+      </w:pPr>
+      <w:rPr>
+        <w:rFonts w:ascii="Courier New" w:hAnsi="Courier New" w:cs="Courier New" w:hint="default"/>
+      </w:rPr>
+    </w:lvl>
+    <w:lvl w:ilvl="8" w:tplc="10090005" w:tentative="1">
+      <w:start w:val="1"/>
+      <w:numFmt w:val="bullet"/>
+      <w:lvlText w:val=""/>
+      <w:lvlJc w:val="left"/>
+      <w:pPr>
+        <w:ind w:left="6120" w:hanging="360"/>
+      </w:pPr>
+      <w:rPr>
+        <w:rFonts w:ascii="Wingdings" w:hAnsi="Wingdings" w:hint="default"/>
+      </w:rPr>
+    </w:lvl>
+  </w:abstractNum>
+  <w:abstractNum w:abstractNumId="3" w15:restartNumberingAfterBreak="0">
+    <w:nsid w:val="2A314874"/>
+    <w:multiLevelType w:val="multilevel"/>
+    <w:tmpl w:val="BA0E3BCE"/>
+    <w:lvl w:ilvl="0">
+      <w:start w:val="1"/>
+      <w:numFmt w:val="bullet"/>
+      <w:lvlText w:val=""/>
+      <w:lvlJc w:val="left"/>
+      <w:pPr>
+        <w:tabs>
+          <w:tab w:val="num" w:pos="720"/>
+        </w:tabs>
+        <w:ind w:left="720" w:hanging="360"/>
+      </w:pPr>
+      <w:rPr>
+        <w:rFonts w:ascii="Symbol" w:hAnsi="Symbol" w:hint="default"/>
+        <w:sz w:val="20"/>
+      </w:rPr>
+    </w:lvl>
+    <w:lvl w:ilvl="1" w:tentative="1">
+      <w:start w:val="1"/>
+      <w:numFmt w:val="bullet"/>
+      <w:lvlText w:val="o"/>
+      <w:lvlJc w:val="left"/>
+      <w:pPr>
+        <w:tabs>
+          <w:tab w:val="num" w:pos="1440"/>
+        </w:tabs>
+        <w:ind w:left="1440" w:hanging="360"/>
+      </w:pPr>
+      <w:rPr>
+        <w:rFonts w:ascii="Courier New" w:hAnsi="Courier New" w:hint="default"/>
+        <w:sz w:val="20"/>
+      </w:rPr>
+    </w:lvl>
+    <w:lvl w:ilvl="2" w:tentative="1">
+      <w:start w:val="1"/>
+      <w:numFmt w:val="bullet"/>
+      <w:lvlText w:val=""/>
+      <w:lvlJc w:val="left"/>
+      <w:pPr>
+        <w:tabs>
+          <w:tab w:val="num" w:pos="2160"/>
+        </w:tabs>
+        <w:ind w:left="2160" w:hanging="360"/>
+      </w:pPr>
+      <w:rPr>
+        <w:rFonts w:ascii="Wingdings" w:hAnsi="Wingdings" w:hint="default"/>
+        <w:sz w:val="20"/>
+      </w:rPr>
+    </w:lvl>
+    <w:lvl w:ilvl="3" w:tentative="1">
+      <w:start w:val="1"/>
+      <w:numFmt w:val="bullet"/>
+      <w:lvlText w:val=""/>
+      <w:lvlJc w:val="left"/>
+      <w:pPr>
+        <w:tabs>
+          <w:tab w:val="num" w:pos="2880"/>
+        </w:tabs>
+        <w:ind w:left="2880" w:hanging="360"/>
+      </w:pPr>
+      <w:rPr>
+        <w:rFonts w:ascii="Wingdings" w:hAnsi="Wingdings" w:hint="default"/>
+        <w:sz w:val="20"/>
+      </w:rPr>
+    </w:lvl>
+    <w:lvl w:ilvl="4" w:tentative="1">
+      <w:start w:val="1"/>
+      <w:numFmt w:val="bullet"/>
+      <w:lvlText w:val=""/>
+      <w:lvlJc w:val="left"/>
+      <w:pPr>
+        <w:tabs>
+          <w:tab w:val="num" w:pos="3600"/>
+        </w:tabs>
+        <w:ind w:left="3600" w:hanging="360"/>
+      </w:pPr>
+      <w:rPr>
+        <w:rFonts w:ascii="Wingdings" w:hAnsi="Wingdings" w:hint="default"/>
+        <w:sz w:val="20"/>
+      </w:rPr>
+    </w:lvl>
+    <w:lvl w:ilvl="5" w:tentative="1">
+      <w:start w:val="1"/>
+      <w:numFmt w:val="bullet"/>
+      <w:lvlText w:val=""/>
+      <w:lvlJc w:val="left"/>
+      <w:pPr>
+        <w:tabs>
+          <w:tab w:val="num" w:pos="4320"/>
+        </w:tabs>
+        <w:ind w:left="4320" w:hanging="360"/>
+      </w:pPr>
+      <w:rPr>
+        <w:rFonts w:ascii="Wingdings" w:hAnsi="Wingdings" w:hint="default"/>
+        <w:sz w:val="20"/>
+      </w:rPr>
+    </w:lvl>
+    <w:lvl w:ilvl="6" w:tentative="1">
+      <w:start w:val="1"/>
+      <w:numFmt w:val="bullet"/>
+      <w:lvlText w:val=""/>
+      <w:lvlJc w:val="left"/>
+      <w:pPr>
+        <w:tabs>
+          <w:tab w:val="num" w:pos="5040"/>
+        </w:tabs>
+        <w:ind w:left="5040" w:hanging="360"/>
+      </w:pPr>
+      <w:rPr>
+        <w:rFonts w:ascii="Wingdings" w:hAnsi="Wingdings" w:hint="default"/>
+        <w:sz w:val="20"/>
+      </w:rPr>
+    </w:lvl>
+    <w:lvl w:ilvl="7" w:tentative="1">
+      <w:start w:val="1"/>
+      <w:numFmt w:val="bullet"/>
+      <w:lvlText w:val=""/>
+      <w:lvlJc w:val="left"/>
+      <w:pPr>
+        <w:tabs>
+          <w:tab w:val="num" w:pos="5760"/>
+        </w:tabs>
+        <w:ind w:left="5760" w:hanging="360"/>
+      </w:pPr>
+      <w:rPr>
+        <w:rFonts w:ascii="Wingdings" w:hAnsi="Wingdings" w:hint="default"/>
+        <w:sz w:val="20"/>
+      </w:rPr>
+    </w:lvl>
+    <w:lvl w:ilvl="8" w:tentative="1">
+      <w:start w:val="1"/>
+      <w:numFmt w:val="bullet"/>
+      <w:lvlText w:val=""/>
+      <w:lvlJc w:val="left"/>
+      <w:pPr>
+        <w:tabs>
+          <w:tab w:val="num" w:pos="6480"/>
+        </w:tabs>
+        <w:ind w:left="6480" w:hanging="360"/>
+      </w:pPr>
+      <w:rPr>
+        <w:rFonts w:ascii="Wingdings" w:hAnsi="Wingdings" w:hint="default"/>
+        <w:sz w:val="20"/>
+      </w:rPr>
+    </w:lvl>
+  </w:abstractNum>
+  <w:abstractNum w:abstractNumId="4" w15:restartNumberingAfterBreak="0">
     <w:nsid w:val="2DC348C5"/>
     <w:multiLevelType w:val="multilevel"/>
     <w:tmpl w:val="FB6C0150"/>
@@ -1007,7 +4518,7 @@
         <w:sz w:val="20"/>
       </w:rPr>
     </w:lvl>
-    <w:lvl w:ilvl="1" w:tentative="1">
+    <w:lvl w:ilvl="1">
       <w:start w:val="1"/>
       <w:numFmt w:val="bullet"/>
       <w:lvlText w:val="o"/>
@@ -1136,7 +4647,7 @@
       </w:rPr>
     </w:lvl>
   </w:abstractNum>
-  <w:abstractNum w:abstractNumId="2" w15:restartNumberingAfterBreak="0">
+  <w:abstractNum w:abstractNumId="5" w15:restartNumberingAfterBreak="0">
     <w:nsid w:val="305859A9"/>
     <w:multiLevelType w:val="multilevel"/>
     <w:tmpl w:val="EFE02418"/>
@@ -1285,7 +4796,500 @@
       </w:rPr>
     </w:lvl>
   </w:abstractNum>
-  <w:abstractNum w:abstractNumId="3" w15:restartNumberingAfterBreak="0">
+  <w:abstractNum w:abstractNumId="6" w15:restartNumberingAfterBreak="0">
+    <w:nsid w:val="32995F24"/>
+    <w:multiLevelType w:val="multilevel"/>
+    <w:tmpl w:val="8C52B1B8"/>
+    <w:lvl w:ilvl="0">
+      <w:start w:val="1"/>
+      <w:numFmt w:val="decimal"/>
+      <w:lvlText w:val="%1."/>
+      <w:lvlJc w:val="left"/>
+      <w:pPr>
+        <w:ind w:left="720" w:hanging="360"/>
+      </w:pPr>
+    </w:lvl>
+    <w:lvl w:ilvl="1">
+      <w:start w:val="1"/>
+      <w:numFmt w:val="decimal"/>
+      <w:isLgl/>
+      <w:lvlText w:val="%1.%2"/>
+      <w:lvlJc w:val="left"/>
+      <w:pPr>
+        <w:ind w:left="840" w:hanging="480"/>
+      </w:pPr>
+      <w:rPr>
+        <w:rFonts w:hint="default"/>
+      </w:rPr>
+    </w:lvl>
+    <w:lvl w:ilvl="2">
+      <w:start w:val="1"/>
+      <w:numFmt w:val="decimal"/>
+      <w:isLgl/>
+      <w:lvlText w:val="%1.%2.%3"/>
+      <w:lvlJc w:val="left"/>
+      <w:pPr>
+        <w:ind w:left="1080" w:hanging="720"/>
+      </w:pPr>
+      <w:rPr>
+        <w:rFonts w:hint="default"/>
+      </w:rPr>
+    </w:lvl>
+    <w:lvl w:ilvl="3">
+      <w:start w:val="1"/>
+      <w:numFmt w:val="decimal"/>
+      <w:isLgl/>
+      <w:lvlText w:val="%1.%2.%3.%4"/>
+      <w:lvlJc w:val="left"/>
+      <w:pPr>
+        <w:ind w:left="1440" w:hanging="1080"/>
+      </w:pPr>
+      <w:rPr>
+        <w:rFonts w:hint="default"/>
+      </w:rPr>
+    </w:lvl>
+    <w:lvl w:ilvl="4">
+      <w:start w:val="1"/>
+      <w:numFmt w:val="decimal"/>
+      <w:isLgl/>
+      <w:lvlText w:val="%1.%2.%3.%4.%5"/>
+      <w:lvlJc w:val="left"/>
+      <w:pPr>
+        <w:ind w:left="1440" w:hanging="1080"/>
+      </w:pPr>
+      <w:rPr>
+        <w:rFonts w:hint="default"/>
+      </w:rPr>
+    </w:lvl>
+    <w:lvl w:ilvl="5">
+      <w:start w:val="1"/>
+      <w:numFmt w:val="decimal"/>
+      <w:isLgl/>
+      <w:lvlText w:val="%1.%2.%3.%4.%5.%6"/>
+      <w:lvlJc w:val="left"/>
+      <w:pPr>
+        <w:ind w:left="1800" w:hanging="1440"/>
+      </w:pPr>
+      <w:rPr>
+        <w:rFonts w:hint="default"/>
+      </w:rPr>
+    </w:lvl>
+    <w:lvl w:ilvl="6">
+      <w:start w:val="1"/>
+      <w:numFmt w:val="decimal"/>
+      <w:isLgl/>
+      <w:lvlText w:val="%1.%2.%3.%4.%5.%6.%7"/>
+      <w:lvlJc w:val="left"/>
+      <w:pPr>
+        <w:ind w:left="1800" w:hanging="1440"/>
+      </w:pPr>
+      <w:rPr>
+        <w:rFonts w:hint="default"/>
+      </w:rPr>
+    </w:lvl>
+    <w:lvl w:ilvl="7">
+      <w:start w:val="1"/>
+      <w:numFmt w:val="decimal"/>
+      <w:isLgl/>
+      <w:lvlText w:val="%1.%2.%3.%4.%5.%6.%7.%8"/>
+      <w:lvlJc w:val="left"/>
+      <w:pPr>
+        <w:ind w:left="2160" w:hanging="1800"/>
+      </w:pPr>
+      <w:rPr>
+        <w:rFonts w:hint="default"/>
+      </w:rPr>
+    </w:lvl>
+    <w:lvl w:ilvl="8">
+      <w:start w:val="1"/>
+      <w:numFmt w:val="decimal"/>
+      <w:isLgl/>
+      <w:lvlText w:val="%1.%2.%3.%4.%5.%6.%7.%8.%9"/>
+      <w:lvlJc w:val="left"/>
+      <w:pPr>
+        <w:ind w:left="2160" w:hanging="1800"/>
+      </w:pPr>
+      <w:rPr>
+        <w:rFonts w:hint="default"/>
+      </w:rPr>
+    </w:lvl>
+  </w:abstractNum>
+  <w:abstractNum w:abstractNumId="7" w15:restartNumberingAfterBreak="0">
+    <w:nsid w:val="39B92EB8"/>
+    <w:multiLevelType w:val="multilevel"/>
+    <w:tmpl w:val="9D5AEEF2"/>
+    <w:lvl w:ilvl="0">
+      <w:start w:val="1"/>
+      <w:numFmt w:val="bullet"/>
+      <w:lvlText w:val=""/>
+      <w:lvlJc w:val="left"/>
+      <w:pPr>
+        <w:tabs>
+          <w:tab w:val="num" w:pos="1080"/>
+        </w:tabs>
+        <w:ind w:left="1080" w:hanging="360"/>
+      </w:pPr>
+      <w:rPr>
+        <w:rFonts w:ascii="Symbol" w:hAnsi="Symbol" w:hint="default"/>
+        <w:sz w:val="20"/>
+      </w:rPr>
+    </w:lvl>
+    <w:lvl w:ilvl="1">
+      <w:start w:val="1"/>
+      <w:numFmt w:val="bullet"/>
+      <w:lvlText w:val="o"/>
+      <w:lvlJc w:val="left"/>
+      <w:pPr>
+        <w:tabs>
+          <w:tab w:val="num" w:pos="1800"/>
+        </w:tabs>
+        <w:ind w:left="1800" w:hanging="360"/>
+      </w:pPr>
+      <w:rPr>
+        <w:rFonts w:ascii="Courier New" w:hAnsi="Courier New" w:hint="default"/>
+        <w:sz w:val="20"/>
+      </w:rPr>
+    </w:lvl>
+    <w:lvl w:ilvl="2" w:tentative="1">
+      <w:start w:val="1"/>
+      <w:numFmt w:val="bullet"/>
+      <w:lvlText w:val=""/>
+      <w:lvlJc w:val="left"/>
+      <w:pPr>
+        <w:tabs>
+          <w:tab w:val="num" w:pos="2520"/>
+        </w:tabs>
+        <w:ind w:left="2520" w:hanging="360"/>
+      </w:pPr>
+      <w:rPr>
+        <w:rFonts w:ascii="Wingdings" w:hAnsi="Wingdings" w:hint="default"/>
+        <w:sz w:val="20"/>
+      </w:rPr>
+    </w:lvl>
+    <w:lvl w:ilvl="3" w:tentative="1">
+      <w:start w:val="1"/>
+      <w:numFmt w:val="bullet"/>
+      <w:lvlText w:val=""/>
+      <w:lvlJc w:val="left"/>
+      <w:pPr>
+        <w:tabs>
+          <w:tab w:val="num" w:pos="3240"/>
+        </w:tabs>
+        <w:ind w:left="3240" w:hanging="360"/>
+      </w:pPr>
+      <w:rPr>
+        <w:rFonts w:ascii="Wingdings" w:hAnsi="Wingdings" w:hint="default"/>
+        <w:sz w:val="20"/>
+      </w:rPr>
+    </w:lvl>
+    <w:lvl w:ilvl="4" w:tentative="1">
+      <w:start w:val="1"/>
+      <w:numFmt w:val="bullet"/>
+      <w:lvlText w:val=""/>
+      <w:lvlJc w:val="left"/>
+      <w:pPr>
+        <w:tabs>
+          <w:tab w:val="num" w:pos="3960"/>
+        </w:tabs>
+        <w:ind w:left="3960" w:hanging="360"/>
+      </w:pPr>
+      <w:rPr>
+        <w:rFonts w:ascii="Wingdings" w:hAnsi="Wingdings" w:hint="default"/>
+        <w:sz w:val="20"/>
+      </w:rPr>
+    </w:lvl>
+    <w:lvl w:ilvl="5" w:tentative="1">
+      <w:start w:val="1"/>
+      <w:numFmt w:val="bullet"/>
+      <w:lvlText w:val=""/>
+      <w:lvlJc w:val="left"/>
+      <w:pPr>
+        <w:tabs>
+          <w:tab w:val="num" w:pos="4680"/>
+        </w:tabs>
+        <w:ind w:left="4680" w:hanging="360"/>
+      </w:pPr>
+      <w:rPr>
+        <w:rFonts w:ascii="Wingdings" w:hAnsi="Wingdings" w:hint="default"/>
+        <w:sz w:val="20"/>
+      </w:rPr>
+    </w:lvl>
+    <w:lvl w:ilvl="6" w:tentative="1">
+      <w:start w:val="1"/>
+      <w:numFmt w:val="bullet"/>
+      <w:lvlText w:val=""/>
+      <w:lvlJc w:val="left"/>
+      <w:pPr>
+        <w:tabs>
+          <w:tab w:val="num" w:pos="5400"/>
+        </w:tabs>
+        <w:ind w:left="5400" w:hanging="360"/>
+      </w:pPr>
+      <w:rPr>
+        <w:rFonts w:ascii="Wingdings" w:hAnsi="Wingdings" w:hint="default"/>
+        <w:sz w:val="20"/>
+      </w:rPr>
+    </w:lvl>
+    <w:lvl w:ilvl="7" w:tentative="1">
+      <w:start w:val="1"/>
+      <w:numFmt w:val="bullet"/>
+      <w:lvlText w:val=""/>
+      <w:lvlJc w:val="left"/>
+      <w:pPr>
+        <w:tabs>
+          <w:tab w:val="num" w:pos="6120"/>
+        </w:tabs>
+        <w:ind w:left="6120" w:hanging="360"/>
+      </w:pPr>
+      <w:rPr>
+        <w:rFonts w:ascii="Wingdings" w:hAnsi="Wingdings" w:hint="default"/>
+        <w:sz w:val="20"/>
+      </w:rPr>
+    </w:lvl>
+    <w:lvl w:ilvl="8" w:tentative="1">
+      <w:start w:val="1"/>
+      <w:numFmt w:val="bullet"/>
+      <w:lvlText w:val=""/>
+      <w:lvlJc w:val="left"/>
+      <w:pPr>
+        <w:tabs>
+          <w:tab w:val="num" w:pos="6840"/>
+        </w:tabs>
+        <w:ind w:left="6840" w:hanging="360"/>
+      </w:pPr>
+      <w:rPr>
+        <w:rFonts w:ascii="Wingdings" w:hAnsi="Wingdings" w:hint="default"/>
+        <w:sz w:val="20"/>
+      </w:rPr>
+    </w:lvl>
+  </w:abstractNum>
+  <w:abstractNum w:abstractNumId="8" w15:restartNumberingAfterBreak="0">
+    <w:nsid w:val="3FF849D6"/>
+    <w:multiLevelType w:val="hybridMultilevel"/>
+    <w:tmpl w:val="B3567F06"/>
+    <w:lvl w:ilvl="0" w:tplc="10090001">
+      <w:start w:val="1"/>
+      <w:numFmt w:val="bullet"/>
+      <w:lvlText w:val=""/>
+      <w:lvlJc w:val="left"/>
+      <w:pPr>
+        <w:ind w:left="360" w:hanging="360"/>
+      </w:pPr>
+      <w:rPr>
+        <w:rFonts w:ascii="Symbol" w:hAnsi="Symbol" w:hint="default"/>
+      </w:rPr>
+    </w:lvl>
+    <w:lvl w:ilvl="1" w:tplc="10090003" w:tentative="1">
+      <w:start w:val="1"/>
+      <w:numFmt w:val="bullet"/>
+      <w:lvlText w:val="o"/>
+      <w:lvlJc w:val="left"/>
+      <w:pPr>
+        <w:ind w:left="1080" w:hanging="360"/>
+      </w:pPr>
+      <w:rPr>
+        <w:rFonts w:ascii="Courier New" w:hAnsi="Courier New" w:cs="Courier New" w:hint="default"/>
+      </w:rPr>
+    </w:lvl>
+    <w:lvl w:ilvl="2" w:tplc="10090005" w:tentative="1">
+      <w:start w:val="1"/>
+      <w:numFmt w:val="bullet"/>
+      <w:lvlText w:val=""/>
+      <w:lvlJc w:val="left"/>
+      <w:pPr>
+        <w:ind w:left="1800" w:hanging="360"/>
+      </w:pPr>
+      <w:rPr>
+        <w:rFonts w:ascii="Wingdings" w:hAnsi="Wingdings" w:hint="default"/>
+      </w:rPr>
+    </w:lvl>
+    <w:lvl w:ilvl="3" w:tplc="10090001" w:tentative="1">
+      <w:start w:val="1"/>
+      <w:numFmt w:val="bullet"/>
+      <w:lvlText w:val=""/>
+      <w:lvlJc w:val="left"/>
+      <w:pPr>
+        <w:ind w:left="2520" w:hanging="360"/>
+      </w:pPr>
+      <w:rPr>
+        <w:rFonts w:ascii="Symbol" w:hAnsi="Symbol" w:hint="default"/>
+      </w:rPr>
+    </w:lvl>
+    <w:lvl w:ilvl="4" w:tplc="10090003" w:tentative="1">
+      <w:start w:val="1"/>
+      <w:numFmt w:val="bullet"/>
+      <w:lvlText w:val="o"/>
+      <w:lvlJc w:val="left"/>
+      <w:pPr>
+        <w:ind w:left="3240" w:hanging="360"/>
+      </w:pPr>
+      <w:rPr>
+        <w:rFonts w:ascii="Courier New" w:hAnsi="Courier New" w:cs="Courier New" w:hint="default"/>
+      </w:rPr>
+    </w:lvl>
+    <w:lvl w:ilvl="5" w:tplc="10090005" w:tentative="1">
+      <w:start w:val="1"/>
+      <w:numFmt w:val="bullet"/>
+      <w:lvlText w:val=""/>
+      <w:lvlJc w:val="left"/>
+      <w:pPr>
+        <w:ind w:left="3960" w:hanging="360"/>
+      </w:pPr>
+      <w:rPr>
+        <w:rFonts w:ascii="Wingdings" w:hAnsi="Wingdings" w:hint="default"/>
+      </w:rPr>
+    </w:lvl>
+    <w:lvl w:ilvl="6" w:tplc="10090001" w:tentative="1">
+      <w:start w:val="1"/>
+      <w:numFmt w:val="bullet"/>
+      <w:lvlText w:val=""/>
+      <w:lvlJc w:val="left"/>
+      <w:pPr>
+        <w:ind w:left="4680" w:hanging="360"/>
+      </w:pPr>
+      <w:rPr>
+        <w:rFonts w:ascii="Symbol" w:hAnsi="Symbol" w:hint="default"/>
+      </w:rPr>
+    </w:lvl>
+    <w:lvl w:ilvl="7" w:tplc="10090003" w:tentative="1">
+      <w:start w:val="1"/>
+      <w:numFmt w:val="bullet"/>
+      <w:lvlText w:val="o"/>
+      <w:lvlJc w:val="left"/>
+      <w:pPr>
+        <w:ind w:left="5400" w:hanging="360"/>
+      </w:pPr>
+      <w:rPr>
+        <w:rFonts w:ascii="Courier New" w:hAnsi="Courier New" w:cs="Courier New" w:hint="default"/>
+      </w:rPr>
+    </w:lvl>
+    <w:lvl w:ilvl="8" w:tplc="10090005" w:tentative="1">
+      <w:start w:val="1"/>
+      <w:numFmt w:val="bullet"/>
+      <w:lvlText w:val=""/>
+      <w:lvlJc w:val="left"/>
+      <w:pPr>
+        <w:ind w:left="6120" w:hanging="360"/>
+      </w:pPr>
+      <w:rPr>
+        <w:rFonts w:ascii="Wingdings" w:hAnsi="Wingdings" w:hint="default"/>
+      </w:rPr>
+    </w:lvl>
+  </w:abstractNum>
+  <w:abstractNum w:abstractNumId="9" w15:restartNumberingAfterBreak="0">
+    <w:nsid w:val="43A8490D"/>
+    <w:multiLevelType w:val="hybridMultilevel"/>
+    <w:tmpl w:val="6178A22E"/>
+    <w:lvl w:ilvl="0" w:tplc="10090001">
+      <w:start w:val="1"/>
+      <w:numFmt w:val="bullet"/>
+      <w:lvlText w:val=""/>
+      <w:lvlJc w:val="left"/>
+      <w:pPr>
+        <w:ind w:left="1440" w:hanging="360"/>
+      </w:pPr>
+      <w:rPr>
+        <w:rFonts w:ascii="Symbol" w:hAnsi="Symbol" w:hint="default"/>
+      </w:rPr>
+    </w:lvl>
+    <w:lvl w:ilvl="1" w:tplc="10090003" w:tentative="1">
+      <w:start w:val="1"/>
+      <w:numFmt w:val="bullet"/>
+      <w:lvlText w:val="o"/>
+      <w:lvlJc w:val="left"/>
+      <w:pPr>
+        <w:ind w:left="2160" w:hanging="360"/>
+      </w:pPr>
+      <w:rPr>
+        <w:rFonts w:ascii="Courier New" w:hAnsi="Courier New" w:cs="Courier New" w:hint="default"/>
+      </w:rPr>
+    </w:lvl>
+    <w:lvl w:ilvl="2" w:tplc="10090005" w:tentative="1">
+      <w:start w:val="1"/>
+      <w:numFmt w:val="bullet"/>
+      <w:lvlText w:val=""/>
+      <w:lvlJc w:val="left"/>
+      <w:pPr>
+        <w:ind w:left="2880" w:hanging="360"/>
+      </w:pPr>
+      <w:rPr>
+        <w:rFonts w:ascii="Wingdings" w:hAnsi="Wingdings" w:hint="default"/>
+      </w:rPr>
+    </w:lvl>
+    <w:lvl w:ilvl="3" w:tplc="10090001" w:tentative="1">
+      <w:start w:val="1"/>
+      <w:numFmt w:val="bullet"/>
+      <w:lvlText w:val=""/>
+      <w:lvlJc w:val="left"/>
+      <w:pPr>
+        <w:ind w:left="3600" w:hanging="360"/>
+      </w:pPr>
+      <w:rPr>
+        <w:rFonts w:ascii="Symbol" w:hAnsi="Symbol" w:hint="default"/>
+      </w:rPr>
+    </w:lvl>
+    <w:lvl w:ilvl="4" w:tplc="10090003" w:tentative="1">
+      <w:start w:val="1"/>
+      <w:numFmt w:val="bullet"/>
+      <w:lvlText w:val="o"/>
+      <w:lvlJc w:val="left"/>
+      <w:pPr>
+        <w:ind w:left="4320" w:hanging="360"/>
+      </w:pPr>
+      <w:rPr>
+        <w:rFonts w:ascii="Courier New" w:hAnsi="Courier New" w:cs="Courier New" w:hint="default"/>
+      </w:rPr>
+    </w:lvl>
+    <w:lvl w:ilvl="5" w:tplc="10090005" w:tentative="1">
+      <w:start w:val="1"/>
+      <w:numFmt w:val="bullet"/>
+      <w:lvlText w:val=""/>
+      <w:lvlJc w:val="left"/>
+      <w:pPr>
+        <w:ind w:left="5040" w:hanging="360"/>
+      </w:pPr>
+      <w:rPr>
+        <w:rFonts w:ascii="Wingdings" w:hAnsi="Wingdings" w:hint="default"/>
+      </w:rPr>
+    </w:lvl>
+    <w:lvl w:ilvl="6" w:tplc="10090001" w:tentative="1">
+      <w:start w:val="1"/>
+      <w:numFmt w:val="bullet"/>
+      <w:lvlText w:val=""/>
+      <w:lvlJc w:val="left"/>
+      <w:pPr>
+        <w:ind w:left="5760" w:hanging="360"/>
+      </w:pPr>
+      <w:rPr>
+        <w:rFonts w:ascii="Symbol" w:hAnsi="Symbol" w:hint="default"/>
+      </w:rPr>
+    </w:lvl>
+    <w:lvl w:ilvl="7" w:tplc="10090003" w:tentative="1">
+      <w:start w:val="1"/>
+      <w:numFmt w:val="bullet"/>
+      <w:lvlText w:val="o"/>
+      <w:lvlJc w:val="left"/>
+      <w:pPr>
+        <w:ind w:left="6480" w:hanging="360"/>
+      </w:pPr>
+      <w:rPr>
+        <w:rFonts w:ascii="Courier New" w:hAnsi="Courier New" w:cs="Courier New" w:hint="default"/>
+      </w:rPr>
+    </w:lvl>
+    <w:lvl w:ilvl="8" w:tplc="10090005" w:tentative="1">
+      <w:start w:val="1"/>
+      <w:numFmt w:val="bullet"/>
+      <w:lvlText w:val=""/>
+      <w:lvlJc w:val="left"/>
+      <w:pPr>
+        <w:ind w:left="7200" w:hanging="360"/>
+      </w:pPr>
+      <w:rPr>
+        <w:rFonts w:ascii="Wingdings" w:hAnsi="Wingdings" w:hint="default"/>
+      </w:rPr>
+    </w:lvl>
+  </w:abstractNum>
+  <w:abstractNum w:abstractNumId="10" w15:restartNumberingAfterBreak="0">
     <w:nsid w:val="44B80683"/>
     <w:multiLevelType w:val="multilevel"/>
     <w:tmpl w:val="1D30FB4A"/>
@@ -1434,7 +5438,233 @@
       </w:rPr>
     </w:lvl>
   </w:abstractNum>
-  <w:abstractNum w:abstractNumId="4" w15:restartNumberingAfterBreak="0">
+  <w:abstractNum w:abstractNumId="11" w15:restartNumberingAfterBreak="0">
+    <w:nsid w:val="5411559E"/>
+    <w:multiLevelType w:val="hybridMultilevel"/>
+    <w:tmpl w:val="A724A382"/>
+    <w:lvl w:ilvl="0" w:tplc="10090001">
+      <w:start w:val="1"/>
+      <w:numFmt w:val="bullet"/>
+      <w:lvlText w:val=""/>
+      <w:lvlJc w:val="left"/>
+      <w:pPr>
+        <w:ind w:left="1080" w:hanging="360"/>
+      </w:pPr>
+      <w:rPr>
+        <w:rFonts w:ascii="Symbol" w:hAnsi="Symbol" w:hint="default"/>
+      </w:rPr>
+    </w:lvl>
+    <w:lvl w:ilvl="1" w:tplc="10090003" w:tentative="1">
+      <w:start w:val="1"/>
+      <w:numFmt w:val="bullet"/>
+      <w:lvlText w:val="o"/>
+      <w:lvlJc w:val="left"/>
+      <w:pPr>
+        <w:ind w:left="1800" w:hanging="360"/>
+      </w:pPr>
+      <w:rPr>
+        <w:rFonts w:ascii="Courier New" w:hAnsi="Courier New" w:cs="Courier New" w:hint="default"/>
+      </w:rPr>
+    </w:lvl>
+    <w:lvl w:ilvl="2" w:tplc="10090005" w:tentative="1">
+      <w:start w:val="1"/>
+      <w:numFmt w:val="bullet"/>
+      <w:lvlText w:val=""/>
+      <w:lvlJc w:val="left"/>
+      <w:pPr>
+        <w:ind w:left="2520" w:hanging="360"/>
+      </w:pPr>
+      <w:rPr>
+        <w:rFonts w:ascii="Wingdings" w:hAnsi="Wingdings" w:hint="default"/>
+      </w:rPr>
+    </w:lvl>
+    <w:lvl w:ilvl="3" w:tplc="10090001" w:tentative="1">
+      <w:start w:val="1"/>
+      <w:numFmt w:val="bullet"/>
+      <w:lvlText w:val=""/>
+      <w:lvlJc w:val="left"/>
+      <w:pPr>
+        <w:ind w:left="3240" w:hanging="360"/>
+      </w:pPr>
+      <w:rPr>
+        <w:rFonts w:ascii="Symbol" w:hAnsi="Symbol" w:hint="default"/>
+      </w:rPr>
+    </w:lvl>
+    <w:lvl w:ilvl="4" w:tplc="10090003" w:tentative="1">
+      <w:start w:val="1"/>
+      <w:numFmt w:val="bullet"/>
+      <w:lvlText w:val="o"/>
+      <w:lvlJc w:val="left"/>
+      <w:pPr>
+        <w:ind w:left="3960" w:hanging="360"/>
+      </w:pPr>
+      <w:rPr>
+        <w:rFonts w:ascii="Courier New" w:hAnsi="Courier New" w:cs="Courier New" w:hint="default"/>
+      </w:rPr>
+    </w:lvl>
+    <w:lvl w:ilvl="5" w:tplc="10090005" w:tentative="1">
+      <w:start w:val="1"/>
+      <w:numFmt w:val="bullet"/>
+      <w:lvlText w:val=""/>
+      <w:lvlJc w:val="left"/>
+      <w:pPr>
+        <w:ind w:left="4680" w:hanging="360"/>
+      </w:pPr>
+      <w:rPr>
+        <w:rFonts w:ascii="Wingdings" w:hAnsi="Wingdings" w:hint="default"/>
+      </w:rPr>
+    </w:lvl>
+    <w:lvl w:ilvl="6" w:tplc="10090001" w:tentative="1">
+      <w:start w:val="1"/>
+      <w:numFmt w:val="bullet"/>
+      <w:lvlText w:val=""/>
+      <w:lvlJc w:val="left"/>
+      <w:pPr>
+        <w:ind w:left="5400" w:hanging="360"/>
+      </w:pPr>
+      <w:rPr>
+        <w:rFonts w:ascii="Symbol" w:hAnsi="Symbol" w:hint="default"/>
+      </w:rPr>
+    </w:lvl>
+    <w:lvl w:ilvl="7" w:tplc="10090003" w:tentative="1">
+      <w:start w:val="1"/>
+      <w:numFmt w:val="bullet"/>
+      <w:lvlText w:val="o"/>
+      <w:lvlJc w:val="left"/>
+      <w:pPr>
+        <w:ind w:left="6120" w:hanging="360"/>
+      </w:pPr>
+      <w:rPr>
+        <w:rFonts w:ascii="Courier New" w:hAnsi="Courier New" w:cs="Courier New" w:hint="default"/>
+      </w:rPr>
+    </w:lvl>
+    <w:lvl w:ilvl="8" w:tplc="10090005" w:tentative="1">
+      <w:start w:val="1"/>
+      <w:numFmt w:val="bullet"/>
+      <w:lvlText w:val=""/>
+      <w:lvlJc w:val="left"/>
+      <w:pPr>
+        <w:ind w:left="6840" w:hanging="360"/>
+      </w:pPr>
+      <w:rPr>
+        <w:rFonts w:ascii="Wingdings" w:hAnsi="Wingdings" w:hint="default"/>
+      </w:rPr>
+    </w:lvl>
+  </w:abstractNum>
+  <w:abstractNum w:abstractNumId="12" w15:restartNumberingAfterBreak="0">
+    <w:nsid w:val="6233041C"/>
+    <w:multiLevelType w:val="hybridMultilevel"/>
+    <w:tmpl w:val="8D2C65CA"/>
+    <w:lvl w:ilvl="0" w:tplc="10090001">
+      <w:start w:val="1"/>
+      <w:numFmt w:val="bullet"/>
+      <w:lvlText w:val=""/>
+      <w:lvlJc w:val="left"/>
+      <w:pPr>
+        <w:ind w:left="1080" w:hanging="360"/>
+      </w:pPr>
+      <w:rPr>
+        <w:rFonts w:ascii="Symbol" w:hAnsi="Symbol" w:hint="default"/>
+      </w:rPr>
+    </w:lvl>
+    <w:lvl w:ilvl="1" w:tplc="10090003" w:tentative="1">
+      <w:start w:val="1"/>
+      <w:numFmt w:val="bullet"/>
+      <w:lvlText w:val="o"/>
+      <w:lvlJc w:val="left"/>
+      <w:pPr>
+        <w:ind w:left="1800" w:hanging="360"/>
+      </w:pPr>
+      <w:rPr>
+        <w:rFonts w:ascii="Courier New" w:hAnsi="Courier New" w:cs="Courier New" w:hint="default"/>
+      </w:rPr>
+    </w:lvl>
+    <w:lvl w:ilvl="2" w:tplc="10090005" w:tentative="1">
+      <w:start w:val="1"/>
+      <w:numFmt w:val="bullet"/>
+      <w:lvlText w:val=""/>
+      <w:lvlJc w:val="left"/>
+      <w:pPr>
+        <w:ind w:left="2520" w:hanging="360"/>
+      </w:pPr>
+      <w:rPr>
+        <w:rFonts w:ascii="Wingdings" w:hAnsi="Wingdings" w:hint="default"/>
+      </w:rPr>
+    </w:lvl>
+    <w:lvl w:ilvl="3" w:tplc="10090001" w:tentative="1">
+      <w:start w:val="1"/>
+      <w:numFmt w:val="bullet"/>
+      <w:lvlText w:val=""/>
+      <w:lvlJc w:val="left"/>
+      <w:pPr>
+        <w:ind w:left="3240" w:hanging="360"/>
+      </w:pPr>
+      <w:rPr>
+        <w:rFonts w:ascii="Symbol" w:hAnsi="Symbol" w:hint="default"/>
+      </w:rPr>
+    </w:lvl>
+    <w:lvl w:ilvl="4" w:tplc="10090003" w:tentative="1">
+      <w:start w:val="1"/>
+      <w:numFmt w:val="bullet"/>
+      <w:lvlText w:val="o"/>
+      <w:lvlJc w:val="left"/>
+      <w:pPr>
+        <w:ind w:left="3960" w:hanging="360"/>
+      </w:pPr>
+      <w:rPr>
+        <w:rFonts w:ascii="Courier New" w:hAnsi="Courier New" w:cs="Courier New" w:hint="default"/>
+      </w:rPr>
+    </w:lvl>
+    <w:lvl w:ilvl="5" w:tplc="10090005" w:tentative="1">
+      <w:start w:val="1"/>
+      <w:numFmt w:val="bullet"/>
+      <w:lvlText w:val=""/>
+      <w:lvlJc w:val="left"/>
+      <w:pPr>
+        <w:ind w:left="4680" w:hanging="360"/>
+      </w:pPr>
+      <w:rPr>
+        <w:rFonts w:ascii="Wingdings" w:hAnsi="Wingdings" w:hint="default"/>
+      </w:rPr>
+    </w:lvl>
+    <w:lvl w:ilvl="6" w:tplc="10090001" w:tentative="1">
+      <w:start w:val="1"/>
+      <w:numFmt w:val="bullet"/>
+      <w:lvlText w:val=""/>
+      <w:lvlJc w:val="left"/>
+      <w:pPr>
+        <w:ind w:left="5400" w:hanging="360"/>
+      </w:pPr>
+      <w:rPr>
+        <w:rFonts w:ascii="Symbol" w:hAnsi="Symbol" w:hint="default"/>
+      </w:rPr>
+    </w:lvl>
+    <w:lvl w:ilvl="7" w:tplc="10090003" w:tentative="1">
+      <w:start w:val="1"/>
+      <w:numFmt w:val="bullet"/>
+      <w:lvlText w:val="o"/>
+      <w:lvlJc w:val="left"/>
+      <w:pPr>
+        <w:ind w:left="6120" w:hanging="360"/>
+      </w:pPr>
+      <w:rPr>
+        <w:rFonts w:ascii="Courier New" w:hAnsi="Courier New" w:cs="Courier New" w:hint="default"/>
+      </w:rPr>
+    </w:lvl>
+    <w:lvl w:ilvl="8" w:tplc="10090005" w:tentative="1">
+      <w:start w:val="1"/>
+      <w:numFmt w:val="bullet"/>
+      <w:lvlText w:val=""/>
+      <w:lvlJc w:val="left"/>
+      <w:pPr>
+        <w:ind w:left="6840" w:hanging="360"/>
+      </w:pPr>
+      <w:rPr>
+        <w:rFonts w:ascii="Wingdings" w:hAnsi="Wingdings" w:hint="default"/>
+      </w:rPr>
+    </w:lvl>
+  </w:abstractNum>
+  <w:abstractNum w:abstractNumId="13" w15:restartNumberingAfterBreak="0">
     <w:nsid w:val="70250433"/>
     <w:multiLevelType w:val="multilevel"/>
     <w:tmpl w:val="98267758"/>
@@ -1584,19 +5814,46 @@
     </w:lvl>
   </w:abstractNum>
   <w:num w:numId="1" w16cid:durableId="1722244434">
-    <w:abstractNumId w:val="3"/>
+    <w:abstractNumId w:val="10"/>
   </w:num>
   <w:num w:numId="2" w16cid:durableId="1327124678">
-    <w:abstractNumId w:val="1"/>
+    <w:abstractNumId w:val="4"/>
   </w:num>
   <w:num w:numId="3" w16cid:durableId="179129693">
     <w:abstractNumId w:val="0"/>
   </w:num>
   <w:num w:numId="4" w16cid:durableId="55783816">
+    <w:abstractNumId w:val="5"/>
+  </w:num>
+  <w:num w:numId="5" w16cid:durableId="1949118223">
+    <w:abstractNumId w:val="13"/>
+  </w:num>
+  <w:num w:numId="6" w16cid:durableId="702362771">
+    <w:abstractNumId w:val="6"/>
+  </w:num>
+  <w:num w:numId="7" w16cid:durableId="960067666">
+    <w:abstractNumId w:val="9"/>
+  </w:num>
+  <w:num w:numId="8" w16cid:durableId="640187390">
+    <w:abstractNumId w:val="1"/>
+  </w:num>
+  <w:num w:numId="9" w16cid:durableId="1103577767">
+    <w:abstractNumId w:val="11"/>
+  </w:num>
+  <w:num w:numId="10" w16cid:durableId="1195340797">
     <w:abstractNumId w:val="2"/>
   </w:num>
-  <w:num w:numId="5" w16cid:durableId="1949118223">
-    <w:abstractNumId w:val="4"/>
+  <w:num w:numId="11" w16cid:durableId="1925067143">
+    <w:abstractNumId w:val="8"/>
+  </w:num>
+  <w:num w:numId="12" w16cid:durableId="253977761">
+    <w:abstractNumId w:val="7"/>
+  </w:num>
+  <w:num w:numId="13" w16cid:durableId="25525118">
+    <w:abstractNumId w:val="12"/>
+  </w:num>
+  <w:num w:numId="14" w16cid:durableId="1394618382">
+    <w:abstractNumId w:val="3"/>
   </w:num>
 </w:numbering>
 </file>
@@ -2029,7 +6286,6 @@
     <w:next w:val="Normal"/>
     <w:link w:val="Heading2Char"/>
     <w:uiPriority w:val="9"/>
-    <w:semiHidden/>
     <w:unhideWhenUsed/>
     <w:qFormat/>
     <w:rsid w:val="00CA7C10"/>
@@ -2204,7 +6460,6 @@
   <w:style w:type="character" w:default="1" w:styleId="DefaultParagraphFont">
     <w:name w:val="Default Paragraph Font"/>
     <w:uiPriority w:val="1"/>
-    <w:semiHidden/>
     <w:unhideWhenUsed/>
   </w:style>
   <w:style w:type="table" w:default="1" w:styleId="TableNormal">
@@ -2246,7 +6501,6 @@
     <w:basedOn w:val="DefaultParagraphFont"/>
     <w:link w:val="Heading2"/>
     <w:uiPriority w:val="9"/>
-    <w:semiHidden/>
     <w:rsid w:val="00CA7C10"/>
     <w:rPr>
       <w:rFonts w:asciiTheme="majorHAnsi" w:eastAsiaTheme="majorEastAsia" w:hAnsiTheme="majorHAnsi" w:cstheme="majorBidi"/>
@@ -2516,6 +6770,34 @@
       <w:smallCaps/>
       <w:color w:val="0F4761" w:themeColor="accent1" w:themeShade="BF"/>
       <w:spacing w:val="5"/>
+    </w:rPr>
+  </w:style>
+  <w:style w:type="paragraph" w:styleId="NormalWeb">
+    <w:name w:val="Normal (Web)"/>
+    <w:basedOn w:val="Normal"/>
+    <w:uiPriority w:val="99"/>
+    <w:semiHidden/>
+    <w:unhideWhenUsed/>
+    <w:rsid w:val="00E5084D"/>
+    <w:pPr>
+      <w:spacing w:before="100" w:beforeAutospacing="1" w:after="100" w:afterAutospacing="1" w:line="240" w:lineRule="auto"/>
+    </w:pPr>
+    <w:rPr>
+      <w:rFonts w:ascii="Times New Roman" w:eastAsia="Times New Roman" w:hAnsi="Times New Roman" w:cs="Times New Roman"/>
+      <w:kern w:val="0"/>
+      <w:lang w:eastAsia="en-CA"/>
+      <w14:ligatures w14:val="none"/>
+    </w:rPr>
+  </w:style>
+  <w:style w:type="character" w:styleId="Strong">
+    <w:name w:val="Strong"/>
+    <w:basedOn w:val="DefaultParagraphFont"/>
+    <w:uiPriority w:val="22"/>
+    <w:qFormat/>
+    <w:rsid w:val="00E5084D"/>
+    <w:rPr>
+      <w:b/>
+      <w:bCs/>
     </w:rPr>
   </w:style>
 </w:styles>

--- a/ReportsAndDocuments/ManeeshaE_FinalReport.docx
+++ b/ReportsAndDocuments/ManeeshaE_FinalReport.docx
@@ -2,791 +2,6 @@
 <file path=word/document.xml><?xml version="1.0" encoding="utf-8"?>
 <w:document xmlns:wpc="http://schemas.microsoft.com/office/word/2010/wordprocessingCanvas" xmlns:cx="http://schemas.microsoft.com/office/drawing/2014/chartex" xmlns:cx1="http://schemas.microsoft.com/office/drawing/2015/9/8/chartex" xmlns:cx2="http://schemas.microsoft.com/office/drawing/2015/10/21/chartex" xmlns:cx3="http://schemas.microsoft.com/office/drawing/2016/5/9/chartex" xmlns:cx4="http://schemas.microsoft.com/office/drawing/2016/5/10/chartex" xmlns:cx5="http://schemas.microsoft.com/office/drawing/2016/5/11/chartex" xmlns:cx6="http://schemas.microsoft.com/office/drawing/2016/5/12/chartex" xmlns:cx7="http://schemas.microsoft.com/office/drawing/2016/5/13/chartex" xmlns:cx8="http://schemas.microsoft.com/office/drawing/2016/5/14/chartex" xmlns:mc="http://schemas.openxmlformats.org/markup-compatibility/2006" xmlns:aink="http://schemas.microsoft.com/office/drawing/2016/ink" xmlns:am3d="http://schemas.microsoft.com/office/drawing/2017/model3d" xmlns:o="urn:schemas-microsoft-com:office:office" xmlns:oel="http://schemas.microsoft.com/office/2019/extlst" xmlns:r="http://schemas.openxmlformats.org/officeDocument/2006/relationships" xmlns:m="http://schemas.openxmlformats.org/officeDocument/2006/math" xmlns:v="urn:schemas-microsoft-com:vml" xmlns:wp14="http://schemas.microsoft.com/office/word/2010/wordprocessingDrawing" xmlns:wp="http://schemas.openxmlformats.org/drawingml/2006/wordprocessingDrawing" xmlns:w10="urn:schemas-microsoft-com:office:word" xmlns:w="http://schemas.openxmlformats.org/wordprocessingml/2006/main" xmlns:w14="http://schemas.microsoft.com/office/word/2010/wordml" xmlns:w15="http://schemas.microsoft.com/office/word/2012/wordml" xmlns:w16cex="http://schemas.microsoft.com/office/word/2018/wordml/cex" xmlns:w16cid="http://schemas.microsoft.com/office/word/2016/wordml/cid" xmlns:w16="http://schemas.microsoft.com/office/word/2018/wordml" xmlns:w16sdtdh="http://schemas.microsoft.com/office/word/2020/wordml/sdtdatahash" xmlns:w16se="http://schemas.microsoft.com/office/word/2015/wordml/symex" xmlns:wpg="http://schemas.microsoft.com/office/word/2010/wordprocessingGroup" xmlns:wpi="http://schemas.microsoft.com/office/word/2010/wordprocessingInk" xmlns:wne="http://schemas.microsoft.com/office/word/2006/wordml" xmlns:wps="http://schemas.microsoft.com/office/word/2010/wordprocessingShape" mc:Ignorable="w14 w15 w16se w16cid w16 w16cex w16sdtdh wp14">
   <w:body>
-    <w:p>
-      <w:pPr>
-        <w:rPr>
-          <w:b/>
-          <w:bCs/>
-        </w:rPr>
-      </w:pPr>
-      <w:r>
-        <w:rPr>
-          <w:b/>
-          <w:bCs/>
-        </w:rPr>
-        <w:t>1. Introduction</w:t>
-      </w:r>
-    </w:p>
-    <w:p>
-      <w:pPr>
-        <w:rPr>
-          <w:b/>
-          <w:bCs/>
-        </w:rPr>
-      </w:pPr>
-      <w:r>
-        <w:rPr>
-          <w:b/>
-          <w:bCs/>
-        </w:rPr>
-        <w:t>Background and Domain Context</w:t>
-      </w:r>
-    </w:p>
-    <w:p>
-      <w:r>
-        <w:t>Agricultural supply chains, especially those involving local farmers and small vendors, often face problems such as demand uncertainty, overproduction, under-supply, food waste, and weak communication. In many practical contexts, coordination is still performed through phone calls, messaging, or informal arrangements, which can lead to delays, inefficient dispatch planning, and poor visibility of demand and supply status.</w:t>
-      </w:r>
-    </w:p>
-    <w:p>
-      <w:r>
-        <w:t xml:space="preserve">With increasing interest in digital transformation, there is a clear opportunity to develop a lightweight web-based platform that supports farmers and vendors through structured workflows, shared information, and decision-support features. Many currently available systems are either too enterprise-focused, too expensive, or not designed for the needs of small and medium-scale agricultural stakeholders. This project addresses that gap by designing and implementing </w:t>
-      </w:r>
-      <w:proofErr w:type="spellStart"/>
-      <w:r>
-        <w:t>FarmVendor</w:t>
-      </w:r>
-      <w:proofErr w:type="spellEnd"/>
-      <w:r>
-        <w:t>, a role-based digital platform that supports farmer–vendor coordination, demand forecasting, vendor recommendation, and real-time messaging.</w:t>
-      </w:r>
-    </w:p>
-    <w:p>
-      <w:pPr>
-        <w:rPr>
-          <w:b/>
-          <w:bCs/>
-        </w:rPr>
-      </w:pPr>
-      <w:r>
-        <w:rPr>
-          <w:b/>
-          <w:bCs/>
-        </w:rPr>
-        <w:t>Problem Definition</w:t>
-      </w:r>
-    </w:p>
-    <w:p>
-      <w:r>
-        <w:t>This research addresses the lack of a structured, secure, and intelligent coordination platform for small agricultural stakeholders. The problem includes the following limitations:</w:t>
-      </w:r>
-    </w:p>
-    <w:p>
-      <w:pPr>
-        <w:numPr>
-          <w:ilvl w:val="0"/>
-          <w:numId w:val="1"/>
-        </w:numPr>
-      </w:pPr>
-      <w:r>
-        <w:t xml:space="preserve">farmers do not have a clear way to view vendor demand in one place </w:t>
-      </w:r>
-    </w:p>
-    <w:p>
-      <w:pPr>
-        <w:numPr>
-          <w:ilvl w:val="0"/>
-          <w:numId w:val="1"/>
-        </w:numPr>
-      </w:pPr>
-      <w:r>
-        <w:t xml:space="preserve">vendors do not have a structured method to submit requests and track deliveries </w:t>
-      </w:r>
-    </w:p>
-    <w:p>
-      <w:pPr>
-        <w:numPr>
-          <w:ilvl w:val="0"/>
-          <w:numId w:val="1"/>
-        </w:numPr>
-      </w:pPr>
-      <w:r>
-        <w:t xml:space="preserve">dispatch planning is not supported by demand forecasting </w:t>
-      </w:r>
-    </w:p>
-    <w:p>
-      <w:pPr>
-        <w:numPr>
-          <w:ilvl w:val="0"/>
-          <w:numId w:val="1"/>
-        </w:numPr>
-      </w:pPr>
-      <w:r>
-        <w:t xml:space="preserve">decision-making for farmers lacks data-driven vendor recommendations </w:t>
-      </w:r>
-    </w:p>
-    <w:p>
-      <w:pPr>
-        <w:numPr>
-          <w:ilvl w:val="0"/>
-          <w:numId w:val="1"/>
-        </w:numPr>
-      </w:pPr>
-      <w:r>
-        <w:t>communication between farmers and vendors is often informal and fragmented</w:t>
-      </w:r>
-    </w:p>
-    <w:p>
-      <w:pPr>
-        <w:spacing w:before="100" w:beforeAutospacing="1" w:after="100" w:afterAutospacing="1" w:line="240" w:lineRule="auto"/>
-        <w:outlineLvl w:val="2"/>
-        <w:rPr>
-          <w:rFonts w:ascii="Times New Roman" w:eastAsia="Times New Roman" w:hAnsi="Times New Roman" w:cs="Times New Roman"/>
-          <w:b/>
-          <w:bCs/>
-          <w:kern w:val="0"/>
-          <w:sz w:val="27"/>
-          <w:szCs w:val="27"/>
-          <w:lang w:eastAsia="en-CA"/>
-          <w14:ligatures w14:val="none"/>
-        </w:rPr>
-      </w:pPr>
-      <w:r>
-        <w:rPr>
-          <w:rFonts w:ascii="Times New Roman" w:eastAsia="Times New Roman" w:hAnsi="Times New Roman" w:cs="Times New Roman"/>
-          <w:b/>
-          <w:bCs/>
-          <w:kern w:val="0"/>
-          <w:sz w:val="27"/>
-          <w:szCs w:val="27"/>
-          <w:lang w:eastAsia="en-CA"/>
-          <w14:ligatures w14:val="none"/>
-        </w:rPr>
-        <w:t>1.3 Research Questions</w:t>
-      </w:r>
-    </w:p>
-    <w:p>
-      <w:pPr>
-        <w:spacing w:before="100" w:beforeAutospacing="1" w:after="100" w:afterAutospacing="1" w:line="240" w:lineRule="auto"/>
-        <w:rPr>
-          <w:rFonts w:eastAsia="Times New Roman" w:cs="Times New Roman"/>
-          <w:kern w:val="0"/>
-          <w:lang w:eastAsia="en-CA"/>
-          <w14:ligatures w14:val="none"/>
-        </w:rPr>
-      </w:pPr>
-      <w:r>
-        <w:rPr>
-          <w:rFonts w:eastAsia="Times New Roman" w:cs="Times New Roman"/>
-          <w:kern w:val="0"/>
-          <w:lang w:eastAsia="en-CA"/>
-          <w14:ligatures w14:val="none"/>
-        </w:rPr>
-        <w:t>This project addresses the following research questions:</w:t>
-      </w:r>
-    </w:p>
-    <w:p>
-      <w:pPr>
-        <w:numPr>
-          <w:ilvl w:val="0"/>
-          <w:numId w:val="2"/>
-        </w:numPr>
-        <w:spacing w:before="100" w:beforeAutospacing="1" w:after="100" w:afterAutospacing="1" w:line="240" w:lineRule="auto"/>
-        <w:rPr>
-          <w:rFonts w:eastAsia="Times New Roman" w:cs="Times New Roman"/>
-          <w:kern w:val="0"/>
-          <w:lang w:eastAsia="en-CA"/>
-          <w14:ligatures w14:val="none"/>
-        </w:rPr>
-      </w:pPr>
-      <w:r>
-        <w:rPr>
-          <w:rFonts w:eastAsia="Times New Roman" w:cs="Times New Roman"/>
-          <w:kern w:val="0"/>
-          <w:lang w:eastAsia="en-CA"/>
-          <w14:ligatures w14:val="none"/>
-        </w:rPr>
-        <w:t xml:space="preserve">How can a role-based digital platform improve coordination between farmers and vendors? </w:t>
-      </w:r>
-    </w:p>
-    <w:p>
-      <w:pPr>
-        <w:numPr>
-          <w:ilvl w:val="0"/>
-          <w:numId w:val="2"/>
-        </w:numPr>
-        <w:spacing w:before="100" w:beforeAutospacing="1" w:after="100" w:afterAutospacing="1" w:line="240" w:lineRule="auto"/>
-        <w:rPr>
-          <w:rFonts w:eastAsia="Times New Roman" w:cs="Times New Roman"/>
-          <w:kern w:val="0"/>
-          <w:lang w:eastAsia="en-CA"/>
-          <w14:ligatures w14:val="none"/>
-        </w:rPr>
-      </w:pPr>
-      <w:r>
-        <w:rPr>
-          <w:rFonts w:eastAsia="Times New Roman" w:cs="Times New Roman"/>
-          <w:kern w:val="0"/>
-          <w:lang w:eastAsia="en-CA"/>
-          <w14:ligatures w14:val="none"/>
-        </w:rPr>
-        <w:t xml:space="preserve">How can simulated and user-generated data support early-stage demand forecasting? </w:t>
-      </w:r>
-    </w:p>
-    <w:p>
-      <w:pPr>
-        <w:numPr>
-          <w:ilvl w:val="0"/>
-          <w:numId w:val="2"/>
-        </w:numPr>
-        <w:spacing w:before="100" w:beforeAutospacing="1" w:after="100" w:afterAutospacing="1" w:line="240" w:lineRule="auto"/>
-        <w:rPr>
-          <w:rFonts w:eastAsia="Times New Roman" w:cs="Times New Roman"/>
-          <w:kern w:val="0"/>
-          <w:lang w:eastAsia="en-CA"/>
-          <w14:ligatures w14:val="none"/>
-        </w:rPr>
-      </w:pPr>
-      <w:r>
-        <w:rPr>
-          <w:rFonts w:eastAsia="Times New Roman" w:cs="Times New Roman"/>
-          <w:kern w:val="0"/>
-          <w:lang w:eastAsia="en-CA"/>
-          <w14:ligatures w14:val="none"/>
-        </w:rPr>
-        <w:t xml:space="preserve">How can machine-learning-based forecasting improve dispatch planning? </w:t>
-      </w:r>
-    </w:p>
-    <w:p>
-      <w:pPr>
-        <w:numPr>
-          <w:ilvl w:val="0"/>
-          <w:numId w:val="2"/>
-        </w:numPr>
-        <w:spacing w:before="100" w:beforeAutospacing="1" w:after="100" w:afterAutospacing="1" w:line="240" w:lineRule="auto"/>
-        <w:rPr>
-          <w:rFonts w:eastAsia="Times New Roman" w:cs="Times New Roman"/>
-          <w:kern w:val="0"/>
-          <w:lang w:eastAsia="en-CA"/>
-          <w14:ligatures w14:val="none"/>
-        </w:rPr>
-      </w:pPr>
-      <w:r>
-        <w:rPr>
-          <w:rFonts w:eastAsia="Times New Roman" w:cs="Times New Roman"/>
-          <w:kern w:val="0"/>
-          <w:lang w:eastAsia="en-CA"/>
-          <w14:ligatures w14:val="none"/>
-        </w:rPr>
-        <w:lastRenderedPageBreak/>
-        <w:t xml:space="preserve">How can farmers be supported with vendor recommendations based on predicted demand and available inventory? </w:t>
-      </w:r>
-    </w:p>
-    <w:p>
-      <w:pPr>
-        <w:numPr>
-          <w:ilvl w:val="0"/>
-          <w:numId w:val="2"/>
-        </w:numPr>
-        <w:spacing w:before="100" w:beforeAutospacing="1" w:after="100" w:afterAutospacing="1" w:line="240" w:lineRule="auto"/>
-        <w:rPr>
-          <w:rFonts w:eastAsia="Times New Roman" w:cs="Times New Roman"/>
-          <w:kern w:val="0"/>
-          <w:lang w:eastAsia="en-CA"/>
-          <w14:ligatures w14:val="none"/>
-        </w:rPr>
-      </w:pPr>
-      <w:r>
-        <w:rPr>
-          <w:rFonts w:eastAsia="Times New Roman" w:cs="Times New Roman"/>
-          <w:kern w:val="0"/>
-          <w:lang w:eastAsia="en-CA"/>
-          <w14:ligatures w14:val="none"/>
-        </w:rPr>
-        <w:t xml:space="preserve">Can a real-time chat feature improve coordination and usability within the supply chain workflow? </w:t>
-      </w:r>
-    </w:p>
-    <w:p>
-      <w:pPr>
-        <w:spacing w:before="100" w:beforeAutospacing="1" w:after="100" w:afterAutospacing="1" w:line="240" w:lineRule="auto"/>
-        <w:outlineLvl w:val="2"/>
-        <w:rPr>
-          <w:rFonts w:ascii="Times New Roman" w:eastAsia="Times New Roman" w:hAnsi="Times New Roman" w:cs="Times New Roman"/>
-          <w:b/>
-          <w:bCs/>
-          <w:kern w:val="0"/>
-          <w:sz w:val="27"/>
-          <w:szCs w:val="27"/>
-          <w:lang w:eastAsia="en-CA"/>
-          <w14:ligatures w14:val="none"/>
-        </w:rPr>
-      </w:pPr>
-      <w:r>
-        <w:rPr>
-          <w:rFonts w:ascii="Times New Roman" w:eastAsia="Times New Roman" w:hAnsi="Times New Roman" w:cs="Times New Roman"/>
-          <w:b/>
-          <w:bCs/>
-          <w:kern w:val="0"/>
-          <w:sz w:val="27"/>
-          <w:szCs w:val="27"/>
-          <w:lang w:eastAsia="en-CA"/>
-          <w14:ligatures w14:val="none"/>
-        </w:rPr>
-        <w:t>1.4 Literature Overview and Research Gap</w:t>
-      </w:r>
-    </w:p>
-    <w:p>
-      <w:pPr>
-        <w:spacing w:before="100" w:beforeAutospacing="1" w:after="100" w:afterAutospacing="1" w:line="240" w:lineRule="auto"/>
-        <w:rPr>
-          <w:rFonts w:eastAsia="Times New Roman" w:cs="Times New Roman"/>
-          <w:kern w:val="0"/>
-          <w:lang w:eastAsia="en-CA"/>
-          <w14:ligatures w14:val="none"/>
-        </w:rPr>
-      </w:pPr>
-      <w:r>
-        <w:rPr>
-          <w:rFonts w:eastAsia="Times New Roman" w:cs="Times New Roman"/>
-          <w:kern w:val="0"/>
-          <w:lang w:eastAsia="en-CA"/>
-          <w14:ligatures w14:val="none"/>
-        </w:rPr>
-        <w:t xml:space="preserve">Research in agricultural supply chain management emphasizes the importance of demand forecasting, inventory visibility, delivery coordination, and communication efficiency. Existing systems such as AgriWebb, FarmLogs, </w:t>
-      </w:r>
-      <w:proofErr w:type="spellStart"/>
-      <w:r>
-        <w:rPr>
-          <w:rFonts w:eastAsia="Times New Roman" w:cs="Times New Roman"/>
-          <w:kern w:val="0"/>
-          <w:lang w:eastAsia="en-CA"/>
-          <w14:ligatures w14:val="none"/>
-        </w:rPr>
-        <w:t>CropIn</w:t>
-      </w:r>
-      <w:proofErr w:type="spellEnd"/>
-      <w:r>
-        <w:rPr>
-          <w:rFonts w:eastAsia="Times New Roman" w:cs="Times New Roman"/>
-          <w:kern w:val="0"/>
-          <w:lang w:eastAsia="en-CA"/>
-          <w14:ligatures w14:val="none"/>
-        </w:rPr>
-        <w:t>, and AgriDigital each support some aspects of agriculture operations, but several limitations remain:</w:t>
-      </w:r>
-    </w:p>
-    <w:p>
-      <w:pPr>
-        <w:numPr>
-          <w:ilvl w:val="0"/>
-          <w:numId w:val="3"/>
-        </w:numPr>
-        <w:spacing w:before="100" w:beforeAutospacing="1" w:after="100" w:afterAutospacing="1" w:line="240" w:lineRule="auto"/>
-        <w:rPr>
-          <w:rFonts w:eastAsia="Times New Roman" w:cs="Times New Roman"/>
-          <w:kern w:val="0"/>
-          <w:lang w:eastAsia="en-CA"/>
-          <w14:ligatures w14:val="none"/>
-        </w:rPr>
-      </w:pPr>
-      <w:r>
-        <w:rPr>
-          <w:rFonts w:eastAsia="Times New Roman" w:cs="Times New Roman"/>
-          <w:kern w:val="0"/>
-          <w:lang w:eastAsia="en-CA"/>
-          <w14:ligatures w14:val="none"/>
-        </w:rPr>
-        <w:t xml:space="preserve">many systems are farmer-centric and do not strongly support vendor coordination </w:t>
-      </w:r>
-    </w:p>
-    <w:p>
-      <w:pPr>
-        <w:numPr>
-          <w:ilvl w:val="0"/>
-          <w:numId w:val="3"/>
-        </w:numPr>
-        <w:spacing w:before="100" w:beforeAutospacing="1" w:after="100" w:afterAutospacing="1" w:line="240" w:lineRule="auto"/>
-        <w:rPr>
-          <w:rFonts w:eastAsia="Times New Roman" w:cs="Times New Roman"/>
-          <w:kern w:val="0"/>
-          <w:lang w:eastAsia="en-CA"/>
-          <w14:ligatures w14:val="none"/>
-        </w:rPr>
-      </w:pPr>
-      <w:r>
-        <w:rPr>
-          <w:rFonts w:eastAsia="Times New Roman" w:cs="Times New Roman"/>
-          <w:kern w:val="0"/>
-          <w:lang w:eastAsia="en-CA"/>
-          <w14:ligatures w14:val="none"/>
-        </w:rPr>
-        <w:t xml:space="preserve">many solutions target enterprise use rather than small-scale supply chains </w:t>
-      </w:r>
-    </w:p>
-    <w:p>
-      <w:pPr>
-        <w:numPr>
-          <w:ilvl w:val="0"/>
-          <w:numId w:val="3"/>
-        </w:numPr>
-        <w:spacing w:before="100" w:beforeAutospacing="1" w:after="100" w:afterAutospacing="1" w:line="240" w:lineRule="auto"/>
-        <w:rPr>
-          <w:rFonts w:eastAsia="Times New Roman" w:cs="Times New Roman"/>
-          <w:kern w:val="0"/>
-          <w:lang w:eastAsia="en-CA"/>
-          <w14:ligatures w14:val="none"/>
-        </w:rPr>
-      </w:pPr>
-      <w:r>
-        <w:rPr>
-          <w:rFonts w:eastAsia="Times New Roman" w:cs="Times New Roman"/>
-          <w:kern w:val="0"/>
-          <w:lang w:eastAsia="en-CA"/>
-          <w14:ligatures w14:val="none"/>
-        </w:rPr>
-        <w:t xml:space="preserve">many forecasting and optimization approaches assume large historical datasets </w:t>
-      </w:r>
-    </w:p>
-    <w:p>
-      <w:pPr>
-        <w:numPr>
-          <w:ilvl w:val="0"/>
-          <w:numId w:val="3"/>
-        </w:numPr>
-        <w:spacing w:before="100" w:beforeAutospacing="1" w:after="100" w:afterAutospacing="1" w:line="240" w:lineRule="auto"/>
-        <w:rPr>
-          <w:rFonts w:eastAsia="Times New Roman" w:cs="Times New Roman"/>
-          <w:kern w:val="0"/>
-          <w:lang w:eastAsia="en-CA"/>
-          <w14:ligatures w14:val="none"/>
-        </w:rPr>
-      </w:pPr>
-      <w:r>
-        <w:rPr>
-          <w:rFonts w:eastAsia="Times New Roman" w:cs="Times New Roman"/>
-          <w:kern w:val="0"/>
-          <w:lang w:eastAsia="en-CA"/>
-          <w14:ligatures w14:val="none"/>
-        </w:rPr>
-        <w:t xml:space="preserve">most systems give limited attention to human-in-the-loop decision support </w:t>
-      </w:r>
-    </w:p>
-    <w:p>
-      <w:pPr>
-        <w:spacing w:before="100" w:beforeAutospacing="1" w:after="100" w:afterAutospacing="1" w:line="240" w:lineRule="auto"/>
-        <w:rPr>
-          <w:rFonts w:eastAsia="Times New Roman" w:cs="Times New Roman"/>
-          <w:kern w:val="0"/>
-          <w:lang w:eastAsia="en-CA"/>
-          <w14:ligatures w14:val="none"/>
-        </w:rPr>
-      </w:pPr>
-      <w:r>
-        <w:rPr>
-          <w:rFonts w:eastAsia="Times New Roman" w:cs="Times New Roman"/>
-          <w:kern w:val="0"/>
-          <w:lang w:eastAsia="en-CA"/>
-          <w14:ligatures w14:val="none"/>
-        </w:rPr>
-        <w:t>A key research gap is the lack of a lightweight, role-based, web-based platform that supports incremental data collection, forecasting, recommendation, and communication for smaller agricultural stakeholders. This project addresses that gap through a practical full-stack implementation using simulated and user-generated data.</w:t>
-      </w:r>
-    </w:p>
-    <w:p>
-      <w:pPr>
-        <w:spacing w:before="100" w:beforeAutospacing="1" w:after="100" w:afterAutospacing="1" w:line="240" w:lineRule="auto"/>
-        <w:outlineLvl w:val="2"/>
-        <w:rPr>
-          <w:rFonts w:ascii="Times New Roman" w:eastAsia="Times New Roman" w:hAnsi="Times New Roman" w:cs="Times New Roman"/>
-          <w:b/>
-          <w:bCs/>
-          <w:kern w:val="0"/>
-          <w:sz w:val="27"/>
-          <w:szCs w:val="27"/>
-          <w:lang w:eastAsia="en-CA"/>
-          <w14:ligatures w14:val="none"/>
-        </w:rPr>
-      </w:pPr>
-      <w:r>
-        <w:rPr>
-          <w:rFonts w:ascii="Times New Roman" w:eastAsia="Times New Roman" w:hAnsi="Times New Roman" w:cs="Times New Roman"/>
-          <w:b/>
-          <w:bCs/>
-          <w:kern w:val="0"/>
-          <w:sz w:val="27"/>
-          <w:szCs w:val="27"/>
-          <w:lang w:eastAsia="en-CA"/>
-          <w14:ligatures w14:val="none"/>
-        </w:rPr>
-        <w:t>1.5 Hypotheses and Expected Benefits</w:t>
-      </w:r>
-    </w:p>
-    <w:p>
-      <w:pPr>
-        <w:spacing w:before="100" w:beforeAutospacing="1" w:after="100" w:afterAutospacing="1" w:line="240" w:lineRule="auto"/>
-        <w:rPr>
-          <w:rFonts w:eastAsia="Times New Roman" w:cs="Times New Roman"/>
-          <w:kern w:val="0"/>
-          <w:lang w:eastAsia="en-CA"/>
-          <w14:ligatures w14:val="none"/>
-        </w:rPr>
-      </w:pPr>
-      <w:r>
-        <w:rPr>
-          <w:rFonts w:eastAsia="Times New Roman" w:cs="Times New Roman"/>
-          <w:kern w:val="0"/>
-          <w:lang w:eastAsia="en-CA"/>
-          <w14:ligatures w14:val="none"/>
-        </w:rPr>
-        <w:t>The project is based on the following assumptions:</w:t>
-      </w:r>
-    </w:p>
-    <w:p>
-      <w:pPr>
-        <w:numPr>
-          <w:ilvl w:val="0"/>
-          <w:numId w:val="4"/>
-        </w:numPr>
-        <w:spacing w:before="100" w:beforeAutospacing="1" w:after="100" w:afterAutospacing="1" w:line="240" w:lineRule="auto"/>
-        <w:rPr>
-          <w:rFonts w:eastAsia="Times New Roman" w:cs="Times New Roman"/>
-          <w:kern w:val="0"/>
-          <w:lang w:eastAsia="en-CA"/>
-          <w14:ligatures w14:val="none"/>
-        </w:rPr>
-      </w:pPr>
-      <w:r>
-        <w:rPr>
-          <w:rFonts w:eastAsia="Times New Roman" w:cs="Times New Roman"/>
-          <w:kern w:val="0"/>
-          <w:lang w:eastAsia="en-CA"/>
-          <w14:ligatures w14:val="none"/>
-        </w:rPr>
-        <w:t xml:space="preserve">structured demand communication reduces uncertainty for farmers </w:t>
-      </w:r>
-    </w:p>
-    <w:p>
-      <w:pPr>
-        <w:numPr>
-          <w:ilvl w:val="0"/>
-          <w:numId w:val="4"/>
-        </w:numPr>
-        <w:spacing w:before="100" w:beforeAutospacing="1" w:after="100" w:afterAutospacing="1" w:line="240" w:lineRule="auto"/>
-        <w:rPr>
-          <w:rFonts w:eastAsia="Times New Roman" w:cs="Times New Roman"/>
-          <w:kern w:val="0"/>
-          <w:lang w:eastAsia="en-CA"/>
-          <w14:ligatures w14:val="none"/>
-        </w:rPr>
-      </w:pPr>
-      <w:r>
-        <w:rPr>
-          <w:rFonts w:eastAsia="Times New Roman" w:cs="Times New Roman"/>
-          <w:kern w:val="0"/>
-          <w:lang w:eastAsia="en-CA"/>
-          <w14:ligatures w14:val="none"/>
-        </w:rPr>
-        <w:t xml:space="preserve">forecasting can improve dispatch planning </w:t>
-      </w:r>
-    </w:p>
-    <w:p>
-      <w:pPr>
-        <w:numPr>
-          <w:ilvl w:val="0"/>
-          <w:numId w:val="4"/>
-        </w:numPr>
-        <w:spacing w:before="100" w:beforeAutospacing="1" w:after="100" w:afterAutospacing="1" w:line="240" w:lineRule="auto"/>
-        <w:rPr>
-          <w:rFonts w:eastAsia="Times New Roman" w:cs="Times New Roman"/>
-          <w:kern w:val="0"/>
-          <w:lang w:eastAsia="en-CA"/>
-          <w14:ligatures w14:val="none"/>
-        </w:rPr>
-      </w:pPr>
-      <w:r>
-        <w:rPr>
-          <w:rFonts w:eastAsia="Times New Roman" w:cs="Times New Roman"/>
-          <w:kern w:val="0"/>
-          <w:lang w:eastAsia="en-CA"/>
-          <w14:ligatures w14:val="none"/>
-        </w:rPr>
-        <w:t xml:space="preserve">recommendation logic can support better vendor selection </w:t>
-      </w:r>
-    </w:p>
-    <w:p>
-      <w:pPr>
-        <w:numPr>
-          <w:ilvl w:val="0"/>
-          <w:numId w:val="4"/>
-        </w:numPr>
-        <w:spacing w:before="100" w:beforeAutospacing="1" w:after="100" w:afterAutospacing="1" w:line="240" w:lineRule="auto"/>
-        <w:rPr>
-          <w:rFonts w:eastAsia="Times New Roman" w:cs="Times New Roman"/>
-          <w:kern w:val="0"/>
-          <w:lang w:eastAsia="en-CA"/>
-          <w14:ligatures w14:val="none"/>
-        </w:rPr>
-      </w:pPr>
-      <w:r>
-        <w:rPr>
-          <w:rFonts w:eastAsia="Times New Roman" w:cs="Times New Roman"/>
-          <w:kern w:val="0"/>
-          <w:lang w:eastAsia="en-CA"/>
-          <w14:ligatures w14:val="none"/>
-        </w:rPr>
-        <w:t xml:space="preserve">real-time communication can reduce coordination friction </w:t>
-      </w:r>
-    </w:p>
-    <w:p>
-      <w:pPr>
-        <w:numPr>
-          <w:ilvl w:val="0"/>
-          <w:numId w:val="4"/>
-        </w:numPr>
-        <w:spacing w:before="100" w:beforeAutospacing="1" w:after="100" w:afterAutospacing="1" w:line="240" w:lineRule="auto"/>
-        <w:rPr>
-          <w:rFonts w:eastAsia="Times New Roman" w:cs="Times New Roman"/>
-          <w:kern w:val="0"/>
-          <w:lang w:eastAsia="en-CA"/>
-          <w14:ligatures w14:val="none"/>
-        </w:rPr>
-      </w:pPr>
-      <w:r>
-        <w:rPr>
-          <w:rFonts w:eastAsia="Times New Roman" w:cs="Times New Roman"/>
-          <w:kern w:val="0"/>
-          <w:lang w:eastAsia="en-CA"/>
-          <w14:ligatures w14:val="none"/>
-        </w:rPr>
-        <w:t xml:space="preserve">simulated and user-generated data can support meaningful early-stage research and evaluation </w:t>
-      </w:r>
-    </w:p>
-    <w:p>
-      <w:pPr>
-        <w:spacing w:before="100" w:beforeAutospacing="1" w:after="100" w:afterAutospacing="1" w:line="240" w:lineRule="auto"/>
-        <w:rPr>
-          <w:rFonts w:eastAsia="Times New Roman" w:cs="Times New Roman"/>
-          <w:kern w:val="0"/>
-          <w:lang w:eastAsia="en-CA"/>
-          <w14:ligatures w14:val="none"/>
-        </w:rPr>
-      </w:pPr>
-      <w:r>
-        <w:rPr>
-          <w:rFonts w:eastAsia="Times New Roman" w:cs="Times New Roman"/>
-          <w:kern w:val="0"/>
-          <w:lang w:eastAsia="en-CA"/>
-          <w14:ligatures w14:val="none"/>
-        </w:rPr>
-        <w:t>Expected benefits include:</w:t>
-      </w:r>
-    </w:p>
-    <w:p>
-      <w:pPr>
-        <w:numPr>
-          <w:ilvl w:val="0"/>
-          <w:numId w:val="5"/>
-        </w:numPr>
-        <w:spacing w:before="100" w:beforeAutospacing="1" w:after="100" w:afterAutospacing="1" w:line="240" w:lineRule="auto"/>
-        <w:rPr>
-          <w:rFonts w:eastAsia="Times New Roman" w:cs="Times New Roman"/>
-          <w:kern w:val="0"/>
-          <w:lang w:eastAsia="en-CA"/>
-          <w14:ligatures w14:val="none"/>
-        </w:rPr>
-      </w:pPr>
-      <w:r>
-        <w:rPr>
-          <w:rFonts w:eastAsia="Times New Roman" w:cs="Times New Roman"/>
-          <w:kern w:val="0"/>
-          <w:lang w:eastAsia="en-CA"/>
-          <w14:ligatures w14:val="none"/>
-        </w:rPr>
-        <w:t xml:space="preserve">better visibility of demand and supply </w:t>
-      </w:r>
-    </w:p>
-    <w:p>
-      <w:pPr>
-        <w:numPr>
-          <w:ilvl w:val="0"/>
-          <w:numId w:val="5"/>
-        </w:numPr>
-        <w:spacing w:before="100" w:beforeAutospacing="1" w:after="100" w:afterAutospacing="1" w:line="240" w:lineRule="auto"/>
-        <w:rPr>
-          <w:rFonts w:eastAsia="Times New Roman" w:cs="Times New Roman"/>
-          <w:kern w:val="0"/>
-          <w:lang w:eastAsia="en-CA"/>
-          <w14:ligatures w14:val="none"/>
-        </w:rPr>
-      </w:pPr>
-      <w:r>
-        <w:rPr>
-          <w:rFonts w:eastAsia="Times New Roman" w:cs="Times New Roman"/>
-          <w:kern w:val="0"/>
-          <w:lang w:eastAsia="en-CA"/>
-          <w14:ligatures w14:val="none"/>
-        </w:rPr>
-        <w:t xml:space="preserve">improved dispatch planning </w:t>
-      </w:r>
-    </w:p>
-    <w:p>
-      <w:pPr>
-        <w:numPr>
-          <w:ilvl w:val="0"/>
-          <w:numId w:val="5"/>
-        </w:numPr>
-        <w:spacing w:before="100" w:beforeAutospacing="1" w:after="100" w:afterAutospacing="1" w:line="240" w:lineRule="auto"/>
-        <w:rPr>
-          <w:rFonts w:eastAsia="Times New Roman" w:cs="Times New Roman"/>
-          <w:kern w:val="0"/>
-          <w:lang w:eastAsia="en-CA"/>
-          <w14:ligatures w14:val="none"/>
-        </w:rPr>
-      </w:pPr>
-      <w:r>
-        <w:rPr>
-          <w:rFonts w:eastAsia="Times New Roman" w:cs="Times New Roman"/>
-          <w:kern w:val="0"/>
-          <w:lang w:eastAsia="en-CA"/>
-          <w14:ligatures w14:val="none"/>
-        </w:rPr>
-        <w:t xml:space="preserve">reduced communication barriers </w:t>
-      </w:r>
-    </w:p>
-    <w:p>
-      <w:pPr>
-        <w:numPr>
-          <w:ilvl w:val="0"/>
-          <w:numId w:val="5"/>
-        </w:numPr>
-        <w:spacing w:before="100" w:beforeAutospacing="1" w:after="100" w:afterAutospacing="1" w:line="240" w:lineRule="auto"/>
-        <w:rPr>
-          <w:rFonts w:eastAsia="Times New Roman" w:cs="Times New Roman"/>
-          <w:kern w:val="0"/>
-          <w:lang w:eastAsia="en-CA"/>
-          <w14:ligatures w14:val="none"/>
-        </w:rPr>
-      </w:pPr>
-      <w:r>
-        <w:rPr>
-          <w:rFonts w:eastAsia="Times New Roman" w:cs="Times New Roman"/>
-          <w:kern w:val="0"/>
-          <w:lang w:eastAsia="en-CA"/>
-          <w14:ligatures w14:val="none"/>
-        </w:rPr>
-        <w:t>better farmer decision support</w:t>
-      </w:r>
-    </w:p>
-    <w:p>
-      <w:pPr>
-        <w:spacing w:before="100" w:beforeAutospacing="1" w:after="100" w:afterAutospacing="1" w:line="240" w:lineRule="auto"/>
-        <w:rPr>
-          <w:rFonts w:eastAsia="Times New Roman" w:cs="Times New Roman"/>
-          <w:kern w:val="0"/>
-          <w:lang w:eastAsia="en-CA"/>
-          <w14:ligatures w14:val="none"/>
-        </w:rPr>
-      </w:pPr>
-    </w:p>
-    <w:p>
-      <w:pPr>
-        <w:spacing w:before="100" w:beforeAutospacing="1" w:after="100" w:afterAutospacing="1" w:line="240" w:lineRule="auto"/>
-        <w:rPr>
-          <w:rFonts w:eastAsia="Times New Roman" w:cs="Times New Roman"/>
-          <w:kern w:val="0"/>
-          <w:lang w:eastAsia="en-CA"/>
-          <w14:ligatures w14:val="none"/>
-        </w:rPr>
-      </w:pPr>
-    </w:p>
     <w:p>
       <w:pPr>
         <w:pStyle w:val="Heading1"/>
@@ -800,7 +15,6 @@
       </w:pPr>
       <w:bookmarkStart w:id="0" w:name="_Toc222767189"/>
       <w:r>
-        <w:lastRenderedPageBreak/>
         <w:t>Introduction</w:t>
       </w:r>
       <w:bookmarkEnd w:id="0"/>
@@ -1132,20 +346,9 @@
     </w:p>
     <w:p>
       <w:pPr>
-        <w:pStyle w:val="Subtitle"/>
-        <w:ind w:firstLine="360"/>
-        <w:rPr>
-          <w:b/>
-          <w:bCs/>
-          <w:color w:val="auto"/>
-        </w:rPr>
-      </w:pPr>
-      <w:r>
-        <w:rPr>
-          <w:b/>
-          <w:bCs/>
-          <w:color w:val="auto"/>
-        </w:rPr>
+        <w:pStyle w:val="Heading3"/>
+      </w:pPr>
+      <w:r>
         <w:t>Literature Overview</w:t>
       </w:r>
     </w:p>
@@ -1309,18 +512,9 @@
     </w:p>
     <w:p>
       <w:pPr>
-        <w:pStyle w:val="Subtitle"/>
-        <w:rPr>
-          <w:b/>
-          <w:bCs/>
-        </w:rPr>
-      </w:pPr>
-      <w:r>
-        <w:rPr>
-          <w:b/>
-          <w:bCs/>
-          <w:color w:val="auto"/>
-        </w:rPr>
+        <w:pStyle w:val="Heading3"/>
+      </w:pPr>
+      <w:r>
         <w:t>Research Gap</w:t>
       </w:r>
     </w:p>
@@ -1920,7 +1114,6 @@
         </w:rPr>
         <w:t xml:space="preserve"> implemented using </w:t>
       </w:r>
-      <w:proofErr w:type="spellStart"/>
       <w:r>
         <w:rPr>
           <w:rStyle w:val="Strong"/>
@@ -1932,7 +1125,6 @@
         </w:rPr>
         <w:t>SignalR</w:t>
       </w:r>
-      <w:proofErr w:type="spellEnd"/>
       <w:r>
         <w:rPr>
           <w:rFonts w:ascii="Segoe UI" w:hAnsi="Segoe UI" w:cs="Segoe UI"/>
@@ -2226,10 +1418,9 @@
       </w:r>
     </w:p>
     <w:p/>
-    <w:p/>
-    <w:p>
-      <w:r>
-        <w:t xml:space="preserve">       </w:t>
+    <w:p>
+      <w:r>
+        <w:t xml:space="preserve"> </w:t>
       </w:r>
     </w:p>
     <w:tbl>
@@ -2238,24 +1429,24 @@
         <w:tblLook w:val="04A0" w:firstRow="1" w:lastRow="0" w:firstColumn="1" w:lastColumn="0" w:noHBand="0" w:noVBand="1"/>
       </w:tblPr>
       <w:tblGrid>
-        <w:gridCol w:w="2045"/>
-        <w:gridCol w:w="3313"/>
-        <w:gridCol w:w="3482"/>
+        <w:gridCol w:w="1841"/>
+        <w:gridCol w:w="3400"/>
+        <w:gridCol w:w="3599"/>
       </w:tblGrid>
       <w:tr>
         <w:trPr>
-          <w:trHeight w:val="825"/>
+          <w:trHeight w:val="300"/>
         </w:trPr>
         <w:tc>
           <w:tcPr>
-            <w:tcW w:w="1859" w:type="dxa"/>
+            <w:tcW w:w="1840" w:type="dxa"/>
             <w:tcBorders>
-              <w:top w:val="single" w:sz="8" w:space="0" w:color="E6E6E6"/>
-              <w:left w:val="single" w:sz="8" w:space="0" w:color="E6E6E6"/>
-              <w:bottom w:val="single" w:sz="8" w:space="0" w:color="E6E6E6"/>
-              <w:right w:val="single" w:sz="8" w:space="0" w:color="E6E6E6"/>
+              <w:top w:val="nil"/>
+              <w:left w:val="nil"/>
+              <w:bottom w:val="nil"/>
+              <w:right w:val="nil"/>
             </w:tcBorders>
-            <w:shd w:val="clear" w:color="000000" w:fill="F5F5F5"/>
+            <w:shd w:val="clear" w:color="000000" w:fill="D9D9D9"/>
             <w:vAlign w:val="center"/>
             <w:hideMark/>
           </w:tcPr>
@@ -2264,7 +1455,7 @@
               <w:spacing w:after="0" w:line="240" w:lineRule="auto"/>
               <w:jc w:val="center"/>
               <w:rPr>
-                <w:rFonts w:ascii="Segoe UI" w:eastAsia="Times New Roman" w:hAnsi="Segoe UI" w:cs="Segoe UI"/>
+                <w:rFonts w:ascii="Calibri" w:eastAsia="Times New Roman" w:hAnsi="Calibri" w:cs="Calibri"/>
                 <w:b/>
                 <w:bCs/>
                 <w:color w:val="000000"/>
@@ -2277,7 +1468,7 @@
             </w:pPr>
             <w:r>
               <w:rPr>
-                <w:rFonts w:ascii="Segoe UI" w:eastAsia="Times New Roman" w:hAnsi="Segoe UI" w:cs="Segoe UI"/>
+                <w:rFonts w:ascii="Calibri" w:eastAsia="Times New Roman" w:hAnsi="Calibri" w:cs="Calibri"/>
                 <w:b/>
                 <w:bCs/>
                 <w:color w:val="000000"/>
@@ -2293,14 +1484,14 @@
         </w:tc>
         <w:tc>
           <w:tcPr>
-            <w:tcW w:w="3392" w:type="dxa"/>
+            <w:tcW w:w="3400" w:type="dxa"/>
             <w:tcBorders>
-              <w:top w:val="single" w:sz="8" w:space="0" w:color="E6E6E6"/>
+              <w:top w:val="nil"/>
               <w:left w:val="nil"/>
-              <w:bottom w:val="single" w:sz="8" w:space="0" w:color="E6E6E6"/>
-              <w:right w:val="single" w:sz="8" w:space="0" w:color="E6E6E6"/>
+              <w:bottom w:val="nil"/>
+              <w:right w:val="nil"/>
             </w:tcBorders>
-            <w:shd w:val="clear" w:color="000000" w:fill="F5F5F5"/>
+            <w:shd w:val="clear" w:color="000000" w:fill="D9D9D9"/>
             <w:vAlign w:val="center"/>
             <w:hideMark/>
           </w:tcPr>
@@ -2309,7 +1500,7 @@
               <w:spacing w:after="0" w:line="240" w:lineRule="auto"/>
               <w:jc w:val="center"/>
               <w:rPr>
-                <w:rFonts w:ascii="Segoe UI" w:eastAsia="Times New Roman" w:hAnsi="Segoe UI" w:cs="Segoe UI"/>
+                <w:rFonts w:ascii="Calibri" w:eastAsia="Times New Roman" w:hAnsi="Calibri" w:cs="Calibri"/>
                 <w:b/>
                 <w:bCs/>
                 <w:color w:val="000000"/>
@@ -2322,7 +1513,7 @@
             </w:pPr>
             <w:r>
               <w:rPr>
-                <w:rFonts w:ascii="Segoe UI" w:eastAsia="Times New Roman" w:hAnsi="Segoe UI" w:cs="Segoe UI"/>
+                <w:rFonts w:ascii="Calibri" w:eastAsia="Times New Roman" w:hAnsi="Calibri" w:cs="Calibri"/>
                 <w:b/>
                 <w:bCs/>
                 <w:color w:val="000000"/>
@@ -2338,14 +1529,14 @@
         </w:tc>
         <w:tc>
           <w:tcPr>
-            <w:tcW w:w="3589" w:type="dxa"/>
+            <w:tcW w:w="3600" w:type="dxa"/>
             <w:tcBorders>
-              <w:top w:val="single" w:sz="8" w:space="0" w:color="E6E6E6"/>
+              <w:top w:val="nil"/>
               <w:left w:val="nil"/>
-              <w:bottom w:val="single" w:sz="8" w:space="0" w:color="E6E6E6"/>
-              <w:right w:val="single" w:sz="8" w:space="0" w:color="E6E6E6"/>
+              <w:bottom w:val="nil"/>
+              <w:right w:val="nil"/>
             </w:tcBorders>
-            <w:shd w:val="clear" w:color="000000" w:fill="F5F5F5"/>
+            <w:shd w:val="clear" w:color="000000" w:fill="D9D9D9"/>
             <w:vAlign w:val="center"/>
             <w:hideMark/>
           </w:tcPr>
@@ -2354,7 +1545,7 @@
               <w:spacing w:after="0" w:line="240" w:lineRule="auto"/>
               <w:jc w:val="center"/>
               <w:rPr>
-                <w:rFonts w:ascii="Segoe UI" w:eastAsia="Times New Roman" w:hAnsi="Segoe UI" w:cs="Segoe UI"/>
+                <w:rFonts w:ascii="Calibri" w:eastAsia="Times New Roman" w:hAnsi="Calibri" w:cs="Calibri"/>
                 <w:b/>
                 <w:bCs/>
                 <w:color w:val="000000"/>
@@ -2367,7 +1558,7 @@
             </w:pPr>
             <w:r>
               <w:rPr>
-                <w:rFonts w:ascii="Segoe UI" w:eastAsia="Times New Roman" w:hAnsi="Segoe UI" w:cs="Segoe UI"/>
+                <w:rFonts w:ascii="Calibri" w:eastAsia="Times New Roman" w:hAnsi="Calibri" w:cs="Calibri"/>
                 <w:b/>
                 <w:bCs/>
                 <w:color w:val="000000"/>
@@ -2384,60 +1575,16 @@
       </w:tr>
       <w:tr>
         <w:trPr>
-          <w:trHeight w:val="2280"/>
+          <w:trHeight w:val="2100"/>
         </w:trPr>
         <w:tc>
           <w:tcPr>
-            <w:tcW w:w="1859" w:type="dxa"/>
-            <w:tcBorders>
-              <w:top w:val="nil"/>
-              <w:left w:val="single" w:sz="8" w:space="0" w:color="E6E6E6"/>
-              <w:bottom w:val="single" w:sz="8" w:space="0" w:color="E6E6E6"/>
-              <w:right w:val="single" w:sz="8" w:space="0" w:color="E6E6E6"/>
-            </w:tcBorders>
-            <w:shd w:val="clear" w:color="000000" w:fill="F5F5F5"/>
-            <w:vAlign w:val="center"/>
-            <w:hideMark/>
-          </w:tcPr>
-          <w:p>
-            <w:pPr>
-              <w:spacing w:after="0" w:line="240" w:lineRule="auto"/>
-              <w:rPr>
-                <w:rFonts w:ascii="Segoe UI" w:eastAsia="Times New Roman" w:hAnsi="Segoe UI" w:cs="Segoe UI"/>
-                <w:b/>
-                <w:bCs/>
-                <w:color w:val="000000"/>
-                <w:kern w:val="0"/>
-                <w:sz w:val="22"/>
-                <w:szCs w:val="22"/>
-                <w:lang w:eastAsia="en-CA"/>
-                <w14:ligatures w14:val="none"/>
-              </w:rPr>
-            </w:pPr>
-            <w:r>
-              <w:rPr>
-                <w:rFonts w:ascii="Segoe UI" w:eastAsia="Times New Roman" w:hAnsi="Segoe UI" w:cs="Segoe UI"/>
-                <w:b/>
-                <w:bCs/>
-                <w:color w:val="000000"/>
-                <w:kern w:val="0"/>
-                <w:sz w:val="22"/>
-                <w:szCs w:val="22"/>
-                <w:lang w:eastAsia="en-CA"/>
-                <w14:ligatures w14:val="none"/>
-              </w:rPr>
-              <w:t>Forecast Model</w:t>
-            </w:r>
-          </w:p>
-        </w:tc>
-        <w:tc>
-          <w:tcPr>
-            <w:tcW w:w="3392" w:type="dxa"/>
+            <w:tcW w:w="1840" w:type="dxa"/>
             <w:tcBorders>
               <w:top w:val="nil"/>
               <w:left w:val="nil"/>
-              <w:bottom w:val="single" w:sz="8" w:space="0" w:color="E6E6E6"/>
-              <w:right w:val="single" w:sz="8" w:space="0" w:color="E6E6E6"/>
+              <w:bottom w:val="nil"/>
+              <w:right w:val="nil"/>
             </w:tcBorders>
             <w:shd w:val="clear" w:color="auto" w:fill="auto"/>
             <w:vAlign w:val="center"/>
@@ -2447,7 +1594,9 @@
             <w:pPr>
               <w:spacing w:after="0" w:line="240" w:lineRule="auto"/>
               <w:rPr>
-                <w:rFonts w:ascii="Segoe UI" w:eastAsia="Times New Roman" w:hAnsi="Segoe UI" w:cs="Segoe UI"/>
+                <w:rFonts w:ascii="Calibri" w:eastAsia="Times New Roman" w:hAnsi="Calibri" w:cs="Calibri"/>
+                <w:b/>
+                <w:bCs/>
                 <w:color w:val="000000"/>
                 <w:kern w:val="0"/>
                 <w:sz w:val="22"/>
@@ -2458,52 +1607,28 @@
             </w:pPr>
             <w:r>
               <w:rPr>
-                <w:rFonts w:ascii="Segoe UI" w:eastAsia="Times New Roman" w:hAnsi="Segoe UI" w:cs="Segoe UI"/>
-                <w:color w:val="000000"/>
-                <w:kern w:val="0"/>
-                <w:sz w:val="22"/>
-                <w:szCs w:val="22"/>
-                <w:lang w:eastAsia="en-CA"/>
-                <w14:ligatures w14:val="none"/>
-              </w:rPr>
-              <w:t>The initially proposed simple logic</w:t>
-            </w:r>
-            <w:r>
-              <w:rPr>
-                <w:rFonts w:ascii="Segoe UI" w:eastAsia="Times New Roman" w:hAnsi="Segoe UI" w:cs="Segoe UI"/>
-                <w:color w:val="000000"/>
-                <w:kern w:val="0"/>
-                <w:sz w:val="22"/>
-                <w:szCs w:val="22"/>
-                <w:lang w:eastAsia="en-CA"/>
-                <w14:ligatures w14:val="none"/>
-              </w:rPr>
-              <w:noBreakHyphen/>
-              <w:t>based demand estimation approach and Moving Average algorithm was replaced with a machine learning</w:t>
-            </w:r>
-            <w:r>
-              <w:rPr>
-                <w:rFonts w:ascii="Segoe UI" w:eastAsia="Times New Roman" w:hAnsi="Segoe UI" w:cs="Segoe UI"/>
-                <w:color w:val="000000"/>
-                <w:kern w:val="0"/>
-                <w:sz w:val="22"/>
-                <w:szCs w:val="22"/>
-                <w:lang w:eastAsia="en-CA"/>
-                <w14:ligatures w14:val="none"/>
-              </w:rPr>
-              <w:noBreakHyphen/>
-              <w:t>based forecasting model using ML.NET Singular Spectrum Analysis (SSA).</w:t>
+                <w:rFonts w:ascii="Calibri" w:eastAsia="Times New Roman" w:hAnsi="Calibri" w:cs="Calibri"/>
+                <w:b/>
+                <w:bCs/>
+                <w:color w:val="000000"/>
+                <w:kern w:val="0"/>
+                <w:sz w:val="22"/>
+                <w:szCs w:val="22"/>
+                <w:lang w:eastAsia="en-CA"/>
+                <w14:ligatures w14:val="none"/>
+              </w:rPr>
+              <w:t>Forecast Model</w:t>
             </w:r>
           </w:p>
         </w:tc>
         <w:tc>
           <w:tcPr>
-            <w:tcW w:w="3589" w:type="dxa"/>
+            <w:tcW w:w="3400" w:type="dxa"/>
             <w:tcBorders>
               <w:top w:val="nil"/>
               <w:left w:val="nil"/>
-              <w:bottom w:val="single" w:sz="8" w:space="0" w:color="E6E6E6"/>
-              <w:right w:val="single" w:sz="8" w:space="0" w:color="E6E6E6"/>
+              <w:bottom w:val="nil"/>
+              <w:right w:val="nil"/>
             </w:tcBorders>
             <w:shd w:val="clear" w:color="auto" w:fill="auto"/>
             <w:vAlign w:val="center"/>
@@ -2513,7 +1638,7 @@
             <w:pPr>
               <w:spacing w:after="0" w:line="240" w:lineRule="auto"/>
               <w:rPr>
-                <w:rFonts w:ascii="Segoe UI" w:eastAsia="Times New Roman" w:hAnsi="Segoe UI" w:cs="Segoe UI"/>
+                <w:rFonts w:ascii="Calibri" w:eastAsia="Times New Roman" w:hAnsi="Calibri" w:cs="Calibri"/>
                 <w:color w:val="000000"/>
                 <w:kern w:val="0"/>
                 <w:sz w:val="22"/>
@@ -2524,102 +1649,26 @@
             </w:pPr>
             <w:r>
               <w:rPr>
-                <w:rFonts w:ascii="Segoe UI" w:eastAsia="Times New Roman" w:hAnsi="Segoe UI" w:cs="Segoe UI"/>
-                <w:color w:val="000000"/>
-                <w:kern w:val="0"/>
-                <w:sz w:val="22"/>
-                <w:szCs w:val="22"/>
-                <w:lang w:eastAsia="en-CA"/>
-                <w14:ligatures w14:val="none"/>
-              </w:rPr>
-              <w:t>The SSA model provides more accurate, data</w:t>
-            </w:r>
-            <w:r>
-              <w:rPr>
-                <w:rFonts w:ascii="Segoe UI" w:eastAsia="Times New Roman" w:hAnsi="Segoe UI" w:cs="Segoe UI"/>
-                <w:color w:val="000000"/>
-                <w:kern w:val="0"/>
-                <w:sz w:val="22"/>
-                <w:szCs w:val="22"/>
-                <w:lang w:eastAsia="en-CA"/>
-                <w14:ligatures w14:val="none"/>
-              </w:rPr>
-              <w:noBreakHyphen/>
-              <w:t>driven, and scalable demand forecasts by analyzing historical time</w:t>
-            </w:r>
-            <w:r>
-              <w:rPr>
-                <w:rFonts w:ascii="Segoe UI" w:eastAsia="Times New Roman" w:hAnsi="Segoe UI" w:cs="Segoe UI"/>
-                <w:color w:val="000000"/>
-                <w:kern w:val="0"/>
-                <w:sz w:val="22"/>
-                <w:szCs w:val="22"/>
-                <w:lang w:eastAsia="en-CA"/>
-                <w14:ligatures w14:val="none"/>
-              </w:rPr>
-              <w:noBreakHyphen/>
-              <w:t>series data, enabling better production planning and dispatch decisions.</w:t>
-            </w:r>
-          </w:p>
-        </w:tc>
-      </w:tr>
-      <w:tr>
-        <w:trPr>
-          <w:trHeight w:val="2280"/>
-        </w:trPr>
-        <w:tc>
-          <w:tcPr>
-            <w:tcW w:w="1859" w:type="dxa"/>
-            <w:tcBorders>
-              <w:top w:val="nil"/>
-              <w:left w:val="single" w:sz="8" w:space="0" w:color="E6E6E6"/>
-              <w:bottom w:val="single" w:sz="8" w:space="0" w:color="E6E6E6"/>
-              <w:right w:val="single" w:sz="8" w:space="0" w:color="E6E6E6"/>
-            </w:tcBorders>
-            <w:shd w:val="clear" w:color="000000" w:fill="F5F5F5"/>
-            <w:vAlign w:val="center"/>
-            <w:hideMark/>
-          </w:tcPr>
-          <w:p>
-            <w:pPr>
-              <w:spacing w:after="0" w:line="240" w:lineRule="auto"/>
-              <w:rPr>
-                <w:rFonts w:ascii="Segoe UI" w:eastAsia="Times New Roman" w:hAnsi="Segoe UI" w:cs="Segoe UI"/>
-                <w:b/>
-                <w:bCs/>
-                <w:color w:val="000000"/>
-                <w:kern w:val="0"/>
-                <w:sz w:val="22"/>
-                <w:szCs w:val="22"/>
-                <w:lang w:eastAsia="en-CA"/>
-                <w14:ligatures w14:val="none"/>
-              </w:rPr>
-            </w:pPr>
-            <w:r>
-              <w:rPr>
-                <w:rFonts w:ascii="Segoe UI" w:eastAsia="Times New Roman" w:hAnsi="Segoe UI" w:cs="Segoe UI"/>
-                <w:b/>
-                <w:bCs/>
-                <w:color w:val="000000"/>
-                <w:kern w:val="0"/>
-                <w:sz w:val="22"/>
-                <w:szCs w:val="22"/>
-                <w:lang w:eastAsia="en-CA"/>
-                <w14:ligatures w14:val="none"/>
-              </w:rPr>
-              <w:lastRenderedPageBreak/>
-              <w:t>Forecasting Integration (New Addition)</w:t>
+                <w:rFonts w:ascii="Calibri" w:eastAsia="Times New Roman" w:hAnsi="Calibri" w:cs="Calibri"/>
+                <w:color w:val="000000"/>
+                <w:kern w:val="0"/>
+                <w:sz w:val="22"/>
+                <w:szCs w:val="22"/>
+                <w:lang w:eastAsia="en-CA"/>
+                <w14:ligatures w14:val="none"/>
+              </w:rPr>
+              <w:t>The initially proposed simple logic-based demand estimation and Moving Average algorithm was replaced with a machine learning-based forecasting model using ML.NET Singular Spectrum Analysis (SSA).</w:t>
             </w:r>
           </w:p>
         </w:tc>
         <w:tc>
           <w:tcPr>
-            <w:tcW w:w="3392" w:type="dxa"/>
+            <w:tcW w:w="3600" w:type="dxa"/>
             <w:tcBorders>
               <w:top w:val="nil"/>
               <w:left w:val="nil"/>
-              <w:bottom w:val="single" w:sz="8" w:space="0" w:color="E6E6E6"/>
-              <w:right w:val="single" w:sz="8" w:space="0" w:color="E6E6E6"/>
+              <w:bottom w:val="nil"/>
+              <w:right w:val="nil"/>
             </w:tcBorders>
             <w:shd w:val="clear" w:color="auto" w:fill="auto"/>
             <w:vAlign w:val="center"/>
@@ -2629,7 +1678,7 @@
             <w:pPr>
               <w:spacing w:after="0" w:line="240" w:lineRule="auto"/>
               <w:rPr>
-                <w:rFonts w:ascii="Segoe UI" w:eastAsia="Times New Roman" w:hAnsi="Segoe UI" w:cs="Segoe UI"/>
+                <w:rFonts w:ascii="Calibri" w:eastAsia="Times New Roman" w:hAnsi="Calibri" w:cs="Calibri"/>
                 <w:color w:val="000000"/>
                 <w:kern w:val="0"/>
                 <w:sz w:val="22"/>
@@ -2640,39 +1689,31 @@
             </w:pPr>
             <w:r>
               <w:rPr>
-                <w:rFonts w:ascii="Segoe UI" w:eastAsia="Times New Roman" w:hAnsi="Segoe UI" w:cs="Segoe UI"/>
-                <w:color w:val="000000"/>
-                <w:kern w:val="0"/>
-                <w:sz w:val="22"/>
-                <w:szCs w:val="22"/>
-                <w:lang w:eastAsia="en-CA"/>
-                <w14:ligatures w14:val="none"/>
-              </w:rPr>
-              <w:t>ML</w:t>
-            </w:r>
-            <w:r>
-              <w:rPr>
-                <w:rFonts w:ascii="Segoe UI" w:eastAsia="Times New Roman" w:hAnsi="Segoe UI" w:cs="Segoe UI"/>
-                <w:color w:val="000000"/>
-                <w:kern w:val="0"/>
-                <w:sz w:val="22"/>
-                <w:szCs w:val="22"/>
-                <w:lang w:eastAsia="en-CA"/>
-                <w14:ligatures w14:val="none"/>
-              </w:rPr>
-              <w:noBreakHyphen/>
-              <w:t>based demand forecasting was fully embedded into the operational workflow and used as a core input for vendor recommendations.</w:t>
+                <w:rFonts w:ascii="Calibri" w:eastAsia="Times New Roman" w:hAnsi="Calibri" w:cs="Calibri"/>
+                <w:color w:val="000000"/>
+                <w:kern w:val="0"/>
+                <w:sz w:val="22"/>
+                <w:szCs w:val="22"/>
+                <w:lang w:eastAsia="en-CA"/>
+                <w14:ligatures w14:val="none"/>
+              </w:rPr>
+              <w:t>The SSA model provides more accurate, data-driven, and scalable demand forecasts by analyzing historical time-series data, enabling better production planning and dispatch decisions.</w:t>
             </w:r>
           </w:p>
         </w:tc>
+      </w:tr>
+      <w:tr>
+        <w:trPr>
+          <w:trHeight w:val="1800"/>
+        </w:trPr>
         <w:tc>
           <w:tcPr>
-            <w:tcW w:w="3589" w:type="dxa"/>
+            <w:tcW w:w="1840" w:type="dxa"/>
             <w:tcBorders>
               <w:top w:val="nil"/>
               <w:left w:val="nil"/>
-              <w:bottom w:val="single" w:sz="8" w:space="0" w:color="E6E6E6"/>
-              <w:right w:val="single" w:sz="8" w:space="0" w:color="E6E6E6"/>
+              <w:bottom w:val="nil"/>
+              <w:right w:val="nil"/>
             </w:tcBorders>
             <w:shd w:val="clear" w:color="auto" w:fill="auto"/>
             <w:vAlign w:val="center"/>
@@ -2682,52 +1723,7 @@
             <w:pPr>
               <w:spacing w:after="0" w:line="240" w:lineRule="auto"/>
               <w:rPr>
-                <w:rFonts w:ascii="Segoe UI" w:eastAsia="Times New Roman" w:hAnsi="Segoe UI" w:cs="Segoe UI"/>
-                <w:color w:val="000000"/>
-                <w:kern w:val="0"/>
-                <w:sz w:val="22"/>
-                <w:szCs w:val="22"/>
-                <w:lang w:eastAsia="en-CA"/>
-                <w14:ligatures w14:val="none"/>
-              </w:rPr>
-            </w:pPr>
-            <w:r>
-              <w:rPr>
-                <w:rFonts w:ascii="Segoe UI" w:eastAsia="Times New Roman" w:hAnsi="Segoe UI" w:cs="Segoe UI"/>
-                <w:color w:val="000000"/>
-                <w:kern w:val="0"/>
-                <w:sz w:val="22"/>
-                <w:szCs w:val="22"/>
-                <w:lang w:eastAsia="en-CA"/>
-                <w14:ligatures w14:val="none"/>
-              </w:rPr>
-              <w:t>Integrating forecasting directly into decision support improved system intelligence and ensured that recommendations were driven by future demand rather than static historical data.</w:t>
-            </w:r>
-          </w:p>
-        </w:tc>
-      </w:tr>
-      <w:tr>
-        <w:trPr>
-          <w:trHeight w:val="2280"/>
-        </w:trPr>
-        <w:tc>
-          <w:tcPr>
-            <w:tcW w:w="1859" w:type="dxa"/>
-            <w:tcBorders>
-              <w:top w:val="nil"/>
-              <w:left w:val="single" w:sz="8" w:space="0" w:color="E6E6E6"/>
-              <w:bottom w:val="single" w:sz="8" w:space="0" w:color="E6E6E6"/>
-              <w:right w:val="single" w:sz="8" w:space="0" w:color="E6E6E6"/>
-            </w:tcBorders>
-            <w:shd w:val="clear" w:color="000000" w:fill="F5F5F5"/>
-            <w:vAlign w:val="center"/>
-            <w:hideMark/>
-          </w:tcPr>
-          <w:p>
-            <w:pPr>
-              <w:spacing w:after="0" w:line="240" w:lineRule="auto"/>
-              <w:rPr>
-                <w:rFonts w:ascii="Segoe UI" w:eastAsia="Times New Roman" w:hAnsi="Segoe UI" w:cs="Segoe UI"/>
+                <w:rFonts w:ascii="Calibri" w:eastAsia="Times New Roman" w:hAnsi="Calibri" w:cs="Calibri"/>
                 <w:b/>
                 <w:bCs/>
                 <w:color w:val="000000"/>
@@ -2740,7 +1736,7 @@
             </w:pPr>
             <w:r>
               <w:rPr>
-                <w:rFonts w:ascii="Segoe UI" w:eastAsia="Times New Roman" w:hAnsi="Segoe UI" w:cs="Segoe UI"/>
+                <w:rFonts w:ascii="Calibri" w:eastAsia="Times New Roman" w:hAnsi="Calibri" w:cs="Calibri"/>
                 <w:b/>
                 <w:bCs/>
                 <w:color w:val="000000"/>
@@ -2750,18 +1746,18 @@
                 <w:lang w:eastAsia="en-CA"/>
                 <w14:ligatures w14:val="none"/>
               </w:rPr>
-              <w:t>Dashboard Architecture</w:t>
+              <w:t>Forecasting Integration (New Addition)</w:t>
             </w:r>
           </w:p>
         </w:tc>
         <w:tc>
           <w:tcPr>
-            <w:tcW w:w="3392" w:type="dxa"/>
+            <w:tcW w:w="3400" w:type="dxa"/>
             <w:tcBorders>
               <w:top w:val="nil"/>
               <w:left w:val="nil"/>
-              <w:bottom w:val="single" w:sz="8" w:space="0" w:color="E6E6E6"/>
-              <w:right w:val="single" w:sz="8" w:space="0" w:color="E6E6E6"/>
+              <w:bottom w:val="nil"/>
+              <w:right w:val="nil"/>
             </w:tcBorders>
             <w:shd w:val="clear" w:color="auto" w:fill="auto"/>
             <w:vAlign w:val="center"/>
@@ -2771,7 +1767,7 @@
             <w:pPr>
               <w:spacing w:after="0" w:line="240" w:lineRule="auto"/>
               <w:rPr>
-                <w:rFonts w:ascii="Segoe UI" w:eastAsia="Times New Roman" w:hAnsi="Segoe UI" w:cs="Segoe UI"/>
+                <w:rFonts w:ascii="Calibri" w:eastAsia="Times New Roman" w:hAnsi="Calibri" w:cs="Calibri"/>
                 <w:color w:val="000000"/>
                 <w:kern w:val="0"/>
                 <w:sz w:val="22"/>
@@ -2782,52 +1778,26 @@
             </w:pPr>
             <w:r>
               <w:rPr>
-                <w:rFonts w:ascii="Segoe UI" w:eastAsia="Times New Roman" w:hAnsi="Segoe UI" w:cs="Segoe UI"/>
-                <w:color w:val="000000"/>
-                <w:kern w:val="0"/>
-                <w:sz w:val="22"/>
-                <w:szCs w:val="22"/>
-                <w:lang w:eastAsia="en-CA"/>
-                <w14:ligatures w14:val="none"/>
-              </w:rPr>
-              <w:t>The dashboard was upgraded from a static UI design to a fully dynamic, API</w:t>
-            </w:r>
-            <w:r>
-              <w:rPr>
-                <w:rFonts w:ascii="Segoe UI" w:eastAsia="Times New Roman" w:hAnsi="Segoe UI" w:cs="Segoe UI"/>
-                <w:color w:val="000000"/>
-                <w:kern w:val="0"/>
-                <w:sz w:val="22"/>
-                <w:szCs w:val="22"/>
-                <w:lang w:eastAsia="en-CA"/>
-                <w14:ligatures w14:val="none"/>
-              </w:rPr>
-              <w:noBreakHyphen/>
-              <w:t>driven architecture supporting real</w:t>
-            </w:r>
-            <w:r>
-              <w:rPr>
-                <w:rFonts w:ascii="Segoe UI" w:eastAsia="Times New Roman" w:hAnsi="Segoe UI" w:cs="Segoe UI"/>
-                <w:color w:val="000000"/>
-                <w:kern w:val="0"/>
-                <w:sz w:val="22"/>
-                <w:szCs w:val="22"/>
-                <w:lang w:eastAsia="en-CA"/>
-                <w14:ligatures w14:val="none"/>
-              </w:rPr>
-              <w:noBreakHyphen/>
-              <w:t>time data updates.</w:t>
+                <w:rFonts w:ascii="Calibri" w:eastAsia="Times New Roman" w:hAnsi="Calibri" w:cs="Calibri"/>
+                <w:color w:val="000000"/>
+                <w:kern w:val="0"/>
+                <w:sz w:val="22"/>
+                <w:szCs w:val="22"/>
+                <w:lang w:eastAsia="en-CA"/>
+                <w14:ligatures w14:val="none"/>
+              </w:rPr>
+              <w:t>ML-based demand forecasting was fully embedded into the operational workflow and used as a core input for vendor recommendations.</w:t>
             </w:r>
           </w:p>
         </w:tc>
         <w:tc>
           <w:tcPr>
-            <w:tcW w:w="3589" w:type="dxa"/>
+            <w:tcW w:w="3600" w:type="dxa"/>
             <w:tcBorders>
               <w:top w:val="nil"/>
               <w:left w:val="nil"/>
-              <w:bottom w:val="single" w:sz="8" w:space="0" w:color="E6E6E6"/>
-              <w:right w:val="single" w:sz="8" w:space="0" w:color="E6E6E6"/>
+              <w:bottom w:val="nil"/>
+              <w:right w:val="nil"/>
             </w:tcBorders>
             <w:shd w:val="clear" w:color="auto" w:fill="auto"/>
             <w:vAlign w:val="center"/>
@@ -2837,7 +1807,7 @@
             <w:pPr>
               <w:spacing w:after="0" w:line="240" w:lineRule="auto"/>
               <w:rPr>
-                <w:rFonts w:ascii="Segoe UI" w:eastAsia="Times New Roman" w:hAnsi="Segoe UI" w:cs="Segoe UI"/>
+                <w:rFonts w:ascii="Calibri" w:eastAsia="Times New Roman" w:hAnsi="Calibri" w:cs="Calibri"/>
                 <w:color w:val="000000"/>
                 <w:kern w:val="0"/>
                 <w:sz w:val="22"/>
@@ -2848,101 +1818,31 @@
             </w:pPr>
             <w:r>
               <w:rPr>
-                <w:rFonts w:ascii="Segoe UI" w:eastAsia="Times New Roman" w:hAnsi="Segoe UI" w:cs="Segoe UI"/>
-                <w:color w:val="000000"/>
-                <w:kern w:val="0"/>
-                <w:sz w:val="22"/>
-                <w:szCs w:val="22"/>
-                <w:lang w:eastAsia="en-CA"/>
-                <w14:ligatures w14:val="none"/>
-              </w:rPr>
-              <w:t>This change improved system responsiveness and enabled real</w:t>
-            </w:r>
-            <w:r>
-              <w:rPr>
-                <w:rFonts w:ascii="Segoe UI" w:eastAsia="Times New Roman" w:hAnsi="Segoe UI" w:cs="Segoe UI"/>
-                <w:color w:val="000000"/>
-                <w:kern w:val="0"/>
-                <w:sz w:val="22"/>
-                <w:szCs w:val="22"/>
-                <w:lang w:eastAsia="en-CA"/>
-                <w14:ligatures w14:val="none"/>
-              </w:rPr>
-              <w:noBreakHyphen/>
-              <w:t>time visibility of inventory, requests, forecasts, and recommendations, enhancing user decision</w:t>
-            </w:r>
-            <w:r>
-              <w:rPr>
-                <w:rFonts w:ascii="Segoe UI" w:eastAsia="Times New Roman" w:hAnsi="Segoe UI" w:cs="Segoe UI"/>
-                <w:color w:val="000000"/>
-                <w:kern w:val="0"/>
-                <w:sz w:val="22"/>
-                <w:szCs w:val="22"/>
-                <w:lang w:eastAsia="en-CA"/>
-                <w14:ligatures w14:val="none"/>
-              </w:rPr>
-              <w:noBreakHyphen/>
-              <w:t>making.</w:t>
+                <w:rFonts w:ascii="Calibri" w:eastAsia="Times New Roman" w:hAnsi="Calibri" w:cs="Calibri"/>
+                <w:color w:val="000000"/>
+                <w:kern w:val="0"/>
+                <w:sz w:val="22"/>
+                <w:szCs w:val="22"/>
+                <w:lang w:eastAsia="en-CA"/>
+                <w14:ligatures w14:val="none"/>
+              </w:rPr>
+              <w:t>Integrating forecasting directly into decision support improved system intelligence and ensured that recommendations were driven by future demand rather than static historical data.</w:t>
             </w:r>
           </w:p>
         </w:tc>
       </w:tr>
       <w:tr>
         <w:trPr>
-          <w:trHeight w:val="2280"/>
+          <w:trHeight w:val="1800"/>
         </w:trPr>
         <w:tc>
           <w:tcPr>
-            <w:tcW w:w="1859" w:type="dxa"/>
-            <w:tcBorders>
-              <w:top w:val="nil"/>
-              <w:left w:val="single" w:sz="8" w:space="0" w:color="E6E6E6"/>
-              <w:bottom w:val="single" w:sz="8" w:space="0" w:color="E6E6E6"/>
-              <w:right w:val="single" w:sz="8" w:space="0" w:color="E6E6E6"/>
-            </w:tcBorders>
-            <w:shd w:val="clear" w:color="000000" w:fill="F5F5F5"/>
-            <w:vAlign w:val="center"/>
-            <w:hideMark/>
-          </w:tcPr>
-          <w:p>
-            <w:pPr>
-              <w:spacing w:after="0" w:line="240" w:lineRule="auto"/>
-              <w:rPr>
-                <w:rFonts w:ascii="Segoe UI" w:eastAsia="Times New Roman" w:hAnsi="Segoe UI" w:cs="Segoe UI"/>
-                <w:b/>
-                <w:bCs/>
-                <w:color w:val="000000"/>
-                <w:kern w:val="0"/>
-                <w:sz w:val="22"/>
-                <w:szCs w:val="22"/>
-                <w:lang w:eastAsia="en-CA"/>
-                <w14:ligatures w14:val="none"/>
-              </w:rPr>
-            </w:pPr>
-            <w:r>
-              <w:rPr>
-                <w:rFonts w:ascii="Segoe UI" w:eastAsia="Times New Roman" w:hAnsi="Segoe UI" w:cs="Segoe UI"/>
-                <w:b/>
-                <w:bCs/>
-                <w:color w:val="000000"/>
-                <w:kern w:val="0"/>
-                <w:sz w:val="22"/>
-                <w:szCs w:val="22"/>
-                <w:lang w:eastAsia="en-CA"/>
-                <w14:ligatures w14:val="none"/>
-              </w:rPr>
-              <w:t>Authentication and Security</w:t>
-            </w:r>
-          </w:p>
-        </w:tc>
-        <w:tc>
-          <w:tcPr>
-            <w:tcW w:w="3392" w:type="dxa"/>
+            <w:tcW w:w="1840" w:type="dxa"/>
             <w:tcBorders>
               <w:top w:val="nil"/>
               <w:left w:val="nil"/>
-              <w:bottom w:val="single" w:sz="8" w:space="0" w:color="E6E6E6"/>
-              <w:right w:val="single" w:sz="8" w:space="0" w:color="E6E6E6"/>
+              <w:bottom w:val="nil"/>
+              <w:right w:val="nil"/>
             </w:tcBorders>
             <w:shd w:val="clear" w:color="auto" w:fill="auto"/>
             <w:vAlign w:val="center"/>
@@ -2952,7 +1852,9 @@
             <w:pPr>
               <w:spacing w:after="0" w:line="240" w:lineRule="auto"/>
               <w:rPr>
-                <w:rFonts w:ascii="Segoe UI" w:eastAsia="Times New Roman" w:hAnsi="Segoe UI" w:cs="Segoe UI"/>
+                <w:rFonts w:ascii="Calibri" w:eastAsia="Times New Roman" w:hAnsi="Calibri" w:cs="Calibri"/>
+                <w:b/>
+                <w:bCs/>
                 <w:color w:val="000000"/>
                 <w:kern w:val="0"/>
                 <w:sz w:val="22"/>
@@ -2963,52 +1865,29 @@
             </w:pPr>
             <w:r>
               <w:rPr>
-                <w:rFonts w:ascii="Segoe UI" w:eastAsia="Times New Roman" w:hAnsi="Segoe UI" w:cs="Segoe UI"/>
-                <w:color w:val="000000"/>
-                <w:kern w:val="0"/>
-                <w:sz w:val="22"/>
-                <w:szCs w:val="22"/>
-                <w:lang w:eastAsia="en-CA"/>
-                <w14:ligatures w14:val="none"/>
-              </w:rPr>
-              <w:t>Role</w:t>
-            </w:r>
-            <w:r>
-              <w:rPr>
-                <w:rFonts w:ascii="Segoe UI" w:eastAsia="Times New Roman" w:hAnsi="Segoe UI" w:cs="Segoe UI"/>
-                <w:color w:val="000000"/>
-                <w:kern w:val="0"/>
-                <w:sz w:val="22"/>
-                <w:szCs w:val="22"/>
-                <w:lang w:eastAsia="en-CA"/>
-                <w14:ligatures w14:val="none"/>
-              </w:rPr>
-              <w:noBreakHyphen/>
-              <w:t>based authentication was implemented using ASP.NET Identity with JWT</w:t>
-            </w:r>
-            <w:r>
-              <w:rPr>
-                <w:rFonts w:ascii="Segoe UI" w:eastAsia="Times New Roman" w:hAnsi="Segoe UI" w:cs="Segoe UI"/>
-                <w:color w:val="000000"/>
-                <w:kern w:val="0"/>
-                <w:sz w:val="22"/>
-                <w:szCs w:val="22"/>
-                <w:lang w:eastAsia="en-CA"/>
-                <w14:ligatures w14:val="none"/>
-              </w:rPr>
-              <w:noBreakHyphen/>
-              <w:t>based authorization.</w:t>
+                <w:rFonts w:ascii="Calibri" w:eastAsia="Times New Roman" w:hAnsi="Calibri" w:cs="Calibri"/>
+                <w:b/>
+                <w:bCs/>
+                <w:color w:val="000000"/>
+                <w:kern w:val="0"/>
+                <w:sz w:val="22"/>
+                <w:szCs w:val="22"/>
+                <w:lang w:eastAsia="en-CA"/>
+                <w14:ligatures w14:val="none"/>
+              </w:rPr>
+              <w:lastRenderedPageBreak/>
+              <w:t>Dashboard Architecture</w:t>
             </w:r>
           </w:p>
         </w:tc>
         <w:tc>
           <w:tcPr>
-            <w:tcW w:w="3589" w:type="dxa"/>
+            <w:tcW w:w="3400" w:type="dxa"/>
             <w:tcBorders>
               <w:top w:val="nil"/>
               <w:left w:val="nil"/>
-              <w:bottom w:val="single" w:sz="8" w:space="0" w:color="E6E6E6"/>
-              <w:right w:val="single" w:sz="8" w:space="0" w:color="E6E6E6"/>
+              <w:bottom w:val="nil"/>
+              <w:right w:val="nil"/>
             </w:tcBorders>
             <w:shd w:val="clear" w:color="auto" w:fill="auto"/>
             <w:vAlign w:val="center"/>
@@ -3018,7 +1897,7 @@
             <w:pPr>
               <w:spacing w:after="0" w:line="240" w:lineRule="auto"/>
               <w:rPr>
-                <w:rFonts w:ascii="Segoe UI" w:eastAsia="Times New Roman" w:hAnsi="Segoe UI" w:cs="Segoe UI"/>
+                <w:rFonts w:ascii="Calibri" w:eastAsia="Times New Roman" w:hAnsi="Calibri" w:cs="Calibri"/>
                 <w:color w:val="000000"/>
                 <w:kern w:val="0"/>
                 <w:sz w:val="22"/>
@@ -3029,75 +1908,26 @@
             </w:pPr>
             <w:r>
               <w:rPr>
-                <w:rFonts w:ascii="Segoe UI" w:eastAsia="Times New Roman" w:hAnsi="Segoe UI" w:cs="Segoe UI"/>
-                <w:color w:val="000000"/>
-                <w:kern w:val="0"/>
-                <w:sz w:val="22"/>
-                <w:szCs w:val="22"/>
-                <w:lang w:eastAsia="en-CA"/>
-                <w14:ligatures w14:val="none"/>
-              </w:rPr>
-              <w:t>Secure role separation was required to protect sensitive data and enforce access control between farmer and vendor functionalities.</w:t>
-            </w:r>
-          </w:p>
-        </w:tc>
-      </w:tr>
-      <w:tr>
-        <w:trPr>
-          <w:trHeight w:val="2280"/>
-        </w:trPr>
-        <w:tc>
-          <w:tcPr>
-            <w:tcW w:w="1859" w:type="dxa"/>
-            <w:tcBorders>
-              <w:top w:val="nil"/>
-              <w:left w:val="single" w:sz="8" w:space="0" w:color="E6E6E6"/>
-              <w:bottom w:val="single" w:sz="8" w:space="0" w:color="E6E6E6"/>
-              <w:right w:val="single" w:sz="8" w:space="0" w:color="E6E6E6"/>
-            </w:tcBorders>
-            <w:shd w:val="clear" w:color="000000" w:fill="F5F5F5"/>
-            <w:vAlign w:val="center"/>
-            <w:hideMark/>
-          </w:tcPr>
-          <w:p>
-            <w:pPr>
-              <w:spacing w:after="0" w:line="240" w:lineRule="auto"/>
-              <w:rPr>
-                <w:rFonts w:ascii="Segoe UI" w:eastAsia="Times New Roman" w:hAnsi="Segoe UI" w:cs="Segoe UI"/>
-                <w:b/>
-                <w:bCs/>
-                <w:color w:val="000000"/>
-                <w:kern w:val="0"/>
-                <w:sz w:val="22"/>
-                <w:szCs w:val="22"/>
-                <w:lang w:eastAsia="en-CA"/>
-                <w14:ligatures w14:val="none"/>
-              </w:rPr>
-            </w:pPr>
-            <w:r>
-              <w:rPr>
-                <w:rFonts w:ascii="Segoe UI" w:eastAsia="Times New Roman" w:hAnsi="Segoe UI" w:cs="Segoe UI"/>
-                <w:b/>
-                <w:bCs/>
-                <w:color w:val="000000"/>
-                <w:kern w:val="0"/>
-                <w:sz w:val="22"/>
-                <w:szCs w:val="22"/>
-                <w:lang w:eastAsia="en-CA"/>
-                <w14:ligatures w14:val="none"/>
-              </w:rPr>
-              <w:t>Recommendation Logic</w:t>
+                <w:rFonts w:ascii="Calibri" w:eastAsia="Times New Roman" w:hAnsi="Calibri" w:cs="Calibri"/>
+                <w:color w:val="000000"/>
+                <w:kern w:val="0"/>
+                <w:sz w:val="22"/>
+                <w:szCs w:val="22"/>
+                <w:lang w:eastAsia="en-CA"/>
+                <w14:ligatures w14:val="none"/>
+              </w:rPr>
+              <w:t>The dashboard was upgraded from a static UI design to a fully dynamic, API-driven architecture supporting real-time data updates.</w:t>
             </w:r>
           </w:p>
         </w:tc>
         <w:tc>
           <w:tcPr>
-            <w:tcW w:w="3392" w:type="dxa"/>
+            <w:tcW w:w="3600" w:type="dxa"/>
             <w:tcBorders>
               <w:top w:val="nil"/>
               <w:left w:val="nil"/>
-              <w:bottom w:val="single" w:sz="8" w:space="0" w:color="E6E6E6"/>
-              <w:right w:val="single" w:sz="8" w:space="0" w:color="E6E6E6"/>
+              <w:bottom w:val="nil"/>
+              <w:right w:val="nil"/>
             </w:tcBorders>
             <w:shd w:val="clear" w:color="auto" w:fill="auto"/>
             <w:vAlign w:val="center"/>
@@ -3107,7 +1937,7 @@
             <w:pPr>
               <w:spacing w:after="0" w:line="240" w:lineRule="auto"/>
               <w:rPr>
-                <w:rFonts w:ascii="Segoe UI" w:eastAsia="Times New Roman" w:hAnsi="Segoe UI" w:cs="Segoe UI"/>
+                <w:rFonts w:ascii="Calibri" w:eastAsia="Times New Roman" w:hAnsi="Calibri" w:cs="Calibri"/>
                 <w:color w:val="000000"/>
                 <w:kern w:val="0"/>
                 <w:sz w:val="22"/>
@@ -3118,52 +1948,31 @@
             </w:pPr>
             <w:r>
               <w:rPr>
-                <w:rFonts w:ascii="Segoe UI" w:eastAsia="Times New Roman" w:hAnsi="Segoe UI" w:cs="Segoe UI"/>
-                <w:color w:val="000000"/>
-                <w:kern w:val="0"/>
-                <w:sz w:val="22"/>
-                <w:szCs w:val="22"/>
-                <w:lang w:eastAsia="en-CA"/>
-                <w14:ligatures w14:val="none"/>
-              </w:rPr>
-              <w:t>The original optimization</w:t>
-            </w:r>
-            <w:r>
-              <w:rPr>
-                <w:rFonts w:ascii="Segoe UI" w:eastAsia="Times New Roman" w:hAnsi="Segoe UI" w:cs="Segoe UI"/>
-                <w:color w:val="000000"/>
-                <w:kern w:val="0"/>
-                <w:sz w:val="22"/>
-                <w:szCs w:val="22"/>
-                <w:lang w:eastAsia="en-CA"/>
-                <w14:ligatures w14:val="none"/>
-              </w:rPr>
-              <w:noBreakHyphen/>
-              <w:t>based approach was simplified into a weighted scoring</w:t>
-            </w:r>
-            <w:r>
-              <w:rPr>
-                <w:rFonts w:ascii="Segoe UI" w:eastAsia="Times New Roman" w:hAnsi="Segoe UI" w:cs="Segoe UI"/>
-                <w:color w:val="000000"/>
-                <w:kern w:val="0"/>
-                <w:sz w:val="22"/>
-                <w:szCs w:val="22"/>
-                <w:lang w:eastAsia="en-CA"/>
-                <w14:ligatures w14:val="none"/>
-              </w:rPr>
-              <w:noBreakHyphen/>
-              <w:t>based recommendation system.</w:t>
+                <w:rFonts w:ascii="Calibri" w:eastAsia="Times New Roman" w:hAnsi="Calibri" w:cs="Calibri"/>
+                <w:color w:val="000000"/>
+                <w:kern w:val="0"/>
+                <w:sz w:val="22"/>
+                <w:szCs w:val="22"/>
+                <w:lang w:eastAsia="en-CA"/>
+                <w14:ligatures w14:val="none"/>
+              </w:rPr>
+              <w:t>This change improved system responsiveness and enabled real-time visibility of inventory, requests, forecasts, and recommendations, enhancing user decision-making.</w:t>
             </w:r>
           </w:p>
         </w:tc>
+      </w:tr>
+      <w:tr>
+        <w:trPr>
+          <w:trHeight w:val="1200"/>
+        </w:trPr>
         <w:tc>
           <w:tcPr>
-            <w:tcW w:w="3589" w:type="dxa"/>
+            <w:tcW w:w="1840" w:type="dxa"/>
             <w:tcBorders>
               <w:top w:val="nil"/>
               <w:left w:val="nil"/>
-              <w:bottom w:val="single" w:sz="8" w:space="0" w:color="E6E6E6"/>
-              <w:right w:val="single" w:sz="8" w:space="0" w:color="E6E6E6"/>
+              <w:bottom w:val="nil"/>
+              <w:right w:val="nil"/>
             </w:tcBorders>
             <w:shd w:val="clear" w:color="auto" w:fill="auto"/>
             <w:vAlign w:val="center"/>
@@ -3173,65 +1982,7 @@
             <w:pPr>
               <w:spacing w:after="0" w:line="240" w:lineRule="auto"/>
               <w:rPr>
-                <w:rFonts w:ascii="Segoe UI" w:eastAsia="Times New Roman" w:hAnsi="Segoe UI" w:cs="Segoe UI"/>
-                <w:color w:val="000000"/>
-                <w:kern w:val="0"/>
-                <w:sz w:val="22"/>
-                <w:szCs w:val="22"/>
-                <w:lang w:eastAsia="en-CA"/>
-                <w14:ligatures w14:val="none"/>
-              </w:rPr>
-            </w:pPr>
-            <w:r>
-              <w:rPr>
-                <w:rFonts w:ascii="Segoe UI" w:eastAsia="Times New Roman" w:hAnsi="Segoe UI" w:cs="Segoe UI"/>
-                <w:color w:val="000000"/>
-                <w:kern w:val="0"/>
-                <w:sz w:val="22"/>
-                <w:szCs w:val="22"/>
-                <w:lang w:eastAsia="en-CA"/>
-                <w14:ligatures w14:val="none"/>
-              </w:rPr>
-              <w:t>The scoring approach improved interpretability and usability, making recommendation logic easier for non</w:t>
-            </w:r>
-            <w:r>
-              <w:rPr>
-                <w:rFonts w:ascii="Segoe UI" w:eastAsia="Times New Roman" w:hAnsi="Segoe UI" w:cs="Segoe UI"/>
-                <w:color w:val="000000"/>
-                <w:kern w:val="0"/>
-                <w:sz w:val="22"/>
-                <w:szCs w:val="22"/>
-                <w:lang w:eastAsia="en-CA"/>
-                <w14:ligatures w14:val="none"/>
-              </w:rPr>
-              <w:noBreakHyphen/>
-              <w:t>technical agricultural users to understand and trust.</w:t>
-            </w:r>
-          </w:p>
-        </w:tc>
-      </w:tr>
-      <w:tr>
-        <w:trPr>
-          <w:trHeight w:val="2280"/>
-        </w:trPr>
-        <w:tc>
-          <w:tcPr>
-            <w:tcW w:w="1859" w:type="dxa"/>
-            <w:tcBorders>
-              <w:top w:val="nil"/>
-              <w:left w:val="single" w:sz="8" w:space="0" w:color="E6E6E6"/>
-              <w:bottom w:val="single" w:sz="8" w:space="0" w:color="E6E6E6"/>
-              <w:right w:val="single" w:sz="8" w:space="0" w:color="E6E6E6"/>
-            </w:tcBorders>
-            <w:shd w:val="clear" w:color="000000" w:fill="F5F5F5"/>
-            <w:vAlign w:val="center"/>
-            <w:hideMark/>
-          </w:tcPr>
-          <w:p>
-            <w:pPr>
-              <w:spacing w:after="0" w:line="240" w:lineRule="auto"/>
-              <w:rPr>
-                <w:rFonts w:ascii="Segoe UI" w:eastAsia="Times New Roman" w:hAnsi="Segoe UI" w:cs="Segoe UI"/>
+                <w:rFonts w:ascii="Calibri" w:eastAsia="Times New Roman" w:hAnsi="Calibri" w:cs="Calibri"/>
                 <w:b/>
                 <w:bCs/>
                 <w:color w:val="000000"/>
@@ -3244,7 +1995,7 @@
             </w:pPr>
             <w:r>
               <w:rPr>
-                <w:rFonts w:ascii="Segoe UI" w:eastAsia="Times New Roman" w:hAnsi="Segoe UI" w:cs="Segoe UI"/>
+                <w:rFonts w:ascii="Calibri" w:eastAsia="Times New Roman" w:hAnsi="Calibri" w:cs="Calibri"/>
                 <w:b/>
                 <w:bCs/>
                 <w:color w:val="000000"/>
@@ -3254,18 +2005,18 @@
                 <w:lang w:eastAsia="en-CA"/>
                 <w14:ligatures w14:val="none"/>
               </w:rPr>
-              <w:t>Relationship Tracking Enhancement</w:t>
+              <w:t>Authentication and Security</w:t>
             </w:r>
           </w:p>
         </w:tc>
         <w:tc>
           <w:tcPr>
-            <w:tcW w:w="3392" w:type="dxa"/>
+            <w:tcW w:w="3400" w:type="dxa"/>
             <w:tcBorders>
               <w:top w:val="nil"/>
               <w:left w:val="nil"/>
-              <w:bottom w:val="single" w:sz="8" w:space="0" w:color="E6E6E6"/>
-              <w:right w:val="single" w:sz="8" w:space="0" w:color="E6E6E6"/>
+              <w:bottom w:val="nil"/>
+              <w:right w:val="nil"/>
             </w:tcBorders>
             <w:shd w:val="clear" w:color="auto" w:fill="auto"/>
             <w:vAlign w:val="center"/>
@@ -3275,7 +2026,7 @@
             <w:pPr>
               <w:spacing w:after="0" w:line="240" w:lineRule="auto"/>
               <w:rPr>
-                <w:rFonts w:ascii="Segoe UI" w:eastAsia="Times New Roman" w:hAnsi="Segoe UI" w:cs="Segoe UI"/>
+                <w:rFonts w:ascii="Calibri" w:eastAsia="Times New Roman" w:hAnsi="Calibri" w:cs="Calibri"/>
                 <w:color w:val="000000"/>
                 <w:kern w:val="0"/>
                 <w:sz w:val="22"/>
@@ -3286,39 +2037,26 @@
             </w:pPr>
             <w:r>
               <w:rPr>
-                <w:rFonts w:ascii="Segoe UI" w:eastAsia="Times New Roman" w:hAnsi="Segoe UI" w:cs="Segoe UI"/>
-                <w:color w:val="000000"/>
-                <w:kern w:val="0"/>
-                <w:sz w:val="22"/>
-                <w:szCs w:val="22"/>
-                <w:lang w:eastAsia="en-CA"/>
-                <w14:ligatures w14:val="none"/>
-              </w:rPr>
-              <w:t>A new relationship</w:t>
-            </w:r>
-            <w:r>
-              <w:rPr>
-                <w:rFonts w:ascii="Segoe UI" w:eastAsia="Times New Roman" w:hAnsi="Segoe UI" w:cs="Segoe UI"/>
-                <w:color w:val="000000"/>
-                <w:kern w:val="0"/>
-                <w:sz w:val="22"/>
-                <w:szCs w:val="22"/>
-                <w:lang w:eastAsia="en-CA"/>
-                <w14:ligatures w14:val="none"/>
-              </w:rPr>
-              <w:noBreakHyphen/>
-              <w:t>tracking entity was introduced to record historical farmer–vendor interactions and compute a relationship score.</w:t>
+                <w:rFonts w:ascii="Calibri" w:eastAsia="Times New Roman" w:hAnsi="Calibri" w:cs="Calibri"/>
+                <w:color w:val="000000"/>
+                <w:kern w:val="0"/>
+                <w:sz w:val="22"/>
+                <w:szCs w:val="22"/>
+                <w:lang w:eastAsia="en-CA"/>
+                <w14:ligatures w14:val="none"/>
+              </w:rPr>
+              <w:t>Role-based authentication was implemented using ASP.NET Identity with JWT-based authorization.</w:t>
             </w:r>
           </w:p>
         </w:tc>
         <w:tc>
           <w:tcPr>
-            <w:tcW w:w="3589" w:type="dxa"/>
+            <w:tcW w:w="3600" w:type="dxa"/>
             <w:tcBorders>
               <w:top w:val="nil"/>
               <w:left w:val="nil"/>
-              <w:bottom w:val="single" w:sz="8" w:space="0" w:color="E6E6E6"/>
-              <w:right w:val="single" w:sz="8" w:space="0" w:color="E6E6E6"/>
+              <w:bottom w:val="nil"/>
+              <w:right w:val="nil"/>
             </w:tcBorders>
             <w:shd w:val="clear" w:color="auto" w:fill="auto"/>
             <w:vAlign w:val="center"/>
@@ -3328,7 +2066,7 @@
             <w:pPr>
               <w:spacing w:after="0" w:line="240" w:lineRule="auto"/>
               <w:rPr>
-                <w:rFonts w:ascii="Segoe UI" w:eastAsia="Times New Roman" w:hAnsi="Segoe UI" w:cs="Segoe UI"/>
+                <w:rFonts w:ascii="Calibri" w:eastAsia="Times New Roman" w:hAnsi="Calibri" w:cs="Calibri"/>
                 <w:color w:val="000000"/>
                 <w:kern w:val="0"/>
                 <w:sz w:val="22"/>
@@ -3339,76 +2077,31 @@
             </w:pPr>
             <w:r>
               <w:rPr>
-                <w:rFonts w:ascii="Segoe UI" w:eastAsia="Times New Roman" w:hAnsi="Segoe UI" w:cs="Segoe UI"/>
-                <w:color w:val="000000"/>
-                <w:kern w:val="0"/>
-                <w:sz w:val="22"/>
-                <w:szCs w:val="22"/>
-                <w:lang w:eastAsia="en-CA"/>
-                <w14:ligatures w14:val="none"/>
-              </w:rPr>
-              <w:t>Including relationship history improved recommendation accuracy by accounting for prior collaboration performance and trust.</w:t>
+                <w:rFonts w:ascii="Calibri" w:eastAsia="Times New Roman" w:hAnsi="Calibri" w:cs="Calibri"/>
+                <w:color w:val="000000"/>
+                <w:kern w:val="0"/>
+                <w:sz w:val="22"/>
+                <w:szCs w:val="22"/>
+                <w:lang w:eastAsia="en-CA"/>
+                <w14:ligatures w14:val="none"/>
+              </w:rPr>
+              <w:t>Secure role separation was required to protect sensitive data and enforce access control between farmer and vendor functionalities.</w:t>
             </w:r>
           </w:p>
         </w:tc>
       </w:tr>
       <w:tr>
         <w:trPr>
-          <w:trHeight w:val="2280"/>
+          <w:trHeight w:val="2700"/>
         </w:trPr>
         <w:tc>
           <w:tcPr>
-            <w:tcW w:w="1859" w:type="dxa"/>
-            <w:tcBorders>
-              <w:top w:val="nil"/>
-              <w:left w:val="single" w:sz="8" w:space="0" w:color="E6E6E6"/>
-              <w:bottom w:val="single" w:sz="8" w:space="0" w:color="E6E6E6"/>
-              <w:right w:val="single" w:sz="8" w:space="0" w:color="E6E6E6"/>
-            </w:tcBorders>
-            <w:shd w:val="clear" w:color="000000" w:fill="F5F5F5"/>
-            <w:vAlign w:val="center"/>
-            <w:hideMark/>
-          </w:tcPr>
-          <w:p>
-            <w:pPr>
-              <w:spacing w:after="0" w:line="240" w:lineRule="auto"/>
-              <w:rPr>
-                <w:rFonts w:ascii="Segoe UI" w:eastAsia="Times New Roman" w:hAnsi="Segoe UI" w:cs="Segoe UI"/>
-                <w:b/>
-                <w:bCs/>
-                <w:color w:val="000000"/>
-                <w:kern w:val="0"/>
-                <w:sz w:val="22"/>
-                <w:szCs w:val="22"/>
-                <w:lang w:eastAsia="en-CA"/>
-                <w14:ligatures w14:val="none"/>
-              </w:rPr>
-            </w:pPr>
-            <w:r>
-              <w:rPr>
-                <w:rFonts w:ascii="Segoe UI" w:eastAsia="Times New Roman" w:hAnsi="Segoe UI" w:cs="Segoe UI"/>
-                <w:b/>
-                <w:bCs/>
-                <w:color w:val="000000"/>
-                <w:kern w:val="0"/>
-                <w:sz w:val="22"/>
-                <w:szCs w:val="22"/>
-                <w:lang w:eastAsia="en-CA"/>
-                <w14:ligatures w14:val="none"/>
-              </w:rPr>
-              <w:lastRenderedPageBreak/>
-              <w:t>Location Feature</w:t>
-            </w:r>
-          </w:p>
-        </w:tc>
-        <w:tc>
-          <w:tcPr>
-            <w:tcW w:w="3392" w:type="dxa"/>
+            <w:tcW w:w="1840" w:type="dxa"/>
             <w:tcBorders>
               <w:top w:val="nil"/>
               <w:left w:val="nil"/>
-              <w:bottom w:val="single" w:sz="8" w:space="0" w:color="E6E6E6"/>
-              <w:right w:val="single" w:sz="8" w:space="0" w:color="E6E6E6"/>
+              <w:bottom w:val="nil"/>
+              <w:right w:val="nil"/>
             </w:tcBorders>
             <w:shd w:val="clear" w:color="auto" w:fill="auto"/>
             <w:vAlign w:val="center"/>
@@ -3418,7 +2111,9 @@
             <w:pPr>
               <w:spacing w:after="0" w:line="240" w:lineRule="auto"/>
               <w:rPr>
-                <w:rFonts w:ascii="Segoe UI" w:eastAsia="Times New Roman" w:hAnsi="Segoe UI" w:cs="Segoe UI"/>
+                <w:rFonts w:ascii="Calibri" w:eastAsia="Times New Roman" w:hAnsi="Calibri" w:cs="Calibri"/>
+                <w:b/>
+                <w:bCs/>
                 <w:color w:val="000000"/>
                 <w:kern w:val="0"/>
                 <w:sz w:val="22"/>
@@ -3429,26 +2124,28 @@
             </w:pPr>
             <w:r>
               <w:rPr>
-                <w:rFonts w:ascii="Segoe UI" w:eastAsia="Times New Roman" w:hAnsi="Segoe UI" w:cs="Segoe UI"/>
-                <w:color w:val="000000"/>
-                <w:kern w:val="0"/>
-                <w:sz w:val="22"/>
-                <w:szCs w:val="22"/>
-                <w:lang w:eastAsia="en-CA"/>
-                <w14:ligatures w14:val="none"/>
-              </w:rPr>
-              <w:t>Latitude and longitude fields were added to user profiles to support geospatial calculations.</w:t>
+                <w:rFonts w:ascii="Calibri" w:eastAsia="Times New Roman" w:hAnsi="Calibri" w:cs="Calibri"/>
+                <w:b/>
+                <w:bCs/>
+                <w:color w:val="000000"/>
+                <w:kern w:val="0"/>
+                <w:sz w:val="22"/>
+                <w:szCs w:val="22"/>
+                <w:lang w:eastAsia="en-CA"/>
+                <w14:ligatures w14:val="none"/>
+              </w:rPr>
+              <w:t>Recommendation Logic</w:t>
             </w:r>
           </w:p>
         </w:tc>
         <w:tc>
           <w:tcPr>
-            <w:tcW w:w="3589" w:type="dxa"/>
+            <w:tcW w:w="3400" w:type="dxa"/>
             <w:tcBorders>
               <w:top w:val="nil"/>
               <w:left w:val="nil"/>
-              <w:bottom w:val="single" w:sz="8" w:space="0" w:color="E6E6E6"/>
-              <w:right w:val="single" w:sz="8" w:space="0" w:color="E6E6E6"/>
+              <w:bottom w:val="nil"/>
+              <w:right w:val="nil"/>
             </w:tcBorders>
             <w:shd w:val="clear" w:color="auto" w:fill="auto"/>
             <w:vAlign w:val="center"/>
@@ -3458,7 +2155,7 @@
             <w:pPr>
               <w:spacing w:after="0" w:line="240" w:lineRule="auto"/>
               <w:rPr>
-                <w:rFonts w:ascii="Segoe UI" w:eastAsia="Times New Roman" w:hAnsi="Segoe UI" w:cs="Segoe UI"/>
+                <w:rFonts w:ascii="Calibri" w:eastAsia="Times New Roman" w:hAnsi="Calibri" w:cs="Calibri"/>
                 <w:color w:val="000000"/>
                 <w:kern w:val="0"/>
                 <w:sz w:val="22"/>
@@ -3469,88 +2166,26 @@
             </w:pPr>
             <w:r>
               <w:rPr>
-                <w:rFonts w:ascii="Segoe UI" w:eastAsia="Times New Roman" w:hAnsi="Segoe UI" w:cs="Segoe UI"/>
-                <w:color w:val="000000"/>
-                <w:kern w:val="0"/>
-                <w:sz w:val="22"/>
-                <w:szCs w:val="22"/>
-                <w:lang w:eastAsia="en-CA"/>
-                <w14:ligatures w14:val="none"/>
-              </w:rPr>
-              <w:t>Geolocation data is required to compute distances between farmers and vendors, which is essential for distance</w:t>
-            </w:r>
-            <w:r>
-              <w:rPr>
-                <w:rFonts w:ascii="Segoe UI" w:eastAsia="Times New Roman" w:hAnsi="Segoe UI" w:cs="Segoe UI"/>
-                <w:color w:val="000000"/>
-                <w:kern w:val="0"/>
-                <w:sz w:val="22"/>
-                <w:szCs w:val="22"/>
-                <w:lang w:eastAsia="en-CA"/>
-                <w14:ligatures w14:val="none"/>
-              </w:rPr>
-              <w:noBreakHyphen/>
-              <w:t>based ranking and logistics optimization.</w:t>
-            </w:r>
-          </w:p>
-        </w:tc>
-      </w:tr>
-      <w:tr>
-        <w:trPr>
-          <w:trHeight w:val="2280"/>
-        </w:trPr>
-        <w:tc>
-          <w:tcPr>
-            <w:tcW w:w="1859" w:type="dxa"/>
-            <w:tcBorders>
-              <w:top w:val="nil"/>
-              <w:left w:val="single" w:sz="8" w:space="0" w:color="E6E6E6"/>
-              <w:bottom w:val="single" w:sz="8" w:space="0" w:color="E6E6E6"/>
-              <w:right w:val="single" w:sz="8" w:space="0" w:color="E6E6E6"/>
-            </w:tcBorders>
-            <w:shd w:val="clear" w:color="000000" w:fill="F5F5F5"/>
-            <w:vAlign w:val="center"/>
-            <w:hideMark/>
-          </w:tcPr>
-          <w:p>
-            <w:pPr>
-              <w:spacing w:after="0" w:line="240" w:lineRule="auto"/>
-              <w:rPr>
-                <w:rFonts w:ascii="Segoe UI" w:eastAsia="Times New Roman" w:hAnsi="Segoe UI" w:cs="Segoe UI"/>
-                <w:b/>
-                <w:bCs/>
-                <w:color w:val="000000"/>
-                <w:kern w:val="0"/>
-                <w:sz w:val="22"/>
-                <w:szCs w:val="22"/>
-                <w:lang w:eastAsia="en-CA"/>
-                <w14:ligatures w14:val="none"/>
-              </w:rPr>
-            </w:pPr>
-            <w:r>
-              <w:rPr>
-                <w:rFonts w:ascii="Segoe UI" w:eastAsia="Times New Roman" w:hAnsi="Segoe UI" w:cs="Segoe UI"/>
-                <w:b/>
-                <w:bCs/>
-                <w:color w:val="000000"/>
-                <w:kern w:val="0"/>
-                <w:sz w:val="22"/>
-                <w:szCs w:val="22"/>
-                <w:lang w:eastAsia="en-CA"/>
-                <w14:ligatures w14:val="none"/>
-              </w:rPr>
-              <w:t>Data Generation Strategy</w:t>
+                <w:rFonts w:ascii="Calibri" w:eastAsia="Times New Roman" w:hAnsi="Calibri" w:cs="Calibri"/>
+                <w:color w:val="000000"/>
+                <w:kern w:val="0"/>
+                <w:sz w:val="22"/>
+                <w:szCs w:val="22"/>
+                <w:lang w:eastAsia="en-CA"/>
+                <w14:ligatures w14:val="none"/>
+              </w:rPr>
+              <w:t>The original optimization-based approach was simplified into a weighted scoring-based recommendation system.</w:t>
             </w:r>
           </w:p>
         </w:tc>
         <w:tc>
           <w:tcPr>
-            <w:tcW w:w="3392" w:type="dxa"/>
+            <w:tcW w:w="3600" w:type="dxa"/>
             <w:tcBorders>
               <w:top w:val="nil"/>
               <w:left w:val="nil"/>
-              <w:bottom w:val="single" w:sz="8" w:space="0" w:color="E6E6E6"/>
-              <w:right w:val="single" w:sz="8" w:space="0" w:color="E6E6E6"/>
+              <w:bottom w:val="nil"/>
+              <w:right w:val="nil"/>
             </w:tcBorders>
             <w:shd w:val="clear" w:color="auto" w:fill="auto"/>
             <w:vAlign w:val="center"/>
@@ -3560,7 +2195,7 @@
             <w:pPr>
               <w:spacing w:after="0" w:line="240" w:lineRule="auto"/>
               <w:rPr>
-                <w:rFonts w:ascii="Segoe UI" w:eastAsia="Times New Roman" w:hAnsi="Segoe UI" w:cs="Segoe UI"/>
+                <w:rFonts w:ascii="Calibri" w:eastAsia="Times New Roman" w:hAnsi="Calibri" w:cs="Calibri"/>
                 <w:color w:val="000000"/>
                 <w:kern w:val="0"/>
                 <w:sz w:val="22"/>
@@ -3571,39 +2206,55 @@
             </w:pPr>
             <w:r>
               <w:rPr>
-                <w:rFonts w:ascii="Segoe UI" w:eastAsia="Times New Roman" w:hAnsi="Segoe UI" w:cs="Segoe UI"/>
-                <w:color w:val="000000"/>
-                <w:kern w:val="0"/>
-                <w:sz w:val="22"/>
-                <w:szCs w:val="22"/>
-                <w:lang w:eastAsia="en-CA"/>
-                <w14:ligatures w14:val="none"/>
-              </w:rPr>
-              <w:t>The initial simulated dataset approach was enhanced to include multi</w:t>
-            </w:r>
-            <w:r>
-              <w:rPr>
-                <w:rFonts w:ascii="Segoe UI" w:eastAsia="Times New Roman" w:hAnsi="Segoe UI" w:cs="Segoe UI"/>
-                <w:color w:val="000000"/>
-                <w:kern w:val="0"/>
-                <w:sz w:val="22"/>
-                <w:szCs w:val="22"/>
-                <w:lang w:eastAsia="en-CA"/>
-                <w14:ligatures w14:val="none"/>
-              </w:rPr>
-              <w:noBreakHyphen/>
-              <w:t>period historical demand, inventory, and dispatch data.</w:t>
+                <w:rFonts w:ascii="Calibri" w:eastAsia="Times New Roman" w:hAnsi="Calibri" w:cs="Calibri"/>
+                <w:color w:val="000000"/>
+                <w:kern w:val="0"/>
+                <w:sz w:val="22"/>
+                <w:szCs w:val="22"/>
+                <w:lang w:eastAsia="en-CA"/>
+                <w14:ligatures w14:val="none"/>
+              </w:rPr>
+              <w:t>The scoring approach improved interpretability and usability, making recommendation logic easier for non-technical agricultural users to understand and trust by prioritizing demand match,</w:t>
+            </w:r>
+            <w:r>
+              <w:rPr>
+                <w:rFonts w:ascii="Calibri" w:eastAsia="Times New Roman" w:hAnsi="Calibri" w:cs="Calibri"/>
+                <w:color w:val="000000"/>
+                <w:kern w:val="0"/>
+                <w:sz w:val="22"/>
+                <w:szCs w:val="22"/>
+                <w:lang w:eastAsia="en-CA"/>
+                <w14:ligatures w14:val="none"/>
+              </w:rPr>
+              <w:t xml:space="preserve"> </w:t>
+            </w:r>
+            <w:r>
+              <w:rPr>
+                <w:rFonts w:ascii="Calibri" w:eastAsia="Times New Roman" w:hAnsi="Calibri" w:cs="Calibri"/>
+                <w:color w:val="000000"/>
+                <w:kern w:val="0"/>
+                <w:sz w:val="22"/>
+                <w:szCs w:val="22"/>
+                <w:lang w:eastAsia="en-CA"/>
+                <w14:ligatures w14:val="none"/>
+              </w:rPr>
+              <w:t>distance and relationship score which calculated score by weighted formula</w:t>
             </w:r>
           </w:p>
         </w:tc>
+      </w:tr>
+      <w:tr>
+        <w:trPr>
+          <w:trHeight w:val="2700"/>
+        </w:trPr>
         <w:tc>
           <w:tcPr>
-            <w:tcW w:w="3589" w:type="dxa"/>
+            <w:tcW w:w="1840" w:type="dxa"/>
             <w:tcBorders>
               <w:top w:val="nil"/>
               <w:left w:val="nil"/>
-              <w:bottom w:val="single" w:sz="8" w:space="0" w:color="E6E6E6"/>
-              <w:right w:val="single" w:sz="8" w:space="0" w:color="E6E6E6"/>
+              <w:bottom w:val="nil"/>
+              <w:right w:val="nil"/>
             </w:tcBorders>
             <w:shd w:val="clear" w:color="auto" w:fill="auto"/>
             <w:vAlign w:val="center"/>
@@ -3613,65 +2264,7 @@
             <w:pPr>
               <w:spacing w:after="0" w:line="240" w:lineRule="auto"/>
               <w:rPr>
-                <w:rFonts w:ascii="Segoe UI" w:eastAsia="Times New Roman" w:hAnsi="Segoe UI" w:cs="Segoe UI"/>
-                <w:color w:val="000000"/>
-                <w:kern w:val="0"/>
-                <w:sz w:val="22"/>
-                <w:szCs w:val="22"/>
-                <w:lang w:eastAsia="en-CA"/>
-                <w14:ligatures w14:val="none"/>
-              </w:rPr>
-            </w:pPr>
-            <w:r>
-              <w:rPr>
-                <w:rFonts w:ascii="Segoe UI" w:eastAsia="Times New Roman" w:hAnsi="Segoe UI" w:cs="Segoe UI"/>
-                <w:color w:val="000000"/>
-                <w:kern w:val="0"/>
-                <w:sz w:val="22"/>
-                <w:szCs w:val="22"/>
-                <w:lang w:eastAsia="en-CA"/>
-                <w14:ligatures w14:val="none"/>
-              </w:rPr>
-              <w:t>More realistic historical data was necessary to support reliable machine learning forecasting and to reflect real</w:t>
-            </w:r>
-            <w:r>
-              <w:rPr>
-                <w:rFonts w:ascii="Segoe UI" w:eastAsia="Times New Roman" w:hAnsi="Segoe UI" w:cs="Segoe UI"/>
-                <w:color w:val="000000"/>
-                <w:kern w:val="0"/>
-                <w:sz w:val="22"/>
-                <w:szCs w:val="22"/>
-                <w:lang w:eastAsia="en-CA"/>
-                <w14:ligatures w14:val="none"/>
-              </w:rPr>
-              <w:noBreakHyphen/>
-              <w:t>world agricultural scenarios.</w:t>
-            </w:r>
-          </w:p>
-        </w:tc>
-      </w:tr>
-      <w:tr>
-        <w:trPr>
-          <w:trHeight w:val="2280"/>
-        </w:trPr>
-        <w:tc>
-          <w:tcPr>
-            <w:tcW w:w="1859" w:type="dxa"/>
-            <w:tcBorders>
-              <w:top w:val="nil"/>
-              <w:left w:val="single" w:sz="8" w:space="0" w:color="E6E6E6"/>
-              <w:bottom w:val="single" w:sz="8" w:space="0" w:color="E6E6E6"/>
-              <w:right w:val="single" w:sz="8" w:space="0" w:color="E6E6E6"/>
-            </w:tcBorders>
-            <w:shd w:val="clear" w:color="000000" w:fill="F5F5F5"/>
-            <w:vAlign w:val="center"/>
-            <w:hideMark/>
-          </w:tcPr>
-          <w:p>
-            <w:pPr>
-              <w:spacing w:after="0" w:line="240" w:lineRule="auto"/>
-              <w:rPr>
-                <w:rFonts w:ascii="Segoe UI" w:eastAsia="Times New Roman" w:hAnsi="Segoe UI" w:cs="Segoe UI"/>
+                <w:rFonts w:ascii="Calibri" w:eastAsia="Times New Roman" w:hAnsi="Calibri" w:cs="Calibri"/>
                 <w:b/>
                 <w:bCs/>
                 <w:color w:val="000000"/>
@@ -3684,7 +2277,7 @@
             </w:pPr>
             <w:r>
               <w:rPr>
-                <w:rFonts w:ascii="Segoe UI" w:eastAsia="Times New Roman" w:hAnsi="Segoe UI" w:cs="Segoe UI"/>
+                <w:rFonts w:ascii="Calibri" w:eastAsia="Times New Roman" w:hAnsi="Calibri" w:cs="Calibri"/>
                 <w:b/>
                 <w:bCs/>
                 <w:color w:val="000000"/>
@@ -3694,18 +2287,18 @@
                 <w:lang w:eastAsia="en-CA"/>
                 <w14:ligatures w14:val="none"/>
               </w:rPr>
-              <w:t>User Experience Improvements</w:t>
+              <w:t>Relationship Tracking Enhancement</w:t>
             </w:r>
           </w:p>
         </w:tc>
         <w:tc>
           <w:tcPr>
-            <w:tcW w:w="3392" w:type="dxa"/>
+            <w:tcW w:w="3400" w:type="dxa"/>
             <w:tcBorders>
               <w:top w:val="nil"/>
               <w:left w:val="nil"/>
-              <w:bottom w:val="single" w:sz="8" w:space="0" w:color="E6E6E6"/>
-              <w:right w:val="single" w:sz="8" w:space="0" w:color="E6E6E6"/>
+              <w:bottom w:val="nil"/>
+              <w:right w:val="nil"/>
             </w:tcBorders>
             <w:shd w:val="clear" w:color="auto" w:fill="auto"/>
             <w:vAlign w:val="center"/>
@@ -3715,7 +2308,7 @@
             <w:pPr>
               <w:spacing w:after="0" w:line="240" w:lineRule="auto"/>
               <w:rPr>
-                <w:rFonts w:ascii="Segoe UI" w:eastAsia="Times New Roman" w:hAnsi="Segoe UI" w:cs="Segoe UI"/>
+                <w:rFonts w:ascii="Calibri" w:eastAsia="Times New Roman" w:hAnsi="Calibri" w:cs="Calibri"/>
                 <w:color w:val="000000"/>
                 <w:kern w:val="0"/>
                 <w:sz w:val="22"/>
@@ -3726,26 +2319,26 @@
             </w:pPr>
             <w:r>
               <w:rPr>
-                <w:rFonts w:ascii="Segoe UI" w:eastAsia="Times New Roman" w:hAnsi="Segoe UI" w:cs="Segoe UI"/>
-                <w:color w:val="000000"/>
-                <w:kern w:val="0"/>
-                <w:sz w:val="22"/>
-                <w:szCs w:val="22"/>
-                <w:lang w:eastAsia="en-CA"/>
-                <w14:ligatures w14:val="none"/>
-              </w:rPr>
-              <w:t>Searchable dropdowns, improved navigation through a shared sidebar layout, and improved input validation were introduced.</w:t>
+                <w:rFonts w:ascii="Calibri" w:eastAsia="Times New Roman" w:hAnsi="Calibri" w:cs="Calibri"/>
+                <w:color w:val="000000"/>
+                <w:kern w:val="0"/>
+                <w:sz w:val="22"/>
+                <w:szCs w:val="22"/>
+                <w:lang w:eastAsia="en-CA"/>
+                <w14:ligatures w14:val="none"/>
+              </w:rPr>
+              <w:t>A new relationship-tracking entity was introduced to record historical farmer–vendor interactions and compute a relationship score.</w:t>
             </w:r>
           </w:p>
         </w:tc>
         <w:tc>
           <w:tcPr>
-            <w:tcW w:w="3589" w:type="dxa"/>
+            <w:tcW w:w="3600" w:type="dxa"/>
             <w:tcBorders>
               <w:top w:val="nil"/>
               <w:left w:val="nil"/>
-              <w:bottom w:val="single" w:sz="8" w:space="0" w:color="E6E6E6"/>
-              <w:right w:val="single" w:sz="8" w:space="0" w:color="E6E6E6"/>
+              <w:bottom w:val="nil"/>
+              <w:right w:val="nil"/>
             </w:tcBorders>
             <w:shd w:val="clear" w:color="auto" w:fill="auto"/>
             <w:vAlign w:val="center"/>
@@ -3755,7 +2348,7 @@
             <w:pPr>
               <w:spacing w:after="0" w:line="240" w:lineRule="auto"/>
               <w:rPr>
-                <w:rFonts w:ascii="Segoe UI" w:eastAsia="Times New Roman" w:hAnsi="Segoe UI" w:cs="Segoe UI"/>
+                <w:rFonts w:ascii="Calibri" w:eastAsia="Times New Roman" w:hAnsi="Calibri" w:cs="Calibri"/>
                 <w:color w:val="000000"/>
                 <w:kern w:val="0"/>
                 <w:sz w:val="22"/>
@@ -3766,75 +2359,283 @@
             </w:pPr>
             <w:r>
               <w:rPr>
-                <w:rFonts w:ascii="Segoe UI" w:eastAsia="Times New Roman" w:hAnsi="Segoe UI" w:cs="Segoe UI"/>
-                <w:color w:val="000000"/>
-                <w:kern w:val="0"/>
-                <w:sz w:val="22"/>
-                <w:szCs w:val="22"/>
-                <w:lang w:eastAsia="en-CA"/>
-                <w14:ligatures w14:val="none"/>
-              </w:rPr>
-              <w:t>These changes significantly improved usability, reduced user errors, and enhanced overall interaction efficiency for both farmer and vendor roles.</w:t>
+                <w:rFonts w:ascii="Calibri" w:eastAsia="Times New Roman" w:hAnsi="Calibri" w:cs="Calibri"/>
+                <w:color w:val="000000"/>
+                <w:kern w:val="0"/>
+                <w:sz w:val="22"/>
+                <w:szCs w:val="22"/>
+                <w:lang w:eastAsia="en-CA"/>
+                <w14:ligatures w14:val="none"/>
+              </w:rPr>
+              <w:t>Including relationship history improved recommendation accuracy by accounting for prior collaboration performance and trust which mainly focused on Total</w:t>
+            </w:r>
+            <w:r>
+              <w:rPr>
+                <w:rFonts w:ascii="Calibri" w:eastAsia="Times New Roman" w:hAnsi="Calibri" w:cs="Calibri"/>
+                <w:color w:val="000000"/>
+                <w:kern w:val="0"/>
+                <w:sz w:val="22"/>
+                <w:szCs w:val="22"/>
+                <w:lang w:eastAsia="en-CA"/>
+                <w14:ligatures w14:val="none"/>
+              </w:rPr>
+              <w:t xml:space="preserve"> </w:t>
+            </w:r>
+            <w:r>
+              <w:rPr>
+                <w:rFonts w:ascii="Calibri" w:eastAsia="Times New Roman" w:hAnsi="Calibri" w:cs="Calibri"/>
+                <w:color w:val="000000"/>
+                <w:kern w:val="0"/>
+                <w:sz w:val="22"/>
+                <w:szCs w:val="22"/>
+                <w:lang w:eastAsia="en-CA"/>
+                <w14:ligatures w14:val="none"/>
+              </w:rPr>
+              <w:t>Requested</w:t>
+            </w:r>
+            <w:r>
+              <w:rPr>
+                <w:rFonts w:ascii="Calibri" w:eastAsia="Times New Roman" w:hAnsi="Calibri" w:cs="Calibri"/>
+                <w:color w:val="000000"/>
+                <w:kern w:val="0"/>
+                <w:sz w:val="22"/>
+                <w:szCs w:val="22"/>
+                <w:lang w:eastAsia="en-CA"/>
+                <w14:ligatures w14:val="none"/>
+              </w:rPr>
+              <w:t xml:space="preserve"> </w:t>
+            </w:r>
+            <w:r>
+              <w:rPr>
+                <w:rFonts w:ascii="Calibri" w:eastAsia="Times New Roman" w:hAnsi="Calibri" w:cs="Calibri"/>
+                <w:color w:val="000000"/>
+                <w:kern w:val="0"/>
+                <w:sz w:val="22"/>
+                <w:szCs w:val="22"/>
+                <w:lang w:eastAsia="en-CA"/>
+                <w14:ligatures w14:val="none"/>
+              </w:rPr>
+              <w:t>Q</w:t>
+            </w:r>
+            <w:r>
+              <w:rPr>
+                <w:rFonts w:ascii="Calibri" w:eastAsia="Times New Roman" w:hAnsi="Calibri" w:cs="Calibri"/>
+                <w:color w:val="000000"/>
+                <w:kern w:val="0"/>
+                <w:sz w:val="22"/>
+                <w:szCs w:val="22"/>
+                <w:lang w:eastAsia="en-CA"/>
+                <w14:ligatures w14:val="none"/>
+              </w:rPr>
+              <w:t>uanti</w:t>
+            </w:r>
+            <w:r>
+              <w:rPr>
+                <w:rFonts w:ascii="Calibri" w:eastAsia="Times New Roman" w:hAnsi="Calibri" w:cs="Calibri"/>
+                <w:color w:val="000000"/>
+                <w:kern w:val="0"/>
+                <w:sz w:val="22"/>
+                <w:szCs w:val="22"/>
+                <w:lang w:eastAsia="en-CA"/>
+                <w14:ligatures w14:val="none"/>
+              </w:rPr>
+              <w:t>ty, Total</w:t>
+            </w:r>
+            <w:r>
+              <w:rPr>
+                <w:rFonts w:ascii="Calibri" w:eastAsia="Times New Roman" w:hAnsi="Calibri" w:cs="Calibri"/>
+                <w:color w:val="000000"/>
+                <w:kern w:val="0"/>
+                <w:sz w:val="22"/>
+                <w:szCs w:val="22"/>
+                <w:lang w:eastAsia="en-CA"/>
+                <w14:ligatures w14:val="none"/>
+              </w:rPr>
+              <w:t xml:space="preserve"> </w:t>
+            </w:r>
+            <w:r>
+              <w:rPr>
+                <w:rFonts w:ascii="Calibri" w:eastAsia="Times New Roman" w:hAnsi="Calibri" w:cs="Calibri"/>
+                <w:color w:val="000000"/>
+                <w:kern w:val="0"/>
+                <w:sz w:val="22"/>
+                <w:szCs w:val="22"/>
+                <w:lang w:eastAsia="en-CA"/>
+                <w14:ligatures w14:val="none"/>
+              </w:rPr>
+              <w:t>Delivered</w:t>
+            </w:r>
+            <w:r>
+              <w:rPr>
+                <w:rFonts w:ascii="Calibri" w:eastAsia="Times New Roman" w:hAnsi="Calibri" w:cs="Calibri"/>
+                <w:color w:val="000000"/>
+                <w:kern w:val="0"/>
+                <w:sz w:val="22"/>
+                <w:szCs w:val="22"/>
+                <w:lang w:eastAsia="en-CA"/>
+                <w14:ligatures w14:val="none"/>
+              </w:rPr>
+              <w:t xml:space="preserve"> </w:t>
+            </w:r>
+            <w:r>
+              <w:rPr>
+                <w:rFonts w:ascii="Calibri" w:eastAsia="Times New Roman" w:hAnsi="Calibri" w:cs="Calibri"/>
+                <w:color w:val="000000"/>
+                <w:kern w:val="0"/>
+                <w:sz w:val="22"/>
+                <w:szCs w:val="22"/>
+                <w:lang w:eastAsia="en-CA"/>
+                <w14:ligatures w14:val="none"/>
+              </w:rPr>
+              <w:t>Q</w:t>
+            </w:r>
+            <w:r>
+              <w:rPr>
+                <w:rFonts w:ascii="Calibri" w:eastAsia="Times New Roman" w:hAnsi="Calibri" w:cs="Calibri"/>
+                <w:color w:val="000000"/>
+                <w:kern w:val="0"/>
+                <w:sz w:val="22"/>
+                <w:szCs w:val="22"/>
+                <w:lang w:eastAsia="en-CA"/>
+                <w14:ligatures w14:val="none"/>
+              </w:rPr>
+              <w:t>uanti</w:t>
+            </w:r>
+            <w:r>
+              <w:rPr>
+                <w:rFonts w:ascii="Calibri" w:eastAsia="Times New Roman" w:hAnsi="Calibri" w:cs="Calibri"/>
+                <w:color w:val="000000"/>
+                <w:kern w:val="0"/>
+                <w:sz w:val="22"/>
+                <w:szCs w:val="22"/>
+                <w:lang w:eastAsia="en-CA"/>
+                <w14:ligatures w14:val="none"/>
+              </w:rPr>
+              <w:t xml:space="preserve">ty, </w:t>
+            </w:r>
+            <w:r>
+              <w:rPr>
+                <w:rFonts w:ascii="Calibri" w:eastAsia="Times New Roman" w:hAnsi="Calibri" w:cs="Calibri"/>
+                <w:color w:val="000000"/>
+                <w:kern w:val="0"/>
+                <w:sz w:val="22"/>
+                <w:szCs w:val="22"/>
+                <w:lang w:eastAsia="en-CA"/>
+                <w14:ligatures w14:val="none"/>
+              </w:rPr>
+              <w:t>Relationship</w:t>
+            </w:r>
+            <w:r>
+              <w:rPr>
+                <w:rFonts w:ascii="Calibri" w:eastAsia="Times New Roman" w:hAnsi="Calibri" w:cs="Calibri"/>
+                <w:color w:val="000000"/>
+                <w:kern w:val="0"/>
+                <w:sz w:val="22"/>
+                <w:szCs w:val="22"/>
+                <w:lang w:eastAsia="en-CA"/>
+                <w14:ligatures w14:val="none"/>
+              </w:rPr>
+              <w:t xml:space="preserve"> Score</w:t>
+            </w:r>
+            <w:r>
+              <w:rPr>
+                <w:rFonts w:ascii="Calibri" w:eastAsia="Times New Roman" w:hAnsi="Calibri" w:cs="Calibri"/>
+                <w:color w:val="000000"/>
+                <w:kern w:val="0"/>
+                <w:sz w:val="22"/>
+                <w:szCs w:val="22"/>
+                <w:lang w:eastAsia="en-CA"/>
+                <w14:ligatures w14:val="none"/>
+              </w:rPr>
+              <w:t xml:space="preserve"> and </w:t>
+            </w:r>
+            <w:r>
+              <w:rPr>
+                <w:rFonts w:ascii="Calibri" w:eastAsia="Times New Roman" w:hAnsi="Calibri" w:cs="Calibri"/>
+                <w:color w:val="000000"/>
+                <w:kern w:val="0"/>
+                <w:sz w:val="22"/>
+                <w:szCs w:val="22"/>
+                <w:lang w:eastAsia="en-CA"/>
+                <w14:ligatures w14:val="none"/>
+              </w:rPr>
+              <w:t>finally</w:t>
+            </w:r>
+            <w:r>
+              <w:rPr>
+                <w:rFonts w:ascii="Calibri" w:eastAsia="Times New Roman" w:hAnsi="Calibri" w:cs="Calibri"/>
+                <w:color w:val="000000"/>
+                <w:kern w:val="0"/>
+                <w:sz w:val="22"/>
+                <w:szCs w:val="22"/>
+                <w:lang w:eastAsia="en-CA"/>
+                <w14:ligatures w14:val="none"/>
+              </w:rPr>
+              <w:t xml:space="preserve"> calculating relationship</w:t>
+            </w:r>
+            <w:r>
+              <w:rPr>
+                <w:rFonts w:ascii="Calibri" w:eastAsia="Times New Roman" w:hAnsi="Calibri" w:cs="Calibri"/>
+                <w:color w:val="000000"/>
+                <w:kern w:val="0"/>
+                <w:sz w:val="22"/>
+                <w:szCs w:val="22"/>
+                <w:lang w:eastAsia="en-CA"/>
+                <w14:ligatures w14:val="none"/>
+              </w:rPr>
+              <w:t xml:space="preserve"> </w:t>
+            </w:r>
+            <w:r>
+              <w:rPr>
+                <w:rFonts w:ascii="Calibri" w:eastAsia="Times New Roman" w:hAnsi="Calibri" w:cs="Calibri"/>
+                <w:color w:val="000000"/>
+                <w:kern w:val="0"/>
+                <w:sz w:val="22"/>
+                <w:szCs w:val="22"/>
+                <w:lang w:eastAsia="en-CA"/>
+                <w14:ligatures w14:val="none"/>
+              </w:rPr>
+              <w:t>St</w:t>
+            </w:r>
+            <w:r>
+              <w:rPr>
+                <w:rFonts w:ascii="Calibri" w:eastAsia="Times New Roman" w:hAnsi="Calibri" w:cs="Calibri"/>
+                <w:color w:val="000000"/>
+                <w:kern w:val="0"/>
+                <w:sz w:val="22"/>
+                <w:szCs w:val="22"/>
+                <w:lang w:eastAsia="en-CA"/>
+                <w14:ligatures w14:val="none"/>
+              </w:rPr>
+              <w:t>ats</w:t>
+            </w:r>
+            <w:r>
+              <w:rPr>
+                <w:rFonts w:ascii="Calibri" w:eastAsia="Times New Roman" w:hAnsi="Calibri" w:cs="Calibri"/>
+                <w:color w:val="000000"/>
+                <w:kern w:val="0"/>
+                <w:sz w:val="22"/>
+                <w:szCs w:val="22"/>
+                <w:lang w:eastAsia="en-CA"/>
+                <w14:ligatures w14:val="none"/>
+              </w:rPr>
+              <w:t xml:space="preserve"> using EF Core aggregation queries</w:t>
             </w:r>
           </w:p>
         </w:tc>
       </w:tr>
       <w:tr>
         <w:trPr>
-          <w:trHeight w:val="2280"/>
+          <w:trHeight w:val="2100"/>
         </w:trPr>
         <w:tc>
           <w:tcPr>
-            <w:tcW w:w="1859" w:type="dxa"/>
-            <w:tcBorders>
-              <w:top w:val="nil"/>
-              <w:left w:val="single" w:sz="8" w:space="0" w:color="E6E6E6"/>
-              <w:bottom w:val="single" w:sz="8" w:space="0" w:color="E6E6E6"/>
-              <w:right w:val="single" w:sz="8" w:space="0" w:color="E6E6E6"/>
-            </w:tcBorders>
-            <w:shd w:val="clear" w:color="000000" w:fill="F5F5F5"/>
-            <w:vAlign w:val="center"/>
-            <w:hideMark/>
-          </w:tcPr>
-          <w:p>
-            <w:pPr>
-              <w:spacing w:after="0" w:line="240" w:lineRule="auto"/>
-              <w:rPr>
-                <w:rFonts w:ascii="Segoe UI" w:eastAsia="Times New Roman" w:hAnsi="Segoe UI" w:cs="Segoe UI"/>
-                <w:b/>
-                <w:bCs/>
-                <w:color w:val="000000"/>
-                <w:kern w:val="0"/>
-                <w:sz w:val="22"/>
-                <w:szCs w:val="22"/>
-                <w:lang w:eastAsia="en-CA"/>
-                <w14:ligatures w14:val="none"/>
-              </w:rPr>
-            </w:pPr>
-            <w:r>
-              <w:rPr>
-                <w:rFonts w:ascii="Segoe UI" w:eastAsia="Times New Roman" w:hAnsi="Segoe UI" w:cs="Segoe UI"/>
-                <w:b/>
-                <w:bCs/>
-                <w:color w:val="000000"/>
-                <w:kern w:val="0"/>
-                <w:sz w:val="22"/>
-                <w:szCs w:val="22"/>
-                <w:lang w:eastAsia="en-CA"/>
-                <w14:ligatures w14:val="none"/>
-              </w:rPr>
-              <w:t>Chat Module</w:t>
-            </w:r>
-          </w:p>
-        </w:tc>
-        <w:tc>
-          <w:tcPr>
-            <w:tcW w:w="3392" w:type="dxa"/>
+            <w:tcW w:w="1840" w:type="dxa"/>
             <w:tcBorders>
               <w:top w:val="nil"/>
               <w:left w:val="nil"/>
-              <w:bottom w:val="single" w:sz="8" w:space="0" w:color="E6E6E6"/>
-              <w:right w:val="single" w:sz="8" w:space="0" w:color="E6E6E6"/>
+              <w:bottom w:val="nil"/>
+              <w:right w:val="nil"/>
             </w:tcBorders>
             <w:shd w:val="clear" w:color="auto" w:fill="auto"/>
             <w:vAlign w:val="center"/>
@@ -3844,7 +2645,9 @@
             <w:pPr>
               <w:spacing w:after="0" w:line="240" w:lineRule="auto"/>
               <w:rPr>
-                <w:rFonts w:ascii="Segoe UI" w:eastAsia="Times New Roman" w:hAnsi="Segoe UI" w:cs="Segoe UI"/>
+                <w:rFonts w:ascii="Calibri" w:eastAsia="Times New Roman" w:hAnsi="Calibri" w:cs="Calibri"/>
+                <w:b/>
+                <w:bCs/>
                 <w:color w:val="000000"/>
                 <w:kern w:val="0"/>
                 <w:sz w:val="22"/>
@@ -3855,65 +2658,28 @@
             </w:pPr>
             <w:r>
               <w:rPr>
-                <w:rFonts w:ascii="Segoe UI" w:eastAsia="Times New Roman" w:hAnsi="Segoe UI" w:cs="Segoe UI"/>
-                <w:color w:val="000000"/>
-                <w:kern w:val="0"/>
-                <w:sz w:val="22"/>
-                <w:szCs w:val="22"/>
-                <w:lang w:eastAsia="en-CA"/>
-                <w14:ligatures w14:val="none"/>
-              </w:rPr>
-              <w:t>A real</w:t>
-            </w:r>
-            <w:r>
-              <w:rPr>
-                <w:rFonts w:ascii="Segoe UI" w:eastAsia="Times New Roman" w:hAnsi="Segoe UI" w:cs="Segoe UI"/>
-                <w:color w:val="000000"/>
-                <w:kern w:val="0"/>
-                <w:sz w:val="22"/>
-                <w:szCs w:val="22"/>
-                <w:lang w:eastAsia="en-CA"/>
-                <w14:ligatures w14:val="none"/>
-              </w:rPr>
-              <w:noBreakHyphen/>
-              <w:t xml:space="preserve">time communication module was added using </w:t>
-            </w:r>
-            <w:proofErr w:type="spellStart"/>
-            <w:r>
-              <w:rPr>
-                <w:rFonts w:ascii="Segoe UI" w:eastAsia="Times New Roman" w:hAnsi="Segoe UI" w:cs="Segoe UI"/>
-                <w:color w:val="000000"/>
-                <w:kern w:val="0"/>
-                <w:sz w:val="22"/>
-                <w:szCs w:val="22"/>
-                <w:lang w:eastAsia="en-CA"/>
-                <w14:ligatures w14:val="none"/>
-              </w:rPr>
-              <w:t>SignalR</w:t>
-            </w:r>
-            <w:proofErr w:type="spellEnd"/>
-            <w:r>
-              <w:rPr>
-                <w:rFonts w:ascii="Segoe UI" w:eastAsia="Times New Roman" w:hAnsi="Segoe UI" w:cs="Segoe UI"/>
-                <w:color w:val="000000"/>
-                <w:kern w:val="0"/>
-                <w:sz w:val="22"/>
-                <w:szCs w:val="22"/>
-                <w:lang w:eastAsia="en-CA"/>
-                <w14:ligatures w14:val="none"/>
-              </w:rPr>
-              <w:t>.</w:t>
+                <w:rFonts w:ascii="Calibri" w:eastAsia="Times New Roman" w:hAnsi="Calibri" w:cs="Calibri"/>
+                <w:b/>
+                <w:bCs/>
+                <w:color w:val="000000"/>
+                <w:kern w:val="0"/>
+                <w:sz w:val="22"/>
+                <w:szCs w:val="22"/>
+                <w:lang w:eastAsia="en-CA"/>
+                <w14:ligatures w14:val="none"/>
+              </w:rPr>
+              <w:t>Location Feature</w:t>
             </w:r>
           </w:p>
         </w:tc>
         <w:tc>
           <w:tcPr>
-            <w:tcW w:w="3589" w:type="dxa"/>
+            <w:tcW w:w="3400" w:type="dxa"/>
             <w:tcBorders>
               <w:top w:val="nil"/>
               <w:left w:val="nil"/>
-              <w:bottom w:val="single" w:sz="8" w:space="0" w:color="E6E6E6"/>
-              <w:right w:val="single" w:sz="8" w:space="0" w:color="E6E6E6"/>
+              <w:bottom w:val="nil"/>
+              <w:right w:val="nil"/>
             </w:tcBorders>
             <w:shd w:val="clear" w:color="auto" w:fill="auto"/>
             <w:vAlign w:val="center"/>
@@ -3923,7 +2689,7 @@
             <w:pPr>
               <w:spacing w:after="0" w:line="240" w:lineRule="auto"/>
               <w:rPr>
-                <w:rFonts w:ascii="Segoe UI" w:eastAsia="Times New Roman" w:hAnsi="Segoe UI" w:cs="Segoe UI"/>
+                <w:rFonts w:ascii="Calibri" w:eastAsia="Times New Roman" w:hAnsi="Calibri" w:cs="Calibri"/>
                 <w:color w:val="000000"/>
                 <w:kern w:val="0"/>
                 <w:sz w:val="22"/>
@@ -3934,34 +2700,1580 @@
             </w:pPr>
             <w:r>
               <w:rPr>
-                <w:rFonts w:ascii="Segoe UI" w:eastAsia="Times New Roman" w:hAnsi="Segoe UI" w:cs="Segoe UI"/>
-                <w:color w:val="000000"/>
-                <w:kern w:val="0"/>
-                <w:sz w:val="22"/>
-                <w:szCs w:val="22"/>
-                <w:lang w:eastAsia="en-CA"/>
-                <w14:ligatures w14:val="none"/>
-              </w:rPr>
-              <w:t>Real</w:t>
-            </w:r>
-            <w:r>
-              <w:rPr>
-                <w:rFonts w:ascii="Segoe UI" w:eastAsia="Times New Roman" w:hAnsi="Segoe UI" w:cs="Segoe UI"/>
-                <w:color w:val="000000"/>
-                <w:kern w:val="0"/>
-                <w:sz w:val="22"/>
-                <w:szCs w:val="22"/>
-                <w:lang w:eastAsia="en-CA"/>
-                <w14:ligatures w14:val="none"/>
-              </w:rPr>
-              <w:noBreakHyphen/>
-              <w:t>time messaging was required to support timely coordination, negotiations, and clarification during dispatch and fulfillment processes.</w:t>
+                <w:rFonts w:ascii="Calibri" w:eastAsia="Times New Roman" w:hAnsi="Calibri" w:cs="Calibri"/>
+                <w:color w:val="000000"/>
+                <w:kern w:val="0"/>
+                <w:sz w:val="22"/>
+                <w:szCs w:val="22"/>
+                <w:lang w:eastAsia="en-CA"/>
+                <w14:ligatures w14:val="none"/>
+              </w:rPr>
+              <w:t>Latitude and longitude fields were added to user profiles to support geospatial calculations.</w:t>
+            </w:r>
+          </w:p>
+        </w:tc>
+        <w:tc>
+          <w:tcPr>
+            <w:tcW w:w="3600" w:type="dxa"/>
+            <w:tcBorders>
+              <w:top w:val="nil"/>
+              <w:left w:val="nil"/>
+              <w:bottom w:val="nil"/>
+              <w:right w:val="nil"/>
+            </w:tcBorders>
+            <w:shd w:val="clear" w:color="auto" w:fill="auto"/>
+            <w:vAlign w:val="center"/>
+            <w:hideMark/>
+          </w:tcPr>
+          <w:p>
+            <w:pPr>
+              <w:spacing w:after="0" w:line="240" w:lineRule="auto"/>
+              <w:rPr>
+                <w:rFonts w:ascii="Calibri" w:eastAsia="Times New Roman" w:hAnsi="Calibri" w:cs="Calibri"/>
+                <w:color w:val="000000"/>
+                <w:kern w:val="0"/>
+                <w:sz w:val="22"/>
+                <w:szCs w:val="22"/>
+                <w:lang w:eastAsia="en-CA"/>
+                <w14:ligatures w14:val="none"/>
+              </w:rPr>
+            </w:pPr>
+            <w:r>
+              <w:rPr>
+                <w:rFonts w:ascii="Calibri" w:eastAsia="Times New Roman" w:hAnsi="Calibri" w:cs="Calibri"/>
+                <w:color w:val="000000"/>
+                <w:kern w:val="0"/>
+                <w:sz w:val="22"/>
+                <w:szCs w:val="22"/>
+                <w:lang w:eastAsia="en-CA"/>
+                <w14:ligatures w14:val="none"/>
+              </w:rPr>
+              <w:t>Geolocation data is required to compute distances between farmers and vendors, which is essential for distance-based ranking and logistics optimization.</w:t>
+            </w:r>
+            <w:r>
+              <w:rPr>
+                <w:rFonts w:ascii="Calibri" w:eastAsia="Times New Roman" w:hAnsi="Calibri" w:cs="Calibri"/>
+                <w:color w:val="000000"/>
+                <w:kern w:val="0"/>
+                <w:sz w:val="22"/>
+                <w:szCs w:val="22"/>
+                <w:lang w:eastAsia="en-CA"/>
+                <w14:ligatures w14:val="none"/>
+              </w:rPr>
+              <w:t xml:space="preserve"> </w:t>
+            </w:r>
+            <w:r>
+              <w:rPr>
+                <w:rFonts w:ascii="Calibri" w:eastAsia="Times New Roman" w:hAnsi="Calibri" w:cs="Calibri"/>
+                <w:color w:val="000000"/>
+                <w:kern w:val="0"/>
+                <w:sz w:val="22"/>
+                <w:szCs w:val="22"/>
+                <w:lang w:eastAsia="en-CA"/>
+                <w14:ligatures w14:val="none"/>
+              </w:rPr>
+              <w:t>Here I used Haversine formula with fields Longitude and Latitude</w:t>
+            </w:r>
+          </w:p>
+        </w:tc>
+      </w:tr>
+      <w:tr>
+        <w:trPr>
+          <w:trHeight w:val="2700"/>
+        </w:trPr>
+        <w:tc>
+          <w:tcPr>
+            <w:tcW w:w="1840" w:type="dxa"/>
+            <w:tcBorders>
+              <w:top w:val="nil"/>
+              <w:left w:val="nil"/>
+              <w:bottom w:val="nil"/>
+              <w:right w:val="nil"/>
+            </w:tcBorders>
+            <w:shd w:val="clear" w:color="auto" w:fill="auto"/>
+            <w:vAlign w:val="center"/>
+            <w:hideMark/>
+          </w:tcPr>
+          <w:p>
+            <w:pPr>
+              <w:spacing w:after="0" w:line="240" w:lineRule="auto"/>
+              <w:rPr>
+                <w:rFonts w:ascii="Calibri" w:eastAsia="Times New Roman" w:hAnsi="Calibri" w:cs="Calibri"/>
+                <w:b/>
+                <w:bCs/>
+                <w:color w:val="000000"/>
+                <w:kern w:val="0"/>
+                <w:sz w:val="22"/>
+                <w:szCs w:val="22"/>
+                <w:lang w:eastAsia="en-CA"/>
+                <w14:ligatures w14:val="none"/>
+              </w:rPr>
+            </w:pPr>
+            <w:r>
+              <w:rPr>
+                <w:rFonts w:ascii="Calibri" w:eastAsia="Times New Roman" w:hAnsi="Calibri" w:cs="Calibri"/>
+                <w:b/>
+                <w:bCs/>
+                <w:color w:val="000000"/>
+                <w:kern w:val="0"/>
+                <w:sz w:val="22"/>
+                <w:szCs w:val="22"/>
+                <w:lang w:eastAsia="en-CA"/>
+                <w14:ligatures w14:val="none"/>
+              </w:rPr>
+              <w:lastRenderedPageBreak/>
+              <w:t>Data Generation Strategy</w:t>
+            </w:r>
+          </w:p>
+        </w:tc>
+        <w:tc>
+          <w:tcPr>
+            <w:tcW w:w="3400" w:type="dxa"/>
+            <w:tcBorders>
+              <w:top w:val="nil"/>
+              <w:left w:val="nil"/>
+              <w:bottom w:val="nil"/>
+              <w:right w:val="nil"/>
+            </w:tcBorders>
+            <w:shd w:val="clear" w:color="auto" w:fill="auto"/>
+            <w:vAlign w:val="center"/>
+            <w:hideMark/>
+          </w:tcPr>
+          <w:p>
+            <w:pPr>
+              <w:spacing w:after="0" w:line="240" w:lineRule="auto"/>
+              <w:rPr>
+                <w:rFonts w:ascii="Calibri" w:eastAsia="Times New Roman" w:hAnsi="Calibri" w:cs="Calibri"/>
+                <w:color w:val="000000"/>
+                <w:kern w:val="0"/>
+                <w:sz w:val="22"/>
+                <w:szCs w:val="22"/>
+                <w:lang w:eastAsia="en-CA"/>
+                <w14:ligatures w14:val="none"/>
+              </w:rPr>
+            </w:pPr>
+            <w:r>
+              <w:rPr>
+                <w:rFonts w:ascii="Calibri" w:eastAsia="Times New Roman" w:hAnsi="Calibri" w:cs="Calibri"/>
+                <w:color w:val="000000"/>
+                <w:kern w:val="0"/>
+                <w:sz w:val="22"/>
+                <w:szCs w:val="22"/>
+                <w:lang w:eastAsia="en-CA"/>
+                <w14:ligatures w14:val="none"/>
+              </w:rPr>
+              <w:t>The initial simulated dataset approach was enhanced to include multi-period historical demand, inventory, and dispatch data.</w:t>
+            </w:r>
+          </w:p>
+        </w:tc>
+        <w:tc>
+          <w:tcPr>
+            <w:tcW w:w="3600" w:type="dxa"/>
+            <w:tcBorders>
+              <w:top w:val="nil"/>
+              <w:left w:val="nil"/>
+              <w:bottom w:val="nil"/>
+              <w:right w:val="nil"/>
+            </w:tcBorders>
+            <w:shd w:val="clear" w:color="auto" w:fill="auto"/>
+            <w:vAlign w:val="center"/>
+            <w:hideMark/>
+          </w:tcPr>
+          <w:p>
+            <w:pPr>
+              <w:spacing w:after="0" w:line="240" w:lineRule="auto"/>
+              <w:rPr>
+                <w:rFonts w:ascii="Calibri" w:eastAsia="Times New Roman" w:hAnsi="Calibri" w:cs="Calibri"/>
+                <w:color w:val="000000"/>
+                <w:kern w:val="0"/>
+                <w:sz w:val="22"/>
+                <w:szCs w:val="22"/>
+                <w:lang w:eastAsia="en-CA"/>
+                <w14:ligatures w14:val="none"/>
+              </w:rPr>
+            </w:pPr>
+            <w:r>
+              <w:rPr>
+                <w:rFonts w:ascii="Calibri" w:eastAsia="Times New Roman" w:hAnsi="Calibri" w:cs="Calibri"/>
+                <w:color w:val="000000"/>
+                <w:kern w:val="0"/>
+                <w:sz w:val="22"/>
+                <w:szCs w:val="22"/>
+                <w:lang w:eastAsia="en-CA"/>
+                <w14:ligatures w14:val="none"/>
+              </w:rPr>
+              <w:t>More realistic historical data was necessary to support reliable machine learning forecasting and to reflect real-world agricultural scenarios.</w:t>
+            </w:r>
+            <w:r>
+              <w:rPr>
+                <w:rFonts w:ascii="Calibri" w:eastAsia="Times New Roman" w:hAnsi="Calibri" w:cs="Calibri"/>
+                <w:color w:val="000000"/>
+                <w:kern w:val="0"/>
+                <w:sz w:val="22"/>
+                <w:szCs w:val="22"/>
+                <w:lang w:eastAsia="en-CA"/>
+                <w14:ligatures w14:val="none"/>
+              </w:rPr>
+              <w:t xml:space="preserve"> </w:t>
+            </w:r>
+            <w:r>
+              <w:rPr>
+                <w:rFonts w:ascii="Calibri" w:eastAsia="Times New Roman" w:hAnsi="Calibri" w:cs="Calibri"/>
+                <w:color w:val="000000"/>
+                <w:kern w:val="0"/>
+                <w:sz w:val="22"/>
+                <w:szCs w:val="22"/>
+                <w:lang w:eastAsia="en-CA"/>
+                <w14:ligatures w14:val="none"/>
+              </w:rPr>
+              <w:t>Here I used SQL scripts to generate multi-week historical data.</w:t>
+            </w:r>
+            <w:r>
+              <w:rPr>
+                <w:rFonts w:ascii="Calibri" w:eastAsia="Times New Roman" w:hAnsi="Calibri" w:cs="Calibri"/>
+                <w:color w:val="000000"/>
+                <w:kern w:val="0"/>
+                <w:sz w:val="22"/>
+                <w:szCs w:val="22"/>
+                <w:lang w:eastAsia="en-CA"/>
+                <w14:ligatures w14:val="none"/>
+              </w:rPr>
+              <w:t xml:space="preserve">  </w:t>
+            </w:r>
+            <w:r>
+              <w:rPr>
+                <w:rFonts w:ascii="Calibri" w:eastAsia="Times New Roman" w:hAnsi="Calibri" w:cs="Calibri"/>
+                <w:color w:val="000000"/>
+                <w:kern w:val="0"/>
+                <w:sz w:val="22"/>
+                <w:szCs w:val="22"/>
+                <w:lang w:eastAsia="en-CA"/>
+                <w14:ligatures w14:val="none"/>
+              </w:rPr>
+              <w:t xml:space="preserve">Data seeded </w:t>
+            </w:r>
+            <w:r>
+              <w:rPr>
+                <w:rFonts w:ascii="Calibri" w:eastAsia="Times New Roman" w:hAnsi="Calibri" w:cs="Calibri"/>
+                <w:color w:val="000000"/>
+                <w:kern w:val="0"/>
+                <w:sz w:val="22"/>
+                <w:szCs w:val="22"/>
+                <w:lang w:eastAsia="en-CA"/>
+                <w14:ligatures w14:val="none"/>
+              </w:rPr>
+              <w:t>into DemandRequest,</w:t>
+            </w:r>
+            <w:r>
+              <w:rPr>
+                <w:rFonts w:ascii="Calibri" w:eastAsia="Times New Roman" w:hAnsi="Calibri" w:cs="Calibri"/>
+                <w:color w:val="000000"/>
+                <w:kern w:val="0"/>
+                <w:sz w:val="22"/>
+                <w:szCs w:val="22"/>
+                <w:lang w:eastAsia="en-CA"/>
+                <w14:ligatures w14:val="none"/>
+              </w:rPr>
+              <w:t xml:space="preserve"> </w:t>
+            </w:r>
+            <w:r>
+              <w:rPr>
+                <w:rFonts w:ascii="Calibri" w:eastAsia="Times New Roman" w:hAnsi="Calibri" w:cs="Calibri"/>
+                <w:color w:val="000000"/>
+                <w:kern w:val="0"/>
+                <w:sz w:val="22"/>
+                <w:szCs w:val="22"/>
+                <w:lang w:eastAsia="en-CA"/>
+                <w14:ligatures w14:val="none"/>
+              </w:rPr>
+              <w:t>InventoryLot</w:t>
+            </w:r>
+            <w:r>
+              <w:rPr>
+                <w:rFonts w:ascii="Calibri" w:eastAsia="Times New Roman" w:hAnsi="Calibri" w:cs="Calibri"/>
+                <w:color w:val="000000"/>
+                <w:kern w:val="0"/>
+                <w:sz w:val="22"/>
+                <w:szCs w:val="22"/>
+                <w:lang w:eastAsia="en-CA"/>
+                <w14:ligatures w14:val="none"/>
+              </w:rPr>
+              <w:t xml:space="preserve">, Dispatch tables </w:t>
+            </w:r>
+          </w:p>
+        </w:tc>
+      </w:tr>
+      <w:tr>
+        <w:trPr>
+          <w:trHeight w:val="1500"/>
+        </w:trPr>
+        <w:tc>
+          <w:tcPr>
+            <w:tcW w:w="1840" w:type="dxa"/>
+            <w:tcBorders>
+              <w:top w:val="nil"/>
+              <w:left w:val="nil"/>
+              <w:bottom w:val="nil"/>
+              <w:right w:val="nil"/>
+            </w:tcBorders>
+            <w:shd w:val="clear" w:color="auto" w:fill="auto"/>
+            <w:vAlign w:val="center"/>
+            <w:hideMark/>
+          </w:tcPr>
+          <w:p>
+            <w:pPr>
+              <w:spacing w:after="0" w:line="240" w:lineRule="auto"/>
+              <w:rPr>
+                <w:rFonts w:ascii="Calibri" w:eastAsia="Times New Roman" w:hAnsi="Calibri" w:cs="Calibri"/>
+                <w:b/>
+                <w:bCs/>
+                <w:color w:val="000000"/>
+                <w:kern w:val="0"/>
+                <w:sz w:val="22"/>
+                <w:szCs w:val="22"/>
+                <w:lang w:eastAsia="en-CA"/>
+                <w14:ligatures w14:val="none"/>
+              </w:rPr>
+            </w:pPr>
+            <w:r>
+              <w:rPr>
+                <w:rFonts w:ascii="Calibri" w:eastAsia="Times New Roman" w:hAnsi="Calibri" w:cs="Calibri"/>
+                <w:b/>
+                <w:bCs/>
+                <w:color w:val="000000"/>
+                <w:kern w:val="0"/>
+                <w:sz w:val="22"/>
+                <w:szCs w:val="22"/>
+                <w:lang w:eastAsia="en-CA"/>
+                <w14:ligatures w14:val="none"/>
+              </w:rPr>
+              <w:t>User Experience Improvements</w:t>
+            </w:r>
+          </w:p>
+        </w:tc>
+        <w:tc>
+          <w:tcPr>
+            <w:tcW w:w="3400" w:type="dxa"/>
+            <w:tcBorders>
+              <w:top w:val="nil"/>
+              <w:left w:val="nil"/>
+              <w:bottom w:val="nil"/>
+              <w:right w:val="nil"/>
+            </w:tcBorders>
+            <w:shd w:val="clear" w:color="auto" w:fill="auto"/>
+            <w:vAlign w:val="center"/>
+            <w:hideMark/>
+          </w:tcPr>
+          <w:p>
+            <w:pPr>
+              <w:spacing w:after="0" w:line="240" w:lineRule="auto"/>
+              <w:rPr>
+                <w:rFonts w:ascii="Calibri" w:eastAsia="Times New Roman" w:hAnsi="Calibri" w:cs="Calibri"/>
+                <w:color w:val="000000"/>
+                <w:kern w:val="0"/>
+                <w:sz w:val="22"/>
+                <w:szCs w:val="22"/>
+                <w:lang w:eastAsia="en-CA"/>
+                <w14:ligatures w14:val="none"/>
+              </w:rPr>
+            </w:pPr>
+            <w:r>
+              <w:rPr>
+                <w:rFonts w:ascii="Calibri" w:eastAsia="Times New Roman" w:hAnsi="Calibri" w:cs="Calibri"/>
+                <w:color w:val="000000"/>
+                <w:kern w:val="0"/>
+                <w:sz w:val="22"/>
+                <w:szCs w:val="22"/>
+                <w:lang w:eastAsia="en-CA"/>
+                <w14:ligatures w14:val="none"/>
+              </w:rPr>
+              <w:t>Searchable dropdowns, improved navigation through a shared sidebar layout, hover-based details, and enhanced input validation were introduced.</w:t>
+            </w:r>
+          </w:p>
+        </w:tc>
+        <w:tc>
+          <w:tcPr>
+            <w:tcW w:w="3600" w:type="dxa"/>
+            <w:tcBorders>
+              <w:top w:val="nil"/>
+              <w:left w:val="nil"/>
+              <w:bottom w:val="nil"/>
+              <w:right w:val="nil"/>
+            </w:tcBorders>
+            <w:shd w:val="clear" w:color="auto" w:fill="auto"/>
+            <w:vAlign w:val="center"/>
+            <w:hideMark/>
+          </w:tcPr>
+          <w:p>
+            <w:pPr>
+              <w:spacing w:after="0" w:line="240" w:lineRule="auto"/>
+              <w:rPr>
+                <w:rFonts w:ascii="Calibri" w:eastAsia="Times New Roman" w:hAnsi="Calibri" w:cs="Calibri"/>
+                <w:color w:val="000000"/>
+                <w:kern w:val="0"/>
+                <w:sz w:val="22"/>
+                <w:szCs w:val="22"/>
+                <w:lang w:eastAsia="en-CA"/>
+                <w14:ligatures w14:val="none"/>
+              </w:rPr>
+            </w:pPr>
+            <w:r>
+              <w:rPr>
+                <w:rFonts w:ascii="Calibri" w:eastAsia="Times New Roman" w:hAnsi="Calibri" w:cs="Calibri"/>
+                <w:color w:val="000000"/>
+                <w:kern w:val="0"/>
+                <w:sz w:val="22"/>
+                <w:szCs w:val="22"/>
+                <w:lang w:eastAsia="en-CA"/>
+                <w14:ligatures w14:val="none"/>
+              </w:rPr>
+              <w:t>These changes significantly improved usability, reduced user errors, and enhanced overall interaction efficiency for both farmer and vendor roles.</w:t>
+            </w:r>
+          </w:p>
+        </w:tc>
+      </w:tr>
+      <w:tr>
+        <w:trPr>
+          <w:trHeight w:val="2700"/>
+        </w:trPr>
+        <w:tc>
+          <w:tcPr>
+            <w:tcW w:w="1840" w:type="dxa"/>
+            <w:tcBorders>
+              <w:top w:val="nil"/>
+              <w:left w:val="nil"/>
+              <w:bottom w:val="nil"/>
+              <w:right w:val="nil"/>
+            </w:tcBorders>
+            <w:shd w:val="clear" w:color="auto" w:fill="auto"/>
+            <w:vAlign w:val="center"/>
+            <w:hideMark/>
+          </w:tcPr>
+          <w:p>
+            <w:pPr>
+              <w:spacing w:after="0" w:line="240" w:lineRule="auto"/>
+              <w:rPr>
+                <w:rFonts w:ascii="Calibri" w:eastAsia="Times New Roman" w:hAnsi="Calibri" w:cs="Calibri"/>
+                <w:b/>
+                <w:bCs/>
+                <w:color w:val="000000"/>
+                <w:kern w:val="0"/>
+                <w:sz w:val="22"/>
+                <w:szCs w:val="22"/>
+                <w:lang w:eastAsia="en-CA"/>
+                <w14:ligatures w14:val="none"/>
+              </w:rPr>
+            </w:pPr>
+            <w:r>
+              <w:rPr>
+                <w:rFonts w:ascii="Calibri" w:eastAsia="Times New Roman" w:hAnsi="Calibri" w:cs="Calibri"/>
+                <w:b/>
+                <w:bCs/>
+                <w:color w:val="000000"/>
+                <w:kern w:val="0"/>
+                <w:sz w:val="22"/>
+                <w:szCs w:val="22"/>
+                <w:lang w:eastAsia="en-CA"/>
+                <w14:ligatures w14:val="none"/>
+              </w:rPr>
+              <w:t>Chat Module</w:t>
+            </w:r>
+          </w:p>
+        </w:tc>
+        <w:tc>
+          <w:tcPr>
+            <w:tcW w:w="3400" w:type="dxa"/>
+            <w:tcBorders>
+              <w:top w:val="nil"/>
+              <w:left w:val="nil"/>
+              <w:bottom w:val="nil"/>
+              <w:right w:val="nil"/>
+            </w:tcBorders>
+            <w:shd w:val="clear" w:color="auto" w:fill="auto"/>
+            <w:vAlign w:val="center"/>
+            <w:hideMark/>
+          </w:tcPr>
+          <w:p>
+            <w:pPr>
+              <w:spacing w:after="0" w:line="240" w:lineRule="auto"/>
+              <w:rPr>
+                <w:rFonts w:ascii="Calibri" w:eastAsia="Times New Roman" w:hAnsi="Calibri" w:cs="Calibri"/>
+                <w:color w:val="000000"/>
+                <w:kern w:val="0"/>
+                <w:sz w:val="22"/>
+                <w:szCs w:val="22"/>
+                <w:lang w:eastAsia="en-CA"/>
+                <w14:ligatures w14:val="none"/>
+              </w:rPr>
+            </w:pPr>
+            <w:r>
+              <w:rPr>
+                <w:rFonts w:ascii="Calibri" w:eastAsia="Times New Roman" w:hAnsi="Calibri" w:cs="Calibri"/>
+                <w:color w:val="000000"/>
+                <w:kern w:val="0"/>
+                <w:sz w:val="22"/>
+                <w:szCs w:val="22"/>
+                <w:lang w:eastAsia="en-CA"/>
+                <w14:ligatures w14:val="none"/>
+              </w:rPr>
+              <w:t>A real-time communication module was added using SignalR.</w:t>
+            </w:r>
+          </w:p>
+        </w:tc>
+        <w:tc>
+          <w:tcPr>
+            <w:tcW w:w="3600" w:type="dxa"/>
+            <w:tcBorders>
+              <w:top w:val="nil"/>
+              <w:left w:val="nil"/>
+              <w:bottom w:val="nil"/>
+              <w:right w:val="nil"/>
+            </w:tcBorders>
+            <w:shd w:val="clear" w:color="auto" w:fill="auto"/>
+            <w:vAlign w:val="center"/>
+            <w:hideMark/>
+          </w:tcPr>
+          <w:p>
+            <w:pPr>
+              <w:spacing w:after="0" w:line="240" w:lineRule="auto"/>
+              <w:rPr>
+                <w:rFonts w:ascii="Calibri" w:eastAsia="Times New Roman" w:hAnsi="Calibri" w:cs="Calibri"/>
+                <w:color w:val="000000"/>
+                <w:kern w:val="0"/>
+                <w:sz w:val="22"/>
+                <w:szCs w:val="22"/>
+                <w:lang w:eastAsia="en-CA"/>
+                <w14:ligatures w14:val="none"/>
+              </w:rPr>
+            </w:pPr>
+            <w:r>
+              <w:rPr>
+                <w:rFonts w:ascii="Calibri" w:eastAsia="Times New Roman" w:hAnsi="Calibri" w:cs="Calibri"/>
+                <w:color w:val="000000"/>
+                <w:kern w:val="0"/>
+                <w:sz w:val="22"/>
+                <w:szCs w:val="22"/>
+                <w:lang w:eastAsia="en-CA"/>
+                <w14:ligatures w14:val="none"/>
+              </w:rPr>
+              <w:t>Real-time messaging was required to support timely coordination, negotiations, and clarification during dispatch and fulfillment processes.</w:t>
+            </w:r>
+            <w:r>
+              <w:rPr>
+                <w:rFonts w:ascii="Calibri" w:eastAsia="Times New Roman" w:hAnsi="Calibri" w:cs="Calibri"/>
+                <w:color w:val="000000"/>
+                <w:kern w:val="0"/>
+                <w:sz w:val="22"/>
+                <w:szCs w:val="22"/>
+                <w:lang w:eastAsia="en-CA"/>
+                <w14:ligatures w14:val="none"/>
+              </w:rPr>
+              <w:t xml:space="preserve"> </w:t>
+            </w:r>
+            <w:r>
+              <w:rPr>
+                <w:rFonts w:ascii="Calibri" w:eastAsia="Times New Roman" w:hAnsi="Calibri" w:cs="Calibri"/>
+                <w:color w:val="000000"/>
+                <w:kern w:val="0"/>
+                <w:sz w:val="22"/>
+                <w:szCs w:val="22"/>
+                <w:lang w:eastAsia="en-CA"/>
+                <w14:ligatures w14:val="none"/>
+              </w:rPr>
+              <w:t>Here Implementation use SignalR Hub with WebSocket transport. Client uses @microsoft/signalr to establish connection</w:t>
+            </w:r>
+          </w:p>
+        </w:tc>
+      </w:tr>
+      <w:tr>
+        <w:trPr>
+          <w:trHeight w:val="2100"/>
+        </w:trPr>
+        <w:tc>
+          <w:tcPr>
+            <w:tcW w:w="1840" w:type="dxa"/>
+            <w:tcBorders>
+              <w:top w:val="nil"/>
+              <w:left w:val="nil"/>
+              <w:bottom w:val="nil"/>
+              <w:right w:val="nil"/>
+            </w:tcBorders>
+            <w:shd w:val="clear" w:color="auto" w:fill="auto"/>
+            <w:vAlign w:val="center"/>
+            <w:hideMark/>
+          </w:tcPr>
+          <w:p>
+            <w:pPr>
+              <w:spacing w:after="0" w:line="240" w:lineRule="auto"/>
+              <w:rPr>
+                <w:rFonts w:ascii="Calibri" w:eastAsia="Times New Roman" w:hAnsi="Calibri" w:cs="Calibri"/>
+                <w:b/>
+                <w:bCs/>
+                <w:color w:val="000000"/>
+                <w:kern w:val="0"/>
+                <w:sz w:val="22"/>
+                <w:szCs w:val="22"/>
+                <w:lang w:eastAsia="en-CA"/>
+                <w14:ligatures w14:val="none"/>
+              </w:rPr>
+            </w:pPr>
+            <w:r>
+              <w:rPr>
+                <w:rFonts w:ascii="Calibri" w:eastAsia="Times New Roman" w:hAnsi="Calibri" w:cs="Calibri"/>
+                <w:b/>
+                <w:bCs/>
+                <w:color w:val="000000"/>
+                <w:kern w:val="0"/>
+                <w:sz w:val="22"/>
+                <w:szCs w:val="22"/>
+                <w:lang w:eastAsia="en-CA"/>
+                <w14:ligatures w14:val="none"/>
+              </w:rPr>
+              <w:t>Image Integration</w:t>
+            </w:r>
+          </w:p>
+        </w:tc>
+        <w:tc>
+          <w:tcPr>
+            <w:tcW w:w="3400" w:type="dxa"/>
+            <w:tcBorders>
+              <w:top w:val="nil"/>
+              <w:left w:val="nil"/>
+              <w:bottom w:val="nil"/>
+              <w:right w:val="nil"/>
+            </w:tcBorders>
+            <w:shd w:val="clear" w:color="auto" w:fill="auto"/>
+            <w:vAlign w:val="center"/>
+            <w:hideMark/>
+          </w:tcPr>
+          <w:p>
+            <w:pPr>
+              <w:spacing w:after="0" w:line="240" w:lineRule="auto"/>
+              <w:rPr>
+                <w:rFonts w:ascii="Calibri" w:eastAsia="Times New Roman" w:hAnsi="Calibri" w:cs="Calibri"/>
+                <w:color w:val="000000"/>
+                <w:kern w:val="0"/>
+                <w:sz w:val="22"/>
+                <w:szCs w:val="22"/>
+                <w:lang w:eastAsia="en-CA"/>
+                <w14:ligatures w14:val="none"/>
+              </w:rPr>
+            </w:pPr>
+            <w:r>
+              <w:rPr>
+                <w:rFonts w:ascii="Calibri" w:eastAsia="Times New Roman" w:hAnsi="Calibri" w:cs="Calibri"/>
+                <w:color w:val="000000"/>
+                <w:kern w:val="0"/>
+                <w:sz w:val="22"/>
+                <w:szCs w:val="22"/>
+                <w:lang w:eastAsia="en-CA"/>
+                <w14:ligatures w14:val="none"/>
+              </w:rPr>
+              <w:t>Product images were integrated using the Unsplash API to dynamically display images in dropdowns and dashboards.</w:t>
+            </w:r>
+          </w:p>
+        </w:tc>
+        <w:tc>
+          <w:tcPr>
+            <w:tcW w:w="3600" w:type="dxa"/>
+            <w:tcBorders>
+              <w:top w:val="nil"/>
+              <w:left w:val="nil"/>
+              <w:bottom w:val="nil"/>
+              <w:right w:val="nil"/>
+            </w:tcBorders>
+            <w:shd w:val="clear" w:color="auto" w:fill="auto"/>
+            <w:vAlign w:val="center"/>
+            <w:hideMark/>
+          </w:tcPr>
+          <w:p>
+            <w:pPr>
+              <w:spacing w:after="0" w:line="240" w:lineRule="auto"/>
+              <w:rPr>
+                <w:rFonts w:ascii="Calibri" w:eastAsia="Times New Roman" w:hAnsi="Calibri" w:cs="Calibri"/>
+                <w:color w:val="000000"/>
+                <w:kern w:val="0"/>
+                <w:sz w:val="22"/>
+                <w:szCs w:val="22"/>
+                <w:lang w:eastAsia="en-CA"/>
+                <w14:ligatures w14:val="none"/>
+              </w:rPr>
+            </w:pPr>
+            <w:r>
+              <w:rPr>
+                <w:rFonts w:ascii="Calibri" w:eastAsia="Times New Roman" w:hAnsi="Calibri" w:cs="Calibri"/>
+                <w:color w:val="000000"/>
+                <w:kern w:val="0"/>
+                <w:sz w:val="22"/>
+                <w:szCs w:val="22"/>
+                <w:lang w:eastAsia="en-CA"/>
+                <w14:ligatures w14:val="none"/>
+              </w:rPr>
+              <w:t xml:space="preserve">This enhancement improves visual clarity, user engagement, and usability. It eliminates the need for manual image uploads while providing high-quality, scalable visual </w:t>
+            </w:r>
+            <w:r>
+              <w:rPr>
+                <w:rFonts w:ascii="Calibri" w:eastAsia="Times New Roman" w:hAnsi="Calibri" w:cs="Calibri"/>
+                <w:color w:val="000000"/>
+                <w:kern w:val="0"/>
+                <w:sz w:val="22"/>
+                <w:szCs w:val="22"/>
+                <w:lang w:eastAsia="en-CA"/>
+                <w14:ligatures w14:val="none"/>
+              </w:rPr>
+              <w:t>content. Integrated</w:t>
+            </w:r>
+            <w:r>
+              <w:rPr>
+                <w:rFonts w:ascii="Calibri" w:eastAsia="Times New Roman" w:hAnsi="Calibri" w:cs="Calibri"/>
+                <w:color w:val="000000"/>
+                <w:kern w:val="0"/>
+                <w:sz w:val="22"/>
+                <w:szCs w:val="22"/>
+                <w:lang w:eastAsia="en-CA"/>
+                <w14:ligatures w14:val="none"/>
+              </w:rPr>
+              <w:t xml:space="preserve"> via Unsplash REST API</w:t>
             </w:r>
           </w:p>
         </w:tc>
       </w:tr>
     </w:tbl>
+    <w:p>
+      <w:r>
+        <w:t xml:space="preserve">      </w:t>
+      </w:r>
+    </w:p>
     <w:p/>
+    <w:p/>
+    <w:p/>
+    <w:p/>
+    <w:p/>
+    <w:p/>
+    <w:p>
+      <w:pPr>
+        <w:pStyle w:val="Heading1"/>
+        <w:numPr>
+          <w:ilvl w:val="0"/>
+          <w:numId w:val="6"/>
+        </w:numPr>
+        <w:tabs>
+          <w:tab w:val="num" w:pos="720"/>
+        </w:tabs>
+      </w:pPr>
+      <w:r>
+        <w:lastRenderedPageBreak/>
+        <w:t xml:space="preserve"> </w:t>
+      </w:r>
+      <w:r>
+        <w:t>Project Completion Timeline</w:t>
+      </w:r>
+    </w:p>
+    <w:p/>
+    <w:p>
+      <w:pPr>
+        <w:ind w:firstLine="720"/>
+        <w:rPr>
+          <w:rFonts w:asciiTheme="majorHAnsi" w:eastAsiaTheme="majorEastAsia" w:hAnsiTheme="majorHAnsi" w:cstheme="majorBidi"/>
+          <w:color w:val="0F4761" w:themeColor="accent1" w:themeShade="BF"/>
+          <w:sz w:val="40"/>
+          <w:szCs w:val="40"/>
+        </w:rPr>
+      </w:pPr>
+    </w:p>
+    <w:p>
+      <w:r>
+        <w:drawing>
+          <wp:inline distT="0" distB="0" distL="0" distR="0" wp14:anchorId="78245DDE" wp14:editId="4CAF685C">
+            <wp:extent cx="5943600" cy="3770630"/>
+            <wp:effectExtent l="0" t="0" r="0" b="1270"/>
+            <wp:docPr id="1" name="Picture 1"/>
+            <wp:cNvGraphicFramePr>
+              <a:graphicFrameLocks xmlns:a="http://schemas.openxmlformats.org/drawingml/2006/main" noChangeAspect="1"/>
+            </wp:cNvGraphicFramePr>
+            <a:graphic xmlns:a="http://schemas.openxmlformats.org/drawingml/2006/main">
+              <a:graphicData uri="http://schemas.openxmlformats.org/drawingml/2006/picture">
+                <pic:pic xmlns:pic="http://schemas.openxmlformats.org/drawingml/2006/picture">
+                  <pic:nvPicPr>
+                    <pic:cNvPr id="1" name=""/>
+                    <pic:cNvPicPr/>
+                  </pic:nvPicPr>
+                  <pic:blipFill>
+                    <a:blip r:embed="rId5"/>
+                    <a:stretch>
+                      <a:fillRect/>
+                    </a:stretch>
+                  </pic:blipFill>
+                  <pic:spPr>
+                    <a:xfrm>
+                      <a:off x="0" y="0"/>
+                      <a:ext cx="5943600" cy="3770630"/>
+                    </a:xfrm>
+                    <a:prstGeom prst="rect">
+                      <a:avLst/>
+                    </a:prstGeom>
+                  </pic:spPr>
+                </pic:pic>
+              </a:graphicData>
+            </a:graphic>
+          </wp:inline>
+        </w:drawing>
+      </w:r>
+    </w:p>
+    <w:p/>
+    <w:p>
+      <w:pPr>
+        <w:pStyle w:val="Heading2"/>
+      </w:pPr>
+      <w:r>
+        <w:t>Description of timeline</w:t>
+      </w:r>
+      <w:r>
+        <w:tab/>
+      </w:r>
+    </w:p>
+    <w:p>
+      <w:r>
+        <w:t>The project was executed over a 13-week period, following a structured and incremental development approach that combined research, system design, implementation, testing, and evaluation.</w:t>
+      </w:r>
+    </w:p>
+    <w:p>
+      <w:r>
+        <w:t>The development process began with requirements gathering and literature review (Weeks 1–2), where the problem domain, research objectives, and system requirements were defined. This was followed by system design and architecture planning (Weeks 2–3), where the overall system structure, database schema, and API design were finalized.</w:t>
+      </w:r>
+    </w:p>
+    <w:p>
+      <w:r>
+        <w:t xml:space="preserve">The backend development and API integration phase (Weeks 2–10) formed the core of the system implementation. During this phase, key modules such as authentication, demand </w:t>
+      </w:r>
+      <w:r>
+        <w:lastRenderedPageBreak/>
+        <w:t>request management, inventory tracking, dispatch handling, and forecasting services were developed using ASP.NET Core and Entity Framework.</w:t>
+      </w:r>
+    </w:p>
+    <w:p>
+      <w:r>
+        <w:t>Parallel to backend work, frontend integration (Weeks 2–10) was carried out using React, enabling dynamic interaction with backend APIs and real-time data visualization.</w:t>
+      </w:r>
+    </w:p>
+    <w:p>
+      <w:r>
+        <w:t>The data modeling and simulation phase (Weeks 3–9) focused on generating realistic historical datasets for demand, inventory, and dispatch operations. This was essential to support machine learning forecasting.</w:t>
+      </w:r>
+    </w:p>
+    <w:p>
+      <w:r>
+        <w:t>The machine learning phase (Weeks 6–10) involved implementing and evaluating forecasting models. Initially, a Moving Average approach was used, which was later enhanced by integrating the ML.NET SSA model to improve prediction accuracy.</w:t>
+      </w:r>
+    </w:p>
+    <w:p>
+      <w:r>
+        <w:t>Several key milestones were achieved during the project:</w:t>
+      </w:r>
+    </w:p>
+    <w:p>
+      <w:pPr>
+        <w:numPr>
+          <w:ilvl w:val="0"/>
+          <w:numId w:val="16"/>
+        </w:numPr>
+      </w:pPr>
+      <w:r>
+        <w:t xml:space="preserve">Progress Report 1 (Week 4) – Initial design and backend setup </w:t>
+      </w:r>
+    </w:p>
+    <w:p>
+      <w:pPr>
+        <w:numPr>
+          <w:ilvl w:val="0"/>
+          <w:numId w:val="16"/>
+        </w:numPr>
+      </w:pPr>
+      <w:r>
+        <w:t xml:space="preserve">Midterm Report &amp; Implementation (Week 5–7) – Core system functionality completed </w:t>
+      </w:r>
+    </w:p>
+    <w:p>
+      <w:pPr>
+        <w:numPr>
+          <w:ilvl w:val="0"/>
+          <w:numId w:val="16"/>
+        </w:numPr>
+      </w:pPr>
+      <w:r>
+        <w:t xml:space="preserve">Progress Report 2 (Week 7–8) – Forecasting and dispatch modules </w:t>
+      </w:r>
+    </w:p>
+    <w:p>
+      <w:pPr>
+        <w:numPr>
+          <w:ilvl w:val="0"/>
+          <w:numId w:val="16"/>
+        </w:numPr>
+      </w:pPr>
+      <w:r>
+        <w:t xml:space="preserve">Progress Report 3 (Week 9) – UI/UX and integration progress </w:t>
+      </w:r>
+    </w:p>
+    <w:p>
+      <w:pPr>
+        <w:numPr>
+          <w:ilvl w:val="0"/>
+          <w:numId w:val="16"/>
+        </w:numPr>
+      </w:pPr>
+      <w:r>
+        <w:t xml:space="preserve">Progress Report 4 (Week 10) – Chat module and performance improvements </w:t>
+      </w:r>
+    </w:p>
+    <w:p>
+      <w:pPr>
+        <w:numPr>
+          <w:ilvl w:val="0"/>
+          <w:numId w:val="16"/>
+        </w:numPr>
+      </w:pPr>
+      <w:r>
+        <w:t xml:space="preserve">Progress Report 5 (Week 11) – Final system enhancements </w:t>
+      </w:r>
+    </w:p>
+    <w:p>
+      <w:r>
+        <w:t>Advanced features such as the chat module using SignalR (Weeks 9–11) and image integration using the Unsplash API (Weeks 11–12) were implemented in later stages to enhance usability and system interaction.</w:t>
+      </w:r>
+    </w:p>
+    <w:p>
+      <w:r>
+        <w:t>The final stages of the project included:</w:t>
+      </w:r>
+    </w:p>
+    <w:p>
+      <w:pPr>
+        <w:numPr>
+          <w:ilvl w:val="0"/>
+          <w:numId w:val="17"/>
+        </w:numPr>
+      </w:pPr>
+      <w:r>
+        <w:t xml:space="preserve">Integration testing (Weeks 9–12) </w:t>
+      </w:r>
+    </w:p>
+    <w:p>
+      <w:pPr>
+        <w:numPr>
+          <w:ilvl w:val="0"/>
+          <w:numId w:val="17"/>
+        </w:numPr>
+      </w:pPr>
+      <w:r>
+        <w:t xml:space="preserve">UI/UX improvements (Weeks 9–13) </w:t>
+      </w:r>
+    </w:p>
+    <w:p>
+      <w:pPr>
+        <w:numPr>
+          <w:ilvl w:val="0"/>
+          <w:numId w:val="17"/>
+        </w:numPr>
+      </w:pPr>
+      <w:r>
+        <w:t xml:space="preserve">Bug fixing and performance tuning (Weeks 9–12) </w:t>
+      </w:r>
+    </w:p>
+    <w:p>
+      <w:pPr>
+        <w:numPr>
+          <w:ilvl w:val="0"/>
+          <w:numId w:val="17"/>
+        </w:numPr>
+      </w:pPr>
+      <w:r>
+        <w:t xml:space="preserve">Research analysis and evaluation (Weeks 11–13) </w:t>
+      </w:r>
+    </w:p>
+    <w:p>
+      <w:pPr>
+        <w:numPr>
+          <w:ilvl w:val="0"/>
+          <w:numId w:val="17"/>
+        </w:numPr>
+      </w:pPr>
+      <w:r>
+        <w:t>Final documentation and report preparation (Weeks 12–13)</w:t>
+      </w:r>
+    </w:p>
+    <w:p/>
+    <w:p/>
+    <w:tbl>
+      <w:tblPr>
+        <w:tblpPr w:leftFromText="180" w:rightFromText="180" w:vertAnchor="page" w:horzAnchor="margin" w:tblpY="2701"/>
+        <w:tblW w:w="8975" w:type="dxa"/>
+        <w:tblCellSpacing w:w="15" w:type="dxa"/>
+        <w:tblCellMar>
+          <w:top w:w="15" w:type="dxa"/>
+          <w:left w:w="15" w:type="dxa"/>
+          <w:bottom w:w="15" w:type="dxa"/>
+          <w:right w:w="15" w:type="dxa"/>
+        </w:tblCellMar>
+        <w:tblLook w:val="04A0" w:firstRow="1" w:lastRow="0" w:firstColumn="1" w:lastColumn="0" w:noHBand="0" w:noVBand="1"/>
+      </w:tblPr>
+      <w:tblGrid>
+        <w:gridCol w:w="2327"/>
+        <w:gridCol w:w="6648"/>
+      </w:tblGrid>
+      <w:tr>
+        <w:trPr>
+          <w:trHeight w:val="513"/>
+          <w:tblHeader/>
+          <w:tblCellSpacing w:w="15" w:type="dxa"/>
+        </w:trPr>
+        <w:tc>
+          <w:tcPr>
+            <w:tcW w:w="0" w:type="auto"/>
+            <w:vAlign w:val="center"/>
+            <w:hideMark/>
+          </w:tcPr>
+          <w:p>
+            <w:pPr>
+              <w:rPr>
+                <w:b/>
+                <w:bCs/>
+              </w:rPr>
+            </w:pPr>
+            <w:r>
+              <w:rPr>
+                <w:b/>
+                <w:bCs/>
+              </w:rPr>
+              <w:lastRenderedPageBreak/>
+              <w:t>Milestone</w:t>
+            </w:r>
+          </w:p>
+        </w:tc>
+        <w:tc>
+          <w:tcPr>
+            <w:tcW w:w="0" w:type="auto"/>
+            <w:vAlign w:val="center"/>
+            <w:hideMark/>
+          </w:tcPr>
+          <w:p>
+            <w:pPr>
+              <w:rPr>
+                <w:b/>
+                <w:bCs/>
+              </w:rPr>
+            </w:pPr>
+            <w:r>
+              <w:rPr>
+                <w:b/>
+                <w:bCs/>
+              </w:rPr>
+              <w:t>Deliverable</w:t>
+            </w:r>
+          </w:p>
+        </w:tc>
+      </w:tr>
+      <w:tr>
+        <w:trPr>
+          <w:trHeight w:val="528"/>
+          <w:tblCellSpacing w:w="15" w:type="dxa"/>
+        </w:trPr>
+        <w:tc>
+          <w:tcPr>
+            <w:tcW w:w="0" w:type="auto"/>
+            <w:vAlign w:val="center"/>
+            <w:hideMark/>
+          </w:tcPr>
+          <w:p>
+            <w:r>
+              <w:t>Progress Report 1</w:t>
+            </w:r>
+          </w:p>
+        </w:tc>
+        <w:tc>
+          <w:tcPr>
+            <w:tcW w:w="0" w:type="auto"/>
+            <w:vAlign w:val="center"/>
+            <w:hideMark/>
+          </w:tcPr>
+          <w:p>
+            <w:r>
+              <w:t>Requirements, system design, initial backend setup</w:t>
+            </w:r>
+          </w:p>
+        </w:tc>
+      </w:tr>
+      <w:tr>
+        <w:trPr>
+          <w:trHeight w:val="513"/>
+          <w:tblCellSpacing w:w="15" w:type="dxa"/>
+        </w:trPr>
+        <w:tc>
+          <w:tcPr>
+            <w:tcW w:w="0" w:type="auto"/>
+            <w:vAlign w:val="center"/>
+            <w:hideMark/>
+          </w:tcPr>
+          <w:p>
+            <w:r>
+              <w:t>Midterm Report</w:t>
+            </w:r>
+          </w:p>
+        </w:tc>
+        <w:tc>
+          <w:tcPr>
+            <w:tcW w:w="0" w:type="auto"/>
+            <w:vAlign w:val="center"/>
+            <w:hideMark/>
+          </w:tcPr>
+          <w:p>
+            <w:r>
+              <w:t>Functional backend + partial frontend</w:t>
+            </w:r>
+          </w:p>
+        </w:tc>
+      </w:tr>
+      <w:tr>
+        <w:trPr>
+          <w:trHeight w:val="513"/>
+          <w:tblCellSpacing w:w="15" w:type="dxa"/>
+        </w:trPr>
+        <w:tc>
+          <w:tcPr>
+            <w:tcW w:w="0" w:type="auto"/>
+            <w:vAlign w:val="center"/>
+            <w:hideMark/>
+          </w:tcPr>
+          <w:p>
+            <w:r>
+              <w:t>Progress Report 2</w:t>
+            </w:r>
+          </w:p>
+        </w:tc>
+        <w:tc>
+          <w:tcPr>
+            <w:tcW w:w="0" w:type="auto"/>
+            <w:vAlign w:val="center"/>
+            <w:hideMark/>
+          </w:tcPr>
+          <w:p>
+            <w:r>
+              <w:t>Dispatch + forecasting modules</w:t>
+            </w:r>
+          </w:p>
+        </w:tc>
+      </w:tr>
+      <w:tr>
+        <w:trPr>
+          <w:trHeight w:val="513"/>
+          <w:tblCellSpacing w:w="15" w:type="dxa"/>
+        </w:trPr>
+        <w:tc>
+          <w:tcPr>
+            <w:tcW w:w="0" w:type="auto"/>
+            <w:vAlign w:val="center"/>
+            <w:hideMark/>
+          </w:tcPr>
+          <w:p>
+            <w:r>
+              <w:t>Progress Report 3</w:t>
+            </w:r>
+          </w:p>
+        </w:tc>
+        <w:tc>
+          <w:tcPr>
+            <w:tcW w:w="0" w:type="auto"/>
+            <w:vAlign w:val="center"/>
+            <w:hideMark/>
+          </w:tcPr>
+          <w:p>
+            <w:r>
+              <w:t>UI improvements + integration</w:t>
+            </w:r>
+          </w:p>
+        </w:tc>
+      </w:tr>
+      <w:tr>
+        <w:trPr>
+          <w:trHeight w:val="528"/>
+          <w:tblCellSpacing w:w="15" w:type="dxa"/>
+        </w:trPr>
+        <w:tc>
+          <w:tcPr>
+            <w:tcW w:w="0" w:type="auto"/>
+            <w:vAlign w:val="center"/>
+            <w:hideMark/>
+          </w:tcPr>
+          <w:p>
+            <w:r>
+              <w:t>Progress Report 4</w:t>
+            </w:r>
+          </w:p>
+        </w:tc>
+        <w:tc>
+          <w:tcPr>
+            <w:tcW w:w="0" w:type="auto"/>
+            <w:vAlign w:val="center"/>
+            <w:hideMark/>
+          </w:tcPr>
+          <w:p>
+            <w:r>
+              <w:t>Chat module + performance optimization</w:t>
+            </w:r>
+          </w:p>
+        </w:tc>
+      </w:tr>
+      <w:tr>
+        <w:trPr>
+          <w:trHeight w:val="513"/>
+          <w:tblCellSpacing w:w="15" w:type="dxa"/>
+        </w:trPr>
+        <w:tc>
+          <w:tcPr>
+            <w:tcW w:w="0" w:type="auto"/>
+            <w:vAlign w:val="center"/>
+            <w:hideMark/>
+          </w:tcPr>
+          <w:p>
+            <w:r>
+              <w:t>Progress Report 5</w:t>
+            </w:r>
+          </w:p>
+        </w:tc>
+        <w:tc>
+          <w:tcPr>
+            <w:tcW w:w="0" w:type="auto"/>
+            <w:vAlign w:val="center"/>
+            <w:hideMark/>
+          </w:tcPr>
+          <w:p>
+            <w:r>
+              <w:t>Final system features completed</w:t>
+            </w:r>
+          </w:p>
+        </w:tc>
+      </w:tr>
+      <w:tr>
+        <w:trPr>
+          <w:trHeight w:val="513"/>
+          <w:tblCellSpacing w:w="15" w:type="dxa"/>
+        </w:trPr>
+        <w:tc>
+          <w:tcPr>
+            <w:tcW w:w="0" w:type="auto"/>
+            <w:vAlign w:val="center"/>
+            <w:hideMark/>
+          </w:tcPr>
+          <w:p>
+            <w:r>
+              <w:t>Final Report</w:t>
+            </w:r>
+          </w:p>
+        </w:tc>
+        <w:tc>
+          <w:tcPr>
+            <w:tcW w:w="0" w:type="auto"/>
+            <w:vAlign w:val="center"/>
+            <w:hideMark/>
+          </w:tcPr>
+          <w:p>
+            <w:r>
+              <w:t>Full system + evaluation + documentation</w:t>
+            </w:r>
+          </w:p>
+        </w:tc>
+      </w:tr>
+    </w:tbl>
+    <w:p>
+      <w:pPr>
+        <w:pStyle w:val="Heading2"/>
+      </w:pPr>
+      <w:r>
+        <w:t>Milestones and Deliverables</w:t>
+      </w:r>
+    </w:p>
+    <w:p>
+      <w:pPr>
+        <w:tabs>
+          <w:tab w:val="left" w:pos="1290"/>
+        </w:tabs>
+        <w:rPr>
+          <w:rFonts w:asciiTheme="majorHAnsi" w:eastAsiaTheme="majorEastAsia" w:hAnsiTheme="majorHAnsi" w:cstheme="majorBidi"/>
+          <w:color w:val="0F4761" w:themeColor="accent1" w:themeShade="BF"/>
+          <w:sz w:val="32"/>
+          <w:szCs w:val="32"/>
+        </w:rPr>
+      </w:pPr>
+    </w:p>
+    <w:p>
+      <w:pPr>
+        <w:rPr>
+          <w:rFonts w:asciiTheme="majorHAnsi" w:eastAsiaTheme="majorEastAsia" w:hAnsiTheme="majorHAnsi" w:cstheme="majorBidi"/>
+          <w:sz w:val="32"/>
+          <w:szCs w:val="32"/>
+        </w:rPr>
+      </w:pPr>
+    </w:p>
+    <w:p>
+      <w:pPr>
+        <w:pStyle w:val="Heading2"/>
+      </w:pPr>
+      <w:r>
+        <w:t>Team Responsibilities</w:t>
+      </w:r>
+    </w:p>
+    <w:p>
+      <w:pPr>
+        <w:rPr>
+          <w:rFonts w:eastAsiaTheme="majorEastAsia" w:cstheme="majorBidi"/>
+        </w:rPr>
+      </w:pPr>
+      <w:r>
+        <w:rPr>
+          <w:rFonts w:eastAsiaTheme="majorEastAsia" w:cstheme="majorBidi"/>
+        </w:rPr>
+        <w:t xml:space="preserve">This project was completed individually by </w:t>
+      </w:r>
+      <w:r>
+        <w:rPr>
+          <w:rFonts w:eastAsiaTheme="majorEastAsia" w:cstheme="majorBidi"/>
+          <w:b/>
+          <w:bCs/>
+        </w:rPr>
+        <w:t>Maneesha Eeshwara</w:t>
+      </w:r>
+      <w:r>
+        <w:rPr>
+          <w:rFonts w:eastAsiaTheme="majorEastAsia" w:cstheme="majorBidi"/>
+        </w:rPr>
+        <w:t>, who was responsible for all aspects of the system, including:</w:t>
+      </w:r>
+    </w:p>
+    <w:p>
+      <w:pPr>
+        <w:numPr>
+          <w:ilvl w:val="0"/>
+          <w:numId w:val="18"/>
+        </w:numPr>
+        <w:rPr>
+          <w:rFonts w:eastAsiaTheme="majorEastAsia" w:cstheme="majorBidi"/>
+        </w:rPr>
+      </w:pPr>
+      <w:r>
+        <w:rPr>
+          <w:rFonts w:eastAsiaTheme="majorEastAsia" w:cstheme="majorBidi"/>
+        </w:rPr>
+        <w:t xml:space="preserve">Backend development using ASP.NET Core </w:t>
+      </w:r>
+    </w:p>
+    <w:p>
+      <w:pPr>
+        <w:numPr>
+          <w:ilvl w:val="0"/>
+          <w:numId w:val="18"/>
+        </w:numPr>
+        <w:rPr>
+          <w:rFonts w:eastAsiaTheme="majorEastAsia" w:cstheme="majorBidi"/>
+        </w:rPr>
+      </w:pPr>
+      <w:r>
+        <w:rPr>
+          <w:rFonts w:eastAsiaTheme="majorEastAsia" w:cstheme="majorBidi"/>
+        </w:rPr>
+        <w:t xml:space="preserve">Database design and Entity Framework integration </w:t>
+      </w:r>
+    </w:p>
+    <w:p>
+      <w:pPr>
+        <w:numPr>
+          <w:ilvl w:val="0"/>
+          <w:numId w:val="18"/>
+        </w:numPr>
+        <w:rPr>
+          <w:rFonts w:eastAsiaTheme="majorEastAsia" w:cstheme="majorBidi"/>
+        </w:rPr>
+      </w:pPr>
+      <w:r>
+        <w:rPr>
+          <w:rFonts w:eastAsiaTheme="majorEastAsia" w:cstheme="majorBidi"/>
+        </w:rPr>
+        <w:t xml:space="preserve">Machine learning model implementation (ML.NET SSA) </w:t>
+      </w:r>
+    </w:p>
+    <w:p>
+      <w:pPr>
+        <w:numPr>
+          <w:ilvl w:val="0"/>
+          <w:numId w:val="18"/>
+        </w:numPr>
+        <w:rPr>
+          <w:rFonts w:eastAsiaTheme="majorEastAsia" w:cstheme="majorBidi"/>
+        </w:rPr>
+      </w:pPr>
+      <w:r>
+        <w:rPr>
+          <w:rFonts w:eastAsiaTheme="majorEastAsia" w:cstheme="majorBidi"/>
+        </w:rPr>
+        <w:t xml:space="preserve">Frontend development using React </w:t>
+      </w:r>
+    </w:p>
+    <w:p>
+      <w:pPr>
+        <w:numPr>
+          <w:ilvl w:val="0"/>
+          <w:numId w:val="18"/>
+        </w:numPr>
+        <w:rPr>
+          <w:rFonts w:eastAsiaTheme="majorEastAsia" w:cstheme="majorBidi"/>
+        </w:rPr>
+      </w:pPr>
+      <w:r>
+        <w:rPr>
+          <w:rFonts w:eastAsiaTheme="majorEastAsia" w:cstheme="majorBidi"/>
+        </w:rPr>
+        <w:t xml:space="preserve">API integration and authentication (JWT) </w:t>
+      </w:r>
+    </w:p>
+    <w:p>
+      <w:pPr>
+        <w:numPr>
+          <w:ilvl w:val="0"/>
+          <w:numId w:val="18"/>
+        </w:numPr>
+        <w:rPr>
+          <w:rFonts w:eastAsiaTheme="majorEastAsia" w:cstheme="majorBidi"/>
+        </w:rPr>
+      </w:pPr>
+      <w:r>
+        <w:rPr>
+          <w:rFonts w:eastAsiaTheme="majorEastAsia" w:cstheme="majorBidi"/>
+        </w:rPr>
+        <w:t xml:space="preserve">Real-time chat implementation using SignalR </w:t>
+      </w:r>
+    </w:p>
+    <w:p>
+      <w:pPr>
+        <w:numPr>
+          <w:ilvl w:val="0"/>
+          <w:numId w:val="18"/>
+        </w:numPr>
+        <w:rPr>
+          <w:rFonts w:eastAsiaTheme="majorEastAsia" w:cstheme="majorBidi"/>
+        </w:rPr>
+      </w:pPr>
+      <w:r>
+        <w:rPr>
+          <w:rFonts w:eastAsiaTheme="majorEastAsia" w:cstheme="majorBidi"/>
+        </w:rPr>
+        <w:t xml:space="preserve">UI/UX design improvements </w:t>
+      </w:r>
+    </w:p>
+    <w:p>
+      <w:pPr>
+        <w:numPr>
+          <w:ilvl w:val="0"/>
+          <w:numId w:val="18"/>
+        </w:numPr>
+        <w:rPr>
+          <w:rFonts w:eastAsiaTheme="majorEastAsia" w:cstheme="majorBidi"/>
+        </w:rPr>
+      </w:pPr>
+      <w:r>
+        <w:rPr>
+          <w:rFonts w:eastAsiaTheme="majorEastAsia" w:cstheme="majorBidi"/>
+        </w:rPr>
+        <w:t xml:space="preserve">Testing, debugging, and performance optimization </w:t>
+      </w:r>
+    </w:p>
+    <w:p>
+      <w:pPr>
+        <w:numPr>
+          <w:ilvl w:val="0"/>
+          <w:numId w:val="18"/>
+        </w:numPr>
+        <w:rPr>
+          <w:rFonts w:eastAsiaTheme="majorEastAsia" w:cstheme="majorBidi"/>
+        </w:rPr>
+      </w:pPr>
+      <w:r>
+        <w:rPr>
+          <w:rFonts w:eastAsiaTheme="majorEastAsia" w:cstheme="majorBidi"/>
+        </w:rPr>
+        <w:t>Final report preparation and documentation</w:t>
+      </w:r>
+    </w:p>
+    <w:p>
+      <w:pPr>
+        <w:rPr>
+          <w:rFonts w:asciiTheme="majorHAnsi" w:eastAsiaTheme="majorEastAsia" w:hAnsiTheme="majorHAnsi" w:cstheme="majorBidi"/>
+          <w:sz w:val="32"/>
+          <w:szCs w:val="32"/>
+        </w:rPr>
+      </w:pPr>
+    </w:p>
+    <w:p>
+      <w:pPr>
+        <w:pStyle w:val="Heading1"/>
+        <w:numPr>
+          <w:ilvl w:val="0"/>
+          <w:numId w:val="6"/>
+        </w:numPr>
+        <w:tabs>
+          <w:tab w:val="num" w:pos="720"/>
+        </w:tabs>
+      </w:pPr>
+      <w:r>
+        <w:lastRenderedPageBreak/>
+        <w:t>Implemented Feature</w:t>
+      </w:r>
+    </w:p>
+    <w:p>
+      <w:pPr>
+        <w:rPr>
+          <w:rFonts w:asciiTheme="majorHAnsi" w:eastAsiaTheme="majorEastAsia" w:hAnsiTheme="majorHAnsi" w:cstheme="majorBidi"/>
+          <w:sz w:val="32"/>
+          <w:szCs w:val="32"/>
+        </w:rPr>
+      </w:pPr>
+    </w:p>
+    <w:p>
+      <w:pPr>
+        <w:pStyle w:val="Heading2"/>
+      </w:pPr>
+      <w:r>
+        <w:t>Feature 1: Demand Forecasting using ML.NET SSA</w:t>
+      </w:r>
+    </w:p>
+    <w:p>
+      <w:pPr>
+        <w:rPr>
+          <w:rFonts w:asciiTheme="majorHAnsi" w:eastAsiaTheme="majorEastAsia" w:hAnsiTheme="majorHAnsi" w:cstheme="majorBidi"/>
+          <w:sz w:val="32"/>
+          <w:szCs w:val="32"/>
+        </w:rPr>
+      </w:pPr>
+    </w:p>
+    <w:p>
+      <w:pPr>
+        <w:rPr>
+          <w:rFonts w:eastAsiaTheme="majorEastAsia" w:cstheme="majorBidi"/>
+        </w:rPr>
+      </w:pPr>
+      <w:r>
+        <w:rPr>
+          <w:rFonts w:eastAsiaTheme="majorEastAsia" w:cstheme="majorBidi"/>
+        </w:rPr>
+        <w:t>This feature predicts future vendor demand for products using historical demand data and compares forecasting models.</w:t>
+      </w:r>
+    </w:p>
+    <w:p>
+      <w:pPr>
+        <w:pStyle w:val="Heading3"/>
+      </w:pPr>
+      <w:r>
+        <w:t>Frontend files</w:t>
+      </w:r>
+    </w:p>
     <w:sectPr>
       <w:pgSz w:w="12240" w:h="15840"/>
       <w:pgMar w:top="1440" w:right="1440" w:bottom="1440" w:left="1440" w:header="708" w:footer="708" w:gutter="0"/>
@@ -4350,6 +4662,273 @@
     </w:lvl>
   </w:abstractNum>
   <w:abstractNum w:abstractNumId="3" w15:restartNumberingAfterBreak="0">
+    <w:nsid w:val="1BF95DFE"/>
+    <w:multiLevelType w:val="multilevel"/>
+    <w:tmpl w:val="8C52B1B8"/>
+    <w:lvl w:ilvl="0">
+      <w:start w:val="1"/>
+      <w:numFmt w:val="decimal"/>
+      <w:lvlText w:val="%1."/>
+      <w:lvlJc w:val="left"/>
+      <w:pPr>
+        <w:ind w:left="720" w:hanging="360"/>
+      </w:pPr>
+    </w:lvl>
+    <w:lvl w:ilvl="1">
+      <w:start w:val="1"/>
+      <w:numFmt w:val="decimal"/>
+      <w:isLgl/>
+      <w:lvlText w:val="%1.%2"/>
+      <w:lvlJc w:val="left"/>
+      <w:pPr>
+        <w:ind w:left="840" w:hanging="480"/>
+      </w:pPr>
+      <w:rPr>
+        <w:rFonts w:hint="default"/>
+      </w:rPr>
+    </w:lvl>
+    <w:lvl w:ilvl="2">
+      <w:start w:val="1"/>
+      <w:numFmt w:val="decimal"/>
+      <w:isLgl/>
+      <w:lvlText w:val="%1.%2.%3"/>
+      <w:lvlJc w:val="left"/>
+      <w:pPr>
+        <w:ind w:left="1080" w:hanging="720"/>
+      </w:pPr>
+      <w:rPr>
+        <w:rFonts w:hint="default"/>
+      </w:rPr>
+    </w:lvl>
+    <w:lvl w:ilvl="3">
+      <w:start w:val="1"/>
+      <w:numFmt w:val="decimal"/>
+      <w:isLgl/>
+      <w:lvlText w:val="%1.%2.%3.%4"/>
+      <w:lvlJc w:val="left"/>
+      <w:pPr>
+        <w:ind w:left="1440" w:hanging="1080"/>
+      </w:pPr>
+      <w:rPr>
+        <w:rFonts w:hint="default"/>
+      </w:rPr>
+    </w:lvl>
+    <w:lvl w:ilvl="4">
+      <w:start w:val="1"/>
+      <w:numFmt w:val="decimal"/>
+      <w:isLgl/>
+      <w:lvlText w:val="%1.%2.%3.%4.%5"/>
+      <w:lvlJc w:val="left"/>
+      <w:pPr>
+        <w:ind w:left="1440" w:hanging="1080"/>
+      </w:pPr>
+      <w:rPr>
+        <w:rFonts w:hint="default"/>
+      </w:rPr>
+    </w:lvl>
+    <w:lvl w:ilvl="5">
+      <w:start w:val="1"/>
+      <w:numFmt w:val="decimal"/>
+      <w:isLgl/>
+      <w:lvlText w:val="%1.%2.%3.%4.%5.%6"/>
+      <w:lvlJc w:val="left"/>
+      <w:pPr>
+        <w:ind w:left="1800" w:hanging="1440"/>
+      </w:pPr>
+      <w:rPr>
+        <w:rFonts w:hint="default"/>
+      </w:rPr>
+    </w:lvl>
+    <w:lvl w:ilvl="6">
+      <w:start w:val="1"/>
+      <w:numFmt w:val="decimal"/>
+      <w:isLgl/>
+      <w:lvlText w:val="%1.%2.%3.%4.%5.%6.%7"/>
+      <w:lvlJc w:val="left"/>
+      <w:pPr>
+        <w:ind w:left="1800" w:hanging="1440"/>
+      </w:pPr>
+      <w:rPr>
+        <w:rFonts w:hint="default"/>
+      </w:rPr>
+    </w:lvl>
+    <w:lvl w:ilvl="7">
+      <w:start w:val="1"/>
+      <w:numFmt w:val="decimal"/>
+      <w:isLgl/>
+      <w:lvlText w:val="%1.%2.%3.%4.%5.%6.%7.%8"/>
+      <w:lvlJc w:val="left"/>
+      <w:pPr>
+        <w:ind w:left="2160" w:hanging="1800"/>
+      </w:pPr>
+      <w:rPr>
+        <w:rFonts w:hint="default"/>
+      </w:rPr>
+    </w:lvl>
+    <w:lvl w:ilvl="8">
+      <w:start w:val="1"/>
+      <w:numFmt w:val="decimal"/>
+      <w:isLgl/>
+      <w:lvlText w:val="%1.%2.%3.%4.%5.%6.%7.%8.%9"/>
+      <w:lvlJc w:val="left"/>
+      <w:pPr>
+        <w:ind w:left="2160" w:hanging="1800"/>
+      </w:pPr>
+      <w:rPr>
+        <w:rFonts w:hint="default"/>
+      </w:rPr>
+    </w:lvl>
+  </w:abstractNum>
+  <w:abstractNum w:abstractNumId="4" w15:restartNumberingAfterBreak="0">
+    <w:nsid w:val="23BE5678"/>
+    <w:multiLevelType w:val="multilevel"/>
+    <w:tmpl w:val="1FEAA444"/>
+    <w:lvl w:ilvl="0">
+      <w:start w:val="1"/>
+      <w:numFmt w:val="bullet"/>
+      <w:lvlText w:val=""/>
+      <w:lvlJc w:val="left"/>
+      <w:pPr>
+        <w:tabs>
+          <w:tab w:val="num" w:pos="720"/>
+        </w:tabs>
+        <w:ind w:left="720" w:hanging="360"/>
+      </w:pPr>
+      <w:rPr>
+        <w:rFonts w:ascii="Symbol" w:hAnsi="Symbol" w:hint="default"/>
+        <w:sz w:val="20"/>
+      </w:rPr>
+    </w:lvl>
+    <w:lvl w:ilvl="1" w:tentative="1">
+      <w:start w:val="1"/>
+      <w:numFmt w:val="bullet"/>
+      <w:lvlText w:val="o"/>
+      <w:lvlJc w:val="left"/>
+      <w:pPr>
+        <w:tabs>
+          <w:tab w:val="num" w:pos="1440"/>
+        </w:tabs>
+        <w:ind w:left="1440" w:hanging="360"/>
+      </w:pPr>
+      <w:rPr>
+        <w:rFonts w:ascii="Courier New" w:hAnsi="Courier New" w:hint="default"/>
+        <w:sz w:val="20"/>
+      </w:rPr>
+    </w:lvl>
+    <w:lvl w:ilvl="2" w:tentative="1">
+      <w:start w:val="1"/>
+      <w:numFmt w:val="bullet"/>
+      <w:lvlText w:val=""/>
+      <w:lvlJc w:val="left"/>
+      <w:pPr>
+        <w:tabs>
+          <w:tab w:val="num" w:pos="2160"/>
+        </w:tabs>
+        <w:ind w:left="2160" w:hanging="360"/>
+      </w:pPr>
+      <w:rPr>
+        <w:rFonts w:ascii="Wingdings" w:hAnsi="Wingdings" w:hint="default"/>
+        <w:sz w:val="20"/>
+      </w:rPr>
+    </w:lvl>
+    <w:lvl w:ilvl="3" w:tentative="1">
+      <w:start w:val="1"/>
+      <w:numFmt w:val="bullet"/>
+      <w:lvlText w:val=""/>
+      <w:lvlJc w:val="left"/>
+      <w:pPr>
+        <w:tabs>
+          <w:tab w:val="num" w:pos="2880"/>
+        </w:tabs>
+        <w:ind w:left="2880" w:hanging="360"/>
+      </w:pPr>
+      <w:rPr>
+        <w:rFonts w:ascii="Wingdings" w:hAnsi="Wingdings" w:hint="default"/>
+        <w:sz w:val="20"/>
+      </w:rPr>
+    </w:lvl>
+    <w:lvl w:ilvl="4" w:tentative="1">
+      <w:start w:val="1"/>
+      <w:numFmt w:val="bullet"/>
+      <w:lvlText w:val=""/>
+      <w:lvlJc w:val="left"/>
+      <w:pPr>
+        <w:tabs>
+          <w:tab w:val="num" w:pos="3600"/>
+        </w:tabs>
+        <w:ind w:left="3600" w:hanging="360"/>
+      </w:pPr>
+      <w:rPr>
+        <w:rFonts w:ascii="Wingdings" w:hAnsi="Wingdings" w:hint="default"/>
+        <w:sz w:val="20"/>
+      </w:rPr>
+    </w:lvl>
+    <w:lvl w:ilvl="5" w:tentative="1">
+      <w:start w:val="1"/>
+      <w:numFmt w:val="bullet"/>
+      <w:lvlText w:val=""/>
+      <w:lvlJc w:val="left"/>
+      <w:pPr>
+        <w:tabs>
+          <w:tab w:val="num" w:pos="4320"/>
+        </w:tabs>
+        <w:ind w:left="4320" w:hanging="360"/>
+      </w:pPr>
+      <w:rPr>
+        <w:rFonts w:ascii="Wingdings" w:hAnsi="Wingdings" w:hint="default"/>
+        <w:sz w:val="20"/>
+      </w:rPr>
+    </w:lvl>
+    <w:lvl w:ilvl="6" w:tentative="1">
+      <w:start w:val="1"/>
+      <w:numFmt w:val="bullet"/>
+      <w:lvlText w:val=""/>
+      <w:lvlJc w:val="left"/>
+      <w:pPr>
+        <w:tabs>
+          <w:tab w:val="num" w:pos="5040"/>
+        </w:tabs>
+        <w:ind w:left="5040" w:hanging="360"/>
+      </w:pPr>
+      <w:rPr>
+        <w:rFonts w:ascii="Wingdings" w:hAnsi="Wingdings" w:hint="default"/>
+        <w:sz w:val="20"/>
+      </w:rPr>
+    </w:lvl>
+    <w:lvl w:ilvl="7" w:tentative="1">
+      <w:start w:val="1"/>
+      <w:numFmt w:val="bullet"/>
+      <w:lvlText w:val=""/>
+      <w:lvlJc w:val="left"/>
+      <w:pPr>
+        <w:tabs>
+          <w:tab w:val="num" w:pos="5760"/>
+        </w:tabs>
+        <w:ind w:left="5760" w:hanging="360"/>
+      </w:pPr>
+      <w:rPr>
+        <w:rFonts w:ascii="Wingdings" w:hAnsi="Wingdings" w:hint="default"/>
+        <w:sz w:val="20"/>
+      </w:rPr>
+    </w:lvl>
+    <w:lvl w:ilvl="8" w:tentative="1">
+      <w:start w:val="1"/>
+      <w:numFmt w:val="bullet"/>
+      <w:lvlText w:val=""/>
+      <w:lvlJc w:val="left"/>
+      <w:pPr>
+        <w:tabs>
+          <w:tab w:val="num" w:pos="6480"/>
+        </w:tabs>
+        <w:ind w:left="6480" w:hanging="360"/>
+      </w:pPr>
+      <w:rPr>
+        <w:rFonts w:ascii="Wingdings" w:hAnsi="Wingdings" w:hint="default"/>
+        <w:sz w:val="20"/>
+      </w:rPr>
+    </w:lvl>
+  </w:abstractNum>
+  <w:abstractNum w:abstractNumId="5" w15:restartNumberingAfterBreak="0">
     <w:nsid w:val="2A314874"/>
     <w:multiLevelType w:val="multilevel"/>
     <w:tmpl w:val="BA0E3BCE"/>
@@ -4498,7 +5077,7 @@
       </w:rPr>
     </w:lvl>
   </w:abstractNum>
-  <w:abstractNum w:abstractNumId="4" w15:restartNumberingAfterBreak="0">
+  <w:abstractNum w:abstractNumId="6" w15:restartNumberingAfterBreak="0">
     <w:nsid w:val="2DC348C5"/>
     <w:multiLevelType w:val="multilevel"/>
     <w:tmpl w:val="FB6C0150"/>
@@ -4647,7 +5226,7 @@
       </w:rPr>
     </w:lvl>
   </w:abstractNum>
-  <w:abstractNum w:abstractNumId="5" w15:restartNumberingAfterBreak="0">
+  <w:abstractNum w:abstractNumId="7" w15:restartNumberingAfterBreak="0">
     <w:nsid w:val="305859A9"/>
     <w:multiLevelType w:val="multilevel"/>
     <w:tmpl w:val="EFE02418"/>
@@ -4796,7 +5375,7 @@
       </w:rPr>
     </w:lvl>
   </w:abstractNum>
-  <w:abstractNum w:abstractNumId="6" w15:restartNumberingAfterBreak="0">
+  <w:abstractNum w:abstractNumId="8" w15:restartNumberingAfterBreak="0">
     <w:nsid w:val="32995F24"/>
     <w:multiLevelType w:val="multilevel"/>
     <w:tmpl w:val="8C52B1B8"/>
@@ -4914,7 +5493,7 @@
       </w:rPr>
     </w:lvl>
   </w:abstractNum>
-  <w:abstractNum w:abstractNumId="7" w15:restartNumberingAfterBreak="0">
+  <w:abstractNum w:abstractNumId="9" w15:restartNumberingAfterBreak="0">
     <w:nsid w:val="39B92EB8"/>
     <w:multiLevelType w:val="multilevel"/>
     <w:tmpl w:val="9D5AEEF2"/>
@@ -5063,7 +5642,7 @@
       </w:rPr>
     </w:lvl>
   </w:abstractNum>
-  <w:abstractNum w:abstractNumId="8" w15:restartNumberingAfterBreak="0">
+  <w:abstractNum w:abstractNumId="10" w15:restartNumberingAfterBreak="0">
     <w:nsid w:val="3FF849D6"/>
     <w:multiLevelType w:val="hybridMultilevel"/>
     <w:tmpl w:val="B3567F06"/>
@@ -5176,7 +5755,7 @@
       </w:rPr>
     </w:lvl>
   </w:abstractNum>
-  <w:abstractNum w:abstractNumId="9" w15:restartNumberingAfterBreak="0">
+  <w:abstractNum w:abstractNumId="11" w15:restartNumberingAfterBreak="0">
     <w:nsid w:val="43A8490D"/>
     <w:multiLevelType w:val="hybridMultilevel"/>
     <w:tmpl w:val="6178A22E"/>
@@ -5289,7 +5868,7 @@
       </w:rPr>
     </w:lvl>
   </w:abstractNum>
-  <w:abstractNum w:abstractNumId="10" w15:restartNumberingAfterBreak="0">
+  <w:abstractNum w:abstractNumId="12" w15:restartNumberingAfterBreak="0">
     <w:nsid w:val="44B80683"/>
     <w:multiLevelType w:val="multilevel"/>
     <w:tmpl w:val="1D30FB4A"/>
@@ -5438,7 +6017,156 @@
       </w:rPr>
     </w:lvl>
   </w:abstractNum>
-  <w:abstractNum w:abstractNumId="11" w15:restartNumberingAfterBreak="0">
+  <w:abstractNum w:abstractNumId="13" w15:restartNumberingAfterBreak="0">
+    <w:nsid w:val="50B15AED"/>
+    <w:multiLevelType w:val="multilevel"/>
+    <w:tmpl w:val="F4DE6A7C"/>
+    <w:lvl w:ilvl="0">
+      <w:start w:val="1"/>
+      <w:numFmt w:val="bullet"/>
+      <w:lvlText w:val=""/>
+      <w:lvlJc w:val="left"/>
+      <w:pPr>
+        <w:tabs>
+          <w:tab w:val="num" w:pos="720"/>
+        </w:tabs>
+        <w:ind w:left="720" w:hanging="360"/>
+      </w:pPr>
+      <w:rPr>
+        <w:rFonts w:ascii="Symbol" w:hAnsi="Symbol" w:hint="default"/>
+        <w:sz w:val="20"/>
+      </w:rPr>
+    </w:lvl>
+    <w:lvl w:ilvl="1" w:tentative="1">
+      <w:start w:val="1"/>
+      <w:numFmt w:val="bullet"/>
+      <w:lvlText w:val="o"/>
+      <w:lvlJc w:val="left"/>
+      <w:pPr>
+        <w:tabs>
+          <w:tab w:val="num" w:pos="1440"/>
+        </w:tabs>
+        <w:ind w:left="1440" w:hanging="360"/>
+      </w:pPr>
+      <w:rPr>
+        <w:rFonts w:ascii="Courier New" w:hAnsi="Courier New" w:hint="default"/>
+        <w:sz w:val="20"/>
+      </w:rPr>
+    </w:lvl>
+    <w:lvl w:ilvl="2" w:tentative="1">
+      <w:start w:val="1"/>
+      <w:numFmt w:val="bullet"/>
+      <w:lvlText w:val=""/>
+      <w:lvlJc w:val="left"/>
+      <w:pPr>
+        <w:tabs>
+          <w:tab w:val="num" w:pos="2160"/>
+        </w:tabs>
+        <w:ind w:left="2160" w:hanging="360"/>
+      </w:pPr>
+      <w:rPr>
+        <w:rFonts w:ascii="Wingdings" w:hAnsi="Wingdings" w:hint="default"/>
+        <w:sz w:val="20"/>
+      </w:rPr>
+    </w:lvl>
+    <w:lvl w:ilvl="3" w:tentative="1">
+      <w:start w:val="1"/>
+      <w:numFmt w:val="bullet"/>
+      <w:lvlText w:val=""/>
+      <w:lvlJc w:val="left"/>
+      <w:pPr>
+        <w:tabs>
+          <w:tab w:val="num" w:pos="2880"/>
+        </w:tabs>
+        <w:ind w:left="2880" w:hanging="360"/>
+      </w:pPr>
+      <w:rPr>
+        <w:rFonts w:ascii="Wingdings" w:hAnsi="Wingdings" w:hint="default"/>
+        <w:sz w:val="20"/>
+      </w:rPr>
+    </w:lvl>
+    <w:lvl w:ilvl="4" w:tentative="1">
+      <w:start w:val="1"/>
+      <w:numFmt w:val="bullet"/>
+      <w:lvlText w:val=""/>
+      <w:lvlJc w:val="left"/>
+      <w:pPr>
+        <w:tabs>
+          <w:tab w:val="num" w:pos="3600"/>
+        </w:tabs>
+        <w:ind w:left="3600" w:hanging="360"/>
+      </w:pPr>
+      <w:rPr>
+        <w:rFonts w:ascii="Wingdings" w:hAnsi="Wingdings" w:hint="default"/>
+        <w:sz w:val="20"/>
+      </w:rPr>
+    </w:lvl>
+    <w:lvl w:ilvl="5" w:tentative="1">
+      <w:start w:val="1"/>
+      <w:numFmt w:val="bullet"/>
+      <w:lvlText w:val=""/>
+      <w:lvlJc w:val="left"/>
+      <w:pPr>
+        <w:tabs>
+          <w:tab w:val="num" w:pos="4320"/>
+        </w:tabs>
+        <w:ind w:left="4320" w:hanging="360"/>
+      </w:pPr>
+      <w:rPr>
+        <w:rFonts w:ascii="Wingdings" w:hAnsi="Wingdings" w:hint="default"/>
+        <w:sz w:val="20"/>
+      </w:rPr>
+    </w:lvl>
+    <w:lvl w:ilvl="6" w:tentative="1">
+      <w:start w:val="1"/>
+      <w:numFmt w:val="bullet"/>
+      <w:lvlText w:val=""/>
+      <w:lvlJc w:val="left"/>
+      <w:pPr>
+        <w:tabs>
+          <w:tab w:val="num" w:pos="5040"/>
+        </w:tabs>
+        <w:ind w:left="5040" w:hanging="360"/>
+      </w:pPr>
+      <w:rPr>
+        <w:rFonts w:ascii="Wingdings" w:hAnsi="Wingdings" w:hint="default"/>
+        <w:sz w:val="20"/>
+      </w:rPr>
+    </w:lvl>
+    <w:lvl w:ilvl="7" w:tentative="1">
+      <w:start w:val="1"/>
+      <w:numFmt w:val="bullet"/>
+      <w:lvlText w:val=""/>
+      <w:lvlJc w:val="left"/>
+      <w:pPr>
+        <w:tabs>
+          <w:tab w:val="num" w:pos="5760"/>
+        </w:tabs>
+        <w:ind w:left="5760" w:hanging="360"/>
+      </w:pPr>
+      <w:rPr>
+        <w:rFonts w:ascii="Wingdings" w:hAnsi="Wingdings" w:hint="default"/>
+        <w:sz w:val="20"/>
+      </w:rPr>
+    </w:lvl>
+    <w:lvl w:ilvl="8" w:tentative="1">
+      <w:start w:val="1"/>
+      <w:numFmt w:val="bullet"/>
+      <w:lvlText w:val=""/>
+      <w:lvlJc w:val="left"/>
+      <w:pPr>
+        <w:tabs>
+          <w:tab w:val="num" w:pos="6480"/>
+        </w:tabs>
+        <w:ind w:left="6480" w:hanging="360"/>
+      </w:pPr>
+      <w:rPr>
+        <w:rFonts w:ascii="Wingdings" w:hAnsi="Wingdings" w:hint="default"/>
+        <w:sz w:val="20"/>
+      </w:rPr>
+    </w:lvl>
+  </w:abstractNum>
+  <w:abstractNum w:abstractNumId="14" w15:restartNumberingAfterBreak="0">
     <w:nsid w:val="5411559E"/>
     <w:multiLevelType w:val="hybridMultilevel"/>
     <w:tmpl w:val="A724A382"/>
@@ -5551,7 +6279,7 @@
       </w:rPr>
     </w:lvl>
   </w:abstractNum>
-  <w:abstractNum w:abstractNumId="12" w15:restartNumberingAfterBreak="0">
+  <w:abstractNum w:abstractNumId="15" w15:restartNumberingAfterBreak="0">
     <w:nsid w:val="6233041C"/>
     <w:multiLevelType w:val="hybridMultilevel"/>
     <w:tmpl w:val="8D2C65CA"/>
@@ -5664,7 +6392,7 @@
       </w:rPr>
     </w:lvl>
   </w:abstractNum>
-  <w:abstractNum w:abstractNumId="13" w15:restartNumberingAfterBreak="0">
+  <w:abstractNum w:abstractNumId="16" w15:restartNumberingAfterBreak="0">
     <w:nsid w:val="70250433"/>
     <w:multiLevelType w:val="multilevel"/>
     <w:tmpl w:val="98267758"/>
@@ -5813,47 +6541,208 @@
       </w:rPr>
     </w:lvl>
   </w:abstractNum>
+  <w:abstractNum w:abstractNumId="17" w15:restartNumberingAfterBreak="0">
+    <w:nsid w:val="7EEE3678"/>
+    <w:multiLevelType w:val="multilevel"/>
+    <w:tmpl w:val="C206E0D4"/>
+    <w:lvl w:ilvl="0">
+      <w:start w:val="1"/>
+      <w:numFmt w:val="bullet"/>
+      <w:lvlText w:val=""/>
+      <w:lvlJc w:val="left"/>
+      <w:pPr>
+        <w:tabs>
+          <w:tab w:val="num" w:pos="720"/>
+        </w:tabs>
+        <w:ind w:left="720" w:hanging="360"/>
+      </w:pPr>
+      <w:rPr>
+        <w:rFonts w:ascii="Symbol" w:hAnsi="Symbol" w:hint="default"/>
+        <w:sz w:val="20"/>
+      </w:rPr>
+    </w:lvl>
+    <w:lvl w:ilvl="1" w:tentative="1">
+      <w:start w:val="1"/>
+      <w:numFmt w:val="bullet"/>
+      <w:lvlText w:val="o"/>
+      <w:lvlJc w:val="left"/>
+      <w:pPr>
+        <w:tabs>
+          <w:tab w:val="num" w:pos="1440"/>
+        </w:tabs>
+        <w:ind w:left="1440" w:hanging="360"/>
+      </w:pPr>
+      <w:rPr>
+        <w:rFonts w:ascii="Courier New" w:hAnsi="Courier New" w:hint="default"/>
+        <w:sz w:val="20"/>
+      </w:rPr>
+    </w:lvl>
+    <w:lvl w:ilvl="2" w:tentative="1">
+      <w:start w:val="1"/>
+      <w:numFmt w:val="bullet"/>
+      <w:lvlText w:val=""/>
+      <w:lvlJc w:val="left"/>
+      <w:pPr>
+        <w:tabs>
+          <w:tab w:val="num" w:pos="2160"/>
+        </w:tabs>
+        <w:ind w:left="2160" w:hanging="360"/>
+      </w:pPr>
+      <w:rPr>
+        <w:rFonts w:ascii="Wingdings" w:hAnsi="Wingdings" w:hint="default"/>
+        <w:sz w:val="20"/>
+      </w:rPr>
+    </w:lvl>
+    <w:lvl w:ilvl="3" w:tentative="1">
+      <w:start w:val="1"/>
+      <w:numFmt w:val="bullet"/>
+      <w:lvlText w:val=""/>
+      <w:lvlJc w:val="left"/>
+      <w:pPr>
+        <w:tabs>
+          <w:tab w:val="num" w:pos="2880"/>
+        </w:tabs>
+        <w:ind w:left="2880" w:hanging="360"/>
+      </w:pPr>
+      <w:rPr>
+        <w:rFonts w:ascii="Wingdings" w:hAnsi="Wingdings" w:hint="default"/>
+        <w:sz w:val="20"/>
+      </w:rPr>
+    </w:lvl>
+    <w:lvl w:ilvl="4" w:tentative="1">
+      <w:start w:val="1"/>
+      <w:numFmt w:val="bullet"/>
+      <w:lvlText w:val=""/>
+      <w:lvlJc w:val="left"/>
+      <w:pPr>
+        <w:tabs>
+          <w:tab w:val="num" w:pos="3600"/>
+        </w:tabs>
+        <w:ind w:left="3600" w:hanging="360"/>
+      </w:pPr>
+      <w:rPr>
+        <w:rFonts w:ascii="Wingdings" w:hAnsi="Wingdings" w:hint="default"/>
+        <w:sz w:val="20"/>
+      </w:rPr>
+    </w:lvl>
+    <w:lvl w:ilvl="5" w:tentative="1">
+      <w:start w:val="1"/>
+      <w:numFmt w:val="bullet"/>
+      <w:lvlText w:val=""/>
+      <w:lvlJc w:val="left"/>
+      <w:pPr>
+        <w:tabs>
+          <w:tab w:val="num" w:pos="4320"/>
+        </w:tabs>
+        <w:ind w:left="4320" w:hanging="360"/>
+      </w:pPr>
+      <w:rPr>
+        <w:rFonts w:ascii="Wingdings" w:hAnsi="Wingdings" w:hint="default"/>
+        <w:sz w:val="20"/>
+      </w:rPr>
+    </w:lvl>
+    <w:lvl w:ilvl="6" w:tentative="1">
+      <w:start w:val="1"/>
+      <w:numFmt w:val="bullet"/>
+      <w:lvlText w:val=""/>
+      <w:lvlJc w:val="left"/>
+      <w:pPr>
+        <w:tabs>
+          <w:tab w:val="num" w:pos="5040"/>
+        </w:tabs>
+        <w:ind w:left="5040" w:hanging="360"/>
+      </w:pPr>
+      <w:rPr>
+        <w:rFonts w:ascii="Wingdings" w:hAnsi="Wingdings" w:hint="default"/>
+        <w:sz w:val="20"/>
+      </w:rPr>
+    </w:lvl>
+    <w:lvl w:ilvl="7" w:tentative="1">
+      <w:start w:val="1"/>
+      <w:numFmt w:val="bullet"/>
+      <w:lvlText w:val=""/>
+      <w:lvlJc w:val="left"/>
+      <w:pPr>
+        <w:tabs>
+          <w:tab w:val="num" w:pos="5760"/>
+        </w:tabs>
+        <w:ind w:left="5760" w:hanging="360"/>
+      </w:pPr>
+      <w:rPr>
+        <w:rFonts w:ascii="Wingdings" w:hAnsi="Wingdings" w:hint="default"/>
+        <w:sz w:val="20"/>
+      </w:rPr>
+    </w:lvl>
+    <w:lvl w:ilvl="8" w:tentative="1">
+      <w:start w:val="1"/>
+      <w:numFmt w:val="bullet"/>
+      <w:lvlText w:val=""/>
+      <w:lvlJc w:val="left"/>
+      <w:pPr>
+        <w:tabs>
+          <w:tab w:val="num" w:pos="6480"/>
+        </w:tabs>
+        <w:ind w:left="6480" w:hanging="360"/>
+      </w:pPr>
+      <w:rPr>
+        <w:rFonts w:ascii="Wingdings" w:hAnsi="Wingdings" w:hint="default"/>
+        <w:sz w:val="20"/>
+      </w:rPr>
+    </w:lvl>
+  </w:abstractNum>
   <w:num w:numId="1" w16cid:durableId="1722244434">
-    <w:abstractNumId w:val="10"/>
+    <w:abstractNumId w:val="12"/>
   </w:num>
   <w:num w:numId="2" w16cid:durableId="1327124678">
-    <w:abstractNumId w:val="4"/>
+    <w:abstractNumId w:val="6"/>
   </w:num>
   <w:num w:numId="3" w16cid:durableId="179129693">
     <w:abstractNumId w:val="0"/>
   </w:num>
   <w:num w:numId="4" w16cid:durableId="55783816">
-    <w:abstractNumId w:val="5"/>
+    <w:abstractNumId w:val="7"/>
   </w:num>
   <w:num w:numId="5" w16cid:durableId="1949118223">
-    <w:abstractNumId w:val="13"/>
+    <w:abstractNumId w:val="16"/>
   </w:num>
   <w:num w:numId="6" w16cid:durableId="702362771">
-    <w:abstractNumId w:val="6"/>
+    <w:abstractNumId w:val="8"/>
   </w:num>
   <w:num w:numId="7" w16cid:durableId="960067666">
-    <w:abstractNumId w:val="9"/>
+    <w:abstractNumId w:val="11"/>
   </w:num>
   <w:num w:numId="8" w16cid:durableId="640187390">
     <w:abstractNumId w:val="1"/>
   </w:num>
   <w:num w:numId="9" w16cid:durableId="1103577767">
-    <w:abstractNumId w:val="11"/>
+    <w:abstractNumId w:val="14"/>
   </w:num>
   <w:num w:numId="10" w16cid:durableId="1195340797">
     <w:abstractNumId w:val="2"/>
   </w:num>
   <w:num w:numId="11" w16cid:durableId="1925067143">
-    <w:abstractNumId w:val="8"/>
+    <w:abstractNumId w:val="10"/>
   </w:num>
   <w:num w:numId="12" w16cid:durableId="253977761">
-    <w:abstractNumId w:val="7"/>
+    <w:abstractNumId w:val="9"/>
   </w:num>
   <w:num w:numId="13" w16cid:durableId="25525118">
-    <w:abstractNumId w:val="12"/>
+    <w:abstractNumId w:val="15"/>
   </w:num>
   <w:num w:numId="14" w16cid:durableId="1394618382">
+    <w:abstractNumId w:val="5"/>
+  </w:num>
+  <w:num w:numId="15" w16cid:durableId="344401772">
     <w:abstractNumId w:val="3"/>
+  </w:num>
+  <w:num w:numId="16" w16cid:durableId="1460027317">
+    <w:abstractNumId w:val="17"/>
+  </w:num>
+  <w:num w:numId="17" w16cid:durableId="962268853">
+    <w:abstractNumId w:val="13"/>
+  </w:num>
+  <w:num w:numId="18" w16cid:durableId="446507225">
+    <w:abstractNumId w:val="4"/>
   </w:num>
 </w:numbering>
 </file>
@@ -6308,7 +7197,6 @@
     <w:next w:val="Normal"/>
     <w:link w:val="Heading3Char"/>
     <w:uiPriority w:val="9"/>
-    <w:semiHidden/>
     <w:unhideWhenUsed/>
     <w:qFormat/>
     <w:rsid w:val="00CA7C10"/>
@@ -6514,7 +7402,6 @@
     <w:basedOn w:val="DefaultParagraphFont"/>
     <w:link w:val="Heading3"/>
     <w:uiPriority w:val="9"/>
-    <w:semiHidden/>
     <w:rsid w:val="00CA7C10"/>
     <w:rPr>
       <w:rFonts w:eastAsiaTheme="majorEastAsia" w:cstheme="majorBidi"/>

--- a/ReportsAndDocuments/ManeeshaE_FinalReport.docx
+++ b/ReportsAndDocuments/ManeeshaE_FinalReport.docx
@@ -4254,16 +4254,1548 @@
       </w:pPr>
     </w:p>
     <w:p>
+      <w:r>
+        <w:t>This is one of the most significant features of the final system. It predicts future vendor demand using historical demand data and supports proactive dispatch planning.</w:t>
+      </w:r>
+    </w:p>
+    <w:p>
+      <w:pPr>
+        <w:rPr>
+          <w:b/>
+          <w:bCs/>
+        </w:rPr>
+      </w:pPr>
+      <w:r>
+        <w:rPr>
+          <w:b/>
+          <w:bCs/>
+        </w:rPr>
+        <w:t>This feature includes:</w:t>
+      </w:r>
+    </w:p>
+    <w:p>
+      <w:r>
+        <w:t xml:space="preserve">Forecast generation using Moving Average </w:t>
+      </w:r>
+    </w:p>
+    <w:p>
+      <w:r>
+        <w:t xml:space="preserve">Forecast generation using ML.NET SSA </w:t>
+      </w:r>
+    </w:p>
+    <w:p>
+      <w:r>
+        <w:t xml:space="preserve">Forecast results table </w:t>
+      </w:r>
+    </w:p>
+    <w:p>
+      <w:r>
+        <w:t xml:space="preserve">Forecast line charts </w:t>
+      </w:r>
+    </w:p>
+    <w:p>
+      <w:r>
+        <w:t xml:space="preserve">Multi-vendor comparison chart </w:t>
+      </w:r>
+    </w:p>
+    <w:p>
+      <w:r>
+        <w:t>Filtered vendor/product selection</w:t>
+      </w:r>
+    </w:p>
+    <w:p/>
+    <w:p>
+      <w:pPr>
+        <w:rPr>
+          <w:b/>
+          <w:bCs/>
+        </w:rPr>
+      </w:pPr>
+      <w:r>
+        <w:rPr>
+          <w:b/>
+          <w:bCs/>
+        </w:rPr>
+        <w:t>The design consists of:</w:t>
+      </w:r>
+    </w:p>
+    <w:p>
+      <w:pPr>
+        <w:numPr>
+          <w:ilvl w:val="0"/>
+          <w:numId w:val="22"/>
+        </w:numPr>
+      </w:pPr>
+      <w:r>
+        <w:t xml:space="preserve">Auto-loaded chart view </w:t>
+      </w:r>
+    </w:p>
+    <w:p>
+      <w:pPr>
+        <w:numPr>
+          <w:ilvl w:val="0"/>
+          <w:numId w:val="22"/>
+        </w:numPr>
+      </w:pPr>
+      <w:r>
+        <w:t xml:space="preserve">Product and vendor filters </w:t>
+      </w:r>
+    </w:p>
+    <w:p>
+      <w:pPr>
+        <w:numPr>
+          <w:ilvl w:val="0"/>
+          <w:numId w:val="22"/>
+        </w:numPr>
+      </w:pPr>
+      <w:r>
+        <w:t xml:space="preserve">Forecast generation controls </w:t>
+      </w:r>
+    </w:p>
+    <w:p>
+      <w:pPr>
+        <w:numPr>
+          <w:ilvl w:val="0"/>
+          <w:numId w:val="22"/>
+        </w:numPr>
+      </w:pPr>
+      <w:r>
+        <w:t xml:space="preserve">CSV export </w:t>
+      </w:r>
+    </w:p>
+    <w:p>
+      <w:pPr>
+        <w:numPr>
+          <w:ilvl w:val="0"/>
+          <w:numId w:val="22"/>
+        </w:numPr>
+      </w:pPr>
+      <w:r>
+        <w:t>Top vendor comparison visualization</w:t>
+      </w:r>
+    </w:p>
+    <w:p/>
+    <w:p>
+      <w:pPr>
+        <w:rPr>
+          <w:b/>
+          <w:bCs/>
+        </w:rPr>
+      </w:pPr>
+      <w:r>
+        <w:rPr>
+          <w:b/>
+          <w:bCs/>
+        </w:rPr>
+        <w:t>Implementation</w:t>
+      </w:r>
+    </w:p>
+    <w:p>
+      <w:r>
+        <w:rPr>
+          <w:b/>
+          <w:bCs/>
+        </w:rPr>
+        <w:t>Frontend</w:t>
+      </w:r>
+    </w:p>
+    <w:p>
+      <w:pPr>
+        <w:numPr>
+          <w:ilvl w:val="0"/>
+          <w:numId w:val="23"/>
+        </w:numPr>
+      </w:pPr>
+      <w:proofErr w:type="spellStart"/>
+      <w:r>
+        <w:t>FarmerForecast.jsx</w:t>
+      </w:r>
+      <w:proofErr w:type="spellEnd"/>
+      <w:r>
+        <w:t xml:space="preserve"> </w:t>
+      </w:r>
+    </w:p>
+    <w:p>
+      <w:pPr>
+        <w:numPr>
+          <w:ilvl w:val="0"/>
+          <w:numId w:val="23"/>
+        </w:numPr>
+      </w:pPr>
+      <w:proofErr w:type="spellStart"/>
+      <w:r>
+        <w:t>ForecastLineChart.jsx</w:t>
+      </w:r>
+      <w:proofErr w:type="spellEnd"/>
+      <w:r>
+        <w:t xml:space="preserve"> </w:t>
+      </w:r>
+    </w:p>
+    <w:p>
+      <w:pPr>
+        <w:numPr>
+          <w:ilvl w:val="0"/>
+          <w:numId w:val="23"/>
+        </w:numPr>
+      </w:pPr>
+      <w:proofErr w:type="spellStart"/>
+      <w:r>
+        <w:lastRenderedPageBreak/>
+        <w:t>MultiVendorForecastLineChart.jsx</w:t>
+      </w:r>
+      <w:proofErr w:type="spellEnd"/>
+      <w:r>
+        <w:t xml:space="preserve"> </w:t>
+      </w:r>
+    </w:p>
+    <w:p>
+      <w:pPr>
+        <w:numPr>
+          <w:ilvl w:val="0"/>
+          <w:numId w:val="23"/>
+        </w:numPr>
+      </w:pPr>
+      <w:r>
+        <w:t xml:space="preserve">forecastApi.js </w:t>
+      </w:r>
+    </w:p>
+    <w:p>
+      <w:r>
+        <w:rPr>
+          <w:b/>
+          <w:bCs/>
+        </w:rPr>
+        <w:t>Backend</w:t>
+      </w:r>
+    </w:p>
+    <w:p>
+      <w:pPr>
+        <w:numPr>
+          <w:ilvl w:val="0"/>
+          <w:numId w:val="24"/>
+        </w:numPr>
+      </w:pPr>
+      <w:proofErr w:type="spellStart"/>
+      <w:r>
+        <w:t>DemandForecastController.cs</w:t>
+      </w:r>
+      <w:proofErr w:type="spellEnd"/>
+      <w:r>
+        <w:t xml:space="preserve"> </w:t>
+      </w:r>
+    </w:p>
+    <w:p>
+      <w:pPr>
+        <w:numPr>
+          <w:ilvl w:val="0"/>
+          <w:numId w:val="24"/>
+        </w:numPr>
+      </w:pPr>
+      <w:proofErr w:type="spellStart"/>
+      <w:r>
+        <w:t>DemandForecastService.cs</w:t>
+      </w:r>
+      <w:proofErr w:type="spellEnd"/>
+      <w:r>
+        <w:t xml:space="preserve"> </w:t>
+      </w:r>
+    </w:p>
+    <w:p>
+      <w:pPr>
+        <w:numPr>
+          <w:ilvl w:val="0"/>
+          <w:numId w:val="24"/>
+        </w:numPr>
+      </w:pPr>
+      <w:proofErr w:type="spellStart"/>
+      <w:r>
+        <w:t>MLDemandForecastingEngine.cs</w:t>
+      </w:r>
+      <w:proofErr w:type="spellEnd"/>
+      <w:r>
+        <w:t xml:space="preserve"> </w:t>
+      </w:r>
+    </w:p>
+    <w:p>
+      <w:pPr>
+        <w:numPr>
+          <w:ilvl w:val="0"/>
+          <w:numId w:val="24"/>
+        </w:numPr>
+      </w:pPr>
+      <w:r>
+        <w:t xml:space="preserve">filtered vendor/product API endpoints for the logged-in farmer </w:t>
+      </w:r>
+    </w:p>
+    <w:p>
+      <w:r>
+        <w:rPr>
+          <w:b/>
+          <w:bCs/>
+        </w:rPr>
+        <w:t>Database</w:t>
+      </w:r>
+    </w:p>
+    <w:p>
+      <w:pPr>
+        <w:numPr>
+          <w:ilvl w:val="0"/>
+          <w:numId w:val="25"/>
+        </w:numPr>
+      </w:pPr>
+      <w:proofErr w:type="spellStart"/>
+      <w:r>
+        <w:t>DemandForecast</w:t>
+      </w:r>
+      <w:proofErr w:type="spellEnd"/>
+      <w:r>
+        <w:t xml:space="preserve"> table storing: </w:t>
+      </w:r>
+    </w:p>
+    <w:p>
+      <w:pPr>
+        <w:numPr>
+          <w:ilvl w:val="1"/>
+          <w:numId w:val="25"/>
+        </w:numPr>
+      </w:pPr>
+      <w:proofErr w:type="spellStart"/>
+      <w:r>
+        <w:t>VendorId</w:t>
+      </w:r>
+      <w:proofErr w:type="spellEnd"/>
+      <w:r>
+        <w:t xml:space="preserve"> </w:t>
+      </w:r>
+    </w:p>
+    <w:p>
+      <w:pPr>
+        <w:numPr>
+          <w:ilvl w:val="1"/>
+          <w:numId w:val="25"/>
+        </w:numPr>
+      </w:pPr>
+      <w:proofErr w:type="spellStart"/>
+      <w:r>
+        <w:t>ProductId</w:t>
+      </w:r>
+      <w:proofErr w:type="spellEnd"/>
+      <w:r>
+        <w:t xml:space="preserve"> </w:t>
+      </w:r>
+    </w:p>
+    <w:p>
+      <w:pPr>
+        <w:numPr>
+          <w:ilvl w:val="1"/>
+          <w:numId w:val="25"/>
+        </w:numPr>
+      </w:pPr>
+      <w:proofErr w:type="spellStart"/>
+      <w:r>
+        <w:t>ForecastDate</w:t>
+      </w:r>
+      <w:proofErr w:type="spellEnd"/>
+      <w:r>
+        <w:t xml:space="preserve"> </w:t>
+      </w:r>
+    </w:p>
+    <w:p>
+      <w:pPr>
+        <w:numPr>
+          <w:ilvl w:val="1"/>
+          <w:numId w:val="25"/>
+        </w:numPr>
+      </w:pPr>
+      <w:proofErr w:type="spellStart"/>
+      <w:r>
+        <w:t>ForecastQty</w:t>
+      </w:r>
+      <w:proofErr w:type="spellEnd"/>
+      <w:r>
+        <w:t xml:space="preserve"> </w:t>
+      </w:r>
+    </w:p>
+    <w:p>
+      <w:pPr>
+        <w:numPr>
+          <w:ilvl w:val="1"/>
+          <w:numId w:val="25"/>
+        </w:numPr>
+      </w:pPr>
+      <w:proofErr w:type="spellStart"/>
+      <w:r>
+        <w:t>ModelName</w:t>
+      </w:r>
+      <w:proofErr w:type="spellEnd"/>
+      <w:r>
+        <w:t xml:space="preserve"> </w:t>
+      </w:r>
+    </w:p>
+    <w:p>
+      <w:pPr>
+        <w:numPr>
+          <w:ilvl w:val="1"/>
+          <w:numId w:val="25"/>
+        </w:numPr>
+      </w:pPr>
+      <w:proofErr w:type="spellStart"/>
+      <w:r>
+        <w:t>LookbackPeriods</w:t>
+      </w:r>
+      <w:proofErr w:type="spellEnd"/>
+      <w:r>
+        <w:t xml:space="preserve"> </w:t>
+      </w:r>
+    </w:p>
+    <w:p>
+      <w:pPr>
+        <w:numPr>
+          <w:ilvl w:val="1"/>
+          <w:numId w:val="25"/>
+        </w:numPr>
+      </w:pPr>
+      <w:proofErr w:type="spellStart"/>
+      <w:r>
+        <w:t>CreatedAt</w:t>
+      </w:r>
+      <w:proofErr w:type="spellEnd"/>
+      <w:r>
+        <w:t xml:space="preserve"> </w:t>
+      </w:r>
+    </w:p>
+    <w:p>
+      <w:r>
+        <w:rPr>
+          <w:b/>
+          <w:bCs/>
+        </w:rPr>
+        <w:t>Technical Methods</w:t>
+      </w:r>
+    </w:p>
+    <w:p>
+      <w:pPr>
+        <w:numPr>
+          <w:ilvl w:val="0"/>
+          <w:numId w:val="26"/>
+        </w:numPr>
+      </w:pPr>
+      <w:r>
+        <w:t xml:space="preserve">Moving Average based on recent demand history </w:t>
+      </w:r>
+    </w:p>
+    <w:p>
+      <w:pPr>
+        <w:numPr>
+          <w:ilvl w:val="0"/>
+          <w:numId w:val="26"/>
+        </w:numPr>
+      </w:pPr>
+      <w:r>
+        <w:t xml:space="preserve">ML.NET SSA time-series forecasting </w:t>
+      </w:r>
+    </w:p>
+    <w:p>
+      <w:pPr>
+        <w:numPr>
+          <w:ilvl w:val="0"/>
+          <w:numId w:val="26"/>
+        </w:numPr>
+      </w:pPr>
+      <w:r>
+        <w:t xml:space="preserve">historical demand grouped by </w:t>
+      </w:r>
+      <w:proofErr w:type="spellStart"/>
+      <w:r>
+        <w:t>VendorId</w:t>
+      </w:r>
+      <w:proofErr w:type="spellEnd"/>
+      <w:r>
+        <w:t xml:space="preserve"> + </w:t>
+      </w:r>
+      <w:proofErr w:type="spellStart"/>
+      <w:r>
+        <w:t>ProductId</w:t>
+      </w:r>
+      <w:proofErr w:type="spellEnd"/>
+      <w:r>
+        <w:t xml:space="preserve"> </w:t>
+      </w:r>
+    </w:p>
+    <w:p>
+      <w:pPr>
+        <w:numPr>
+          <w:ilvl w:val="0"/>
+          <w:numId w:val="26"/>
+        </w:numPr>
+      </w:pPr>
+      <w:r>
+        <w:t>chart comparison using shared time axis</w:t>
+      </w:r>
+    </w:p>
+    <w:p/>
+    <w:p/>
+    <w:p/>
+    <w:p/>
+    <w:p>
+      <w:pPr>
+        <w:pStyle w:val="Heading3"/>
+      </w:pPr>
+      <w:r>
+        <w:lastRenderedPageBreak/>
+        <w:t>App</w:t>
+      </w:r>
+    </w:p>
+    <w:p/>
+    <w:p>
+      <w:r>
+        <w:drawing>
+          <wp:anchor distT="0" distB="0" distL="114300" distR="114300" simplePos="0" relativeHeight="251661312" behindDoc="0" locked="0" layoutInCell="1" allowOverlap="1" wp14:anchorId="31716626" wp14:editId="12B5DAD5">
+            <wp:simplePos x="0" y="0"/>
+            <wp:positionH relativeFrom="column">
+              <wp:posOffset>28575</wp:posOffset>
+            </wp:positionH>
+            <wp:positionV relativeFrom="paragraph">
+              <wp:posOffset>8890</wp:posOffset>
+            </wp:positionV>
+            <wp:extent cx="5943600" cy="2480310"/>
+            <wp:effectExtent l="0" t="0" r="0" b="0"/>
+            <wp:wrapNone/>
+            <wp:docPr id="9" name="Picture 9"/>
+            <wp:cNvGraphicFramePr>
+              <a:graphicFrameLocks xmlns:a="http://schemas.openxmlformats.org/drawingml/2006/main" noChangeAspect="1"/>
+            </wp:cNvGraphicFramePr>
+            <a:graphic xmlns:a="http://schemas.openxmlformats.org/drawingml/2006/main">
+              <a:graphicData uri="http://schemas.openxmlformats.org/drawingml/2006/picture">
+                <pic:pic xmlns:pic="http://schemas.openxmlformats.org/drawingml/2006/picture">
+                  <pic:nvPicPr>
+                    <pic:cNvPr id="1" name=""/>
+                    <pic:cNvPicPr/>
+                  </pic:nvPicPr>
+                  <pic:blipFill>
+                    <a:blip r:embed="rId6" cstate="print">
+                      <a:extLst>
+                        <a:ext uri="{28A0092B-C50C-407E-A947-70E740481C1C}">
+                          <a14:useLocalDpi xmlns:a14="http://schemas.microsoft.com/office/drawing/2010/main" val="0"/>
+                        </a:ext>
+                      </a:extLst>
+                    </a:blip>
+                    <a:stretch>
+                      <a:fillRect/>
+                    </a:stretch>
+                  </pic:blipFill>
+                  <pic:spPr>
+                    <a:xfrm>
+                      <a:off x="0" y="0"/>
+                      <a:ext cx="5943600" cy="2480310"/>
+                    </a:xfrm>
+                    <a:prstGeom prst="rect">
+                      <a:avLst/>
+                    </a:prstGeom>
+                  </pic:spPr>
+                </pic:pic>
+              </a:graphicData>
+            </a:graphic>
+          </wp:anchor>
+        </w:drawing>
+      </w:r>
+    </w:p>
+    <w:p/>
+    <w:p/>
+    <w:p/>
+    <w:p/>
+    <w:p/>
+    <w:p/>
+    <w:p/>
+    <w:p/>
+    <w:p/>
+    <w:p/>
+    <w:p>
+      <w:r>
+        <w:drawing>
+          <wp:anchor distT="0" distB="0" distL="114300" distR="114300" simplePos="0" relativeHeight="251662336" behindDoc="0" locked="0" layoutInCell="1" allowOverlap="1" wp14:anchorId="3334DB56" wp14:editId="00C25EA0">
+            <wp:simplePos x="0" y="0"/>
+            <wp:positionH relativeFrom="margin">
+              <wp:align>right</wp:align>
+            </wp:positionH>
+            <wp:positionV relativeFrom="paragraph">
+              <wp:posOffset>31750</wp:posOffset>
+            </wp:positionV>
+            <wp:extent cx="5943600" cy="3128010"/>
+            <wp:effectExtent l="0" t="0" r="0" b="0"/>
+            <wp:wrapNone/>
+            <wp:docPr id="7" name="Picture 7"/>
+            <wp:cNvGraphicFramePr>
+              <a:graphicFrameLocks xmlns:a="http://schemas.openxmlformats.org/drawingml/2006/main" noChangeAspect="1"/>
+            </wp:cNvGraphicFramePr>
+            <a:graphic xmlns:a="http://schemas.openxmlformats.org/drawingml/2006/main">
+              <a:graphicData uri="http://schemas.openxmlformats.org/drawingml/2006/picture">
+                <pic:pic xmlns:pic="http://schemas.openxmlformats.org/drawingml/2006/picture">
+                  <pic:nvPicPr>
+                    <pic:cNvPr id="1" name=""/>
+                    <pic:cNvPicPr/>
+                  </pic:nvPicPr>
+                  <pic:blipFill>
+                    <a:blip r:embed="rId7" cstate="print">
+                      <a:extLst>
+                        <a:ext uri="{28A0092B-C50C-407E-A947-70E740481C1C}">
+                          <a14:useLocalDpi xmlns:a14="http://schemas.microsoft.com/office/drawing/2010/main" val="0"/>
+                        </a:ext>
+                      </a:extLst>
+                    </a:blip>
+                    <a:stretch>
+                      <a:fillRect/>
+                    </a:stretch>
+                  </pic:blipFill>
+                  <pic:spPr>
+                    <a:xfrm>
+                      <a:off x="0" y="0"/>
+                      <a:ext cx="5943600" cy="3128010"/>
+                    </a:xfrm>
+                    <a:prstGeom prst="rect">
+                      <a:avLst/>
+                    </a:prstGeom>
+                  </pic:spPr>
+                </pic:pic>
+              </a:graphicData>
+            </a:graphic>
+          </wp:anchor>
+        </w:drawing>
+      </w:r>
+    </w:p>
+    <w:p/>
+    <w:p/>
+    <w:p/>
+    <w:p/>
+    <w:p/>
+    <w:p/>
+    <w:p/>
+    <w:p/>
+    <w:p/>
+    <w:p/>
+    <w:p/>
+    <w:p>
+      <w:pPr>
+        <w:jc w:val="right"/>
+      </w:pPr>
+    </w:p>
+    <w:p>
+      <w:pPr>
+        <w:jc w:val="right"/>
+      </w:pPr>
+      <w:r>
+        <w:lastRenderedPageBreak/>
+        <w:drawing>
+          <wp:anchor distT="0" distB="0" distL="114300" distR="114300" simplePos="0" relativeHeight="251663360" behindDoc="0" locked="0" layoutInCell="1" allowOverlap="1" wp14:anchorId="2A1205B6" wp14:editId="6C1AF287">
+            <wp:simplePos x="0" y="0"/>
+            <wp:positionH relativeFrom="margin">
+              <wp:align>right</wp:align>
+            </wp:positionH>
+            <wp:positionV relativeFrom="paragraph">
+              <wp:posOffset>8255</wp:posOffset>
+            </wp:positionV>
+            <wp:extent cx="5943600" cy="3134360"/>
+            <wp:effectExtent l="0" t="0" r="0" b="8890"/>
+            <wp:wrapNone/>
+            <wp:docPr id="8" name="Picture 8"/>
+            <wp:cNvGraphicFramePr>
+              <a:graphicFrameLocks xmlns:a="http://schemas.openxmlformats.org/drawingml/2006/main" noChangeAspect="1"/>
+            </wp:cNvGraphicFramePr>
+            <a:graphic xmlns:a="http://schemas.openxmlformats.org/drawingml/2006/main">
+              <a:graphicData uri="http://schemas.openxmlformats.org/drawingml/2006/picture">
+                <pic:pic xmlns:pic="http://schemas.openxmlformats.org/drawingml/2006/picture">
+                  <pic:nvPicPr>
+                    <pic:cNvPr id="1" name=""/>
+                    <pic:cNvPicPr/>
+                  </pic:nvPicPr>
+                  <pic:blipFill>
+                    <a:blip r:embed="rId8" cstate="print">
+                      <a:extLst>
+                        <a:ext uri="{28A0092B-C50C-407E-A947-70E740481C1C}">
+                          <a14:useLocalDpi xmlns:a14="http://schemas.microsoft.com/office/drawing/2010/main" val="0"/>
+                        </a:ext>
+                      </a:extLst>
+                    </a:blip>
+                    <a:stretch>
+                      <a:fillRect/>
+                    </a:stretch>
+                  </pic:blipFill>
+                  <pic:spPr>
+                    <a:xfrm>
+                      <a:off x="0" y="0"/>
+                      <a:ext cx="5943600" cy="3134360"/>
+                    </a:xfrm>
+                    <a:prstGeom prst="rect">
+                      <a:avLst/>
+                    </a:prstGeom>
+                  </pic:spPr>
+                </pic:pic>
+              </a:graphicData>
+            </a:graphic>
+          </wp:anchor>
+        </w:drawing>
+      </w:r>
+    </w:p>
+    <w:p/>
+    <w:p/>
+    <w:p/>
+    <w:p/>
+    <w:p/>
+    <w:p/>
+    <w:p/>
+    <w:p/>
+    <w:p/>
+    <w:p/>
+    <w:p/>
+    <w:p/>
+    <w:p/>
+    <w:p/>
+    <w:p/>
+    <w:p/>
+    <w:p/>
+    <w:p/>
+    <w:p/>
+    <w:p/>
+    <w:p/>
+    <w:p/>
+    <w:p/>
+    <w:p/>
+    <w:p/>
+    <w:p/>
+    <w:p>
+      <w:pPr>
+        <w:pStyle w:val="Heading3"/>
+      </w:pPr>
+      <w:r>
+        <w:t>Frontend</w:t>
+      </w:r>
+    </w:p>
+    <w:p>
+      <w:pPr>
+        <w:pStyle w:val="Heading4"/>
+        <w:numPr>
+          <w:ilvl w:val="0"/>
+          <w:numId w:val="19"/>
+        </w:numPr>
+      </w:pPr>
+      <w:proofErr w:type="spellStart"/>
+      <w:r>
+        <w:t>FarmerForecast.jsx</w:t>
+      </w:r>
+      <w:proofErr w:type="spellEnd"/>
+    </w:p>
+    <w:p>
+      <w:r>
+        <w:drawing>
+          <wp:anchor distT="0" distB="0" distL="114300" distR="114300" simplePos="0" relativeHeight="251658240" behindDoc="0" locked="0" layoutInCell="1" allowOverlap="1" wp14:anchorId="02D83877" wp14:editId="4F91FCF4">
+            <wp:simplePos x="0" y="0"/>
+            <wp:positionH relativeFrom="margin">
+              <wp:align>left</wp:align>
+            </wp:positionH>
+            <wp:positionV relativeFrom="paragraph">
+              <wp:posOffset>216344</wp:posOffset>
+            </wp:positionV>
+            <wp:extent cx="4010025" cy="5344986"/>
+            <wp:effectExtent l="0" t="0" r="0" b="8255"/>
+            <wp:wrapNone/>
+            <wp:docPr id="3" name="Picture 3"/>
+            <wp:cNvGraphicFramePr>
+              <a:graphicFrameLocks xmlns:a="http://schemas.openxmlformats.org/drawingml/2006/main" noChangeAspect="1"/>
+            </wp:cNvGraphicFramePr>
+            <a:graphic xmlns:a="http://schemas.openxmlformats.org/drawingml/2006/main">
+              <a:graphicData uri="http://schemas.openxmlformats.org/drawingml/2006/picture">
+                <pic:pic xmlns:pic="http://schemas.openxmlformats.org/drawingml/2006/picture">
+                  <pic:nvPicPr>
+                    <pic:cNvPr id="1" name=""/>
+                    <pic:cNvPicPr/>
+                  </pic:nvPicPr>
+                  <pic:blipFill>
+                    <a:blip r:embed="rId9" cstate="print">
+                      <a:extLst>
+                        <a:ext uri="{28A0092B-C50C-407E-A947-70E740481C1C}">
+                          <a14:useLocalDpi xmlns:a14="http://schemas.microsoft.com/office/drawing/2010/main" val="0"/>
+                        </a:ext>
+                      </a:extLst>
+                    </a:blip>
+                    <a:stretch>
+                      <a:fillRect/>
+                    </a:stretch>
+                  </pic:blipFill>
+                  <pic:spPr>
+                    <a:xfrm>
+                      <a:off x="0" y="0"/>
+                      <a:ext cx="4010025" cy="5344986"/>
+                    </a:xfrm>
+                    <a:prstGeom prst="rect">
+                      <a:avLst/>
+                    </a:prstGeom>
+                  </pic:spPr>
+                </pic:pic>
+              </a:graphicData>
+            </a:graphic>
+            <wp14:sizeRelH relativeFrom="margin">
+              <wp14:pctWidth>0</wp14:pctWidth>
+            </wp14:sizeRelH>
+            <wp14:sizeRelV relativeFrom="margin">
+              <wp14:pctHeight>0</wp14:pctHeight>
+            </wp14:sizeRelV>
+          </wp:anchor>
+        </w:drawing>
+      </w:r>
+    </w:p>
+    <w:p>
       <w:pPr>
         <w:rPr>
           <w:rFonts w:eastAsiaTheme="majorEastAsia" w:cstheme="majorBidi"/>
-        </w:rPr>
-      </w:pPr>
-      <w:r>
-        <w:rPr>
-          <w:rFonts w:eastAsiaTheme="majorEastAsia" w:cstheme="majorBidi"/>
-        </w:rPr>
-        <w:t>This feature predicts future vendor demand for products using historical demand data and compares forecasting models.</w:t>
+          <w:color w:val="0F4761" w:themeColor="accent1" w:themeShade="BF"/>
+          <w:sz w:val="28"/>
+          <w:szCs w:val="28"/>
+        </w:rPr>
+      </w:pPr>
+    </w:p>
+    <w:p/>
+    <w:p/>
+    <w:p/>
+    <w:p/>
+    <w:p/>
+    <w:p/>
+    <w:p/>
+    <w:p/>
+    <w:p/>
+    <w:p/>
+    <w:p/>
+    <w:p/>
+    <w:p/>
+    <w:p/>
+    <w:p>
+      <w:pPr>
+        <w:tabs>
+          <w:tab w:val="left" w:pos="7260"/>
+        </w:tabs>
+      </w:pPr>
+      <w:r>
+        <w:tab/>
+      </w:r>
+    </w:p>
+    <w:p>
+      <w:pPr>
+        <w:tabs>
+          <w:tab w:val="left" w:pos="7260"/>
+        </w:tabs>
+      </w:pPr>
+    </w:p>
+    <w:p>
+      <w:pPr>
+        <w:tabs>
+          <w:tab w:val="left" w:pos="7260"/>
+        </w:tabs>
+      </w:pPr>
+    </w:p>
+    <w:p>
+      <w:pPr>
+        <w:tabs>
+          <w:tab w:val="left" w:pos="7260"/>
+        </w:tabs>
+      </w:pPr>
+    </w:p>
+    <w:p>
+      <w:pPr>
+        <w:tabs>
+          <w:tab w:val="left" w:pos="7260"/>
+        </w:tabs>
+      </w:pPr>
+    </w:p>
+    <w:p>
+      <w:pPr>
+        <w:tabs>
+          <w:tab w:val="left" w:pos="7260"/>
+        </w:tabs>
+      </w:pPr>
+    </w:p>
+    <w:p>
+      <w:pPr>
+        <w:tabs>
+          <w:tab w:val="left" w:pos="7260"/>
+        </w:tabs>
+      </w:pPr>
+    </w:p>
+    <w:p>
+      <w:pPr>
+        <w:tabs>
+          <w:tab w:val="left" w:pos="7260"/>
+        </w:tabs>
+      </w:pPr>
+    </w:p>
+    <w:p>
+      <w:pPr>
+        <w:tabs>
+          <w:tab w:val="left" w:pos="7260"/>
+        </w:tabs>
+      </w:pPr>
+      <w:r>
+        <w:drawing>
+          <wp:anchor distT="0" distB="0" distL="114300" distR="114300" simplePos="0" relativeHeight="251660288" behindDoc="0" locked="0" layoutInCell="1" allowOverlap="1" wp14:anchorId="3E36C1A0" wp14:editId="082DA7D8">
+            <wp:simplePos x="0" y="0"/>
+            <wp:positionH relativeFrom="column">
+              <wp:posOffset>2952750</wp:posOffset>
+            </wp:positionH>
+            <wp:positionV relativeFrom="paragraph">
+              <wp:posOffset>143510</wp:posOffset>
+            </wp:positionV>
+            <wp:extent cx="3206528" cy="6914576"/>
+            <wp:effectExtent l="0" t="0" r="0" b="635"/>
+            <wp:wrapNone/>
+            <wp:docPr id="5" name="Picture 5"/>
+            <wp:cNvGraphicFramePr>
+              <a:graphicFrameLocks xmlns:a="http://schemas.openxmlformats.org/drawingml/2006/main" noChangeAspect="1"/>
+            </wp:cNvGraphicFramePr>
+            <a:graphic xmlns:a="http://schemas.openxmlformats.org/drawingml/2006/main">
+              <a:graphicData uri="http://schemas.openxmlformats.org/drawingml/2006/picture">
+                <pic:pic xmlns:pic="http://schemas.openxmlformats.org/drawingml/2006/picture">
+                  <pic:nvPicPr>
+                    <pic:cNvPr id="1" name=""/>
+                    <pic:cNvPicPr/>
+                  </pic:nvPicPr>
+                  <pic:blipFill>
+                    <a:blip r:embed="rId10">
+                      <a:extLst>
+                        <a:ext uri="{28A0092B-C50C-407E-A947-70E740481C1C}">
+                          <a14:useLocalDpi xmlns:a14="http://schemas.microsoft.com/office/drawing/2010/main" val="0"/>
+                        </a:ext>
+                      </a:extLst>
+                    </a:blip>
+                    <a:stretch>
+                      <a:fillRect/>
+                    </a:stretch>
+                  </pic:blipFill>
+                  <pic:spPr>
+                    <a:xfrm>
+                      <a:off x="0" y="0"/>
+                      <a:ext cx="3206528" cy="6914576"/>
+                    </a:xfrm>
+                    <a:prstGeom prst="rect">
+                      <a:avLst/>
+                    </a:prstGeom>
+                  </pic:spPr>
+                </pic:pic>
+              </a:graphicData>
+            </a:graphic>
+            <wp14:sizeRelH relativeFrom="margin">
+              <wp14:pctWidth>0</wp14:pctWidth>
+            </wp14:sizeRelH>
+            <wp14:sizeRelV relativeFrom="margin">
+              <wp14:pctHeight>0</wp14:pctHeight>
+            </wp14:sizeRelV>
+          </wp:anchor>
+        </w:drawing>
+      </w:r>
+      <w:r>
+        <w:drawing>
+          <wp:anchor distT="0" distB="0" distL="114300" distR="114300" simplePos="0" relativeHeight="251659264" behindDoc="0" locked="0" layoutInCell="1" allowOverlap="1" wp14:anchorId="5227921B" wp14:editId="417125EE">
+            <wp:simplePos x="0" y="0"/>
+            <wp:positionH relativeFrom="margin">
+              <wp:posOffset>-114300</wp:posOffset>
+            </wp:positionH>
+            <wp:positionV relativeFrom="paragraph">
+              <wp:posOffset>114300</wp:posOffset>
+            </wp:positionV>
+            <wp:extent cx="3003227" cy="7399585"/>
+            <wp:effectExtent l="0" t="0" r="6985" b="0"/>
+            <wp:wrapNone/>
+            <wp:docPr id="4" name="Picture 4"/>
+            <wp:cNvGraphicFramePr>
+              <a:graphicFrameLocks xmlns:a="http://schemas.openxmlformats.org/drawingml/2006/main" noChangeAspect="1"/>
+            </wp:cNvGraphicFramePr>
+            <a:graphic xmlns:a="http://schemas.openxmlformats.org/drawingml/2006/main">
+              <a:graphicData uri="http://schemas.openxmlformats.org/drawingml/2006/picture">
+                <pic:pic xmlns:pic="http://schemas.openxmlformats.org/drawingml/2006/picture">
+                  <pic:nvPicPr>
+                    <pic:cNvPr id="1" name=""/>
+                    <pic:cNvPicPr/>
+                  </pic:nvPicPr>
+                  <pic:blipFill>
+                    <a:blip r:embed="rId11">
+                      <a:extLst>
+                        <a:ext uri="{28A0092B-C50C-407E-A947-70E740481C1C}">
+                          <a14:useLocalDpi xmlns:a14="http://schemas.microsoft.com/office/drawing/2010/main" val="0"/>
+                        </a:ext>
+                      </a:extLst>
+                    </a:blip>
+                    <a:stretch>
+                      <a:fillRect/>
+                    </a:stretch>
+                  </pic:blipFill>
+                  <pic:spPr>
+                    <a:xfrm>
+                      <a:off x="0" y="0"/>
+                      <a:ext cx="3003227" cy="7399585"/>
+                    </a:xfrm>
+                    <a:prstGeom prst="rect">
+                      <a:avLst/>
+                    </a:prstGeom>
+                  </pic:spPr>
+                </pic:pic>
+              </a:graphicData>
+            </a:graphic>
+            <wp14:sizeRelH relativeFrom="margin">
+              <wp14:pctWidth>0</wp14:pctWidth>
+            </wp14:sizeRelH>
+            <wp14:sizeRelV relativeFrom="margin">
+              <wp14:pctHeight>0</wp14:pctHeight>
+            </wp14:sizeRelV>
+          </wp:anchor>
+        </w:drawing>
+      </w:r>
+    </w:p>
+    <w:p/>
+    <w:p/>
+    <w:p/>
+    <w:p>
+      <w:pPr>
+        <w:tabs>
+          <w:tab w:val="left" w:pos="6435"/>
+        </w:tabs>
+      </w:pPr>
+      <w:r>
+        <w:tab/>
+      </w:r>
+    </w:p>
+    <w:p/>
+    <w:p/>
+    <w:p/>
+    <w:p/>
+    <w:p/>
+    <w:p/>
+    <w:p/>
+    <w:p/>
+    <w:p/>
+    <w:p/>
+    <w:p/>
+    <w:p/>
+    <w:p/>
+    <w:p/>
+    <w:p/>
+    <w:p/>
+    <w:p/>
+    <w:p/>
+    <w:p/>
+    <w:p>
+      <w:pPr>
+        <w:tabs>
+          <w:tab w:val="left" w:pos="5700"/>
+        </w:tabs>
+      </w:pPr>
+      <w:r>
+        <w:tab/>
+      </w:r>
+    </w:p>
+    <w:p>
+      <w:pPr>
+        <w:tabs>
+          <w:tab w:val="left" w:pos="5700"/>
+        </w:tabs>
+      </w:pPr>
+    </w:p>
+    <w:p>
+      <w:pPr>
+        <w:tabs>
+          <w:tab w:val="left" w:pos="5700"/>
+        </w:tabs>
+      </w:pPr>
+      <w:r>
+        <w:drawing>
+          <wp:inline distT="0" distB="0" distL="0" distR="0" wp14:anchorId="0E13D074" wp14:editId="03996478">
+            <wp:extent cx="3331777" cy="5800622"/>
+            <wp:effectExtent l="0" t="0" r="2540" b="0"/>
+            <wp:docPr id="6" name="Picture 6"/>
+            <wp:cNvGraphicFramePr>
+              <a:graphicFrameLocks xmlns:a="http://schemas.openxmlformats.org/drawingml/2006/main" noChangeAspect="1"/>
+            </wp:cNvGraphicFramePr>
+            <a:graphic xmlns:a="http://schemas.openxmlformats.org/drawingml/2006/main">
+              <a:graphicData uri="http://schemas.openxmlformats.org/drawingml/2006/picture">
+                <pic:pic xmlns:pic="http://schemas.openxmlformats.org/drawingml/2006/picture">
+                  <pic:nvPicPr>
+                    <pic:cNvPr id="1" name=""/>
+                    <pic:cNvPicPr/>
+                  </pic:nvPicPr>
+                  <pic:blipFill>
+                    <a:blip r:embed="rId12"/>
+                    <a:stretch>
+                      <a:fillRect/>
+                    </a:stretch>
+                  </pic:blipFill>
+                  <pic:spPr>
+                    <a:xfrm>
+                      <a:off x="0" y="0"/>
+                      <a:ext cx="3345876" cy="5825169"/>
+                    </a:xfrm>
+                    <a:prstGeom prst="rect">
+                      <a:avLst/>
+                    </a:prstGeom>
+                  </pic:spPr>
+                </pic:pic>
+              </a:graphicData>
+            </a:graphic>
+          </wp:inline>
+        </w:drawing>
+      </w:r>
+    </w:p>
+    <w:p/>
+    <w:p/>
+    <w:p/>
+    <w:p>
+      <w:pPr>
+        <w:tabs>
+          <w:tab w:val="left" w:pos="2790"/>
+        </w:tabs>
+      </w:pPr>
+      <w:r>
+        <w:tab/>
+      </w:r>
+    </w:p>
+    <w:p>
+      <w:pPr>
+        <w:tabs>
+          <w:tab w:val="left" w:pos="2790"/>
+        </w:tabs>
+      </w:pPr>
+    </w:p>
+    <w:p>
+      <w:pPr>
+        <w:tabs>
+          <w:tab w:val="left" w:pos="2790"/>
+        </w:tabs>
+      </w:pPr>
+    </w:p>
+    <w:p>
+      <w:pPr>
+        <w:pStyle w:val="Heading4"/>
+        <w:numPr>
+          <w:ilvl w:val="0"/>
+          <w:numId w:val="19"/>
+        </w:numPr>
+      </w:pPr>
+      <w:proofErr w:type="spellStart"/>
+      <w:r>
+        <w:lastRenderedPageBreak/>
+        <w:t>ForecastLineChart</w:t>
+      </w:r>
+      <w:r>
+        <w:t>.jsx</w:t>
+      </w:r>
+      <w:proofErr w:type="spellEnd"/>
+    </w:p>
+    <w:p>
+      <w:pPr>
+        <w:tabs>
+          <w:tab w:val="left" w:pos="2790"/>
+        </w:tabs>
+      </w:pPr>
+    </w:p>
+    <w:p>
+      <w:pPr>
+        <w:tabs>
+          <w:tab w:val="left" w:pos="2790"/>
+        </w:tabs>
+      </w:pPr>
+      <w:r>
+        <w:drawing>
+          <wp:anchor distT="0" distB="0" distL="114300" distR="114300" simplePos="0" relativeHeight="251664384" behindDoc="0" locked="0" layoutInCell="1" allowOverlap="1" wp14:anchorId="62BF88B6" wp14:editId="163BC01F">
+            <wp:simplePos x="0" y="0"/>
+            <wp:positionH relativeFrom="margin">
+              <wp:posOffset>-9525</wp:posOffset>
+            </wp:positionH>
+            <wp:positionV relativeFrom="paragraph">
+              <wp:posOffset>168910</wp:posOffset>
+            </wp:positionV>
+            <wp:extent cx="4047490" cy="6381750"/>
+            <wp:effectExtent l="0" t="0" r="0" b="0"/>
+            <wp:wrapNone/>
+            <wp:docPr id="10" name="Picture 10"/>
+            <wp:cNvGraphicFramePr>
+              <a:graphicFrameLocks xmlns:a="http://schemas.openxmlformats.org/drawingml/2006/main" noChangeAspect="1"/>
+            </wp:cNvGraphicFramePr>
+            <a:graphic xmlns:a="http://schemas.openxmlformats.org/drawingml/2006/main">
+              <a:graphicData uri="http://schemas.openxmlformats.org/drawingml/2006/picture">
+                <pic:pic xmlns:pic="http://schemas.openxmlformats.org/drawingml/2006/picture">
+                  <pic:nvPicPr>
+                    <pic:cNvPr id="1" name=""/>
+                    <pic:cNvPicPr/>
+                  </pic:nvPicPr>
+                  <pic:blipFill>
+                    <a:blip r:embed="rId13">
+                      <a:extLst>
+                        <a:ext uri="{28A0092B-C50C-407E-A947-70E740481C1C}">
+                          <a14:useLocalDpi xmlns:a14="http://schemas.microsoft.com/office/drawing/2010/main" val="0"/>
+                        </a:ext>
+                      </a:extLst>
+                    </a:blip>
+                    <a:stretch>
+                      <a:fillRect/>
+                    </a:stretch>
+                  </pic:blipFill>
+                  <pic:spPr>
+                    <a:xfrm>
+                      <a:off x="0" y="0"/>
+                      <a:ext cx="4047490" cy="6381750"/>
+                    </a:xfrm>
+                    <a:prstGeom prst="rect">
+                      <a:avLst/>
+                    </a:prstGeom>
+                  </pic:spPr>
+                </pic:pic>
+              </a:graphicData>
+            </a:graphic>
+            <wp14:sizeRelH relativeFrom="margin">
+              <wp14:pctWidth>0</wp14:pctWidth>
+            </wp14:sizeRelH>
+            <wp14:sizeRelV relativeFrom="margin">
+              <wp14:pctHeight>0</wp14:pctHeight>
+            </wp14:sizeRelV>
+          </wp:anchor>
+        </w:drawing>
+      </w:r>
+    </w:p>
+    <w:p/>
+    <w:p/>
+    <w:p/>
+    <w:p/>
+    <w:p/>
+    <w:p/>
+    <w:p/>
+    <w:p/>
+    <w:p/>
+    <w:p/>
+    <w:p/>
+    <w:p/>
+    <w:p/>
+    <w:p/>
+    <w:p/>
+    <w:p/>
+    <w:p/>
+    <w:p/>
+    <w:p/>
+    <w:p>
+      <w:pPr>
+        <w:tabs>
+          <w:tab w:val="left" w:pos="6900"/>
+        </w:tabs>
+      </w:pPr>
+      <w:r>
+        <w:tab/>
+      </w:r>
+    </w:p>
+    <w:p>
+      <w:pPr>
+        <w:tabs>
+          <w:tab w:val="left" w:pos="6900"/>
+        </w:tabs>
+      </w:pPr>
+    </w:p>
+    <w:p>
+      <w:pPr>
+        <w:tabs>
+          <w:tab w:val="left" w:pos="6900"/>
+        </w:tabs>
+      </w:pPr>
+    </w:p>
+    <w:p>
+      <w:pPr>
+        <w:tabs>
+          <w:tab w:val="left" w:pos="6900"/>
+        </w:tabs>
+      </w:pPr>
+    </w:p>
+    <w:p>
+      <w:pPr>
+        <w:pStyle w:val="Heading4"/>
+        <w:numPr>
+          <w:ilvl w:val="0"/>
+          <w:numId w:val="19"/>
+        </w:numPr>
+      </w:pPr>
+      <w:proofErr w:type="spellStart"/>
+      <w:r>
+        <w:lastRenderedPageBreak/>
+        <w:t>MultiVendorForecastLineChart</w:t>
+      </w:r>
+      <w:r>
+        <w:t>.jsx</w:t>
+      </w:r>
+      <w:proofErr w:type="spellEnd"/>
+    </w:p>
+    <w:p>
+      <w:r>
+        <w:drawing>
+          <wp:anchor distT="0" distB="0" distL="114300" distR="114300" simplePos="0" relativeHeight="251665408" behindDoc="0" locked="0" layoutInCell="1" allowOverlap="1" wp14:anchorId="0F581579" wp14:editId="0455D85E">
+            <wp:simplePos x="0" y="0"/>
+            <wp:positionH relativeFrom="margin">
+              <wp:align>left</wp:align>
+            </wp:positionH>
+            <wp:positionV relativeFrom="paragraph">
+              <wp:posOffset>321311</wp:posOffset>
+            </wp:positionV>
+            <wp:extent cx="5567799" cy="6896100"/>
+            <wp:effectExtent l="0" t="0" r="0" b="0"/>
+            <wp:wrapNone/>
+            <wp:docPr id="11" name="Picture 11"/>
+            <wp:cNvGraphicFramePr>
+              <a:graphicFrameLocks xmlns:a="http://schemas.openxmlformats.org/drawingml/2006/main" noChangeAspect="1"/>
+            </wp:cNvGraphicFramePr>
+            <a:graphic xmlns:a="http://schemas.openxmlformats.org/drawingml/2006/main">
+              <a:graphicData uri="http://schemas.openxmlformats.org/drawingml/2006/picture">
+                <pic:pic xmlns:pic="http://schemas.openxmlformats.org/drawingml/2006/picture">
+                  <pic:nvPicPr>
+                    <pic:cNvPr id="1" name=""/>
+                    <pic:cNvPicPr/>
+                  </pic:nvPicPr>
+                  <pic:blipFill>
+                    <a:blip r:embed="rId14">
+                      <a:extLst>
+                        <a:ext uri="{28A0092B-C50C-407E-A947-70E740481C1C}">
+                          <a14:useLocalDpi xmlns:a14="http://schemas.microsoft.com/office/drawing/2010/main" val="0"/>
+                        </a:ext>
+                      </a:extLst>
+                    </a:blip>
+                    <a:stretch>
+                      <a:fillRect/>
+                    </a:stretch>
+                  </pic:blipFill>
+                  <pic:spPr>
+                    <a:xfrm>
+                      <a:off x="0" y="0"/>
+                      <a:ext cx="5567799" cy="6896100"/>
+                    </a:xfrm>
+                    <a:prstGeom prst="rect">
+                      <a:avLst/>
+                    </a:prstGeom>
+                  </pic:spPr>
+                </pic:pic>
+              </a:graphicData>
+            </a:graphic>
+            <wp14:sizeRelH relativeFrom="margin">
+              <wp14:pctWidth>0</wp14:pctWidth>
+            </wp14:sizeRelH>
+            <wp14:sizeRelV relativeFrom="margin">
+              <wp14:pctHeight>0</wp14:pctHeight>
+            </wp14:sizeRelV>
+          </wp:anchor>
+        </w:drawing>
+      </w:r>
+    </w:p>
+    <w:p>
+      <w:pPr>
+        <w:tabs>
+          <w:tab w:val="left" w:pos="6900"/>
+        </w:tabs>
+      </w:pPr>
+    </w:p>
+    <w:p/>
+    <w:p/>
+    <w:p/>
+    <w:p/>
+    <w:p/>
+    <w:p/>
+    <w:p/>
+    <w:p/>
+    <w:p/>
+    <w:p/>
+    <w:p/>
+    <w:p/>
+    <w:p/>
+    <w:p/>
+    <w:p/>
+    <w:p/>
+    <w:p/>
+    <w:p/>
+    <w:p/>
+    <w:p/>
+    <w:p/>
+    <w:p/>
+    <w:p>
+      <w:pPr>
+        <w:tabs>
+          <w:tab w:val="left" w:pos="8085"/>
+        </w:tabs>
+      </w:pPr>
+      <w:r>
+        <w:tab/>
+      </w:r>
+    </w:p>
+    <w:p>
+      <w:pPr>
+        <w:pStyle w:val="Heading4"/>
+        <w:numPr>
+          <w:ilvl w:val="0"/>
+          <w:numId w:val="19"/>
+        </w:numPr>
+      </w:pPr>
+      <w:r>
+        <w:lastRenderedPageBreak/>
+        <w:drawing>
+          <wp:anchor distT="0" distB="0" distL="114300" distR="114300" simplePos="0" relativeHeight="251667456" behindDoc="0" locked="0" layoutInCell="1" allowOverlap="1" wp14:anchorId="1CAC6A46" wp14:editId="6488700D">
+            <wp:simplePos x="0" y="0"/>
+            <wp:positionH relativeFrom="column">
+              <wp:posOffset>3152776</wp:posOffset>
+            </wp:positionH>
+            <wp:positionV relativeFrom="paragraph">
+              <wp:posOffset>180975</wp:posOffset>
+            </wp:positionV>
+            <wp:extent cx="2828962" cy="7181850"/>
+            <wp:effectExtent l="0" t="0" r="9525" b="0"/>
+            <wp:wrapNone/>
+            <wp:docPr id="13" name="Picture 13"/>
+            <wp:cNvGraphicFramePr>
+              <a:graphicFrameLocks xmlns:a="http://schemas.openxmlformats.org/drawingml/2006/main" noChangeAspect="1"/>
+            </wp:cNvGraphicFramePr>
+            <a:graphic xmlns:a="http://schemas.openxmlformats.org/drawingml/2006/main">
+              <a:graphicData uri="http://schemas.openxmlformats.org/drawingml/2006/picture">
+                <pic:pic xmlns:pic="http://schemas.openxmlformats.org/drawingml/2006/picture">
+                  <pic:nvPicPr>
+                    <pic:cNvPr id="1" name=""/>
+                    <pic:cNvPicPr/>
+                  </pic:nvPicPr>
+                  <pic:blipFill>
+                    <a:blip r:embed="rId15">
+                      <a:extLst>
+                        <a:ext uri="{28A0092B-C50C-407E-A947-70E740481C1C}">
+                          <a14:useLocalDpi xmlns:a14="http://schemas.microsoft.com/office/drawing/2010/main" val="0"/>
+                        </a:ext>
+                      </a:extLst>
+                    </a:blip>
+                    <a:stretch>
+                      <a:fillRect/>
+                    </a:stretch>
+                  </pic:blipFill>
+                  <pic:spPr>
+                    <a:xfrm>
+                      <a:off x="0" y="0"/>
+                      <a:ext cx="2832218" cy="7190116"/>
+                    </a:xfrm>
+                    <a:prstGeom prst="rect">
+                      <a:avLst/>
+                    </a:prstGeom>
+                  </pic:spPr>
+                </pic:pic>
+              </a:graphicData>
+            </a:graphic>
+            <wp14:sizeRelH relativeFrom="margin">
+              <wp14:pctWidth>0</wp14:pctWidth>
+            </wp14:sizeRelH>
+            <wp14:sizeRelV relativeFrom="margin">
+              <wp14:pctHeight>0</wp14:pctHeight>
+            </wp14:sizeRelV>
+          </wp:anchor>
+        </w:drawing>
+      </w:r>
+      <w:r>
+        <w:t>ForecastApi.js</w:t>
+      </w:r>
+    </w:p>
+    <w:p/>
+    <w:p/>
+    <w:p>
+      <w:pPr>
+        <w:tabs>
+          <w:tab w:val="left" w:pos="8085"/>
+        </w:tabs>
+      </w:pPr>
+      <w:r>
+        <w:drawing>
+          <wp:anchor distT="0" distB="0" distL="114300" distR="114300" simplePos="0" relativeHeight="251666432" behindDoc="0" locked="0" layoutInCell="1" allowOverlap="1" wp14:anchorId="76C8BACC" wp14:editId="25317894">
+            <wp:simplePos x="0" y="0"/>
+            <wp:positionH relativeFrom="margin">
+              <wp:posOffset>-238125</wp:posOffset>
+            </wp:positionH>
+            <wp:positionV relativeFrom="paragraph">
+              <wp:posOffset>86995</wp:posOffset>
+            </wp:positionV>
+            <wp:extent cx="3257550" cy="5452389"/>
+            <wp:effectExtent l="0" t="0" r="0" b="0"/>
+            <wp:wrapNone/>
+            <wp:docPr id="12" name="Picture 12"/>
+            <wp:cNvGraphicFramePr>
+              <a:graphicFrameLocks xmlns:a="http://schemas.openxmlformats.org/drawingml/2006/main" noChangeAspect="1"/>
+            </wp:cNvGraphicFramePr>
+            <a:graphic xmlns:a="http://schemas.openxmlformats.org/drawingml/2006/main">
+              <a:graphicData uri="http://schemas.openxmlformats.org/drawingml/2006/picture">
+                <pic:pic xmlns:pic="http://schemas.openxmlformats.org/drawingml/2006/picture">
+                  <pic:nvPicPr>
+                    <pic:cNvPr id="1" name=""/>
+                    <pic:cNvPicPr/>
+                  </pic:nvPicPr>
+                  <pic:blipFill>
+                    <a:blip r:embed="rId16" cstate="print">
+                      <a:extLst>
+                        <a:ext uri="{28A0092B-C50C-407E-A947-70E740481C1C}">
+                          <a14:useLocalDpi xmlns:a14="http://schemas.microsoft.com/office/drawing/2010/main" val="0"/>
+                        </a:ext>
+                      </a:extLst>
+                    </a:blip>
+                    <a:stretch>
+                      <a:fillRect/>
+                    </a:stretch>
+                  </pic:blipFill>
+                  <pic:spPr>
+                    <a:xfrm>
+                      <a:off x="0" y="0"/>
+                      <a:ext cx="3257550" cy="5452389"/>
+                    </a:xfrm>
+                    <a:prstGeom prst="rect">
+                      <a:avLst/>
+                    </a:prstGeom>
+                  </pic:spPr>
+                </pic:pic>
+              </a:graphicData>
+            </a:graphic>
+            <wp14:sizeRelH relativeFrom="margin">
+              <wp14:pctWidth>0</wp14:pctWidth>
+            </wp14:sizeRelH>
+            <wp14:sizeRelV relativeFrom="margin">
+              <wp14:pctHeight>0</wp14:pctHeight>
+            </wp14:sizeRelV>
+          </wp:anchor>
+        </w:drawing>
+      </w:r>
+    </w:p>
+    <w:p/>
+    <w:p>
+      <w:pPr>
+        <w:tabs>
+          <w:tab w:val="left" w:pos="5985"/>
+        </w:tabs>
+      </w:pPr>
+      <w:r>
+        <w:tab/>
+      </w:r>
+    </w:p>
+    <w:p/>
+    <w:p/>
+    <w:p/>
+    <w:p/>
+    <w:p/>
+    <w:p/>
+    <w:p/>
+    <w:p/>
+    <w:p/>
+    <w:p/>
+    <w:p/>
+    <w:p/>
+    <w:p/>
+    <w:p/>
+    <w:p/>
+    <w:p/>
+    <w:p/>
+    <w:p/>
+    <w:p/>
+    <w:p>
+      <w:pPr>
+        <w:tabs>
+          <w:tab w:val="left" w:pos="8160"/>
+        </w:tabs>
+      </w:pPr>
+      <w:r>
+        <w:tab/>
       </w:r>
     </w:p>
     <w:p>
@@ -4271,8 +5803,324 @@
         <w:pStyle w:val="Heading3"/>
       </w:pPr>
       <w:r>
-        <w:t>Frontend files</w:t>
-      </w:r>
+        <w:lastRenderedPageBreak/>
+        <w:t>Back</w:t>
+      </w:r>
+      <w:r>
+        <w:t>end</w:t>
+      </w:r>
+    </w:p>
+    <w:p>
+      <w:pPr>
+        <w:pStyle w:val="Heading4"/>
+        <w:numPr>
+          <w:ilvl w:val="0"/>
+          <w:numId w:val="19"/>
+        </w:numPr>
+      </w:pPr>
+      <w:proofErr w:type="spellStart"/>
+      <w:r>
+        <w:t>DemandForecastController</w:t>
+      </w:r>
+      <w:proofErr w:type="spellEnd"/>
+    </w:p>
+    <w:p>
+      <w:pPr>
+        <w:tabs>
+          <w:tab w:val="left" w:pos="8160"/>
+        </w:tabs>
+      </w:pPr>
+    </w:p>
+    <w:p>
+      <w:pPr>
+        <w:tabs>
+          <w:tab w:val="left" w:pos="8160"/>
+        </w:tabs>
+      </w:pPr>
+      <w:r>
+        <w:drawing>
+          <wp:anchor distT="0" distB="0" distL="114300" distR="114300" simplePos="0" relativeHeight="251668480" behindDoc="0" locked="0" layoutInCell="1" allowOverlap="1" wp14:anchorId="6F9727AF" wp14:editId="66C7FDF0">
+            <wp:simplePos x="0" y="0"/>
+            <wp:positionH relativeFrom="margin">
+              <wp:posOffset>38100</wp:posOffset>
+            </wp:positionH>
+            <wp:positionV relativeFrom="paragraph">
+              <wp:posOffset>259715</wp:posOffset>
+            </wp:positionV>
+            <wp:extent cx="5310783" cy="6629400"/>
+            <wp:effectExtent l="0" t="0" r="4445" b="0"/>
+            <wp:wrapNone/>
+            <wp:docPr id="14" name="Picture 14"/>
+            <wp:cNvGraphicFramePr>
+              <a:graphicFrameLocks xmlns:a="http://schemas.openxmlformats.org/drawingml/2006/main" noChangeAspect="1"/>
+            </wp:cNvGraphicFramePr>
+            <a:graphic xmlns:a="http://schemas.openxmlformats.org/drawingml/2006/main">
+              <a:graphicData uri="http://schemas.openxmlformats.org/drawingml/2006/picture">
+                <pic:pic xmlns:pic="http://schemas.openxmlformats.org/drawingml/2006/picture">
+                  <pic:nvPicPr>
+                    <pic:cNvPr id="1" name=""/>
+                    <pic:cNvPicPr/>
+                  </pic:nvPicPr>
+                  <pic:blipFill>
+                    <a:blip r:embed="rId17">
+                      <a:extLst>
+                        <a:ext uri="{28A0092B-C50C-407E-A947-70E740481C1C}">
+                          <a14:useLocalDpi xmlns:a14="http://schemas.microsoft.com/office/drawing/2010/main" val="0"/>
+                        </a:ext>
+                      </a:extLst>
+                    </a:blip>
+                    <a:stretch>
+                      <a:fillRect/>
+                    </a:stretch>
+                  </pic:blipFill>
+                  <pic:spPr>
+                    <a:xfrm>
+                      <a:off x="0" y="0"/>
+                      <a:ext cx="5313542" cy="6632844"/>
+                    </a:xfrm>
+                    <a:prstGeom prst="rect">
+                      <a:avLst/>
+                    </a:prstGeom>
+                  </pic:spPr>
+                </pic:pic>
+              </a:graphicData>
+            </a:graphic>
+            <wp14:sizeRelH relativeFrom="margin">
+              <wp14:pctWidth>0</wp14:pctWidth>
+            </wp14:sizeRelH>
+            <wp14:sizeRelV relativeFrom="margin">
+              <wp14:pctHeight>0</wp14:pctHeight>
+            </wp14:sizeRelV>
+          </wp:anchor>
+        </w:drawing>
+      </w:r>
+    </w:p>
+    <w:p/>
+    <w:p/>
+    <w:p/>
+    <w:p/>
+    <w:p/>
+    <w:p/>
+    <w:p/>
+    <w:p/>
+    <w:p/>
+    <w:p/>
+    <w:p/>
+    <w:p/>
+    <w:p/>
+    <w:p/>
+    <w:p/>
+    <w:p/>
+    <w:p/>
+    <w:p/>
+    <w:p/>
+    <w:p/>
+    <w:p/>
+    <w:p/>
+    <w:p>
+      <w:pPr>
+        <w:tabs>
+          <w:tab w:val="left" w:pos="3270"/>
+        </w:tabs>
+      </w:pPr>
+      <w:r>
+        <w:lastRenderedPageBreak/>
+        <w:tab/>
+      </w:r>
+    </w:p>
+    <w:p>
+      <w:pPr>
+        <w:tabs>
+          <w:tab w:val="left" w:pos="3270"/>
+        </w:tabs>
+      </w:pPr>
+    </w:p>
+    <w:p>
+      <w:pPr>
+        <w:tabs>
+          <w:tab w:val="left" w:pos="3270"/>
+        </w:tabs>
+      </w:pPr>
+      <w:r>
+        <w:drawing>
+          <wp:anchor distT="0" distB="0" distL="114300" distR="114300" simplePos="0" relativeHeight="251670528" behindDoc="0" locked="0" layoutInCell="1" allowOverlap="1" wp14:anchorId="0CB9ACD5" wp14:editId="2ADBA921">
+            <wp:simplePos x="0" y="0"/>
+            <wp:positionH relativeFrom="margin">
+              <wp:posOffset>3089857</wp:posOffset>
+            </wp:positionH>
+            <wp:positionV relativeFrom="paragraph">
+              <wp:posOffset>180975</wp:posOffset>
+            </wp:positionV>
+            <wp:extent cx="3174418" cy="4552950"/>
+            <wp:effectExtent l="0" t="0" r="6985" b="0"/>
+            <wp:wrapNone/>
+            <wp:docPr id="16" name="Picture 16"/>
+            <wp:cNvGraphicFramePr>
+              <a:graphicFrameLocks xmlns:a="http://schemas.openxmlformats.org/drawingml/2006/main" noChangeAspect="1"/>
+            </wp:cNvGraphicFramePr>
+            <a:graphic xmlns:a="http://schemas.openxmlformats.org/drawingml/2006/main">
+              <a:graphicData uri="http://schemas.openxmlformats.org/drawingml/2006/picture">
+                <pic:pic xmlns:pic="http://schemas.openxmlformats.org/drawingml/2006/picture">
+                  <pic:nvPicPr>
+                    <pic:cNvPr id="1" name=""/>
+                    <pic:cNvPicPr/>
+                  </pic:nvPicPr>
+                  <pic:blipFill>
+                    <a:blip r:embed="rId18" cstate="print">
+                      <a:extLst>
+                        <a:ext uri="{28A0092B-C50C-407E-A947-70E740481C1C}">
+                          <a14:useLocalDpi xmlns:a14="http://schemas.microsoft.com/office/drawing/2010/main" val="0"/>
+                        </a:ext>
+                      </a:extLst>
+                    </a:blip>
+                    <a:stretch>
+                      <a:fillRect/>
+                    </a:stretch>
+                  </pic:blipFill>
+                  <pic:spPr>
+                    <a:xfrm>
+                      <a:off x="0" y="0"/>
+                      <a:ext cx="3178149" cy="4558301"/>
+                    </a:xfrm>
+                    <a:prstGeom prst="rect">
+                      <a:avLst/>
+                    </a:prstGeom>
+                  </pic:spPr>
+                </pic:pic>
+              </a:graphicData>
+            </a:graphic>
+            <wp14:sizeRelH relativeFrom="margin">
+              <wp14:pctWidth>0</wp14:pctWidth>
+            </wp14:sizeRelH>
+            <wp14:sizeRelV relativeFrom="margin">
+              <wp14:pctHeight>0</wp14:pctHeight>
+            </wp14:sizeRelV>
+          </wp:anchor>
+        </w:drawing>
+      </w:r>
+      <w:r>
+        <w:drawing>
+          <wp:anchor distT="0" distB="0" distL="114300" distR="114300" simplePos="0" relativeHeight="251669504" behindDoc="0" locked="0" layoutInCell="1" allowOverlap="1" wp14:anchorId="5DC6880F" wp14:editId="1307BC9E">
+            <wp:simplePos x="0" y="0"/>
+            <wp:positionH relativeFrom="margin">
+              <wp:posOffset>-285750</wp:posOffset>
+            </wp:positionH>
+            <wp:positionV relativeFrom="paragraph">
+              <wp:posOffset>76200</wp:posOffset>
+            </wp:positionV>
+            <wp:extent cx="3322123" cy="5534025"/>
+            <wp:effectExtent l="0" t="0" r="0" b="0"/>
+            <wp:wrapNone/>
+            <wp:docPr id="15" name="Picture 15"/>
+            <wp:cNvGraphicFramePr>
+              <a:graphicFrameLocks xmlns:a="http://schemas.openxmlformats.org/drawingml/2006/main" noChangeAspect="1"/>
+            </wp:cNvGraphicFramePr>
+            <a:graphic xmlns:a="http://schemas.openxmlformats.org/drawingml/2006/main">
+              <a:graphicData uri="http://schemas.openxmlformats.org/drawingml/2006/picture">
+                <pic:pic xmlns:pic="http://schemas.openxmlformats.org/drawingml/2006/picture">
+                  <pic:nvPicPr>
+                    <pic:cNvPr id="1" name=""/>
+                    <pic:cNvPicPr/>
+                  </pic:nvPicPr>
+                  <pic:blipFill>
+                    <a:blip r:embed="rId19" cstate="print">
+                      <a:extLst>
+                        <a:ext uri="{28A0092B-C50C-407E-A947-70E740481C1C}">
+                          <a14:useLocalDpi xmlns:a14="http://schemas.microsoft.com/office/drawing/2010/main" val="0"/>
+                        </a:ext>
+                      </a:extLst>
+                    </a:blip>
+                    <a:stretch>
+                      <a:fillRect/>
+                    </a:stretch>
+                  </pic:blipFill>
+                  <pic:spPr>
+                    <a:xfrm>
+                      <a:off x="0" y="0"/>
+                      <a:ext cx="3326177" cy="5540777"/>
+                    </a:xfrm>
+                    <a:prstGeom prst="rect">
+                      <a:avLst/>
+                    </a:prstGeom>
+                  </pic:spPr>
+                </pic:pic>
+              </a:graphicData>
+            </a:graphic>
+            <wp14:sizeRelH relativeFrom="margin">
+              <wp14:pctWidth>0</wp14:pctWidth>
+            </wp14:sizeRelH>
+            <wp14:sizeRelV relativeFrom="margin">
+              <wp14:pctHeight>0</wp14:pctHeight>
+            </wp14:sizeRelV>
+          </wp:anchor>
+        </w:drawing>
+      </w:r>
+    </w:p>
+    <w:p/>
+    <w:p/>
+    <w:p/>
+    <w:p>
+      <w:pPr>
+        <w:tabs>
+          <w:tab w:val="left" w:pos="5955"/>
+        </w:tabs>
+      </w:pPr>
+      <w:r>
+        <w:tab/>
+      </w:r>
+    </w:p>
+    <w:p/>
+    <w:p/>
+    <w:p/>
+    <w:p/>
+    <w:p/>
+    <w:p/>
+    <w:p/>
+    <w:p/>
+    <w:p/>
+    <w:p/>
+    <w:p/>
+    <w:p/>
+    <w:p/>
+    <w:p/>
+    <w:p/>
+    <w:p>
+      <w:pPr>
+        <w:tabs>
+          <w:tab w:val="left" w:pos="2190"/>
+        </w:tabs>
+      </w:pPr>
+      <w:r>
+        <w:tab/>
+      </w:r>
+    </w:p>
+    <w:p>
+      <w:pPr>
+        <w:tabs>
+          <w:tab w:val="left" w:pos="2190"/>
+        </w:tabs>
+      </w:pPr>
+    </w:p>
+    <w:p>
+      <w:pPr>
+        <w:tabs>
+          <w:tab w:val="left" w:pos="2190"/>
+        </w:tabs>
+      </w:pPr>
+    </w:p>
+    <w:p>
+      <w:pPr>
+        <w:tabs>
+          <w:tab w:val="left" w:pos="2190"/>
+        </w:tabs>
+      </w:pPr>
+    </w:p>
+    <w:p>
+      <w:pPr>
+        <w:tabs>
+          <w:tab w:val="left" w:pos="2190"/>
+        </w:tabs>
+      </w:pPr>
     </w:p>
     <w:sectPr>
       <w:pgSz w:w="12240" w:h="15840"/>
@@ -4287,6 +6135,155 @@
 <file path=word/numbering.xml><?xml version="1.0" encoding="utf-8"?>
 <w:numbering xmlns:wpc="http://schemas.microsoft.com/office/word/2010/wordprocessingCanvas" xmlns:cx="http://schemas.microsoft.com/office/drawing/2014/chartex" xmlns:cx1="http://schemas.microsoft.com/office/drawing/2015/9/8/chartex" xmlns:cx2="http://schemas.microsoft.com/office/drawing/2015/10/21/chartex" xmlns:cx3="http://schemas.microsoft.com/office/drawing/2016/5/9/chartex" xmlns:cx4="http://schemas.microsoft.com/office/drawing/2016/5/10/chartex" xmlns:cx5="http://schemas.microsoft.com/office/drawing/2016/5/11/chartex" xmlns:cx6="http://schemas.microsoft.com/office/drawing/2016/5/12/chartex" xmlns:cx7="http://schemas.microsoft.com/office/drawing/2016/5/13/chartex" xmlns:cx8="http://schemas.microsoft.com/office/drawing/2016/5/14/chartex" xmlns:mc="http://schemas.openxmlformats.org/markup-compatibility/2006" xmlns:aink="http://schemas.microsoft.com/office/drawing/2016/ink" xmlns:am3d="http://schemas.microsoft.com/office/drawing/2017/model3d" xmlns:o="urn:schemas-microsoft-com:office:office" xmlns:oel="http://schemas.microsoft.com/office/2019/extlst" xmlns:r="http://schemas.openxmlformats.org/officeDocument/2006/relationships" xmlns:m="http://schemas.openxmlformats.org/officeDocument/2006/math" xmlns:v="urn:schemas-microsoft-com:vml" xmlns:wp14="http://schemas.microsoft.com/office/word/2010/wordprocessingDrawing" xmlns:wp="http://schemas.openxmlformats.org/drawingml/2006/wordprocessingDrawing" xmlns:w10="urn:schemas-microsoft-com:office:word" xmlns:w="http://schemas.openxmlformats.org/wordprocessingml/2006/main" xmlns:w14="http://schemas.microsoft.com/office/word/2010/wordml" xmlns:w15="http://schemas.microsoft.com/office/word/2012/wordml" xmlns:w16cex="http://schemas.microsoft.com/office/word/2018/wordml/cex" xmlns:w16cid="http://schemas.microsoft.com/office/word/2016/wordml/cid" xmlns:w16="http://schemas.microsoft.com/office/word/2018/wordml" xmlns:w16sdtdh="http://schemas.microsoft.com/office/word/2020/wordml/sdtdatahash" xmlns:w16se="http://schemas.microsoft.com/office/word/2015/wordml/symex" xmlns:wpg="http://schemas.microsoft.com/office/word/2010/wordprocessingGroup" xmlns:wpi="http://schemas.microsoft.com/office/word/2010/wordprocessingInk" xmlns:wne="http://schemas.microsoft.com/office/word/2006/wordml" xmlns:wps="http://schemas.microsoft.com/office/word/2010/wordprocessingShape" mc:Ignorable="w14 w15 w16se w16cid w16 w16cex w16sdtdh wp14">
   <w:abstractNum w:abstractNumId="0" w15:restartNumberingAfterBreak="0">
+    <w:nsid w:val="02105C65"/>
+    <w:multiLevelType w:val="multilevel"/>
+    <w:tmpl w:val="9C8E951A"/>
+    <w:lvl w:ilvl="0">
+      <w:start w:val="1"/>
+      <w:numFmt w:val="bullet"/>
+      <w:lvlText w:val=""/>
+      <w:lvlJc w:val="left"/>
+      <w:pPr>
+        <w:tabs>
+          <w:tab w:val="num" w:pos="720"/>
+        </w:tabs>
+        <w:ind w:left="720" w:hanging="360"/>
+      </w:pPr>
+      <w:rPr>
+        <w:rFonts w:ascii="Symbol" w:hAnsi="Symbol" w:hint="default"/>
+        <w:sz w:val="20"/>
+      </w:rPr>
+    </w:lvl>
+    <w:lvl w:ilvl="1" w:tentative="1">
+      <w:start w:val="1"/>
+      <w:numFmt w:val="bullet"/>
+      <w:lvlText w:val="o"/>
+      <w:lvlJc w:val="left"/>
+      <w:pPr>
+        <w:tabs>
+          <w:tab w:val="num" w:pos="1440"/>
+        </w:tabs>
+        <w:ind w:left="1440" w:hanging="360"/>
+      </w:pPr>
+      <w:rPr>
+        <w:rFonts w:ascii="Courier New" w:hAnsi="Courier New" w:hint="default"/>
+        <w:sz w:val="20"/>
+      </w:rPr>
+    </w:lvl>
+    <w:lvl w:ilvl="2" w:tentative="1">
+      <w:start w:val="1"/>
+      <w:numFmt w:val="bullet"/>
+      <w:lvlText w:val=""/>
+      <w:lvlJc w:val="left"/>
+      <w:pPr>
+        <w:tabs>
+          <w:tab w:val="num" w:pos="2160"/>
+        </w:tabs>
+        <w:ind w:left="2160" w:hanging="360"/>
+      </w:pPr>
+      <w:rPr>
+        <w:rFonts w:ascii="Wingdings" w:hAnsi="Wingdings" w:hint="default"/>
+        <w:sz w:val="20"/>
+      </w:rPr>
+    </w:lvl>
+    <w:lvl w:ilvl="3" w:tentative="1">
+      <w:start w:val="1"/>
+      <w:numFmt w:val="bullet"/>
+      <w:lvlText w:val=""/>
+      <w:lvlJc w:val="left"/>
+      <w:pPr>
+        <w:tabs>
+          <w:tab w:val="num" w:pos="2880"/>
+        </w:tabs>
+        <w:ind w:left="2880" w:hanging="360"/>
+      </w:pPr>
+      <w:rPr>
+        <w:rFonts w:ascii="Wingdings" w:hAnsi="Wingdings" w:hint="default"/>
+        <w:sz w:val="20"/>
+      </w:rPr>
+    </w:lvl>
+    <w:lvl w:ilvl="4" w:tentative="1">
+      <w:start w:val="1"/>
+      <w:numFmt w:val="bullet"/>
+      <w:lvlText w:val=""/>
+      <w:lvlJc w:val="left"/>
+      <w:pPr>
+        <w:tabs>
+          <w:tab w:val="num" w:pos="3600"/>
+        </w:tabs>
+        <w:ind w:left="3600" w:hanging="360"/>
+      </w:pPr>
+      <w:rPr>
+        <w:rFonts w:ascii="Wingdings" w:hAnsi="Wingdings" w:hint="default"/>
+        <w:sz w:val="20"/>
+      </w:rPr>
+    </w:lvl>
+    <w:lvl w:ilvl="5" w:tentative="1">
+      <w:start w:val="1"/>
+      <w:numFmt w:val="bullet"/>
+      <w:lvlText w:val=""/>
+      <w:lvlJc w:val="left"/>
+      <w:pPr>
+        <w:tabs>
+          <w:tab w:val="num" w:pos="4320"/>
+        </w:tabs>
+        <w:ind w:left="4320" w:hanging="360"/>
+      </w:pPr>
+      <w:rPr>
+        <w:rFonts w:ascii="Wingdings" w:hAnsi="Wingdings" w:hint="default"/>
+        <w:sz w:val="20"/>
+      </w:rPr>
+    </w:lvl>
+    <w:lvl w:ilvl="6" w:tentative="1">
+      <w:start w:val="1"/>
+      <w:numFmt w:val="bullet"/>
+      <w:lvlText w:val=""/>
+      <w:lvlJc w:val="left"/>
+      <w:pPr>
+        <w:tabs>
+          <w:tab w:val="num" w:pos="5040"/>
+        </w:tabs>
+        <w:ind w:left="5040" w:hanging="360"/>
+      </w:pPr>
+      <w:rPr>
+        <w:rFonts w:ascii="Wingdings" w:hAnsi="Wingdings" w:hint="default"/>
+        <w:sz w:val="20"/>
+      </w:rPr>
+    </w:lvl>
+    <w:lvl w:ilvl="7" w:tentative="1">
+      <w:start w:val="1"/>
+      <w:numFmt w:val="bullet"/>
+      <w:lvlText w:val=""/>
+      <w:lvlJc w:val="left"/>
+      <w:pPr>
+        <w:tabs>
+          <w:tab w:val="num" w:pos="5760"/>
+        </w:tabs>
+        <w:ind w:left="5760" w:hanging="360"/>
+      </w:pPr>
+      <w:rPr>
+        <w:rFonts w:ascii="Wingdings" w:hAnsi="Wingdings" w:hint="default"/>
+        <w:sz w:val="20"/>
+      </w:rPr>
+    </w:lvl>
+    <w:lvl w:ilvl="8" w:tentative="1">
+      <w:start w:val="1"/>
+      <w:numFmt w:val="bullet"/>
+      <w:lvlText w:val=""/>
+      <w:lvlJc w:val="left"/>
+      <w:pPr>
+        <w:tabs>
+          <w:tab w:val="num" w:pos="6480"/>
+        </w:tabs>
+        <w:ind w:left="6480" w:hanging="360"/>
+      </w:pPr>
+      <w:rPr>
+        <w:rFonts w:ascii="Wingdings" w:hAnsi="Wingdings" w:hint="default"/>
+        <w:sz w:val="20"/>
+      </w:rPr>
+    </w:lvl>
+  </w:abstractNum>
+  <w:abstractNum w:abstractNumId="1" w15:restartNumberingAfterBreak="0">
     <w:nsid w:val="0452687B"/>
     <w:multiLevelType w:val="multilevel"/>
     <w:tmpl w:val="0F5EE976"/>
@@ -4435,7 +6432,7 @@
       </w:rPr>
     </w:lvl>
   </w:abstractNum>
-  <w:abstractNum w:abstractNumId="1" w15:restartNumberingAfterBreak="0">
+  <w:abstractNum w:abstractNumId="2" w15:restartNumberingAfterBreak="0">
     <w:nsid w:val="082D66C5"/>
     <w:multiLevelType w:val="hybridMultilevel"/>
     <w:tmpl w:val="D5EECBAE"/>
@@ -4548,7 +6545,7 @@
       </w:rPr>
     </w:lvl>
   </w:abstractNum>
-  <w:abstractNum w:abstractNumId="2" w15:restartNumberingAfterBreak="0">
+  <w:abstractNum w:abstractNumId="3" w15:restartNumberingAfterBreak="0">
     <w:nsid w:val="0927507B"/>
     <w:multiLevelType w:val="hybridMultilevel"/>
     <w:tmpl w:val="A12E09F4"/>
@@ -4661,7 +6658,156 @@
       </w:rPr>
     </w:lvl>
   </w:abstractNum>
-  <w:abstractNum w:abstractNumId="3" w15:restartNumberingAfterBreak="0">
+  <w:abstractNum w:abstractNumId="4" w15:restartNumberingAfterBreak="0">
+    <w:nsid w:val="182509ED"/>
+    <w:multiLevelType w:val="multilevel"/>
+    <w:tmpl w:val="17709C30"/>
+    <w:lvl w:ilvl="0">
+      <w:start w:val="1"/>
+      <w:numFmt w:val="bullet"/>
+      <w:lvlText w:val=""/>
+      <w:lvlJc w:val="left"/>
+      <w:pPr>
+        <w:tabs>
+          <w:tab w:val="num" w:pos="720"/>
+        </w:tabs>
+        <w:ind w:left="720" w:hanging="360"/>
+      </w:pPr>
+      <w:rPr>
+        <w:rFonts w:ascii="Symbol" w:hAnsi="Symbol" w:hint="default"/>
+        <w:sz w:val="20"/>
+      </w:rPr>
+    </w:lvl>
+    <w:lvl w:ilvl="1" w:tentative="1">
+      <w:start w:val="1"/>
+      <w:numFmt w:val="bullet"/>
+      <w:lvlText w:val="o"/>
+      <w:lvlJc w:val="left"/>
+      <w:pPr>
+        <w:tabs>
+          <w:tab w:val="num" w:pos="1440"/>
+        </w:tabs>
+        <w:ind w:left="1440" w:hanging="360"/>
+      </w:pPr>
+      <w:rPr>
+        <w:rFonts w:ascii="Courier New" w:hAnsi="Courier New" w:hint="default"/>
+        <w:sz w:val="20"/>
+      </w:rPr>
+    </w:lvl>
+    <w:lvl w:ilvl="2" w:tentative="1">
+      <w:start w:val="1"/>
+      <w:numFmt w:val="bullet"/>
+      <w:lvlText w:val=""/>
+      <w:lvlJc w:val="left"/>
+      <w:pPr>
+        <w:tabs>
+          <w:tab w:val="num" w:pos="2160"/>
+        </w:tabs>
+        <w:ind w:left="2160" w:hanging="360"/>
+      </w:pPr>
+      <w:rPr>
+        <w:rFonts w:ascii="Wingdings" w:hAnsi="Wingdings" w:hint="default"/>
+        <w:sz w:val="20"/>
+      </w:rPr>
+    </w:lvl>
+    <w:lvl w:ilvl="3" w:tentative="1">
+      <w:start w:val="1"/>
+      <w:numFmt w:val="bullet"/>
+      <w:lvlText w:val=""/>
+      <w:lvlJc w:val="left"/>
+      <w:pPr>
+        <w:tabs>
+          <w:tab w:val="num" w:pos="2880"/>
+        </w:tabs>
+        <w:ind w:left="2880" w:hanging="360"/>
+      </w:pPr>
+      <w:rPr>
+        <w:rFonts w:ascii="Wingdings" w:hAnsi="Wingdings" w:hint="default"/>
+        <w:sz w:val="20"/>
+      </w:rPr>
+    </w:lvl>
+    <w:lvl w:ilvl="4" w:tentative="1">
+      <w:start w:val="1"/>
+      <w:numFmt w:val="bullet"/>
+      <w:lvlText w:val=""/>
+      <w:lvlJc w:val="left"/>
+      <w:pPr>
+        <w:tabs>
+          <w:tab w:val="num" w:pos="3600"/>
+        </w:tabs>
+        <w:ind w:left="3600" w:hanging="360"/>
+      </w:pPr>
+      <w:rPr>
+        <w:rFonts w:ascii="Wingdings" w:hAnsi="Wingdings" w:hint="default"/>
+        <w:sz w:val="20"/>
+      </w:rPr>
+    </w:lvl>
+    <w:lvl w:ilvl="5" w:tentative="1">
+      <w:start w:val="1"/>
+      <w:numFmt w:val="bullet"/>
+      <w:lvlText w:val=""/>
+      <w:lvlJc w:val="left"/>
+      <w:pPr>
+        <w:tabs>
+          <w:tab w:val="num" w:pos="4320"/>
+        </w:tabs>
+        <w:ind w:left="4320" w:hanging="360"/>
+      </w:pPr>
+      <w:rPr>
+        <w:rFonts w:ascii="Wingdings" w:hAnsi="Wingdings" w:hint="default"/>
+        <w:sz w:val="20"/>
+      </w:rPr>
+    </w:lvl>
+    <w:lvl w:ilvl="6" w:tentative="1">
+      <w:start w:val="1"/>
+      <w:numFmt w:val="bullet"/>
+      <w:lvlText w:val=""/>
+      <w:lvlJc w:val="left"/>
+      <w:pPr>
+        <w:tabs>
+          <w:tab w:val="num" w:pos="5040"/>
+        </w:tabs>
+        <w:ind w:left="5040" w:hanging="360"/>
+      </w:pPr>
+      <w:rPr>
+        <w:rFonts w:ascii="Wingdings" w:hAnsi="Wingdings" w:hint="default"/>
+        <w:sz w:val="20"/>
+      </w:rPr>
+    </w:lvl>
+    <w:lvl w:ilvl="7" w:tentative="1">
+      <w:start w:val="1"/>
+      <w:numFmt w:val="bullet"/>
+      <w:lvlText w:val=""/>
+      <w:lvlJc w:val="left"/>
+      <w:pPr>
+        <w:tabs>
+          <w:tab w:val="num" w:pos="5760"/>
+        </w:tabs>
+        <w:ind w:left="5760" w:hanging="360"/>
+      </w:pPr>
+      <w:rPr>
+        <w:rFonts w:ascii="Wingdings" w:hAnsi="Wingdings" w:hint="default"/>
+        <w:sz w:val="20"/>
+      </w:rPr>
+    </w:lvl>
+    <w:lvl w:ilvl="8" w:tentative="1">
+      <w:start w:val="1"/>
+      <w:numFmt w:val="bullet"/>
+      <w:lvlText w:val=""/>
+      <w:lvlJc w:val="left"/>
+      <w:pPr>
+        <w:tabs>
+          <w:tab w:val="num" w:pos="6480"/>
+        </w:tabs>
+        <w:ind w:left="6480" w:hanging="360"/>
+      </w:pPr>
+      <w:rPr>
+        <w:rFonts w:ascii="Wingdings" w:hAnsi="Wingdings" w:hint="default"/>
+        <w:sz w:val="20"/>
+      </w:rPr>
+    </w:lvl>
+  </w:abstractNum>
+  <w:abstractNum w:abstractNumId="5" w15:restartNumberingAfterBreak="0">
     <w:nsid w:val="1BF95DFE"/>
     <w:multiLevelType w:val="multilevel"/>
     <w:tmpl w:val="8C52B1B8"/>
@@ -4779,7 +6925,7 @@
       </w:rPr>
     </w:lvl>
   </w:abstractNum>
-  <w:abstractNum w:abstractNumId="4" w15:restartNumberingAfterBreak="0">
+  <w:abstractNum w:abstractNumId="6" w15:restartNumberingAfterBreak="0">
     <w:nsid w:val="23BE5678"/>
     <w:multiLevelType w:val="multilevel"/>
     <w:tmpl w:val="1FEAA444"/>
@@ -4928,7 +7074,7 @@
       </w:rPr>
     </w:lvl>
   </w:abstractNum>
-  <w:abstractNum w:abstractNumId="5" w15:restartNumberingAfterBreak="0">
+  <w:abstractNum w:abstractNumId="7" w15:restartNumberingAfterBreak="0">
     <w:nsid w:val="2A314874"/>
     <w:multiLevelType w:val="multilevel"/>
     <w:tmpl w:val="BA0E3BCE"/>
@@ -5077,7 +7223,7 @@
       </w:rPr>
     </w:lvl>
   </w:abstractNum>
-  <w:abstractNum w:abstractNumId="6" w15:restartNumberingAfterBreak="0">
+  <w:abstractNum w:abstractNumId="8" w15:restartNumberingAfterBreak="0">
     <w:nsid w:val="2DC348C5"/>
     <w:multiLevelType w:val="multilevel"/>
     <w:tmpl w:val="FB6C0150"/>
@@ -5226,7 +7372,7 @@
       </w:rPr>
     </w:lvl>
   </w:abstractNum>
-  <w:abstractNum w:abstractNumId="7" w15:restartNumberingAfterBreak="0">
+  <w:abstractNum w:abstractNumId="9" w15:restartNumberingAfterBreak="0">
     <w:nsid w:val="305859A9"/>
     <w:multiLevelType w:val="multilevel"/>
     <w:tmpl w:val="EFE02418"/>
@@ -5375,7 +7521,7 @@
       </w:rPr>
     </w:lvl>
   </w:abstractNum>
-  <w:abstractNum w:abstractNumId="8" w15:restartNumberingAfterBreak="0">
+  <w:abstractNum w:abstractNumId="10" w15:restartNumberingAfterBreak="0">
     <w:nsid w:val="32995F24"/>
     <w:multiLevelType w:val="multilevel"/>
     <w:tmpl w:val="8C52B1B8"/>
@@ -5493,7 +7639,156 @@
       </w:rPr>
     </w:lvl>
   </w:abstractNum>
-  <w:abstractNum w:abstractNumId="9" w15:restartNumberingAfterBreak="0">
+  <w:abstractNum w:abstractNumId="11" w15:restartNumberingAfterBreak="0">
+    <w:nsid w:val="32E715BF"/>
+    <w:multiLevelType w:val="multilevel"/>
+    <w:tmpl w:val="D652AC88"/>
+    <w:lvl w:ilvl="0">
+      <w:start w:val="1"/>
+      <w:numFmt w:val="bullet"/>
+      <w:lvlText w:val=""/>
+      <w:lvlJc w:val="left"/>
+      <w:pPr>
+        <w:tabs>
+          <w:tab w:val="num" w:pos="720"/>
+        </w:tabs>
+        <w:ind w:left="720" w:hanging="360"/>
+      </w:pPr>
+      <w:rPr>
+        <w:rFonts w:ascii="Symbol" w:hAnsi="Symbol" w:hint="default"/>
+        <w:sz w:val="20"/>
+      </w:rPr>
+    </w:lvl>
+    <w:lvl w:ilvl="1" w:tentative="1">
+      <w:start w:val="1"/>
+      <w:numFmt w:val="bullet"/>
+      <w:lvlText w:val="o"/>
+      <w:lvlJc w:val="left"/>
+      <w:pPr>
+        <w:tabs>
+          <w:tab w:val="num" w:pos="1440"/>
+        </w:tabs>
+        <w:ind w:left="1440" w:hanging="360"/>
+      </w:pPr>
+      <w:rPr>
+        <w:rFonts w:ascii="Courier New" w:hAnsi="Courier New" w:hint="default"/>
+        <w:sz w:val="20"/>
+      </w:rPr>
+    </w:lvl>
+    <w:lvl w:ilvl="2" w:tentative="1">
+      <w:start w:val="1"/>
+      <w:numFmt w:val="bullet"/>
+      <w:lvlText w:val=""/>
+      <w:lvlJc w:val="left"/>
+      <w:pPr>
+        <w:tabs>
+          <w:tab w:val="num" w:pos="2160"/>
+        </w:tabs>
+        <w:ind w:left="2160" w:hanging="360"/>
+      </w:pPr>
+      <w:rPr>
+        <w:rFonts w:ascii="Wingdings" w:hAnsi="Wingdings" w:hint="default"/>
+        <w:sz w:val="20"/>
+      </w:rPr>
+    </w:lvl>
+    <w:lvl w:ilvl="3" w:tentative="1">
+      <w:start w:val="1"/>
+      <w:numFmt w:val="bullet"/>
+      <w:lvlText w:val=""/>
+      <w:lvlJc w:val="left"/>
+      <w:pPr>
+        <w:tabs>
+          <w:tab w:val="num" w:pos="2880"/>
+        </w:tabs>
+        <w:ind w:left="2880" w:hanging="360"/>
+      </w:pPr>
+      <w:rPr>
+        <w:rFonts w:ascii="Wingdings" w:hAnsi="Wingdings" w:hint="default"/>
+        <w:sz w:val="20"/>
+      </w:rPr>
+    </w:lvl>
+    <w:lvl w:ilvl="4" w:tentative="1">
+      <w:start w:val="1"/>
+      <w:numFmt w:val="bullet"/>
+      <w:lvlText w:val=""/>
+      <w:lvlJc w:val="left"/>
+      <w:pPr>
+        <w:tabs>
+          <w:tab w:val="num" w:pos="3600"/>
+        </w:tabs>
+        <w:ind w:left="3600" w:hanging="360"/>
+      </w:pPr>
+      <w:rPr>
+        <w:rFonts w:ascii="Wingdings" w:hAnsi="Wingdings" w:hint="default"/>
+        <w:sz w:val="20"/>
+      </w:rPr>
+    </w:lvl>
+    <w:lvl w:ilvl="5" w:tentative="1">
+      <w:start w:val="1"/>
+      <w:numFmt w:val="bullet"/>
+      <w:lvlText w:val=""/>
+      <w:lvlJc w:val="left"/>
+      <w:pPr>
+        <w:tabs>
+          <w:tab w:val="num" w:pos="4320"/>
+        </w:tabs>
+        <w:ind w:left="4320" w:hanging="360"/>
+      </w:pPr>
+      <w:rPr>
+        <w:rFonts w:ascii="Wingdings" w:hAnsi="Wingdings" w:hint="default"/>
+        <w:sz w:val="20"/>
+      </w:rPr>
+    </w:lvl>
+    <w:lvl w:ilvl="6" w:tentative="1">
+      <w:start w:val="1"/>
+      <w:numFmt w:val="bullet"/>
+      <w:lvlText w:val=""/>
+      <w:lvlJc w:val="left"/>
+      <w:pPr>
+        <w:tabs>
+          <w:tab w:val="num" w:pos="5040"/>
+        </w:tabs>
+        <w:ind w:left="5040" w:hanging="360"/>
+      </w:pPr>
+      <w:rPr>
+        <w:rFonts w:ascii="Wingdings" w:hAnsi="Wingdings" w:hint="default"/>
+        <w:sz w:val="20"/>
+      </w:rPr>
+    </w:lvl>
+    <w:lvl w:ilvl="7" w:tentative="1">
+      <w:start w:val="1"/>
+      <w:numFmt w:val="bullet"/>
+      <w:lvlText w:val=""/>
+      <w:lvlJc w:val="left"/>
+      <w:pPr>
+        <w:tabs>
+          <w:tab w:val="num" w:pos="5760"/>
+        </w:tabs>
+        <w:ind w:left="5760" w:hanging="360"/>
+      </w:pPr>
+      <w:rPr>
+        <w:rFonts w:ascii="Wingdings" w:hAnsi="Wingdings" w:hint="default"/>
+        <w:sz w:val="20"/>
+      </w:rPr>
+    </w:lvl>
+    <w:lvl w:ilvl="8" w:tentative="1">
+      <w:start w:val="1"/>
+      <w:numFmt w:val="bullet"/>
+      <w:lvlText w:val=""/>
+      <w:lvlJc w:val="left"/>
+      <w:pPr>
+        <w:tabs>
+          <w:tab w:val="num" w:pos="6480"/>
+        </w:tabs>
+        <w:ind w:left="6480" w:hanging="360"/>
+      </w:pPr>
+      <w:rPr>
+        <w:rFonts w:ascii="Wingdings" w:hAnsi="Wingdings" w:hint="default"/>
+        <w:sz w:val="20"/>
+      </w:rPr>
+    </w:lvl>
+  </w:abstractNum>
+  <w:abstractNum w:abstractNumId="12" w15:restartNumberingAfterBreak="0">
     <w:nsid w:val="39B92EB8"/>
     <w:multiLevelType w:val="multilevel"/>
     <w:tmpl w:val="9D5AEEF2"/>
@@ -5642,7 +7937,156 @@
       </w:rPr>
     </w:lvl>
   </w:abstractNum>
-  <w:abstractNum w:abstractNumId="10" w15:restartNumberingAfterBreak="0">
+  <w:abstractNum w:abstractNumId="13" w15:restartNumberingAfterBreak="0">
+    <w:nsid w:val="3AA872ED"/>
+    <w:multiLevelType w:val="multilevel"/>
+    <w:tmpl w:val="72F485C2"/>
+    <w:lvl w:ilvl="0">
+      <w:start w:val="1"/>
+      <w:numFmt w:val="bullet"/>
+      <w:lvlText w:val=""/>
+      <w:lvlJc w:val="left"/>
+      <w:pPr>
+        <w:tabs>
+          <w:tab w:val="num" w:pos="720"/>
+        </w:tabs>
+        <w:ind w:left="720" w:hanging="360"/>
+      </w:pPr>
+      <w:rPr>
+        <w:rFonts w:ascii="Symbol" w:hAnsi="Symbol" w:hint="default"/>
+        <w:sz w:val="20"/>
+      </w:rPr>
+    </w:lvl>
+    <w:lvl w:ilvl="1">
+      <w:start w:val="1"/>
+      <w:numFmt w:val="bullet"/>
+      <w:lvlText w:val="o"/>
+      <w:lvlJc w:val="left"/>
+      <w:pPr>
+        <w:tabs>
+          <w:tab w:val="num" w:pos="1440"/>
+        </w:tabs>
+        <w:ind w:left="1440" w:hanging="360"/>
+      </w:pPr>
+      <w:rPr>
+        <w:rFonts w:ascii="Courier New" w:hAnsi="Courier New" w:hint="default"/>
+        <w:sz w:val="20"/>
+      </w:rPr>
+    </w:lvl>
+    <w:lvl w:ilvl="2" w:tentative="1">
+      <w:start w:val="1"/>
+      <w:numFmt w:val="bullet"/>
+      <w:lvlText w:val=""/>
+      <w:lvlJc w:val="left"/>
+      <w:pPr>
+        <w:tabs>
+          <w:tab w:val="num" w:pos="2160"/>
+        </w:tabs>
+        <w:ind w:left="2160" w:hanging="360"/>
+      </w:pPr>
+      <w:rPr>
+        <w:rFonts w:ascii="Wingdings" w:hAnsi="Wingdings" w:hint="default"/>
+        <w:sz w:val="20"/>
+      </w:rPr>
+    </w:lvl>
+    <w:lvl w:ilvl="3" w:tentative="1">
+      <w:start w:val="1"/>
+      <w:numFmt w:val="bullet"/>
+      <w:lvlText w:val=""/>
+      <w:lvlJc w:val="left"/>
+      <w:pPr>
+        <w:tabs>
+          <w:tab w:val="num" w:pos="2880"/>
+        </w:tabs>
+        <w:ind w:left="2880" w:hanging="360"/>
+      </w:pPr>
+      <w:rPr>
+        <w:rFonts w:ascii="Wingdings" w:hAnsi="Wingdings" w:hint="default"/>
+        <w:sz w:val="20"/>
+      </w:rPr>
+    </w:lvl>
+    <w:lvl w:ilvl="4" w:tentative="1">
+      <w:start w:val="1"/>
+      <w:numFmt w:val="bullet"/>
+      <w:lvlText w:val=""/>
+      <w:lvlJc w:val="left"/>
+      <w:pPr>
+        <w:tabs>
+          <w:tab w:val="num" w:pos="3600"/>
+        </w:tabs>
+        <w:ind w:left="3600" w:hanging="360"/>
+      </w:pPr>
+      <w:rPr>
+        <w:rFonts w:ascii="Wingdings" w:hAnsi="Wingdings" w:hint="default"/>
+        <w:sz w:val="20"/>
+      </w:rPr>
+    </w:lvl>
+    <w:lvl w:ilvl="5" w:tentative="1">
+      <w:start w:val="1"/>
+      <w:numFmt w:val="bullet"/>
+      <w:lvlText w:val=""/>
+      <w:lvlJc w:val="left"/>
+      <w:pPr>
+        <w:tabs>
+          <w:tab w:val="num" w:pos="4320"/>
+        </w:tabs>
+        <w:ind w:left="4320" w:hanging="360"/>
+      </w:pPr>
+      <w:rPr>
+        <w:rFonts w:ascii="Wingdings" w:hAnsi="Wingdings" w:hint="default"/>
+        <w:sz w:val="20"/>
+      </w:rPr>
+    </w:lvl>
+    <w:lvl w:ilvl="6" w:tentative="1">
+      <w:start w:val="1"/>
+      <w:numFmt w:val="bullet"/>
+      <w:lvlText w:val=""/>
+      <w:lvlJc w:val="left"/>
+      <w:pPr>
+        <w:tabs>
+          <w:tab w:val="num" w:pos="5040"/>
+        </w:tabs>
+        <w:ind w:left="5040" w:hanging="360"/>
+      </w:pPr>
+      <w:rPr>
+        <w:rFonts w:ascii="Wingdings" w:hAnsi="Wingdings" w:hint="default"/>
+        <w:sz w:val="20"/>
+      </w:rPr>
+    </w:lvl>
+    <w:lvl w:ilvl="7" w:tentative="1">
+      <w:start w:val="1"/>
+      <w:numFmt w:val="bullet"/>
+      <w:lvlText w:val=""/>
+      <w:lvlJc w:val="left"/>
+      <w:pPr>
+        <w:tabs>
+          <w:tab w:val="num" w:pos="5760"/>
+        </w:tabs>
+        <w:ind w:left="5760" w:hanging="360"/>
+      </w:pPr>
+      <w:rPr>
+        <w:rFonts w:ascii="Wingdings" w:hAnsi="Wingdings" w:hint="default"/>
+        <w:sz w:val="20"/>
+      </w:rPr>
+    </w:lvl>
+    <w:lvl w:ilvl="8" w:tentative="1">
+      <w:start w:val="1"/>
+      <w:numFmt w:val="bullet"/>
+      <w:lvlText w:val=""/>
+      <w:lvlJc w:val="left"/>
+      <w:pPr>
+        <w:tabs>
+          <w:tab w:val="num" w:pos="6480"/>
+        </w:tabs>
+        <w:ind w:left="6480" w:hanging="360"/>
+      </w:pPr>
+      <w:rPr>
+        <w:rFonts w:ascii="Wingdings" w:hAnsi="Wingdings" w:hint="default"/>
+        <w:sz w:val="20"/>
+      </w:rPr>
+    </w:lvl>
+  </w:abstractNum>
+  <w:abstractNum w:abstractNumId="14" w15:restartNumberingAfterBreak="0">
     <w:nsid w:val="3FF849D6"/>
     <w:multiLevelType w:val="hybridMultilevel"/>
     <w:tmpl w:val="B3567F06"/>
@@ -5755,7 +8199,156 @@
       </w:rPr>
     </w:lvl>
   </w:abstractNum>
-  <w:abstractNum w:abstractNumId="11" w15:restartNumberingAfterBreak="0">
+  <w:abstractNum w:abstractNumId="15" w15:restartNumberingAfterBreak="0">
+    <w:nsid w:val="404D1E18"/>
+    <w:multiLevelType w:val="multilevel"/>
+    <w:tmpl w:val="9D5AEEF2"/>
+    <w:lvl w:ilvl="0">
+      <w:start w:val="1"/>
+      <w:numFmt w:val="bullet"/>
+      <w:lvlText w:val=""/>
+      <w:lvlJc w:val="left"/>
+      <w:pPr>
+        <w:tabs>
+          <w:tab w:val="num" w:pos="1080"/>
+        </w:tabs>
+        <w:ind w:left="1080" w:hanging="360"/>
+      </w:pPr>
+      <w:rPr>
+        <w:rFonts w:ascii="Symbol" w:hAnsi="Symbol" w:hint="default"/>
+        <w:sz w:val="20"/>
+      </w:rPr>
+    </w:lvl>
+    <w:lvl w:ilvl="1">
+      <w:start w:val="1"/>
+      <w:numFmt w:val="bullet"/>
+      <w:lvlText w:val="o"/>
+      <w:lvlJc w:val="left"/>
+      <w:pPr>
+        <w:tabs>
+          <w:tab w:val="num" w:pos="1800"/>
+        </w:tabs>
+        <w:ind w:left="1800" w:hanging="360"/>
+      </w:pPr>
+      <w:rPr>
+        <w:rFonts w:ascii="Courier New" w:hAnsi="Courier New" w:hint="default"/>
+        <w:sz w:val="20"/>
+      </w:rPr>
+    </w:lvl>
+    <w:lvl w:ilvl="2" w:tentative="1">
+      <w:start w:val="1"/>
+      <w:numFmt w:val="bullet"/>
+      <w:lvlText w:val=""/>
+      <w:lvlJc w:val="left"/>
+      <w:pPr>
+        <w:tabs>
+          <w:tab w:val="num" w:pos="2520"/>
+        </w:tabs>
+        <w:ind w:left="2520" w:hanging="360"/>
+      </w:pPr>
+      <w:rPr>
+        <w:rFonts w:ascii="Wingdings" w:hAnsi="Wingdings" w:hint="default"/>
+        <w:sz w:val="20"/>
+      </w:rPr>
+    </w:lvl>
+    <w:lvl w:ilvl="3" w:tentative="1">
+      <w:start w:val="1"/>
+      <w:numFmt w:val="bullet"/>
+      <w:lvlText w:val=""/>
+      <w:lvlJc w:val="left"/>
+      <w:pPr>
+        <w:tabs>
+          <w:tab w:val="num" w:pos="3240"/>
+        </w:tabs>
+        <w:ind w:left="3240" w:hanging="360"/>
+      </w:pPr>
+      <w:rPr>
+        <w:rFonts w:ascii="Wingdings" w:hAnsi="Wingdings" w:hint="default"/>
+        <w:sz w:val="20"/>
+      </w:rPr>
+    </w:lvl>
+    <w:lvl w:ilvl="4" w:tentative="1">
+      <w:start w:val="1"/>
+      <w:numFmt w:val="bullet"/>
+      <w:lvlText w:val=""/>
+      <w:lvlJc w:val="left"/>
+      <w:pPr>
+        <w:tabs>
+          <w:tab w:val="num" w:pos="3960"/>
+        </w:tabs>
+        <w:ind w:left="3960" w:hanging="360"/>
+      </w:pPr>
+      <w:rPr>
+        <w:rFonts w:ascii="Wingdings" w:hAnsi="Wingdings" w:hint="default"/>
+        <w:sz w:val="20"/>
+      </w:rPr>
+    </w:lvl>
+    <w:lvl w:ilvl="5" w:tentative="1">
+      <w:start w:val="1"/>
+      <w:numFmt w:val="bullet"/>
+      <w:lvlText w:val=""/>
+      <w:lvlJc w:val="left"/>
+      <w:pPr>
+        <w:tabs>
+          <w:tab w:val="num" w:pos="4680"/>
+        </w:tabs>
+        <w:ind w:left="4680" w:hanging="360"/>
+      </w:pPr>
+      <w:rPr>
+        <w:rFonts w:ascii="Wingdings" w:hAnsi="Wingdings" w:hint="default"/>
+        <w:sz w:val="20"/>
+      </w:rPr>
+    </w:lvl>
+    <w:lvl w:ilvl="6" w:tentative="1">
+      <w:start w:val="1"/>
+      <w:numFmt w:val="bullet"/>
+      <w:lvlText w:val=""/>
+      <w:lvlJc w:val="left"/>
+      <w:pPr>
+        <w:tabs>
+          <w:tab w:val="num" w:pos="5400"/>
+        </w:tabs>
+        <w:ind w:left="5400" w:hanging="360"/>
+      </w:pPr>
+      <w:rPr>
+        <w:rFonts w:ascii="Wingdings" w:hAnsi="Wingdings" w:hint="default"/>
+        <w:sz w:val="20"/>
+      </w:rPr>
+    </w:lvl>
+    <w:lvl w:ilvl="7" w:tentative="1">
+      <w:start w:val="1"/>
+      <w:numFmt w:val="bullet"/>
+      <w:lvlText w:val=""/>
+      <w:lvlJc w:val="left"/>
+      <w:pPr>
+        <w:tabs>
+          <w:tab w:val="num" w:pos="6120"/>
+        </w:tabs>
+        <w:ind w:left="6120" w:hanging="360"/>
+      </w:pPr>
+      <w:rPr>
+        <w:rFonts w:ascii="Wingdings" w:hAnsi="Wingdings" w:hint="default"/>
+        <w:sz w:val="20"/>
+      </w:rPr>
+    </w:lvl>
+    <w:lvl w:ilvl="8" w:tentative="1">
+      <w:start w:val="1"/>
+      <w:numFmt w:val="bullet"/>
+      <w:lvlText w:val=""/>
+      <w:lvlJc w:val="left"/>
+      <w:pPr>
+        <w:tabs>
+          <w:tab w:val="num" w:pos="6840"/>
+        </w:tabs>
+        <w:ind w:left="6840" w:hanging="360"/>
+      </w:pPr>
+      <w:rPr>
+        <w:rFonts w:ascii="Wingdings" w:hAnsi="Wingdings" w:hint="default"/>
+        <w:sz w:val="20"/>
+      </w:rPr>
+    </w:lvl>
+  </w:abstractNum>
+  <w:abstractNum w:abstractNumId="16" w15:restartNumberingAfterBreak="0">
     <w:nsid w:val="43A8490D"/>
     <w:multiLevelType w:val="hybridMultilevel"/>
     <w:tmpl w:val="6178A22E"/>
@@ -5868,7 +8461,7 @@
       </w:rPr>
     </w:lvl>
   </w:abstractNum>
-  <w:abstractNum w:abstractNumId="12" w15:restartNumberingAfterBreak="0">
+  <w:abstractNum w:abstractNumId="17" w15:restartNumberingAfterBreak="0">
     <w:nsid w:val="44B80683"/>
     <w:multiLevelType w:val="multilevel"/>
     <w:tmpl w:val="1D30FB4A"/>
@@ -6017,7 +8610,305 @@
       </w:rPr>
     </w:lvl>
   </w:abstractNum>
-  <w:abstractNum w:abstractNumId="13" w15:restartNumberingAfterBreak="0">
+  <w:abstractNum w:abstractNumId="18" w15:restartNumberingAfterBreak="0">
+    <w:nsid w:val="45592196"/>
+    <w:multiLevelType w:val="multilevel"/>
+    <w:tmpl w:val="7DA0025E"/>
+    <w:lvl w:ilvl="0">
+      <w:start w:val="1"/>
+      <w:numFmt w:val="bullet"/>
+      <w:lvlText w:val=""/>
+      <w:lvlJc w:val="left"/>
+      <w:pPr>
+        <w:tabs>
+          <w:tab w:val="num" w:pos="720"/>
+        </w:tabs>
+        <w:ind w:left="720" w:hanging="360"/>
+      </w:pPr>
+      <w:rPr>
+        <w:rFonts w:ascii="Symbol" w:hAnsi="Symbol" w:hint="default"/>
+        <w:sz w:val="20"/>
+      </w:rPr>
+    </w:lvl>
+    <w:lvl w:ilvl="1" w:tentative="1">
+      <w:start w:val="1"/>
+      <w:numFmt w:val="bullet"/>
+      <w:lvlText w:val="o"/>
+      <w:lvlJc w:val="left"/>
+      <w:pPr>
+        <w:tabs>
+          <w:tab w:val="num" w:pos="1440"/>
+        </w:tabs>
+        <w:ind w:left="1440" w:hanging="360"/>
+      </w:pPr>
+      <w:rPr>
+        <w:rFonts w:ascii="Courier New" w:hAnsi="Courier New" w:hint="default"/>
+        <w:sz w:val="20"/>
+      </w:rPr>
+    </w:lvl>
+    <w:lvl w:ilvl="2" w:tentative="1">
+      <w:start w:val="1"/>
+      <w:numFmt w:val="bullet"/>
+      <w:lvlText w:val=""/>
+      <w:lvlJc w:val="left"/>
+      <w:pPr>
+        <w:tabs>
+          <w:tab w:val="num" w:pos="2160"/>
+        </w:tabs>
+        <w:ind w:left="2160" w:hanging="360"/>
+      </w:pPr>
+      <w:rPr>
+        <w:rFonts w:ascii="Wingdings" w:hAnsi="Wingdings" w:hint="default"/>
+        <w:sz w:val="20"/>
+      </w:rPr>
+    </w:lvl>
+    <w:lvl w:ilvl="3" w:tentative="1">
+      <w:start w:val="1"/>
+      <w:numFmt w:val="bullet"/>
+      <w:lvlText w:val=""/>
+      <w:lvlJc w:val="left"/>
+      <w:pPr>
+        <w:tabs>
+          <w:tab w:val="num" w:pos="2880"/>
+        </w:tabs>
+        <w:ind w:left="2880" w:hanging="360"/>
+      </w:pPr>
+      <w:rPr>
+        <w:rFonts w:ascii="Wingdings" w:hAnsi="Wingdings" w:hint="default"/>
+        <w:sz w:val="20"/>
+      </w:rPr>
+    </w:lvl>
+    <w:lvl w:ilvl="4" w:tentative="1">
+      <w:start w:val="1"/>
+      <w:numFmt w:val="bullet"/>
+      <w:lvlText w:val=""/>
+      <w:lvlJc w:val="left"/>
+      <w:pPr>
+        <w:tabs>
+          <w:tab w:val="num" w:pos="3600"/>
+        </w:tabs>
+        <w:ind w:left="3600" w:hanging="360"/>
+      </w:pPr>
+      <w:rPr>
+        <w:rFonts w:ascii="Wingdings" w:hAnsi="Wingdings" w:hint="default"/>
+        <w:sz w:val="20"/>
+      </w:rPr>
+    </w:lvl>
+    <w:lvl w:ilvl="5" w:tentative="1">
+      <w:start w:val="1"/>
+      <w:numFmt w:val="bullet"/>
+      <w:lvlText w:val=""/>
+      <w:lvlJc w:val="left"/>
+      <w:pPr>
+        <w:tabs>
+          <w:tab w:val="num" w:pos="4320"/>
+        </w:tabs>
+        <w:ind w:left="4320" w:hanging="360"/>
+      </w:pPr>
+      <w:rPr>
+        <w:rFonts w:ascii="Wingdings" w:hAnsi="Wingdings" w:hint="default"/>
+        <w:sz w:val="20"/>
+      </w:rPr>
+    </w:lvl>
+    <w:lvl w:ilvl="6" w:tentative="1">
+      <w:start w:val="1"/>
+      <w:numFmt w:val="bullet"/>
+      <w:lvlText w:val=""/>
+      <w:lvlJc w:val="left"/>
+      <w:pPr>
+        <w:tabs>
+          <w:tab w:val="num" w:pos="5040"/>
+        </w:tabs>
+        <w:ind w:left="5040" w:hanging="360"/>
+      </w:pPr>
+      <w:rPr>
+        <w:rFonts w:ascii="Wingdings" w:hAnsi="Wingdings" w:hint="default"/>
+        <w:sz w:val="20"/>
+      </w:rPr>
+    </w:lvl>
+    <w:lvl w:ilvl="7" w:tentative="1">
+      <w:start w:val="1"/>
+      <w:numFmt w:val="bullet"/>
+      <w:lvlText w:val=""/>
+      <w:lvlJc w:val="left"/>
+      <w:pPr>
+        <w:tabs>
+          <w:tab w:val="num" w:pos="5760"/>
+        </w:tabs>
+        <w:ind w:left="5760" w:hanging="360"/>
+      </w:pPr>
+      <w:rPr>
+        <w:rFonts w:ascii="Wingdings" w:hAnsi="Wingdings" w:hint="default"/>
+        <w:sz w:val="20"/>
+      </w:rPr>
+    </w:lvl>
+    <w:lvl w:ilvl="8" w:tentative="1">
+      <w:start w:val="1"/>
+      <w:numFmt w:val="bullet"/>
+      <w:lvlText w:val=""/>
+      <w:lvlJc w:val="left"/>
+      <w:pPr>
+        <w:tabs>
+          <w:tab w:val="num" w:pos="6480"/>
+        </w:tabs>
+        <w:ind w:left="6480" w:hanging="360"/>
+      </w:pPr>
+      <w:rPr>
+        <w:rFonts w:ascii="Wingdings" w:hAnsi="Wingdings" w:hint="default"/>
+        <w:sz w:val="20"/>
+      </w:rPr>
+    </w:lvl>
+  </w:abstractNum>
+  <w:abstractNum w:abstractNumId="19" w15:restartNumberingAfterBreak="0">
+    <w:nsid w:val="4A4A3A03"/>
+    <w:multiLevelType w:val="multilevel"/>
+    <w:tmpl w:val="950EE946"/>
+    <w:lvl w:ilvl="0">
+      <w:start w:val="1"/>
+      <w:numFmt w:val="bullet"/>
+      <w:lvlText w:val=""/>
+      <w:lvlJc w:val="left"/>
+      <w:pPr>
+        <w:tabs>
+          <w:tab w:val="num" w:pos="720"/>
+        </w:tabs>
+        <w:ind w:left="720" w:hanging="360"/>
+      </w:pPr>
+      <w:rPr>
+        <w:rFonts w:ascii="Symbol" w:hAnsi="Symbol" w:hint="default"/>
+        <w:sz w:val="20"/>
+      </w:rPr>
+    </w:lvl>
+    <w:lvl w:ilvl="1" w:tentative="1">
+      <w:start w:val="1"/>
+      <w:numFmt w:val="bullet"/>
+      <w:lvlText w:val="o"/>
+      <w:lvlJc w:val="left"/>
+      <w:pPr>
+        <w:tabs>
+          <w:tab w:val="num" w:pos="1440"/>
+        </w:tabs>
+        <w:ind w:left="1440" w:hanging="360"/>
+      </w:pPr>
+      <w:rPr>
+        <w:rFonts w:ascii="Courier New" w:hAnsi="Courier New" w:hint="default"/>
+        <w:sz w:val="20"/>
+      </w:rPr>
+    </w:lvl>
+    <w:lvl w:ilvl="2" w:tentative="1">
+      <w:start w:val="1"/>
+      <w:numFmt w:val="bullet"/>
+      <w:lvlText w:val=""/>
+      <w:lvlJc w:val="left"/>
+      <w:pPr>
+        <w:tabs>
+          <w:tab w:val="num" w:pos="2160"/>
+        </w:tabs>
+        <w:ind w:left="2160" w:hanging="360"/>
+      </w:pPr>
+      <w:rPr>
+        <w:rFonts w:ascii="Wingdings" w:hAnsi="Wingdings" w:hint="default"/>
+        <w:sz w:val="20"/>
+      </w:rPr>
+    </w:lvl>
+    <w:lvl w:ilvl="3" w:tentative="1">
+      <w:start w:val="1"/>
+      <w:numFmt w:val="bullet"/>
+      <w:lvlText w:val=""/>
+      <w:lvlJc w:val="left"/>
+      <w:pPr>
+        <w:tabs>
+          <w:tab w:val="num" w:pos="2880"/>
+        </w:tabs>
+        <w:ind w:left="2880" w:hanging="360"/>
+      </w:pPr>
+      <w:rPr>
+        <w:rFonts w:ascii="Wingdings" w:hAnsi="Wingdings" w:hint="default"/>
+        <w:sz w:val="20"/>
+      </w:rPr>
+    </w:lvl>
+    <w:lvl w:ilvl="4" w:tentative="1">
+      <w:start w:val="1"/>
+      <w:numFmt w:val="bullet"/>
+      <w:lvlText w:val=""/>
+      <w:lvlJc w:val="left"/>
+      <w:pPr>
+        <w:tabs>
+          <w:tab w:val="num" w:pos="3600"/>
+        </w:tabs>
+        <w:ind w:left="3600" w:hanging="360"/>
+      </w:pPr>
+      <w:rPr>
+        <w:rFonts w:ascii="Wingdings" w:hAnsi="Wingdings" w:hint="default"/>
+        <w:sz w:val="20"/>
+      </w:rPr>
+    </w:lvl>
+    <w:lvl w:ilvl="5" w:tentative="1">
+      <w:start w:val="1"/>
+      <w:numFmt w:val="bullet"/>
+      <w:lvlText w:val=""/>
+      <w:lvlJc w:val="left"/>
+      <w:pPr>
+        <w:tabs>
+          <w:tab w:val="num" w:pos="4320"/>
+        </w:tabs>
+        <w:ind w:left="4320" w:hanging="360"/>
+      </w:pPr>
+      <w:rPr>
+        <w:rFonts w:ascii="Wingdings" w:hAnsi="Wingdings" w:hint="default"/>
+        <w:sz w:val="20"/>
+      </w:rPr>
+    </w:lvl>
+    <w:lvl w:ilvl="6" w:tentative="1">
+      <w:start w:val="1"/>
+      <w:numFmt w:val="bullet"/>
+      <w:lvlText w:val=""/>
+      <w:lvlJc w:val="left"/>
+      <w:pPr>
+        <w:tabs>
+          <w:tab w:val="num" w:pos="5040"/>
+        </w:tabs>
+        <w:ind w:left="5040" w:hanging="360"/>
+      </w:pPr>
+      <w:rPr>
+        <w:rFonts w:ascii="Wingdings" w:hAnsi="Wingdings" w:hint="default"/>
+        <w:sz w:val="20"/>
+      </w:rPr>
+    </w:lvl>
+    <w:lvl w:ilvl="7" w:tentative="1">
+      <w:start w:val="1"/>
+      <w:numFmt w:val="bullet"/>
+      <w:lvlText w:val=""/>
+      <w:lvlJc w:val="left"/>
+      <w:pPr>
+        <w:tabs>
+          <w:tab w:val="num" w:pos="5760"/>
+        </w:tabs>
+        <w:ind w:left="5760" w:hanging="360"/>
+      </w:pPr>
+      <w:rPr>
+        <w:rFonts w:ascii="Wingdings" w:hAnsi="Wingdings" w:hint="default"/>
+        <w:sz w:val="20"/>
+      </w:rPr>
+    </w:lvl>
+    <w:lvl w:ilvl="8" w:tentative="1">
+      <w:start w:val="1"/>
+      <w:numFmt w:val="bullet"/>
+      <w:lvlText w:val=""/>
+      <w:lvlJc w:val="left"/>
+      <w:pPr>
+        <w:tabs>
+          <w:tab w:val="num" w:pos="6480"/>
+        </w:tabs>
+        <w:ind w:left="6480" w:hanging="360"/>
+      </w:pPr>
+      <w:rPr>
+        <w:rFonts w:ascii="Wingdings" w:hAnsi="Wingdings" w:hint="default"/>
+        <w:sz w:val="20"/>
+      </w:rPr>
+    </w:lvl>
+  </w:abstractNum>
+  <w:abstractNum w:abstractNumId="20" w15:restartNumberingAfterBreak="0">
     <w:nsid w:val="50B15AED"/>
     <w:multiLevelType w:val="multilevel"/>
     <w:tmpl w:val="F4DE6A7C"/>
@@ -6166,7 +9057,7 @@
       </w:rPr>
     </w:lvl>
   </w:abstractNum>
-  <w:abstractNum w:abstractNumId="14" w15:restartNumberingAfterBreak="0">
+  <w:abstractNum w:abstractNumId="21" w15:restartNumberingAfterBreak="0">
     <w:nsid w:val="5411559E"/>
     <w:multiLevelType w:val="hybridMultilevel"/>
     <w:tmpl w:val="A724A382"/>
@@ -6279,7 +9170,156 @@
       </w:rPr>
     </w:lvl>
   </w:abstractNum>
-  <w:abstractNum w:abstractNumId="15" w15:restartNumberingAfterBreak="0">
+  <w:abstractNum w:abstractNumId="22" w15:restartNumberingAfterBreak="0">
+    <w:nsid w:val="5DDE5F3D"/>
+    <w:multiLevelType w:val="multilevel"/>
+    <w:tmpl w:val="FA925AF0"/>
+    <w:lvl w:ilvl="0">
+      <w:start w:val="1"/>
+      <w:numFmt w:val="bullet"/>
+      <w:lvlText w:val=""/>
+      <w:lvlJc w:val="left"/>
+      <w:pPr>
+        <w:tabs>
+          <w:tab w:val="num" w:pos="720"/>
+        </w:tabs>
+        <w:ind w:left="720" w:hanging="360"/>
+      </w:pPr>
+      <w:rPr>
+        <w:rFonts w:ascii="Symbol" w:hAnsi="Symbol" w:hint="default"/>
+        <w:sz w:val="20"/>
+      </w:rPr>
+    </w:lvl>
+    <w:lvl w:ilvl="1" w:tentative="1">
+      <w:start w:val="1"/>
+      <w:numFmt w:val="bullet"/>
+      <w:lvlText w:val="o"/>
+      <w:lvlJc w:val="left"/>
+      <w:pPr>
+        <w:tabs>
+          <w:tab w:val="num" w:pos="1440"/>
+        </w:tabs>
+        <w:ind w:left="1440" w:hanging="360"/>
+      </w:pPr>
+      <w:rPr>
+        <w:rFonts w:ascii="Courier New" w:hAnsi="Courier New" w:hint="default"/>
+        <w:sz w:val="20"/>
+      </w:rPr>
+    </w:lvl>
+    <w:lvl w:ilvl="2" w:tentative="1">
+      <w:start w:val="1"/>
+      <w:numFmt w:val="bullet"/>
+      <w:lvlText w:val=""/>
+      <w:lvlJc w:val="left"/>
+      <w:pPr>
+        <w:tabs>
+          <w:tab w:val="num" w:pos="2160"/>
+        </w:tabs>
+        <w:ind w:left="2160" w:hanging="360"/>
+      </w:pPr>
+      <w:rPr>
+        <w:rFonts w:ascii="Wingdings" w:hAnsi="Wingdings" w:hint="default"/>
+        <w:sz w:val="20"/>
+      </w:rPr>
+    </w:lvl>
+    <w:lvl w:ilvl="3" w:tentative="1">
+      <w:start w:val="1"/>
+      <w:numFmt w:val="bullet"/>
+      <w:lvlText w:val=""/>
+      <w:lvlJc w:val="left"/>
+      <w:pPr>
+        <w:tabs>
+          <w:tab w:val="num" w:pos="2880"/>
+        </w:tabs>
+        <w:ind w:left="2880" w:hanging="360"/>
+      </w:pPr>
+      <w:rPr>
+        <w:rFonts w:ascii="Wingdings" w:hAnsi="Wingdings" w:hint="default"/>
+        <w:sz w:val="20"/>
+      </w:rPr>
+    </w:lvl>
+    <w:lvl w:ilvl="4" w:tentative="1">
+      <w:start w:val="1"/>
+      <w:numFmt w:val="bullet"/>
+      <w:lvlText w:val=""/>
+      <w:lvlJc w:val="left"/>
+      <w:pPr>
+        <w:tabs>
+          <w:tab w:val="num" w:pos="3600"/>
+        </w:tabs>
+        <w:ind w:left="3600" w:hanging="360"/>
+      </w:pPr>
+      <w:rPr>
+        <w:rFonts w:ascii="Wingdings" w:hAnsi="Wingdings" w:hint="default"/>
+        <w:sz w:val="20"/>
+      </w:rPr>
+    </w:lvl>
+    <w:lvl w:ilvl="5" w:tentative="1">
+      <w:start w:val="1"/>
+      <w:numFmt w:val="bullet"/>
+      <w:lvlText w:val=""/>
+      <w:lvlJc w:val="left"/>
+      <w:pPr>
+        <w:tabs>
+          <w:tab w:val="num" w:pos="4320"/>
+        </w:tabs>
+        <w:ind w:left="4320" w:hanging="360"/>
+      </w:pPr>
+      <w:rPr>
+        <w:rFonts w:ascii="Wingdings" w:hAnsi="Wingdings" w:hint="default"/>
+        <w:sz w:val="20"/>
+      </w:rPr>
+    </w:lvl>
+    <w:lvl w:ilvl="6" w:tentative="1">
+      <w:start w:val="1"/>
+      <w:numFmt w:val="bullet"/>
+      <w:lvlText w:val=""/>
+      <w:lvlJc w:val="left"/>
+      <w:pPr>
+        <w:tabs>
+          <w:tab w:val="num" w:pos="5040"/>
+        </w:tabs>
+        <w:ind w:left="5040" w:hanging="360"/>
+      </w:pPr>
+      <w:rPr>
+        <w:rFonts w:ascii="Wingdings" w:hAnsi="Wingdings" w:hint="default"/>
+        <w:sz w:val="20"/>
+      </w:rPr>
+    </w:lvl>
+    <w:lvl w:ilvl="7" w:tentative="1">
+      <w:start w:val="1"/>
+      <w:numFmt w:val="bullet"/>
+      <w:lvlText w:val=""/>
+      <w:lvlJc w:val="left"/>
+      <w:pPr>
+        <w:tabs>
+          <w:tab w:val="num" w:pos="5760"/>
+        </w:tabs>
+        <w:ind w:left="5760" w:hanging="360"/>
+      </w:pPr>
+      <w:rPr>
+        <w:rFonts w:ascii="Wingdings" w:hAnsi="Wingdings" w:hint="default"/>
+        <w:sz w:val="20"/>
+      </w:rPr>
+    </w:lvl>
+    <w:lvl w:ilvl="8" w:tentative="1">
+      <w:start w:val="1"/>
+      <w:numFmt w:val="bullet"/>
+      <w:lvlText w:val=""/>
+      <w:lvlJc w:val="left"/>
+      <w:pPr>
+        <w:tabs>
+          <w:tab w:val="num" w:pos="6480"/>
+        </w:tabs>
+        <w:ind w:left="6480" w:hanging="360"/>
+      </w:pPr>
+      <w:rPr>
+        <w:rFonts w:ascii="Wingdings" w:hAnsi="Wingdings" w:hint="default"/>
+        <w:sz w:val="20"/>
+      </w:rPr>
+    </w:lvl>
+  </w:abstractNum>
+  <w:abstractNum w:abstractNumId="23" w15:restartNumberingAfterBreak="0">
     <w:nsid w:val="6233041C"/>
     <w:multiLevelType w:val="hybridMultilevel"/>
     <w:tmpl w:val="8D2C65CA"/>
@@ -6392,7 +9432,7 @@
       </w:rPr>
     </w:lvl>
   </w:abstractNum>
-  <w:abstractNum w:abstractNumId="16" w15:restartNumberingAfterBreak="0">
+  <w:abstractNum w:abstractNumId="24" w15:restartNumberingAfterBreak="0">
     <w:nsid w:val="70250433"/>
     <w:multiLevelType w:val="multilevel"/>
     <w:tmpl w:val="98267758"/>
@@ -6541,7 +9581,7 @@
       </w:rPr>
     </w:lvl>
   </w:abstractNum>
-  <w:abstractNum w:abstractNumId="17" w15:restartNumberingAfterBreak="0">
+  <w:abstractNum w:abstractNumId="25" w15:restartNumberingAfterBreak="0">
     <w:nsid w:val="7EEE3678"/>
     <w:multiLevelType w:val="multilevel"/>
     <w:tmpl w:val="C206E0D4"/>
@@ -6691,58 +9731,82 @@
     </w:lvl>
   </w:abstractNum>
   <w:num w:numId="1" w16cid:durableId="1722244434">
+    <w:abstractNumId w:val="17"/>
+  </w:num>
+  <w:num w:numId="2" w16cid:durableId="1327124678">
+    <w:abstractNumId w:val="8"/>
+  </w:num>
+  <w:num w:numId="3" w16cid:durableId="179129693">
+    <w:abstractNumId w:val="1"/>
+  </w:num>
+  <w:num w:numId="4" w16cid:durableId="55783816">
+    <w:abstractNumId w:val="9"/>
+  </w:num>
+  <w:num w:numId="5" w16cid:durableId="1949118223">
+    <w:abstractNumId w:val="24"/>
+  </w:num>
+  <w:num w:numId="6" w16cid:durableId="702362771">
+    <w:abstractNumId w:val="10"/>
+  </w:num>
+  <w:num w:numId="7" w16cid:durableId="960067666">
+    <w:abstractNumId w:val="16"/>
+  </w:num>
+  <w:num w:numId="8" w16cid:durableId="640187390">
+    <w:abstractNumId w:val="2"/>
+  </w:num>
+  <w:num w:numId="9" w16cid:durableId="1103577767">
+    <w:abstractNumId w:val="21"/>
+  </w:num>
+  <w:num w:numId="10" w16cid:durableId="1195340797">
+    <w:abstractNumId w:val="3"/>
+  </w:num>
+  <w:num w:numId="11" w16cid:durableId="1925067143">
+    <w:abstractNumId w:val="14"/>
+  </w:num>
+  <w:num w:numId="12" w16cid:durableId="253977761">
     <w:abstractNumId w:val="12"/>
   </w:num>
-  <w:num w:numId="2" w16cid:durableId="1327124678">
+  <w:num w:numId="13" w16cid:durableId="25525118">
+    <w:abstractNumId w:val="23"/>
+  </w:num>
+  <w:num w:numId="14" w16cid:durableId="1394618382">
+    <w:abstractNumId w:val="7"/>
+  </w:num>
+  <w:num w:numId="15" w16cid:durableId="344401772">
+    <w:abstractNumId w:val="5"/>
+  </w:num>
+  <w:num w:numId="16" w16cid:durableId="1460027317">
+    <w:abstractNumId w:val="25"/>
+  </w:num>
+  <w:num w:numId="17" w16cid:durableId="962268853">
+    <w:abstractNumId w:val="20"/>
+  </w:num>
+  <w:num w:numId="18" w16cid:durableId="446507225">
     <w:abstractNumId w:val="6"/>
   </w:num>
-  <w:num w:numId="3" w16cid:durableId="179129693">
-    <w:abstractNumId w:val="0"/>
+  <w:num w:numId="19" w16cid:durableId="222105735">
+    <w:abstractNumId w:val="15"/>
   </w:num>
-  <w:num w:numId="4" w16cid:durableId="55783816">
-    <w:abstractNumId w:val="7"/>
+  <w:num w:numId="20" w16cid:durableId="160392730">
+    <w:abstractNumId w:val="18"/>
   </w:num>
-  <w:num w:numId="5" w16cid:durableId="1949118223">
-    <w:abstractNumId w:val="16"/>
-  </w:num>
-  <w:num w:numId="6" w16cid:durableId="702362771">
-    <w:abstractNumId w:val="8"/>
-  </w:num>
-  <w:num w:numId="7" w16cid:durableId="960067666">
+  <w:num w:numId="21" w16cid:durableId="1043795286">
     <w:abstractNumId w:val="11"/>
   </w:num>
-  <w:num w:numId="8" w16cid:durableId="640187390">
-    <w:abstractNumId w:val="1"/>
+  <w:num w:numId="22" w16cid:durableId="991836717">
+    <w:abstractNumId w:val="4"/>
   </w:num>
-  <w:num w:numId="9" w16cid:durableId="1103577767">
-    <w:abstractNumId w:val="14"/>
+  <w:num w:numId="23" w16cid:durableId="256988804">
+    <w:abstractNumId w:val="22"/>
   </w:num>
-  <w:num w:numId="10" w16cid:durableId="1195340797">
-    <w:abstractNumId w:val="2"/>
+  <w:num w:numId="24" w16cid:durableId="1459373912">
+    <w:abstractNumId w:val="19"/>
   </w:num>
-  <w:num w:numId="11" w16cid:durableId="1925067143">
-    <w:abstractNumId w:val="10"/>
-  </w:num>
-  <w:num w:numId="12" w16cid:durableId="253977761">
-    <w:abstractNumId w:val="9"/>
-  </w:num>
-  <w:num w:numId="13" w16cid:durableId="25525118">
-    <w:abstractNumId w:val="15"/>
-  </w:num>
-  <w:num w:numId="14" w16cid:durableId="1394618382">
-    <w:abstractNumId w:val="5"/>
-  </w:num>
-  <w:num w:numId="15" w16cid:durableId="344401772">
-    <w:abstractNumId w:val="3"/>
-  </w:num>
-  <w:num w:numId="16" w16cid:durableId="1460027317">
-    <w:abstractNumId w:val="17"/>
-  </w:num>
-  <w:num w:numId="17" w16cid:durableId="962268853">
+  <w:num w:numId="25" w16cid:durableId="2132477441">
     <w:abstractNumId w:val="13"/>
   </w:num>
-  <w:num w:numId="18" w16cid:durableId="446507225">
-    <w:abstractNumId w:val="4"/>
+  <w:num w:numId="26" w16cid:durableId="1506744995">
+    <w:abstractNumId w:val="0"/>
   </w:num>
 </w:numbering>
 </file>
@@ -7219,7 +10283,6 @@
     <w:next w:val="Normal"/>
     <w:link w:val="Heading4Char"/>
     <w:uiPriority w:val="9"/>
-    <w:semiHidden/>
     <w:unhideWhenUsed/>
     <w:qFormat/>
     <w:rsid w:val="00CA7C10"/>
@@ -7415,7 +10478,6 @@
     <w:basedOn w:val="DefaultParagraphFont"/>
     <w:link w:val="Heading4"/>
     <w:uiPriority w:val="9"/>
-    <w:semiHidden/>
     <w:rsid w:val="00CA7C10"/>
     <w:rPr>
       <w:rFonts w:eastAsiaTheme="majorEastAsia" w:cstheme="majorBidi"/>

--- a/ReportsAndDocuments/ManeeshaE_FinalReport.docx
+++ b/ReportsAndDocuments/ManeeshaE_FinalReport.docx
@@ -3499,7 +3499,7 @@
                     <pic:cNvPicPr/>
                   </pic:nvPicPr>
                   <pic:blipFill>
-                    <a:blip r:embed="rId5"/>
+                    <a:blip r:embed="rId7"/>
                     <a:stretch>
                       <a:fillRect/>
                     </a:stretch>
@@ -4773,7 +4773,7 @@
                     <pic:cNvPicPr/>
                   </pic:nvPicPr>
                   <pic:blipFill>
-                    <a:blip r:embed="rId6" cstate="print">
+                    <a:blip r:embed="rId8" cstate="print">
                       <a:extLst>
                         <a:ext uri="{28A0092B-C50C-407E-A947-70E740481C1C}">
                           <a14:useLocalDpi xmlns:a14="http://schemas.microsoft.com/office/drawing/2010/main" val="0"/>
@@ -4836,7 +4836,7 @@
                     <pic:cNvPicPr/>
                   </pic:nvPicPr>
                   <pic:blipFill>
-                    <a:blip r:embed="rId7" cstate="print">
+                    <a:blip r:embed="rId9" cstate="print">
                       <a:extLst>
                         <a:ext uri="{28A0092B-C50C-407E-A947-70E740481C1C}">
                           <a14:useLocalDpi xmlns:a14="http://schemas.microsoft.com/office/drawing/2010/main" val="0"/>
@@ -4909,7 +4909,7 @@
                     <pic:cNvPicPr/>
                   </pic:nvPicPr>
                   <pic:blipFill>
-                    <a:blip r:embed="rId8" cstate="print">
+                    <a:blip r:embed="rId10" cstate="print">
                       <a:extLst>
                         <a:ext uri="{28A0092B-C50C-407E-A947-70E740481C1C}">
                           <a14:useLocalDpi xmlns:a14="http://schemas.microsoft.com/office/drawing/2010/main" val="0"/>
@@ -5010,7 +5010,7 @@
                     <pic:cNvPicPr/>
                   </pic:nvPicPr>
                   <pic:blipFill>
-                    <a:blip r:embed="rId9" cstate="print">
+                    <a:blip r:embed="rId11" cstate="print">
                       <a:extLst>
                         <a:ext uri="{28A0092B-C50C-407E-A947-70E740481C1C}">
                           <a14:useLocalDpi xmlns:a14="http://schemas.microsoft.com/office/drawing/2010/main" val="0"/>
@@ -5157,7 +5157,7 @@
                     <pic:cNvPicPr/>
                   </pic:nvPicPr>
                   <pic:blipFill>
-                    <a:blip r:embed="rId10">
+                    <a:blip r:embed="rId12">
                       <a:extLst>
                         <a:ext uri="{28A0092B-C50C-407E-A947-70E740481C1C}">
                           <a14:useLocalDpi xmlns:a14="http://schemas.microsoft.com/office/drawing/2010/main" val="0"/>
@@ -5214,7 +5214,7 @@
                     <pic:cNvPicPr/>
                   </pic:nvPicPr>
                   <pic:blipFill>
-                    <a:blip r:embed="rId11">
+                    <a:blip r:embed="rId13">
                       <a:extLst>
                         <a:ext uri="{28A0092B-C50C-407E-A947-70E740481C1C}">
                           <a14:useLocalDpi xmlns:a14="http://schemas.microsoft.com/office/drawing/2010/main" val="0"/>
@@ -5319,7 +5319,7 @@
                     <pic:cNvPicPr/>
                   </pic:nvPicPr>
                   <pic:blipFill>
-                    <a:blip r:embed="rId12"/>
+                    <a:blip r:embed="rId14"/>
                     <a:stretch>
                       <a:fillRect/>
                     </a:stretch>
@@ -5423,7 +5423,7 @@
                     <pic:cNvPicPr/>
                   </pic:nvPicPr>
                   <pic:blipFill>
-                    <a:blip r:embed="rId13">
+                    <a:blip r:embed="rId15">
                       <a:extLst>
                         <a:ext uri="{28A0092B-C50C-407E-A947-70E740481C1C}">
                           <a14:useLocalDpi xmlns:a14="http://schemas.microsoft.com/office/drawing/2010/main" val="0"/>
@@ -5550,7 +5550,7 @@
                     <pic:cNvPicPr/>
                   </pic:nvPicPr>
                   <pic:blipFill>
-                    <a:blip r:embed="rId14">
+                    <a:blip r:embed="rId16">
                       <a:extLst>
                         <a:ext uri="{28A0092B-C50C-407E-A947-70E740481C1C}">
                           <a14:useLocalDpi xmlns:a14="http://schemas.microsoft.com/office/drawing/2010/main" val="0"/>
@@ -5656,7 +5656,7 @@
                     <pic:cNvPicPr/>
                   </pic:nvPicPr>
                   <pic:blipFill>
-                    <a:blip r:embed="rId15">
+                    <a:blip r:embed="rId17">
                       <a:extLst>
                         <a:ext uri="{28A0092B-C50C-407E-A947-70E740481C1C}">
                           <a14:useLocalDpi xmlns:a14="http://schemas.microsoft.com/office/drawing/2010/main" val="0"/>
@@ -5725,7 +5725,7 @@
                     <pic:cNvPicPr/>
                   </pic:nvPicPr>
                   <pic:blipFill>
-                    <a:blip r:embed="rId16" cstate="print">
+                    <a:blip r:embed="rId18" cstate="print">
                       <a:extLst>
                         <a:ext uri="{28A0092B-C50C-407E-A947-70E740481C1C}">
                           <a14:useLocalDpi xmlns:a14="http://schemas.microsoft.com/office/drawing/2010/main" val="0"/>
@@ -5862,7 +5862,7 @@
                     <pic:cNvPicPr/>
                   </pic:nvPicPr>
                   <pic:blipFill>
-                    <a:blip r:embed="rId17">
+                    <a:blip r:embed="rId19">
                       <a:extLst>
                         <a:ext uri="{28A0092B-C50C-407E-A947-70E740481C1C}">
                           <a14:useLocalDpi xmlns:a14="http://schemas.microsoft.com/office/drawing/2010/main" val="0"/>
@@ -5966,7 +5966,7 @@
                     <pic:cNvPicPr/>
                   </pic:nvPicPr>
                   <pic:blipFill>
-                    <a:blip r:embed="rId18" cstate="print">
+                    <a:blip r:embed="rId20" cstate="print">
                       <a:extLst>
                         <a:ext uri="{28A0092B-C50C-407E-A947-70E740481C1C}">
                           <a14:useLocalDpi xmlns:a14="http://schemas.microsoft.com/office/drawing/2010/main" val="0"/>
@@ -6023,7 +6023,7 @@
                     <pic:cNvPicPr/>
                   </pic:nvPicPr>
                   <pic:blipFill>
-                    <a:blip r:embed="rId19" cstate="print">
+                    <a:blip r:embed="rId21" cstate="print">
                       <a:extLst>
                         <a:ext uri="{28A0092B-C50C-407E-A947-70E740481C1C}">
                           <a14:useLocalDpi xmlns:a14="http://schemas.microsoft.com/office/drawing/2010/main" val="0"/>
@@ -6117,8 +6117,3196 @@
     </w:p>
     <w:p>
       <w:pPr>
-        <w:tabs>
-          <w:tab w:val="left" w:pos="2190"/>
+        <w:pStyle w:val="Heading4"/>
+        <w:numPr>
+          <w:ilvl w:val="0"/>
+          <w:numId w:val="19"/>
+        </w:numPr>
+      </w:pPr>
+      <w:proofErr w:type="spellStart"/>
+      <w:r>
+        <w:lastRenderedPageBreak/>
+        <w:t>DemandForecastService.cs</w:t>
+      </w:r>
+      <w:proofErr w:type="spellEnd"/>
+    </w:p>
+    <w:p/>
+    <w:p>
+      <w:pPr>
+        <w:rPr>
+          <w:rFonts w:eastAsiaTheme="majorEastAsia" w:cstheme="majorBidi"/>
+          <w:i/>
+          <w:iCs/>
+          <w:color w:val="0F4761" w:themeColor="accent1" w:themeShade="BF"/>
+        </w:rPr>
+      </w:pPr>
+    </w:p>
+    <w:p>
+      <w:pPr>
+        <w:tabs>
+          <w:tab w:val="left" w:pos="1395"/>
+        </w:tabs>
+      </w:pPr>
+      <w:r>
+        <w:tab/>
+      </w:r>
+      <w:r>
+        <w:drawing>
+          <wp:anchor distT="0" distB="0" distL="114300" distR="114300" simplePos="0" relativeHeight="251671552" behindDoc="0" locked="0" layoutInCell="1" allowOverlap="1" wp14:anchorId="6FF6D60F" wp14:editId="7A37FA11">
+            <wp:simplePos x="0" y="0"/>
+            <wp:positionH relativeFrom="column">
+              <wp:posOffset>0</wp:posOffset>
+            </wp:positionH>
+            <wp:positionV relativeFrom="paragraph">
+              <wp:posOffset>210820</wp:posOffset>
+            </wp:positionV>
+            <wp:extent cx="5943600" cy="6029325"/>
+            <wp:effectExtent l="0" t="0" r="0" b="9525"/>
+            <wp:wrapNone/>
+            <wp:docPr id="17" name="Picture 17"/>
+            <wp:cNvGraphicFramePr>
+              <a:graphicFrameLocks xmlns:a="http://schemas.openxmlformats.org/drawingml/2006/main" noChangeAspect="1"/>
+            </wp:cNvGraphicFramePr>
+            <a:graphic xmlns:a="http://schemas.openxmlformats.org/drawingml/2006/main">
+              <a:graphicData uri="http://schemas.openxmlformats.org/drawingml/2006/picture">
+                <pic:pic xmlns:pic="http://schemas.openxmlformats.org/drawingml/2006/picture">
+                  <pic:nvPicPr>
+                    <pic:cNvPr id="1" name=""/>
+                    <pic:cNvPicPr/>
+                  </pic:nvPicPr>
+                  <pic:blipFill>
+                    <a:blip r:embed="rId22">
+                      <a:extLst>
+                        <a:ext uri="{28A0092B-C50C-407E-A947-70E740481C1C}">
+                          <a14:useLocalDpi xmlns:a14="http://schemas.microsoft.com/office/drawing/2010/main" val="0"/>
+                        </a:ext>
+                      </a:extLst>
+                    </a:blip>
+                    <a:stretch>
+                      <a:fillRect/>
+                    </a:stretch>
+                  </pic:blipFill>
+                  <pic:spPr>
+                    <a:xfrm>
+                      <a:off x="0" y="0"/>
+                      <a:ext cx="5943600" cy="6029325"/>
+                    </a:xfrm>
+                    <a:prstGeom prst="rect">
+                      <a:avLst/>
+                    </a:prstGeom>
+                  </pic:spPr>
+                </pic:pic>
+              </a:graphicData>
+            </a:graphic>
+          </wp:anchor>
+        </w:drawing>
+      </w:r>
+    </w:p>
+    <w:p/>
+    <w:p/>
+    <w:p/>
+    <w:p/>
+    <w:p/>
+    <w:p/>
+    <w:p/>
+    <w:p/>
+    <w:p/>
+    <w:p/>
+    <w:p/>
+    <w:p/>
+    <w:p/>
+    <w:p/>
+    <w:p/>
+    <w:p/>
+    <w:p/>
+    <w:p/>
+    <w:p/>
+    <w:p/>
+    <w:p>
+      <w:pPr>
+        <w:tabs>
+          <w:tab w:val="left" w:pos="1500"/>
+        </w:tabs>
+      </w:pPr>
+      <w:r>
+        <w:tab/>
+      </w:r>
+    </w:p>
+    <w:p>
+      <w:pPr>
+        <w:tabs>
+          <w:tab w:val="left" w:pos="1500"/>
+        </w:tabs>
+      </w:pPr>
+    </w:p>
+    <w:p>
+      <w:pPr>
+        <w:tabs>
+          <w:tab w:val="left" w:pos="1500"/>
+        </w:tabs>
+      </w:pPr>
+      <w:r>
+        <w:lastRenderedPageBreak/>
+        <w:drawing>
+          <wp:anchor distT="0" distB="0" distL="114300" distR="114300" simplePos="0" relativeHeight="251672576" behindDoc="0" locked="0" layoutInCell="1" allowOverlap="1" wp14:anchorId="66BBAE3D" wp14:editId="1C8ECD1A">
+            <wp:simplePos x="914400" y="914400"/>
+            <wp:positionH relativeFrom="column">
+              <wp:align>left</wp:align>
+            </wp:positionH>
+            <wp:positionV relativeFrom="paragraph">
+              <wp:align>top</wp:align>
+            </wp:positionV>
+            <wp:extent cx="4629150" cy="7451720"/>
+            <wp:effectExtent l="0" t="0" r="0" b="0"/>
+            <wp:wrapSquare wrapText="bothSides"/>
+            <wp:docPr id="18" name="Picture 18"/>
+            <wp:cNvGraphicFramePr>
+              <a:graphicFrameLocks xmlns:a="http://schemas.openxmlformats.org/drawingml/2006/main" noChangeAspect="1"/>
+            </wp:cNvGraphicFramePr>
+            <a:graphic xmlns:a="http://schemas.openxmlformats.org/drawingml/2006/main">
+              <a:graphicData uri="http://schemas.openxmlformats.org/drawingml/2006/picture">
+                <pic:pic xmlns:pic="http://schemas.openxmlformats.org/drawingml/2006/picture">
+                  <pic:nvPicPr>
+                    <pic:cNvPr id="1" name=""/>
+                    <pic:cNvPicPr/>
+                  </pic:nvPicPr>
+                  <pic:blipFill>
+                    <a:blip r:embed="rId23">
+                      <a:extLst>
+                        <a:ext uri="{28A0092B-C50C-407E-A947-70E740481C1C}">
+                          <a14:useLocalDpi xmlns:a14="http://schemas.microsoft.com/office/drawing/2010/main" val="0"/>
+                        </a:ext>
+                      </a:extLst>
+                    </a:blip>
+                    <a:stretch>
+                      <a:fillRect/>
+                    </a:stretch>
+                  </pic:blipFill>
+                  <pic:spPr>
+                    <a:xfrm>
+                      <a:off x="0" y="0"/>
+                      <a:ext cx="4629150" cy="7451720"/>
+                    </a:xfrm>
+                    <a:prstGeom prst="rect">
+                      <a:avLst/>
+                    </a:prstGeom>
+                  </pic:spPr>
+                </pic:pic>
+              </a:graphicData>
+            </a:graphic>
+          </wp:anchor>
+        </w:drawing>
+      </w:r>
+    </w:p>
+    <w:p/>
+    <w:p/>
+    <w:p/>
+    <w:p/>
+    <w:p/>
+    <w:p/>
+    <w:p/>
+    <w:p/>
+    <w:p/>
+    <w:p/>
+    <w:p/>
+    <w:p/>
+    <w:p/>
+    <w:p/>
+    <w:p/>
+    <w:p/>
+    <w:p/>
+    <w:p/>
+    <w:p/>
+    <w:p/>
+    <w:p/>
+    <w:p>
+      <w:pPr>
+        <w:tabs>
+          <w:tab w:val="left" w:pos="1500"/>
+        </w:tabs>
+      </w:pPr>
+    </w:p>
+    <w:p>
+      <w:pPr>
+        <w:tabs>
+          <w:tab w:val="left" w:pos="1500"/>
+        </w:tabs>
+      </w:pPr>
+    </w:p>
+    <w:p>
+      <w:pPr>
+        <w:tabs>
+          <w:tab w:val="left" w:pos="1500"/>
+        </w:tabs>
+      </w:pPr>
+    </w:p>
+    <w:p>
+      <w:pPr>
+        <w:tabs>
+          <w:tab w:val="left" w:pos="1500"/>
+        </w:tabs>
+      </w:pPr>
+      <w:r>
+        <w:lastRenderedPageBreak/>
+        <w:drawing>
+          <wp:anchor distT="0" distB="0" distL="114300" distR="114300" simplePos="0" relativeHeight="251673600" behindDoc="0" locked="0" layoutInCell="1" allowOverlap="1" wp14:anchorId="15B84B95" wp14:editId="786C1F91">
+            <wp:simplePos x="0" y="0"/>
+            <wp:positionH relativeFrom="column">
+              <wp:posOffset>0</wp:posOffset>
+            </wp:positionH>
+            <wp:positionV relativeFrom="paragraph">
+              <wp:posOffset>0</wp:posOffset>
+            </wp:positionV>
+            <wp:extent cx="5943600" cy="6792595"/>
+            <wp:effectExtent l="0" t="0" r="0" b="8255"/>
+            <wp:wrapNone/>
+            <wp:docPr id="19" name="Picture 19"/>
+            <wp:cNvGraphicFramePr>
+              <a:graphicFrameLocks xmlns:a="http://schemas.openxmlformats.org/drawingml/2006/main" noChangeAspect="1"/>
+            </wp:cNvGraphicFramePr>
+            <a:graphic xmlns:a="http://schemas.openxmlformats.org/drawingml/2006/main">
+              <a:graphicData uri="http://schemas.openxmlformats.org/drawingml/2006/picture">
+                <pic:pic xmlns:pic="http://schemas.openxmlformats.org/drawingml/2006/picture">
+                  <pic:nvPicPr>
+                    <pic:cNvPr id="1" name=""/>
+                    <pic:cNvPicPr/>
+                  </pic:nvPicPr>
+                  <pic:blipFill>
+                    <a:blip r:embed="rId24">
+                      <a:extLst>
+                        <a:ext uri="{28A0092B-C50C-407E-A947-70E740481C1C}">
+                          <a14:useLocalDpi xmlns:a14="http://schemas.microsoft.com/office/drawing/2010/main" val="0"/>
+                        </a:ext>
+                      </a:extLst>
+                    </a:blip>
+                    <a:stretch>
+                      <a:fillRect/>
+                    </a:stretch>
+                  </pic:blipFill>
+                  <pic:spPr>
+                    <a:xfrm>
+                      <a:off x="0" y="0"/>
+                      <a:ext cx="5943600" cy="6792595"/>
+                    </a:xfrm>
+                    <a:prstGeom prst="rect">
+                      <a:avLst/>
+                    </a:prstGeom>
+                  </pic:spPr>
+                </pic:pic>
+              </a:graphicData>
+            </a:graphic>
+          </wp:anchor>
+        </w:drawing>
+      </w:r>
+      <w:r>
+        <w:br w:type="textWrapping" w:clear="all"/>
+      </w:r>
+    </w:p>
+    <w:p>
+      <w:pPr>
+        <w:tabs>
+          <w:tab w:val="left" w:pos="1500"/>
+        </w:tabs>
+      </w:pPr>
+      <w:r>
+        <w:tab/>
+      </w:r>
+    </w:p>
+    <w:p>
+      <w:pPr>
+        <w:tabs>
+          <w:tab w:val="left" w:pos="1500"/>
+        </w:tabs>
+      </w:pPr>
+    </w:p>
+    <w:p>
+      <w:pPr>
+        <w:tabs>
+          <w:tab w:val="left" w:pos="1500"/>
+        </w:tabs>
+      </w:pPr>
+    </w:p>
+    <w:p>
+      <w:pPr>
+        <w:tabs>
+          <w:tab w:val="left" w:pos="1500"/>
+        </w:tabs>
+      </w:pPr>
+    </w:p>
+    <w:p/>
+    <w:p/>
+    <w:p/>
+    <w:p/>
+    <w:p/>
+    <w:p/>
+    <w:p/>
+    <w:p/>
+    <w:p/>
+    <w:p/>
+    <w:p/>
+    <w:p/>
+    <w:p/>
+    <w:p/>
+    <w:p/>
+    <w:p/>
+    <w:p/>
+    <w:p/>
+    <w:p/>
+    <w:p/>
+    <w:p>
+      <w:r>
+        <w:lastRenderedPageBreak/>
+        <w:drawing>
+          <wp:anchor distT="0" distB="0" distL="114300" distR="114300" simplePos="0" relativeHeight="251674624" behindDoc="0" locked="0" layoutInCell="1" allowOverlap="1" wp14:anchorId="3C91E433" wp14:editId="41843CA5">
+            <wp:simplePos x="0" y="0"/>
+            <wp:positionH relativeFrom="column">
+              <wp:posOffset>-200025</wp:posOffset>
+            </wp:positionH>
+            <wp:positionV relativeFrom="paragraph">
+              <wp:posOffset>133350</wp:posOffset>
+            </wp:positionV>
+            <wp:extent cx="5943600" cy="8085455"/>
+            <wp:effectExtent l="0" t="0" r="0" b="0"/>
+            <wp:wrapNone/>
+            <wp:docPr id="20" name="Picture 20"/>
+            <wp:cNvGraphicFramePr>
+              <a:graphicFrameLocks xmlns:a="http://schemas.openxmlformats.org/drawingml/2006/main" noChangeAspect="1"/>
+            </wp:cNvGraphicFramePr>
+            <a:graphic xmlns:a="http://schemas.openxmlformats.org/drawingml/2006/main">
+              <a:graphicData uri="http://schemas.openxmlformats.org/drawingml/2006/picture">
+                <pic:pic xmlns:pic="http://schemas.openxmlformats.org/drawingml/2006/picture">
+                  <pic:nvPicPr>
+                    <pic:cNvPr id="1" name=""/>
+                    <pic:cNvPicPr/>
+                  </pic:nvPicPr>
+                  <pic:blipFill>
+                    <a:blip r:embed="rId25">
+                      <a:extLst>
+                        <a:ext uri="{28A0092B-C50C-407E-A947-70E740481C1C}">
+                          <a14:useLocalDpi xmlns:a14="http://schemas.microsoft.com/office/drawing/2010/main" val="0"/>
+                        </a:ext>
+                      </a:extLst>
+                    </a:blip>
+                    <a:stretch>
+                      <a:fillRect/>
+                    </a:stretch>
+                  </pic:blipFill>
+                  <pic:spPr>
+                    <a:xfrm>
+                      <a:off x="0" y="0"/>
+                      <a:ext cx="5943600" cy="8085455"/>
+                    </a:xfrm>
+                    <a:prstGeom prst="rect">
+                      <a:avLst/>
+                    </a:prstGeom>
+                  </pic:spPr>
+                </pic:pic>
+              </a:graphicData>
+            </a:graphic>
+          </wp:anchor>
+        </w:drawing>
+      </w:r>
+    </w:p>
+    <w:p/>
+    <w:p/>
+    <w:p/>
+    <w:p/>
+    <w:p/>
+    <w:p/>
+    <w:p/>
+    <w:p/>
+    <w:p/>
+    <w:p/>
+    <w:p/>
+    <w:p/>
+    <w:p/>
+    <w:p/>
+    <w:p/>
+    <w:p/>
+    <w:p/>
+    <w:p/>
+    <w:p/>
+    <w:p/>
+    <w:p/>
+    <w:p/>
+    <w:p/>
+    <w:p>
+      <w:pPr>
+        <w:jc w:val="right"/>
+      </w:pPr>
+    </w:p>
+    <w:p>
+      <w:pPr>
+        <w:jc w:val="right"/>
+      </w:pPr>
+    </w:p>
+    <w:p>
+      <w:pPr>
+        <w:tabs>
+          <w:tab w:val="left" w:pos="585"/>
+          <w:tab w:val="left" w:pos="7605"/>
+        </w:tabs>
+      </w:pPr>
+      <w:r>
+        <w:lastRenderedPageBreak/>
+        <w:drawing>
+          <wp:anchor distT="0" distB="0" distL="114300" distR="114300" simplePos="0" relativeHeight="251675648" behindDoc="0" locked="0" layoutInCell="1" allowOverlap="1" wp14:anchorId="4877197C" wp14:editId="34F74E4F">
+            <wp:simplePos x="0" y="0"/>
+            <wp:positionH relativeFrom="column">
+              <wp:posOffset>342900</wp:posOffset>
+            </wp:positionH>
+            <wp:positionV relativeFrom="paragraph">
+              <wp:posOffset>0</wp:posOffset>
+            </wp:positionV>
+            <wp:extent cx="4136390" cy="8229600"/>
+            <wp:effectExtent l="0" t="0" r="0" b="0"/>
+            <wp:wrapNone/>
+            <wp:docPr id="21" name="Picture 21"/>
+            <wp:cNvGraphicFramePr>
+              <a:graphicFrameLocks xmlns:a="http://schemas.openxmlformats.org/drawingml/2006/main" noChangeAspect="1"/>
+            </wp:cNvGraphicFramePr>
+            <a:graphic xmlns:a="http://schemas.openxmlformats.org/drawingml/2006/main">
+              <a:graphicData uri="http://schemas.openxmlformats.org/drawingml/2006/picture">
+                <pic:pic xmlns:pic="http://schemas.openxmlformats.org/drawingml/2006/picture">
+                  <pic:nvPicPr>
+                    <pic:cNvPr id="1" name=""/>
+                    <pic:cNvPicPr/>
+                  </pic:nvPicPr>
+                  <pic:blipFill>
+                    <a:blip r:embed="rId26">
+                      <a:extLst>
+                        <a:ext uri="{28A0092B-C50C-407E-A947-70E740481C1C}">
+                          <a14:useLocalDpi xmlns:a14="http://schemas.microsoft.com/office/drawing/2010/main" val="0"/>
+                        </a:ext>
+                      </a:extLst>
+                    </a:blip>
+                    <a:stretch>
+                      <a:fillRect/>
+                    </a:stretch>
+                  </pic:blipFill>
+                  <pic:spPr>
+                    <a:xfrm>
+                      <a:off x="0" y="0"/>
+                      <a:ext cx="4136390" cy="8229600"/>
+                    </a:xfrm>
+                    <a:prstGeom prst="rect">
+                      <a:avLst/>
+                    </a:prstGeom>
+                  </pic:spPr>
+                </pic:pic>
+              </a:graphicData>
+            </a:graphic>
+          </wp:anchor>
+        </w:drawing>
+      </w:r>
+      <w:r>
+        <w:tab/>
+      </w:r>
+      <w:r>
+        <w:tab/>
+      </w:r>
+    </w:p>
+    <w:p>
+      <w:pPr>
+        <w:tabs>
+          <w:tab w:val="left" w:pos="585"/>
+          <w:tab w:val="left" w:pos="7605"/>
+        </w:tabs>
+      </w:pPr>
+    </w:p>
+    <w:p>
+      <w:pPr>
+        <w:tabs>
+          <w:tab w:val="left" w:pos="585"/>
+          <w:tab w:val="left" w:pos="7605"/>
+        </w:tabs>
+      </w:pPr>
+    </w:p>
+    <w:p/>
+    <w:p/>
+    <w:p/>
+    <w:p/>
+    <w:p/>
+    <w:p/>
+    <w:p/>
+    <w:p/>
+    <w:p/>
+    <w:p/>
+    <w:p/>
+    <w:p/>
+    <w:p/>
+    <w:p/>
+    <w:p/>
+    <w:p/>
+    <w:p/>
+    <w:p/>
+    <w:p/>
+    <w:p/>
+    <w:p/>
+    <w:p>
+      <w:pPr>
+        <w:tabs>
+          <w:tab w:val="left" w:pos="7710"/>
+        </w:tabs>
+      </w:pPr>
+      <w:r>
+        <w:tab/>
+      </w:r>
+    </w:p>
+    <w:p>
+      <w:pPr>
+        <w:tabs>
+          <w:tab w:val="left" w:pos="7710"/>
+        </w:tabs>
+      </w:pPr>
+    </w:p>
+    <w:p>
+      <w:pPr>
+        <w:tabs>
+          <w:tab w:val="left" w:pos="7710"/>
+        </w:tabs>
+      </w:pPr>
+      <w:r>
+        <w:lastRenderedPageBreak/>
+        <w:drawing>
+          <wp:anchor distT="0" distB="0" distL="114300" distR="114300" simplePos="0" relativeHeight="251676672" behindDoc="0" locked="0" layoutInCell="1" allowOverlap="1" wp14:anchorId="4C9FCAC3" wp14:editId="5311DEBB">
+            <wp:simplePos x="0" y="0"/>
+            <wp:positionH relativeFrom="column">
+              <wp:posOffset>0</wp:posOffset>
+            </wp:positionH>
+            <wp:positionV relativeFrom="paragraph">
+              <wp:posOffset>0</wp:posOffset>
+            </wp:positionV>
+            <wp:extent cx="5943600" cy="7097395"/>
+            <wp:effectExtent l="0" t="0" r="0" b="8255"/>
+            <wp:wrapNone/>
+            <wp:docPr id="22" name="Picture 22"/>
+            <wp:cNvGraphicFramePr>
+              <a:graphicFrameLocks xmlns:a="http://schemas.openxmlformats.org/drawingml/2006/main" noChangeAspect="1"/>
+            </wp:cNvGraphicFramePr>
+            <a:graphic xmlns:a="http://schemas.openxmlformats.org/drawingml/2006/main">
+              <a:graphicData uri="http://schemas.openxmlformats.org/drawingml/2006/picture">
+                <pic:pic xmlns:pic="http://schemas.openxmlformats.org/drawingml/2006/picture">
+                  <pic:nvPicPr>
+                    <pic:cNvPr id="1" name=""/>
+                    <pic:cNvPicPr/>
+                  </pic:nvPicPr>
+                  <pic:blipFill>
+                    <a:blip r:embed="rId27">
+                      <a:extLst>
+                        <a:ext uri="{28A0092B-C50C-407E-A947-70E740481C1C}">
+                          <a14:useLocalDpi xmlns:a14="http://schemas.microsoft.com/office/drawing/2010/main" val="0"/>
+                        </a:ext>
+                      </a:extLst>
+                    </a:blip>
+                    <a:stretch>
+                      <a:fillRect/>
+                    </a:stretch>
+                  </pic:blipFill>
+                  <pic:spPr>
+                    <a:xfrm>
+                      <a:off x="0" y="0"/>
+                      <a:ext cx="5943600" cy="7097395"/>
+                    </a:xfrm>
+                    <a:prstGeom prst="rect">
+                      <a:avLst/>
+                    </a:prstGeom>
+                  </pic:spPr>
+                </pic:pic>
+              </a:graphicData>
+            </a:graphic>
+          </wp:anchor>
+        </w:drawing>
+      </w:r>
+    </w:p>
+    <w:p/>
+    <w:p/>
+    <w:p/>
+    <w:p/>
+    <w:p/>
+    <w:p/>
+    <w:p/>
+    <w:p/>
+    <w:p/>
+    <w:p/>
+    <w:p/>
+    <w:p/>
+    <w:p/>
+    <w:p/>
+    <w:p/>
+    <w:p/>
+    <w:p/>
+    <w:p/>
+    <w:p/>
+    <w:p/>
+    <w:p/>
+    <w:p/>
+    <w:p/>
+    <w:p>
+      <w:pPr>
+        <w:tabs>
+          <w:tab w:val="left" w:pos="2025"/>
+        </w:tabs>
+      </w:pPr>
+      <w:r>
+        <w:tab/>
+      </w:r>
+    </w:p>
+    <w:p>
+      <w:pPr>
+        <w:tabs>
+          <w:tab w:val="left" w:pos="2025"/>
+        </w:tabs>
+      </w:pPr>
+    </w:p>
+    <w:p>
+      <w:pPr>
+        <w:tabs>
+          <w:tab w:val="left" w:pos="2025"/>
+        </w:tabs>
+      </w:pPr>
+      <w:r>
+        <w:lastRenderedPageBreak/>
+        <w:drawing>
+          <wp:anchor distT="0" distB="0" distL="114300" distR="114300" simplePos="0" relativeHeight="251677696" behindDoc="0" locked="0" layoutInCell="1" allowOverlap="1" wp14:anchorId="6234C28C" wp14:editId="708155BD">
+            <wp:simplePos x="0" y="0"/>
+            <wp:positionH relativeFrom="column">
+              <wp:posOffset>0</wp:posOffset>
+            </wp:positionH>
+            <wp:positionV relativeFrom="paragraph">
+              <wp:posOffset>0</wp:posOffset>
+            </wp:positionV>
+            <wp:extent cx="4769485" cy="8229600"/>
+            <wp:effectExtent l="0" t="0" r="0" b="0"/>
+            <wp:wrapNone/>
+            <wp:docPr id="23" name="Picture 23"/>
+            <wp:cNvGraphicFramePr>
+              <a:graphicFrameLocks xmlns:a="http://schemas.openxmlformats.org/drawingml/2006/main" noChangeAspect="1"/>
+            </wp:cNvGraphicFramePr>
+            <a:graphic xmlns:a="http://schemas.openxmlformats.org/drawingml/2006/main">
+              <a:graphicData uri="http://schemas.openxmlformats.org/drawingml/2006/picture">
+                <pic:pic xmlns:pic="http://schemas.openxmlformats.org/drawingml/2006/picture">
+                  <pic:nvPicPr>
+                    <pic:cNvPr id="1" name=""/>
+                    <pic:cNvPicPr/>
+                  </pic:nvPicPr>
+                  <pic:blipFill>
+                    <a:blip r:embed="rId28">
+                      <a:extLst>
+                        <a:ext uri="{28A0092B-C50C-407E-A947-70E740481C1C}">
+                          <a14:useLocalDpi xmlns:a14="http://schemas.microsoft.com/office/drawing/2010/main" val="0"/>
+                        </a:ext>
+                      </a:extLst>
+                    </a:blip>
+                    <a:stretch>
+                      <a:fillRect/>
+                    </a:stretch>
+                  </pic:blipFill>
+                  <pic:spPr>
+                    <a:xfrm>
+                      <a:off x="0" y="0"/>
+                      <a:ext cx="4769485" cy="8229600"/>
+                    </a:xfrm>
+                    <a:prstGeom prst="rect">
+                      <a:avLst/>
+                    </a:prstGeom>
+                  </pic:spPr>
+                </pic:pic>
+              </a:graphicData>
+            </a:graphic>
+          </wp:anchor>
+        </w:drawing>
+      </w:r>
+    </w:p>
+    <w:p/>
+    <w:p/>
+    <w:p/>
+    <w:p/>
+    <w:p/>
+    <w:p/>
+    <w:p/>
+    <w:p/>
+    <w:p/>
+    <w:p/>
+    <w:p/>
+    <w:p/>
+    <w:p/>
+    <w:p/>
+    <w:p/>
+    <w:p/>
+    <w:p/>
+    <w:p/>
+    <w:p/>
+    <w:p/>
+    <w:p/>
+    <w:p/>
+    <w:p>
+      <w:pPr>
+        <w:tabs>
+          <w:tab w:val="left" w:pos="7815"/>
+        </w:tabs>
+      </w:pPr>
+      <w:r>
+        <w:tab/>
+      </w:r>
+    </w:p>
+    <w:p>
+      <w:pPr>
+        <w:tabs>
+          <w:tab w:val="left" w:pos="7815"/>
+        </w:tabs>
+      </w:pPr>
+    </w:p>
+    <w:p>
+      <w:pPr>
+        <w:tabs>
+          <w:tab w:val="left" w:pos="7815"/>
+        </w:tabs>
+      </w:pPr>
+    </w:p>
+    <w:p>
+      <w:pPr>
+        <w:pStyle w:val="Heading4"/>
+        <w:numPr>
+          <w:ilvl w:val="0"/>
+          <w:numId w:val="19"/>
+        </w:numPr>
+      </w:pPr>
+      <w:proofErr w:type="spellStart"/>
+      <w:r>
+        <w:lastRenderedPageBreak/>
+        <w:t>MLDemandForecastingEngine</w:t>
+      </w:r>
+      <w:r>
+        <w:t>.cs</w:t>
+      </w:r>
+      <w:proofErr w:type="spellEnd"/>
+    </w:p>
+    <w:p>
+      <w:pPr>
+        <w:tabs>
+          <w:tab w:val="left" w:pos="7815"/>
+        </w:tabs>
+      </w:pPr>
+      <w:r>
+        <w:drawing>
+          <wp:anchor distT="0" distB="0" distL="114300" distR="114300" simplePos="0" relativeHeight="251678720" behindDoc="0" locked="0" layoutInCell="1" allowOverlap="1" wp14:anchorId="159DF48E" wp14:editId="0BADF31F">
+            <wp:simplePos x="0" y="0"/>
+            <wp:positionH relativeFrom="column">
+              <wp:posOffset>-85725</wp:posOffset>
+            </wp:positionH>
+            <wp:positionV relativeFrom="paragraph">
+              <wp:posOffset>1092835</wp:posOffset>
+            </wp:positionV>
+            <wp:extent cx="5943600" cy="5874385"/>
+            <wp:effectExtent l="0" t="0" r="0" b="0"/>
+            <wp:wrapNone/>
+            <wp:docPr id="24" name="Picture 24"/>
+            <wp:cNvGraphicFramePr>
+              <a:graphicFrameLocks xmlns:a="http://schemas.openxmlformats.org/drawingml/2006/main" noChangeAspect="1"/>
+            </wp:cNvGraphicFramePr>
+            <a:graphic xmlns:a="http://schemas.openxmlformats.org/drawingml/2006/main">
+              <a:graphicData uri="http://schemas.openxmlformats.org/drawingml/2006/picture">
+                <pic:pic xmlns:pic="http://schemas.openxmlformats.org/drawingml/2006/picture">
+                  <pic:nvPicPr>
+                    <pic:cNvPr id="1" name=""/>
+                    <pic:cNvPicPr/>
+                  </pic:nvPicPr>
+                  <pic:blipFill>
+                    <a:blip r:embed="rId29">
+                      <a:extLst>
+                        <a:ext uri="{28A0092B-C50C-407E-A947-70E740481C1C}">
+                          <a14:useLocalDpi xmlns:a14="http://schemas.microsoft.com/office/drawing/2010/main" val="0"/>
+                        </a:ext>
+                      </a:extLst>
+                    </a:blip>
+                    <a:stretch>
+                      <a:fillRect/>
+                    </a:stretch>
+                  </pic:blipFill>
+                  <pic:spPr>
+                    <a:xfrm>
+                      <a:off x="0" y="0"/>
+                      <a:ext cx="5943600" cy="5874385"/>
+                    </a:xfrm>
+                    <a:prstGeom prst="rect">
+                      <a:avLst/>
+                    </a:prstGeom>
+                  </pic:spPr>
+                </pic:pic>
+              </a:graphicData>
+            </a:graphic>
+          </wp:anchor>
+        </w:drawing>
+      </w:r>
+    </w:p>
+    <w:p/>
+    <w:p/>
+    <w:p/>
+    <w:p/>
+    <w:p/>
+    <w:p/>
+    <w:p/>
+    <w:p/>
+    <w:p/>
+    <w:p/>
+    <w:p/>
+    <w:p/>
+    <w:p/>
+    <w:p/>
+    <w:p/>
+    <w:p/>
+    <w:p/>
+    <w:p/>
+    <w:p/>
+    <w:p/>
+    <w:p/>
+    <w:p/>
+    <w:p/>
+    <w:p>
+      <w:pPr>
+        <w:tabs>
+          <w:tab w:val="left" w:pos="2595"/>
+        </w:tabs>
+      </w:pPr>
+      <w:r>
+        <w:tab/>
+      </w:r>
+    </w:p>
+    <w:p>
+      <w:pPr>
+        <w:pStyle w:val="Heading4"/>
+        <w:numPr>
+          <w:ilvl w:val="0"/>
+          <w:numId w:val="19"/>
+        </w:numPr>
+      </w:pPr>
+      <w:r>
+        <w:lastRenderedPageBreak/>
+        <w:t>Postman Testing</w:t>
+      </w:r>
+    </w:p>
+    <w:p>
+      <w:pPr>
+        <w:tabs>
+          <w:tab w:val="left" w:pos="2595"/>
+        </w:tabs>
+      </w:pPr>
+    </w:p>
+    <w:p>
+      <w:pPr>
+        <w:pStyle w:val="ListParagraph"/>
+        <w:numPr>
+          <w:ilvl w:val="0"/>
+          <w:numId w:val="27"/>
+        </w:numPr>
+      </w:pPr>
+      <w:r>
+        <w:t xml:space="preserve">Moving Average </w:t>
+      </w:r>
+      <w:proofErr w:type="gramStart"/>
+      <w:r>
+        <w:t>request</w:t>
+      </w:r>
+      <w:r>
+        <w:t xml:space="preserve"> :</w:t>
+      </w:r>
+      <w:proofErr w:type="gramEnd"/>
+      <w:r>
+        <w:t xml:space="preserve"> </w:t>
+      </w:r>
+      <w:r>
+        <w:t>POST</w:t>
+      </w:r>
+      <w:r>
+        <w:t xml:space="preserve"> : </w:t>
+      </w:r>
+      <w:r>
+        <w:t>http://localhost:5136/api/forecasts/generate</w:t>
+      </w:r>
+    </w:p>
+    <w:p>
+      <w:r>
+        <w:rPr>
+          <w:noProof/>
+        </w:rPr>
+        <w:drawing>
+          <wp:anchor distT="0" distB="0" distL="114300" distR="114300" simplePos="0" relativeHeight="251680768" behindDoc="0" locked="0" layoutInCell="1" allowOverlap="1" wp14:anchorId="7A478DCA" wp14:editId="261784E2">
+            <wp:simplePos x="0" y="0"/>
+            <wp:positionH relativeFrom="column">
+              <wp:posOffset>290513</wp:posOffset>
+            </wp:positionH>
+            <wp:positionV relativeFrom="paragraph">
+              <wp:posOffset>928688</wp:posOffset>
+            </wp:positionV>
+            <wp:extent cx="3024187" cy="2206821"/>
+            <wp:effectExtent l="0" t="0" r="5080" b="3175"/>
+            <wp:wrapNone/>
+            <wp:docPr id="25" name="Picture 25"/>
+            <wp:cNvGraphicFramePr>
+              <a:graphicFrameLocks xmlns:a="http://schemas.openxmlformats.org/drawingml/2006/main" noChangeAspect="1"/>
+            </wp:cNvGraphicFramePr>
+            <a:graphic xmlns:a="http://schemas.openxmlformats.org/drawingml/2006/main">
+              <a:graphicData uri="http://schemas.openxmlformats.org/drawingml/2006/picture">
+                <pic:pic xmlns:pic="http://schemas.openxmlformats.org/drawingml/2006/picture">
+                  <pic:nvPicPr>
+                    <pic:cNvPr id="1" name=""/>
+                    <pic:cNvPicPr/>
+                  </pic:nvPicPr>
+                  <pic:blipFill>
+                    <a:blip r:embed="rId30" cstate="print">
+                      <a:extLst>
+                        <a:ext uri="{28A0092B-C50C-407E-A947-70E740481C1C}">
+                          <a14:useLocalDpi xmlns:a14="http://schemas.microsoft.com/office/drawing/2010/main" val="0"/>
+                        </a:ext>
+                      </a:extLst>
+                    </a:blip>
+                    <a:stretch>
+                      <a:fillRect/>
+                    </a:stretch>
+                  </pic:blipFill>
+                  <pic:spPr>
+                    <a:xfrm>
+                      <a:off x="0" y="0"/>
+                      <a:ext cx="3031443" cy="2212116"/>
+                    </a:xfrm>
+                    <a:prstGeom prst="rect">
+                      <a:avLst/>
+                    </a:prstGeom>
+                  </pic:spPr>
+                </pic:pic>
+              </a:graphicData>
+            </a:graphic>
+            <wp14:sizeRelH relativeFrom="margin">
+              <wp14:pctWidth>0</wp14:pctWidth>
+            </wp14:sizeRelH>
+            <wp14:sizeRelV relativeFrom="margin">
+              <wp14:pctHeight>0</wp14:pctHeight>
+            </wp14:sizeRelV>
+          </wp:anchor>
+        </w:drawing>
+      </w:r>
+      <w:r>
+        <w:t>{</w:t>
+      </w:r>
+      <w:r>
+        <w:br/>
+        <w:t>"</w:t>
+      </w:r>
+      <w:proofErr w:type="spellStart"/>
+      <w:r>
+        <w:t>forecastDate</w:t>
+      </w:r>
+      <w:proofErr w:type="spellEnd"/>
+      <w:r>
+        <w:t>": "2026-03-15",</w:t>
+      </w:r>
+      <w:r>
+        <w:br/>
+        <w:t>"</w:t>
+      </w:r>
+      <w:proofErr w:type="spellStart"/>
+      <w:r>
+        <w:t>lookbackPeriods</w:t>
+      </w:r>
+      <w:proofErr w:type="spellEnd"/>
+      <w:r>
+        <w:t>": 3,</w:t>
+      </w:r>
+      <w:r>
+        <w:br/>
+        <w:t>"</w:t>
+      </w:r>
+      <w:proofErr w:type="spellStart"/>
+      <w:r>
+        <w:t>modelName</w:t>
+      </w:r>
+      <w:proofErr w:type="spellEnd"/>
+      <w:r>
+        <w:t>": "</w:t>
+      </w:r>
+      <w:proofErr w:type="spellStart"/>
+      <w:r>
+        <w:t>MovingAverage</w:t>
+      </w:r>
+      <w:proofErr w:type="spellEnd"/>
+      <w:r>
+        <w:t>"</w:t>
+      </w:r>
+      <w:r>
+        <w:br/>
+        <w:t>}</w:t>
+      </w:r>
+    </w:p>
+    <w:p/>
+    <w:p/>
+    <w:p/>
+    <w:p/>
+    <w:p/>
+    <w:p/>
+    <w:p/>
+    <w:p>
+      <w:pPr>
+        <w:pStyle w:val="ListParagraph"/>
+        <w:numPr>
+          <w:ilvl w:val="0"/>
+          <w:numId w:val="27"/>
+        </w:numPr>
+      </w:pPr>
+      <w:r>
+        <w:t xml:space="preserve">ML.NET </w:t>
+      </w:r>
+      <w:proofErr w:type="gramStart"/>
+      <w:r>
+        <w:t>request</w:t>
+      </w:r>
+      <w:r>
+        <w:t xml:space="preserve"> :</w:t>
+      </w:r>
+      <w:proofErr w:type="gramEnd"/>
+      <w:r>
+        <w:t xml:space="preserve"> POST : </w:t>
+      </w:r>
+      <w:r>
+        <w:t>http://localhost:5136/api/forecasts/generate</w:t>
+      </w:r>
+    </w:p>
+    <w:p>
+      <w:pPr>
+        <w:pStyle w:val="ListParagraph"/>
+        <w:spacing w:after="0" w:line="240" w:lineRule="auto"/>
+        <w:rPr>
+          <w:rFonts w:ascii="Times New Roman" w:eastAsia="Times New Roman" w:hAnsi="Times New Roman" w:cs="Times New Roman"/>
+          <w:kern w:val="0"/>
+          <w:lang w:eastAsia="en-CA"/>
+          <w14:ligatures w14:val="none"/>
+        </w:rPr>
+      </w:pPr>
+      <w:r>
+        <w:rPr>
+          <w:noProof/>
+        </w:rPr>
+        <w:drawing>
+          <wp:anchor distT="0" distB="0" distL="114300" distR="114300" simplePos="0" relativeHeight="251681792" behindDoc="0" locked="0" layoutInCell="1" allowOverlap="1" wp14:anchorId="6F51875F" wp14:editId="25C34D56">
+            <wp:simplePos x="0" y="0"/>
+            <wp:positionH relativeFrom="column">
+              <wp:posOffset>2895600</wp:posOffset>
+            </wp:positionH>
+            <wp:positionV relativeFrom="paragraph">
+              <wp:posOffset>220325</wp:posOffset>
+            </wp:positionV>
+            <wp:extent cx="2205038" cy="1714837"/>
+            <wp:effectExtent l="0" t="0" r="5080" b="0"/>
+            <wp:wrapNone/>
+            <wp:docPr id="26" name="Picture 26"/>
+            <wp:cNvGraphicFramePr>
+              <a:graphicFrameLocks xmlns:a="http://schemas.openxmlformats.org/drawingml/2006/main" noChangeAspect="1"/>
+            </wp:cNvGraphicFramePr>
+            <a:graphic xmlns:a="http://schemas.openxmlformats.org/drawingml/2006/main">
+              <a:graphicData uri="http://schemas.openxmlformats.org/drawingml/2006/picture">
+                <pic:pic xmlns:pic="http://schemas.openxmlformats.org/drawingml/2006/picture">
+                  <pic:nvPicPr>
+                    <pic:cNvPr id="1" name=""/>
+                    <pic:cNvPicPr/>
+                  </pic:nvPicPr>
+                  <pic:blipFill>
+                    <a:blip r:embed="rId31" cstate="print">
+                      <a:extLst>
+                        <a:ext uri="{28A0092B-C50C-407E-A947-70E740481C1C}">
+                          <a14:useLocalDpi xmlns:a14="http://schemas.microsoft.com/office/drawing/2010/main" val="0"/>
+                        </a:ext>
+                      </a:extLst>
+                    </a:blip>
+                    <a:stretch>
+                      <a:fillRect/>
+                    </a:stretch>
+                  </pic:blipFill>
+                  <pic:spPr>
+                    <a:xfrm>
+                      <a:off x="0" y="0"/>
+                      <a:ext cx="2209488" cy="1718298"/>
+                    </a:xfrm>
+                    <a:prstGeom prst="rect">
+                      <a:avLst/>
+                    </a:prstGeom>
+                  </pic:spPr>
+                </pic:pic>
+              </a:graphicData>
+            </a:graphic>
+            <wp14:sizeRelH relativeFrom="margin">
+              <wp14:pctWidth>0</wp14:pctWidth>
+            </wp14:sizeRelH>
+            <wp14:sizeRelV relativeFrom="margin">
+              <wp14:pctHeight>0</wp14:pctHeight>
+            </wp14:sizeRelV>
+          </wp:anchor>
+        </w:drawing>
+      </w:r>
+      <w:r>
+        <w:rPr>
+          <w:rFonts w:ascii="Times New Roman" w:eastAsia="Times New Roman" w:hAnsi="Times New Roman" w:cs="Times New Roman"/>
+          <w:kern w:val="0"/>
+          <w:lang w:eastAsia="en-CA"/>
+          <w14:ligatures w14:val="none"/>
+        </w:rPr>
+        <w:t>{</w:t>
+      </w:r>
+      <w:r>
+        <w:rPr>
+          <w:rFonts w:ascii="Times New Roman" w:eastAsia="Times New Roman" w:hAnsi="Times New Roman" w:cs="Times New Roman"/>
+          <w:kern w:val="0"/>
+          <w:lang w:eastAsia="en-CA"/>
+          <w14:ligatures w14:val="none"/>
+        </w:rPr>
+        <w:br/>
+        <w:t>"</w:t>
+      </w:r>
+      <w:proofErr w:type="spellStart"/>
+      <w:r>
+        <w:rPr>
+          <w:rFonts w:ascii="Times New Roman" w:eastAsia="Times New Roman" w:hAnsi="Times New Roman" w:cs="Times New Roman"/>
+          <w:kern w:val="0"/>
+          <w:lang w:eastAsia="en-CA"/>
+          <w14:ligatures w14:val="none"/>
+        </w:rPr>
+        <w:t>forecastDate</w:t>
+      </w:r>
+      <w:proofErr w:type="spellEnd"/>
+      <w:r>
+        <w:rPr>
+          <w:rFonts w:ascii="Times New Roman" w:eastAsia="Times New Roman" w:hAnsi="Times New Roman" w:cs="Times New Roman"/>
+          <w:kern w:val="0"/>
+          <w:lang w:eastAsia="en-CA"/>
+          <w14:ligatures w14:val="none"/>
+        </w:rPr>
+        <w:t>": "2026-03-15",</w:t>
+      </w:r>
+      <w:r>
+        <w:rPr>
+          <w:rFonts w:ascii="Times New Roman" w:eastAsia="Times New Roman" w:hAnsi="Times New Roman" w:cs="Times New Roman"/>
+          <w:kern w:val="0"/>
+          <w:lang w:eastAsia="en-CA"/>
+          <w14:ligatures w14:val="none"/>
+        </w:rPr>
+        <w:br/>
+        <w:t>"</w:t>
+      </w:r>
+      <w:proofErr w:type="spellStart"/>
+      <w:r>
+        <w:rPr>
+          <w:rFonts w:ascii="Times New Roman" w:eastAsia="Times New Roman" w:hAnsi="Times New Roman" w:cs="Times New Roman"/>
+          <w:kern w:val="0"/>
+          <w:lang w:eastAsia="en-CA"/>
+          <w14:ligatures w14:val="none"/>
+        </w:rPr>
+        <w:t>modelName</w:t>
+      </w:r>
+      <w:proofErr w:type="spellEnd"/>
+      <w:r>
+        <w:rPr>
+          <w:rFonts w:ascii="Times New Roman" w:eastAsia="Times New Roman" w:hAnsi="Times New Roman" w:cs="Times New Roman"/>
+          <w:kern w:val="0"/>
+          <w:lang w:eastAsia="en-CA"/>
+          <w14:ligatures w14:val="none"/>
+        </w:rPr>
+        <w:t>": "MLNET_SSA",</w:t>
+      </w:r>
+      <w:r>
+        <w:rPr>
+          <w:rFonts w:ascii="Times New Roman" w:eastAsia="Times New Roman" w:hAnsi="Times New Roman" w:cs="Times New Roman"/>
+          <w:kern w:val="0"/>
+          <w:lang w:eastAsia="en-CA"/>
+          <w14:ligatures w14:val="none"/>
+        </w:rPr>
+        <w:br/>
+        <w:t>"horizon": 7,</w:t>
+      </w:r>
+      <w:r>
+        <w:rPr>
+          <w:rFonts w:ascii="Times New Roman" w:eastAsia="Times New Roman" w:hAnsi="Times New Roman" w:cs="Times New Roman"/>
+          <w:kern w:val="0"/>
+          <w:lang w:eastAsia="en-CA"/>
+          <w14:ligatures w14:val="none"/>
+        </w:rPr>
+        <w:br/>
+        <w:t>"granularity": "Daily"</w:t>
+      </w:r>
+      <w:r>
+        <w:rPr>
+          <w:rFonts w:ascii="Times New Roman" w:eastAsia="Times New Roman" w:hAnsi="Times New Roman" w:cs="Times New Roman"/>
+          <w:kern w:val="0"/>
+          <w:lang w:eastAsia="en-CA"/>
+          <w14:ligatures w14:val="none"/>
+        </w:rPr>
+        <w:br/>
+        <w:t>}</w:t>
+      </w:r>
+    </w:p>
+    <w:p>
+      <w:pPr>
+        <w:ind w:firstLine="720"/>
+      </w:pPr>
+    </w:p>
+    <w:p/>
+    <w:p/>
+    <w:p/>
+    <w:p/>
+    <w:p>
+      <w:pPr>
+        <w:pStyle w:val="ListParagraph"/>
+        <w:numPr>
+          <w:ilvl w:val="0"/>
+          <w:numId w:val="27"/>
+        </w:numPr>
+        <w:rPr>
+          <w:rStyle w:val="Hyperlink"/>
+          <w:color w:val="auto"/>
+          <w:u w:val="none"/>
+        </w:rPr>
+      </w:pPr>
+      <w:r>
+        <w:t>GET /</w:t>
+      </w:r>
+      <w:proofErr w:type="spellStart"/>
+      <w:r>
+        <w:t>api</w:t>
+      </w:r>
+      <w:proofErr w:type="spellEnd"/>
+      <w:r>
+        <w:t>/</w:t>
+      </w:r>
+      <w:proofErr w:type="spellStart"/>
+      <w:r>
+        <w:t>forecasts?modelName</w:t>
+      </w:r>
+      <w:proofErr w:type="spellEnd"/>
+      <w:r>
+        <w:t>=</w:t>
+      </w:r>
+      <w:proofErr w:type="spellStart"/>
+      <w:proofErr w:type="gramStart"/>
+      <w:r>
+        <w:t>MovingAverage</w:t>
+      </w:r>
+      <w:proofErr w:type="spellEnd"/>
+      <w:r>
+        <w:t xml:space="preserve"> :</w:t>
+      </w:r>
+      <w:proofErr w:type="gramEnd"/>
+      <w:r>
+        <w:t xml:space="preserve"> </w:t>
+      </w:r>
+      <w:hyperlink r:id="rId32" w:history="1">
+        <w:r>
+          <w:rPr>
+            <w:rStyle w:val="Hyperlink"/>
+          </w:rPr>
+          <w:t>http://localhost:5136/api/forecasts?modelName=MovingAverage</w:t>
+        </w:r>
+      </w:hyperlink>
+    </w:p>
+    <w:p/>
+    <w:p>
+      <w:pPr>
+        <w:pStyle w:val="ListParagraph"/>
+        <w:numPr>
+          <w:ilvl w:val="0"/>
+          <w:numId w:val="27"/>
+        </w:numPr>
+      </w:pPr>
+      <w:r>
+        <w:lastRenderedPageBreak/>
+        <w:t>GET /</w:t>
+      </w:r>
+      <w:proofErr w:type="spellStart"/>
+      <w:r>
+        <w:t>api</w:t>
+      </w:r>
+      <w:proofErr w:type="spellEnd"/>
+      <w:r>
+        <w:t>/</w:t>
+      </w:r>
+      <w:proofErr w:type="spellStart"/>
+      <w:r>
+        <w:t>forecasts?modelName</w:t>
+      </w:r>
+      <w:proofErr w:type="spellEnd"/>
+      <w:r>
+        <w:t>=</w:t>
+      </w:r>
+      <w:proofErr w:type="gramStart"/>
+      <w:r>
+        <w:t>MLNET</w:t>
+      </w:r>
+      <w:r>
+        <w:rPr>
+          <w:noProof/>
+        </w:rPr>
+        <w:t xml:space="preserve"> </w:t>
+      </w:r>
+      <w:r>
+        <w:t xml:space="preserve"> </w:t>
+      </w:r>
+      <w:r>
+        <w:t>_</w:t>
+      </w:r>
+      <w:proofErr w:type="gramEnd"/>
+      <w:r>
+        <w:t>SSA</w:t>
+      </w:r>
+      <w:r>
+        <w:t xml:space="preserve">  : </w:t>
+      </w:r>
+      <w:hyperlink r:id="rId33" w:history="1">
+        <w:r>
+          <w:rPr>
+            <w:rStyle w:val="Hyperlink"/>
+          </w:rPr>
+          <w:t>http://localhost:5136/api/forecasts?modelName=MLNET_SSA</w:t>
+        </w:r>
+      </w:hyperlink>
+    </w:p>
+    <w:p>
+      <w:pPr>
+        <w:pStyle w:val="ListParagraph"/>
+      </w:pPr>
+    </w:p>
+    <w:p/>
+    <w:p>
+      <w:r>
+        <w:rPr>
+          <w:noProof/>
+        </w:rPr>
+        <w:drawing>
+          <wp:anchor distT="0" distB="0" distL="114300" distR="114300" simplePos="0" relativeHeight="251682816" behindDoc="0" locked="0" layoutInCell="1" allowOverlap="1" wp14:anchorId="26C1ED2A" wp14:editId="4A80A177">
+            <wp:simplePos x="0" y="0"/>
+            <wp:positionH relativeFrom="column">
+              <wp:posOffset>171450</wp:posOffset>
+            </wp:positionH>
+            <wp:positionV relativeFrom="paragraph">
+              <wp:posOffset>44450</wp:posOffset>
+            </wp:positionV>
+            <wp:extent cx="2492375" cy="3409315"/>
+            <wp:effectExtent l="0" t="0" r="3175" b="635"/>
+            <wp:wrapNone/>
+            <wp:docPr id="28" name="Picture 28"/>
+            <wp:cNvGraphicFramePr>
+              <a:graphicFrameLocks xmlns:a="http://schemas.openxmlformats.org/drawingml/2006/main" noChangeAspect="1"/>
+            </wp:cNvGraphicFramePr>
+            <a:graphic xmlns:a="http://schemas.openxmlformats.org/drawingml/2006/main">
+              <a:graphicData uri="http://schemas.openxmlformats.org/drawingml/2006/picture">
+                <pic:pic xmlns:pic="http://schemas.openxmlformats.org/drawingml/2006/picture">
+                  <pic:nvPicPr>
+                    <pic:cNvPr id="1" name=""/>
+                    <pic:cNvPicPr/>
+                  </pic:nvPicPr>
+                  <pic:blipFill>
+                    <a:blip r:embed="rId34" cstate="print">
+                      <a:extLst>
+                        <a:ext uri="{28A0092B-C50C-407E-A947-70E740481C1C}">
+                          <a14:useLocalDpi xmlns:a14="http://schemas.microsoft.com/office/drawing/2010/main" val="0"/>
+                        </a:ext>
+                      </a:extLst>
+                    </a:blip>
+                    <a:stretch>
+                      <a:fillRect/>
+                    </a:stretch>
+                  </pic:blipFill>
+                  <pic:spPr>
+                    <a:xfrm>
+                      <a:off x="0" y="0"/>
+                      <a:ext cx="2492375" cy="3409315"/>
+                    </a:xfrm>
+                    <a:prstGeom prst="rect">
+                      <a:avLst/>
+                    </a:prstGeom>
+                  </pic:spPr>
+                </pic:pic>
+              </a:graphicData>
+            </a:graphic>
+            <wp14:sizeRelH relativeFrom="margin">
+              <wp14:pctWidth>0</wp14:pctWidth>
+            </wp14:sizeRelH>
+            <wp14:sizeRelV relativeFrom="margin">
+              <wp14:pctHeight>0</wp14:pctHeight>
+            </wp14:sizeRelV>
+          </wp:anchor>
+        </w:drawing>
+      </w:r>
+    </w:p>
+    <w:p>
+      <w:r>
+        <w:rPr>
+          <w:noProof/>
+        </w:rPr>
+        <w:drawing>
+          <wp:anchor distT="0" distB="0" distL="114300" distR="114300" simplePos="0" relativeHeight="251683840" behindDoc="0" locked="0" layoutInCell="1" allowOverlap="1" wp14:anchorId="507A9F9A" wp14:editId="0D360138">
+            <wp:simplePos x="0" y="0"/>
+            <wp:positionH relativeFrom="column">
+              <wp:posOffset>2903855</wp:posOffset>
+            </wp:positionH>
+            <wp:positionV relativeFrom="paragraph">
+              <wp:posOffset>146050</wp:posOffset>
+            </wp:positionV>
+            <wp:extent cx="3042285" cy="4295775"/>
+            <wp:effectExtent l="0" t="0" r="5715" b="0"/>
+            <wp:wrapNone/>
+            <wp:docPr id="27" name="Picture 27"/>
+            <wp:cNvGraphicFramePr>
+              <a:graphicFrameLocks xmlns:a="http://schemas.openxmlformats.org/drawingml/2006/main" noChangeAspect="1"/>
+            </wp:cNvGraphicFramePr>
+            <a:graphic xmlns:a="http://schemas.openxmlformats.org/drawingml/2006/main">
+              <a:graphicData uri="http://schemas.openxmlformats.org/drawingml/2006/picture">
+                <pic:pic xmlns:pic="http://schemas.openxmlformats.org/drawingml/2006/picture">
+                  <pic:nvPicPr>
+                    <pic:cNvPr id="1" name=""/>
+                    <pic:cNvPicPr/>
+                  </pic:nvPicPr>
+                  <pic:blipFill>
+                    <a:blip r:embed="rId35" cstate="print">
+                      <a:extLst>
+                        <a:ext uri="{28A0092B-C50C-407E-A947-70E740481C1C}">
+                          <a14:useLocalDpi xmlns:a14="http://schemas.microsoft.com/office/drawing/2010/main" val="0"/>
+                        </a:ext>
+                      </a:extLst>
+                    </a:blip>
+                    <a:stretch>
+                      <a:fillRect/>
+                    </a:stretch>
+                  </pic:blipFill>
+                  <pic:spPr>
+                    <a:xfrm>
+                      <a:off x="0" y="0"/>
+                      <a:ext cx="3042285" cy="4295775"/>
+                    </a:xfrm>
+                    <a:prstGeom prst="rect">
+                      <a:avLst/>
+                    </a:prstGeom>
+                  </pic:spPr>
+                </pic:pic>
+              </a:graphicData>
+            </a:graphic>
+            <wp14:sizeRelH relativeFrom="margin">
+              <wp14:pctWidth>0</wp14:pctWidth>
+            </wp14:sizeRelH>
+            <wp14:sizeRelV relativeFrom="margin">
+              <wp14:pctHeight>0</wp14:pctHeight>
+            </wp14:sizeRelV>
+          </wp:anchor>
+        </w:drawing>
+      </w:r>
+    </w:p>
+    <w:p/>
+    <w:p/>
+    <w:p/>
+    <w:p/>
+    <w:p/>
+    <w:p/>
+    <w:p/>
+    <w:p/>
+    <w:p/>
+    <w:p/>
+    <w:p/>
+    <w:p/>
+    <w:p>
+      <w:pPr>
+        <w:tabs>
+          <w:tab w:val="left" w:pos="2595"/>
+        </w:tabs>
+      </w:pPr>
+    </w:p>
+    <w:p/>
+    <w:p/>
+    <w:p/>
+    <w:p/>
+    <w:p>
+      <w:pPr>
+        <w:ind w:firstLine="720"/>
+      </w:pPr>
+    </w:p>
+    <w:p>
+      <w:pPr>
+        <w:ind w:firstLine="720"/>
+      </w:pPr>
+    </w:p>
+    <w:p>
+      <w:pPr>
+        <w:ind w:firstLine="720"/>
+      </w:pPr>
+    </w:p>
+    <w:p>
+      <w:pPr>
+        <w:ind w:firstLine="720"/>
+      </w:pPr>
+    </w:p>
+    <w:p>
+      <w:pPr>
+        <w:ind w:firstLine="720"/>
+      </w:pPr>
+    </w:p>
+    <w:p>
+      <w:pPr>
+        <w:pStyle w:val="Heading4"/>
+        <w:numPr>
+          <w:ilvl w:val="0"/>
+          <w:numId w:val="19"/>
+        </w:numPr>
+      </w:pPr>
+      <w:r>
+        <w:t>Database queries</w:t>
+      </w:r>
+    </w:p>
+    <w:p/>
+    <w:p>
+      <w:pPr>
+        <w:pStyle w:val="ListParagraph"/>
+        <w:numPr>
+          <w:ilvl w:val="0"/>
+          <w:numId w:val="29"/>
+        </w:numPr>
+      </w:pPr>
+      <w:r>
+        <w:t>Forecast dates exists</w:t>
+      </w:r>
+    </w:p>
+    <w:p>
+      <w:r>
+        <w:drawing>
+          <wp:anchor distT="0" distB="0" distL="114300" distR="114300" simplePos="0" relativeHeight="251684864" behindDoc="0" locked="0" layoutInCell="1" allowOverlap="1" wp14:anchorId="6F125CA2" wp14:editId="567ECCC3">
+            <wp:simplePos x="0" y="0"/>
+            <wp:positionH relativeFrom="margin">
+              <wp:posOffset>590550</wp:posOffset>
+            </wp:positionH>
+            <wp:positionV relativeFrom="paragraph">
+              <wp:posOffset>64770</wp:posOffset>
+            </wp:positionV>
+            <wp:extent cx="3619500" cy="6251995"/>
+            <wp:effectExtent l="0" t="0" r="0" b="0"/>
+            <wp:wrapNone/>
+            <wp:docPr id="29" name="Picture 29"/>
+            <wp:cNvGraphicFramePr>
+              <a:graphicFrameLocks xmlns:a="http://schemas.openxmlformats.org/drawingml/2006/main" noChangeAspect="1"/>
+            </wp:cNvGraphicFramePr>
+            <a:graphic xmlns:a="http://schemas.openxmlformats.org/drawingml/2006/main">
+              <a:graphicData uri="http://schemas.openxmlformats.org/drawingml/2006/picture">
+                <pic:pic xmlns:pic="http://schemas.openxmlformats.org/drawingml/2006/picture">
+                  <pic:nvPicPr>
+                    <pic:cNvPr id="1" name=""/>
+                    <pic:cNvPicPr/>
+                  </pic:nvPicPr>
+                  <pic:blipFill>
+                    <a:blip r:embed="rId36">
+                      <a:extLst>
+                        <a:ext uri="{28A0092B-C50C-407E-A947-70E740481C1C}">
+                          <a14:useLocalDpi xmlns:a14="http://schemas.microsoft.com/office/drawing/2010/main" val="0"/>
+                        </a:ext>
+                      </a:extLst>
+                    </a:blip>
+                    <a:stretch>
+                      <a:fillRect/>
+                    </a:stretch>
+                  </pic:blipFill>
+                  <pic:spPr>
+                    <a:xfrm>
+                      <a:off x="0" y="0"/>
+                      <a:ext cx="3619500" cy="6251995"/>
+                    </a:xfrm>
+                    <a:prstGeom prst="rect">
+                      <a:avLst/>
+                    </a:prstGeom>
+                  </pic:spPr>
+                </pic:pic>
+              </a:graphicData>
+            </a:graphic>
+            <wp14:sizeRelH relativeFrom="margin">
+              <wp14:pctWidth>0</wp14:pctWidth>
+            </wp14:sizeRelH>
+            <wp14:sizeRelV relativeFrom="margin">
+              <wp14:pctHeight>0</wp14:pctHeight>
+            </wp14:sizeRelV>
+          </wp:anchor>
+        </w:drawing>
+      </w:r>
+    </w:p>
+    <w:p>
+      <w:pPr>
+        <w:rPr>
+          <w:rFonts w:eastAsiaTheme="majorEastAsia" w:cstheme="majorBidi"/>
+          <w:i/>
+          <w:iCs/>
+          <w:color w:val="0F4761" w:themeColor="accent1" w:themeShade="BF"/>
+        </w:rPr>
+      </w:pPr>
+    </w:p>
+    <w:p/>
+    <w:p/>
+    <w:p/>
+    <w:p/>
+    <w:p/>
+    <w:p/>
+    <w:p/>
+    <w:p/>
+    <w:p/>
+    <w:p/>
+    <w:p/>
+    <w:p/>
+    <w:p/>
+    <w:p/>
+    <w:p/>
+    <w:p/>
+    <w:p/>
+    <w:p/>
+    <w:p/>
+    <w:p>
+      <w:pPr>
+        <w:tabs>
+          <w:tab w:val="left" w:pos="8340"/>
+        </w:tabs>
+      </w:pPr>
+    </w:p>
+    <w:p/>
+    <w:p>
+      <w:pPr>
+        <w:pStyle w:val="ListParagraph"/>
+        <w:numPr>
+          <w:ilvl w:val="0"/>
+          <w:numId w:val="28"/>
+        </w:numPr>
+      </w:pPr>
+      <w:r>
+        <w:drawing>
+          <wp:anchor distT="0" distB="0" distL="114300" distR="114300" simplePos="0" relativeHeight="251685888" behindDoc="0" locked="0" layoutInCell="1" allowOverlap="1" wp14:anchorId="14F76D0A" wp14:editId="5829F45D">
+            <wp:simplePos x="0" y="0"/>
+            <wp:positionH relativeFrom="margin">
+              <wp:posOffset>161925</wp:posOffset>
+            </wp:positionH>
+            <wp:positionV relativeFrom="paragraph">
+              <wp:posOffset>807085</wp:posOffset>
+            </wp:positionV>
+            <wp:extent cx="4324350" cy="6098321"/>
+            <wp:effectExtent l="0" t="0" r="0" b="0"/>
+            <wp:wrapNone/>
+            <wp:docPr id="30" name="Picture 30"/>
+            <wp:cNvGraphicFramePr>
+              <a:graphicFrameLocks xmlns:a="http://schemas.openxmlformats.org/drawingml/2006/main" noChangeAspect="1"/>
+            </wp:cNvGraphicFramePr>
+            <a:graphic xmlns:a="http://schemas.openxmlformats.org/drawingml/2006/main">
+              <a:graphicData uri="http://schemas.openxmlformats.org/drawingml/2006/picture">
+                <pic:pic xmlns:pic="http://schemas.openxmlformats.org/drawingml/2006/picture">
+                  <pic:nvPicPr>
+                    <pic:cNvPr id="1" name=""/>
+                    <pic:cNvPicPr/>
+                  </pic:nvPicPr>
+                  <pic:blipFill>
+                    <a:blip r:embed="rId37">
+                      <a:extLst>
+                        <a:ext uri="{28A0092B-C50C-407E-A947-70E740481C1C}">
+                          <a14:useLocalDpi xmlns:a14="http://schemas.microsoft.com/office/drawing/2010/main" val="0"/>
+                        </a:ext>
+                      </a:extLst>
+                    </a:blip>
+                    <a:stretch>
+                      <a:fillRect/>
+                    </a:stretch>
+                  </pic:blipFill>
+                  <pic:spPr>
+                    <a:xfrm>
+                      <a:off x="0" y="0"/>
+                      <a:ext cx="4326615" cy="6101515"/>
+                    </a:xfrm>
+                    <a:prstGeom prst="rect">
+                      <a:avLst/>
+                    </a:prstGeom>
+                  </pic:spPr>
+                </pic:pic>
+              </a:graphicData>
+            </a:graphic>
+            <wp14:sizeRelH relativeFrom="margin">
+              <wp14:pctWidth>0</wp14:pctWidth>
+            </wp14:sizeRelH>
+            <wp14:sizeRelV relativeFrom="margin">
+              <wp14:pctHeight>0</wp14:pctHeight>
+            </wp14:sizeRelV>
+          </wp:anchor>
+        </w:drawing>
+      </w:r>
+      <w:r>
+        <w:t>MLNET_SSA forecast data existence check</w:t>
+      </w:r>
+    </w:p>
+    <w:p/>
+    <w:p/>
+    <w:p/>
+    <w:p/>
+    <w:p/>
+    <w:p/>
+    <w:p/>
+    <w:p/>
+    <w:p/>
+    <w:p/>
+    <w:p/>
+    <w:p/>
+    <w:p/>
+    <w:p/>
+    <w:p/>
+    <w:p/>
+    <w:p/>
+    <w:p/>
+    <w:p/>
+    <w:p/>
+    <w:p/>
+    <w:p/>
+    <w:p>
+      <w:pPr>
+        <w:tabs>
+          <w:tab w:val="left" w:pos="3945"/>
+        </w:tabs>
+      </w:pPr>
+      <w:r>
+        <w:tab/>
+      </w:r>
+    </w:p>
+    <w:p>
+      <w:pPr>
+        <w:tabs>
+          <w:tab w:val="left" w:pos="3945"/>
+        </w:tabs>
+      </w:pPr>
+    </w:p>
+    <w:p>
+      <w:pPr>
+        <w:pStyle w:val="ListParagraph"/>
+        <w:numPr>
+          <w:ilvl w:val="0"/>
+          <w:numId w:val="28"/>
+        </w:numPr>
+        <w:tabs>
+          <w:tab w:val="left" w:pos="3945"/>
+        </w:tabs>
+      </w:pPr>
+      <w:r>
+        <w:lastRenderedPageBreak/>
+        <w:t>Forecast data check</w:t>
+      </w:r>
+    </w:p>
+    <w:p>
+      <w:pPr>
+        <w:tabs>
+          <w:tab w:val="left" w:pos="3945"/>
+        </w:tabs>
+      </w:pPr>
+    </w:p>
+    <w:p/>
+    <w:p>
+      <w:r>
+        <w:drawing>
+          <wp:anchor distT="0" distB="0" distL="114300" distR="114300" simplePos="0" relativeHeight="251686912" behindDoc="0" locked="0" layoutInCell="1" allowOverlap="1" wp14:anchorId="57C07098" wp14:editId="1C54A089">
+            <wp:simplePos x="0" y="0"/>
+            <wp:positionH relativeFrom="column">
+              <wp:posOffset>-19050</wp:posOffset>
+            </wp:positionH>
+            <wp:positionV relativeFrom="paragraph">
+              <wp:posOffset>67310</wp:posOffset>
+            </wp:positionV>
+            <wp:extent cx="5943600" cy="4467860"/>
+            <wp:effectExtent l="0" t="0" r="0" b="8890"/>
+            <wp:wrapNone/>
+            <wp:docPr id="31" name="Picture 31"/>
+            <wp:cNvGraphicFramePr>
+              <a:graphicFrameLocks xmlns:a="http://schemas.openxmlformats.org/drawingml/2006/main" noChangeAspect="1"/>
+            </wp:cNvGraphicFramePr>
+            <a:graphic xmlns:a="http://schemas.openxmlformats.org/drawingml/2006/main">
+              <a:graphicData uri="http://schemas.openxmlformats.org/drawingml/2006/picture">
+                <pic:pic xmlns:pic="http://schemas.openxmlformats.org/drawingml/2006/picture">
+                  <pic:nvPicPr>
+                    <pic:cNvPr id="1" name=""/>
+                    <pic:cNvPicPr/>
+                  </pic:nvPicPr>
+                  <pic:blipFill>
+                    <a:blip r:embed="rId38" cstate="print">
+                      <a:extLst>
+                        <a:ext uri="{28A0092B-C50C-407E-A947-70E740481C1C}">
+                          <a14:useLocalDpi xmlns:a14="http://schemas.microsoft.com/office/drawing/2010/main" val="0"/>
+                        </a:ext>
+                      </a:extLst>
+                    </a:blip>
+                    <a:stretch>
+                      <a:fillRect/>
+                    </a:stretch>
+                  </pic:blipFill>
+                  <pic:spPr>
+                    <a:xfrm>
+                      <a:off x="0" y="0"/>
+                      <a:ext cx="5943600" cy="4467860"/>
+                    </a:xfrm>
+                    <a:prstGeom prst="rect">
+                      <a:avLst/>
+                    </a:prstGeom>
+                  </pic:spPr>
+                </pic:pic>
+              </a:graphicData>
+            </a:graphic>
+          </wp:anchor>
+        </w:drawing>
+      </w:r>
+    </w:p>
+    <w:p/>
+    <w:p/>
+    <w:p/>
+    <w:p/>
+    <w:p>
+      <w:pPr>
+        <w:ind w:firstLine="720"/>
+      </w:pPr>
+    </w:p>
+    <w:p/>
+    <w:p/>
+    <w:p/>
+    <w:p/>
+    <w:p/>
+    <w:p/>
+    <w:p/>
+    <w:p/>
+    <w:p/>
+    <w:p/>
+    <w:p/>
+    <w:p/>
+    <w:p>
+      <w:pPr>
+        <w:tabs>
+          <w:tab w:val="left" w:pos="1500"/>
+        </w:tabs>
+      </w:pPr>
+      <w:r>
+        <w:tab/>
+      </w:r>
+    </w:p>
+    <w:p>
+      <w:pPr>
+        <w:tabs>
+          <w:tab w:val="left" w:pos="1500"/>
+        </w:tabs>
+      </w:pPr>
+    </w:p>
+    <w:p>
+      <w:pPr>
+        <w:tabs>
+          <w:tab w:val="left" w:pos="1500"/>
+        </w:tabs>
+      </w:pPr>
+    </w:p>
+    <w:p>
+      <w:pPr>
+        <w:tabs>
+          <w:tab w:val="left" w:pos="1500"/>
+        </w:tabs>
+      </w:pPr>
+    </w:p>
+    <w:p>
+      <w:pPr>
+        <w:tabs>
+          <w:tab w:val="left" w:pos="1500"/>
+        </w:tabs>
+      </w:pPr>
+    </w:p>
+    <w:p>
+      <w:pPr>
+        <w:pStyle w:val="Heading2"/>
+      </w:pPr>
+      <w:r>
+        <w:lastRenderedPageBreak/>
+        <w:t xml:space="preserve">Feature 2: </w:t>
+      </w:r>
+      <w:r>
+        <w:t>Vendor Recommendation, Relationship Score, and Distance-Based Matching</w:t>
+      </w:r>
+    </w:p>
+    <w:p/>
+    <w:p>
+      <w:r>
+        <w:t>This feature supports dispatch decision-making by identifying suitable vendors based on demand relevance, past interactions, and physical distance.</w:t>
+      </w:r>
+    </w:p>
+    <w:p>
+      <w:pPr>
+        <w:rPr>
+          <w:b/>
+          <w:bCs/>
+        </w:rPr>
+      </w:pPr>
+      <w:r>
+        <w:rPr>
+          <w:b/>
+          <w:bCs/>
+        </w:rPr>
+        <w:t>This feature includes:</w:t>
+      </w:r>
+    </w:p>
+    <w:p>
+      <w:pPr>
+        <w:pStyle w:val="ListParagraph"/>
+        <w:numPr>
+          <w:ilvl w:val="0"/>
+          <w:numId w:val="36"/>
+        </w:numPr>
+      </w:pPr>
+      <w:r>
+        <w:t xml:space="preserve">Recommended vendors section </w:t>
+      </w:r>
+    </w:p>
+    <w:p>
+      <w:pPr>
+        <w:pStyle w:val="ListParagraph"/>
+        <w:numPr>
+          <w:ilvl w:val="0"/>
+          <w:numId w:val="36"/>
+        </w:numPr>
+      </w:pPr>
+      <w:r>
+        <w:t xml:space="preserve">Distance calculation between farmer and vendor </w:t>
+      </w:r>
+    </w:p>
+    <w:p>
+      <w:pPr>
+        <w:pStyle w:val="ListParagraph"/>
+        <w:numPr>
+          <w:ilvl w:val="0"/>
+          <w:numId w:val="36"/>
+        </w:numPr>
+      </w:pPr>
+      <w:r>
+        <w:t xml:space="preserve">Relationship score logic </w:t>
+      </w:r>
+    </w:p>
+    <w:p>
+      <w:pPr>
+        <w:pStyle w:val="ListParagraph"/>
+        <w:numPr>
+          <w:ilvl w:val="0"/>
+          <w:numId w:val="36"/>
+        </w:numPr>
+      </w:pPr>
+      <w:r>
+        <w:t xml:space="preserve">Hover popup for vendor details </w:t>
+      </w:r>
+    </w:p>
+    <w:p>
+      <w:pPr>
+        <w:pStyle w:val="ListParagraph"/>
+        <w:numPr>
+          <w:ilvl w:val="0"/>
+          <w:numId w:val="36"/>
+        </w:numPr>
+      </w:pPr>
+      <w:r>
+        <w:t>Request-specific vendor information</w:t>
+      </w:r>
+    </w:p>
+    <w:p>
+      <w:pPr>
+        <w:rPr>
+          <w:b/>
+          <w:bCs/>
+        </w:rPr>
+      </w:pPr>
+      <w:r>
+        <w:rPr>
+          <w:b/>
+          <w:bCs/>
+        </w:rPr>
+        <w:t>The design consists of:</w:t>
+      </w:r>
+    </w:p>
+    <w:p>
+      <w:pPr>
+        <w:pStyle w:val="ListParagraph"/>
+        <w:numPr>
+          <w:ilvl w:val="0"/>
+          <w:numId w:val="37"/>
+        </w:numPr>
+      </w:pPr>
+      <w:r>
+        <w:t xml:space="preserve">Score-based ranking </w:t>
+      </w:r>
+    </w:p>
+    <w:p>
+      <w:pPr>
+        <w:pStyle w:val="ListParagraph"/>
+        <w:numPr>
+          <w:ilvl w:val="0"/>
+          <w:numId w:val="37"/>
+        </w:numPr>
+      </w:pPr>
+      <w:r>
+        <w:t xml:space="preserve">Location-aware prioritization </w:t>
+      </w:r>
+    </w:p>
+    <w:p>
+      <w:pPr>
+        <w:pStyle w:val="ListParagraph"/>
+        <w:numPr>
+          <w:ilvl w:val="0"/>
+          <w:numId w:val="37"/>
+        </w:numPr>
+      </w:pPr>
+      <w:r>
+        <w:t xml:space="preserve">Historical relationship analysis </w:t>
+      </w:r>
+    </w:p>
+    <w:p>
+      <w:pPr>
+        <w:rPr>
+          <w:b/>
+          <w:bCs/>
+        </w:rPr>
+      </w:pPr>
+      <w:r>
+        <w:rPr>
+          <w:b/>
+          <w:bCs/>
+        </w:rPr>
+        <w:t>Implementation</w:t>
+      </w:r>
+    </w:p>
+    <w:p>
+      <w:r>
+        <w:rPr>
+          <w:b/>
+          <w:bCs/>
+        </w:rPr>
+        <w:t>Frontend</w:t>
+      </w:r>
+    </w:p>
+    <w:p>
+      <w:pPr>
+        <w:pStyle w:val="ListParagraph"/>
+        <w:numPr>
+          <w:ilvl w:val="0"/>
+          <w:numId w:val="38"/>
+        </w:numPr>
+      </w:pPr>
+      <w:proofErr w:type="spellStart"/>
+      <w:r>
+        <w:t>FarmerDashboard.jsx</w:t>
+      </w:r>
+      <w:proofErr w:type="spellEnd"/>
+      <w:r>
+        <w:t xml:space="preserve"> </w:t>
+      </w:r>
+    </w:p>
+    <w:p>
+      <w:pPr>
+        <w:pStyle w:val="ListParagraph"/>
+        <w:numPr>
+          <w:ilvl w:val="0"/>
+          <w:numId w:val="38"/>
+        </w:numPr>
+      </w:pPr>
+      <w:r>
+        <w:t xml:space="preserve">vendor hover popup UI </w:t>
+      </w:r>
+    </w:p>
+    <w:p>
+      <w:pPr>
+        <w:pStyle w:val="ListParagraph"/>
+        <w:numPr>
+          <w:ilvl w:val="0"/>
+          <w:numId w:val="38"/>
+        </w:numPr>
+      </w:pPr>
+      <w:r>
+        <w:t xml:space="preserve">recommendation table rendering </w:t>
+      </w:r>
+    </w:p>
+    <w:p>
+      <w:r>
+        <w:rPr>
+          <w:b/>
+          <w:bCs/>
+        </w:rPr>
+        <w:t>Backend</w:t>
+      </w:r>
+    </w:p>
+    <w:p>
+      <w:pPr>
+        <w:pStyle w:val="ListParagraph"/>
+        <w:numPr>
+          <w:ilvl w:val="0"/>
+          <w:numId w:val="39"/>
+        </w:numPr>
+      </w:pPr>
+      <w:proofErr w:type="spellStart"/>
+      <w:r>
+        <w:t>FarmerRecommendationService.cs</w:t>
+      </w:r>
+      <w:proofErr w:type="spellEnd"/>
+      <w:r>
+        <w:t xml:space="preserve"> </w:t>
+      </w:r>
+    </w:p>
+    <w:p>
+      <w:pPr>
+        <w:pStyle w:val="ListParagraph"/>
+        <w:numPr>
+          <w:ilvl w:val="0"/>
+          <w:numId w:val="39"/>
+        </w:numPr>
+      </w:pPr>
+      <w:proofErr w:type="spellStart"/>
+      <w:r>
+        <w:t>FarmerController.cs</w:t>
+      </w:r>
+      <w:proofErr w:type="spellEnd"/>
+      <w:r>
+        <w:t xml:space="preserve"> </w:t>
+      </w:r>
+    </w:p>
+    <w:p>
+      <w:pPr>
+        <w:pStyle w:val="ListParagraph"/>
+        <w:numPr>
+          <w:ilvl w:val="0"/>
+          <w:numId w:val="39"/>
+        </w:numPr>
+      </w:pPr>
+      <w:proofErr w:type="spellStart"/>
+      <w:r>
+        <w:t>RelationshipScoreService.cs</w:t>
+      </w:r>
+      <w:proofErr w:type="spellEnd"/>
+      <w:r>
+        <w:t xml:space="preserve"> </w:t>
+      </w:r>
+    </w:p>
+    <w:p>
+      <w:pPr>
+        <w:pStyle w:val="ListParagraph"/>
+        <w:numPr>
+          <w:ilvl w:val="0"/>
+          <w:numId w:val="39"/>
+        </w:numPr>
+      </w:pPr>
+      <w:r>
+        <w:t xml:space="preserve">Haversine distance calculation logic </w:t>
+      </w:r>
+    </w:p>
+    <w:p>
+      <w:r>
+        <w:rPr>
+          <w:b/>
+          <w:bCs/>
+        </w:rPr>
+        <w:t>Database</w:t>
+      </w:r>
+    </w:p>
+    <w:p>
+      <w:proofErr w:type="spellStart"/>
+      <w:r>
+        <w:t>RelationshipStat</w:t>
+      </w:r>
+      <w:proofErr w:type="spellEnd"/>
+      <w:r>
+        <w:t xml:space="preserve"> table storing: </w:t>
+      </w:r>
+    </w:p>
+    <w:p>
+      <w:pPr>
+        <w:pStyle w:val="ListParagraph"/>
+        <w:numPr>
+          <w:ilvl w:val="0"/>
+          <w:numId w:val="40"/>
+        </w:numPr>
+      </w:pPr>
+      <w:proofErr w:type="spellStart"/>
+      <w:r>
+        <w:t>FarmerId</w:t>
+      </w:r>
+      <w:proofErr w:type="spellEnd"/>
+      <w:r>
+        <w:t xml:space="preserve"> </w:t>
+      </w:r>
+    </w:p>
+    <w:p>
+      <w:pPr>
+        <w:pStyle w:val="ListParagraph"/>
+        <w:numPr>
+          <w:ilvl w:val="0"/>
+          <w:numId w:val="40"/>
+        </w:numPr>
+      </w:pPr>
+      <w:proofErr w:type="spellStart"/>
+      <w:r>
+        <w:t>VendorId</w:t>
+      </w:r>
+      <w:proofErr w:type="spellEnd"/>
+      <w:r>
+        <w:t xml:space="preserve"> </w:t>
+      </w:r>
+    </w:p>
+    <w:p>
+      <w:pPr>
+        <w:pStyle w:val="ListParagraph"/>
+        <w:numPr>
+          <w:ilvl w:val="0"/>
+          <w:numId w:val="40"/>
+        </w:numPr>
+      </w:pPr>
+      <w:proofErr w:type="spellStart"/>
+      <w:r>
+        <w:t>TotalRequestedQty</w:t>
+      </w:r>
+      <w:proofErr w:type="spellEnd"/>
+      <w:r>
+        <w:t xml:space="preserve"> </w:t>
+      </w:r>
+    </w:p>
+    <w:p>
+      <w:pPr>
+        <w:pStyle w:val="ListParagraph"/>
+        <w:numPr>
+          <w:ilvl w:val="0"/>
+          <w:numId w:val="40"/>
+        </w:numPr>
+      </w:pPr>
+      <w:proofErr w:type="spellStart"/>
+      <w:r>
+        <w:lastRenderedPageBreak/>
+        <w:t>TotalDeliveredQty</w:t>
+      </w:r>
+      <w:proofErr w:type="spellEnd"/>
+      <w:r>
+        <w:t xml:space="preserve"> </w:t>
+      </w:r>
+    </w:p>
+    <w:p>
+      <w:pPr>
+        <w:pStyle w:val="ListParagraph"/>
+        <w:numPr>
+          <w:ilvl w:val="0"/>
+          <w:numId w:val="40"/>
+        </w:numPr>
+      </w:pPr>
+      <w:proofErr w:type="spellStart"/>
+      <w:r>
+        <w:t>RelationshipScore</w:t>
+      </w:r>
+      <w:proofErr w:type="spellEnd"/>
+      <w:r>
+        <w:t xml:space="preserve"> </w:t>
+      </w:r>
+    </w:p>
+    <w:p>
+      <w:r>
+        <w:rPr>
+          <w:b/>
+          <w:bCs/>
+        </w:rPr>
+        <w:t>Technical Methods</w:t>
+      </w:r>
+    </w:p>
+    <w:p>
+      <w:pPr>
+        <w:pStyle w:val="ListParagraph"/>
+        <w:numPr>
+          <w:ilvl w:val="0"/>
+          <w:numId w:val="41"/>
+        </w:numPr>
+      </w:pPr>
+      <w:r>
+        <w:t xml:space="preserve">weighted score formula using demand, distance, and relationship </w:t>
+      </w:r>
+    </w:p>
+    <w:p>
+      <w:pPr>
+        <w:pStyle w:val="ListParagraph"/>
+        <w:numPr>
+          <w:ilvl w:val="0"/>
+          <w:numId w:val="41"/>
+        </w:numPr>
+      </w:pPr>
+      <w:r>
+        <w:t xml:space="preserve">geospatial calculation using latitude/longitude </w:t>
+      </w:r>
+    </w:p>
+    <w:p>
+      <w:pPr>
+        <w:pStyle w:val="ListParagraph"/>
+        <w:numPr>
+          <w:ilvl w:val="0"/>
+          <w:numId w:val="41"/>
+        </w:numPr>
+      </w:pPr>
+      <w:r>
+        <w:t>ranking through EF Core + LINQ queries</w:t>
+      </w:r>
+    </w:p>
+    <w:p/>
+    <w:p>
+      <w:pPr>
+        <w:pStyle w:val="Heading4"/>
+      </w:pPr>
+      <w:r>
+        <w:t>App</w:t>
+      </w:r>
+    </w:p>
+    <w:p>
+      <w:pPr>
+        <w:rPr>
+          <w:rFonts w:eastAsiaTheme="majorEastAsia" w:cstheme="majorBidi"/>
+          <w:i/>
+          <w:iCs/>
+          <w:color w:val="0F4761" w:themeColor="accent1" w:themeShade="BF"/>
+        </w:rPr>
+      </w:pPr>
+    </w:p>
+    <w:p>
+      <w:pPr>
+        <w:pStyle w:val="Heading4"/>
+        <w:numPr>
+          <w:ilvl w:val="0"/>
+          <w:numId w:val="43"/>
+        </w:numPr>
+      </w:pPr>
+      <w:proofErr w:type="spellStart"/>
+      <w:r>
+        <w:t>FarmerDashboard</w:t>
+      </w:r>
+      <w:proofErr w:type="spellEnd"/>
+    </w:p>
+    <w:p/>
+    <w:p/>
+    <w:p>
+      <w:r>
+        <w:drawing>
+          <wp:anchor distT="0" distB="0" distL="114300" distR="114300" simplePos="0" relativeHeight="251687936" behindDoc="0" locked="0" layoutInCell="1" allowOverlap="1" wp14:anchorId="43D359FB" wp14:editId="0F20BB58">
+            <wp:simplePos x="0" y="0"/>
+            <wp:positionH relativeFrom="column">
+              <wp:posOffset>0</wp:posOffset>
+            </wp:positionH>
+            <wp:positionV relativeFrom="paragraph">
+              <wp:posOffset>1270</wp:posOffset>
+            </wp:positionV>
+            <wp:extent cx="5943600" cy="3009265"/>
+            <wp:effectExtent l="0" t="0" r="0" b="635"/>
+            <wp:wrapNone/>
+            <wp:docPr id="33" name="Picture 33"/>
+            <wp:cNvGraphicFramePr>
+              <a:graphicFrameLocks xmlns:a="http://schemas.openxmlformats.org/drawingml/2006/main" noChangeAspect="1"/>
+            </wp:cNvGraphicFramePr>
+            <a:graphic xmlns:a="http://schemas.openxmlformats.org/drawingml/2006/main">
+              <a:graphicData uri="http://schemas.openxmlformats.org/drawingml/2006/picture">
+                <pic:pic xmlns:pic="http://schemas.openxmlformats.org/drawingml/2006/picture">
+                  <pic:nvPicPr>
+                    <pic:cNvPr id="1" name=""/>
+                    <pic:cNvPicPr/>
+                  </pic:nvPicPr>
+                  <pic:blipFill>
+                    <a:blip r:embed="rId39" cstate="print">
+                      <a:extLst>
+                        <a:ext uri="{28A0092B-C50C-407E-A947-70E740481C1C}">
+                          <a14:useLocalDpi xmlns:a14="http://schemas.microsoft.com/office/drawing/2010/main" val="0"/>
+                        </a:ext>
+                      </a:extLst>
+                    </a:blip>
+                    <a:stretch>
+                      <a:fillRect/>
+                    </a:stretch>
+                  </pic:blipFill>
+                  <pic:spPr>
+                    <a:xfrm>
+                      <a:off x="0" y="0"/>
+                      <a:ext cx="5943600" cy="3009265"/>
+                    </a:xfrm>
+                    <a:prstGeom prst="rect">
+                      <a:avLst/>
+                    </a:prstGeom>
+                  </pic:spPr>
+                </pic:pic>
+              </a:graphicData>
+            </a:graphic>
+          </wp:anchor>
+        </w:drawing>
+      </w:r>
+    </w:p>
+    <w:p/>
+    <w:p/>
+    <w:p/>
+    <w:p/>
+    <w:p/>
+    <w:p/>
+    <w:p/>
+    <w:p/>
+    <w:p/>
+    <w:p>
+      <w:pPr>
+        <w:pStyle w:val="ListParagraph"/>
+        <w:numPr>
+          <w:ilvl w:val="0"/>
+          <w:numId w:val="43"/>
+        </w:numPr>
+      </w:pPr>
+      <w:r>
+        <w:t>Top Vendors for Dispatching section</w:t>
+      </w:r>
+    </w:p>
+    <w:p>
+      <w:r>
+        <w:drawing>
+          <wp:anchor distT="0" distB="0" distL="114300" distR="114300" simplePos="0" relativeHeight="251688960" behindDoc="0" locked="0" layoutInCell="1" allowOverlap="1" wp14:anchorId="02DD8E61" wp14:editId="498723F5">
+            <wp:simplePos x="0" y="0"/>
+            <wp:positionH relativeFrom="margin">
+              <wp:align>right</wp:align>
+            </wp:positionH>
+            <wp:positionV relativeFrom="paragraph">
+              <wp:posOffset>116205</wp:posOffset>
+            </wp:positionV>
+            <wp:extent cx="5943600" cy="876935"/>
+            <wp:effectExtent l="0" t="0" r="0" b="0"/>
+            <wp:wrapNone/>
+            <wp:docPr id="32" name="Picture 32"/>
+            <wp:cNvGraphicFramePr>
+              <a:graphicFrameLocks xmlns:a="http://schemas.openxmlformats.org/drawingml/2006/main" noChangeAspect="1"/>
+            </wp:cNvGraphicFramePr>
+            <a:graphic xmlns:a="http://schemas.openxmlformats.org/drawingml/2006/main">
+              <a:graphicData uri="http://schemas.openxmlformats.org/drawingml/2006/picture">
+                <pic:pic xmlns:pic="http://schemas.openxmlformats.org/drawingml/2006/picture">
+                  <pic:nvPicPr>
+                    <pic:cNvPr id="1" name=""/>
+                    <pic:cNvPicPr/>
+                  </pic:nvPicPr>
+                  <pic:blipFill>
+                    <a:blip r:embed="rId40" cstate="print">
+                      <a:extLst>
+                        <a:ext uri="{28A0092B-C50C-407E-A947-70E740481C1C}">
+                          <a14:useLocalDpi xmlns:a14="http://schemas.microsoft.com/office/drawing/2010/main" val="0"/>
+                        </a:ext>
+                      </a:extLst>
+                    </a:blip>
+                    <a:stretch>
+                      <a:fillRect/>
+                    </a:stretch>
+                  </pic:blipFill>
+                  <pic:spPr>
+                    <a:xfrm>
+                      <a:off x="0" y="0"/>
+                      <a:ext cx="5943600" cy="876935"/>
+                    </a:xfrm>
+                    <a:prstGeom prst="rect">
+                      <a:avLst/>
+                    </a:prstGeom>
+                  </pic:spPr>
+                </pic:pic>
+              </a:graphicData>
+            </a:graphic>
+          </wp:anchor>
+        </w:drawing>
+      </w:r>
+    </w:p>
+    <w:p/>
+    <w:p/>
+    <w:p>
+      <w:pPr>
+        <w:tabs>
+          <w:tab w:val="left" w:pos="2880"/>
+        </w:tabs>
+      </w:pPr>
+      <w:r>
+        <w:tab/>
+      </w:r>
+    </w:p>
+    <w:p>
+      <w:pPr>
+        <w:tabs>
+          <w:tab w:val="left" w:pos="2880"/>
+        </w:tabs>
+      </w:pPr>
+    </w:p>
+    <w:p>
+      <w:pPr>
+        <w:pStyle w:val="ListParagraph"/>
+        <w:numPr>
+          <w:ilvl w:val="0"/>
+          <w:numId w:val="43"/>
+        </w:numPr>
+        <w:tabs>
+          <w:tab w:val="left" w:pos="2880"/>
+        </w:tabs>
+      </w:pPr>
+      <w:r>
+        <w:t>Vendor specific hover popup</w:t>
+      </w:r>
+    </w:p>
+    <w:p>
+      <w:pPr>
+        <w:tabs>
+          <w:tab w:val="left" w:pos="2880"/>
+        </w:tabs>
+      </w:pPr>
+    </w:p>
+    <w:p>
+      <w:r>
+        <w:drawing>
+          <wp:anchor distT="0" distB="0" distL="114300" distR="114300" simplePos="0" relativeHeight="251691008" behindDoc="0" locked="0" layoutInCell="1" allowOverlap="1" wp14:anchorId="2A7036FE" wp14:editId="0831D5C7">
+            <wp:simplePos x="0" y="0"/>
+            <wp:positionH relativeFrom="margin">
+              <wp:align>right</wp:align>
+            </wp:positionH>
+            <wp:positionV relativeFrom="paragraph">
+              <wp:posOffset>10795</wp:posOffset>
+            </wp:positionV>
+            <wp:extent cx="5943600" cy="3115310"/>
+            <wp:effectExtent l="0" t="0" r="0" b="8890"/>
+            <wp:wrapNone/>
+            <wp:docPr id="34" name="Picture 34"/>
+            <wp:cNvGraphicFramePr>
+              <a:graphicFrameLocks xmlns:a="http://schemas.openxmlformats.org/drawingml/2006/main" noChangeAspect="1"/>
+            </wp:cNvGraphicFramePr>
+            <a:graphic xmlns:a="http://schemas.openxmlformats.org/drawingml/2006/main">
+              <a:graphicData uri="http://schemas.openxmlformats.org/drawingml/2006/picture">
+                <pic:pic xmlns:pic="http://schemas.openxmlformats.org/drawingml/2006/picture">
+                  <pic:nvPicPr>
+                    <pic:cNvPr id="1" name=""/>
+                    <pic:cNvPicPr/>
+                  </pic:nvPicPr>
+                  <pic:blipFill>
+                    <a:blip r:embed="rId41" cstate="print">
+                      <a:extLst>
+                        <a:ext uri="{28A0092B-C50C-407E-A947-70E740481C1C}">
+                          <a14:useLocalDpi xmlns:a14="http://schemas.microsoft.com/office/drawing/2010/main" val="0"/>
+                        </a:ext>
+                      </a:extLst>
+                    </a:blip>
+                    <a:stretch>
+                      <a:fillRect/>
+                    </a:stretch>
+                  </pic:blipFill>
+                  <pic:spPr>
+                    <a:xfrm>
+                      <a:off x="0" y="0"/>
+                      <a:ext cx="5943600" cy="3115310"/>
+                    </a:xfrm>
+                    <a:prstGeom prst="rect">
+                      <a:avLst/>
+                    </a:prstGeom>
+                  </pic:spPr>
+                </pic:pic>
+              </a:graphicData>
+            </a:graphic>
+          </wp:anchor>
+        </w:drawing>
+      </w:r>
+    </w:p>
+    <w:p/>
+    <w:p/>
+    <w:p>
+      <w:r>
+        <w:drawing>
+          <wp:anchor distT="0" distB="0" distL="114300" distR="114300" simplePos="0" relativeHeight="251689984" behindDoc="0" locked="0" layoutInCell="1" allowOverlap="1" wp14:anchorId="54A4E05A" wp14:editId="28059D44">
+            <wp:simplePos x="0" y="0"/>
+            <wp:positionH relativeFrom="margin">
+              <wp:align>right</wp:align>
+            </wp:positionH>
+            <wp:positionV relativeFrom="paragraph">
+              <wp:posOffset>2979420</wp:posOffset>
+            </wp:positionV>
+            <wp:extent cx="5943600" cy="1509395"/>
+            <wp:effectExtent l="0" t="0" r="0" b="0"/>
+            <wp:wrapNone/>
+            <wp:docPr id="35" name="Picture 35"/>
+            <wp:cNvGraphicFramePr>
+              <a:graphicFrameLocks xmlns:a="http://schemas.openxmlformats.org/drawingml/2006/main" noChangeAspect="1"/>
+            </wp:cNvGraphicFramePr>
+            <a:graphic xmlns:a="http://schemas.openxmlformats.org/drawingml/2006/main">
+              <a:graphicData uri="http://schemas.openxmlformats.org/drawingml/2006/picture">
+                <pic:pic xmlns:pic="http://schemas.openxmlformats.org/drawingml/2006/picture">
+                  <pic:nvPicPr>
+                    <pic:cNvPr id="1" name=""/>
+                    <pic:cNvPicPr/>
+                  </pic:nvPicPr>
+                  <pic:blipFill>
+                    <a:blip r:embed="rId42">
+                      <a:extLst>
+                        <a:ext uri="{28A0092B-C50C-407E-A947-70E740481C1C}">
+                          <a14:useLocalDpi xmlns:a14="http://schemas.microsoft.com/office/drawing/2010/main" val="0"/>
+                        </a:ext>
+                      </a:extLst>
+                    </a:blip>
+                    <a:stretch>
+                      <a:fillRect/>
+                    </a:stretch>
+                  </pic:blipFill>
+                  <pic:spPr>
+                    <a:xfrm>
+                      <a:off x="0" y="0"/>
+                      <a:ext cx="5943600" cy="1509395"/>
+                    </a:xfrm>
+                    <a:prstGeom prst="rect">
+                      <a:avLst/>
+                    </a:prstGeom>
+                  </pic:spPr>
+                </pic:pic>
+              </a:graphicData>
+            </a:graphic>
+          </wp:anchor>
+        </w:drawing>
+      </w:r>
+    </w:p>
+    <w:p/>
+    <w:p/>
+    <w:p/>
+    <w:p/>
+    <w:p/>
+    <w:p/>
+    <w:p/>
+    <w:p>
+      <w:pPr>
+        <w:pStyle w:val="ListParagraph"/>
+        <w:numPr>
+          <w:ilvl w:val="0"/>
+          <w:numId w:val="43"/>
+        </w:numPr>
+      </w:pPr>
+      <w:r>
+        <w:t>Distance shown in request details</w:t>
+      </w:r>
+    </w:p>
+    <w:p/>
+    <w:p/>
+    <w:p/>
+    <w:p/>
+    <w:p/>
+    <w:p/>
+    <w:p/>
+    <w:p/>
+    <w:p>
+      <w:pPr>
+        <w:ind w:firstLine="720"/>
+      </w:pPr>
+    </w:p>
+    <w:p>
+      <w:pPr>
+        <w:ind w:firstLine="720"/>
+      </w:pPr>
+    </w:p>
+    <w:p>
+      <w:pPr>
+        <w:ind w:firstLine="720"/>
+      </w:pPr>
+    </w:p>
+    <w:p>
+      <w:pPr>
+        <w:pStyle w:val="Heading4"/>
+      </w:pPr>
+      <w:r>
+        <w:lastRenderedPageBreak/>
+        <w:t>Frontend</w:t>
+      </w:r>
+    </w:p>
+    <w:p>
+      <w:pPr>
+        <w:pStyle w:val="ListParagraph"/>
+        <w:numPr>
+          <w:ilvl w:val="0"/>
+          <w:numId w:val="43"/>
+        </w:numPr>
+      </w:pPr>
+      <w:proofErr w:type="spellStart"/>
+      <w:r>
+        <w:t>FarmerDashboard.jsx</w:t>
+      </w:r>
+      <w:proofErr w:type="spellEnd"/>
+    </w:p>
+    <w:p>
+      <w:pPr>
+        <w:pStyle w:val="Heading4"/>
+      </w:pPr>
+      <w:r>
+        <w:tab/>
+      </w:r>
+    </w:p>
+    <w:p>
+      <w:pPr>
+        <w:tabs>
+          <w:tab w:val="left" w:pos="1080"/>
+        </w:tabs>
+      </w:pPr>
+      <w:r>
+        <w:drawing>
+          <wp:anchor distT="0" distB="0" distL="114300" distR="114300" simplePos="0" relativeHeight="251692032" behindDoc="0" locked="0" layoutInCell="1" allowOverlap="1" wp14:anchorId="2A0D607D" wp14:editId="0F509169">
+            <wp:simplePos x="0" y="0"/>
+            <wp:positionH relativeFrom="margin">
+              <wp:posOffset>142875</wp:posOffset>
+            </wp:positionH>
+            <wp:positionV relativeFrom="paragraph">
+              <wp:posOffset>152400</wp:posOffset>
+            </wp:positionV>
+            <wp:extent cx="4948344" cy="6298565"/>
+            <wp:effectExtent l="0" t="0" r="5080" b="6985"/>
+            <wp:wrapNone/>
+            <wp:docPr id="37" name="Picture 37"/>
+            <wp:cNvGraphicFramePr>
+              <a:graphicFrameLocks xmlns:a="http://schemas.openxmlformats.org/drawingml/2006/main" noChangeAspect="1"/>
+            </wp:cNvGraphicFramePr>
+            <a:graphic xmlns:a="http://schemas.openxmlformats.org/drawingml/2006/main">
+              <a:graphicData uri="http://schemas.openxmlformats.org/drawingml/2006/picture">
+                <pic:pic xmlns:pic="http://schemas.openxmlformats.org/drawingml/2006/picture">
+                  <pic:nvPicPr>
+                    <pic:cNvPr id="1" name=""/>
+                    <pic:cNvPicPr/>
+                  </pic:nvPicPr>
+                  <pic:blipFill>
+                    <a:blip r:embed="rId43">
+                      <a:extLst>
+                        <a:ext uri="{28A0092B-C50C-407E-A947-70E740481C1C}">
+                          <a14:useLocalDpi xmlns:a14="http://schemas.microsoft.com/office/drawing/2010/main" val="0"/>
+                        </a:ext>
+                      </a:extLst>
+                    </a:blip>
+                    <a:stretch>
+                      <a:fillRect/>
+                    </a:stretch>
+                  </pic:blipFill>
+                  <pic:spPr>
+                    <a:xfrm>
+                      <a:off x="0" y="0"/>
+                      <a:ext cx="4948344" cy="6298565"/>
+                    </a:xfrm>
+                    <a:prstGeom prst="rect">
+                      <a:avLst/>
+                    </a:prstGeom>
+                  </pic:spPr>
+                </pic:pic>
+              </a:graphicData>
+            </a:graphic>
+            <wp14:sizeRelH relativeFrom="margin">
+              <wp14:pctWidth>0</wp14:pctWidth>
+            </wp14:sizeRelH>
+            <wp14:sizeRelV relativeFrom="margin">
+              <wp14:pctHeight>0</wp14:pctHeight>
+            </wp14:sizeRelV>
+          </wp:anchor>
+        </w:drawing>
+      </w:r>
+      <w:r>
+        <w:tab/>
+      </w:r>
+    </w:p>
+    <w:p/>
+    <w:p/>
+    <w:p/>
+    <w:p/>
+    <w:p/>
+    <w:p/>
+    <w:p/>
+    <w:p/>
+    <w:p/>
+    <w:p/>
+    <w:p/>
+    <w:p/>
+    <w:p/>
+    <w:p/>
+    <w:p/>
+    <w:p/>
+    <w:p/>
+    <w:p/>
+    <w:p/>
+    <w:p/>
+    <w:p/>
+    <w:p>
+      <w:pPr>
+        <w:ind w:firstLine="720"/>
+      </w:pPr>
+    </w:p>
+    <w:p>
+      <w:pPr>
+        <w:ind w:firstLine="720"/>
+      </w:pPr>
+      <w:r>
+        <w:lastRenderedPageBreak/>
+        <w:drawing>
+          <wp:inline distT="0" distB="0" distL="0" distR="0" wp14:anchorId="1F8A615E" wp14:editId="35F794BF">
+            <wp:extent cx="4670952" cy="6543675"/>
+            <wp:effectExtent l="0" t="0" r="0" b="0"/>
+            <wp:docPr id="38" name="Picture 38"/>
+            <wp:cNvGraphicFramePr>
+              <a:graphicFrameLocks xmlns:a="http://schemas.openxmlformats.org/drawingml/2006/main" noChangeAspect="1"/>
+            </wp:cNvGraphicFramePr>
+            <a:graphic xmlns:a="http://schemas.openxmlformats.org/drawingml/2006/main">
+              <a:graphicData uri="http://schemas.openxmlformats.org/drawingml/2006/picture">
+                <pic:pic xmlns:pic="http://schemas.openxmlformats.org/drawingml/2006/picture">
+                  <pic:nvPicPr>
+                    <pic:cNvPr id="1" name=""/>
+                    <pic:cNvPicPr/>
+                  </pic:nvPicPr>
+                  <pic:blipFill>
+                    <a:blip r:embed="rId44"/>
+                    <a:stretch>
+                      <a:fillRect/>
+                    </a:stretch>
+                  </pic:blipFill>
+                  <pic:spPr>
+                    <a:xfrm>
+                      <a:off x="0" y="0"/>
+                      <a:ext cx="4673997" cy="6547941"/>
+                    </a:xfrm>
+                    <a:prstGeom prst="rect">
+                      <a:avLst/>
+                    </a:prstGeom>
+                  </pic:spPr>
+                </pic:pic>
+              </a:graphicData>
+            </a:graphic>
+          </wp:inline>
+        </w:drawing>
+      </w:r>
+    </w:p>
+    <w:p/>
+    <w:p/>
+    <w:p>
+      <w:pPr>
+        <w:jc w:val="center"/>
+      </w:pPr>
+    </w:p>
+    <w:p>
+      <w:pPr>
+        <w:jc w:val="center"/>
+      </w:pPr>
+    </w:p>
+    <w:p>
+      <w:pPr>
+        <w:jc w:val="center"/>
+      </w:pPr>
+    </w:p>
+    <w:p>
+      <w:r>
+        <w:lastRenderedPageBreak/>
+        <w:drawing>
+          <wp:anchor distT="0" distB="0" distL="114300" distR="114300" simplePos="0" relativeHeight="251693056" behindDoc="0" locked="0" layoutInCell="1" allowOverlap="1" wp14:anchorId="56AA48A9" wp14:editId="3F21C7D5">
+            <wp:simplePos x="0" y="0"/>
+            <wp:positionH relativeFrom="column">
+              <wp:posOffset>409575</wp:posOffset>
+            </wp:positionH>
+            <wp:positionV relativeFrom="paragraph">
+              <wp:posOffset>-381000</wp:posOffset>
+            </wp:positionV>
+            <wp:extent cx="4635500" cy="8229600"/>
+            <wp:effectExtent l="0" t="0" r="0" b="0"/>
+            <wp:wrapNone/>
+            <wp:docPr id="39" name="Picture 39"/>
+            <wp:cNvGraphicFramePr>
+              <a:graphicFrameLocks xmlns:a="http://schemas.openxmlformats.org/drawingml/2006/main" noChangeAspect="1"/>
+            </wp:cNvGraphicFramePr>
+            <a:graphic xmlns:a="http://schemas.openxmlformats.org/drawingml/2006/main">
+              <a:graphicData uri="http://schemas.openxmlformats.org/drawingml/2006/picture">
+                <pic:pic xmlns:pic="http://schemas.openxmlformats.org/drawingml/2006/picture">
+                  <pic:nvPicPr>
+                    <pic:cNvPr id="1" name=""/>
+                    <pic:cNvPicPr/>
+                  </pic:nvPicPr>
+                  <pic:blipFill>
+                    <a:blip r:embed="rId45">
+                      <a:extLst>
+                        <a:ext uri="{28A0092B-C50C-407E-A947-70E740481C1C}">
+                          <a14:useLocalDpi xmlns:a14="http://schemas.microsoft.com/office/drawing/2010/main" val="0"/>
+                        </a:ext>
+                      </a:extLst>
+                    </a:blip>
+                    <a:stretch>
+                      <a:fillRect/>
+                    </a:stretch>
+                  </pic:blipFill>
+                  <pic:spPr>
+                    <a:xfrm>
+                      <a:off x="0" y="0"/>
+                      <a:ext cx="4635500" cy="8229600"/>
+                    </a:xfrm>
+                    <a:prstGeom prst="rect">
+                      <a:avLst/>
+                    </a:prstGeom>
+                  </pic:spPr>
+                </pic:pic>
+              </a:graphicData>
+            </a:graphic>
+          </wp:anchor>
+        </w:drawing>
+      </w:r>
+      <w:r>
+        <w:br w:type="textWrapping" w:clear="all"/>
+      </w:r>
+    </w:p>
+    <w:p/>
+    <w:p/>
+    <w:p/>
+    <w:p/>
+    <w:p/>
+    <w:p/>
+    <w:p/>
+    <w:p/>
+    <w:p/>
+    <w:p/>
+    <w:p/>
+    <w:p/>
+    <w:p/>
+    <w:p/>
+    <w:p/>
+    <w:p/>
+    <w:p/>
+    <w:p/>
+    <w:p/>
+    <w:p/>
+    <w:p/>
+    <w:p/>
+    <w:p>
+      <w:pPr>
+        <w:tabs>
+          <w:tab w:val="left" w:pos="8400"/>
+        </w:tabs>
+      </w:pPr>
+      <w:r>
+        <w:tab/>
+      </w:r>
+    </w:p>
+    <w:p>
+      <w:pPr>
+        <w:tabs>
+          <w:tab w:val="left" w:pos="8400"/>
+        </w:tabs>
+      </w:pPr>
+    </w:p>
+    <w:p>
+      <w:pPr>
+        <w:pStyle w:val="ListParagraph"/>
+        <w:numPr>
+          <w:ilvl w:val="0"/>
+          <w:numId w:val="43"/>
+        </w:numPr>
+        <w:tabs>
+          <w:tab w:val="left" w:pos="8400"/>
+        </w:tabs>
+      </w:pPr>
+      <w:r>
+        <w:lastRenderedPageBreak/>
+        <w:t>upcoming vendor requests inline hover card</w:t>
+      </w:r>
+    </w:p>
+    <w:p>
+      <w:pPr>
+        <w:tabs>
+          <w:tab w:val="left" w:pos="8400"/>
+        </w:tabs>
+      </w:pPr>
+      <w:r>
+        <w:drawing>
+          <wp:anchor distT="0" distB="0" distL="114300" distR="114300" simplePos="0" relativeHeight="251694080" behindDoc="0" locked="0" layoutInCell="1" allowOverlap="1" wp14:anchorId="553F2788" wp14:editId="153C1A38">
+            <wp:simplePos x="0" y="0"/>
+            <wp:positionH relativeFrom="margin">
+              <wp:posOffset>95250</wp:posOffset>
+            </wp:positionH>
+            <wp:positionV relativeFrom="paragraph">
+              <wp:posOffset>252730</wp:posOffset>
+            </wp:positionV>
+            <wp:extent cx="3981450" cy="7058768"/>
+            <wp:effectExtent l="0" t="0" r="0" b="8890"/>
+            <wp:wrapNone/>
+            <wp:docPr id="40" name="Picture 40"/>
+            <wp:cNvGraphicFramePr>
+              <a:graphicFrameLocks xmlns:a="http://schemas.openxmlformats.org/drawingml/2006/main" noChangeAspect="1"/>
+            </wp:cNvGraphicFramePr>
+            <a:graphic xmlns:a="http://schemas.openxmlformats.org/drawingml/2006/main">
+              <a:graphicData uri="http://schemas.openxmlformats.org/drawingml/2006/picture">
+                <pic:pic xmlns:pic="http://schemas.openxmlformats.org/drawingml/2006/picture">
+                  <pic:nvPicPr>
+                    <pic:cNvPr id="1" name=""/>
+                    <pic:cNvPicPr/>
+                  </pic:nvPicPr>
+                  <pic:blipFill>
+                    <a:blip r:embed="rId46">
+                      <a:extLst>
+                        <a:ext uri="{28A0092B-C50C-407E-A947-70E740481C1C}">
+                          <a14:useLocalDpi xmlns:a14="http://schemas.microsoft.com/office/drawing/2010/main" val="0"/>
+                        </a:ext>
+                      </a:extLst>
+                    </a:blip>
+                    <a:stretch>
+                      <a:fillRect/>
+                    </a:stretch>
+                  </pic:blipFill>
+                  <pic:spPr>
+                    <a:xfrm>
+                      <a:off x="0" y="0"/>
+                      <a:ext cx="3981450" cy="7058768"/>
+                    </a:xfrm>
+                    <a:prstGeom prst="rect">
+                      <a:avLst/>
+                    </a:prstGeom>
+                  </pic:spPr>
+                </pic:pic>
+              </a:graphicData>
+            </a:graphic>
+            <wp14:sizeRelH relativeFrom="margin">
+              <wp14:pctWidth>0</wp14:pctWidth>
+            </wp14:sizeRelH>
+            <wp14:sizeRelV relativeFrom="margin">
+              <wp14:pctHeight>0</wp14:pctHeight>
+            </wp14:sizeRelV>
+          </wp:anchor>
+        </w:drawing>
+      </w:r>
+    </w:p>
+    <w:p/>
+    <w:p/>
+    <w:p/>
+    <w:p/>
+    <w:p/>
+    <w:p/>
+    <w:p/>
+    <w:p/>
+    <w:p/>
+    <w:p/>
+    <w:p/>
+    <w:p/>
+    <w:p/>
+    <w:p/>
+    <w:p/>
+    <w:p/>
+    <w:p/>
+    <w:p/>
+    <w:p/>
+    <w:p/>
+    <w:p>
+      <w:pPr>
+        <w:tabs>
+          <w:tab w:val="left" w:pos="6825"/>
+        </w:tabs>
+      </w:pPr>
+      <w:r>
+        <w:tab/>
+      </w:r>
+    </w:p>
+    <w:p>
+      <w:pPr>
+        <w:tabs>
+          <w:tab w:val="left" w:pos="6825"/>
+        </w:tabs>
+      </w:pPr>
+    </w:p>
+    <w:p>
+      <w:pPr>
+        <w:tabs>
+          <w:tab w:val="left" w:pos="6825"/>
+        </w:tabs>
+      </w:pPr>
+    </w:p>
+    <w:p>
+      <w:pPr>
+        <w:tabs>
+          <w:tab w:val="left" w:pos="6825"/>
+        </w:tabs>
+      </w:pPr>
+    </w:p>
+    <w:p>
+      <w:pPr>
+        <w:tabs>
+          <w:tab w:val="left" w:pos="6825"/>
+        </w:tabs>
+      </w:pPr>
+      <w:r>
+        <w:lastRenderedPageBreak/>
+        <w:drawing>
+          <wp:anchor distT="0" distB="0" distL="114300" distR="114300" simplePos="0" relativeHeight="251695104" behindDoc="0" locked="0" layoutInCell="1" allowOverlap="1" wp14:anchorId="25A40C07" wp14:editId="6864853B">
+            <wp:simplePos x="0" y="0"/>
+            <wp:positionH relativeFrom="column">
+              <wp:posOffset>0</wp:posOffset>
+            </wp:positionH>
+            <wp:positionV relativeFrom="paragraph">
+              <wp:posOffset>0</wp:posOffset>
+            </wp:positionV>
+            <wp:extent cx="4733925" cy="8229600"/>
+            <wp:effectExtent l="0" t="0" r="9525" b="0"/>
+            <wp:wrapNone/>
+            <wp:docPr id="41" name="Picture 41"/>
+            <wp:cNvGraphicFramePr>
+              <a:graphicFrameLocks xmlns:a="http://schemas.openxmlformats.org/drawingml/2006/main" noChangeAspect="1"/>
+            </wp:cNvGraphicFramePr>
+            <a:graphic xmlns:a="http://schemas.openxmlformats.org/drawingml/2006/main">
+              <a:graphicData uri="http://schemas.openxmlformats.org/drawingml/2006/picture">
+                <pic:pic xmlns:pic="http://schemas.openxmlformats.org/drawingml/2006/picture">
+                  <pic:nvPicPr>
+                    <pic:cNvPr id="1" name=""/>
+                    <pic:cNvPicPr/>
+                  </pic:nvPicPr>
+                  <pic:blipFill>
+                    <a:blip r:embed="rId47">
+                      <a:extLst>
+                        <a:ext uri="{28A0092B-C50C-407E-A947-70E740481C1C}">
+                          <a14:useLocalDpi xmlns:a14="http://schemas.microsoft.com/office/drawing/2010/main" val="0"/>
+                        </a:ext>
+                      </a:extLst>
+                    </a:blip>
+                    <a:stretch>
+                      <a:fillRect/>
+                    </a:stretch>
+                  </pic:blipFill>
+                  <pic:spPr>
+                    <a:xfrm>
+                      <a:off x="0" y="0"/>
+                      <a:ext cx="4733925" cy="8229600"/>
+                    </a:xfrm>
+                    <a:prstGeom prst="rect">
+                      <a:avLst/>
+                    </a:prstGeom>
+                  </pic:spPr>
+                </pic:pic>
+              </a:graphicData>
+            </a:graphic>
+          </wp:anchor>
+        </w:drawing>
+      </w:r>
+    </w:p>
+    <w:p/>
+    <w:p/>
+    <w:p/>
+    <w:p/>
+    <w:p/>
+    <w:p/>
+    <w:p/>
+    <w:p/>
+    <w:p/>
+    <w:p/>
+    <w:p/>
+    <w:p/>
+    <w:p/>
+    <w:p/>
+    <w:p/>
+    <w:p/>
+    <w:p/>
+    <w:p/>
+    <w:p/>
+    <w:p/>
+    <w:p/>
+    <w:p/>
+    <w:p/>
+    <w:p>
+      <w:pPr>
+        <w:tabs>
+          <w:tab w:val="left" w:pos="8115"/>
+        </w:tabs>
+      </w:pPr>
+      <w:r>
+        <w:tab/>
+      </w:r>
+    </w:p>
+    <w:p>
+      <w:pPr>
+        <w:tabs>
+          <w:tab w:val="left" w:pos="8115"/>
+        </w:tabs>
+      </w:pPr>
+    </w:p>
+    <w:p>
+      <w:pPr>
+        <w:tabs>
+          <w:tab w:val="left" w:pos="8115"/>
         </w:tabs>
       </w:pPr>
     </w:p>
@@ -6132,6 +9320,56 @@
 </w:document>
 </file>
 
+<file path=word/endnotes.xml><?xml version="1.0" encoding="utf-8"?>
+<w:endnotes xmlns:wpc="http://schemas.microsoft.com/office/word/2010/wordprocessingCanvas" xmlns:cx="http://schemas.microsoft.com/office/drawing/2014/chartex" xmlns:cx1="http://schemas.microsoft.com/office/drawing/2015/9/8/chartex" xmlns:cx2="http://schemas.microsoft.com/office/drawing/2015/10/21/chartex" xmlns:cx3="http://schemas.microsoft.com/office/drawing/2016/5/9/chartex" xmlns:cx4="http://schemas.microsoft.com/office/drawing/2016/5/10/chartex" xmlns:cx5="http://schemas.microsoft.com/office/drawing/2016/5/11/chartex" xmlns:cx6="http://schemas.microsoft.com/office/drawing/2016/5/12/chartex" xmlns:cx7="http://schemas.microsoft.com/office/drawing/2016/5/13/chartex" xmlns:cx8="http://schemas.microsoft.com/office/drawing/2016/5/14/chartex" xmlns:mc="http://schemas.openxmlformats.org/markup-compatibility/2006" xmlns:aink="http://schemas.microsoft.com/office/drawing/2016/ink" xmlns:am3d="http://schemas.microsoft.com/office/drawing/2017/model3d" xmlns:o="urn:schemas-microsoft-com:office:office" xmlns:oel="http://schemas.microsoft.com/office/2019/extlst" xmlns:r="http://schemas.openxmlformats.org/officeDocument/2006/relationships" xmlns:m="http://schemas.openxmlformats.org/officeDocument/2006/math" xmlns:v="urn:schemas-microsoft-com:vml" xmlns:wp14="http://schemas.microsoft.com/office/word/2010/wordprocessingDrawing" xmlns:wp="http://schemas.openxmlformats.org/drawingml/2006/wordprocessingDrawing" xmlns:w10="urn:schemas-microsoft-com:office:word" xmlns:w="http://schemas.openxmlformats.org/wordprocessingml/2006/main" xmlns:w14="http://schemas.microsoft.com/office/word/2010/wordml" xmlns:w15="http://schemas.microsoft.com/office/word/2012/wordml" xmlns:w16cex="http://schemas.microsoft.com/office/word/2018/wordml/cex" xmlns:w16cid="http://schemas.microsoft.com/office/word/2016/wordml/cid" xmlns:w16="http://schemas.microsoft.com/office/word/2018/wordml" xmlns:w16sdtdh="http://schemas.microsoft.com/office/word/2020/wordml/sdtdatahash" xmlns:w16se="http://schemas.microsoft.com/office/word/2015/wordml/symex" xmlns:wpg="http://schemas.microsoft.com/office/word/2010/wordprocessingGroup" xmlns:wpi="http://schemas.microsoft.com/office/word/2010/wordprocessingInk" xmlns:wne="http://schemas.microsoft.com/office/word/2006/wordml" xmlns:wps="http://schemas.microsoft.com/office/word/2010/wordprocessingShape" mc:Ignorable="w14 w15 w16se w16cid w16 w16cex w16sdtdh wp14">
+  <w:endnote w:type="separator" w:id="-1">
+    <w:p>
+      <w:pPr>
+        <w:spacing w:after="0" w:line="240" w:lineRule="auto"/>
+      </w:pPr>
+      <w:r>
+        <w:separator/>
+      </w:r>
+    </w:p>
+  </w:endnote>
+  <w:endnote w:type="continuationSeparator" w:id="0">
+    <w:p>
+      <w:pPr>
+        <w:spacing w:after="0" w:line="240" w:lineRule="auto"/>
+      </w:pPr>
+      <w:r>
+        <w:continuationSeparator/>
+      </w:r>
+    </w:p>
+  </w:endnote>
+</w:endnotes>
+</file>
+
+<file path=word/footnotes.xml><?xml version="1.0" encoding="utf-8"?>
+<w:footnotes xmlns:wpc="http://schemas.microsoft.com/office/word/2010/wordprocessingCanvas" xmlns:cx="http://schemas.microsoft.com/office/drawing/2014/chartex" xmlns:cx1="http://schemas.microsoft.com/office/drawing/2015/9/8/chartex" xmlns:cx2="http://schemas.microsoft.com/office/drawing/2015/10/21/chartex" xmlns:cx3="http://schemas.microsoft.com/office/drawing/2016/5/9/chartex" xmlns:cx4="http://schemas.microsoft.com/office/drawing/2016/5/10/chartex" xmlns:cx5="http://schemas.microsoft.com/office/drawing/2016/5/11/chartex" xmlns:cx6="http://schemas.microsoft.com/office/drawing/2016/5/12/chartex" xmlns:cx7="http://schemas.microsoft.com/office/drawing/2016/5/13/chartex" xmlns:cx8="http://schemas.microsoft.com/office/drawing/2016/5/14/chartex" xmlns:mc="http://schemas.openxmlformats.org/markup-compatibility/2006" xmlns:aink="http://schemas.microsoft.com/office/drawing/2016/ink" xmlns:am3d="http://schemas.microsoft.com/office/drawing/2017/model3d" xmlns:o="urn:schemas-microsoft-com:office:office" xmlns:oel="http://schemas.microsoft.com/office/2019/extlst" xmlns:r="http://schemas.openxmlformats.org/officeDocument/2006/relationships" xmlns:m="http://schemas.openxmlformats.org/officeDocument/2006/math" xmlns:v="urn:schemas-microsoft-com:vml" xmlns:wp14="http://schemas.microsoft.com/office/word/2010/wordprocessingDrawing" xmlns:wp="http://schemas.openxmlformats.org/drawingml/2006/wordprocessingDrawing" xmlns:w10="urn:schemas-microsoft-com:office:word" xmlns:w="http://schemas.openxmlformats.org/wordprocessingml/2006/main" xmlns:w14="http://schemas.microsoft.com/office/word/2010/wordml" xmlns:w15="http://schemas.microsoft.com/office/word/2012/wordml" xmlns:w16cex="http://schemas.microsoft.com/office/word/2018/wordml/cex" xmlns:w16cid="http://schemas.microsoft.com/office/word/2016/wordml/cid" xmlns:w16="http://schemas.microsoft.com/office/word/2018/wordml" xmlns:w16sdtdh="http://schemas.microsoft.com/office/word/2020/wordml/sdtdatahash" xmlns:w16se="http://schemas.microsoft.com/office/word/2015/wordml/symex" xmlns:wpg="http://schemas.microsoft.com/office/word/2010/wordprocessingGroup" xmlns:wpi="http://schemas.microsoft.com/office/word/2010/wordprocessingInk" xmlns:wne="http://schemas.microsoft.com/office/word/2006/wordml" xmlns:wps="http://schemas.microsoft.com/office/word/2010/wordprocessingShape" mc:Ignorable="w14 w15 w16se w16cid w16 w16cex w16sdtdh wp14">
+  <w:footnote w:type="separator" w:id="-1">
+    <w:p>
+      <w:pPr>
+        <w:spacing w:after="0" w:line="240" w:lineRule="auto"/>
+      </w:pPr>
+      <w:r>
+        <w:separator/>
+      </w:r>
+    </w:p>
+  </w:footnote>
+  <w:footnote w:type="continuationSeparator" w:id="0">
+    <w:p>
+      <w:pPr>
+        <w:spacing w:after="0" w:line="240" w:lineRule="auto"/>
+      </w:pPr>
+      <w:r>
+        <w:continuationSeparator/>
+      </w:r>
+    </w:p>
+  </w:footnote>
+</w:footnotes>
+</file>
+
 <file path=word/numbering.xml><?xml version="1.0" encoding="utf-8"?>
 <w:numbering xmlns:wpc="http://schemas.microsoft.com/office/word/2010/wordprocessingCanvas" xmlns:cx="http://schemas.microsoft.com/office/drawing/2014/chartex" xmlns:cx1="http://schemas.microsoft.com/office/drawing/2015/9/8/chartex" xmlns:cx2="http://schemas.microsoft.com/office/drawing/2015/10/21/chartex" xmlns:cx3="http://schemas.microsoft.com/office/drawing/2016/5/9/chartex" xmlns:cx4="http://schemas.microsoft.com/office/drawing/2016/5/10/chartex" xmlns:cx5="http://schemas.microsoft.com/office/drawing/2016/5/11/chartex" xmlns:cx6="http://schemas.microsoft.com/office/drawing/2016/5/12/chartex" xmlns:cx7="http://schemas.microsoft.com/office/drawing/2016/5/13/chartex" xmlns:cx8="http://schemas.microsoft.com/office/drawing/2016/5/14/chartex" xmlns:mc="http://schemas.openxmlformats.org/markup-compatibility/2006" xmlns:aink="http://schemas.microsoft.com/office/drawing/2016/ink" xmlns:am3d="http://schemas.microsoft.com/office/drawing/2017/model3d" xmlns:o="urn:schemas-microsoft-com:office:office" xmlns:oel="http://schemas.microsoft.com/office/2019/extlst" xmlns:r="http://schemas.openxmlformats.org/officeDocument/2006/relationships" xmlns:m="http://schemas.openxmlformats.org/officeDocument/2006/math" xmlns:v="urn:schemas-microsoft-com:vml" xmlns:wp14="http://schemas.microsoft.com/office/word/2010/wordprocessingDrawing" xmlns:wp="http://schemas.openxmlformats.org/drawingml/2006/wordprocessingDrawing" xmlns:w10="urn:schemas-microsoft-com:office:word" xmlns:w="http://schemas.openxmlformats.org/wordprocessingml/2006/main" xmlns:w14="http://schemas.microsoft.com/office/word/2010/wordml" xmlns:w15="http://schemas.microsoft.com/office/word/2012/wordml" xmlns:w16cex="http://schemas.microsoft.com/office/word/2018/wordml/cex" xmlns:w16cid="http://schemas.microsoft.com/office/word/2016/wordml/cid" xmlns:w16="http://schemas.microsoft.com/office/word/2018/wordml" xmlns:w16sdtdh="http://schemas.microsoft.com/office/word/2020/wordml/sdtdatahash" xmlns:w16se="http://schemas.microsoft.com/office/word/2015/wordml/symex" xmlns:wpg="http://schemas.microsoft.com/office/word/2010/wordprocessingGroup" xmlns:wpi="http://schemas.microsoft.com/office/word/2010/wordprocessingInk" xmlns:wne="http://schemas.microsoft.com/office/word/2006/wordml" xmlns:wps="http://schemas.microsoft.com/office/word/2010/wordprocessingShape" mc:Ignorable="w14 w15 w16se w16cid w16 w16cex w16sdtdh wp14">
   <w:abstractNum w:abstractNumId="0" w15:restartNumberingAfterBreak="0">
@@ -6433,6 +9671,119 @@
     </w:lvl>
   </w:abstractNum>
   <w:abstractNum w:abstractNumId="2" w15:restartNumberingAfterBreak="0">
+    <w:nsid w:val="04CC2E33"/>
+    <w:multiLevelType w:val="hybridMultilevel"/>
+    <w:tmpl w:val="28FEF2C4"/>
+    <w:lvl w:ilvl="0" w:tplc="10090001">
+      <w:start w:val="1"/>
+      <w:numFmt w:val="bullet"/>
+      <w:lvlText w:val=""/>
+      <w:lvlJc w:val="left"/>
+      <w:pPr>
+        <w:ind w:left="720" w:hanging="360"/>
+      </w:pPr>
+      <w:rPr>
+        <w:rFonts w:ascii="Symbol" w:hAnsi="Symbol" w:hint="default"/>
+      </w:rPr>
+    </w:lvl>
+    <w:lvl w:ilvl="1" w:tplc="10090003" w:tentative="1">
+      <w:start w:val="1"/>
+      <w:numFmt w:val="bullet"/>
+      <w:lvlText w:val="o"/>
+      <w:lvlJc w:val="left"/>
+      <w:pPr>
+        <w:ind w:left="1440" w:hanging="360"/>
+      </w:pPr>
+      <w:rPr>
+        <w:rFonts w:ascii="Courier New" w:hAnsi="Courier New" w:cs="Courier New" w:hint="default"/>
+      </w:rPr>
+    </w:lvl>
+    <w:lvl w:ilvl="2" w:tplc="10090005" w:tentative="1">
+      <w:start w:val="1"/>
+      <w:numFmt w:val="bullet"/>
+      <w:lvlText w:val=""/>
+      <w:lvlJc w:val="left"/>
+      <w:pPr>
+        <w:ind w:left="2160" w:hanging="360"/>
+      </w:pPr>
+      <w:rPr>
+        <w:rFonts w:ascii="Wingdings" w:hAnsi="Wingdings" w:hint="default"/>
+      </w:rPr>
+    </w:lvl>
+    <w:lvl w:ilvl="3" w:tplc="10090001" w:tentative="1">
+      <w:start w:val="1"/>
+      <w:numFmt w:val="bullet"/>
+      <w:lvlText w:val=""/>
+      <w:lvlJc w:val="left"/>
+      <w:pPr>
+        <w:ind w:left="2880" w:hanging="360"/>
+      </w:pPr>
+      <w:rPr>
+        <w:rFonts w:ascii="Symbol" w:hAnsi="Symbol" w:hint="default"/>
+      </w:rPr>
+    </w:lvl>
+    <w:lvl w:ilvl="4" w:tplc="10090003" w:tentative="1">
+      <w:start w:val="1"/>
+      <w:numFmt w:val="bullet"/>
+      <w:lvlText w:val="o"/>
+      <w:lvlJc w:val="left"/>
+      <w:pPr>
+        <w:ind w:left="3600" w:hanging="360"/>
+      </w:pPr>
+      <w:rPr>
+        <w:rFonts w:ascii="Courier New" w:hAnsi="Courier New" w:cs="Courier New" w:hint="default"/>
+      </w:rPr>
+    </w:lvl>
+    <w:lvl w:ilvl="5" w:tplc="10090005" w:tentative="1">
+      <w:start w:val="1"/>
+      <w:numFmt w:val="bullet"/>
+      <w:lvlText w:val=""/>
+      <w:lvlJc w:val="left"/>
+      <w:pPr>
+        <w:ind w:left="4320" w:hanging="360"/>
+      </w:pPr>
+      <w:rPr>
+        <w:rFonts w:ascii="Wingdings" w:hAnsi="Wingdings" w:hint="default"/>
+      </w:rPr>
+    </w:lvl>
+    <w:lvl w:ilvl="6" w:tplc="10090001" w:tentative="1">
+      <w:start w:val="1"/>
+      <w:numFmt w:val="bullet"/>
+      <w:lvlText w:val=""/>
+      <w:lvlJc w:val="left"/>
+      <w:pPr>
+        <w:ind w:left="5040" w:hanging="360"/>
+      </w:pPr>
+      <w:rPr>
+        <w:rFonts w:ascii="Symbol" w:hAnsi="Symbol" w:hint="default"/>
+      </w:rPr>
+    </w:lvl>
+    <w:lvl w:ilvl="7" w:tplc="10090003" w:tentative="1">
+      <w:start w:val="1"/>
+      <w:numFmt w:val="bullet"/>
+      <w:lvlText w:val="o"/>
+      <w:lvlJc w:val="left"/>
+      <w:pPr>
+        <w:ind w:left="5760" w:hanging="360"/>
+      </w:pPr>
+      <w:rPr>
+        <w:rFonts w:ascii="Courier New" w:hAnsi="Courier New" w:cs="Courier New" w:hint="default"/>
+      </w:rPr>
+    </w:lvl>
+    <w:lvl w:ilvl="8" w:tplc="10090005" w:tentative="1">
+      <w:start w:val="1"/>
+      <w:numFmt w:val="bullet"/>
+      <w:lvlText w:val=""/>
+      <w:lvlJc w:val="left"/>
+      <w:pPr>
+        <w:ind w:left="6480" w:hanging="360"/>
+      </w:pPr>
+      <w:rPr>
+        <w:rFonts w:ascii="Wingdings" w:hAnsi="Wingdings" w:hint="default"/>
+      </w:rPr>
+    </w:lvl>
+  </w:abstractNum>
+  <w:abstractNum w:abstractNumId="3" w15:restartNumberingAfterBreak="0">
     <w:nsid w:val="082D66C5"/>
     <w:multiLevelType w:val="hybridMultilevel"/>
     <w:tmpl w:val="D5EECBAE"/>
@@ -6545,7 +9896,7 @@
       </w:rPr>
     </w:lvl>
   </w:abstractNum>
-  <w:abstractNum w:abstractNumId="3" w15:restartNumberingAfterBreak="0">
+  <w:abstractNum w:abstractNumId="4" w15:restartNumberingAfterBreak="0">
     <w:nsid w:val="0927507B"/>
     <w:multiLevelType w:val="hybridMultilevel"/>
     <w:tmpl w:val="A12E09F4"/>
@@ -6658,7 +10009,233 @@
       </w:rPr>
     </w:lvl>
   </w:abstractNum>
-  <w:abstractNum w:abstractNumId="4" w15:restartNumberingAfterBreak="0">
+  <w:abstractNum w:abstractNumId="5" w15:restartNumberingAfterBreak="0">
+    <w:nsid w:val="0A772300"/>
+    <w:multiLevelType w:val="hybridMultilevel"/>
+    <w:tmpl w:val="F558D27C"/>
+    <w:lvl w:ilvl="0" w:tplc="10090001">
+      <w:start w:val="1"/>
+      <w:numFmt w:val="bullet"/>
+      <w:lvlText w:val=""/>
+      <w:lvlJc w:val="left"/>
+      <w:pPr>
+        <w:ind w:left="720" w:hanging="360"/>
+      </w:pPr>
+      <w:rPr>
+        <w:rFonts w:ascii="Symbol" w:hAnsi="Symbol" w:hint="default"/>
+      </w:rPr>
+    </w:lvl>
+    <w:lvl w:ilvl="1" w:tplc="10090003" w:tentative="1">
+      <w:start w:val="1"/>
+      <w:numFmt w:val="bullet"/>
+      <w:lvlText w:val="o"/>
+      <w:lvlJc w:val="left"/>
+      <w:pPr>
+        <w:ind w:left="1440" w:hanging="360"/>
+      </w:pPr>
+      <w:rPr>
+        <w:rFonts w:ascii="Courier New" w:hAnsi="Courier New" w:cs="Courier New" w:hint="default"/>
+      </w:rPr>
+    </w:lvl>
+    <w:lvl w:ilvl="2" w:tplc="10090005" w:tentative="1">
+      <w:start w:val="1"/>
+      <w:numFmt w:val="bullet"/>
+      <w:lvlText w:val=""/>
+      <w:lvlJc w:val="left"/>
+      <w:pPr>
+        <w:ind w:left="2160" w:hanging="360"/>
+      </w:pPr>
+      <w:rPr>
+        <w:rFonts w:ascii="Wingdings" w:hAnsi="Wingdings" w:hint="default"/>
+      </w:rPr>
+    </w:lvl>
+    <w:lvl w:ilvl="3" w:tplc="10090001" w:tentative="1">
+      <w:start w:val="1"/>
+      <w:numFmt w:val="bullet"/>
+      <w:lvlText w:val=""/>
+      <w:lvlJc w:val="left"/>
+      <w:pPr>
+        <w:ind w:left="2880" w:hanging="360"/>
+      </w:pPr>
+      <w:rPr>
+        <w:rFonts w:ascii="Symbol" w:hAnsi="Symbol" w:hint="default"/>
+      </w:rPr>
+    </w:lvl>
+    <w:lvl w:ilvl="4" w:tplc="10090003" w:tentative="1">
+      <w:start w:val="1"/>
+      <w:numFmt w:val="bullet"/>
+      <w:lvlText w:val="o"/>
+      <w:lvlJc w:val="left"/>
+      <w:pPr>
+        <w:ind w:left="3600" w:hanging="360"/>
+      </w:pPr>
+      <w:rPr>
+        <w:rFonts w:ascii="Courier New" w:hAnsi="Courier New" w:cs="Courier New" w:hint="default"/>
+      </w:rPr>
+    </w:lvl>
+    <w:lvl w:ilvl="5" w:tplc="10090005" w:tentative="1">
+      <w:start w:val="1"/>
+      <w:numFmt w:val="bullet"/>
+      <w:lvlText w:val=""/>
+      <w:lvlJc w:val="left"/>
+      <w:pPr>
+        <w:ind w:left="4320" w:hanging="360"/>
+      </w:pPr>
+      <w:rPr>
+        <w:rFonts w:ascii="Wingdings" w:hAnsi="Wingdings" w:hint="default"/>
+      </w:rPr>
+    </w:lvl>
+    <w:lvl w:ilvl="6" w:tplc="10090001" w:tentative="1">
+      <w:start w:val="1"/>
+      <w:numFmt w:val="bullet"/>
+      <w:lvlText w:val=""/>
+      <w:lvlJc w:val="left"/>
+      <w:pPr>
+        <w:ind w:left="5040" w:hanging="360"/>
+      </w:pPr>
+      <w:rPr>
+        <w:rFonts w:ascii="Symbol" w:hAnsi="Symbol" w:hint="default"/>
+      </w:rPr>
+    </w:lvl>
+    <w:lvl w:ilvl="7" w:tplc="10090003" w:tentative="1">
+      <w:start w:val="1"/>
+      <w:numFmt w:val="bullet"/>
+      <w:lvlText w:val="o"/>
+      <w:lvlJc w:val="left"/>
+      <w:pPr>
+        <w:ind w:left="5760" w:hanging="360"/>
+      </w:pPr>
+      <w:rPr>
+        <w:rFonts w:ascii="Courier New" w:hAnsi="Courier New" w:cs="Courier New" w:hint="default"/>
+      </w:rPr>
+    </w:lvl>
+    <w:lvl w:ilvl="8" w:tplc="10090005" w:tentative="1">
+      <w:start w:val="1"/>
+      <w:numFmt w:val="bullet"/>
+      <w:lvlText w:val=""/>
+      <w:lvlJc w:val="left"/>
+      <w:pPr>
+        <w:ind w:left="6480" w:hanging="360"/>
+      </w:pPr>
+      <w:rPr>
+        <w:rFonts w:ascii="Wingdings" w:hAnsi="Wingdings" w:hint="default"/>
+      </w:rPr>
+    </w:lvl>
+  </w:abstractNum>
+  <w:abstractNum w:abstractNumId="6" w15:restartNumberingAfterBreak="0">
+    <w:nsid w:val="14E26421"/>
+    <w:multiLevelType w:val="hybridMultilevel"/>
+    <w:tmpl w:val="1024AE56"/>
+    <w:lvl w:ilvl="0" w:tplc="10090001">
+      <w:start w:val="1"/>
+      <w:numFmt w:val="bullet"/>
+      <w:lvlText w:val=""/>
+      <w:lvlJc w:val="left"/>
+      <w:pPr>
+        <w:ind w:left="720" w:hanging="360"/>
+      </w:pPr>
+      <w:rPr>
+        <w:rFonts w:ascii="Symbol" w:hAnsi="Symbol" w:hint="default"/>
+      </w:rPr>
+    </w:lvl>
+    <w:lvl w:ilvl="1" w:tplc="10090003" w:tentative="1">
+      <w:start w:val="1"/>
+      <w:numFmt w:val="bullet"/>
+      <w:lvlText w:val="o"/>
+      <w:lvlJc w:val="left"/>
+      <w:pPr>
+        <w:ind w:left="1440" w:hanging="360"/>
+      </w:pPr>
+      <w:rPr>
+        <w:rFonts w:ascii="Courier New" w:hAnsi="Courier New" w:cs="Courier New" w:hint="default"/>
+      </w:rPr>
+    </w:lvl>
+    <w:lvl w:ilvl="2" w:tplc="10090005" w:tentative="1">
+      <w:start w:val="1"/>
+      <w:numFmt w:val="bullet"/>
+      <w:lvlText w:val=""/>
+      <w:lvlJc w:val="left"/>
+      <w:pPr>
+        <w:ind w:left="2160" w:hanging="360"/>
+      </w:pPr>
+      <w:rPr>
+        <w:rFonts w:ascii="Wingdings" w:hAnsi="Wingdings" w:hint="default"/>
+      </w:rPr>
+    </w:lvl>
+    <w:lvl w:ilvl="3" w:tplc="10090001" w:tentative="1">
+      <w:start w:val="1"/>
+      <w:numFmt w:val="bullet"/>
+      <w:lvlText w:val=""/>
+      <w:lvlJc w:val="left"/>
+      <w:pPr>
+        <w:ind w:left="2880" w:hanging="360"/>
+      </w:pPr>
+      <w:rPr>
+        <w:rFonts w:ascii="Symbol" w:hAnsi="Symbol" w:hint="default"/>
+      </w:rPr>
+    </w:lvl>
+    <w:lvl w:ilvl="4" w:tplc="10090003" w:tentative="1">
+      <w:start w:val="1"/>
+      <w:numFmt w:val="bullet"/>
+      <w:lvlText w:val="o"/>
+      <w:lvlJc w:val="left"/>
+      <w:pPr>
+        <w:ind w:left="3600" w:hanging="360"/>
+      </w:pPr>
+      <w:rPr>
+        <w:rFonts w:ascii="Courier New" w:hAnsi="Courier New" w:cs="Courier New" w:hint="default"/>
+      </w:rPr>
+    </w:lvl>
+    <w:lvl w:ilvl="5" w:tplc="10090005" w:tentative="1">
+      <w:start w:val="1"/>
+      <w:numFmt w:val="bullet"/>
+      <w:lvlText w:val=""/>
+      <w:lvlJc w:val="left"/>
+      <w:pPr>
+        <w:ind w:left="4320" w:hanging="360"/>
+      </w:pPr>
+      <w:rPr>
+        <w:rFonts w:ascii="Wingdings" w:hAnsi="Wingdings" w:hint="default"/>
+      </w:rPr>
+    </w:lvl>
+    <w:lvl w:ilvl="6" w:tplc="10090001" w:tentative="1">
+      <w:start w:val="1"/>
+      <w:numFmt w:val="bullet"/>
+      <w:lvlText w:val=""/>
+      <w:lvlJc w:val="left"/>
+      <w:pPr>
+        <w:ind w:left="5040" w:hanging="360"/>
+      </w:pPr>
+      <w:rPr>
+        <w:rFonts w:ascii="Symbol" w:hAnsi="Symbol" w:hint="default"/>
+      </w:rPr>
+    </w:lvl>
+    <w:lvl w:ilvl="7" w:tplc="10090003" w:tentative="1">
+      <w:start w:val="1"/>
+      <w:numFmt w:val="bullet"/>
+      <w:lvlText w:val="o"/>
+      <w:lvlJc w:val="left"/>
+      <w:pPr>
+        <w:ind w:left="5760" w:hanging="360"/>
+      </w:pPr>
+      <w:rPr>
+        <w:rFonts w:ascii="Courier New" w:hAnsi="Courier New" w:cs="Courier New" w:hint="default"/>
+      </w:rPr>
+    </w:lvl>
+    <w:lvl w:ilvl="8" w:tplc="10090005" w:tentative="1">
+      <w:start w:val="1"/>
+      <w:numFmt w:val="bullet"/>
+      <w:lvlText w:val=""/>
+      <w:lvlJc w:val="left"/>
+      <w:pPr>
+        <w:ind w:left="6480" w:hanging="360"/>
+      </w:pPr>
+      <w:rPr>
+        <w:rFonts w:ascii="Wingdings" w:hAnsi="Wingdings" w:hint="default"/>
+      </w:rPr>
+    </w:lvl>
+  </w:abstractNum>
+  <w:abstractNum w:abstractNumId="7" w15:restartNumberingAfterBreak="0">
     <w:nsid w:val="182509ED"/>
     <w:multiLevelType w:val="multilevel"/>
     <w:tmpl w:val="17709C30"/>
@@ -6807,7 +10384,156 @@
       </w:rPr>
     </w:lvl>
   </w:abstractNum>
-  <w:abstractNum w:abstractNumId="5" w15:restartNumberingAfterBreak="0">
+  <w:abstractNum w:abstractNumId="8" w15:restartNumberingAfterBreak="0">
+    <w:nsid w:val="18A82071"/>
+    <w:multiLevelType w:val="multilevel"/>
+    <w:tmpl w:val="8DBC1230"/>
+    <w:lvl w:ilvl="0">
+      <w:start w:val="1"/>
+      <w:numFmt w:val="bullet"/>
+      <w:lvlText w:val=""/>
+      <w:lvlJc w:val="left"/>
+      <w:pPr>
+        <w:tabs>
+          <w:tab w:val="num" w:pos="720"/>
+        </w:tabs>
+        <w:ind w:left="720" w:hanging="360"/>
+      </w:pPr>
+      <w:rPr>
+        <w:rFonts w:ascii="Symbol" w:hAnsi="Symbol" w:hint="default"/>
+        <w:sz w:val="20"/>
+      </w:rPr>
+    </w:lvl>
+    <w:lvl w:ilvl="1">
+      <w:start w:val="1"/>
+      <w:numFmt w:val="bullet"/>
+      <w:lvlText w:val="o"/>
+      <w:lvlJc w:val="left"/>
+      <w:pPr>
+        <w:tabs>
+          <w:tab w:val="num" w:pos="1440"/>
+        </w:tabs>
+        <w:ind w:left="1440" w:hanging="360"/>
+      </w:pPr>
+      <w:rPr>
+        <w:rFonts w:ascii="Courier New" w:hAnsi="Courier New" w:hint="default"/>
+        <w:sz w:val="20"/>
+      </w:rPr>
+    </w:lvl>
+    <w:lvl w:ilvl="2" w:tentative="1">
+      <w:start w:val="1"/>
+      <w:numFmt w:val="bullet"/>
+      <w:lvlText w:val=""/>
+      <w:lvlJc w:val="left"/>
+      <w:pPr>
+        <w:tabs>
+          <w:tab w:val="num" w:pos="2160"/>
+        </w:tabs>
+        <w:ind w:left="2160" w:hanging="360"/>
+      </w:pPr>
+      <w:rPr>
+        <w:rFonts w:ascii="Wingdings" w:hAnsi="Wingdings" w:hint="default"/>
+        <w:sz w:val="20"/>
+      </w:rPr>
+    </w:lvl>
+    <w:lvl w:ilvl="3" w:tentative="1">
+      <w:start w:val="1"/>
+      <w:numFmt w:val="bullet"/>
+      <w:lvlText w:val=""/>
+      <w:lvlJc w:val="left"/>
+      <w:pPr>
+        <w:tabs>
+          <w:tab w:val="num" w:pos="2880"/>
+        </w:tabs>
+        <w:ind w:left="2880" w:hanging="360"/>
+      </w:pPr>
+      <w:rPr>
+        <w:rFonts w:ascii="Wingdings" w:hAnsi="Wingdings" w:hint="default"/>
+        <w:sz w:val="20"/>
+      </w:rPr>
+    </w:lvl>
+    <w:lvl w:ilvl="4" w:tentative="1">
+      <w:start w:val="1"/>
+      <w:numFmt w:val="bullet"/>
+      <w:lvlText w:val=""/>
+      <w:lvlJc w:val="left"/>
+      <w:pPr>
+        <w:tabs>
+          <w:tab w:val="num" w:pos="3600"/>
+        </w:tabs>
+        <w:ind w:left="3600" w:hanging="360"/>
+      </w:pPr>
+      <w:rPr>
+        <w:rFonts w:ascii="Wingdings" w:hAnsi="Wingdings" w:hint="default"/>
+        <w:sz w:val="20"/>
+      </w:rPr>
+    </w:lvl>
+    <w:lvl w:ilvl="5" w:tentative="1">
+      <w:start w:val="1"/>
+      <w:numFmt w:val="bullet"/>
+      <w:lvlText w:val=""/>
+      <w:lvlJc w:val="left"/>
+      <w:pPr>
+        <w:tabs>
+          <w:tab w:val="num" w:pos="4320"/>
+        </w:tabs>
+        <w:ind w:left="4320" w:hanging="360"/>
+      </w:pPr>
+      <w:rPr>
+        <w:rFonts w:ascii="Wingdings" w:hAnsi="Wingdings" w:hint="default"/>
+        <w:sz w:val="20"/>
+      </w:rPr>
+    </w:lvl>
+    <w:lvl w:ilvl="6" w:tentative="1">
+      <w:start w:val="1"/>
+      <w:numFmt w:val="bullet"/>
+      <w:lvlText w:val=""/>
+      <w:lvlJc w:val="left"/>
+      <w:pPr>
+        <w:tabs>
+          <w:tab w:val="num" w:pos="5040"/>
+        </w:tabs>
+        <w:ind w:left="5040" w:hanging="360"/>
+      </w:pPr>
+      <w:rPr>
+        <w:rFonts w:ascii="Wingdings" w:hAnsi="Wingdings" w:hint="default"/>
+        <w:sz w:val="20"/>
+      </w:rPr>
+    </w:lvl>
+    <w:lvl w:ilvl="7" w:tentative="1">
+      <w:start w:val="1"/>
+      <w:numFmt w:val="bullet"/>
+      <w:lvlText w:val=""/>
+      <w:lvlJc w:val="left"/>
+      <w:pPr>
+        <w:tabs>
+          <w:tab w:val="num" w:pos="5760"/>
+        </w:tabs>
+        <w:ind w:left="5760" w:hanging="360"/>
+      </w:pPr>
+      <w:rPr>
+        <w:rFonts w:ascii="Wingdings" w:hAnsi="Wingdings" w:hint="default"/>
+        <w:sz w:val="20"/>
+      </w:rPr>
+    </w:lvl>
+    <w:lvl w:ilvl="8" w:tentative="1">
+      <w:start w:val="1"/>
+      <w:numFmt w:val="bullet"/>
+      <w:lvlText w:val=""/>
+      <w:lvlJc w:val="left"/>
+      <w:pPr>
+        <w:tabs>
+          <w:tab w:val="num" w:pos="6480"/>
+        </w:tabs>
+        <w:ind w:left="6480" w:hanging="360"/>
+      </w:pPr>
+      <w:rPr>
+        <w:rFonts w:ascii="Wingdings" w:hAnsi="Wingdings" w:hint="default"/>
+        <w:sz w:val="20"/>
+      </w:rPr>
+    </w:lvl>
+  </w:abstractNum>
+  <w:abstractNum w:abstractNumId="9" w15:restartNumberingAfterBreak="0">
     <w:nsid w:val="1BF95DFE"/>
     <w:multiLevelType w:val="multilevel"/>
     <w:tmpl w:val="8C52B1B8"/>
@@ -6925,7 +10651,120 @@
       </w:rPr>
     </w:lvl>
   </w:abstractNum>
-  <w:abstractNum w:abstractNumId="6" w15:restartNumberingAfterBreak="0">
+  <w:abstractNum w:abstractNumId="10" w15:restartNumberingAfterBreak="0">
+    <w:nsid w:val="200A54DE"/>
+    <w:multiLevelType w:val="hybridMultilevel"/>
+    <w:tmpl w:val="3E9659E2"/>
+    <w:lvl w:ilvl="0" w:tplc="10090001">
+      <w:start w:val="1"/>
+      <w:numFmt w:val="bullet"/>
+      <w:lvlText w:val=""/>
+      <w:lvlJc w:val="left"/>
+      <w:pPr>
+        <w:ind w:left="720" w:hanging="360"/>
+      </w:pPr>
+      <w:rPr>
+        <w:rFonts w:ascii="Symbol" w:hAnsi="Symbol" w:hint="default"/>
+      </w:rPr>
+    </w:lvl>
+    <w:lvl w:ilvl="1" w:tplc="10090003" w:tentative="1">
+      <w:start w:val="1"/>
+      <w:numFmt w:val="bullet"/>
+      <w:lvlText w:val="o"/>
+      <w:lvlJc w:val="left"/>
+      <w:pPr>
+        <w:ind w:left="1440" w:hanging="360"/>
+      </w:pPr>
+      <w:rPr>
+        <w:rFonts w:ascii="Courier New" w:hAnsi="Courier New" w:cs="Courier New" w:hint="default"/>
+      </w:rPr>
+    </w:lvl>
+    <w:lvl w:ilvl="2" w:tplc="10090005" w:tentative="1">
+      <w:start w:val="1"/>
+      <w:numFmt w:val="bullet"/>
+      <w:lvlText w:val=""/>
+      <w:lvlJc w:val="left"/>
+      <w:pPr>
+        <w:ind w:left="2160" w:hanging="360"/>
+      </w:pPr>
+      <w:rPr>
+        <w:rFonts w:ascii="Wingdings" w:hAnsi="Wingdings" w:hint="default"/>
+      </w:rPr>
+    </w:lvl>
+    <w:lvl w:ilvl="3" w:tplc="10090001" w:tentative="1">
+      <w:start w:val="1"/>
+      <w:numFmt w:val="bullet"/>
+      <w:lvlText w:val=""/>
+      <w:lvlJc w:val="left"/>
+      <w:pPr>
+        <w:ind w:left="2880" w:hanging="360"/>
+      </w:pPr>
+      <w:rPr>
+        <w:rFonts w:ascii="Symbol" w:hAnsi="Symbol" w:hint="default"/>
+      </w:rPr>
+    </w:lvl>
+    <w:lvl w:ilvl="4" w:tplc="10090003" w:tentative="1">
+      <w:start w:val="1"/>
+      <w:numFmt w:val="bullet"/>
+      <w:lvlText w:val="o"/>
+      <w:lvlJc w:val="left"/>
+      <w:pPr>
+        <w:ind w:left="3600" w:hanging="360"/>
+      </w:pPr>
+      <w:rPr>
+        <w:rFonts w:ascii="Courier New" w:hAnsi="Courier New" w:cs="Courier New" w:hint="default"/>
+      </w:rPr>
+    </w:lvl>
+    <w:lvl w:ilvl="5" w:tplc="10090005" w:tentative="1">
+      <w:start w:val="1"/>
+      <w:numFmt w:val="bullet"/>
+      <w:lvlText w:val=""/>
+      <w:lvlJc w:val="left"/>
+      <w:pPr>
+        <w:ind w:left="4320" w:hanging="360"/>
+      </w:pPr>
+      <w:rPr>
+        <w:rFonts w:ascii="Wingdings" w:hAnsi="Wingdings" w:hint="default"/>
+      </w:rPr>
+    </w:lvl>
+    <w:lvl w:ilvl="6" w:tplc="10090001" w:tentative="1">
+      <w:start w:val="1"/>
+      <w:numFmt w:val="bullet"/>
+      <w:lvlText w:val=""/>
+      <w:lvlJc w:val="left"/>
+      <w:pPr>
+        <w:ind w:left="5040" w:hanging="360"/>
+      </w:pPr>
+      <w:rPr>
+        <w:rFonts w:ascii="Symbol" w:hAnsi="Symbol" w:hint="default"/>
+      </w:rPr>
+    </w:lvl>
+    <w:lvl w:ilvl="7" w:tplc="10090003" w:tentative="1">
+      <w:start w:val="1"/>
+      <w:numFmt w:val="bullet"/>
+      <w:lvlText w:val="o"/>
+      <w:lvlJc w:val="left"/>
+      <w:pPr>
+        <w:ind w:left="5760" w:hanging="360"/>
+      </w:pPr>
+      <w:rPr>
+        <w:rFonts w:ascii="Courier New" w:hAnsi="Courier New" w:cs="Courier New" w:hint="default"/>
+      </w:rPr>
+    </w:lvl>
+    <w:lvl w:ilvl="8" w:tplc="10090005" w:tentative="1">
+      <w:start w:val="1"/>
+      <w:numFmt w:val="bullet"/>
+      <w:lvlText w:val=""/>
+      <w:lvlJc w:val="left"/>
+      <w:pPr>
+        <w:ind w:left="6480" w:hanging="360"/>
+      </w:pPr>
+      <w:rPr>
+        <w:rFonts w:ascii="Wingdings" w:hAnsi="Wingdings" w:hint="default"/>
+      </w:rPr>
+    </w:lvl>
+  </w:abstractNum>
+  <w:abstractNum w:abstractNumId="11" w15:restartNumberingAfterBreak="0">
     <w:nsid w:val="23BE5678"/>
     <w:multiLevelType w:val="multilevel"/>
     <w:tmpl w:val="1FEAA444"/>
@@ -7074,7 +10913,269 @@
       </w:rPr>
     </w:lvl>
   </w:abstractNum>
-  <w:abstractNum w:abstractNumId="7" w15:restartNumberingAfterBreak="0">
+  <w:abstractNum w:abstractNumId="12" w15:restartNumberingAfterBreak="0">
+    <w:nsid w:val="23F93269"/>
+    <w:multiLevelType w:val="multilevel"/>
+    <w:tmpl w:val="2D626E2C"/>
+    <w:lvl w:ilvl="0">
+      <w:start w:val="1"/>
+      <w:numFmt w:val="bullet"/>
+      <w:lvlText w:val=""/>
+      <w:lvlJc w:val="left"/>
+      <w:pPr>
+        <w:tabs>
+          <w:tab w:val="num" w:pos="720"/>
+        </w:tabs>
+        <w:ind w:left="720" w:hanging="360"/>
+      </w:pPr>
+      <w:rPr>
+        <w:rFonts w:ascii="Symbol" w:hAnsi="Symbol" w:hint="default"/>
+        <w:sz w:val="20"/>
+      </w:rPr>
+    </w:lvl>
+    <w:lvl w:ilvl="1" w:tentative="1">
+      <w:start w:val="1"/>
+      <w:numFmt w:val="bullet"/>
+      <w:lvlText w:val="o"/>
+      <w:lvlJc w:val="left"/>
+      <w:pPr>
+        <w:tabs>
+          <w:tab w:val="num" w:pos="1440"/>
+        </w:tabs>
+        <w:ind w:left="1440" w:hanging="360"/>
+      </w:pPr>
+      <w:rPr>
+        <w:rFonts w:ascii="Courier New" w:hAnsi="Courier New" w:hint="default"/>
+        <w:sz w:val="20"/>
+      </w:rPr>
+    </w:lvl>
+    <w:lvl w:ilvl="2" w:tentative="1">
+      <w:start w:val="1"/>
+      <w:numFmt w:val="bullet"/>
+      <w:lvlText w:val=""/>
+      <w:lvlJc w:val="left"/>
+      <w:pPr>
+        <w:tabs>
+          <w:tab w:val="num" w:pos="2160"/>
+        </w:tabs>
+        <w:ind w:left="2160" w:hanging="360"/>
+      </w:pPr>
+      <w:rPr>
+        <w:rFonts w:ascii="Wingdings" w:hAnsi="Wingdings" w:hint="default"/>
+        <w:sz w:val="20"/>
+      </w:rPr>
+    </w:lvl>
+    <w:lvl w:ilvl="3" w:tentative="1">
+      <w:start w:val="1"/>
+      <w:numFmt w:val="bullet"/>
+      <w:lvlText w:val=""/>
+      <w:lvlJc w:val="left"/>
+      <w:pPr>
+        <w:tabs>
+          <w:tab w:val="num" w:pos="2880"/>
+        </w:tabs>
+        <w:ind w:left="2880" w:hanging="360"/>
+      </w:pPr>
+      <w:rPr>
+        <w:rFonts w:ascii="Wingdings" w:hAnsi="Wingdings" w:hint="default"/>
+        <w:sz w:val="20"/>
+      </w:rPr>
+    </w:lvl>
+    <w:lvl w:ilvl="4" w:tentative="1">
+      <w:start w:val="1"/>
+      <w:numFmt w:val="bullet"/>
+      <w:lvlText w:val=""/>
+      <w:lvlJc w:val="left"/>
+      <w:pPr>
+        <w:tabs>
+          <w:tab w:val="num" w:pos="3600"/>
+        </w:tabs>
+        <w:ind w:left="3600" w:hanging="360"/>
+      </w:pPr>
+      <w:rPr>
+        <w:rFonts w:ascii="Wingdings" w:hAnsi="Wingdings" w:hint="default"/>
+        <w:sz w:val="20"/>
+      </w:rPr>
+    </w:lvl>
+    <w:lvl w:ilvl="5" w:tentative="1">
+      <w:start w:val="1"/>
+      <w:numFmt w:val="bullet"/>
+      <w:lvlText w:val=""/>
+      <w:lvlJc w:val="left"/>
+      <w:pPr>
+        <w:tabs>
+          <w:tab w:val="num" w:pos="4320"/>
+        </w:tabs>
+        <w:ind w:left="4320" w:hanging="360"/>
+      </w:pPr>
+      <w:rPr>
+        <w:rFonts w:ascii="Wingdings" w:hAnsi="Wingdings" w:hint="default"/>
+        <w:sz w:val="20"/>
+      </w:rPr>
+    </w:lvl>
+    <w:lvl w:ilvl="6" w:tentative="1">
+      <w:start w:val="1"/>
+      <w:numFmt w:val="bullet"/>
+      <w:lvlText w:val=""/>
+      <w:lvlJc w:val="left"/>
+      <w:pPr>
+        <w:tabs>
+          <w:tab w:val="num" w:pos="5040"/>
+        </w:tabs>
+        <w:ind w:left="5040" w:hanging="360"/>
+      </w:pPr>
+      <w:rPr>
+        <w:rFonts w:ascii="Wingdings" w:hAnsi="Wingdings" w:hint="default"/>
+        <w:sz w:val="20"/>
+      </w:rPr>
+    </w:lvl>
+    <w:lvl w:ilvl="7" w:tentative="1">
+      <w:start w:val="1"/>
+      <w:numFmt w:val="bullet"/>
+      <w:lvlText w:val=""/>
+      <w:lvlJc w:val="left"/>
+      <w:pPr>
+        <w:tabs>
+          <w:tab w:val="num" w:pos="5760"/>
+        </w:tabs>
+        <w:ind w:left="5760" w:hanging="360"/>
+      </w:pPr>
+      <w:rPr>
+        <w:rFonts w:ascii="Wingdings" w:hAnsi="Wingdings" w:hint="default"/>
+        <w:sz w:val="20"/>
+      </w:rPr>
+    </w:lvl>
+    <w:lvl w:ilvl="8" w:tentative="1">
+      <w:start w:val="1"/>
+      <w:numFmt w:val="bullet"/>
+      <w:lvlText w:val=""/>
+      <w:lvlJc w:val="left"/>
+      <w:pPr>
+        <w:tabs>
+          <w:tab w:val="num" w:pos="6480"/>
+        </w:tabs>
+        <w:ind w:left="6480" w:hanging="360"/>
+      </w:pPr>
+      <w:rPr>
+        <w:rFonts w:ascii="Wingdings" w:hAnsi="Wingdings" w:hint="default"/>
+        <w:sz w:val="20"/>
+      </w:rPr>
+    </w:lvl>
+  </w:abstractNum>
+  <w:abstractNum w:abstractNumId="13" w15:restartNumberingAfterBreak="0">
+    <w:nsid w:val="26D979FA"/>
+    <w:multiLevelType w:val="hybridMultilevel"/>
+    <w:tmpl w:val="44D29240"/>
+    <w:lvl w:ilvl="0" w:tplc="10090001">
+      <w:start w:val="1"/>
+      <w:numFmt w:val="bullet"/>
+      <w:lvlText w:val=""/>
+      <w:lvlJc w:val="left"/>
+      <w:pPr>
+        <w:ind w:left="720" w:hanging="360"/>
+      </w:pPr>
+      <w:rPr>
+        <w:rFonts w:ascii="Symbol" w:hAnsi="Symbol" w:hint="default"/>
+      </w:rPr>
+    </w:lvl>
+    <w:lvl w:ilvl="1" w:tplc="10090003" w:tentative="1">
+      <w:start w:val="1"/>
+      <w:numFmt w:val="bullet"/>
+      <w:lvlText w:val="o"/>
+      <w:lvlJc w:val="left"/>
+      <w:pPr>
+        <w:ind w:left="1440" w:hanging="360"/>
+      </w:pPr>
+      <w:rPr>
+        <w:rFonts w:ascii="Courier New" w:hAnsi="Courier New" w:cs="Courier New" w:hint="default"/>
+      </w:rPr>
+    </w:lvl>
+    <w:lvl w:ilvl="2" w:tplc="10090005" w:tentative="1">
+      <w:start w:val="1"/>
+      <w:numFmt w:val="bullet"/>
+      <w:lvlText w:val=""/>
+      <w:lvlJc w:val="left"/>
+      <w:pPr>
+        <w:ind w:left="2160" w:hanging="360"/>
+      </w:pPr>
+      <w:rPr>
+        <w:rFonts w:ascii="Wingdings" w:hAnsi="Wingdings" w:hint="default"/>
+      </w:rPr>
+    </w:lvl>
+    <w:lvl w:ilvl="3" w:tplc="10090001" w:tentative="1">
+      <w:start w:val="1"/>
+      <w:numFmt w:val="bullet"/>
+      <w:lvlText w:val=""/>
+      <w:lvlJc w:val="left"/>
+      <w:pPr>
+        <w:ind w:left="2880" w:hanging="360"/>
+      </w:pPr>
+      <w:rPr>
+        <w:rFonts w:ascii="Symbol" w:hAnsi="Symbol" w:hint="default"/>
+      </w:rPr>
+    </w:lvl>
+    <w:lvl w:ilvl="4" w:tplc="10090003" w:tentative="1">
+      <w:start w:val="1"/>
+      <w:numFmt w:val="bullet"/>
+      <w:lvlText w:val="o"/>
+      <w:lvlJc w:val="left"/>
+      <w:pPr>
+        <w:ind w:left="3600" w:hanging="360"/>
+      </w:pPr>
+      <w:rPr>
+        <w:rFonts w:ascii="Courier New" w:hAnsi="Courier New" w:cs="Courier New" w:hint="default"/>
+      </w:rPr>
+    </w:lvl>
+    <w:lvl w:ilvl="5" w:tplc="10090005" w:tentative="1">
+      <w:start w:val="1"/>
+      <w:numFmt w:val="bullet"/>
+      <w:lvlText w:val=""/>
+      <w:lvlJc w:val="left"/>
+      <w:pPr>
+        <w:ind w:left="4320" w:hanging="360"/>
+      </w:pPr>
+      <w:rPr>
+        <w:rFonts w:ascii="Wingdings" w:hAnsi="Wingdings" w:hint="default"/>
+      </w:rPr>
+    </w:lvl>
+    <w:lvl w:ilvl="6" w:tplc="10090001" w:tentative="1">
+      <w:start w:val="1"/>
+      <w:numFmt w:val="bullet"/>
+      <w:lvlText w:val=""/>
+      <w:lvlJc w:val="left"/>
+      <w:pPr>
+        <w:ind w:left="5040" w:hanging="360"/>
+      </w:pPr>
+      <w:rPr>
+        <w:rFonts w:ascii="Symbol" w:hAnsi="Symbol" w:hint="default"/>
+      </w:rPr>
+    </w:lvl>
+    <w:lvl w:ilvl="7" w:tplc="10090003" w:tentative="1">
+      <w:start w:val="1"/>
+      <w:numFmt w:val="bullet"/>
+      <w:lvlText w:val="o"/>
+      <w:lvlJc w:val="left"/>
+      <w:pPr>
+        <w:ind w:left="5760" w:hanging="360"/>
+      </w:pPr>
+      <w:rPr>
+        <w:rFonts w:ascii="Courier New" w:hAnsi="Courier New" w:cs="Courier New" w:hint="default"/>
+      </w:rPr>
+    </w:lvl>
+    <w:lvl w:ilvl="8" w:tplc="10090005" w:tentative="1">
+      <w:start w:val="1"/>
+      <w:numFmt w:val="bullet"/>
+      <w:lvlText w:val=""/>
+      <w:lvlJc w:val="left"/>
+      <w:pPr>
+        <w:ind w:left="6480" w:hanging="360"/>
+      </w:pPr>
+      <w:rPr>
+        <w:rFonts w:ascii="Wingdings" w:hAnsi="Wingdings" w:hint="default"/>
+      </w:rPr>
+    </w:lvl>
+  </w:abstractNum>
+  <w:abstractNum w:abstractNumId="14" w15:restartNumberingAfterBreak="0">
     <w:nsid w:val="2A314874"/>
     <w:multiLevelType w:val="multilevel"/>
     <w:tmpl w:val="BA0E3BCE"/>
@@ -7223,7 +11324,7 @@
       </w:rPr>
     </w:lvl>
   </w:abstractNum>
-  <w:abstractNum w:abstractNumId="8" w15:restartNumberingAfterBreak="0">
+  <w:abstractNum w:abstractNumId="15" w15:restartNumberingAfterBreak="0">
     <w:nsid w:val="2DC348C5"/>
     <w:multiLevelType w:val="multilevel"/>
     <w:tmpl w:val="FB6C0150"/>
@@ -7372,7 +11473,7 @@
       </w:rPr>
     </w:lvl>
   </w:abstractNum>
-  <w:abstractNum w:abstractNumId="9" w15:restartNumberingAfterBreak="0">
+  <w:abstractNum w:abstractNumId="16" w15:restartNumberingAfterBreak="0">
     <w:nsid w:val="305859A9"/>
     <w:multiLevelType w:val="multilevel"/>
     <w:tmpl w:val="EFE02418"/>
@@ -7521,7 +11622,7 @@
       </w:rPr>
     </w:lvl>
   </w:abstractNum>
-  <w:abstractNum w:abstractNumId="10" w15:restartNumberingAfterBreak="0">
+  <w:abstractNum w:abstractNumId="17" w15:restartNumberingAfterBreak="0">
     <w:nsid w:val="32995F24"/>
     <w:multiLevelType w:val="multilevel"/>
     <w:tmpl w:val="8C52B1B8"/>
@@ -7639,7 +11740,7 @@
       </w:rPr>
     </w:lvl>
   </w:abstractNum>
-  <w:abstractNum w:abstractNumId="11" w15:restartNumberingAfterBreak="0">
+  <w:abstractNum w:abstractNumId="18" w15:restartNumberingAfterBreak="0">
     <w:nsid w:val="32E715BF"/>
     <w:multiLevelType w:val="multilevel"/>
     <w:tmpl w:val="D652AC88"/>
@@ -7788,7 +11889,7 @@
       </w:rPr>
     </w:lvl>
   </w:abstractNum>
-  <w:abstractNum w:abstractNumId="12" w15:restartNumberingAfterBreak="0">
+  <w:abstractNum w:abstractNumId="19" w15:restartNumberingAfterBreak="0">
     <w:nsid w:val="39B92EB8"/>
     <w:multiLevelType w:val="multilevel"/>
     <w:tmpl w:val="9D5AEEF2"/>
@@ -7937,7 +12038,7 @@
       </w:rPr>
     </w:lvl>
   </w:abstractNum>
-  <w:abstractNum w:abstractNumId="13" w15:restartNumberingAfterBreak="0">
+  <w:abstractNum w:abstractNumId="20" w15:restartNumberingAfterBreak="0">
     <w:nsid w:val="3AA872ED"/>
     <w:multiLevelType w:val="multilevel"/>
     <w:tmpl w:val="72F485C2"/>
@@ -8086,7 +12187,120 @@
       </w:rPr>
     </w:lvl>
   </w:abstractNum>
-  <w:abstractNum w:abstractNumId="14" w15:restartNumberingAfterBreak="0">
+  <w:abstractNum w:abstractNumId="21" w15:restartNumberingAfterBreak="0">
+    <w:nsid w:val="3DB45018"/>
+    <w:multiLevelType w:val="hybridMultilevel"/>
+    <w:tmpl w:val="FCC6F232"/>
+    <w:lvl w:ilvl="0" w:tplc="10090001">
+      <w:start w:val="1"/>
+      <w:numFmt w:val="bullet"/>
+      <w:lvlText w:val=""/>
+      <w:lvlJc w:val="left"/>
+      <w:pPr>
+        <w:ind w:left="720" w:hanging="360"/>
+      </w:pPr>
+      <w:rPr>
+        <w:rFonts w:ascii="Symbol" w:hAnsi="Symbol" w:hint="default"/>
+      </w:rPr>
+    </w:lvl>
+    <w:lvl w:ilvl="1" w:tplc="10090003" w:tentative="1">
+      <w:start w:val="1"/>
+      <w:numFmt w:val="bullet"/>
+      <w:lvlText w:val="o"/>
+      <w:lvlJc w:val="left"/>
+      <w:pPr>
+        <w:ind w:left="1440" w:hanging="360"/>
+      </w:pPr>
+      <w:rPr>
+        <w:rFonts w:ascii="Courier New" w:hAnsi="Courier New" w:cs="Courier New" w:hint="default"/>
+      </w:rPr>
+    </w:lvl>
+    <w:lvl w:ilvl="2" w:tplc="10090005" w:tentative="1">
+      <w:start w:val="1"/>
+      <w:numFmt w:val="bullet"/>
+      <w:lvlText w:val=""/>
+      <w:lvlJc w:val="left"/>
+      <w:pPr>
+        <w:ind w:left="2160" w:hanging="360"/>
+      </w:pPr>
+      <w:rPr>
+        <w:rFonts w:ascii="Wingdings" w:hAnsi="Wingdings" w:hint="default"/>
+      </w:rPr>
+    </w:lvl>
+    <w:lvl w:ilvl="3" w:tplc="10090001" w:tentative="1">
+      <w:start w:val="1"/>
+      <w:numFmt w:val="bullet"/>
+      <w:lvlText w:val=""/>
+      <w:lvlJc w:val="left"/>
+      <w:pPr>
+        <w:ind w:left="2880" w:hanging="360"/>
+      </w:pPr>
+      <w:rPr>
+        <w:rFonts w:ascii="Symbol" w:hAnsi="Symbol" w:hint="default"/>
+      </w:rPr>
+    </w:lvl>
+    <w:lvl w:ilvl="4" w:tplc="10090003" w:tentative="1">
+      <w:start w:val="1"/>
+      <w:numFmt w:val="bullet"/>
+      <w:lvlText w:val="o"/>
+      <w:lvlJc w:val="left"/>
+      <w:pPr>
+        <w:ind w:left="3600" w:hanging="360"/>
+      </w:pPr>
+      <w:rPr>
+        <w:rFonts w:ascii="Courier New" w:hAnsi="Courier New" w:cs="Courier New" w:hint="default"/>
+      </w:rPr>
+    </w:lvl>
+    <w:lvl w:ilvl="5" w:tplc="10090005" w:tentative="1">
+      <w:start w:val="1"/>
+      <w:numFmt w:val="bullet"/>
+      <w:lvlText w:val=""/>
+      <w:lvlJc w:val="left"/>
+      <w:pPr>
+        <w:ind w:left="4320" w:hanging="360"/>
+      </w:pPr>
+      <w:rPr>
+        <w:rFonts w:ascii="Wingdings" w:hAnsi="Wingdings" w:hint="default"/>
+      </w:rPr>
+    </w:lvl>
+    <w:lvl w:ilvl="6" w:tplc="10090001" w:tentative="1">
+      <w:start w:val="1"/>
+      <w:numFmt w:val="bullet"/>
+      <w:lvlText w:val=""/>
+      <w:lvlJc w:val="left"/>
+      <w:pPr>
+        <w:ind w:left="5040" w:hanging="360"/>
+      </w:pPr>
+      <w:rPr>
+        <w:rFonts w:ascii="Symbol" w:hAnsi="Symbol" w:hint="default"/>
+      </w:rPr>
+    </w:lvl>
+    <w:lvl w:ilvl="7" w:tplc="10090003" w:tentative="1">
+      <w:start w:val="1"/>
+      <w:numFmt w:val="bullet"/>
+      <w:lvlText w:val="o"/>
+      <w:lvlJc w:val="left"/>
+      <w:pPr>
+        <w:ind w:left="5760" w:hanging="360"/>
+      </w:pPr>
+      <w:rPr>
+        <w:rFonts w:ascii="Courier New" w:hAnsi="Courier New" w:cs="Courier New" w:hint="default"/>
+      </w:rPr>
+    </w:lvl>
+    <w:lvl w:ilvl="8" w:tplc="10090005" w:tentative="1">
+      <w:start w:val="1"/>
+      <w:numFmt w:val="bullet"/>
+      <w:lvlText w:val=""/>
+      <w:lvlJc w:val="left"/>
+      <w:pPr>
+        <w:ind w:left="6480" w:hanging="360"/>
+      </w:pPr>
+      <w:rPr>
+        <w:rFonts w:ascii="Wingdings" w:hAnsi="Wingdings" w:hint="default"/>
+      </w:rPr>
+    </w:lvl>
+  </w:abstractNum>
+  <w:abstractNum w:abstractNumId="22" w15:restartNumberingAfterBreak="0">
     <w:nsid w:val="3FF849D6"/>
     <w:multiLevelType w:val="hybridMultilevel"/>
     <w:tmpl w:val="B3567F06"/>
@@ -8199,7 +12413,7 @@
       </w:rPr>
     </w:lvl>
   </w:abstractNum>
-  <w:abstractNum w:abstractNumId="15" w15:restartNumberingAfterBreak="0">
+  <w:abstractNum w:abstractNumId="23" w15:restartNumberingAfterBreak="0">
     <w:nsid w:val="404D1E18"/>
     <w:multiLevelType w:val="multilevel"/>
     <w:tmpl w:val="9D5AEEF2"/>
@@ -8348,7 +12562,7 @@
       </w:rPr>
     </w:lvl>
   </w:abstractNum>
-  <w:abstractNum w:abstractNumId="16" w15:restartNumberingAfterBreak="0">
+  <w:abstractNum w:abstractNumId="24" w15:restartNumberingAfterBreak="0">
     <w:nsid w:val="43A8490D"/>
     <w:multiLevelType w:val="hybridMultilevel"/>
     <w:tmpl w:val="6178A22E"/>
@@ -8461,7 +12675,7 @@
       </w:rPr>
     </w:lvl>
   </w:abstractNum>
-  <w:abstractNum w:abstractNumId="17" w15:restartNumberingAfterBreak="0">
+  <w:abstractNum w:abstractNumId="25" w15:restartNumberingAfterBreak="0">
     <w:nsid w:val="44B80683"/>
     <w:multiLevelType w:val="multilevel"/>
     <w:tmpl w:val="1D30FB4A"/>
@@ -8610,7 +12824,7 @@
       </w:rPr>
     </w:lvl>
   </w:abstractNum>
-  <w:abstractNum w:abstractNumId="18" w15:restartNumberingAfterBreak="0">
+  <w:abstractNum w:abstractNumId="26" w15:restartNumberingAfterBreak="0">
     <w:nsid w:val="45592196"/>
     <w:multiLevelType w:val="multilevel"/>
     <w:tmpl w:val="7DA0025E"/>
@@ -8759,7 +12973,7 @@
       </w:rPr>
     </w:lvl>
   </w:abstractNum>
-  <w:abstractNum w:abstractNumId="19" w15:restartNumberingAfterBreak="0">
+  <w:abstractNum w:abstractNumId="27" w15:restartNumberingAfterBreak="0">
     <w:nsid w:val="4A4A3A03"/>
     <w:multiLevelType w:val="multilevel"/>
     <w:tmpl w:val="950EE946"/>
@@ -8908,7 +13122,233 @@
       </w:rPr>
     </w:lvl>
   </w:abstractNum>
-  <w:abstractNum w:abstractNumId="20" w15:restartNumberingAfterBreak="0">
+  <w:abstractNum w:abstractNumId="28" w15:restartNumberingAfterBreak="0">
+    <w:nsid w:val="4A8501ED"/>
+    <w:multiLevelType w:val="hybridMultilevel"/>
+    <w:tmpl w:val="CFC8E12E"/>
+    <w:lvl w:ilvl="0" w:tplc="10090001">
+      <w:start w:val="1"/>
+      <w:numFmt w:val="bullet"/>
+      <w:lvlText w:val=""/>
+      <w:lvlJc w:val="left"/>
+      <w:pPr>
+        <w:ind w:left="720" w:hanging="360"/>
+      </w:pPr>
+      <w:rPr>
+        <w:rFonts w:ascii="Symbol" w:hAnsi="Symbol" w:hint="default"/>
+      </w:rPr>
+    </w:lvl>
+    <w:lvl w:ilvl="1" w:tplc="10090003" w:tentative="1">
+      <w:start w:val="1"/>
+      <w:numFmt w:val="bullet"/>
+      <w:lvlText w:val="o"/>
+      <w:lvlJc w:val="left"/>
+      <w:pPr>
+        <w:ind w:left="1440" w:hanging="360"/>
+      </w:pPr>
+      <w:rPr>
+        <w:rFonts w:ascii="Courier New" w:hAnsi="Courier New" w:cs="Courier New" w:hint="default"/>
+      </w:rPr>
+    </w:lvl>
+    <w:lvl w:ilvl="2" w:tplc="10090005" w:tentative="1">
+      <w:start w:val="1"/>
+      <w:numFmt w:val="bullet"/>
+      <w:lvlText w:val=""/>
+      <w:lvlJc w:val="left"/>
+      <w:pPr>
+        <w:ind w:left="2160" w:hanging="360"/>
+      </w:pPr>
+      <w:rPr>
+        <w:rFonts w:ascii="Wingdings" w:hAnsi="Wingdings" w:hint="default"/>
+      </w:rPr>
+    </w:lvl>
+    <w:lvl w:ilvl="3" w:tplc="10090001" w:tentative="1">
+      <w:start w:val="1"/>
+      <w:numFmt w:val="bullet"/>
+      <w:lvlText w:val=""/>
+      <w:lvlJc w:val="left"/>
+      <w:pPr>
+        <w:ind w:left="2880" w:hanging="360"/>
+      </w:pPr>
+      <w:rPr>
+        <w:rFonts w:ascii="Symbol" w:hAnsi="Symbol" w:hint="default"/>
+      </w:rPr>
+    </w:lvl>
+    <w:lvl w:ilvl="4" w:tplc="10090003" w:tentative="1">
+      <w:start w:val="1"/>
+      <w:numFmt w:val="bullet"/>
+      <w:lvlText w:val="o"/>
+      <w:lvlJc w:val="left"/>
+      <w:pPr>
+        <w:ind w:left="3600" w:hanging="360"/>
+      </w:pPr>
+      <w:rPr>
+        <w:rFonts w:ascii="Courier New" w:hAnsi="Courier New" w:cs="Courier New" w:hint="default"/>
+      </w:rPr>
+    </w:lvl>
+    <w:lvl w:ilvl="5" w:tplc="10090005" w:tentative="1">
+      <w:start w:val="1"/>
+      <w:numFmt w:val="bullet"/>
+      <w:lvlText w:val=""/>
+      <w:lvlJc w:val="left"/>
+      <w:pPr>
+        <w:ind w:left="4320" w:hanging="360"/>
+      </w:pPr>
+      <w:rPr>
+        <w:rFonts w:ascii="Wingdings" w:hAnsi="Wingdings" w:hint="default"/>
+      </w:rPr>
+    </w:lvl>
+    <w:lvl w:ilvl="6" w:tplc="10090001" w:tentative="1">
+      <w:start w:val="1"/>
+      <w:numFmt w:val="bullet"/>
+      <w:lvlText w:val=""/>
+      <w:lvlJc w:val="left"/>
+      <w:pPr>
+        <w:ind w:left="5040" w:hanging="360"/>
+      </w:pPr>
+      <w:rPr>
+        <w:rFonts w:ascii="Symbol" w:hAnsi="Symbol" w:hint="default"/>
+      </w:rPr>
+    </w:lvl>
+    <w:lvl w:ilvl="7" w:tplc="10090003" w:tentative="1">
+      <w:start w:val="1"/>
+      <w:numFmt w:val="bullet"/>
+      <w:lvlText w:val="o"/>
+      <w:lvlJc w:val="left"/>
+      <w:pPr>
+        <w:ind w:left="5760" w:hanging="360"/>
+      </w:pPr>
+      <w:rPr>
+        <w:rFonts w:ascii="Courier New" w:hAnsi="Courier New" w:cs="Courier New" w:hint="default"/>
+      </w:rPr>
+    </w:lvl>
+    <w:lvl w:ilvl="8" w:tplc="10090005" w:tentative="1">
+      <w:start w:val="1"/>
+      <w:numFmt w:val="bullet"/>
+      <w:lvlText w:val=""/>
+      <w:lvlJc w:val="left"/>
+      <w:pPr>
+        <w:ind w:left="6480" w:hanging="360"/>
+      </w:pPr>
+      <w:rPr>
+        <w:rFonts w:ascii="Wingdings" w:hAnsi="Wingdings" w:hint="default"/>
+      </w:rPr>
+    </w:lvl>
+  </w:abstractNum>
+  <w:abstractNum w:abstractNumId="29" w15:restartNumberingAfterBreak="0">
+    <w:nsid w:val="4B2060E3"/>
+    <w:multiLevelType w:val="hybridMultilevel"/>
+    <w:tmpl w:val="61C8AF38"/>
+    <w:lvl w:ilvl="0" w:tplc="10090001">
+      <w:start w:val="1"/>
+      <w:numFmt w:val="bullet"/>
+      <w:lvlText w:val=""/>
+      <w:lvlJc w:val="left"/>
+      <w:pPr>
+        <w:ind w:left="720" w:hanging="360"/>
+      </w:pPr>
+      <w:rPr>
+        <w:rFonts w:ascii="Symbol" w:hAnsi="Symbol" w:hint="default"/>
+      </w:rPr>
+    </w:lvl>
+    <w:lvl w:ilvl="1" w:tplc="10090003" w:tentative="1">
+      <w:start w:val="1"/>
+      <w:numFmt w:val="bullet"/>
+      <w:lvlText w:val="o"/>
+      <w:lvlJc w:val="left"/>
+      <w:pPr>
+        <w:ind w:left="1440" w:hanging="360"/>
+      </w:pPr>
+      <w:rPr>
+        <w:rFonts w:ascii="Courier New" w:hAnsi="Courier New" w:cs="Courier New" w:hint="default"/>
+      </w:rPr>
+    </w:lvl>
+    <w:lvl w:ilvl="2" w:tplc="10090005" w:tentative="1">
+      <w:start w:val="1"/>
+      <w:numFmt w:val="bullet"/>
+      <w:lvlText w:val=""/>
+      <w:lvlJc w:val="left"/>
+      <w:pPr>
+        <w:ind w:left="2160" w:hanging="360"/>
+      </w:pPr>
+      <w:rPr>
+        <w:rFonts w:ascii="Wingdings" w:hAnsi="Wingdings" w:hint="default"/>
+      </w:rPr>
+    </w:lvl>
+    <w:lvl w:ilvl="3" w:tplc="10090001" w:tentative="1">
+      <w:start w:val="1"/>
+      <w:numFmt w:val="bullet"/>
+      <w:lvlText w:val=""/>
+      <w:lvlJc w:val="left"/>
+      <w:pPr>
+        <w:ind w:left="2880" w:hanging="360"/>
+      </w:pPr>
+      <w:rPr>
+        <w:rFonts w:ascii="Symbol" w:hAnsi="Symbol" w:hint="default"/>
+      </w:rPr>
+    </w:lvl>
+    <w:lvl w:ilvl="4" w:tplc="10090003" w:tentative="1">
+      <w:start w:val="1"/>
+      <w:numFmt w:val="bullet"/>
+      <w:lvlText w:val="o"/>
+      <w:lvlJc w:val="left"/>
+      <w:pPr>
+        <w:ind w:left="3600" w:hanging="360"/>
+      </w:pPr>
+      <w:rPr>
+        <w:rFonts w:ascii="Courier New" w:hAnsi="Courier New" w:cs="Courier New" w:hint="default"/>
+      </w:rPr>
+    </w:lvl>
+    <w:lvl w:ilvl="5" w:tplc="10090005" w:tentative="1">
+      <w:start w:val="1"/>
+      <w:numFmt w:val="bullet"/>
+      <w:lvlText w:val=""/>
+      <w:lvlJc w:val="left"/>
+      <w:pPr>
+        <w:ind w:left="4320" w:hanging="360"/>
+      </w:pPr>
+      <w:rPr>
+        <w:rFonts w:ascii="Wingdings" w:hAnsi="Wingdings" w:hint="default"/>
+      </w:rPr>
+    </w:lvl>
+    <w:lvl w:ilvl="6" w:tplc="10090001" w:tentative="1">
+      <w:start w:val="1"/>
+      <w:numFmt w:val="bullet"/>
+      <w:lvlText w:val=""/>
+      <w:lvlJc w:val="left"/>
+      <w:pPr>
+        <w:ind w:left="5040" w:hanging="360"/>
+      </w:pPr>
+      <w:rPr>
+        <w:rFonts w:ascii="Symbol" w:hAnsi="Symbol" w:hint="default"/>
+      </w:rPr>
+    </w:lvl>
+    <w:lvl w:ilvl="7" w:tplc="10090003" w:tentative="1">
+      <w:start w:val="1"/>
+      <w:numFmt w:val="bullet"/>
+      <w:lvlText w:val="o"/>
+      <w:lvlJc w:val="left"/>
+      <w:pPr>
+        <w:ind w:left="5760" w:hanging="360"/>
+      </w:pPr>
+      <w:rPr>
+        <w:rFonts w:ascii="Courier New" w:hAnsi="Courier New" w:cs="Courier New" w:hint="default"/>
+      </w:rPr>
+    </w:lvl>
+    <w:lvl w:ilvl="8" w:tplc="10090005" w:tentative="1">
+      <w:start w:val="1"/>
+      <w:numFmt w:val="bullet"/>
+      <w:lvlText w:val=""/>
+      <w:lvlJc w:val="left"/>
+      <w:pPr>
+        <w:ind w:left="6480" w:hanging="360"/>
+      </w:pPr>
+      <w:rPr>
+        <w:rFonts w:ascii="Wingdings" w:hAnsi="Wingdings" w:hint="default"/>
+      </w:rPr>
+    </w:lvl>
+  </w:abstractNum>
+  <w:abstractNum w:abstractNumId="30" w15:restartNumberingAfterBreak="0">
     <w:nsid w:val="50B15AED"/>
     <w:multiLevelType w:val="multilevel"/>
     <w:tmpl w:val="F4DE6A7C"/>
@@ -9057,7 +13497,233 @@
       </w:rPr>
     </w:lvl>
   </w:abstractNum>
-  <w:abstractNum w:abstractNumId="21" w15:restartNumberingAfterBreak="0">
+  <w:abstractNum w:abstractNumId="31" w15:restartNumberingAfterBreak="0">
+    <w:nsid w:val="521D796C"/>
+    <w:multiLevelType w:val="hybridMultilevel"/>
+    <w:tmpl w:val="FB1E5834"/>
+    <w:lvl w:ilvl="0" w:tplc="10090001">
+      <w:start w:val="1"/>
+      <w:numFmt w:val="bullet"/>
+      <w:lvlText w:val=""/>
+      <w:lvlJc w:val="left"/>
+      <w:pPr>
+        <w:ind w:left="1440" w:hanging="360"/>
+      </w:pPr>
+      <w:rPr>
+        <w:rFonts w:ascii="Symbol" w:hAnsi="Symbol" w:hint="default"/>
+      </w:rPr>
+    </w:lvl>
+    <w:lvl w:ilvl="1" w:tplc="10090003" w:tentative="1">
+      <w:start w:val="1"/>
+      <w:numFmt w:val="bullet"/>
+      <w:lvlText w:val="o"/>
+      <w:lvlJc w:val="left"/>
+      <w:pPr>
+        <w:ind w:left="2160" w:hanging="360"/>
+      </w:pPr>
+      <w:rPr>
+        <w:rFonts w:ascii="Courier New" w:hAnsi="Courier New" w:cs="Courier New" w:hint="default"/>
+      </w:rPr>
+    </w:lvl>
+    <w:lvl w:ilvl="2" w:tplc="10090005" w:tentative="1">
+      <w:start w:val="1"/>
+      <w:numFmt w:val="bullet"/>
+      <w:lvlText w:val=""/>
+      <w:lvlJc w:val="left"/>
+      <w:pPr>
+        <w:ind w:left="2880" w:hanging="360"/>
+      </w:pPr>
+      <w:rPr>
+        <w:rFonts w:ascii="Wingdings" w:hAnsi="Wingdings" w:hint="default"/>
+      </w:rPr>
+    </w:lvl>
+    <w:lvl w:ilvl="3" w:tplc="10090001" w:tentative="1">
+      <w:start w:val="1"/>
+      <w:numFmt w:val="bullet"/>
+      <w:lvlText w:val=""/>
+      <w:lvlJc w:val="left"/>
+      <w:pPr>
+        <w:ind w:left="3600" w:hanging="360"/>
+      </w:pPr>
+      <w:rPr>
+        <w:rFonts w:ascii="Symbol" w:hAnsi="Symbol" w:hint="default"/>
+      </w:rPr>
+    </w:lvl>
+    <w:lvl w:ilvl="4" w:tplc="10090003" w:tentative="1">
+      <w:start w:val="1"/>
+      <w:numFmt w:val="bullet"/>
+      <w:lvlText w:val="o"/>
+      <w:lvlJc w:val="left"/>
+      <w:pPr>
+        <w:ind w:left="4320" w:hanging="360"/>
+      </w:pPr>
+      <w:rPr>
+        <w:rFonts w:ascii="Courier New" w:hAnsi="Courier New" w:cs="Courier New" w:hint="default"/>
+      </w:rPr>
+    </w:lvl>
+    <w:lvl w:ilvl="5" w:tplc="10090005" w:tentative="1">
+      <w:start w:val="1"/>
+      <w:numFmt w:val="bullet"/>
+      <w:lvlText w:val=""/>
+      <w:lvlJc w:val="left"/>
+      <w:pPr>
+        <w:ind w:left="5040" w:hanging="360"/>
+      </w:pPr>
+      <w:rPr>
+        <w:rFonts w:ascii="Wingdings" w:hAnsi="Wingdings" w:hint="default"/>
+      </w:rPr>
+    </w:lvl>
+    <w:lvl w:ilvl="6" w:tplc="10090001" w:tentative="1">
+      <w:start w:val="1"/>
+      <w:numFmt w:val="bullet"/>
+      <w:lvlText w:val=""/>
+      <w:lvlJc w:val="left"/>
+      <w:pPr>
+        <w:ind w:left="5760" w:hanging="360"/>
+      </w:pPr>
+      <w:rPr>
+        <w:rFonts w:ascii="Symbol" w:hAnsi="Symbol" w:hint="default"/>
+      </w:rPr>
+    </w:lvl>
+    <w:lvl w:ilvl="7" w:tplc="10090003" w:tentative="1">
+      <w:start w:val="1"/>
+      <w:numFmt w:val="bullet"/>
+      <w:lvlText w:val="o"/>
+      <w:lvlJc w:val="left"/>
+      <w:pPr>
+        <w:ind w:left="6480" w:hanging="360"/>
+      </w:pPr>
+      <w:rPr>
+        <w:rFonts w:ascii="Courier New" w:hAnsi="Courier New" w:cs="Courier New" w:hint="default"/>
+      </w:rPr>
+    </w:lvl>
+    <w:lvl w:ilvl="8" w:tplc="10090005" w:tentative="1">
+      <w:start w:val="1"/>
+      <w:numFmt w:val="bullet"/>
+      <w:lvlText w:val=""/>
+      <w:lvlJc w:val="left"/>
+      <w:pPr>
+        <w:ind w:left="7200" w:hanging="360"/>
+      </w:pPr>
+      <w:rPr>
+        <w:rFonts w:ascii="Wingdings" w:hAnsi="Wingdings" w:hint="default"/>
+      </w:rPr>
+    </w:lvl>
+  </w:abstractNum>
+  <w:abstractNum w:abstractNumId="32" w15:restartNumberingAfterBreak="0">
+    <w:nsid w:val="5368006C"/>
+    <w:multiLevelType w:val="hybridMultilevel"/>
+    <w:tmpl w:val="97D42A4A"/>
+    <w:lvl w:ilvl="0" w:tplc="10090001">
+      <w:start w:val="1"/>
+      <w:numFmt w:val="bullet"/>
+      <w:lvlText w:val=""/>
+      <w:lvlJc w:val="left"/>
+      <w:pPr>
+        <w:ind w:left="720" w:hanging="360"/>
+      </w:pPr>
+      <w:rPr>
+        <w:rFonts w:ascii="Symbol" w:hAnsi="Symbol" w:hint="default"/>
+      </w:rPr>
+    </w:lvl>
+    <w:lvl w:ilvl="1" w:tplc="10090003" w:tentative="1">
+      <w:start w:val="1"/>
+      <w:numFmt w:val="bullet"/>
+      <w:lvlText w:val="o"/>
+      <w:lvlJc w:val="left"/>
+      <w:pPr>
+        <w:ind w:left="1440" w:hanging="360"/>
+      </w:pPr>
+      <w:rPr>
+        <w:rFonts w:ascii="Courier New" w:hAnsi="Courier New" w:cs="Courier New" w:hint="default"/>
+      </w:rPr>
+    </w:lvl>
+    <w:lvl w:ilvl="2" w:tplc="10090005" w:tentative="1">
+      <w:start w:val="1"/>
+      <w:numFmt w:val="bullet"/>
+      <w:lvlText w:val=""/>
+      <w:lvlJc w:val="left"/>
+      <w:pPr>
+        <w:ind w:left="2160" w:hanging="360"/>
+      </w:pPr>
+      <w:rPr>
+        <w:rFonts w:ascii="Wingdings" w:hAnsi="Wingdings" w:hint="default"/>
+      </w:rPr>
+    </w:lvl>
+    <w:lvl w:ilvl="3" w:tplc="10090001" w:tentative="1">
+      <w:start w:val="1"/>
+      <w:numFmt w:val="bullet"/>
+      <w:lvlText w:val=""/>
+      <w:lvlJc w:val="left"/>
+      <w:pPr>
+        <w:ind w:left="2880" w:hanging="360"/>
+      </w:pPr>
+      <w:rPr>
+        <w:rFonts w:ascii="Symbol" w:hAnsi="Symbol" w:hint="default"/>
+      </w:rPr>
+    </w:lvl>
+    <w:lvl w:ilvl="4" w:tplc="10090003" w:tentative="1">
+      <w:start w:val="1"/>
+      <w:numFmt w:val="bullet"/>
+      <w:lvlText w:val="o"/>
+      <w:lvlJc w:val="left"/>
+      <w:pPr>
+        <w:ind w:left="3600" w:hanging="360"/>
+      </w:pPr>
+      <w:rPr>
+        <w:rFonts w:ascii="Courier New" w:hAnsi="Courier New" w:cs="Courier New" w:hint="default"/>
+      </w:rPr>
+    </w:lvl>
+    <w:lvl w:ilvl="5" w:tplc="10090005" w:tentative="1">
+      <w:start w:val="1"/>
+      <w:numFmt w:val="bullet"/>
+      <w:lvlText w:val=""/>
+      <w:lvlJc w:val="left"/>
+      <w:pPr>
+        <w:ind w:left="4320" w:hanging="360"/>
+      </w:pPr>
+      <w:rPr>
+        <w:rFonts w:ascii="Wingdings" w:hAnsi="Wingdings" w:hint="default"/>
+      </w:rPr>
+    </w:lvl>
+    <w:lvl w:ilvl="6" w:tplc="10090001" w:tentative="1">
+      <w:start w:val="1"/>
+      <w:numFmt w:val="bullet"/>
+      <w:lvlText w:val=""/>
+      <w:lvlJc w:val="left"/>
+      <w:pPr>
+        <w:ind w:left="5040" w:hanging="360"/>
+      </w:pPr>
+      <w:rPr>
+        <w:rFonts w:ascii="Symbol" w:hAnsi="Symbol" w:hint="default"/>
+      </w:rPr>
+    </w:lvl>
+    <w:lvl w:ilvl="7" w:tplc="10090003" w:tentative="1">
+      <w:start w:val="1"/>
+      <w:numFmt w:val="bullet"/>
+      <w:lvlText w:val="o"/>
+      <w:lvlJc w:val="left"/>
+      <w:pPr>
+        <w:ind w:left="5760" w:hanging="360"/>
+      </w:pPr>
+      <w:rPr>
+        <w:rFonts w:ascii="Courier New" w:hAnsi="Courier New" w:cs="Courier New" w:hint="default"/>
+      </w:rPr>
+    </w:lvl>
+    <w:lvl w:ilvl="8" w:tplc="10090005" w:tentative="1">
+      <w:start w:val="1"/>
+      <w:numFmt w:val="bullet"/>
+      <w:lvlText w:val=""/>
+      <w:lvlJc w:val="left"/>
+      <w:pPr>
+        <w:ind w:left="6480" w:hanging="360"/>
+      </w:pPr>
+      <w:rPr>
+        <w:rFonts w:ascii="Wingdings" w:hAnsi="Wingdings" w:hint="default"/>
+      </w:rPr>
+    </w:lvl>
+  </w:abstractNum>
+  <w:abstractNum w:abstractNumId="33" w15:restartNumberingAfterBreak="0">
     <w:nsid w:val="5411559E"/>
     <w:multiLevelType w:val="hybridMultilevel"/>
     <w:tmpl w:val="A724A382"/>
@@ -9170,7 +13836,418 @@
       </w:rPr>
     </w:lvl>
   </w:abstractNum>
-  <w:abstractNum w:abstractNumId="22" w15:restartNumberingAfterBreak="0">
+  <w:abstractNum w:abstractNumId="34" w15:restartNumberingAfterBreak="0">
+    <w:nsid w:val="55AF758A"/>
+    <w:multiLevelType w:val="hybridMultilevel"/>
+    <w:tmpl w:val="E8D01172"/>
+    <w:lvl w:ilvl="0" w:tplc="10090001">
+      <w:start w:val="1"/>
+      <w:numFmt w:val="bullet"/>
+      <w:lvlText w:val=""/>
+      <w:lvlJc w:val="left"/>
+      <w:pPr>
+        <w:ind w:left="720" w:hanging="360"/>
+      </w:pPr>
+      <w:rPr>
+        <w:rFonts w:ascii="Symbol" w:hAnsi="Symbol" w:hint="default"/>
+      </w:rPr>
+    </w:lvl>
+    <w:lvl w:ilvl="1" w:tplc="10090003" w:tentative="1">
+      <w:start w:val="1"/>
+      <w:numFmt w:val="bullet"/>
+      <w:lvlText w:val="o"/>
+      <w:lvlJc w:val="left"/>
+      <w:pPr>
+        <w:ind w:left="1440" w:hanging="360"/>
+      </w:pPr>
+      <w:rPr>
+        <w:rFonts w:ascii="Courier New" w:hAnsi="Courier New" w:cs="Courier New" w:hint="default"/>
+      </w:rPr>
+    </w:lvl>
+    <w:lvl w:ilvl="2" w:tplc="10090005" w:tentative="1">
+      <w:start w:val="1"/>
+      <w:numFmt w:val="bullet"/>
+      <w:lvlText w:val=""/>
+      <w:lvlJc w:val="left"/>
+      <w:pPr>
+        <w:ind w:left="2160" w:hanging="360"/>
+      </w:pPr>
+      <w:rPr>
+        <w:rFonts w:ascii="Wingdings" w:hAnsi="Wingdings" w:hint="default"/>
+      </w:rPr>
+    </w:lvl>
+    <w:lvl w:ilvl="3" w:tplc="10090001" w:tentative="1">
+      <w:start w:val="1"/>
+      <w:numFmt w:val="bullet"/>
+      <w:lvlText w:val=""/>
+      <w:lvlJc w:val="left"/>
+      <w:pPr>
+        <w:ind w:left="2880" w:hanging="360"/>
+      </w:pPr>
+      <w:rPr>
+        <w:rFonts w:ascii="Symbol" w:hAnsi="Symbol" w:hint="default"/>
+      </w:rPr>
+    </w:lvl>
+    <w:lvl w:ilvl="4" w:tplc="10090003" w:tentative="1">
+      <w:start w:val="1"/>
+      <w:numFmt w:val="bullet"/>
+      <w:lvlText w:val="o"/>
+      <w:lvlJc w:val="left"/>
+      <w:pPr>
+        <w:ind w:left="3600" w:hanging="360"/>
+      </w:pPr>
+      <w:rPr>
+        <w:rFonts w:ascii="Courier New" w:hAnsi="Courier New" w:cs="Courier New" w:hint="default"/>
+      </w:rPr>
+    </w:lvl>
+    <w:lvl w:ilvl="5" w:tplc="10090005" w:tentative="1">
+      <w:start w:val="1"/>
+      <w:numFmt w:val="bullet"/>
+      <w:lvlText w:val=""/>
+      <w:lvlJc w:val="left"/>
+      <w:pPr>
+        <w:ind w:left="4320" w:hanging="360"/>
+      </w:pPr>
+      <w:rPr>
+        <w:rFonts w:ascii="Wingdings" w:hAnsi="Wingdings" w:hint="default"/>
+      </w:rPr>
+    </w:lvl>
+    <w:lvl w:ilvl="6" w:tplc="10090001" w:tentative="1">
+      <w:start w:val="1"/>
+      <w:numFmt w:val="bullet"/>
+      <w:lvlText w:val=""/>
+      <w:lvlJc w:val="left"/>
+      <w:pPr>
+        <w:ind w:left="5040" w:hanging="360"/>
+      </w:pPr>
+      <w:rPr>
+        <w:rFonts w:ascii="Symbol" w:hAnsi="Symbol" w:hint="default"/>
+      </w:rPr>
+    </w:lvl>
+    <w:lvl w:ilvl="7" w:tplc="10090003" w:tentative="1">
+      <w:start w:val="1"/>
+      <w:numFmt w:val="bullet"/>
+      <w:lvlText w:val="o"/>
+      <w:lvlJc w:val="left"/>
+      <w:pPr>
+        <w:ind w:left="5760" w:hanging="360"/>
+      </w:pPr>
+      <w:rPr>
+        <w:rFonts w:ascii="Courier New" w:hAnsi="Courier New" w:cs="Courier New" w:hint="default"/>
+      </w:rPr>
+    </w:lvl>
+    <w:lvl w:ilvl="8" w:tplc="10090005" w:tentative="1">
+      <w:start w:val="1"/>
+      <w:numFmt w:val="bullet"/>
+      <w:lvlText w:val=""/>
+      <w:lvlJc w:val="left"/>
+      <w:pPr>
+        <w:ind w:left="6480" w:hanging="360"/>
+      </w:pPr>
+      <w:rPr>
+        <w:rFonts w:ascii="Wingdings" w:hAnsi="Wingdings" w:hint="default"/>
+      </w:rPr>
+    </w:lvl>
+  </w:abstractNum>
+  <w:abstractNum w:abstractNumId="35" w15:restartNumberingAfterBreak="0">
+    <w:nsid w:val="5604317F"/>
+    <w:multiLevelType w:val="multilevel"/>
+    <w:tmpl w:val="43022FA4"/>
+    <w:lvl w:ilvl="0">
+      <w:start w:val="1"/>
+      <w:numFmt w:val="bullet"/>
+      <w:lvlText w:val=""/>
+      <w:lvlJc w:val="left"/>
+      <w:pPr>
+        <w:tabs>
+          <w:tab w:val="num" w:pos="720"/>
+        </w:tabs>
+        <w:ind w:left="720" w:hanging="360"/>
+      </w:pPr>
+      <w:rPr>
+        <w:rFonts w:ascii="Symbol" w:hAnsi="Symbol" w:hint="default"/>
+        <w:sz w:val="20"/>
+      </w:rPr>
+    </w:lvl>
+    <w:lvl w:ilvl="1" w:tentative="1">
+      <w:start w:val="1"/>
+      <w:numFmt w:val="bullet"/>
+      <w:lvlText w:val="o"/>
+      <w:lvlJc w:val="left"/>
+      <w:pPr>
+        <w:tabs>
+          <w:tab w:val="num" w:pos="1440"/>
+        </w:tabs>
+        <w:ind w:left="1440" w:hanging="360"/>
+      </w:pPr>
+      <w:rPr>
+        <w:rFonts w:ascii="Courier New" w:hAnsi="Courier New" w:hint="default"/>
+        <w:sz w:val="20"/>
+      </w:rPr>
+    </w:lvl>
+    <w:lvl w:ilvl="2" w:tentative="1">
+      <w:start w:val="1"/>
+      <w:numFmt w:val="bullet"/>
+      <w:lvlText w:val=""/>
+      <w:lvlJc w:val="left"/>
+      <w:pPr>
+        <w:tabs>
+          <w:tab w:val="num" w:pos="2160"/>
+        </w:tabs>
+        <w:ind w:left="2160" w:hanging="360"/>
+      </w:pPr>
+      <w:rPr>
+        <w:rFonts w:ascii="Wingdings" w:hAnsi="Wingdings" w:hint="default"/>
+        <w:sz w:val="20"/>
+      </w:rPr>
+    </w:lvl>
+    <w:lvl w:ilvl="3" w:tentative="1">
+      <w:start w:val="1"/>
+      <w:numFmt w:val="bullet"/>
+      <w:lvlText w:val=""/>
+      <w:lvlJc w:val="left"/>
+      <w:pPr>
+        <w:tabs>
+          <w:tab w:val="num" w:pos="2880"/>
+        </w:tabs>
+        <w:ind w:left="2880" w:hanging="360"/>
+      </w:pPr>
+      <w:rPr>
+        <w:rFonts w:ascii="Wingdings" w:hAnsi="Wingdings" w:hint="default"/>
+        <w:sz w:val="20"/>
+      </w:rPr>
+    </w:lvl>
+    <w:lvl w:ilvl="4" w:tentative="1">
+      <w:start w:val="1"/>
+      <w:numFmt w:val="bullet"/>
+      <w:lvlText w:val=""/>
+      <w:lvlJc w:val="left"/>
+      <w:pPr>
+        <w:tabs>
+          <w:tab w:val="num" w:pos="3600"/>
+        </w:tabs>
+        <w:ind w:left="3600" w:hanging="360"/>
+      </w:pPr>
+      <w:rPr>
+        <w:rFonts w:ascii="Wingdings" w:hAnsi="Wingdings" w:hint="default"/>
+        <w:sz w:val="20"/>
+      </w:rPr>
+    </w:lvl>
+    <w:lvl w:ilvl="5" w:tentative="1">
+      <w:start w:val="1"/>
+      <w:numFmt w:val="bullet"/>
+      <w:lvlText w:val=""/>
+      <w:lvlJc w:val="left"/>
+      <w:pPr>
+        <w:tabs>
+          <w:tab w:val="num" w:pos="4320"/>
+        </w:tabs>
+        <w:ind w:left="4320" w:hanging="360"/>
+      </w:pPr>
+      <w:rPr>
+        <w:rFonts w:ascii="Wingdings" w:hAnsi="Wingdings" w:hint="default"/>
+        <w:sz w:val="20"/>
+      </w:rPr>
+    </w:lvl>
+    <w:lvl w:ilvl="6" w:tentative="1">
+      <w:start w:val="1"/>
+      <w:numFmt w:val="bullet"/>
+      <w:lvlText w:val=""/>
+      <w:lvlJc w:val="left"/>
+      <w:pPr>
+        <w:tabs>
+          <w:tab w:val="num" w:pos="5040"/>
+        </w:tabs>
+        <w:ind w:left="5040" w:hanging="360"/>
+      </w:pPr>
+      <w:rPr>
+        <w:rFonts w:ascii="Wingdings" w:hAnsi="Wingdings" w:hint="default"/>
+        <w:sz w:val="20"/>
+      </w:rPr>
+    </w:lvl>
+    <w:lvl w:ilvl="7" w:tentative="1">
+      <w:start w:val="1"/>
+      <w:numFmt w:val="bullet"/>
+      <w:lvlText w:val=""/>
+      <w:lvlJc w:val="left"/>
+      <w:pPr>
+        <w:tabs>
+          <w:tab w:val="num" w:pos="5760"/>
+        </w:tabs>
+        <w:ind w:left="5760" w:hanging="360"/>
+      </w:pPr>
+      <w:rPr>
+        <w:rFonts w:ascii="Wingdings" w:hAnsi="Wingdings" w:hint="default"/>
+        <w:sz w:val="20"/>
+      </w:rPr>
+    </w:lvl>
+    <w:lvl w:ilvl="8" w:tentative="1">
+      <w:start w:val="1"/>
+      <w:numFmt w:val="bullet"/>
+      <w:lvlText w:val=""/>
+      <w:lvlJc w:val="left"/>
+      <w:pPr>
+        <w:tabs>
+          <w:tab w:val="num" w:pos="6480"/>
+        </w:tabs>
+        <w:ind w:left="6480" w:hanging="360"/>
+      </w:pPr>
+      <w:rPr>
+        <w:rFonts w:ascii="Wingdings" w:hAnsi="Wingdings" w:hint="default"/>
+        <w:sz w:val="20"/>
+      </w:rPr>
+    </w:lvl>
+  </w:abstractNum>
+  <w:abstractNum w:abstractNumId="36" w15:restartNumberingAfterBreak="0">
+    <w:nsid w:val="5B453D3D"/>
+    <w:multiLevelType w:val="multilevel"/>
+    <w:tmpl w:val="228E2BCA"/>
+    <w:lvl w:ilvl="0">
+      <w:start w:val="1"/>
+      <w:numFmt w:val="bullet"/>
+      <w:lvlText w:val=""/>
+      <w:lvlJc w:val="left"/>
+      <w:pPr>
+        <w:tabs>
+          <w:tab w:val="num" w:pos="720"/>
+        </w:tabs>
+        <w:ind w:left="720" w:hanging="360"/>
+      </w:pPr>
+      <w:rPr>
+        <w:rFonts w:ascii="Symbol" w:hAnsi="Symbol" w:hint="default"/>
+        <w:sz w:val="20"/>
+      </w:rPr>
+    </w:lvl>
+    <w:lvl w:ilvl="1" w:tentative="1">
+      <w:start w:val="1"/>
+      <w:numFmt w:val="bullet"/>
+      <w:lvlText w:val="o"/>
+      <w:lvlJc w:val="left"/>
+      <w:pPr>
+        <w:tabs>
+          <w:tab w:val="num" w:pos="1440"/>
+        </w:tabs>
+        <w:ind w:left="1440" w:hanging="360"/>
+      </w:pPr>
+      <w:rPr>
+        <w:rFonts w:ascii="Courier New" w:hAnsi="Courier New" w:hint="default"/>
+        <w:sz w:val="20"/>
+      </w:rPr>
+    </w:lvl>
+    <w:lvl w:ilvl="2" w:tentative="1">
+      <w:start w:val="1"/>
+      <w:numFmt w:val="bullet"/>
+      <w:lvlText w:val=""/>
+      <w:lvlJc w:val="left"/>
+      <w:pPr>
+        <w:tabs>
+          <w:tab w:val="num" w:pos="2160"/>
+        </w:tabs>
+        <w:ind w:left="2160" w:hanging="360"/>
+      </w:pPr>
+      <w:rPr>
+        <w:rFonts w:ascii="Wingdings" w:hAnsi="Wingdings" w:hint="default"/>
+        <w:sz w:val="20"/>
+      </w:rPr>
+    </w:lvl>
+    <w:lvl w:ilvl="3" w:tentative="1">
+      <w:start w:val="1"/>
+      <w:numFmt w:val="bullet"/>
+      <w:lvlText w:val=""/>
+      <w:lvlJc w:val="left"/>
+      <w:pPr>
+        <w:tabs>
+          <w:tab w:val="num" w:pos="2880"/>
+        </w:tabs>
+        <w:ind w:left="2880" w:hanging="360"/>
+      </w:pPr>
+      <w:rPr>
+        <w:rFonts w:ascii="Wingdings" w:hAnsi="Wingdings" w:hint="default"/>
+        <w:sz w:val="20"/>
+      </w:rPr>
+    </w:lvl>
+    <w:lvl w:ilvl="4" w:tentative="1">
+      <w:start w:val="1"/>
+      <w:numFmt w:val="bullet"/>
+      <w:lvlText w:val=""/>
+      <w:lvlJc w:val="left"/>
+      <w:pPr>
+        <w:tabs>
+          <w:tab w:val="num" w:pos="3600"/>
+        </w:tabs>
+        <w:ind w:left="3600" w:hanging="360"/>
+      </w:pPr>
+      <w:rPr>
+        <w:rFonts w:ascii="Wingdings" w:hAnsi="Wingdings" w:hint="default"/>
+        <w:sz w:val="20"/>
+      </w:rPr>
+    </w:lvl>
+    <w:lvl w:ilvl="5" w:tentative="1">
+      <w:start w:val="1"/>
+      <w:numFmt w:val="bullet"/>
+      <w:lvlText w:val=""/>
+      <w:lvlJc w:val="left"/>
+      <w:pPr>
+        <w:tabs>
+          <w:tab w:val="num" w:pos="4320"/>
+        </w:tabs>
+        <w:ind w:left="4320" w:hanging="360"/>
+      </w:pPr>
+      <w:rPr>
+        <w:rFonts w:ascii="Wingdings" w:hAnsi="Wingdings" w:hint="default"/>
+        <w:sz w:val="20"/>
+      </w:rPr>
+    </w:lvl>
+    <w:lvl w:ilvl="6" w:tentative="1">
+      <w:start w:val="1"/>
+      <w:numFmt w:val="bullet"/>
+      <w:lvlText w:val=""/>
+      <w:lvlJc w:val="left"/>
+      <w:pPr>
+        <w:tabs>
+          <w:tab w:val="num" w:pos="5040"/>
+        </w:tabs>
+        <w:ind w:left="5040" w:hanging="360"/>
+      </w:pPr>
+      <w:rPr>
+        <w:rFonts w:ascii="Wingdings" w:hAnsi="Wingdings" w:hint="default"/>
+        <w:sz w:val="20"/>
+      </w:rPr>
+    </w:lvl>
+    <w:lvl w:ilvl="7" w:tentative="1">
+      <w:start w:val="1"/>
+      <w:numFmt w:val="bullet"/>
+      <w:lvlText w:val=""/>
+      <w:lvlJc w:val="left"/>
+      <w:pPr>
+        <w:tabs>
+          <w:tab w:val="num" w:pos="5760"/>
+        </w:tabs>
+        <w:ind w:left="5760" w:hanging="360"/>
+      </w:pPr>
+      <w:rPr>
+        <w:rFonts w:ascii="Wingdings" w:hAnsi="Wingdings" w:hint="default"/>
+        <w:sz w:val="20"/>
+      </w:rPr>
+    </w:lvl>
+    <w:lvl w:ilvl="8" w:tentative="1">
+      <w:start w:val="1"/>
+      <w:numFmt w:val="bullet"/>
+      <w:lvlText w:val=""/>
+      <w:lvlJc w:val="left"/>
+      <w:pPr>
+        <w:tabs>
+          <w:tab w:val="num" w:pos="6480"/>
+        </w:tabs>
+        <w:ind w:left="6480" w:hanging="360"/>
+      </w:pPr>
+      <w:rPr>
+        <w:rFonts w:ascii="Wingdings" w:hAnsi="Wingdings" w:hint="default"/>
+        <w:sz w:val="20"/>
+      </w:rPr>
+    </w:lvl>
+  </w:abstractNum>
+  <w:abstractNum w:abstractNumId="37" w15:restartNumberingAfterBreak="0">
     <w:nsid w:val="5DDE5F3D"/>
     <w:multiLevelType w:val="multilevel"/>
     <w:tmpl w:val="FA925AF0"/>
@@ -9319,7 +14396,93 @@
       </w:rPr>
     </w:lvl>
   </w:abstractNum>
-  <w:abstractNum w:abstractNumId="23" w15:restartNumberingAfterBreak="0">
+  <w:abstractNum w:abstractNumId="38" w15:restartNumberingAfterBreak="0">
+    <w:nsid w:val="60311121"/>
+    <w:multiLevelType w:val="hybridMultilevel"/>
+    <w:tmpl w:val="34146E0A"/>
+    <w:lvl w:ilvl="0" w:tplc="1009000F">
+      <w:start w:val="1"/>
+      <w:numFmt w:val="decimal"/>
+      <w:lvlText w:val="%1."/>
+      <w:lvlJc w:val="left"/>
+      <w:pPr>
+        <w:ind w:left="720" w:hanging="360"/>
+      </w:pPr>
+    </w:lvl>
+    <w:lvl w:ilvl="1" w:tplc="10090019" w:tentative="1">
+      <w:start w:val="1"/>
+      <w:numFmt w:val="lowerLetter"/>
+      <w:lvlText w:val="%2."/>
+      <w:lvlJc w:val="left"/>
+      <w:pPr>
+        <w:ind w:left="1440" w:hanging="360"/>
+      </w:pPr>
+    </w:lvl>
+    <w:lvl w:ilvl="2" w:tplc="1009001B" w:tentative="1">
+      <w:start w:val="1"/>
+      <w:numFmt w:val="lowerRoman"/>
+      <w:lvlText w:val="%3."/>
+      <w:lvlJc w:val="right"/>
+      <w:pPr>
+        <w:ind w:left="2160" w:hanging="180"/>
+      </w:pPr>
+    </w:lvl>
+    <w:lvl w:ilvl="3" w:tplc="1009000F" w:tentative="1">
+      <w:start w:val="1"/>
+      <w:numFmt w:val="decimal"/>
+      <w:lvlText w:val="%4."/>
+      <w:lvlJc w:val="left"/>
+      <w:pPr>
+        <w:ind w:left="2880" w:hanging="360"/>
+      </w:pPr>
+    </w:lvl>
+    <w:lvl w:ilvl="4" w:tplc="10090019" w:tentative="1">
+      <w:start w:val="1"/>
+      <w:numFmt w:val="lowerLetter"/>
+      <w:lvlText w:val="%5."/>
+      <w:lvlJc w:val="left"/>
+      <w:pPr>
+        <w:ind w:left="3600" w:hanging="360"/>
+      </w:pPr>
+    </w:lvl>
+    <w:lvl w:ilvl="5" w:tplc="1009001B" w:tentative="1">
+      <w:start w:val="1"/>
+      <w:numFmt w:val="lowerRoman"/>
+      <w:lvlText w:val="%6."/>
+      <w:lvlJc w:val="right"/>
+      <w:pPr>
+        <w:ind w:left="4320" w:hanging="180"/>
+      </w:pPr>
+    </w:lvl>
+    <w:lvl w:ilvl="6" w:tplc="1009000F" w:tentative="1">
+      <w:start w:val="1"/>
+      <w:numFmt w:val="decimal"/>
+      <w:lvlText w:val="%7."/>
+      <w:lvlJc w:val="left"/>
+      <w:pPr>
+        <w:ind w:left="5040" w:hanging="360"/>
+      </w:pPr>
+    </w:lvl>
+    <w:lvl w:ilvl="7" w:tplc="10090019" w:tentative="1">
+      <w:start w:val="1"/>
+      <w:numFmt w:val="lowerLetter"/>
+      <w:lvlText w:val="%8."/>
+      <w:lvlJc w:val="left"/>
+      <w:pPr>
+        <w:ind w:left="5760" w:hanging="360"/>
+      </w:pPr>
+    </w:lvl>
+    <w:lvl w:ilvl="8" w:tplc="1009001B" w:tentative="1">
+      <w:start w:val="1"/>
+      <w:numFmt w:val="lowerRoman"/>
+      <w:lvlText w:val="%9."/>
+      <w:lvlJc w:val="right"/>
+      <w:pPr>
+        <w:ind w:left="6480" w:hanging="180"/>
+      </w:pPr>
+    </w:lvl>
+  </w:abstractNum>
+  <w:abstractNum w:abstractNumId="39" w15:restartNumberingAfterBreak="0">
     <w:nsid w:val="6233041C"/>
     <w:multiLevelType w:val="hybridMultilevel"/>
     <w:tmpl w:val="8D2C65CA"/>
@@ -9432,7 +14595,7 @@
       </w:rPr>
     </w:lvl>
   </w:abstractNum>
-  <w:abstractNum w:abstractNumId="24" w15:restartNumberingAfterBreak="0">
+  <w:abstractNum w:abstractNumId="40" w15:restartNumberingAfterBreak="0">
     <w:nsid w:val="70250433"/>
     <w:multiLevelType w:val="multilevel"/>
     <w:tmpl w:val="98267758"/>
@@ -9581,7 +14744,156 @@
       </w:rPr>
     </w:lvl>
   </w:abstractNum>
-  <w:abstractNum w:abstractNumId="25" w15:restartNumberingAfterBreak="0">
+  <w:abstractNum w:abstractNumId="41" w15:restartNumberingAfterBreak="0">
+    <w:nsid w:val="77EF5C70"/>
+    <w:multiLevelType w:val="multilevel"/>
+    <w:tmpl w:val="058E7C48"/>
+    <w:lvl w:ilvl="0">
+      <w:start w:val="1"/>
+      <w:numFmt w:val="bullet"/>
+      <w:lvlText w:val=""/>
+      <w:lvlJc w:val="left"/>
+      <w:pPr>
+        <w:tabs>
+          <w:tab w:val="num" w:pos="720"/>
+        </w:tabs>
+        <w:ind w:left="720" w:hanging="360"/>
+      </w:pPr>
+      <w:rPr>
+        <w:rFonts w:ascii="Symbol" w:hAnsi="Symbol" w:hint="default"/>
+        <w:sz w:val="20"/>
+      </w:rPr>
+    </w:lvl>
+    <w:lvl w:ilvl="1" w:tentative="1">
+      <w:start w:val="1"/>
+      <w:numFmt w:val="bullet"/>
+      <w:lvlText w:val="o"/>
+      <w:lvlJc w:val="left"/>
+      <w:pPr>
+        <w:tabs>
+          <w:tab w:val="num" w:pos="1440"/>
+        </w:tabs>
+        <w:ind w:left="1440" w:hanging="360"/>
+      </w:pPr>
+      <w:rPr>
+        <w:rFonts w:ascii="Courier New" w:hAnsi="Courier New" w:hint="default"/>
+        <w:sz w:val="20"/>
+      </w:rPr>
+    </w:lvl>
+    <w:lvl w:ilvl="2" w:tentative="1">
+      <w:start w:val="1"/>
+      <w:numFmt w:val="bullet"/>
+      <w:lvlText w:val=""/>
+      <w:lvlJc w:val="left"/>
+      <w:pPr>
+        <w:tabs>
+          <w:tab w:val="num" w:pos="2160"/>
+        </w:tabs>
+        <w:ind w:left="2160" w:hanging="360"/>
+      </w:pPr>
+      <w:rPr>
+        <w:rFonts w:ascii="Wingdings" w:hAnsi="Wingdings" w:hint="default"/>
+        <w:sz w:val="20"/>
+      </w:rPr>
+    </w:lvl>
+    <w:lvl w:ilvl="3" w:tentative="1">
+      <w:start w:val="1"/>
+      <w:numFmt w:val="bullet"/>
+      <w:lvlText w:val=""/>
+      <w:lvlJc w:val="left"/>
+      <w:pPr>
+        <w:tabs>
+          <w:tab w:val="num" w:pos="2880"/>
+        </w:tabs>
+        <w:ind w:left="2880" w:hanging="360"/>
+      </w:pPr>
+      <w:rPr>
+        <w:rFonts w:ascii="Wingdings" w:hAnsi="Wingdings" w:hint="default"/>
+        <w:sz w:val="20"/>
+      </w:rPr>
+    </w:lvl>
+    <w:lvl w:ilvl="4" w:tentative="1">
+      <w:start w:val="1"/>
+      <w:numFmt w:val="bullet"/>
+      <w:lvlText w:val=""/>
+      <w:lvlJc w:val="left"/>
+      <w:pPr>
+        <w:tabs>
+          <w:tab w:val="num" w:pos="3600"/>
+        </w:tabs>
+        <w:ind w:left="3600" w:hanging="360"/>
+      </w:pPr>
+      <w:rPr>
+        <w:rFonts w:ascii="Wingdings" w:hAnsi="Wingdings" w:hint="default"/>
+        <w:sz w:val="20"/>
+      </w:rPr>
+    </w:lvl>
+    <w:lvl w:ilvl="5" w:tentative="1">
+      <w:start w:val="1"/>
+      <w:numFmt w:val="bullet"/>
+      <w:lvlText w:val=""/>
+      <w:lvlJc w:val="left"/>
+      <w:pPr>
+        <w:tabs>
+          <w:tab w:val="num" w:pos="4320"/>
+        </w:tabs>
+        <w:ind w:left="4320" w:hanging="360"/>
+      </w:pPr>
+      <w:rPr>
+        <w:rFonts w:ascii="Wingdings" w:hAnsi="Wingdings" w:hint="default"/>
+        <w:sz w:val="20"/>
+      </w:rPr>
+    </w:lvl>
+    <w:lvl w:ilvl="6" w:tentative="1">
+      <w:start w:val="1"/>
+      <w:numFmt w:val="bullet"/>
+      <w:lvlText w:val=""/>
+      <w:lvlJc w:val="left"/>
+      <w:pPr>
+        <w:tabs>
+          <w:tab w:val="num" w:pos="5040"/>
+        </w:tabs>
+        <w:ind w:left="5040" w:hanging="360"/>
+      </w:pPr>
+      <w:rPr>
+        <w:rFonts w:ascii="Wingdings" w:hAnsi="Wingdings" w:hint="default"/>
+        <w:sz w:val="20"/>
+      </w:rPr>
+    </w:lvl>
+    <w:lvl w:ilvl="7" w:tentative="1">
+      <w:start w:val="1"/>
+      <w:numFmt w:val="bullet"/>
+      <w:lvlText w:val=""/>
+      <w:lvlJc w:val="left"/>
+      <w:pPr>
+        <w:tabs>
+          <w:tab w:val="num" w:pos="5760"/>
+        </w:tabs>
+        <w:ind w:left="5760" w:hanging="360"/>
+      </w:pPr>
+      <w:rPr>
+        <w:rFonts w:ascii="Wingdings" w:hAnsi="Wingdings" w:hint="default"/>
+        <w:sz w:val="20"/>
+      </w:rPr>
+    </w:lvl>
+    <w:lvl w:ilvl="8" w:tentative="1">
+      <w:start w:val="1"/>
+      <w:numFmt w:val="bullet"/>
+      <w:lvlText w:val=""/>
+      <w:lvlJc w:val="left"/>
+      <w:pPr>
+        <w:tabs>
+          <w:tab w:val="num" w:pos="6480"/>
+        </w:tabs>
+        <w:ind w:left="6480" w:hanging="360"/>
+      </w:pPr>
+      <w:rPr>
+        <w:rFonts w:ascii="Wingdings" w:hAnsi="Wingdings" w:hint="default"/>
+        <w:sz w:val="20"/>
+      </w:rPr>
+    </w:lvl>
+  </w:abstractNum>
+  <w:abstractNum w:abstractNumId="42" w15:restartNumberingAfterBreak="0">
     <w:nsid w:val="7EEE3678"/>
     <w:multiLevelType w:val="multilevel"/>
     <w:tmpl w:val="C206E0D4"/>
@@ -9731,82 +15043,133 @@
     </w:lvl>
   </w:abstractNum>
   <w:num w:numId="1" w16cid:durableId="1722244434">
-    <w:abstractNumId w:val="17"/>
+    <w:abstractNumId w:val="25"/>
   </w:num>
   <w:num w:numId="2" w16cid:durableId="1327124678">
-    <w:abstractNumId w:val="8"/>
+    <w:abstractNumId w:val="15"/>
   </w:num>
   <w:num w:numId="3" w16cid:durableId="179129693">
     <w:abstractNumId w:val="1"/>
   </w:num>
   <w:num w:numId="4" w16cid:durableId="55783816">
+    <w:abstractNumId w:val="16"/>
+  </w:num>
+  <w:num w:numId="5" w16cid:durableId="1949118223">
+    <w:abstractNumId w:val="40"/>
+  </w:num>
+  <w:num w:numId="6" w16cid:durableId="702362771">
+    <w:abstractNumId w:val="17"/>
+  </w:num>
+  <w:num w:numId="7" w16cid:durableId="960067666">
+    <w:abstractNumId w:val="24"/>
+  </w:num>
+  <w:num w:numId="8" w16cid:durableId="640187390">
+    <w:abstractNumId w:val="3"/>
+  </w:num>
+  <w:num w:numId="9" w16cid:durableId="1103577767">
+    <w:abstractNumId w:val="33"/>
+  </w:num>
+  <w:num w:numId="10" w16cid:durableId="1195340797">
+    <w:abstractNumId w:val="4"/>
+  </w:num>
+  <w:num w:numId="11" w16cid:durableId="1925067143">
+    <w:abstractNumId w:val="22"/>
+  </w:num>
+  <w:num w:numId="12" w16cid:durableId="253977761">
+    <w:abstractNumId w:val="19"/>
+  </w:num>
+  <w:num w:numId="13" w16cid:durableId="25525118">
+    <w:abstractNumId w:val="39"/>
+  </w:num>
+  <w:num w:numId="14" w16cid:durableId="1394618382">
+    <w:abstractNumId w:val="14"/>
+  </w:num>
+  <w:num w:numId="15" w16cid:durableId="344401772">
     <w:abstractNumId w:val="9"/>
   </w:num>
-  <w:num w:numId="5" w16cid:durableId="1949118223">
-    <w:abstractNumId w:val="24"/>
+  <w:num w:numId="16" w16cid:durableId="1460027317">
+    <w:abstractNumId w:val="42"/>
   </w:num>
-  <w:num w:numId="6" w16cid:durableId="702362771">
-    <w:abstractNumId w:val="10"/>
+  <w:num w:numId="17" w16cid:durableId="962268853">
+    <w:abstractNumId w:val="30"/>
   </w:num>
-  <w:num w:numId="7" w16cid:durableId="960067666">
-    <w:abstractNumId w:val="16"/>
+  <w:num w:numId="18" w16cid:durableId="446507225">
+    <w:abstractNumId w:val="11"/>
   </w:num>
-  <w:num w:numId="8" w16cid:durableId="640187390">
-    <w:abstractNumId w:val="2"/>
-  </w:num>
-  <w:num w:numId="9" w16cid:durableId="1103577767">
-    <w:abstractNumId w:val="21"/>
-  </w:num>
-  <w:num w:numId="10" w16cid:durableId="1195340797">
-    <w:abstractNumId w:val="3"/>
-  </w:num>
-  <w:num w:numId="11" w16cid:durableId="1925067143">
-    <w:abstractNumId w:val="14"/>
-  </w:num>
-  <w:num w:numId="12" w16cid:durableId="253977761">
-    <w:abstractNumId w:val="12"/>
-  </w:num>
-  <w:num w:numId="13" w16cid:durableId="25525118">
+  <w:num w:numId="19" w16cid:durableId="222105735">
     <w:abstractNumId w:val="23"/>
   </w:num>
-  <w:num w:numId="14" w16cid:durableId="1394618382">
+  <w:num w:numId="20" w16cid:durableId="160392730">
+    <w:abstractNumId w:val="26"/>
+  </w:num>
+  <w:num w:numId="21" w16cid:durableId="1043795286">
+    <w:abstractNumId w:val="18"/>
+  </w:num>
+  <w:num w:numId="22" w16cid:durableId="991836717">
     <w:abstractNumId w:val="7"/>
   </w:num>
-  <w:num w:numId="15" w16cid:durableId="344401772">
-    <w:abstractNumId w:val="5"/>
-  </w:num>
-  <w:num w:numId="16" w16cid:durableId="1460027317">
-    <w:abstractNumId w:val="25"/>
-  </w:num>
-  <w:num w:numId="17" w16cid:durableId="962268853">
-    <w:abstractNumId w:val="20"/>
-  </w:num>
-  <w:num w:numId="18" w16cid:durableId="446507225">
-    <w:abstractNumId w:val="6"/>
-  </w:num>
-  <w:num w:numId="19" w16cid:durableId="222105735">
-    <w:abstractNumId w:val="15"/>
-  </w:num>
-  <w:num w:numId="20" w16cid:durableId="160392730">
-    <w:abstractNumId w:val="18"/>
-  </w:num>
-  <w:num w:numId="21" w16cid:durableId="1043795286">
-    <w:abstractNumId w:val="11"/>
-  </w:num>
-  <w:num w:numId="22" w16cid:durableId="991836717">
-    <w:abstractNumId w:val="4"/>
-  </w:num>
   <w:num w:numId="23" w16cid:durableId="256988804">
-    <w:abstractNumId w:val="22"/>
+    <w:abstractNumId w:val="37"/>
   </w:num>
   <w:num w:numId="24" w16cid:durableId="1459373912">
-    <w:abstractNumId w:val="19"/>
+    <w:abstractNumId w:val="27"/>
   </w:num>
   <w:num w:numId="25" w16cid:durableId="2132477441">
-    <w:abstractNumId w:val="13"/>
+    <w:abstractNumId w:val="20"/>
   </w:num>
   <w:num w:numId="26" w16cid:durableId="1506744995">
     <w:abstractNumId w:val="0"/>
+  </w:num>
+  <w:num w:numId="27" w16cid:durableId="880901263">
+    <w:abstractNumId w:val="38"/>
+  </w:num>
+  <w:num w:numId="28" w16cid:durableId="318195677">
+    <w:abstractNumId w:val="13"/>
+  </w:num>
+  <w:num w:numId="29" w16cid:durableId="1106538511">
+    <w:abstractNumId w:val="31"/>
+  </w:num>
+  <w:num w:numId="30" w16cid:durableId="574095938">
+    <w:abstractNumId w:val="41"/>
+  </w:num>
+  <w:num w:numId="31" w16cid:durableId="1978030461">
+    <w:abstractNumId w:val="12"/>
+  </w:num>
+  <w:num w:numId="32" w16cid:durableId="2006592686">
+    <w:abstractNumId w:val="35"/>
+  </w:num>
+  <w:num w:numId="33" w16cid:durableId="596795125">
+    <w:abstractNumId w:val="36"/>
+  </w:num>
+  <w:num w:numId="34" w16cid:durableId="14579526">
+    <w:abstractNumId w:val="8"/>
+  </w:num>
+  <w:num w:numId="35" w16cid:durableId="1534266270">
+    <w:abstractNumId w:val="29"/>
+  </w:num>
+  <w:num w:numId="36" w16cid:durableId="396973211">
+    <w:abstractNumId w:val="6"/>
+  </w:num>
+  <w:num w:numId="37" w16cid:durableId="98641607">
+    <w:abstractNumId w:val="34"/>
+  </w:num>
+  <w:num w:numId="38" w16cid:durableId="1928078498">
+    <w:abstractNumId w:val="2"/>
+  </w:num>
+  <w:num w:numId="39" w16cid:durableId="1832988262">
+    <w:abstractNumId w:val="21"/>
+  </w:num>
+  <w:num w:numId="40" w16cid:durableId="1296377626">
+    <w:abstractNumId w:val="32"/>
+  </w:num>
+  <w:num w:numId="41" w16cid:durableId="1666124263">
+    <w:abstractNumId w:val="10"/>
+  </w:num>
+  <w:num w:numId="42" w16cid:durableId="32848285">
+    <w:abstractNumId w:val="5"/>
+  </w:num>
+  <w:num w:numId="43" w16cid:durableId="1810124269">
+    <w:abstractNumId w:val="28"/>
   </w:num>
 </w:numbering>
 </file>
@@ -10749,6 +16112,61 @@
       <w:bCs/>
     </w:rPr>
   </w:style>
+  <w:style w:type="character" w:styleId="Hyperlink">
+    <w:name w:val="Hyperlink"/>
+    <w:basedOn w:val="DefaultParagraphFont"/>
+    <w:uiPriority w:val="99"/>
+    <w:unhideWhenUsed/>
+    <w:rsid w:val="00E930CE"/>
+    <w:rPr>
+      <w:color w:val="467886" w:themeColor="hyperlink"/>
+      <w:u w:val="single"/>
+    </w:rPr>
+  </w:style>
+  <w:style w:type="paragraph" w:styleId="Header">
+    <w:name w:val="header"/>
+    <w:basedOn w:val="Normal"/>
+    <w:link w:val="HeaderChar"/>
+    <w:uiPriority w:val="99"/>
+    <w:unhideWhenUsed/>
+    <w:rsid w:val="002E0228"/>
+    <w:pPr>
+      <w:tabs>
+        <w:tab w:val="center" w:pos="4680"/>
+        <w:tab w:val="right" w:pos="9360"/>
+      </w:tabs>
+      <w:spacing w:after="0" w:line="240" w:lineRule="auto"/>
+    </w:pPr>
+  </w:style>
+  <w:style w:type="character" w:customStyle="1" w:styleId="HeaderChar">
+    <w:name w:val="Header Char"/>
+    <w:basedOn w:val="DefaultParagraphFont"/>
+    <w:link w:val="Header"/>
+    <w:uiPriority w:val="99"/>
+    <w:rsid w:val="002E0228"/>
+  </w:style>
+  <w:style w:type="paragraph" w:styleId="Footer">
+    <w:name w:val="footer"/>
+    <w:basedOn w:val="Normal"/>
+    <w:link w:val="FooterChar"/>
+    <w:uiPriority w:val="99"/>
+    <w:unhideWhenUsed/>
+    <w:rsid w:val="002E0228"/>
+    <w:pPr>
+      <w:tabs>
+        <w:tab w:val="center" w:pos="4680"/>
+        <w:tab w:val="right" w:pos="9360"/>
+      </w:tabs>
+      <w:spacing w:after="0" w:line="240" w:lineRule="auto"/>
+    </w:pPr>
+  </w:style>
+  <w:style w:type="character" w:customStyle="1" w:styleId="FooterChar">
+    <w:name w:val="Footer Char"/>
+    <w:basedOn w:val="DefaultParagraphFont"/>
+    <w:link w:val="Footer"/>
+    <w:uiPriority w:val="99"/>
+    <w:rsid w:val="002E0228"/>
+  </w:style>
 </w:styles>
 </file>
 
